--- a/doc/JALoP_v2x_User_Guide.docx
+++ b/doc/JALoP_v2x_User_Guide.docx
@@ -10,6 +10,7 @@
           <w:docPartUnique/>
         </w:docPartObj>
       </w:sdtPr>
+      <w:sdtEndPr/>
       <w:sdtContent>
         <w:p>
           <w:pPr>
@@ -165,7 +166,7 @@
               </mc:Choice>
               <mc:Fallback>
                 <w:pict>
-                  <v:line w14:anchorId="0FC0A88F" id="Straight Connector 6" o:spid="_x0000_s1026" style="position:absolute;flip:x y;z-index:251658241;visibility:visible;mso-wrap-style:square;mso-width-percent:0;mso-height-percent:0;mso-wrap-distance-left:9pt;mso-wrap-distance-top:0;mso-wrap-distance-right:9pt;mso-wrap-distance-bottom:0;mso-position-horizontal:right;mso-position-horizontal-relative:margin;mso-position-vertical:absolute;mso-position-vertical-relative:text;mso-width-percent:0;mso-height-percent:0;mso-width-relative:margin;mso-height-relative:margin" from="410.8pt,8.6pt" to="872.8pt,8.6pt" o:gfxdata="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" strokecolor="#0d0d0d [3069]" strokeweight="1.5pt">
+                  <v:line w14:anchorId="7A232222" id="Straight Connector 6" o:spid="_x0000_s1026" style="position:absolute;flip:x y;z-index:251658241;visibility:visible;mso-wrap-style:square;mso-width-percent:0;mso-height-percent:0;mso-wrap-distance-left:9pt;mso-wrap-distance-top:0;mso-wrap-distance-right:9pt;mso-wrap-distance-bottom:0;mso-position-horizontal:right;mso-position-horizontal-relative:margin;mso-position-vertical:absolute;mso-position-vertical-relative:text;mso-width-percent:0;mso-height-percent:0;mso-width-relative:margin;mso-height-relative:margin" from="410.8pt,8.6pt" to="872.8pt,8.6pt" o:gfxdata="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" strokecolor="#0d0d0d [3069]" strokeweight="1.5pt">
                     <v:stroke joinstyle="miter"/>
                     <w10:wrap anchorx="margin"/>
                   </v:line>
@@ -190,26 +191,7 @@
               <w:sz w:val="24"/>
               <w:szCs w:val="24"/>
             </w:rPr>
-            <w:t>Draft</w:t>
-          </w:r>
-        </w:p>
-        <w:p>
-          <w:pPr>
-            <w:spacing w:after="120"/>
-            <w:jc w:val="center"/>
-            <w:rPr>
-              <w:rFonts w:ascii="Arial" w:hAnsi="Arial" w:cs="Arial"/>
-              <w:sz w:val="24"/>
-              <w:szCs w:val="24"/>
-            </w:rPr>
-          </w:pPr>
-          <w:r>
-            <w:rPr>
-              <w:rFonts w:ascii="Arial" w:hAnsi="Arial" w:cs="Arial"/>
-              <w:sz w:val="24"/>
-              <w:szCs w:val="24"/>
-            </w:rPr>
-            <w:t xml:space="preserve">08 </w:t>
+            <w:t>5</w:t>
           </w:r>
           <w:r>
             <w:rPr>
@@ -217,7 +199,23 @@
               <w:sz w:val="24"/>
               <w:szCs w:val="24"/>
             </w:rPr>
-            <w:t xml:space="preserve">March </w:t>
+            <w:t xml:space="preserve"> </w:t>
+          </w:r>
+          <w:r>
+            <w:rPr>
+              <w:rFonts w:ascii="Arial" w:hAnsi="Arial" w:cs="Arial"/>
+              <w:sz w:val="24"/>
+              <w:szCs w:val="24"/>
+            </w:rPr>
+            <w:t>August</w:t>
+          </w:r>
+          <w:r>
+            <w:rPr>
+              <w:rFonts w:ascii="Arial" w:hAnsi="Arial" w:cs="Arial"/>
+              <w:sz w:val="24"/>
+              <w:szCs w:val="24"/>
+            </w:rPr>
+            <w:t xml:space="preserve"> </w:t>
           </w:r>
           <w:r>
             <w:rPr>
@@ -281,16 +279,7 @@
             <w:br w:type="page"/>
           </w:r>
         </w:p>
-        <w:p>
-          <w:pPr>
-            <w:rPr>
-              <w:rFonts w:asciiTheme="majorHAnsi" w:eastAsiaTheme="majorEastAsia" w:hAnsiTheme="majorHAnsi" w:cstheme="majorBidi"/>
-              <w:color w:val="2E74B5" w:themeColor="accent1" w:themeShade="BF"/>
-              <w:sz w:val="32"/>
-              <w:szCs w:val="32"/>
-            </w:rPr>
-          </w:pPr>
-        </w:p>
+        <w:p/>
       </w:sdtContent>
     </w:sdt>
     <w:sdt>
@@ -307,6 +296,7 @@
           <w:docPartUnique/>
         </w:docPartObj>
       </w:sdtPr>
+      <w:sdtEndPr/>
       <w:sdtContent>
         <w:p>
           <w:pPr>
@@ -327,6 +317,8 @@
               <w:rFonts w:eastAsiaTheme="minorEastAsia"/>
               <w:noProof/>
               <w:kern w:val="2"/>
+              <w:sz w:val="24"/>
+              <w:szCs w:val="24"/>
               <w14:ligatures w14:val="standardContextual"/>
             </w:rPr>
           </w:pPr>
@@ -339,7 +331,7 @@
           <w:r>
             <w:fldChar w:fldCharType="separate"/>
           </w:r>
-          <w:hyperlink w:anchor="_Toc160801956" w:history="1">
+          <w:hyperlink w:anchor="_Toc175164288" w:history="1">
             <w:r>
               <w:rPr>
                 <w:rStyle w:val="Hyperlink"/>
@@ -352,6 +344,8 @@
                 <w:rFonts w:eastAsiaTheme="minorEastAsia"/>
                 <w:noProof/>
                 <w:kern w:val="2"/>
+                <w:sz w:val="24"/>
+                <w:szCs w:val="24"/>
                 <w14:ligatures w14:val="standardContextual"/>
               </w:rPr>
               <w:tab/>
@@ -382,7 +376,7 @@
                 <w:noProof/>
                 <w:webHidden/>
               </w:rPr>
-              <w:instrText xml:space="preserve"> PAGEREF _Toc160801956 \h </w:instrText>
+              <w:instrText xml:space="preserve"> PAGEREF _Toc175164288 \h </w:instrText>
             </w:r>
             <w:r>
               <w:rPr>
@@ -424,10 +418,12 @@
               <w:rFonts w:eastAsiaTheme="minorEastAsia"/>
               <w:noProof/>
               <w:kern w:val="2"/>
+              <w:sz w:val="24"/>
+              <w:szCs w:val="24"/>
               <w14:ligatures w14:val="standardContextual"/>
             </w:rPr>
           </w:pPr>
-          <w:hyperlink w:anchor="_Toc160801957" w:history="1">
+          <w:hyperlink w:anchor="_Toc175164289" w:history="1">
             <w:r>
               <w:rPr>
                 <w:rStyle w:val="Hyperlink"/>
@@ -440,6 +436,8 @@
                 <w:rFonts w:eastAsiaTheme="minorEastAsia"/>
                 <w:noProof/>
                 <w:kern w:val="2"/>
+                <w:sz w:val="24"/>
+                <w:szCs w:val="24"/>
                 <w14:ligatures w14:val="standardContextual"/>
               </w:rPr>
               <w:tab/>
@@ -470,7 +468,7 @@
                 <w:noProof/>
                 <w:webHidden/>
               </w:rPr>
-              <w:instrText xml:space="preserve"> PAGEREF _Toc160801957 \h </w:instrText>
+              <w:instrText xml:space="preserve"> PAGEREF _Toc175164289 \h </w:instrText>
             </w:r>
             <w:r>
               <w:rPr>
@@ -508,10 +506,12 @@
               <w:rFonts w:eastAsiaTheme="minorEastAsia"/>
               <w:noProof/>
               <w:kern w:val="2"/>
+              <w:sz w:val="24"/>
+              <w:szCs w:val="24"/>
               <w14:ligatures w14:val="standardContextual"/>
             </w:rPr>
           </w:pPr>
-          <w:hyperlink w:anchor="_Toc160801958" w:history="1">
+          <w:hyperlink w:anchor="_Toc175164290" w:history="1">
             <w:r>
               <w:rPr>
                 <w:rStyle w:val="Hyperlink"/>
@@ -524,6 +524,8 @@
                 <w:rFonts w:eastAsiaTheme="minorEastAsia"/>
                 <w:noProof/>
                 <w:kern w:val="2"/>
+                <w:sz w:val="24"/>
+                <w:szCs w:val="24"/>
                 <w14:ligatures w14:val="standardContextual"/>
               </w:rPr>
               <w:tab/>
@@ -554,7 +556,7 @@
                 <w:noProof/>
                 <w:webHidden/>
               </w:rPr>
-              <w:instrText xml:space="preserve"> PAGEREF _Toc160801958 \h </w:instrText>
+              <w:instrText xml:space="preserve"> PAGEREF _Toc175164290 \h </w:instrText>
             </w:r>
             <w:r>
               <w:rPr>
@@ -592,10 +594,12 @@
               <w:rFonts w:eastAsiaTheme="minorEastAsia"/>
               <w:noProof/>
               <w:kern w:val="2"/>
+              <w:sz w:val="24"/>
+              <w:szCs w:val="24"/>
               <w14:ligatures w14:val="standardContextual"/>
             </w:rPr>
           </w:pPr>
-          <w:hyperlink w:anchor="_Toc160801959" w:history="1">
+          <w:hyperlink w:anchor="_Toc175164291" w:history="1">
             <w:r>
               <w:rPr>
                 <w:rStyle w:val="Hyperlink"/>
@@ -608,6 +612,8 @@
                 <w:rFonts w:eastAsiaTheme="minorEastAsia"/>
                 <w:noProof/>
                 <w:kern w:val="2"/>
+                <w:sz w:val="24"/>
+                <w:szCs w:val="24"/>
                 <w14:ligatures w14:val="standardContextual"/>
               </w:rPr>
               <w:tab/>
@@ -638,7 +644,7 @@
                 <w:noProof/>
                 <w:webHidden/>
               </w:rPr>
-              <w:instrText xml:space="preserve"> PAGEREF _Toc160801959 \h </w:instrText>
+              <w:instrText xml:space="preserve"> PAGEREF _Toc175164291 \h </w:instrText>
             </w:r>
             <w:r>
               <w:rPr>
@@ -680,10 +686,12 @@
               <w:rFonts w:eastAsiaTheme="minorEastAsia"/>
               <w:noProof/>
               <w:kern w:val="2"/>
+              <w:sz w:val="24"/>
+              <w:szCs w:val="24"/>
               <w14:ligatures w14:val="standardContextual"/>
             </w:rPr>
           </w:pPr>
-          <w:hyperlink w:anchor="_Toc160801960" w:history="1">
+          <w:hyperlink w:anchor="_Toc175164292" w:history="1">
             <w:r>
               <w:rPr>
                 <w:rStyle w:val="Hyperlink"/>
@@ -696,6 +704,8 @@
                 <w:rFonts w:eastAsiaTheme="minorEastAsia"/>
                 <w:noProof/>
                 <w:kern w:val="2"/>
+                <w:sz w:val="24"/>
+                <w:szCs w:val="24"/>
                 <w14:ligatures w14:val="standardContextual"/>
               </w:rPr>
               <w:tab/>
@@ -726,7 +736,7 @@
                 <w:noProof/>
                 <w:webHidden/>
               </w:rPr>
-              <w:instrText xml:space="preserve"> PAGEREF _Toc160801960 \h </w:instrText>
+              <w:instrText xml:space="preserve"> PAGEREF _Toc175164292 \h </w:instrText>
             </w:r>
             <w:r>
               <w:rPr>
@@ -764,10 +774,12 @@
               <w:rFonts w:eastAsiaTheme="minorEastAsia"/>
               <w:noProof/>
               <w:kern w:val="2"/>
+              <w:sz w:val="24"/>
+              <w:szCs w:val="24"/>
               <w14:ligatures w14:val="standardContextual"/>
             </w:rPr>
           </w:pPr>
-          <w:hyperlink w:anchor="_Toc160801961" w:history="1">
+          <w:hyperlink w:anchor="_Toc175164293" w:history="1">
             <w:r>
               <w:rPr>
                 <w:rStyle w:val="Hyperlink"/>
@@ -780,6 +792,8 @@
                 <w:rFonts w:eastAsiaTheme="minorEastAsia"/>
                 <w:noProof/>
                 <w:kern w:val="2"/>
+                <w:sz w:val="24"/>
+                <w:szCs w:val="24"/>
                 <w14:ligatures w14:val="standardContextual"/>
               </w:rPr>
               <w:tab/>
@@ -810,7 +824,7 @@
                 <w:noProof/>
                 <w:webHidden/>
               </w:rPr>
-              <w:instrText xml:space="preserve"> PAGEREF _Toc160801961 \h </w:instrText>
+              <w:instrText xml:space="preserve"> PAGEREF _Toc175164293 \h </w:instrText>
             </w:r>
             <w:r>
               <w:rPr>
@@ -848,10 +862,12 @@
               <w:rFonts w:eastAsiaTheme="minorEastAsia"/>
               <w:noProof/>
               <w:kern w:val="2"/>
+              <w:sz w:val="24"/>
+              <w:szCs w:val="24"/>
               <w14:ligatures w14:val="standardContextual"/>
             </w:rPr>
           </w:pPr>
-          <w:hyperlink w:anchor="_Toc160801962" w:history="1">
+          <w:hyperlink w:anchor="_Toc175164294" w:history="1">
             <w:r>
               <w:rPr>
                 <w:rStyle w:val="Hyperlink"/>
@@ -864,6 +880,8 @@
                 <w:rFonts w:eastAsiaTheme="minorEastAsia"/>
                 <w:noProof/>
                 <w:kern w:val="2"/>
+                <w:sz w:val="24"/>
+                <w:szCs w:val="24"/>
                 <w14:ligatures w14:val="standardContextual"/>
               </w:rPr>
               <w:tab/>
@@ -894,7 +912,7 @@
                 <w:noProof/>
                 <w:webHidden/>
               </w:rPr>
-              <w:instrText xml:space="preserve"> PAGEREF _Toc160801962 \h </w:instrText>
+              <w:instrText xml:space="preserve"> PAGEREF _Toc175164294 \h </w:instrText>
             </w:r>
             <w:r>
               <w:rPr>
@@ -932,10 +950,12 @@
               <w:rFonts w:eastAsiaTheme="minorEastAsia"/>
               <w:noProof/>
               <w:kern w:val="2"/>
+              <w:sz w:val="24"/>
+              <w:szCs w:val="24"/>
               <w14:ligatures w14:val="standardContextual"/>
             </w:rPr>
           </w:pPr>
-          <w:hyperlink w:anchor="_Toc160801963" w:history="1">
+          <w:hyperlink w:anchor="_Toc175164295" w:history="1">
             <w:r>
               <w:rPr>
                 <w:rStyle w:val="Hyperlink"/>
@@ -948,6 +968,8 @@
                 <w:rFonts w:eastAsiaTheme="minorEastAsia"/>
                 <w:noProof/>
                 <w:kern w:val="2"/>
+                <w:sz w:val="24"/>
+                <w:szCs w:val="24"/>
                 <w14:ligatures w14:val="standardContextual"/>
               </w:rPr>
               <w:tab/>
@@ -978,7 +1000,7 @@
                 <w:noProof/>
                 <w:webHidden/>
               </w:rPr>
-              <w:instrText xml:space="preserve"> PAGEREF _Toc160801963 \h </w:instrText>
+              <w:instrText xml:space="preserve"> PAGEREF _Toc175164295 \h </w:instrText>
             </w:r>
             <w:r>
               <w:rPr>
@@ -999,6 +1021,94 @@
                 <w:webHidden/>
               </w:rPr>
               <w:t>7</w:t>
+            </w:r>
+            <w:r>
+              <w:rPr>
+                <w:noProof/>
+                <w:webHidden/>
+              </w:rPr>
+              <w:fldChar w:fldCharType="end"/>
+            </w:r>
+          </w:hyperlink>
+        </w:p>
+        <w:p>
+          <w:pPr>
+            <w:pStyle w:val="TOC3"/>
+            <w:rPr>
+              <w:rFonts w:eastAsiaTheme="minorEastAsia"/>
+              <w:noProof/>
+              <w:kern w:val="2"/>
+              <w:sz w:val="24"/>
+              <w:szCs w:val="24"/>
+              <w14:ligatures w14:val="standardContextual"/>
+            </w:rPr>
+          </w:pPr>
+          <w:hyperlink w:anchor="_Toc175164296" w:history="1">
+            <w:r>
+              <w:rPr>
+                <w:rStyle w:val="Hyperlink"/>
+                <w:noProof/>
+              </w:rPr>
+              <w:t>3.1.3</w:t>
+            </w:r>
+            <w:r>
+              <w:rPr>
+                <w:rFonts w:eastAsiaTheme="minorEastAsia"/>
+                <w:noProof/>
+                <w:kern w:val="2"/>
+                <w:sz w:val="24"/>
+                <w:szCs w:val="24"/>
+                <w14:ligatures w14:val="standardContextual"/>
+              </w:rPr>
+              <w:tab/>
+            </w:r>
+            <w:r>
+              <w:rPr>
+                <w:rStyle w:val="Hyperlink"/>
+                <w:noProof/>
+              </w:rPr>
+              <w:t>RHEL 9</w:t>
+            </w:r>
+            <w:r>
+              <w:rPr>
+                <w:noProof/>
+                <w:webHidden/>
+              </w:rPr>
+              <w:tab/>
+            </w:r>
+            <w:r>
+              <w:rPr>
+                <w:noProof/>
+                <w:webHidden/>
+              </w:rPr>
+              <w:fldChar w:fldCharType="begin"/>
+            </w:r>
+            <w:r>
+              <w:rPr>
+                <w:noProof/>
+                <w:webHidden/>
+              </w:rPr>
+              <w:instrText xml:space="preserve"> PAGEREF _Toc175164296 \h </w:instrText>
+            </w:r>
+            <w:r>
+              <w:rPr>
+                <w:noProof/>
+                <w:webHidden/>
+              </w:rPr>
+            </w:r>
+            <w:r>
+              <w:rPr>
+                <w:noProof/>
+                <w:webHidden/>
+              </w:rPr>
+              <w:fldChar w:fldCharType="separate"/>
+            </w:r>
+            <w:r>
+              <w:rPr>
+                <w:noProof/>
+                <w:webHidden/>
+              </w:rPr>
+              <w:t>8</w:t>
             </w:r>
             <w:r>
               <w:rPr>
@@ -1016,10 +1126,12 @@
               <w:rFonts w:eastAsiaTheme="minorEastAsia"/>
               <w:noProof/>
               <w:kern w:val="2"/>
+              <w:sz w:val="24"/>
+              <w:szCs w:val="24"/>
               <w14:ligatures w14:val="standardContextual"/>
             </w:rPr>
           </w:pPr>
-          <w:hyperlink w:anchor="_Toc160801964" w:history="1">
+          <w:hyperlink w:anchor="_Toc175164297" w:history="1">
             <w:r>
               <w:rPr>
                 <w:rStyle w:val="Hyperlink"/>
@@ -1032,6 +1144,8 @@
                 <w:rFonts w:eastAsiaTheme="minorEastAsia"/>
                 <w:noProof/>
                 <w:kern w:val="2"/>
+                <w:sz w:val="24"/>
+                <w:szCs w:val="24"/>
                 <w14:ligatures w14:val="standardContextual"/>
               </w:rPr>
               <w:tab/>
@@ -1062,7 +1176,7 @@
                 <w:noProof/>
                 <w:webHidden/>
               </w:rPr>
-              <w:instrText xml:space="preserve"> PAGEREF _Toc160801964 \h </w:instrText>
+              <w:instrText xml:space="preserve"> PAGEREF _Toc175164297 \h </w:instrText>
             </w:r>
             <w:r>
               <w:rPr>
@@ -1082,7 +1196,7 @@
                 <w:noProof/>
                 <w:webHidden/>
               </w:rPr>
-              <w:t>7</w:t>
+              <w:t>8</w:t>
             </w:r>
             <w:r>
               <w:rPr>
@@ -1100,10 +1214,12 @@
               <w:rFonts w:eastAsiaTheme="minorEastAsia"/>
               <w:noProof/>
               <w:kern w:val="2"/>
+              <w:sz w:val="24"/>
+              <w:szCs w:val="24"/>
               <w14:ligatures w14:val="standardContextual"/>
             </w:rPr>
           </w:pPr>
-          <w:hyperlink w:anchor="_Toc160801965" w:history="1">
+          <w:hyperlink w:anchor="_Toc175164298" w:history="1">
             <w:r>
               <w:rPr>
                 <w:rStyle w:val="Hyperlink"/>
@@ -1116,6 +1232,8 @@
                 <w:rFonts w:eastAsiaTheme="minorEastAsia"/>
                 <w:noProof/>
                 <w:kern w:val="2"/>
+                <w:sz w:val="24"/>
+                <w:szCs w:val="24"/>
                 <w14:ligatures w14:val="standardContextual"/>
               </w:rPr>
               <w:tab/>
@@ -1146,7 +1264,7 @@
                 <w:noProof/>
                 <w:webHidden/>
               </w:rPr>
-              <w:instrText xml:space="preserve"> PAGEREF _Toc160801965 \h </w:instrText>
+              <w:instrText xml:space="preserve"> PAGEREF _Toc175164298 \h </w:instrText>
             </w:r>
             <w:r>
               <w:rPr>
@@ -1166,7 +1284,7 @@
                 <w:noProof/>
                 <w:webHidden/>
               </w:rPr>
-              <w:t>8</w:t>
+              <w:t>9</w:t>
             </w:r>
             <w:r>
               <w:rPr>
@@ -1184,10 +1302,12 @@
               <w:rFonts w:eastAsiaTheme="minorEastAsia"/>
               <w:noProof/>
               <w:kern w:val="2"/>
+              <w:sz w:val="24"/>
+              <w:szCs w:val="24"/>
               <w14:ligatures w14:val="standardContextual"/>
             </w:rPr>
           </w:pPr>
-          <w:hyperlink w:anchor="_Toc160801966" w:history="1">
+          <w:hyperlink w:anchor="_Toc175164299" w:history="1">
             <w:r>
               <w:rPr>
                 <w:rStyle w:val="Hyperlink"/>
@@ -1200,6 +1320,8 @@
                 <w:rFonts w:eastAsiaTheme="minorEastAsia"/>
                 <w:noProof/>
                 <w:kern w:val="2"/>
+                <w:sz w:val="24"/>
+                <w:szCs w:val="24"/>
                 <w14:ligatures w14:val="standardContextual"/>
               </w:rPr>
               <w:tab/>
@@ -1230,7 +1352,7 @@
                 <w:noProof/>
                 <w:webHidden/>
               </w:rPr>
-              <w:instrText xml:space="preserve"> PAGEREF _Toc160801966 \h </w:instrText>
+              <w:instrText xml:space="preserve"> PAGEREF _Toc175164299 \h </w:instrText>
             </w:r>
             <w:r>
               <w:rPr>
@@ -1250,7 +1372,7 @@
                 <w:noProof/>
                 <w:webHidden/>
               </w:rPr>
-              <w:t>10</w:t>
+              <w:t>11</w:t>
             </w:r>
             <w:r>
               <w:rPr>
@@ -1268,10 +1390,12 @@
               <w:rFonts w:eastAsiaTheme="minorEastAsia"/>
               <w:noProof/>
               <w:kern w:val="2"/>
+              <w:sz w:val="24"/>
+              <w:szCs w:val="24"/>
               <w14:ligatures w14:val="standardContextual"/>
             </w:rPr>
           </w:pPr>
-          <w:hyperlink w:anchor="_Toc160801967" w:history="1">
+          <w:hyperlink w:anchor="_Toc175164300" w:history="1">
             <w:r>
               <w:rPr>
                 <w:rStyle w:val="Hyperlink"/>
@@ -1284,6 +1408,8 @@
                 <w:rFonts w:eastAsiaTheme="minorEastAsia"/>
                 <w:noProof/>
                 <w:kern w:val="2"/>
+                <w:sz w:val="24"/>
+                <w:szCs w:val="24"/>
                 <w14:ligatures w14:val="standardContextual"/>
               </w:rPr>
               <w:tab/>
@@ -1314,7 +1440,7 @@
                 <w:noProof/>
                 <w:webHidden/>
               </w:rPr>
-              <w:instrText xml:space="preserve"> PAGEREF _Toc160801967 \h </w:instrText>
+              <w:instrText xml:space="preserve"> PAGEREF _Toc175164300 \h </w:instrText>
             </w:r>
             <w:r>
               <w:rPr>
@@ -1334,7 +1460,7 @@
                 <w:noProof/>
                 <w:webHidden/>
               </w:rPr>
-              <w:t>12</w:t>
+              <w:t>13</w:t>
             </w:r>
             <w:r>
               <w:rPr>
@@ -1356,10 +1482,12 @@
               <w:rFonts w:eastAsiaTheme="minorEastAsia"/>
               <w:noProof/>
               <w:kern w:val="2"/>
+              <w:sz w:val="24"/>
+              <w:szCs w:val="24"/>
               <w14:ligatures w14:val="standardContextual"/>
             </w:rPr>
           </w:pPr>
-          <w:hyperlink w:anchor="_Toc160801968" w:history="1">
+          <w:hyperlink w:anchor="_Toc175164301" w:history="1">
             <w:r>
               <w:rPr>
                 <w:rStyle w:val="Hyperlink"/>
@@ -1372,6 +1500,8 @@
                 <w:rFonts w:eastAsiaTheme="minorEastAsia"/>
                 <w:noProof/>
                 <w:kern w:val="2"/>
+                <w:sz w:val="24"/>
+                <w:szCs w:val="24"/>
                 <w14:ligatures w14:val="standardContextual"/>
               </w:rPr>
               <w:tab/>
@@ -1402,7 +1532,7 @@
                 <w:noProof/>
                 <w:webHidden/>
               </w:rPr>
-              <w:instrText xml:space="preserve"> PAGEREF _Toc160801968 \h </w:instrText>
+              <w:instrText xml:space="preserve"> PAGEREF _Toc175164301 \h </w:instrText>
             </w:r>
             <w:r>
               <w:rPr>
@@ -1422,7 +1552,7 @@
                 <w:noProof/>
                 <w:webHidden/>
               </w:rPr>
-              <w:t>14</w:t>
+              <w:t>15</w:t>
             </w:r>
             <w:r>
               <w:rPr>
@@ -1440,10 +1570,12 @@
               <w:rFonts w:eastAsiaTheme="minorEastAsia"/>
               <w:noProof/>
               <w:kern w:val="2"/>
+              <w:sz w:val="24"/>
+              <w:szCs w:val="24"/>
               <w14:ligatures w14:val="standardContextual"/>
             </w:rPr>
           </w:pPr>
-          <w:hyperlink w:anchor="_Toc160801969" w:history="1">
+          <w:hyperlink w:anchor="_Toc175164302" w:history="1">
             <w:r>
               <w:rPr>
                 <w:rStyle w:val="Hyperlink"/>
@@ -1456,6 +1588,8 @@
                 <w:rFonts w:eastAsiaTheme="minorEastAsia"/>
                 <w:noProof/>
                 <w:kern w:val="2"/>
+                <w:sz w:val="24"/>
+                <w:szCs w:val="24"/>
                 <w14:ligatures w14:val="standardContextual"/>
               </w:rPr>
               <w:tab/>
@@ -1486,7 +1620,7 @@
                 <w:noProof/>
                 <w:webHidden/>
               </w:rPr>
-              <w:instrText xml:space="preserve"> PAGEREF _Toc160801969 \h </w:instrText>
+              <w:instrText xml:space="preserve"> PAGEREF _Toc175164302 \h </w:instrText>
             </w:r>
             <w:r>
               <w:rPr>
@@ -1506,7 +1640,7 @@
                 <w:noProof/>
                 <w:webHidden/>
               </w:rPr>
-              <w:t>14</w:t>
+              <w:t>15</w:t>
             </w:r>
             <w:r>
               <w:rPr>
@@ -1524,10 +1658,12 @@
               <w:rFonts w:eastAsiaTheme="minorEastAsia"/>
               <w:noProof/>
               <w:kern w:val="2"/>
+              <w:sz w:val="24"/>
+              <w:szCs w:val="24"/>
               <w14:ligatures w14:val="standardContextual"/>
             </w:rPr>
           </w:pPr>
-          <w:hyperlink w:anchor="_Toc160801970" w:history="1">
+          <w:hyperlink w:anchor="_Toc175164303" w:history="1">
             <w:r>
               <w:rPr>
                 <w:rStyle w:val="Hyperlink"/>
@@ -1540,6 +1676,8 @@
                 <w:rFonts w:eastAsiaTheme="minorEastAsia"/>
                 <w:noProof/>
                 <w:kern w:val="2"/>
+                <w:sz w:val="24"/>
+                <w:szCs w:val="24"/>
                 <w14:ligatures w14:val="standardContextual"/>
               </w:rPr>
               <w:tab/>
@@ -1570,7 +1708,7 @@
                 <w:noProof/>
                 <w:webHidden/>
               </w:rPr>
-              <w:instrText xml:space="preserve"> PAGEREF _Toc160801970 \h </w:instrText>
+              <w:instrText xml:space="preserve"> PAGEREF _Toc175164303 \h </w:instrText>
             </w:r>
             <w:r>
               <w:rPr>
@@ -1590,7 +1728,7 @@
                 <w:noProof/>
                 <w:webHidden/>
               </w:rPr>
-              <w:t>14</w:t>
+              <w:t>15</w:t>
             </w:r>
             <w:r>
               <w:rPr>
@@ -1608,10 +1746,12 @@
               <w:rFonts w:eastAsiaTheme="minorEastAsia"/>
               <w:noProof/>
               <w:kern w:val="2"/>
+              <w:sz w:val="24"/>
+              <w:szCs w:val="24"/>
               <w14:ligatures w14:val="standardContextual"/>
             </w:rPr>
           </w:pPr>
-          <w:hyperlink w:anchor="_Toc160801971" w:history="1">
+          <w:hyperlink w:anchor="_Toc175164304" w:history="1">
             <w:r>
               <w:rPr>
                 <w:rStyle w:val="Hyperlink"/>
@@ -1624,6 +1764,8 @@
                 <w:rFonts w:eastAsiaTheme="minorEastAsia"/>
                 <w:noProof/>
                 <w:kern w:val="2"/>
+                <w:sz w:val="24"/>
+                <w:szCs w:val="24"/>
                 <w14:ligatures w14:val="standardContextual"/>
               </w:rPr>
               <w:tab/>
@@ -1654,7 +1796,7 @@
                 <w:noProof/>
                 <w:webHidden/>
               </w:rPr>
-              <w:instrText xml:space="preserve"> PAGEREF _Toc160801971 \h </w:instrText>
+              <w:instrText xml:space="preserve"> PAGEREF _Toc175164304 \h </w:instrText>
             </w:r>
             <w:r>
               <w:rPr>
@@ -1674,7 +1816,7 @@
                 <w:noProof/>
                 <w:webHidden/>
               </w:rPr>
-              <w:t>15</w:t>
+              <w:t>16</w:t>
             </w:r>
             <w:r>
               <w:rPr>
@@ -1696,10 +1838,12 @@
               <w:rFonts w:eastAsiaTheme="minorEastAsia"/>
               <w:noProof/>
               <w:kern w:val="2"/>
+              <w:sz w:val="24"/>
+              <w:szCs w:val="24"/>
               <w14:ligatures w14:val="standardContextual"/>
             </w:rPr>
           </w:pPr>
-          <w:hyperlink w:anchor="_Toc160801972" w:history="1">
+          <w:hyperlink w:anchor="_Toc175164305" w:history="1">
             <w:r>
               <w:rPr>
                 <w:rStyle w:val="Hyperlink"/>
@@ -1712,6 +1856,8 @@
                 <w:rFonts w:eastAsiaTheme="minorEastAsia"/>
                 <w:noProof/>
                 <w:kern w:val="2"/>
+                <w:sz w:val="24"/>
+                <w:szCs w:val="24"/>
                 <w14:ligatures w14:val="standardContextual"/>
               </w:rPr>
               <w:tab/>
@@ -1742,7 +1888,7 @@
                 <w:noProof/>
                 <w:webHidden/>
               </w:rPr>
-              <w:instrText xml:space="preserve"> PAGEREF _Toc160801972 \h </w:instrText>
+              <w:instrText xml:space="preserve"> PAGEREF _Toc175164305 \h </w:instrText>
             </w:r>
             <w:r>
               <w:rPr>
@@ -1762,7 +1908,7 @@
                 <w:noProof/>
                 <w:webHidden/>
               </w:rPr>
-              <w:t>15</w:t>
+              <w:t>16</w:t>
             </w:r>
             <w:r>
               <w:rPr>
@@ -1780,10 +1926,12 @@
               <w:rFonts w:eastAsiaTheme="minorEastAsia"/>
               <w:noProof/>
               <w:kern w:val="2"/>
+              <w:sz w:val="24"/>
+              <w:szCs w:val="24"/>
               <w14:ligatures w14:val="standardContextual"/>
             </w:rPr>
           </w:pPr>
-          <w:hyperlink w:anchor="_Toc160801973" w:history="1">
+          <w:hyperlink w:anchor="_Toc175164306" w:history="1">
             <w:r>
               <w:rPr>
                 <w:rStyle w:val="Hyperlink"/>
@@ -1796,6 +1944,8 @@
                 <w:rFonts w:eastAsiaTheme="minorEastAsia"/>
                 <w:noProof/>
                 <w:kern w:val="2"/>
+                <w:sz w:val="24"/>
+                <w:szCs w:val="24"/>
                 <w14:ligatures w14:val="standardContextual"/>
               </w:rPr>
               <w:tab/>
@@ -1826,7 +1976,7 @@
                 <w:noProof/>
                 <w:webHidden/>
               </w:rPr>
-              <w:instrText xml:space="preserve"> PAGEREF _Toc160801973 \h </w:instrText>
+              <w:instrText xml:space="preserve"> PAGEREF _Toc175164306 \h </w:instrText>
             </w:r>
             <w:r>
               <w:rPr>
@@ -1846,7 +1996,7 @@
                 <w:noProof/>
                 <w:webHidden/>
               </w:rPr>
-              <w:t>15</w:t>
+              <w:t>16</w:t>
             </w:r>
             <w:r>
               <w:rPr>
@@ -1864,10 +2014,12 @@
               <w:rFonts w:eastAsiaTheme="minorEastAsia"/>
               <w:noProof/>
               <w:kern w:val="2"/>
+              <w:sz w:val="24"/>
+              <w:szCs w:val="24"/>
               <w14:ligatures w14:val="standardContextual"/>
             </w:rPr>
           </w:pPr>
-          <w:hyperlink w:anchor="_Toc160801974" w:history="1">
+          <w:hyperlink w:anchor="_Toc175164307" w:history="1">
             <w:r>
               <w:rPr>
                 <w:rStyle w:val="Hyperlink"/>
@@ -1880,6 +2032,8 @@
                 <w:rFonts w:eastAsiaTheme="minorEastAsia"/>
                 <w:noProof/>
                 <w:kern w:val="2"/>
+                <w:sz w:val="24"/>
+                <w:szCs w:val="24"/>
                 <w14:ligatures w14:val="standardContextual"/>
               </w:rPr>
               <w:tab/>
@@ -1910,7 +2064,7 @@
                 <w:noProof/>
                 <w:webHidden/>
               </w:rPr>
-              <w:instrText xml:space="preserve"> PAGEREF _Toc160801974 \h </w:instrText>
+              <w:instrText xml:space="preserve"> PAGEREF _Toc175164307 \h </w:instrText>
             </w:r>
             <w:r>
               <w:rPr>
@@ -1948,10 +2102,12 @@
               <w:rFonts w:eastAsiaTheme="minorEastAsia"/>
               <w:noProof/>
               <w:kern w:val="2"/>
+              <w:sz w:val="24"/>
+              <w:szCs w:val="24"/>
               <w14:ligatures w14:val="standardContextual"/>
             </w:rPr>
           </w:pPr>
-          <w:hyperlink w:anchor="_Toc160801975" w:history="1">
+          <w:hyperlink w:anchor="_Toc175164308" w:history="1">
             <w:r>
               <w:rPr>
                 <w:rStyle w:val="Hyperlink"/>
@@ -1964,6 +2120,8 @@
                 <w:rFonts w:eastAsiaTheme="minorEastAsia"/>
                 <w:noProof/>
                 <w:kern w:val="2"/>
+                <w:sz w:val="24"/>
+                <w:szCs w:val="24"/>
                 <w14:ligatures w14:val="standardContextual"/>
               </w:rPr>
               <w:tab/>
@@ -1994,7 +2152,7 @@
                 <w:noProof/>
                 <w:webHidden/>
               </w:rPr>
-              <w:instrText xml:space="preserve"> PAGEREF _Toc160801975 \h </w:instrText>
+              <w:instrText xml:space="preserve"> PAGEREF _Toc175164308 \h </w:instrText>
             </w:r>
             <w:r>
               <w:rPr>
@@ -2014,7 +2172,7 @@
                 <w:noProof/>
                 <w:webHidden/>
               </w:rPr>
-              <w:t>16</w:t>
+              <w:t>17</w:t>
             </w:r>
             <w:r>
               <w:rPr>
@@ -2032,10 +2190,12 @@
               <w:rFonts w:eastAsiaTheme="minorEastAsia"/>
               <w:noProof/>
               <w:kern w:val="2"/>
+              <w:sz w:val="24"/>
+              <w:szCs w:val="24"/>
               <w14:ligatures w14:val="standardContextual"/>
             </w:rPr>
           </w:pPr>
-          <w:hyperlink w:anchor="_Toc160801976" w:history="1">
+          <w:hyperlink w:anchor="_Toc175164309" w:history="1">
             <w:r>
               <w:rPr>
                 <w:rStyle w:val="Hyperlink"/>
@@ -2048,6 +2208,8 @@
                 <w:rFonts w:eastAsiaTheme="minorEastAsia"/>
                 <w:noProof/>
                 <w:kern w:val="2"/>
+                <w:sz w:val="24"/>
+                <w:szCs w:val="24"/>
                 <w14:ligatures w14:val="standardContextual"/>
               </w:rPr>
               <w:tab/>
@@ -2078,7 +2240,7 @@
                 <w:noProof/>
                 <w:webHidden/>
               </w:rPr>
-              <w:instrText xml:space="preserve"> PAGEREF _Toc160801976 \h </w:instrText>
+              <w:instrText xml:space="preserve"> PAGEREF _Toc175164309 \h </w:instrText>
             </w:r>
             <w:r>
               <w:rPr>
@@ -2098,7 +2260,7 @@
                 <w:noProof/>
                 <w:webHidden/>
               </w:rPr>
-              <w:t>16</w:t>
+              <w:t>17</w:t>
             </w:r>
             <w:r>
               <w:rPr>
@@ -2116,10 +2278,12 @@
               <w:rFonts w:eastAsiaTheme="minorEastAsia"/>
               <w:noProof/>
               <w:kern w:val="2"/>
+              <w:sz w:val="24"/>
+              <w:szCs w:val="24"/>
               <w14:ligatures w14:val="standardContextual"/>
             </w:rPr>
           </w:pPr>
-          <w:hyperlink w:anchor="_Toc160801977" w:history="1">
+          <w:hyperlink w:anchor="_Toc175164310" w:history="1">
             <w:r>
               <w:rPr>
                 <w:rStyle w:val="Hyperlink"/>
@@ -2132,6 +2296,8 @@
                 <w:rFonts w:eastAsiaTheme="minorEastAsia"/>
                 <w:noProof/>
                 <w:kern w:val="2"/>
+                <w:sz w:val="24"/>
+                <w:szCs w:val="24"/>
                 <w14:ligatures w14:val="standardContextual"/>
               </w:rPr>
               <w:tab/>
@@ -2162,7 +2328,7 @@
                 <w:noProof/>
                 <w:webHidden/>
               </w:rPr>
-              <w:instrText xml:space="preserve"> PAGEREF _Toc160801977 \h </w:instrText>
+              <w:instrText xml:space="preserve"> PAGEREF _Toc175164310 \h </w:instrText>
             </w:r>
             <w:r>
               <w:rPr>
@@ -2182,7 +2348,7 @@
                 <w:noProof/>
                 <w:webHidden/>
               </w:rPr>
-              <w:t>16</w:t>
+              <w:t>17</w:t>
             </w:r>
             <w:r>
               <w:rPr>
@@ -2200,10 +2366,12 @@
               <w:rFonts w:eastAsiaTheme="minorEastAsia"/>
               <w:noProof/>
               <w:kern w:val="2"/>
+              <w:sz w:val="24"/>
+              <w:szCs w:val="24"/>
               <w14:ligatures w14:val="standardContextual"/>
             </w:rPr>
           </w:pPr>
-          <w:hyperlink w:anchor="_Toc160801978" w:history="1">
+          <w:hyperlink w:anchor="_Toc175164311" w:history="1">
             <w:r>
               <w:rPr>
                 <w:rStyle w:val="Hyperlink"/>
@@ -2216,6 +2384,8 @@
                 <w:rFonts w:eastAsiaTheme="minorEastAsia"/>
                 <w:noProof/>
                 <w:kern w:val="2"/>
+                <w:sz w:val="24"/>
+                <w:szCs w:val="24"/>
                 <w14:ligatures w14:val="standardContextual"/>
               </w:rPr>
               <w:tab/>
@@ -2246,7 +2416,7 @@
                 <w:noProof/>
                 <w:webHidden/>
               </w:rPr>
-              <w:instrText xml:space="preserve"> PAGEREF _Toc160801978 \h </w:instrText>
+              <w:instrText xml:space="preserve"> PAGEREF _Toc175164311 \h </w:instrText>
             </w:r>
             <w:r>
               <w:rPr>
@@ -2266,7 +2436,7 @@
                 <w:noProof/>
                 <w:webHidden/>
               </w:rPr>
-              <w:t>16</w:t>
+              <w:t>17</w:t>
             </w:r>
             <w:r>
               <w:rPr>
@@ -2284,10 +2454,12 @@
               <w:rFonts w:eastAsiaTheme="minorEastAsia"/>
               <w:noProof/>
               <w:kern w:val="2"/>
+              <w:sz w:val="24"/>
+              <w:szCs w:val="24"/>
               <w14:ligatures w14:val="standardContextual"/>
             </w:rPr>
           </w:pPr>
-          <w:hyperlink w:anchor="_Toc160801979" w:history="1">
+          <w:hyperlink w:anchor="_Toc175164312" w:history="1">
             <w:r>
               <w:rPr>
                 <w:rStyle w:val="Hyperlink"/>
@@ -2300,6 +2472,8 @@
                 <w:rFonts w:eastAsiaTheme="minorEastAsia"/>
                 <w:noProof/>
                 <w:kern w:val="2"/>
+                <w:sz w:val="24"/>
+                <w:szCs w:val="24"/>
                 <w14:ligatures w14:val="standardContextual"/>
               </w:rPr>
               <w:tab/>
@@ -2330,7 +2504,7 @@
                 <w:noProof/>
                 <w:webHidden/>
               </w:rPr>
-              <w:instrText xml:space="preserve"> PAGEREF _Toc160801979 \h </w:instrText>
+              <w:instrText xml:space="preserve"> PAGEREF _Toc175164312 \h </w:instrText>
             </w:r>
             <w:r>
               <w:rPr>
@@ -2350,7 +2524,7 @@
                 <w:noProof/>
                 <w:webHidden/>
               </w:rPr>
-              <w:t>16</w:t>
+              <w:t>17</w:t>
             </w:r>
             <w:r>
               <w:rPr>
@@ -2368,10 +2542,12 @@
               <w:rFonts w:eastAsiaTheme="minorEastAsia"/>
               <w:noProof/>
               <w:kern w:val="2"/>
+              <w:sz w:val="24"/>
+              <w:szCs w:val="24"/>
               <w14:ligatures w14:val="standardContextual"/>
             </w:rPr>
           </w:pPr>
-          <w:hyperlink w:anchor="_Toc160801980" w:history="1">
+          <w:hyperlink w:anchor="_Toc175164313" w:history="1">
             <w:r>
               <w:rPr>
                 <w:rStyle w:val="Hyperlink"/>
@@ -2384,6 +2560,8 @@
                 <w:rFonts w:eastAsiaTheme="minorEastAsia"/>
                 <w:noProof/>
                 <w:kern w:val="2"/>
+                <w:sz w:val="24"/>
+                <w:szCs w:val="24"/>
                 <w14:ligatures w14:val="standardContextual"/>
               </w:rPr>
               <w:tab/>
@@ -2393,21 +2571,7 @@
                 <w:rStyle w:val="Hyperlink"/>
                 <w:noProof/>
               </w:rPr>
-              <w:t>Check for Inserted Re</w:t>
-            </w:r>
-            <w:r>
-              <w:rPr>
-                <w:rStyle w:val="Hyperlink"/>
-                <w:noProof/>
-              </w:rPr>
-              <w:t>c</w:t>
-            </w:r>
-            <w:r>
-              <w:rPr>
-                <w:rStyle w:val="Hyperlink"/>
-                <w:noProof/>
-              </w:rPr>
-              <w:t>ords in JAL-Local-Store</w:t>
+              <w:t>Check for Inserted Records in JAL-Local-Store</w:t>
             </w:r>
             <w:r>
               <w:rPr>
@@ -2428,7 +2592,7 @@
                 <w:noProof/>
                 <w:webHidden/>
               </w:rPr>
-              <w:instrText xml:space="preserve"> PAGEREF _Toc160801980 \h </w:instrText>
+              <w:instrText xml:space="preserve"> PAGEREF _Toc175164313 \h </w:instrText>
             </w:r>
             <w:r>
               <w:rPr>
@@ -2466,10 +2630,12 @@
               <w:rFonts w:eastAsiaTheme="minorEastAsia"/>
               <w:noProof/>
               <w:kern w:val="2"/>
+              <w:sz w:val="24"/>
+              <w:szCs w:val="24"/>
               <w14:ligatures w14:val="standardContextual"/>
             </w:rPr>
           </w:pPr>
-          <w:hyperlink w:anchor="_Toc160801981" w:history="1">
+          <w:hyperlink w:anchor="_Toc175164314" w:history="1">
             <w:r>
               <w:rPr>
                 <w:rStyle w:val="Hyperlink"/>
@@ -2482,6 +2648,8 @@
                 <w:rFonts w:eastAsiaTheme="minorEastAsia"/>
                 <w:noProof/>
                 <w:kern w:val="2"/>
+                <w:sz w:val="24"/>
+                <w:szCs w:val="24"/>
                 <w14:ligatures w14:val="standardContextual"/>
               </w:rPr>
               <w:tab/>
@@ -2512,7 +2680,7 @@
                 <w:noProof/>
                 <w:webHidden/>
               </w:rPr>
-              <w:instrText xml:space="preserve"> PAGEREF _Toc160801981 \h </w:instrText>
+              <w:instrText xml:space="preserve"> PAGEREF _Toc175164314 \h </w:instrText>
             </w:r>
             <w:r>
               <w:rPr>
@@ -2532,7 +2700,7 @@
                 <w:noProof/>
                 <w:webHidden/>
               </w:rPr>
-              <w:t>17</w:t>
+              <w:t>18</w:t>
             </w:r>
             <w:r>
               <w:rPr>
@@ -2550,10 +2718,12 @@
               <w:rFonts w:eastAsiaTheme="minorEastAsia"/>
               <w:noProof/>
               <w:kern w:val="2"/>
+              <w:sz w:val="24"/>
+              <w:szCs w:val="24"/>
               <w14:ligatures w14:val="standardContextual"/>
             </w:rPr>
           </w:pPr>
-          <w:hyperlink w:anchor="_Toc160801982" w:history="1">
+          <w:hyperlink w:anchor="_Toc175164315" w:history="1">
             <w:r>
               <w:rPr>
                 <w:rStyle w:val="Hyperlink"/>
@@ -2566,6 +2736,8 @@
                 <w:rFonts w:eastAsiaTheme="minorEastAsia"/>
                 <w:noProof/>
                 <w:kern w:val="2"/>
+                <w:sz w:val="24"/>
+                <w:szCs w:val="24"/>
                 <w14:ligatures w14:val="standardContextual"/>
               </w:rPr>
               <w:tab/>
@@ -2596,7 +2768,7 @@
                 <w:noProof/>
                 <w:webHidden/>
               </w:rPr>
-              <w:instrText xml:space="preserve"> PAGEREF _Toc160801982 \h </w:instrText>
+              <w:instrText xml:space="preserve"> PAGEREF _Toc175164315 \h </w:instrText>
             </w:r>
             <w:r>
               <w:rPr>
@@ -2616,7 +2788,7 @@
                 <w:noProof/>
                 <w:webHidden/>
               </w:rPr>
-              <w:t>17</w:t>
+              <w:t>18</w:t>
             </w:r>
             <w:r>
               <w:rPr>
@@ -2634,10 +2806,12 @@
               <w:rFonts w:eastAsiaTheme="minorEastAsia"/>
               <w:noProof/>
               <w:kern w:val="2"/>
+              <w:sz w:val="24"/>
+              <w:szCs w:val="24"/>
               <w14:ligatures w14:val="standardContextual"/>
             </w:rPr>
           </w:pPr>
-          <w:hyperlink w:anchor="_Toc160801983" w:history="1">
+          <w:hyperlink w:anchor="_Toc175164316" w:history="1">
             <w:r>
               <w:rPr>
                 <w:rStyle w:val="Hyperlink"/>
@@ -2650,6 +2824,8 @@
                 <w:rFonts w:eastAsiaTheme="minorEastAsia"/>
                 <w:noProof/>
                 <w:kern w:val="2"/>
+                <w:sz w:val="24"/>
+                <w:szCs w:val="24"/>
                 <w14:ligatures w14:val="standardContextual"/>
               </w:rPr>
               <w:tab/>
@@ -2680,7 +2856,7 @@
                 <w:noProof/>
                 <w:webHidden/>
               </w:rPr>
-              <w:instrText xml:space="preserve"> PAGEREF _Toc160801983 \h </w:instrText>
+              <w:instrText xml:space="preserve"> PAGEREF _Toc175164316 \h </w:instrText>
             </w:r>
             <w:r>
               <w:rPr>
@@ -2700,7 +2876,7 @@
                 <w:noProof/>
                 <w:webHidden/>
               </w:rPr>
-              <w:t>17</w:t>
+              <w:t>18</w:t>
             </w:r>
             <w:r>
               <w:rPr>
@@ -2718,10 +2894,12 @@
               <w:rFonts w:eastAsiaTheme="minorEastAsia"/>
               <w:noProof/>
               <w:kern w:val="2"/>
+              <w:sz w:val="24"/>
+              <w:szCs w:val="24"/>
               <w14:ligatures w14:val="standardContextual"/>
             </w:rPr>
           </w:pPr>
-          <w:hyperlink w:anchor="_Toc160801984" w:history="1">
+          <w:hyperlink w:anchor="_Toc175164317" w:history="1">
             <w:r>
               <w:rPr>
                 <w:rStyle w:val="Hyperlink"/>
@@ -2734,6 +2912,8 @@
                 <w:rFonts w:eastAsiaTheme="minorEastAsia"/>
                 <w:noProof/>
                 <w:kern w:val="2"/>
+                <w:sz w:val="24"/>
+                <w:szCs w:val="24"/>
                 <w14:ligatures w14:val="standardContextual"/>
               </w:rPr>
               <w:tab/>
@@ -2743,21 +2923,7 @@
                 <w:rStyle w:val="Hyperlink"/>
                 <w:noProof/>
               </w:rPr>
-              <w:t>Purge Records from Local</w:t>
-            </w:r>
-            <w:r>
-              <w:rPr>
-                <w:rStyle w:val="Hyperlink"/>
-                <w:noProof/>
-              </w:rPr>
-              <w:t xml:space="preserve"> </w:t>
-            </w:r>
-            <w:r>
-              <w:rPr>
-                <w:rStyle w:val="Hyperlink"/>
-                <w:noProof/>
-              </w:rPr>
-              <w:t>Store</w:t>
+              <w:t>Purge Records from Local Store</w:t>
             </w:r>
             <w:r>
               <w:rPr>
@@ -2778,7 +2944,7 @@
                 <w:noProof/>
                 <w:webHidden/>
               </w:rPr>
-              <w:instrText xml:space="preserve"> PAGEREF _Toc160801984 \h </w:instrText>
+              <w:instrText xml:space="preserve"> PAGEREF _Toc175164317 \h </w:instrText>
             </w:r>
             <w:r>
               <w:rPr>
@@ -2798,7 +2964,7 @@
                 <w:noProof/>
                 <w:webHidden/>
               </w:rPr>
-              <w:t>18</w:t>
+              <w:t>19</w:t>
             </w:r>
             <w:r>
               <w:rPr>
@@ -2816,10 +2982,12 @@
               <w:rFonts w:eastAsiaTheme="minorEastAsia"/>
               <w:noProof/>
               <w:kern w:val="2"/>
+              <w:sz w:val="24"/>
+              <w:szCs w:val="24"/>
               <w14:ligatures w14:val="standardContextual"/>
             </w:rPr>
           </w:pPr>
-          <w:hyperlink w:anchor="_Toc160801985" w:history="1">
+          <w:hyperlink w:anchor="_Toc175164318" w:history="1">
             <w:r>
               <w:rPr>
                 <w:rStyle w:val="Hyperlink"/>
@@ -2832,6 +3000,8 @@
                 <w:rFonts w:eastAsiaTheme="minorEastAsia"/>
                 <w:noProof/>
                 <w:kern w:val="2"/>
+                <w:sz w:val="24"/>
+                <w:szCs w:val="24"/>
                 <w14:ligatures w14:val="standardContextual"/>
               </w:rPr>
               <w:tab/>
@@ -2862,7 +3032,7 @@
                 <w:noProof/>
                 <w:webHidden/>
               </w:rPr>
-              <w:instrText xml:space="preserve"> PAGEREF _Toc160801985 \h </w:instrText>
+              <w:instrText xml:space="preserve"> PAGEREF _Toc175164318 \h </w:instrText>
             </w:r>
             <w:r>
               <w:rPr>
@@ -2882,7 +3052,7 @@
                 <w:noProof/>
                 <w:webHidden/>
               </w:rPr>
-              <w:t>18</w:t>
+              <w:t>19</w:t>
             </w:r>
             <w:r>
               <w:rPr>
@@ -2900,10 +3070,12 @@
               <w:rFonts w:eastAsiaTheme="minorEastAsia"/>
               <w:noProof/>
               <w:kern w:val="2"/>
+              <w:sz w:val="24"/>
+              <w:szCs w:val="24"/>
               <w14:ligatures w14:val="standardContextual"/>
             </w:rPr>
           </w:pPr>
-          <w:hyperlink w:anchor="_Toc160801986" w:history="1">
+          <w:hyperlink w:anchor="_Toc175164319" w:history="1">
             <w:r>
               <w:rPr>
                 <w:rStyle w:val="Hyperlink"/>
@@ -2916,6 +3088,8 @@
                 <w:rFonts w:eastAsiaTheme="minorEastAsia"/>
                 <w:noProof/>
                 <w:kern w:val="2"/>
+                <w:sz w:val="24"/>
+                <w:szCs w:val="24"/>
                 <w14:ligatures w14:val="standardContextual"/>
               </w:rPr>
               <w:tab/>
@@ -2946,7 +3120,7 @@
                 <w:noProof/>
                 <w:webHidden/>
               </w:rPr>
-              <w:instrText xml:space="preserve"> PAGEREF _Toc160801986 \h </w:instrText>
+              <w:instrText xml:space="preserve"> PAGEREF _Toc175164319 \h </w:instrText>
             </w:r>
             <w:r>
               <w:rPr>
@@ -2966,7 +3140,7 @@
                 <w:noProof/>
                 <w:webHidden/>
               </w:rPr>
-              <w:t>18</w:t>
+              <w:t>19</w:t>
             </w:r>
             <w:r>
               <w:rPr>
@@ -2988,10 +3162,12 @@
               <w:rFonts w:eastAsiaTheme="minorEastAsia"/>
               <w:noProof/>
               <w:kern w:val="2"/>
+              <w:sz w:val="24"/>
+              <w:szCs w:val="24"/>
               <w14:ligatures w14:val="standardContextual"/>
             </w:rPr>
           </w:pPr>
-          <w:hyperlink w:anchor="_Toc160801987" w:history="1">
+          <w:hyperlink w:anchor="_Toc175164320" w:history="1">
             <w:r>
               <w:rPr>
                 <w:rStyle w:val="Hyperlink"/>
@@ -3004,6 +3180,8 @@
                 <w:rFonts w:eastAsiaTheme="minorEastAsia"/>
                 <w:noProof/>
                 <w:kern w:val="2"/>
+                <w:sz w:val="24"/>
+                <w:szCs w:val="24"/>
                 <w14:ligatures w14:val="standardContextual"/>
               </w:rPr>
               <w:tab/>
@@ -3034,7 +3212,7 @@
                 <w:noProof/>
                 <w:webHidden/>
               </w:rPr>
-              <w:instrText xml:space="preserve"> PAGEREF _Toc160801987 \h </w:instrText>
+              <w:instrText xml:space="preserve"> PAGEREF _Toc175164320 \h </w:instrText>
             </w:r>
             <w:r>
               <w:rPr>
@@ -3054,7 +3232,7 @@
                 <w:noProof/>
                 <w:webHidden/>
               </w:rPr>
-              <w:t>18</w:t>
+              <w:t>19</w:t>
             </w:r>
             <w:r>
               <w:rPr>
@@ -3072,10 +3250,12 @@
               <w:rFonts w:eastAsiaTheme="minorEastAsia"/>
               <w:noProof/>
               <w:kern w:val="2"/>
+              <w:sz w:val="24"/>
+              <w:szCs w:val="24"/>
               <w14:ligatures w14:val="standardContextual"/>
             </w:rPr>
           </w:pPr>
-          <w:hyperlink w:anchor="_Toc160801988" w:history="1">
+          <w:hyperlink w:anchor="_Toc175164321" w:history="1">
             <w:r>
               <w:rPr>
                 <w:rStyle w:val="Hyperlink"/>
@@ -3088,6 +3268,8 @@
                 <w:rFonts w:eastAsiaTheme="minorEastAsia"/>
                 <w:noProof/>
                 <w:kern w:val="2"/>
+                <w:sz w:val="24"/>
+                <w:szCs w:val="24"/>
                 <w14:ligatures w14:val="standardContextual"/>
               </w:rPr>
               <w:tab/>
@@ -3118,7 +3300,7 @@
                 <w:noProof/>
                 <w:webHidden/>
               </w:rPr>
-              <w:instrText xml:space="preserve"> PAGEREF _Toc160801988 \h </w:instrText>
+              <w:instrText xml:space="preserve"> PAGEREF _Toc175164321 \h </w:instrText>
             </w:r>
             <w:r>
               <w:rPr>
@@ -3156,10 +3338,12 @@
               <w:rFonts w:eastAsiaTheme="minorEastAsia"/>
               <w:noProof/>
               <w:kern w:val="2"/>
+              <w:sz w:val="24"/>
+              <w:szCs w:val="24"/>
               <w14:ligatures w14:val="standardContextual"/>
             </w:rPr>
           </w:pPr>
-          <w:hyperlink w:anchor="_Toc160801989" w:history="1">
+          <w:hyperlink w:anchor="_Toc175164322" w:history="1">
             <w:r>
               <w:rPr>
                 <w:rStyle w:val="Hyperlink"/>
@@ -3172,6 +3356,8 @@
                 <w:rFonts w:eastAsiaTheme="minorEastAsia"/>
                 <w:noProof/>
                 <w:kern w:val="2"/>
+                <w:sz w:val="24"/>
+                <w:szCs w:val="24"/>
                 <w14:ligatures w14:val="standardContextual"/>
               </w:rPr>
               <w:tab/>
@@ -3202,7 +3388,7 @@
                 <w:noProof/>
                 <w:webHidden/>
               </w:rPr>
-              <w:instrText xml:space="preserve"> PAGEREF _Toc160801989 \h </w:instrText>
+              <w:instrText xml:space="preserve"> PAGEREF _Toc175164322 \h </w:instrText>
             </w:r>
             <w:r>
               <w:rPr>
@@ -3222,7 +3408,7 @@
                 <w:noProof/>
                 <w:webHidden/>
               </w:rPr>
-              <w:t>19</w:t>
+              <w:t>20</w:t>
             </w:r>
             <w:r>
               <w:rPr>
@@ -3240,10 +3426,12 @@
               <w:rFonts w:eastAsiaTheme="minorEastAsia"/>
               <w:noProof/>
               <w:kern w:val="2"/>
+              <w:sz w:val="24"/>
+              <w:szCs w:val="24"/>
               <w14:ligatures w14:val="standardContextual"/>
             </w:rPr>
           </w:pPr>
-          <w:hyperlink w:anchor="_Toc160801990" w:history="1">
+          <w:hyperlink w:anchor="_Toc175164323" w:history="1">
             <w:r>
               <w:rPr>
                 <w:rStyle w:val="Hyperlink"/>
@@ -3256,6 +3444,8 @@
                 <w:rFonts w:eastAsiaTheme="minorEastAsia"/>
                 <w:noProof/>
                 <w:kern w:val="2"/>
+                <w:sz w:val="24"/>
+                <w:szCs w:val="24"/>
                 <w14:ligatures w14:val="standardContextual"/>
               </w:rPr>
               <w:tab/>
@@ -3286,7 +3476,7 @@
                 <w:noProof/>
                 <w:webHidden/>
               </w:rPr>
-              <w:instrText xml:space="preserve"> PAGEREF _Toc160801990 \h </w:instrText>
+              <w:instrText xml:space="preserve"> PAGEREF _Toc175164323 \h </w:instrText>
             </w:r>
             <w:r>
               <w:rPr>
@@ -3306,7 +3496,7 @@
                 <w:noProof/>
                 <w:webHidden/>
               </w:rPr>
-              <w:t>19</w:t>
+              <w:t>20</w:t>
             </w:r>
             <w:r>
               <w:rPr>
@@ -3324,10 +3514,12 @@
               <w:rFonts w:eastAsiaTheme="minorEastAsia"/>
               <w:noProof/>
               <w:kern w:val="2"/>
+              <w:sz w:val="24"/>
+              <w:szCs w:val="24"/>
               <w14:ligatures w14:val="standardContextual"/>
             </w:rPr>
           </w:pPr>
-          <w:hyperlink w:anchor="_Toc160801991" w:history="1">
+          <w:hyperlink w:anchor="_Toc175164324" w:history="1">
             <w:r>
               <w:rPr>
                 <w:rStyle w:val="Hyperlink"/>
@@ -3340,6 +3532,8 @@
                 <w:rFonts w:eastAsiaTheme="minorEastAsia"/>
                 <w:noProof/>
                 <w:kern w:val="2"/>
+                <w:sz w:val="24"/>
+                <w:szCs w:val="24"/>
                 <w14:ligatures w14:val="standardContextual"/>
               </w:rPr>
               <w:tab/>
@@ -3370,7 +3564,7 @@
                 <w:noProof/>
                 <w:webHidden/>
               </w:rPr>
-              <w:instrText xml:space="preserve"> PAGEREF _Toc160801991 \h </w:instrText>
+              <w:instrText xml:space="preserve"> PAGEREF _Toc175164324 \h </w:instrText>
             </w:r>
             <w:r>
               <w:rPr>
@@ -3390,7 +3584,7 @@
                 <w:noProof/>
                 <w:webHidden/>
               </w:rPr>
-              <w:t>19</w:t>
+              <w:t>20</w:t>
             </w:r>
             <w:r>
               <w:rPr>
@@ -3408,10 +3602,12 @@
               <w:rFonts w:eastAsiaTheme="minorEastAsia"/>
               <w:noProof/>
               <w:kern w:val="2"/>
+              <w:sz w:val="24"/>
+              <w:szCs w:val="24"/>
               <w14:ligatures w14:val="standardContextual"/>
             </w:rPr>
           </w:pPr>
-          <w:hyperlink w:anchor="_Toc160801992" w:history="1">
+          <w:hyperlink w:anchor="_Toc175164325" w:history="1">
             <w:r>
               <w:rPr>
                 <w:rStyle w:val="Hyperlink"/>
@@ -3424,6 +3620,8 @@
                 <w:rFonts w:eastAsiaTheme="minorEastAsia"/>
                 <w:noProof/>
                 <w:kern w:val="2"/>
+                <w:sz w:val="24"/>
+                <w:szCs w:val="24"/>
                 <w14:ligatures w14:val="standardContextual"/>
               </w:rPr>
               <w:tab/>
@@ -3454,7 +3652,7 @@
                 <w:noProof/>
                 <w:webHidden/>
               </w:rPr>
-              <w:instrText xml:space="preserve"> PAGEREF _Toc160801992 \h </w:instrText>
+              <w:instrText xml:space="preserve"> PAGEREF _Toc175164325 \h </w:instrText>
             </w:r>
             <w:r>
               <w:rPr>
@@ -3474,7 +3672,7 @@
                 <w:noProof/>
                 <w:webHidden/>
               </w:rPr>
-              <w:t>19</w:t>
+              <w:t>20</w:t>
             </w:r>
             <w:r>
               <w:rPr>
@@ -3492,10 +3690,12 @@
               <w:rFonts w:eastAsiaTheme="minorEastAsia"/>
               <w:noProof/>
               <w:kern w:val="2"/>
+              <w:sz w:val="24"/>
+              <w:szCs w:val="24"/>
               <w14:ligatures w14:val="standardContextual"/>
             </w:rPr>
           </w:pPr>
-          <w:hyperlink w:anchor="_Toc160801993" w:history="1">
+          <w:hyperlink w:anchor="_Toc175164326" w:history="1">
             <w:r>
               <w:rPr>
                 <w:rStyle w:val="Hyperlink"/>
@@ -3508,6 +3708,8 @@
                 <w:rFonts w:eastAsiaTheme="minorEastAsia"/>
                 <w:noProof/>
                 <w:kern w:val="2"/>
+                <w:sz w:val="24"/>
+                <w:szCs w:val="24"/>
                 <w14:ligatures w14:val="standardContextual"/>
               </w:rPr>
               <w:tab/>
@@ -3538,7 +3740,7 @@
                 <w:noProof/>
                 <w:webHidden/>
               </w:rPr>
-              <w:instrText xml:space="preserve"> PAGEREF _Toc160801993 \h </w:instrText>
+              <w:instrText xml:space="preserve"> PAGEREF _Toc175164326 \h </w:instrText>
             </w:r>
             <w:r>
               <w:rPr>
@@ -3558,7 +3760,7 @@
                 <w:noProof/>
                 <w:webHidden/>
               </w:rPr>
-              <w:t>20</w:t>
+              <w:t>21</w:t>
             </w:r>
             <w:r>
               <w:rPr>
@@ -3576,10 +3778,12 @@
               <w:rFonts w:eastAsiaTheme="minorEastAsia"/>
               <w:noProof/>
               <w:kern w:val="2"/>
+              <w:sz w:val="24"/>
+              <w:szCs w:val="24"/>
               <w14:ligatures w14:val="standardContextual"/>
             </w:rPr>
           </w:pPr>
-          <w:hyperlink w:anchor="_Toc160801994" w:history="1">
+          <w:hyperlink w:anchor="_Toc175164327" w:history="1">
             <w:r>
               <w:rPr>
                 <w:rStyle w:val="Hyperlink"/>
@@ -3592,6 +3796,8 @@
                 <w:rFonts w:eastAsiaTheme="minorEastAsia"/>
                 <w:noProof/>
                 <w:kern w:val="2"/>
+                <w:sz w:val="24"/>
+                <w:szCs w:val="24"/>
                 <w14:ligatures w14:val="standardContextual"/>
               </w:rPr>
               <w:tab/>
@@ -3622,7 +3828,7 @@
                 <w:noProof/>
                 <w:webHidden/>
               </w:rPr>
-              <w:instrText xml:space="preserve"> PAGEREF _Toc160801994 \h </w:instrText>
+              <w:instrText xml:space="preserve"> PAGEREF _Toc175164327 \h </w:instrText>
             </w:r>
             <w:r>
               <w:rPr>
@@ -3642,7 +3848,7 @@
                 <w:noProof/>
                 <w:webHidden/>
               </w:rPr>
-              <w:t>20</w:t>
+              <w:t>21</w:t>
             </w:r>
             <w:r>
               <w:rPr>
@@ -3660,10 +3866,12 @@
               <w:rFonts w:eastAsiaTheme="minorEastAsia"/>
               <w:noProof/>
               <w:kern w:val="2"/>
+              <w:sz w:val="24"/>
+              <w:szCs w:val="24"/>
               <w14:ligatures w14:val="standardContextual"/>
             </w:rPr>
           </w:pPr>
-          <w:hyperlink w:anchor="_Toc160801995" w:history="1">
+          <w:hyperlink w:anchor="_Toc175164328" w:history="1">
             <w:r>
               <w:rPr>
                 <w:rStyle w:val="Hyperlink"/>
@@ -3676,6 +3884,8 @@
                 <w:rFonts w:eastAsiaTheme="minorEastAsia"/>
                 <w:noProof/>
                 <w:kern w:val="2"/>
+                <w:sz w:val="24"/>
+                <w:szCs w:val="24"/>
                 <w14:ligatures w14:val="standardContextual"/>
               </w:rPr>
               <w:tab/>
@@ -3706,7 +3916,7 @@
                 <w:noProof/>
                 <w:webHidden/>
               </w:rPr>
-              <w:instrText xml:space="preserve"> PAGEREF _Toc160801995 \h </w:instrText>
+              <w:instrText xml:space="preserve"> PAGEREF _Toc175164328 \h </w:instrText>
             </w:r>
             <w:r>
               <w:rPr>
@@ -3726,7 +3936,7 @@
                 <w:noProof/>
                 <w:webHidden/>
               </w:rPr>
-              <w:t>21</w:t>
+              <w:t>22</w:t>
             </w:r>
             <w:r>
               <w:rPr>
@@ -3744,10 +3954,12 @@
               <w:rFonts w:eastAsiaTheme="minorEastAsia"/>
               <w:noProof/>
               <w:kern w:val="2"/>
+              <w:sz w:val="24"/>
+              <w:szCs w:val="24"/>
               <w14:ligatures w14:val="standardContextual"/>
             </w:rPr>
           </w:pPr>
-          <w:hyperlink w:anchor="_Toc160801996" w:history="1">
+          <w:hyperlink w:anchor="_Toc175164329" w:history="1">
             <w:r>
               <w:rPr>
                 <w:rStyle w:val="Hyperlink"/>
@@ -3760,6 +3972,8 @@
                 <w:rFonts w:eastAsiaTheme="minorEastAsia"/>
                 <w:noProof/>
                 <w:kern w:val="2"/>
+                <w:sz w:val="24"/>
+                <w:szCs w:val="24"/>
                 <w14:ligatures w14:val="standardContextual"/>
               </w:rPr>
               <w:tab/>
@@ -3790,7 +4004,7 @@
                 <w:noProof/>
                 <w:webHidden/>
               </w:rPr>
-              <w:instrText xml:space="preserve"> PAGEREF _Toc160801996 \h </w:instrText>
+              <w:instrText xml:space="preserve"> PAGEREF _Toc175164329 \h </w:instrText>
             </w:r>
             <w:r>
               <w:rPr>
@@ -3810,7 +4024,7 @@
                 <w:noProof/>
                 <w:webHidden/>
               </w:rPr>
-              <w:t>21</w:t>
+              <w:t>22</w:t>
             </w:r>
             <w:r>
               <w:rPr>
@@ -3828,10 +4042,12 @@
               <w:rFonts w:eastAsiaTheme="minorEastAsia"/>
               <w:noProof/>
               <w:kern w:val="2"/>
+              <w:sz w:val="24"/>
+              <w:szCs w:val="24"/>
               <w14:ligatures w14:val="standardContextual"/>
             </w:rPr>
           </w:pPr>
-          <w:hyperlink w:anchor="_Toc160801997" w:history="1">
+          <w:hyperlink w:anchor="_Toc175164330" w:history="1">
             <w:r>
               <w:rPr>
                 <w:rStyle w:val="Hyperlink"/>
@@ -3844,6 +4060,8 @@
                 <w:rFonts w:eastAsiaTheme="minorEastAsia"/>
                 <w:noProof/>
                 <w:kern w:val="2"/>
+                <w:sz w:val="24"/>
+                <w:szCs w:val="24"/>
                 <w14:ligatures w14:val="standardContextual"/>
               </w:rPr>
               <w:tab/>
@@ -3874,7 +4092,7 @@
                 <w:noProof/>
                 <w:webHidden/>
               </w:rPr>
-              <w:instrText xml:space="preserve"> PAGEREF _Toc160801997 \h </w:instrText>
+              <w:instrText xml:space="preserve"> PAGEREF _Toc175164330 \h </w:instrText>
             </w:r>
             <w:r>
               <w:rPr>
@@ -3894,7 +4112,7 @@
                 <w:noProof/>
                 <w:webHidden/>
               </w:rPr>
-              <w:t>22</w:t>
+              <w:t>23</w:t>
             </w:r>
             <w:r>
               <w:rPr>
@@ -3912,10 +4130,12 @@
               <w:rFonts w:eastAsiaTheme="minorEastAsia"/>
               <w:noProof/>
               <w:kern w:val="2"/>
+              <w:sz w:val="24"/>
+              <w:szCs w:val="24"/>
               <w14:ligatures w14:val="standardContextual"/>
             </w:rPr>
           </w:pPr>
-          <w:hyperlink w:anchor="_Toc160801998" w:history="1">
+          <w:hyperlink w:anchor="_Toc175164331" w:history="1">
             <w:r>
               <w:rPr>
                 <w:rStyle w:val="Hyperlink"/>
@@ -3928,6 +4148,8 @@
                 <w:rFonts w:eastAsiaTheme="minorEastAsia"/>
                 <w:noProof/>
                 <w:kern w:val="2"/>
+                <w:sz w:val="24"/>
+                <w:szCs w:val="24"/>
                 <w14:ligatures w14:val="standardContextual"/>
               </w:rPr>
               <w:tab/>
@@ -3958,7 +4180,7 @@
                 <w:noProof/>
                 <w:webHidden/>
               </w:rPr>
-              <w:instrText xml:space="preserve"> PAGEREF _Toc160801998 \h </w:instrText>
+              <w:instrText xml:space="preserve"> PAGEREF _Toc175164331 \h </w:instrText>
             </w:r>
             <w:r>
               <w:rPr>
@@ -3978,7 +4200,7 @@
                 <w:noProof/>
                 <w:webHidden/>
               </w:rPr>
-              <w:t>23</w:t>
+              <w:t>24</w:t>
             </w:r>
             <w:r>
               <w:rPr>
@@ -3996,10 +4218,12 @@
               <w:rFonts w:eastAsiaTheme="minorEastAsia"/>
               <w:noProof/>
               <w:kern w:val="2"/>
+              <w:sz w:val="24"/>
+              <w:szCs w:val="24"/>
               <w14:ligatures w14:val="standardContextual"/>
             </w:rPr>
           </w:pPr>
-          <w:hyperlink w:anchor="_Toc160801999" w:history="1">
+          <w:hyperlink w:anchor="_Toc175164332" w:history="1">
             <w:r>
               <w:rPr>
                 <w:rStyle w:val="Hyperlink"/>
@@ -4012,6 +4236,8 @@
                 <w:rFonts w:eastAsiaTheme="minorEastAsia"/>
                 <w:noProof/>
                 <w:kern w:val="2"/>
+                <w:sz w:val="24"/>
+                <w:szCs w:val="24"/>
                 <w14:ligatures w14:val="standardContextual"/>
               </w:rPr>
               <w:tab/>
@@ -4042,7 +4268,7 @@
                 <w:noProof/>
                 <w:webHidden/>
               </w:rPr>
-              <w:instrText xml:space="preserve"> PAGEREF _Toc160801999 \h </w:instrText>
+              <w:instrText xml:space="preserve"> PAGEREF _Toc175164332 \h </w:instrText>
             </w:r>
             <w:r>
               <w:rPr>
@@ -4062,7 +4288,7 @@
                 <w:noProof/>
                 <w:webHidden/>
               </w:rPr>
-              <w:t>23</w:t>
+              <w:t>24</w:t>
             </w:r>
             <w:r>
               <w:rPr>
@@ -4080,10 +4306,12 @@
               <w:rFonts w:eastAsiaTheme="minorEastAsia"/>
               <w:noProof/>
               <w:kern w:val="2"/>
+              <w:sz w:val="24"/>
+              <w:szCs w:val="24"/>
               <w14:ligatures w14:val="standardContextual"/>
             </w:rPr>
           </w:pPr>
-          <w:hyperlink w:anchor="_Toc160802000" w:history="1">
+          <w:hyperlink w:anchor="_Toc175164333" w:history="1">
             <w:r>
               <w:rPr>
                 <w:rStyle w:val="Hyperlink"/>
@@ -4096,6 +4324,8 @@
                 <w:rFonts w:eastAsiaTheme="minorEastAsia"/>
                 <w:noProof/>
                 <w:kern w:val="2"/>
+                <w:sz w:val="24"/>
+                <w:szCs w:val="24"/>
                 <w14:ligatures w14:val="standardContextual"/>
               </w:rPr>
               <w:tab/>
@@ -4126,7 +4356,7 @@
                 <w:noProof/>
                 <w:webHidden/>
               </w:rPr>
-              <w:instrText xml:space="preserve"> PAGEREF _Toc160802000 \h </w:instrText>
+              <w:instrText xml:space="preserve"> PAGEREF _Toc175164333 \h </w:instrText>
             </w:r>
             <w:r>
               <w:rPr>
@@ -4146,7 +4376,7 @@
                 <w:noProof/>
                 <w:webHidden/>
               </w:rPr>
-              <w:t>24</w:t>
+              <w:t>25</w:t>
             </w:r>
             <w:r>
               <w:rPr>
@@ -4164,10 +4394,12 @@
               <w:rFonts w:eastAsiaTheme="minorEastAsia"/>
               <w:noProof/>
               <w:kern w:val="2"/>
+              <w:sz w:val="24"/>
+              <w:szCs w:val="24"/>
               <w14:ligatures w14:val="standardContextual"/>
             </w:rPr>
           </w:pPr>
-          <w:hyperlink w:anchor="_Toc160802001" w:history="1">
+          <w:hyperlink w:anchor="_Toc175164334" w:history="1">
             <w:r>
               <w:rPr>
                 <w:rStyle w:val="Hyperlink"/>
@@ -4180,6 +4412,8 @@
                 <w:rFonts w:eastAsiaTheme="minorEastAsia"/>
                 <w:noProof/>
                 <w:kern w:val="2"/>
+                <w:sz w:val="24"/>
+                <w:szCs w:val="24"/>
                 <w14:ligatures w14:val="standardContextual"/>
               </w:rPr>
               <w:tab/>
@@ -4210,7 +4444,7 @@
                 <w:noProof/>
                 <w:webHidden/>
               </w:rPr>
-              <w:instrText xml:space="preserve"> PAGEREF _Toc160802001 \h </w:instrText>
+              <w:instrText xml:space="preserve"> PAGEREF _Toc175164334 \h </w:instrText>
             </w:r>
             <w:r>
               <w:rPr>
@@ -4230,7 +4464,7 @@
                 <w:noProof/>
                 <w:webHidden/>
               </w:rPr>
-              <w:t>25</w:t>
+              <w:t>26</w:t>
             </w:r>
             <w:r>
               <w:rPr>
@@ -4248,10 +4482,12 @@
               <w:rFonts w:eastAsiaTheme="minorEastAsia"/>
               <w:noProof/>
               <w:kern w:val="2"/>
+              <w:sz w:val="24"/>
+              <w:szCs w:val="24"/>
               <w14:ligatures w14:val="standardContextual"/>
             </w:rPr>
           </w:pPr>
-          <w:hyperlink w:anchor="_Toc160802002" w:history="1">
+          <w:hyperlink w:anchor="_Toc175164335" w:history="1">
             <w:r>
               <w:rPr>
                 <w:rStyle w:val="Hyperlink"/>
@@ -4265,6 +4501,8 @@
                 <w:rFonts w:eastAsiaTheme="minorEastAsia"/>
                 <w:noProof/>
                 <w:kern w:val="2"/>
+                <w:sz w:val="24"/>
+                <w:szCs w:val="24"/>
                 <w14:ligatures w14:val="standardContextual"/>
               </w:rPr>
               <w:tab/>
@@ -4296,7 +4534,7 @@
                 <w:noProof/>
                 <w:webHidden/>
               </w:rPr>
-              <w:instrText xml:space="preserve"> PAGEREF _Toc160802002 \h </w:instrText>
+              <w:instrText xml:space="preserve"> PAGEREF _Toc175164335 \h </w:instrText>
             </w:r>
             <w:r>
               <w:rPr>
@@ -4316,7 +4554,7 @@
                 <w:noProof/>
                 <w:webHidden/>
               </w:rPr>
-              <w:t>25</w:t>
+              <w:t>26</w:t>
             </w:r>
             <w:r>
               <w:rPr>
@@ -4334,10 +4572,12 @@
               <w:rFonts w:eastAsiaTheme="minorEastAsia"/>
               <w:noProof/>
               <w:kern w:val="2"/>
+              <w:sz w:val="24"/>
+              <w:szCs w:val="24"/>
               <w14:ligatures w14:val="standardContextual"/>
             </w:rPr>
           </w:pPr>
-          <w:hyperlink w:anchor="_Toc160802003" w:history="1">
+          <w:hyperlink w:anchor="_Toc175164336" w:history="1">
             <w:r>
               <w:rPr>
                 <w:rStyle w:val="Hyperlink"/>
@@ -4351,6 +4591,8 @@
                 <w:rFonts w:eastAsiaTheme="minorEastAsia"/>
                 <w:noProof/>
                 <w:kern w:val="2"/>
+                <w:sz w:val="24"/>
+                <w:szCs w:val="24"/>
                 <w14:ligatures w14:val="standardContextual"/>
               </w:rPr>
               <w:tab/>
@@ -4382,7 +4624,7 @@
                 <w:noProof/>
                 <w:webHidden/>
               </w:rPr>
-              <w:instrText xml:space="preserve"> PAGEREF _Toc160802003 \h </w:instrText>
+              <w:instrText xml:space="preserve"> PAGEREF _Toc175164336 \h </w:instrText>
             </w:r>
             <w:r>
               <w:rPr>
@@ -4402,7 +4644,7 @@
                 <w:noProof/>
                 <w:webHidden/>
               </w:rPr>
-              <w:t>25</w:t>
+              <w:t>26</w:t>
             </w:r>
             <w:r>
               <w:rPr>
@@ -4420,10 +4662,12 @@
               <w:rFonts w:eastAsiaTheme="minorEastAsia"/>
               <w:noProof/>
               <w:kern w:val="2"/>
+              <w:sz w:val="24"/>
+              <w:szCs w:val="24"/>
               <w14:ligatures w14:val="standardContextual"/>
             </w:rPr>
           </w:pPr>
-          <w:hyperlink w:anchor="_Toc160802004" w:history="1">
+          <w:hyperlink w:anchor="_Toc175164337" w:history="1">
             <w:r>
               <w:rPr>
                 <w:rStyle w:val="Hyperlink"/>
@@ -4437,6 +4681,8 @@
                 <w:rFonts w:eastAsiaTheme="minorEastAsia"/>
                 <w:noProof/>
                 <w:kern w:val="2"/>
+                <w:sz w:val="24"/>
+                <w:szCs w:val="24"/>
                 <w14:ligatures w14:val="standardContextual"/>
               </w:rPr>
               <w:tab/>
@@ -4468,7 +4714,7 @@
                 <w:noProof/>
                 <w:webHidden/>
               </w:rPr>
-              <w:instrText xml:space="preserve"> PAGEREF _Toc160802004 \h </w:instrText>
+              <w:instrText xml:space="preserve"> PAGEREF _Toc175164337 \h </w:instrText>
             </w:r>
             <w:r>
               <w:rPr>
@@ -4488,7 +4734,7 @@
                 <w:noProof/>
                 <w:webHidden/>
               </w:rPr>
-              <w:t>26</w:t>
+              <w:t>27</w:t>
             </w:r>
             <w:r>
               <w:rPr>
@@ -4506,10 +4752,12 @@
               <w:rFonts w:eastAsiaTheme="minorEastAsia"/>
               <w:noProof/>
               <w:kern w:val="2"/>
+              <w:sz w:val="24"/>
+              <w:szCs w:val="24"/>
               <w14:ligatures w14:val="standardContextual"/>
             </w:rPr>
           </w:pPr>
-          <w:hyperlink w:anchor="_Toc160802005" w:history="1">
+          <w:hyperlink w:anchor="_Toc175164338" w:history="1">
             <w:r>
               <w:rPr>
                 <w:rStyle w:val="Hyperlink"/>
@@ -4523,6 +4771,8 @@
                 <w:rFonts w:eastAsiaTheme="minorEastAsia"/>
                 <w:noProof/>
                 <w:kern w:val="2"/>
+                <w:sz w:val="24"/>
+                <w:szCs w:val="24"/>
                 <w14:ligatures w14:val="standardContextual"/>
               </w:rPr>
               <w:tab/>
@@ -4554,7 +4804,7 @@
                 <w:noProof/>
                 <w:webHidden/>
               </w:rPr>
-              <w:instrText xml:space="preserve"> PAGEREF _Toc160802005 \h </w:instrText>
+              <w:instrText xml:space="preserve"> PAGEREF _Toc175164338 \h </w:instrText>
             </w:r>
             <w:r>
               <w:rPr>
@@ -4574,7 +4824,7 @@
                 <w:noProof/>
                 <w:webHidden/>
               </w:rPr>
-              <w:t>27</w:t>
+              <w:t>28</w:t>
             </w:r>
             <w:r>
               <w:rPr>
@@ -4633,7 +4883,7 @@
       <w:pPr>
         <w:pStyle w:val="Heading1"/>
       </w:pPr>
-      <w:bookmarkStart w:id="0" w:name="_Toc160801956"/>
+      <w:bookmarkStart w:id="0" w:name="_Toc175164288"/>
       <w:r>
         <w:lastRenderedPageBreak/>
         <w:t>JALoPv2.x</w:t>
@@ -4685,7 +4935,7 @@
       <w:pPr>
         <w:pStyle w:val="Heading1"/>
       </w:pPr>
-      <w:bookmarkStart w:id="1" w:name="_Toc160801957"/>
+      <w:bookmarkStart w:id="1" w:name="_Toc175164289"/>
       <w:r>
         <w:t>Download/Clone Source Code</w:t>
       </w:r>
@@ -4805,7 +5055,7 @@
       <w:pPr>
         <w:pStyle w:val="Heading2"/>
       </w:pPr>
-      <w:bookmarkStart w:id="2" w:name="_Toc160801958"/>
+      <w:bookmarkStart w:id="2" w:name="_Toc175164290"/>
       <w:r>
         <w:t>GitHub</w:t>
       </w:r>
@@ -5003,7 +5253,7 @@
       <w:pPr>
         <w:pStyle w:val="Heading2"/>
       </w:pPr>
-      <w:bookmarkStart w:id="3" w:name="_Toc160801959"/>
+      <w:bookmarkStart w:id="3" w:name="_Toc175164291"/>
       <w:r>
         <w:t xml:space="preserve">JALoP </w:t>
       </w:r>
@@ -5275,7 +5525,7 @@
       <w:pPr>
         <w:pStyle w:val="Heading1"/>
       </w:pPr>
-      <w:bookmarkStart w:id="4" w:name="_Toc160801960"/>
+      <w:bookmarkStart w:id="4" w:name="_Toc175164292"/>
       <w:r>
         <w:lastRenderedPageBreak/>
         <w:t xml:space="preserve">Build and Install </w:t>
@@ -5381,32 +5631,46 @@
         <w:t>) is the process that negotiates with the Subscriber(s) and sends JAL records to them.</w:t>
       </w:r>
       <w:r>
-        <w:t xml:space="preserve"> The C/C++ Subscriber(s) </w:t>
-      </w:r>
-      <w:proofErr w:type="gramStart"/>
-      <w:r>
-        <w:t>provide</w:t>
-      </w:r>
-      <w:proofErr w:type="gramEnd"/>
-      <w:r>
-        <w:t xml:space="preserve"> </w:t>
+        <w:t xml:space="preserve"> The C/C++ Subscriber(s) provide </w:t>
       </w:r>
     </w:p>
     <w:p>
       <w:pPr>
         <w:pStyle w:val="Heading2"/>
       </w:pPr>
-      <w:bookmarkStart w:id="5" w:name="_Toc160801961"/>
+      <w:bookmarkStart w:id="5" w:name="_Toc163212242"/>
+      <w:bookmarkStart w:id="6" w:name="_Toc163212243"/>
+      <w:bookmarkStart w:id="7" w:name="_Toc163212244"/>
+      <w:bookmarkStart w:id="8" w:name="_Toc163212245"/>
+      <w:bookmarkStart w:id="9" w:name="_Toc163212246"/>
+      <w:bookmarkStart w:id="10" w:name="_Toc163212247"/>
+      <w:bookmarkStart w:id="11" w:name="_Toc163212248"/>
+      <w:bookmarkStart w:id="12" w:name="_Toc163212249"/>
+      <w:bookmarkStart w:id="13" w:name="_Toc163212250"/>
+      <w:bookmarkStart w:id="14" w:name="_Toc163212251"/>
+      <w:bookmarkStart w:id="15" w:name="_Toc175164293"/>
+      <w:bookmarkEnd w:id="5"/>
+      <w:bookmarkEnd w:id="6"/>
+      <w:bookmarkEnd w:id="7"/>
+      <w:bookmarkEnd w:id="8"/>
+      <w:bookmarkEnd w:id="9"/>
+      <w:bookmarkEnd w:id="10"/>
+      <w:bookmarkEnd w:id="11"/>
+      <w:bookmarkEnd w:id="12"/>
+      <w:bookmarkEnd w:id="13"/>
+      <w:bookmarkEnd w:id="14"/>
       <w:r>
         <w:t>System Provisioning</w:t>
       </w:r>
-      <w:bookmarkEnd w:id="5"/>
+      <w:bookmarkEnd w:id="15"/>
     </w:p>
     <w:p>
       <w:pPr>
         <w:pStyle w:val="Heading3"/>
       </w:pPr>
-      <w:bookmarkStart w:id="6" w:name="_Toc160801962"/>
+      <w:bookmarkStart w:id="16" w:name="_Toc163212253"/>
+      <w:bookmarkStart w:id="17" w:name="_Toc175164294"/>
+      <w:bookmarkEnd w:id="16"/>
       <w:r>
         <w:t>R</w:t>
       </w:r>
@@ -5419,7 +5683,7 @@
       <w:r>
         <w:t>CentOS 7</w:t>
       </w:r>
-      <w:bookmarkEnd w:id="6"/>
+      <w:bookmarkEnd w:id="17"/>
     </w:p>
     <w:p>
       <w:pPr>
@@ -5551,19 +5815,8 @@
           <w:sz w:val="20"/>
           <w:szCs w:val="20"/>
         </w:rPr>
-        <w:t>-</w:t>
-      </w:r>
-      <w:proofErr w:type="gramStart"/>
-      <w:r>
-        <w:rPr>
-          <w:rFonts w:ascii="Consolas" w:hAnsi="Consolas" w:cs="Consolas"/>
-          <w:color w:val="660000"/>
-          <w:sz w:val="20"/>
-          <w:szCs w:val="20"/>
-        </w:rPr>
-        <w:t>release</w:t>
-      </w:r>
-      <w:proofErr w:type="gramEnd"/>
+        <w:t>-release</w:t>
+      </w:r>
     </w:p>
     <w:p>
       <w:pPr>
@@ -5590,19 +5843,8 @@
           <w:sz w:val="20"/>
           <w:szCs w:val="20"/>
         </w:rPr>
-        <w:t xml:space="preserve">Install JALoP dependencies available from </w:t>
-      </w:r>
-      <w:proofErr w:type="gramStart"/>
-      <w:r>
-        <w:rPr>
-          <w:rFonts w:ascii="Verdana" w:hAnsi="Verdana" w:cs="Verdana"/>
-          <w:color w:val="000000"/>
-          <w:sz w:val="20"/>
-          <w:szCs w:val="20"/>
-        </w:rPr>
-        <w:t>repos</w:t>
-      </w:r>
-      <w:proofErr w:type="gramEnd"/>
+        <w:t>Install JALoP dependencies available from repos</w:t>
+      </w:r>
     </w:p>
     <w:p>
       <w:pPr>
@@ -6091,19 +6333,8 @@
           <w:sz w:val="19"/>
           <w:szCs w:val="19"/>
         </w:rPr>
-        <w:t>-</w:t>
-      </w:r>
-      <w:proofErr w:type="gramStart"/>
-      <w:r>
-        <w:rPr>
-          <w:rFonts w:ascii="Consolas" w:eastAsia="Consolas" w:hAnsi="Consolas" w:cs="Consolas"/>
-          <w:color w:val="660000"/>
-          <w:sz w:val="19"/>
-          <w:szCs w:val="19"/>
-        </w:rPr>
-        <w:t>devel</w:t>
-      </w:r>
-      <w:proofErr w:type="gramEnd"/>
+        <w:t>-devel</w:t>
+      </w:r>
     </w:p>
     <w:p>
       <w:pPr>
@@ -6130,25 +6361,7 @@
           <w:sz w:val="20"/>
           <w:szCs w:val="20"/>
         </w:rPr>
-        <w:t>Download and install test-</w:t>
-      </w:r>
-      <w:r>
-        <w:rPr>
-          <w:rFonts w:ascii="Verdana" w:hAnsi="Verdana" w:cs="Verdana"/>
-          <w:color w:val="000000"/>
-          <w:sz w:val="20"/>
-          <w:szCs w:val="20"/>
-        </w:rPr>
-        <w:t>dept</w:t>
-      </w:r>
-      <w:r>
-        <w:rPr>
-          <w:rFonts w:ascii="Verdana" w:hAnsi="Verdana" w:cs="Verdana"/>
-          <w:color w:val="000000"/>
-          <w:sz w:val="20"/>
-          <w:szCs w:val="20"/>
-        </w:rPr>
-        <w:t xml:space="preserve"> unit test library.</w:t>
+        <w:t>Install bundled JALoP dependencies from provided RPM</w:t>
       </w:r>
     </w:p>
     <w:p>
@@ -6163,29 +6376,20 @@
         <w:adjustRightInd w:val="0"/>
         <w:spacing w:after="0" w:line="240" w:lineRule="auto"/>
         <w:rPr>
-          <w:rFonts w:ascii="Consolas" w:hAnsi="Consolas" w:cs="Consolas"/>
-          <w:color w:val="660000"/>
-          <w:sz w:val="20"/>
-          <w:szCs w:val="20"/>
-        </w:rPr>
-      </w:pPr>
-      <w:r>
-        <w:rPr>
-          <w:rFonts w:ascii="Consolas" w:hAnsi="Consolas" w:cs="Consolas"/>
-          <w:color w:val="660000"/>
-          <w:sz w:val="20"/>
-          <w:szCs w:val="20"/>
-        </w:rPr>
-        <w:t>$</w:t>
-      </w:r>
-      <w:r>
-        <w:rPr>
-          <w:rFonts w:ascii="Consolas" w:hAnsi="Consolas" w:cs="Consolas"/>
-          <w:color w:val="660000"/>
-          <w:sz w:val="20"/>
-          <w:szCs w:val="20"/>
-        </w:rPr>
-        <w:t xml:space="preserve"> git clone https://github.com/norrby/test-dept.git</w:t>
+          <w:rFonts w:ascii="Verdana" w:hAnsi="Verdana" w:cs="Verdana"/>
+          <w:color w:val="000000"/>
+          <w:sz w:val="20"/>
+          <w:szCs w:val="20"/>
+        </w:rPr>
+      </w:pPr>
+      <w:r>
+        <w:rPr>
+          <w:rFonts w:ascii="Verdana" w:hAnsi="Verdana" w:cs="Verdana"/>
+          <w:color w:val="000000"/>
+          <w:sz w:val="20"/>
+          <w:szCs w:val="20"/>
+        </w:rPr>
+        <w:t>Navigate into your cloned JALoP repo</w:t>
       </w:r>
     </w:p>
     <w:p>
@@ -6200,29 +6404,199 @@
         <w:adjustRightInd w:val="0"/>
         <w:spacing w:after="0" w:line="240" w:lineRule="auto"/>
         <w:rPr>
-          <w:rFonts w:ascii="Consolas" w:hAnsi="Consolas" w:cs="Consolas"/>
-          <w:color w:val="660000"/>
-          <w:sz w:val="20"/>
-          <w:szCs w:val="20"/>
-        </w:rPr>
-      </w:pPr>
-      <w:r>
-        <w:rPr>
-          <w:rFonts w:ascii="Consolas" w:hAnsi="Consolas" w:cs="Consolas"/>
-          <w:color w:val="660000"/>
-          <w:sz w:val="20"/>
-          <w:szCs w:val="20"/>
-        </w:rPr>
-        <w:t>$</w:t>
-      </w:r>
-      <w:r>
-        <w:rPr>
-          <w:rFonts w:ascii="Consolas" w:hAnsi="Consolas" w:cs="Consolas"/>
-          <w:color w:val="660000"/>
-          <w:sz w:val="20"/>
-          <w:szCs w:val="20"/>
-        </w:rPr>
-        <w:t xml:space="preserve"> cd test-dept</w:t>
+          <w:rFonts w:ascii="Verdana" w:hAnsi="Verdana" w:cs="Verdana"/>
+          <w:color w:val="000000"/>
+          <w:sz w:val="20"/>
+          <w:szCs w:val="20"/>
+        </w:rPr>
+      </w:pPr>
+      <w:r>
+        <w:rPr>
+          <w:rFonts w:ascii="Verdana" w:hAnsi="Verdana" w:cs="Verdana"/>
+          <w:color w:val="000000"/>
+          <w:sz w:val="20"/>
+          <w:szCs w:val="20"/>
+        </w:rPr>
+        <w:t>I</w:t>
+      </w:r>
+      <w:r>
+        <w:rPr>
+          <w:rFonts w:ascii="Verdana" w:hAnsi="Verdana" w:cs="Verdana"/>
+          <w:color w:val="000000"/>
+          <w:sz w:val="20"/>
+          <w:szCs w:val="20"/>
+        </w:rPr>
+        <w:t xml:space="preserve">nstall </w:t>
+      </w:r>
+      <w:proofErr w:type="spellStart"/>
+      <w:r>
+        <w:rPr>
+          <w:rFonts w:ascii="Verdana" w:hAnsi="Verdana" w:cs="Verdana"/>
+          <w:color w:val="000000"/>
+          <w:sz w:val="20"/>
+          <w:szCs w:val="20"/>
+        </w:rPr>
+        <w:t>axl</w:t>
+      </w:r>
+      <w:proofErr w:type="spellEnd"/>
+      <w:r>
+        <w:rPr>
+          <w:rFonts w:ascii="Verdana" w:hAnsi="Verdana" w:cs="Verdana"/>
+          <w:color w:val="000000"/>
+          <w:sz w:val="20"/>
+          <w:szCs w:val="20"/>
+        </w:rPr>
+        <w:t xml:space="preserve"> RPM</w:t>
+      </w:r>
+    </w:p>
+    <w:p>
+      <w:pPr>
+        <w:pStyle w:val="ListParagraph"/>
+        <w:numPr>
+          <w:ilvl w:val="2"/>
+          <w:numId w:val="4"/>
+        </w:numPr>
+        <w:autoSpaceDE w:val="0"/>
+        <w:autoSpaceDN w:val="0"/>
+        <w:adjustRightInd w:val="0"/>
+        <w:spacing w:after="0" w:line="240" w:lineRule="auto"/>
+        <w:rPr>
+          <w:rFonts w:ascii="Consolas" w:hAnsi="Consolas" w:cs="Consolas"/>
+          <w:color w:val="660000"/>
+          <w:sz w:val="20"/>
+          <w:szCs w:val="20"/>
+        </w:rPr>
+      </w:pPr>
+      <w:r>
+        <w:rPr>
+          <w:rFonts w:ascii="Consolas" w:hAnsi="Consolas" w:cs="Consolas"/>
+          <w:color w:val="660000"/>
+          <w:sz w:val="20"/>
+          <w:szCs w:val="20"/>
+        </w:rPr>
+        <w:t xml:space="preserve">$ </w:t>
+      </w:r>
+      <w:proofErr w:type="spellStart"/>
+      <w:r>
+        <w:rPr>
+          <w:rFonts w:ascii="Consolas" w:hAnsi="Consolas" w:cs="Consolas"/>
+          <w:color w:val="660000"/>
+          <w:sz w:val="20"/>
+          <w:szCs w:val="20"/>
+        </w:rPr>
+        <w:t>sudo</w:t>
+      </w:r>
+      <w:proofErr w:type="spellEnd"/>
+      <w:r>
+        <w:rPr>
+          <w:rFonts w:ascii="Consolas" w:hAnsi="Consolas" w:cs="Consolas"/>
+          <w:color w:val="660000"/>
+          <w:sz w:val="20"/>
+          <w:szCs w:val="20"/>
+        </w:rPr>
+        <w:t xml:space="preserve"> </w:t>
+      </w:r>
+      <w:r>
+        <w:rPr>
+          <w:rFonts w:ascii="Consolas" w:hAnsi="Consolas" w:cs="Consolas"/>
+          <w:color w:val="660000"/>
+          <w:sz w:val="20"/>
+          <w:szCs w:val="20"/>
+        </w:rPr>
+        <w:t xml:space="preserve">yum install </w:t>
+      </w:r>
+      <w:r>
+        <w:rPr>
+          <w:rFonts w:ascii="Consolas" w:hAnsi="Consolas" w:cs="Consolas"/>
+          <w:color w:val="660000"/>
+          <w:sz w:val="20"/>
+          <w:szCs w:val="20"/>
+        </w:rPr>
+        <w:t>3rd-party/</w:t>
+      </w:r>
+      <w:proofErr w:type="spellStart"/>
+      <w:r>
+        <w:rPr>
+          <w:rFonts w:ascii="Consolas" w:hAnsi="Consolas" w:cs="Consolas"/>
+          <w:color w:val="660000"/>
+          <w:sz w:val="20"/>
+          <w:szCs w:val="20"/>
+        </w:rPr>
+        <w:t>axl</w:t>
+      </w:r>
+      <w:proofErr w:type="spellEnd"/>
+      <w:r>
+        <w:rPr>
+          <w:rFonts w:ascii="Consolas" w:hAnsi="Consolas" w:cs="Consolas"/>
+          <w:color w:val="660000"/>
+          <w:sz w:val="20"/>
+          <w:szCs w:val="20"/>
+        </w:rPr>
+        <w:t>/RHEL</w:t>
+      </w:r>
+      <w:r>
+        <w:rPr>
+          <w:rFonts w:ascii="Consolas" w:hAnsi="Consolas" w:cs="Consolas"/>
+          <w:color w:val="660000"/>
+          <w:sz w:val="20"/>
+          <w:szCs w:val="20"/>
+        </w:rPr>
+        <w:t>7</w:t>
+      </w:r>
+      <w:r>
+        <w:rPr>
+          <w:rFonts w:ascii="Consolas" w:hAnsi="Consolas" w:cs="Consolas"/>
+          <w:color w:val="660000"/>
+          <w:sz w:val="20"/>
+          <w:szCs w:val="20"/>
+        </w:rPr>
+        <w:t>/*.x86_64.rpm</w:t>
+      </w:r>
+    </w:p>
+    <w:p>
+      <w:pPr>
+        <w:pStyle w:val="ListParagraph"/>
+        <w:numPr>
+          <w:ilvl w:val="0"/>
+          <w:numId w:val="4"/>
+        </w:numPr>
+        <w:autoSpaceDE w:val="0"/>
+        <w:autoSpaceDN w:val="0"/>
+        <w:adjustRightInd w:val="0"/>
+        <w:spacing w:after="0" w:line="240" w:lineRule="auto"/>
+        <w:rPr>
+          <w:rFonts w:ascii="Verdana" w:hAnsi="Verdana" w:cs="Verdana"/>
+          <w:color w:val="000000"/>
+          <w:sz w:val="20"/>
+          <w:szCs w:val="20"/>
+        </w:rPr>
+      </w:pPr>
+      <w:r>
+        <w:rPr>
+          <w:rFonts w:ascii="Verdana" w:hAnsi="Verdana" w:cs="Verdana"/>
+          <w:color w:val="000000"/>
+          <w:sz w:val="20"/>
+          <w:szCs w:val="20"/>
+        </w:rPr>
+        <w:t>Download and install test-</w:t>
+      </w:r>
+      <w:r>
+        <w:rPr>
+          <w:rFonts w:ascii="Verdana" w:hAnsi="Verdana" w:cs="Verdana"/>
+          <w:color w:val="000000"/>
+          <w:sz w:val="20"/>
+          <w:szCs w:val="20"/>
+        </w:rPr>
+        <w:t>dept</w:t>
+      </w:r>
+      <w:r>
+        <w:rPr>
+          <w:rFonts w:ascii="Verdana" w:hAnsi="Verdana" w:cs="Verdana"/>
+          <w:color w:val="000000"/>
+          <w:sz w:val="20"/>
+          <w:szCs w:val="20"/>
+        </w:rPr>
+        <w:t xml:space="preserve"> unit test library.</w:t>
       </w:r>
     </w:p>
     <w:p>
@@ -6243,7 +6617,6 @@
           <w:szCs w:val="20"/>
         </w:rPr>
       </w:pPr>
-      <w:proofErr w:type="gramStart"/>
       <w:r>
         <w:rPr>
           <w:rFonts w:ascii="Consolas" w:hAnsi="Consolas" w:cs="Consolas"/>
@@ -6260,29 +6633,8 @@
           <w:sz w:val="20"/>
           <w:szCs w:val="20"/>
         </w:rPr>
-        <w:t xml:space="preserve"> .</w:t>
-      </w:r>
-      <w:proofErr w:type="gramEnd"/>
-      <w:r>
-        <w:rPr>
-          <w:rFonts w:ascii="Consolas" w:hAnsi="Consolas" w:cs="Consolas"/>
-          <w:color w:val="660000"/>
-          <w:sz w:val="20"/>
-          <w:szCs w:val="20"/>
-        </w:rPr>
-        <w:t>/</w:t>
-      </w:r>
-      <w:proofErr w:type="spellStart"/>
-      <w:r>
-        <w:rPr>
-          <w:rFonts w:ascii="Consolas" w:hAnsi="Consolas" w:cs="Consolas"/>
-          <w:color w:val="660000"/>
-          <w:sz w:val="20"/>
-          <w:szCs w:val="20"/>
-        </w:rPr>
-        <w:t>boostrap</w:t>
-      </w:r>
-      <w:proofErr w:type="spellEnd"/>
+        <w:t xml:space="preserve"> git clone https://github.com/norrby/test-dept.git</w:t>
+      </w:r>
     </w:p>
     <w:p>
       <w:pPr>
@@ -6302,7 +6654,6 @@
           <w:szCs w:val="20"/>
         </w:rPr>
       </w:pPr>
-      <w:proofErr w:type="gramStart"/>
       <w:r>
         <w:rPr>
           <w:rFonts w:ascii="Consolas" w:hAnsi="Consolas" w:cs="Consolas"/>
@@ -6319,17 +6670,7 @@
           <w:sz w:val="20"/>
           <w:szCs w:val="20"/>
         </w:rPr>
-        <w:t xml:space="preserve"> .</w:t>
-      </w:r>
-      <w:proofErr w:type="gramEnd"/>
-      <w:r>
-        <w:rPr>
-          <w:rFonts w:ascii="Consolas" w:hAnsi="Consolas" w:cs="Consolas"/>
-          <w:color w:val="660000"/>
-          <w:sz w:val="20"/>
-          <w:szCs w:val="20"/>
-        </w:rPr>
-        <w:t>/configure</w:t>
+        <w:t xml:space="preserve"> cd test-dept</w:t>
       </w:r>
     </w:p>
     <w:p>
@@ -6339,7 +6680,18 @@
           <w:ilvl w:val="1"/>
           <w:numId w:val="4"/>
         </w:numPr>
-      </w:pPr>
+        <w:autoSpaceDE w:val="0"/>
+        <w:autoSpaceDN w:val="0"/>
+        <w:adjustRightInd w:val="0"/>
+        <w:spacing w:after="0" w:line="240" w:lineRule="auto"/>
+        <w:rPr>
+          <w:rFonts w:ascii="Consolas" w:hAnsi="Consolas" w:cs="Consolas"/>
+          <w:color w:val="660000"/>
+          <w:sz w:val="20"/>
+          <w:szCs w:val="20"/>
+        </w:rPr>
+      </w:pPr>
+      <w:proofErr w:type="gramStart"/>
       <w:r>
         <w:rPr>
           <w:rFonts w:ascii="Consolas" w:hAnsi="Consolas" w:cs="Consolas"/>
@@ -6356,6 +6708,102 @@
           <w:sz w:val="20"/>
           <w:szCs w:val="20"/>
         </w:rPr>
+        <w:t xml:space="preserve"> .</w:t>
+      </w:r>
+      <w:proofErr w:type="gramEnd"/>
+      <w:r>
+        <w:rPr>
+          <w:rFonts w:ascii="Consolas" w:hAnsi="Consolas" w:cs="Consolas"/>
+          <w:color w:val="660000"/>
+          <w:sz w:val="20"/>
+          <w:szCs w:val="20"/>
+        </w:rPr>
+        <w:t>/</w:t>
+      </w:r>
+      <w:proofErr w:type="spellStart"/>
+      <w:r>
+        <w:rPr>
+          <w:rFonts w:ascii="Consolas" w:hAnsi="Consolas" w:cs="Consolas"/>
+          <w:color w:val="660000"/>
+          <w:sz w:val="20"/>
+          <w:szCs w:val="20"/>
+        </w:rPr>
+        <w:t>boostrap</w:t>
+      </w:r>
+      <w:proofErr w:type="spellEnd"/>
+    </w:p>
+    <w:p>
+      <w:pPr>
+        <w:pStyle w:val="ListParagraph"/>
+        <w:numPr>
+          <w:ilvl w:val="1"/>
+          <w:numId w:val="4"/>
+        </w:numPr>
+        <w:autoSpaceDE w:val="0"/>
+        <w:autoSpaceDN w:val="0"/>
+        <w:adjustRightInd w:val="0"/>
+        <w:spacing w:after="0" w:line="240" w:lineRule="auto"/>
+        <w:rPr>
+          <w:rFonts w:ascii="Consolas" w:hAnsi="Consolas" w:cs="Consolas"/>
+          <w:color w:val="660000"/>
+          <w:sz w:val="20"/>
+          <w:szCs w:val="20"/>
+        </w:rPr>
+      </w:pPr>
+      <w:proofErr w:type="gramStart"/>
+      <w:r>
+        <w:rPr>
+          <w:rFonts w:ascii="Consolas" w:hAnsi="Consolas" w:cs="Consolas"/>
+          <w:color w:val="660000"/>
+          <w:sz w:val="20"/>
+          <w:szCs w:val="20"/>
+        </w:rPr>
+        <w:t>$</w:t>
+      </w:r>
+      <w:r>
+        <w:rPr>
+          <w:rFonts w:ascii="Consolas" w:hAnsi="Consolas" w:cs="Consolas"/>
+          <w:color w:val="660000"/>
+          <w:sz w:val="20"/>
+          <w:szCs w:val="20"/>
+        </w:rPr>
+        <w:t xml:space="preserve"> .</w:t>
+      </w:r>
+      <w:proofErr w:type="gramEnd"/>
+      <w:r>
+        <w:rPr>
+          <w:rFonts w:ascii="Consolas" w:hAnsi="Consolas" w:cs="Consolas"/>
+          <w:color w:val="660000"/>
+          <w:sz w:val="20"/>
+          <w:szCs w:val="20"/>
+        </w:rPr>
+        <w:t>/configure</w:t>
+      </w:r>
+    </w:p>
+    <w:p>
+      <w:pPr>
+        <w:pStyle w:val="ListParagraph"/>
+        <w:numPr>
+          <w:ilvl w:val="1"/>
+          <w:numId w:val="4"/>
+        </w:numPr>
+      </w:pPr>
+      <w:r>
+        <w:rPr>
+          <w:rFonts w:ascii="Consolas" w:hAnsi="Consolas" w:cs="Consolas"/>
+          <w:color w:val="660000"/>
+          <w:sz w:val="20"/>
+          <w:szCs w:val="20"/>
+        </w:rPr>
+        <w:t>$</w:t>
+      </w:r>
+      <w:r>
+        <w:rPr>
+          <w:rFonts w:ascii="Consolas" w:hAnsi="Consolas" w:cs="Consolas"/>
+          <w:color w:val="660000"/>
+          <w:sz w:val="20"/>
+          <w:szCs w:val="20"/>
+        </w:rPr>
         <w:t xml:space="preserve"> </w:t>
       </w:r>
       <w:proofErr w:type="spellStart"/>
@@ -6385,19 +6833,8 @@
           <w:sz w:val="20"/>
           <w:szCs w:val="20"/>
         </w:rPr>
-        <w:t xml:space="preserve">make </w:t>
-      </w:r>
-      <w:proofErr w:type="gramStart"/>
-      <w:r>
-        <w:rPr>
-          <w:rFonts w:ascii="Consolas" w:hAnsi="Consolas" w:cs="Consolas"/>
-          <w:color w:val="660000"/>
-          <w:sz w:val="20"/>
-          <w:szCs w:val="20"/>
-        </w:rPr>
-        <w:t>install</w:t>
-      </w:r>
-      <w:proofErr w:type="gramEnd"/>
+        <w:t>make install</w:t>
+      </w:r>
     </w:p>
     <w:p>
       <w:pPr>
@@ -6504,27 +6941,7 @@
           <w:sz w:val="20"/>
           <w:szCs w:val="20"/>
         </w:rPr>
-        <w:t xml:space="preserve">, but it too old for our purposes. It is recommended to uninstall the version installed by </w:t>
-      </w:r>
-      <w:proofErr w:type="gramStart"/>
-      <w:r>
-        <w:rPr>
-          <w:rFonts w:ascii="Consolas" w:hAnsi="Consolas" w:cs="Consolas"/>
-          <w:color w:val="660000"/>
-          <w:sz w:val="20"/>
-          <w:szCs w:val="20"/>
-        </w:rPr>
-        <w:t>yum, if</w:t>
-      </w:r>
-      <w:proofErr w:type="gramEnd"/>
-      <w:r>
-        <w:rPr>
-          <w:rFonts w:ascii="Consolas" w:hAnsi="Consolas" w:cs="Consolas"/>
-          <w:color w:val="660000"/>
-          <w:sz w:val="20"/>
-          <w:szCs w:val="20"/>
-        </w:rPr>
-        <w:t xml:space="preserve"> present</w:t>
+        <w:t>, but it too old for our purposes. It is recommended to uninstall the version installed by yum, if present</w:t>
       </w:r>
     </w:p>
     <w:p>
@@ -6562,7 +6979,6 @@
         <w:t xml:space="preserve"> yum remove </w:t>
       </w:r>
       <w:proofErr w:type="spellStart"/>
-      <w:proofErr w:type="gramStart"/>
       <w:r>
         <w:rPr>
           <w:rFonts w:ascii="Consolas" w:hAnsi="Consolas" w:cs="Consolas"/>
@@ -6573,7 +6989,6 @@
         <w:t>libmicrohttpd</w:t>
       </w:r>
       <w:proofErr w:type="spellEnd"/>
-      <w:proofErr w:type="gramEnd"/>
     </w:p>
     <w:p>
       <w:pPr>
@@ -6655,19 +7070,8 @@
           <w:sz w:val="20"/>
           <w:szCs w:val="20"/>
         </w:rPr>
-        <w:t xml:space="preserve">This is the version used by CentOS/RHEL8, for </w:t>
-      </w:r>
-      <w:proofErr w:type="gramStart"/>
-      <w:r>
-        <w:rPr>
-          <w:rFonts w:ascii="Consolas" w:hAnsi="Consolas" w:cs="Consolas"/>
-          <w:color w:val="660000"/>
-          <w:sz w:val="20"/>
-          <w:szCs w:val="20"/>
-        </w:rPr>
-        <w:t>consistency</w:t>
-      </w:r>
-      <w:proofErr w:type="gramEnd"/>
+        <w:t>This is the version used by CentOS/RHEL8, for consistency</w:t>
+      </w:r>
     </w:p>
     <w:p>
       <w:pPr>
@@ -6806,19 +7210,8 @@
           <w:sz w:val="20"/>
           <w:szCs w:val="20"/>
         </w:rPr>
-        <w:t xml:space="preserve"> make </w:t>
-      </w:r>
-      <w:proofErr w:type="gramStart"/>
-      <w:r>
-        <w:rPr>
-          <w:rFonts w:ascii="Consolas" w:hAnsi="Consolas" w:cs="Consolas"/>
-          <w:color w:val="660000"/>
-          <w:sz w:val="20"/>
-          <w:szCs w:val="20"/>
-        </w:rPr>
-        <w:t>install</w:t>
-      </w:r>
-      <w:proofErr w:type="gramEnd"/>
+        <w:t xml:space="preserve"> make install</w:t>
+      </w:r>
     </w:p>
     <w:p>
       <w:pPr>
@@ -6841,19 +7234,109 @@
           <w:sz w:val="20"/>
           <w:szCs w:val="20"/>
         </w:rPr>
-        <w:t xml:space="preserve">See REAMDE for additional configuration </w:t>
-      </w:r>
-      <w:proofErr w:type="gramStart"/>
-      <w:r>
-        <w:rPr>
-          <w:rFonts w:ascii="Consolas" w:hAnsi="Consolas" w:cs="Consolas"/>
-          <w:color w:val="660000"/>
-          <w:sz w:val="20"/>
-          <w:szCs w:val="20"/>
-        </w:rPr>
-        <w:t>options</w:t>
-      </w:r>
-      <w:proofErr w:type="gramEnd"/>
+        <w:t>See REAMDE for additional configuration options</w:t>
+      </w:r>
+    </w:p>
+    <w:p>
+      <w:pPr>
+        <w:pStyle w:val="ListParagraph"/>
+        <w:numPr>
+          <w:ilvl w:val="0"/>
+          <w:numId w:val="4"/>
+        </w:numPr>
+      </w:pPr>
+      <w:r>
+        <w:rPr>
+          <w:rFonts w:ascii="Consolas" w:hAnsi="Consolas" w:cs="Consolas"/>
+          <w:color w:val="660000"/>
+          <w:sz w:val="20"/>
+          <w:szCs w:val="20"/>
+        </w:rPr>
+        <w:t xml:space="preserve">NOTE: </w:t>
+      </w:r>
+      <w:proofErr w:type="spellStart"/>
+      <w:r>
+        <w:rPr>
+          <w:rFonts w:ascii="Consolas" w:hAnsi="Consolas" w:cs="Consolas"/>
+          <w:color w:val="660000"/>
+          <w:sz w:val="20"/>
+          <w:szCs w:val="20"/>
+        </w:rPr>
+        <w:t>axl</w:t>
+      </w:r>
+      <w:proofErr w:type="spellEnd"/>
+      <w:r>
+        <w:rPr>
+          <w:rFonts w:ascii="Consolas" w:hAnsi="Consolas" w:cs="Consolas"/>
+          <w:color w:val="660000"/>
+          <w:sz w:val="20"/>
+          <w:szCs w:val="20"/>
+        </w:rPr>
+        <w:t xml:space="preserve"> build</w:t>
+      </w:r>
+      <w:r>
+        <w:rPr>
+          <w:rFonts w:ascii="Consolas" w:hAnsi="Consolas" w:cs="Consolas"/>
+          <w:color w:val="660000"/>
+          <w:sz w:val="20"/>
+          <w:szCs w:val="20"/>
+        </w:rPr>
+        <w:t xml:space="preserve"> steps below are only needed if </w:t>
+      </w:r>
+      <w:r>
+        <w:rPr>
+          <w:rFonts w:ascii="Consolas" w:hAnsi="Consolas" w:cs="Consolas"/>
+          <w:color w:val="660000"/>
+          <w:sz w:val="20"/>
+          <w:szCs w:val="20"/>
+        </w:rPr>
+        <w:t>this</w:t>
+      </w:r>
+      <w:r>
+        <w:rPr>
+          <w:rFonts w:ascii="Consolas" w:hAnsi="Consolas" w:cs="Consolas"/>
+          <w:color w:val="660000"/>
+          <w:sz w:val="20"/>
+          <w:szCs w:val="20"/>
+        </w:rPr>
+        <w:t xml:space="preserve"> dependenc</w:t>
+      </w:r>
+      <w:r>
+        <w:rPr>
+          <w:rFonts w:ascii="Consolas" w:hAnsi="Consolas" w:cs="Consolas"/>
+          <w:color w:val="660000"/>
+          <w:sz w:val="20"/>
+          <w:szCs w:val="20"/>
+        </w:rPr>
+        <w:t>y</w:t>
+      </w:r>
+      <w:r>
+        <w:rPr>
+          <w:rFonts w:ascii="Consolas" w:hAnsi="Consolas" w:cs="Consolas"/>
+          <w:color w:val="660000"/>
+          <w:sz w:val="20"/>
+          <w:szCs w:val="20"/>
+        </w:rPr>
+        <w:t xml:space="preserve"> </w:t>
+      </w:r>
+      <w:r>
+        <w:rPr>
+          <w:rFonts w:ascii="Consolas" w:hAnsi="Consolas" w:cs="Consolas"/>
+          <w:color w:val="660000"/>
+          <w:sz w:val="20"/>
+          <w:szCs w:val="20"/>
+        </w:rPr>
+        <w:t>was</w:t>
+      </w:r>
+      <w:r>
+        <w:rPr>
+          <w:rFonts w:ascii="Consolas" w:hAnsi="Consolas" w:cs="Consolas"/>
+          <w:color w:val="660000"/>
+          <w:sz w:val="20"/>
+          <w:szCs w:val="20"/>
+        </w:rPr>
+        <w:t xml:space="preserve"> not already installed via the provided RPM in the step above.</w:t>
+      </w:r>
     </w:p>
     <w:p>
       <w:pPr>
@@ -6883,7 +7366,6 @@
         <w:t xml:space="preserve">Build and install </w:t>
       </w:r>
       <w:proofErr w:type="spellStart"/>
-      <w:proofErr w:type="gramStart"/>
       <w:r>
         <w:rPr>
           <w:rFonts w:ascii="Verdana" w:hAnsi="Verdana" w:cs="Verdana"/>
@@ -6894,7 +7376,6 @@
         <w:t>axl</w:t>
       </w:r>
       <w:proofErr w:type="spellEnd"/>
-      <w:proofErr w:type="gramEnd"/>
     </w:p>
     <w:p>
       <w:pPr>
@@ -7039,19 +7520,8 @@
           <w:sz w:val="20"/>
           <w:szCs w:val="20"/>
         </w:rPr>
-        <w:t xml:space="preserve"> make </w:t>
-      </w:r>
-      <w:proofErr w:type="gramStart"/>
-      <w:r>
-        <w:rPr>
-          <w:rFonts w:ascii="Consolas" w:hAnsi="Consolas" w:cs="Consolas"/>
-          <w:color w:val="660000"/>
-          <w:sz w:val="20"/>
-          <w:szCs w:val="20"/>
-        </w:rPr>
-        <w:t>install</w:t>
-      </w:r>
-      <w:proofErr w:type="gramEnd"/>
+        <w:t xml:space="preserve"> make install</w:t>
+      </w:r>
     </w:p>
     <w:p>
       <w:pPr>
@@ -7094,19 +7564,8 @@
           <w:sz w:val="20"/>
           <w:szCs w:val="20"/>
         </w:rPr>
-        <w:t xml:space="preserve"> </w:t>
-      </w:r>
-      <w:proofErr w:type="gramStart"/>
-      <w:r>
-        <w:rPr>
-          <w:rFonts w:ascii="Verdana" w:hAnsi="Verdana" w:cs="Verdana"/>
-          <w:color w:val="000000"/>
-          <w:sz w:val="20"/>
-          <w:szCs w:val="20"/>
-        </w:rPr>
-        <w:t>repository</w:t>
-      </w:r>
-      <w:proofErr w:type="gramEnd"/>
+        <w:t xml:space="preserve"> repository</w:t>
+      </w:r>
     </w:p>
     <w:p>
       <w:pPr>
@@ -7129,6 +7588,7 @@
           <w:sz w:val="20"/>
           <w:szCs w:val="20"/>
         </w:rPr>
+        <w:lastRenderedPageBreak/>
         <w:t xml:space="preserve">(RHEL Only) </w:t>
       </w:r>
       <w:proofErr w:type="spellStart"/>
@@ -7149,19 +7609,8 @@
           <w:sz w:val="20"/>
           <w:szCs w:val="20"/>
         </w:rPr>
-        <w:t xml:space="preserve"> subscription-manager repo --enable rhel-7-server-devtools-</w:t>
-      </w:r>
-      <w:proofErr w:type="gramStart"/>
-      <w:r>
-        <w:rPr>
-          <w:rFonts w:ascii="Consolas" w:hAnsi="Consolas" w:cs="Consolas"/>
-          <w:color w:val="660000"/>
-          <w:sz w:val="20"/>
-          <w:szCs w:val="20"/>
-        </w:rPr>
-        <w:t>rpms</w:t>
-      </w:r>
-      <w:proofErr w:type="gramEnd"/>
+        <w:t xml:space="preserve"> subscription-manager repo --enable rhel-7-server-devtools-rpms</w:t>
+      </w:r>
     </w:p>
     <w:p>
       <w:pPr>
@@ -7211,7 +7660,6 @@
         <w:t xml:space="preserve"> yum install centos-release-</w:t>
       </w:r>
       <w:proofErr w:type="spellStart"/>
-      <w:proofErr w:type="gramStart"/>
       <w:r>
         <w:rPr>
           <w:rFonts w:ascii="Consolas" w:hAnsi="Consolas" w:cs="Consolas"/>
@@ -7222,7 +7670,6 @@
         <w:t>scl</w:t>
       </w:r>
       <w:proofErr w:type="spellEnd"/>
-      <w:proofErr w:type="gramEnd"/>
     </w:p>
     <w:p>
       <w:pPr>
@@ -7260,19 +7707,8 @@
           <w:sz w:val="20"/>
           <w:szCs w:val="20"/>
         </w:rPr>
-        <w:t xml:space="preserve"> yum install devtoolset-</w:t>
-      </w:r>
-      <w:proofErr w:type="gramStart"/>
-      <w:r>
-        <w:rPr>
-          <w:rFonts w:ascii="Consolas" w:hAnsi="Consolas" w:cs="Consolas"/>
-          <w:color w:val="660000"/>
-          <w:sz w:val="20"/>
-          <w:szCs w:val="20"/>
-        </w:rPr>
-        <w:t>7</w:t>
-      </w:r>
-      <w:proofErr w:type="gramEnd"/>
+        <w:t xml:space="preserve"> yum install devtoolset-7</w:t>
+      </w:r>
     </w:p>
     <w:p>
       <w:pPr>
@@ -7291,13 +7727,8 @@
       </w:r>
       <w:proofErr w:type="spellEnd"/>
       <w:r>
-        <w:t xml:space="preserve">/local/lib is in the dynamic linker </w:t>
-      </w:r>
-      <w:proofErr w:type="gramStart"/>
-      <w:r>
-        <w:t>path</w:t>
-      </w:r>
-      <w:proofErr w:type="gramEnd"/>
+        <w:t>/local/lib is in the dynamic linker path</w:t>
+      </w:r>
     </w:p>
     <w:p>
       <w:pPr>
@@ -7308,7 +7739,6 @@
         </w:numPr>
       </w:pPr>
       <w:r>
-        <w:lastRenderedPageBreak/>
         <w:t>$ echo /</w:t>
       </w:r>
       <w:proofErr w:type="spellStart"/>
@@ -7401,14 +7831,16 @@
       <w:pPr>
         <w:pStyle w:val="Heading3"/>
       </w:pPr>
-      <w:bookmarkStart w:id="7" w:name="_Toc160801963"/>
+      <w:bookmarkStart w:id="18" w:name="_Toc163212255"/>
+      <w:bookmarkStart w:id="19" w:name="_Toc175164295"/>
+      <w:bookmarkEnd w:id="18"/>
       <w:r>
         <w:t xml:space="preserve">RHEL 8 / </w:t>
       </w:r>
       <w:r>
         <w:t>CentOS 8</w:t>
       </w:r>
-      <w:bookmarkEnd w:id="7"/>
+      <w:bookmarkEnd w:id="19"/>
     </w:p>
     <w:p>
       <w:pPr>
@@ -7528,19 +7960,8 @@
           <w:sz w:val="20"/>
           <w:szCs w:val="20"/>
         </w:rPr>
-        <w:t xml:space="preserve"> subscription-manager repos --enable codeready-builder-for-rhel-8-x86_64-</w:t>
-      </w:r>
-      <w:proofErr w:type="gramStart"/>
-      <w:r>
-        <w:rPr>
-          <w:rFonts w:ascii="Consolas" w:hAnsi="Consolas" w:cs="Consolas"/>
-          <w:color w:val="660000"/>
-          <w:sz w:val="20"/>
-          <w:szCs w:val="20"/>
-        </w:rPr>
-        <w:t>rpms</w:t>
-      </w:r>
-      <w:proofErr w:type="gramEnd"/>
+        <w:t xml:space="preserve"> subscription-manager repos --enable codeready-builder-for-rhel-8-x86_64-rpms</w:t>
+      </w:r>
     </w:p>
     <w:p>
       <w:pPr>
@@ -7732,19 +8153,8 @@
           <w:sz w:val="20"/>
           <w:szCs w:val="20"/>
         </w:rPr>
-        <w:t xml:space="preserve">Install JALoP dependencies available from </w:t>
-      </w:r>
-      <w:proofErr w:type="gramStart"/>
-      <w:r>
-        <w:rPr>
-          <w:rFonts w:ascii="Verdana" w:hAnsi="Verdana" w:cs="Verdana"/>
-          <w:color w:val="000000" w:themeColor="text1"/>
-          <w:sz w:val="20"/>
-          <w:szCs w:val="20"/>
-        </w:rPr>
-        <w:t>repos</w:t>
-      </w:r>
-      <w:proofErr w:type="gramEnd"/>
+        <w:t>Install JALoP dependencies available from repos</w:t>
+      </w:r>
     </w:p>
     <w:p>
       <w:pPr>
@@ -8156,19 +8566,8 @@
           <w:sz w:val="20"/>
           <w:szCs w:val="20"/>
         </w:rPr>
-        <w:t>-</w:t>
-      </w:r>
-      <w:proofErr w:type="gramStart"/>
-      <w:r>
-        <w:rPr>
-          <w:rFonts w:ascii="Consolas" w:hAnsi="Consolas" w:cs="Consolas"/>
-          <w:color w:val="660000"/>
-          <w:sz w:val="20"/>
-          <w:szCs w:val="20"/>
-        </w:rPr>
-        <w:t>devel</w:t>
-      </w:r>
-      <w:proofErr w:type="gramEnd"/>
+        <w:t>-devel</w:t>
+      </w:r>
     </w:p>
     <w:p>
       <w:pPr>
@@ -8182,32 +8581,238 @@
         <w:adjustRightInd w:val="0"/>
         <w:spacing w:after="0" w:line="240" w:lineRule="auto"/>
         <w:rPr>
-          <w:rFonts w:ascii="Consolas" w:hAnsi="Consolas" w:cs="Consolas"/>
-          <w:color w:val="660000"/>
-          <w:sz w:val="20"/>
-          <w:szCs w:val="20"/>
-        </w:rPr>
-      </w:pPr>
-      <w:r>
-        <w:rPr>
-          <w:rFonts w:ascii="Consolas" w:hAnsi="Consolas" w:cs="Consolas"/>
-          <w:color w:val="660000"/>
-          <w:sz w:val="20"/>
-          <w:szCs w:val="20"/>
-        </w:rPr>
-        <w:t>Build and install test-</w:t>
-      </w:r>
-      <w:proofErr w:type="gramStart"/>
-      <w:r>
-        <w:rPr>
-          <w:rFonts w:ascii="Consolas" w:hAnsi="Consolas" w:cs="Consolas"/>
-          <w:color w:val="660000"/>
-          <w:sz w:val="20"/>
-          <w:szCs w:val="20"/>
-        </w:rPr>
-        <w:t>dept</w:t>
-      </w:r>
-      <w:proofErr w:type="gramEnd"/>
+          <w:rFonts w:ascii="Verdana" w:hAnsi="Verdana" w:cs="Verdana"/>
+          <w:color w:val="000000"/>
+          <w:sz w:val="20"/>
+          <w:szCs w:val="20"/>
+        </w:rPr>
+      </w:pPr>
+      <w:r>
+        <w:rPr>
+          <w:rFonts w:ascii="Verdana" w:hAnsi="Verdana" w:cs="Verdana"/>
+          <w:color w:val="000000"/>
+          <w:sz w:val="20"/>
+          <w:szCs w:val="20"/>
+        </w:rPr>
+        <w:t>Install bundled JALoP dependencies from provided RPM</w:t>
+      </w:r>
+    </w:p>
+    <w:p>
+      <w:pPr>
+        <w:pStyle w:val="ListParagraph"/>
+        <w:numPr>
+          <w:ilvl w:val="1"/>
+          <w:numId w:val="4"/>
+        </w:numPr>
+        <w:autoSpaceDE w:val="0"/>
+        <w:autoSpaceDN w:val="0"/>
+        <w:adjustRightInd w:val="0"/>
+        <w:spacing w:after="0" w:line="240" w:lineRule="auto"/>
+        <w:rPr>
+          <w:rFonts w:ascii="Verdana" w:hAnsi="Verdana" w:cs="Verdana"/>
+          <w:color w:val="000000"/>
+          <w:sz w:val="20"/>
+          <w:szCs w:val="20"/>
+        </w:rPr>
+      </w:pPr>
+      <w:r>
+        <w:rPr>
+          <w:rFonts w:ascii="Verdana" w:hAnsi="Verdana" w:cs="Verdana"/>
+          <w:color w:val="000000"/>
+          <w:sz w:val="20"/>
+          <w:szCs w:val="20"/>
+        </w:rPr>
+        <w:t>Navigate into your cloned JALoP repo</w:t>
+      </w:r>
+    </w:p>
+    <w:p>
+      <w:pPr>
+        <w:pStyle w:val="ListParagraph"/>
+        <w:numPr>
+          <w:ilvl w:val="1"/>
+          <w:numId w:val="4"/>
+        </w:numPr>
+        <w:autoSpaceDE w:val="0"/>
+        <w:autoSpaceDN w:val="0"/>
+        <w:adjustRightInd w:val="0"/>
+        <w:spacing w:after="0" w:line="240" w:lineRule="auto"/>
+        <w:rPr>
+          <w:rFonts w:ascii="Verdana" w:hAnsi="Verdana" w:cs="Verdana"/>
+          <w:color w:val="000000"/>
+          <w:sz w:val="20"/>
+          <w:szCs w:val="20"/>
+        </w:rPr>
+      </w:pPr>
+      <w:r>
+        <w:rPr>
+          <w:rFonts w:ascii="Verdana" w:hAnsi="Verdana" w:cs="Verdana"/>
+          <w:color w:val="000000"/>
+          <w:sz w:val="20"/>
+          <w:szCs w:val="20"/>
+        </w:rPr>
+        <w:t>I</w:t>
+      </w:r>
+      <w:r>
+        <w:rPr>
+          <w:rFonts w:ascii="Verdana" w:hAnsi="Verdana" w:cs="Verdana"/>
+          <w:color w:val="000000"/>
+          <w:sz w:val="20"/>
+          <w:szCs w:val="20"/>
+        </w:rPr>
+        <w:t xml:space="preserve">nstall </w:t>
+      </w:r>
+      <w:proofErr w:type="spellStart"/>
+      <w:r>
+        <w:rPr>
+          <w:rFonts w:ascii="Verdana" w:hAnsi="Verdana" w:cs="Verdana"/>
+          <w:color w:val="000000"/>
+          <w:sz w:val="20"/>
+          <w:szCs w:val="20"/>
+        </w:rPr>
+        <w:t>axl</w:t>
+      </w:r>
+      <w:proofErr w:type="spellEnd"/>
+      <w:r>
+        <w:rPr>
+          <w:rFonts w:ascii="Verdana" w:hAnsi="Verdana" w:cs="Verdana"/>
+          <w:color w:val="000000"/>
+          <w:sz w:val="20"/>
+          <w:szCs w:val="20"/>
+        </w:rPr>
+        <w:t xml:space="preserve"> RPM</w:t>
+      </w:r>
+    </w:p>
+    <w:p>
+      <w:pPr>
+        <w:pStyle w:val="ListParagraph"/>
+        <w:numPr>
+          <w:ilvl w:val="2"/>
+          <w:numId w:val="4"/>
+        </w:numPr>
+        <w:autoSpaceDE w:val="0"/>
+        <w:autoSpaceDN w:val="0"/>
+        <w:adjustRightInd w:val="0"/>
+        <w:spacing w:after="0" w:line="240" w:lineRule="auto"/>
+        <w:rPr>
+          <w:rFonts w:ascii="Consolas" w:hAnsi="Consolas" w:cs="Consolas"/>
+          <w:color w:val="660000"/>
+          <w:sz w:val="20"/>
+          <w:szCs w:val="20"/>
+        </w:rPr>
+      </w:pPr>
+      <w:r>
+        <w:rPr>
+          <w:rFonts w:ascii="Consolas" w:hAnsi="Consolas" w:cs="Consolas"/>
+          <w:color w:val="660000"/>
+          <w:sz w:val="20"/>
+          <w:szCs w:val="20"/>
+        </w:rPr>
+        <w:t xml:space="preserve">$ </w:t>
+      </w:r>
+      <w:proofErr w:type="spellStart"/>
+      <w:r>
+        <w:rPr>
+          <w:rFonts w:ascii="Consolas" w:hAnsi="Consolas" w:cs="Consolas"/>
+          <w:color w:val="660000"/>
+          <w:sz w:val="20"/>
+          <w:szCs w:val="20"/>
+        </w:rPr>
+        <w:t>sudo</w:t>
+      </w:r>
+      <w:proofErr w:type="spellEnd"/>
+      <w:r>
+        <w:rPr>
+          <w:rFonts w:ascii="Consolas" w:hAnsi="Consolas" w:cs="Consolas"/>
+          <w:color w:val="660000"/>
+          <w:sz w:val="20"/>
+          <w:szCs w:val="20"/>
+        </w:rPr>
+        <w:t xml:space="preserve"> </w:t>
+      </w:r>
+      <w:r>
+        <w:rPr>
+          <w:rFonts w:ascii="Consolas" w:hAnsi="Consolas" w:cs="Consolas"/>
+          <w:color w:val="660000"/>
+          <w:sz w:val="20"/>
+          <w:szCs w:val="20"/>
+        </w:rPr>
+        <w:t xml:space="preserve">yum install </w:t>
+      </w:r>
+      <w:r>
+        <w:rPr>
+          <w:rFonts w:ascii="Consolas" w:hAnsi="Consolas" w:cs="Consolas"/>
+          <w:color w:val="660000"/>
+          <w:sz w:val="20"/>
+          <w:szCs w:val="20"/>
+        </w:rPr>
+        <w:t>3rd-party/</w:t>
+      </w:r>
+      <w:proofErr w:type="spellStart"/>
+      <w:r>
+        <w:rPr>
+          <w:rFonts w:ascii="Consolas" w:hAnsi="Consolas" w:cs="Consolas"/>
+          <w:color w:val="660000"/>
+          <w:sz w:val="20"/>
+          <w:szCs w:val="20"/>
+        </w:rPr>
+        <w:t>axl</w:t>
+      </w:r>
+      <w:proofErr w:type="spellEnd"/>
+      <w:r>
+        <w:rPr>
+          <w:rFonts w:ascii="Consolas" w:hAnsi="Consolas" w:cs="Consolas"/>
+          <w:color w:val="660000"/>
+          <w:sz w:val="20"/>
+          <w:szCs w:val="20"/>
+        </w:rPr>
+        <w:t>/RHEL</w:t>
+      </w:r>
+      <w:r>
+        <w:rPr>
+          <w:rFonts w:ascii="Consolas" w:hAnsi="Consolas" w:cs="Consolas"/>
+          <w:color w:val="660000"/>
+          <w:sz w:val="20"/>
+          <w:szCs w:val="20"/>
+        </w:rPr>
+        <w:t>8</w:t>
+      </w:r>
+      <w:r>
+        <w:rPr>
+          <w:rFonts w:ascii="Consolas" w:hAnsi="Consolas" w:cs="Consolas"/>
+          <w:color w:val="660000"/>
+          <w:sz w:val="20"/>
+          <w:szCs w:val="20"/>
+        </w:rPr>
+        <w:t>/*.x86_64.rpm</w:t>
+      </w:r>
+    </w:p>
+    <w:p>
+      <w:pPr>
+        <w:pStyle w:val="ListParagraph"/>
+        <w:numPr>
+          <w:ilvl w:val="0"/>
+          <w:numId w:val="4"/>
+        </w:numPr>
+        <w:autoSpaceDE w:val="0"/>
+        <w:autoSpaceDN w:val="0"/>
+        <w:adjustRightInd w:val="0"/>
+        <w:spacing w:after="0" w:line="240" w:lineRule="auto"/>
+        <w:rPr>
+          <w:rFonts w:ascii="Verdana" w:hAnsi="Verdana" w:cs="Consolas"/>
+          <w:color w:val="000000" w:themeColor="text1"/>
+          <w:sz w:val="20"/>
+          <w:szCs w:val="20"/>
+        </w:rPr>
+      </w:pPr>
+      <w:r>
+        <w:rPr>
+          <w:rFonts w:ascii="Verdana" w:hAnsi="Verdana" w:cs="Consolas"/>
+          <w:color w:val="000000" w:themeColor="text1"/>
+          <w:sz w:val="20"/>
+          <w:szCs w:val="20"/>
+        </w:rPr>
+        <w:t>Build and install test-dept</w:t>
+      </w:r>
     </w:p>
     <w:p>
       <w:pPr>
@@ -8399,19 +9004,50 @@
           <w:sz w:val="20"/>
           <w:szCs w:val="20"/>
         </w:rPr>
-        <w:t xml:space="preserve"> make </w:t>
-      </w:r>
-      <w:proofErr w:type="gramStart"/>
-      <w:r>
-        <w:rPr>
-          <w:rFonts w:ascii="Consolas" w:hAnsi="Consolas" w:cs="Consolas"/>
-          <w:color w:val="660000"/>
-          <w:sz w:val="20"/>
-          <w:szCs w:val="20"/>
-        </w:rPr>
-        <w:t>install</w:t>
-      </w:r>
-      <w:proofErr w:type="gramEnd"/>
+        <w:t xml:space="preserve"> make install</w:t>
+      </w:r>
+    </w:p>
+    <w:p>
+      <w:pPr>
+        <w:pStyle w:val="ListParagraph"/>
+        <w:numPr>
+          <w:ilvl w:val="0"/>
+          <w:numId w:val="4"/>
+        </w:numPr>
+        <w:rPr>
+          <w:rFonts w:ascii="Verdana" w:hAnsi="Verdana"/>
+          <w:color w:val="000000" w:themeColor="text1"/>
+        </w:rPr>
+      </w:pPr>
+      <w:r>
+        <w:rPr>
+          <w:rFonts w:ascii="Verdana" w:hAnsi="Verdana" w:cs="Consolas"/>
+          <w:color w:val="000000" w:themeColor="text1"/>
+          <w:sz w:val="20"/>
+          <w:szCs w:val="20"/>
+        </w:rPr>
+        <w:t xml:space="preserve">NOTE: </w:t>
+      </w:r>
+      <w:proofErr w:type="spellStart"/>
+      <w:r>
+        <w:rPr>
+          <w:rFonts w:ascii="Verdana" w:hAnsi="Verdana" w:cs="Consolas"/>
+          <w:color w:val="000000" w:themeColor="text1"/>
+          <w:sz w:val="20"/>
+          <w:szCs w:val="20"/>
+        </w:rPr>
+        <w:t>axl</w:t>
+      </w:r>
+      <w:proofErr w:type="spellEnd"/>
+      <w:r>
+        <w:rPr>
+          <w:rFonts w:ascii="Verdana" w:hAnsi="Verdana" w:cs="Consolas"/>
+          <w:color w:val="000000" w:themeColor="text1"/>
+          <w:sz w:val="20"/>
+          <w:szCs w:val="20"/>
+        </w:rPr>
+        <w:t xml:space="preserve"> build steps below are only needed if this dependency was not already installed via the provided RPM in the step above.</w:t>
+      </w:r>
     </w:p>
     <w:p>
       <w:pPr>
@@ -8425,34 +9061,32 @@
         <w:adjustRightInd w:val="0"/>
         <w:spacing w:after="0" w:line="240" w:lineRule="auto"/>
         <w:rPr>
-          <w:rFonts w:ascii="Consolas" w:hAnsi="Consolas" w:cs="Consolas"/>
-          <w:color w:val="660000"/>
-          <w:sz w:val="20"/>
-          <w:szCs w:val="20"/>
-        </w:rPr>
-      </w:pPr>
-      <w:r>
-        <w:rPr>
-          <w:rFonts w:ascii="Consolas" w:hAnsi="Consolas" w:cs="Consolas"/>
-          <w:color w:val="660000"/>
+          <w:rFonts w:ascii="Verdana" w:hAnsi="Verdana" w:cs="Consolas"/>
+          <w:color w:val="000000" w:themeColor="text1"/>
+          <w:sz w:val="20"/>
+          <w:szCs w:val="20"/>
+        </w:rPr>
+      </w:pPr>
+      <w:r>
+        <w:rPr>
+          <w:rFonts w:ascii="Verdana" w:hAnsi="Verdana" w:cs="Consolas"/>
+          <w:color w:val="000000" w:themeColor="text1"/>
           <w:sz w:val="20"/>
           <w:szCs w:val="20"/>
         </w:rPr>
         <w:t xml:space="preserve">Build and install </w:t>
       </w:r>
       <w:proofErr w:type="spellStart"/>
-      <w:proofErr w:type="gramStart"/>
-      <w:r>
-        <w:rPr>
-          <w:rFonts w:ascii="Consolas" w:hAnsi="Consolas" w:cs="Consolas"/>
-          <w:color w:val="660000"/>
+      <w:r>
+        <w:rPr>
+          <w:rFonts w:ascii="Verdana" w:hAnsi="Verdana" w:cs="Consolas"/>
+          <w:color w:val="000000" w:themeColor="text1"/>
           <w:sz w:val="20"/>
           <w:szCs w:val="20"/>
         </w:rPr>
         <w:t>axl</w:t>
       </w:r>
       <w:proofErr w:type="spellEnd"/>
-      <w:proofErr w:type="gramEnd"/>
     </w:p>
     <w:p>
       <w:pPr>
@@ -8667,19 +9301,8 @@
           <w:sz w:val="20"/>
           <w:szCs w:val="20"/>
         </w:rPr>
-        <w:t xml:space="preserve"> make </w:t>
-      </w:r>
-      <w:proofErr w:type="gramStart"/>
-      <w:r>
-        <w:rPr>
-          <w:rFonts w:ascii="Consolas" w:hAnsi="Consolas" w:cs="Consolas"/>
-          <w:color w:val="660000"/>
-          <w:sz w:val="20"/>
-          <w:szCs w:val="20"/>
-        </w:rPr>
-        <w:t>install</w:t>
-      </w:r>
-      <w:proofErr w:type="gramEnd"/>
+        <w:t xml:space="preserve"> make install</w:t>
+      </w:r>
     </w:p>
     <w:p>
       <w:pPr>
@@ -8693,16 +9316,16 @@
         <w:adjustRightInd w:val="0"/>
         <w:spacing w:after="0" w:line="240" w:lineRule="auto"/>
         <w:rPr>
-          <w:rFonts w:ascii="Consolas" w:hAnsi="Consolas" w:cs="Consolas"/>
-          <w:color w:val="660000"/>
-          <w:sz w:val="20"/>
-          <w:szCs w:val="20"/>
-        </w:rPr>
-      </w:pPr>
-      <w:r>
-        <w:rPr>
-          <w:rFonts w:ascii="Consolas" w:hAnsi="Consolas" w:cs="Consolas"/>
-          <w:color w:val="660000"/>
+          <w:rFonts w:ascii="Verdana" w:hAnsi="Verdana" w:cs="Consolas"/>
+          <w:color w:val="000000" w:themeColor="text1"/>
+          <w:sz w:val="20"/>
+          <w:szCs w:val="20"/>
+        </w:rPr>
+      </w:pPr>
+      <w:r>
+        <w:rPr>
+          <w:rFonts w:ascii="Verdana" w:hAnsi="Verdana" w:cs="Consolas"/>
+          <w:color w:val="000000" w:themeColor="text1"/>
           <w:sz w:val="20"/>
           <w:szCs w:val="20"/>
         </w:rPr>
@@ -8710,8 +9333,8 @@
       </w:r>
       <w:r>
         <w:rPr>
-          <w:rFonts w:ascii="Consolas" w:hAnsi="Consolas" w:cs="Consolas"/>
-          <w:color w:val="660000"/>
+          <w:rFonts w:ascii="Verdana" w:hAnsi="Verdana" w:cs="Consolas"/>
+          <w:color w:val="000000" w:themeColor="text1"/>
           <w:sz w:val="20"/>
           <w:szCs w:val="20"/>
         </w:rPr>
@@ -8719,24 +9342,13 @@
       </w:r>
       <w:r>
         <w:rPr>
-          <w:rFonts w:ascii="Consolas" w:hAnsi="Consolas" w:cs="Consolas"/>
-          <w:color w:val="660000"/>
-          <w:sz w:val="20"/>
-          <w:szCs w:val="20"/>
-        </w:rPr>
-        <w:t>-</w:t>
-      </w:r>
-      <w:proofErr w:type="gramStart"/>
-      <w:r>
-        <w:rPr>
-          <w:rFonts w:ascii="Consolas" w:hAnsi="Consolas" w:cs="Consolas"/>
-          <w:color w:val="660000"/>
-          <w:sz w:val="20"/>
-          <w:szCs w:val="20"/>
-        </w:rPr>
-        <w:t>scons</w:t>
-      </w:r>
-      <w:proofErr w:type="gramEnd"/>
+          <w:rFonts w:ascii="Verdana" w:hAnsi="Verdana" w:cs="Consolas"/>
+          <w:color w:val="000000" w:themeColor="text1"/>
+          <w:sz w:val="20"/>
+          <w:szCs w:val="20"/>
+        </w:rPr>
+        <w:t>-scons</w:t>
+      </w:r>
     </w:p>
     <w:p>
       <w:pPr>
@@ -8810,19 +9422,8 @@
           <w:sz w:val="20"/>
           <w:szCs w:val="20"/>
         </w:rPr>
-        <w:t>36-</w:t>
-      </w:r>
-      <w:proofErr w:type="gramStart"/>
-      <w:r>
-        <w:rPr>
-          <w:rFonts w:ascii="Consolas" w:hAnsi="Consolas" w:cs="Consolas"/>
-          <w:color w:val="660000"/>
-          <w:sz w:val="20"/>
-          <w:szCs w:val="20"/>
-        </w:rPr>
-        <w:t>scons</w:t>
-      </w:r>
-      <w:proofErr w:type="gramEnd"/>
+        <w:t>36-scons</w:t>
+      </w:r>
     </w:p>
     <w:p>
       <w:pPr>
@@ -8890,7 +9491,6 @@
         <w:t xml:space="preserve"> install </w:t>
       </w:r>
       <w:proofErr w:type="spellStart"/>
-      <w:proofErr w:type="gramStart"/>
       <w:r>
         <w:rPr>
           <w:rFonts w:ascii="Consolas" w:hAnsi="Consolas" w:cs="Consolas"/>
@@ -8901,7 +9501,6 @@
         <w:t>scons</w:t>
       </w:r>
       <w:proofErr w:type="spellEnd"/>
-      <w:proofErr w:type="gramEnd"/>
     </w:p>
     <w:p>
       <w:pPr>
@@ -8922,13 +9521,8 @@
         <w:t>36</w:t>
       </w:r>
       <w:r>
-        <w:t xml:space="preserve"> as </w:t>
-      </w:r>
-      <w:proofErr w:type="gramStart"/>
-      <w:r>
-        <w:t>python</w:t>
-      </w:r>
-      <w:proofErr w:type="gramEnd"/>
+        <w:t xml:space="preserve"> as python</w:t>
+      </w:r>
     </w:p>
     <w:p>
       <w:pPr>
@@ -9019,13 +9613,8 @@
         <w:t>36</w:t>
       </w:r>
       <w:r>
-        <w:t xml:space="preserve"> </w:t>
-      </w:r>
-      <w:proofErr w:type="gramStart"/>
-      <w:r>
-        <w:t>selection</w:t>
-      </w:r>
-      <w:proofErr w:type="gramEnd"/>
+        <w:t xml:space="preserve"> selection</w:t>
+      </w:r>
     </w:p>
     <w:p>
       <w:pPr>
@@ -9044,13 +9633,8 @@
       </w:r>
       <w:proofErr w:type="spellEnd"/>
       <w:r>
-        <w:t xml:space="preserve">/local/lib is in the dynamic linker </w:t>
-      </w:r>
-      <w:proofErr w:type="gramStart"/>
-      <w:r>
-        <w:t>path</w:t>
-      </w:r>
-      <w:proofErr w:type="gramEnd"/>
+        <w:t>/local/lib is in the dynamic linker path</w:t>
+      </w:r>
     </w:p>
     <w:p>
       <w:pPr>
@@ -9136,9 +9720,1528 @@
     </w:p>
     <w:p>
       <w:pPr>
+        <w:pStyle w:val="Heading3"/>
+      </w:pPr>
+      <w:bookmarkStart w:id="20" w:name="_Toc175164296"/>
+      <w:r>
+        <w:lastRenderedPageBreak/>
+        <w:t>RHEL 9</w:t>
+      </w:r>
+      <w:bookmarkEnd w:id="20"/>
+    </w:p>
+    <w:p>
+      <w:pPr>
+        <w:autoSpaceDE w:val="0"/>
+        <w:autoSpaceDN w:val="0"/>
+        <w:adjustRightInd w:val="0"/>
+        <w:spacing w:after="0" w:line="240" w:lineRule="auto"/>
+      </w:pPr>
+      <w:r>
+        <w:t xml:space="preserve">The following instructions will allow a </w:t>
+      </w:r>
+      <w:r>
+        <w:t>RHEL9</w:t>
+      </w:r>
+      <w:r>
+        <w:t xml:space="preserve"> minimal install to be provisioned to build and run the JALoP C implementation:</w:t>
+      </w:r>
+    </w:p>
+    <w:p>
+      <w:pPr>
+        <w:autoSpaceDE w:val="0"/>
+        <w:autoSpaceDN w:val="0"/>
+        <w:adjustRightInd w:val="0"/>
+        <w:spacing w:after="0" w:line="240" w:lineRule="auto"/>
+      </w:pPr>
+    </w:p>
+    <w:p>
+      <w:pPr>
+        <w:pStyle w:val="ListParagraph"/>
+        <w:numPr>
+          <w:ilvl w:val="0"/>
+          <w:numId w:val="4"/>
+        </w:numPr>
+        <w:autoSpaceDE w:val="0"/>
+        <w:autoSpaceDN w:val="0"/>
+        <w:adjustRightInd w:val="0"/>
+        <w:spacing w:after="0" w:line="240" w:lineRule="auto"/>
+        <w:rPr>
+          <w:rFonts w:ascii="Verdana" w:hAnsi="Verdana" w:cs="Verdana"/>
+          <w:color w:val="000000"/>
+          <w:sz w:val="20"/>
+          <w:szCs w:val="20"/>
+        </w:rPr>
+      </w:pPr>
+      <w:r>
+        <w:rPr>
+          <w:rFonts w:ascii="Verdana" w:hAnsi="Verdana" w:cs="Verdana"/>
+          <w:color w:val="000000" w:themeColor="text1"/>
+          <w:sz w:val="20"/>
+          <w:szCs w:val="20"/>
+        </w:rPr>
+        <w:t xml:space="preserve">RHEL </w:t>
+      </w:r>
+      <w:r>
+        <w:rPr>
+          <w:rFonts w:ascii="Verdana" w:hAnsi="Verdana" w:cs="Verdana"/>
+          <w:color w:val="000000" w:themeColor="text1"/>
+          <w:sz w:val="20"/>
+          <w:szCs w:val="20"/>
+        </w:rPr>
+        <w:t>9</w:t>
+      </w:r>
+      <w:r>
+        <w:rPr>
+          <w:rFonts w:ascii="Verdana" w:hAnsi="Verdana" w:cs="Verdana"/>
+          <w:color w:val="000000" w:themeColor="text1"/>
+          <w:sz w:val="20"/>
+          <w:szCs w:val="20"/>
+        </w:rPr>
+        <w:t xml:space="preserve">: Enable </w:t>
+      </w:r>
+      <w:proofErr w:type="spellStart"/>
+      <w:r>
+        <w:rPr>
+          <w:rFonts w:ascii="Verdana" w:hAnsi="Verdana" w:cs="Verdana"/>
+          <w:color w:val="000000" w:themeColor="text1"/>
+          <w:sz w:val="20"/>
+          <w:szCs w:val="20"/>
+        </w:rPr>
+        <w:t>CodeReady</w:t>
+      </w:r>
+      <w:proofErr w:type="spellEnd"/>
+      <w:r>
+        <w:rPr>
+          <w:rFonts w:ascii="Verdana" w:hAnsi="Verdana" w:cs="Verdana"/>
+          <w:color w:val="000000" w:themeColor="text1"/>
+          <w:sz w:val="20"/>
+          <w:szCs w:val="20"/>
+        </w:rPr>
+        <w:t xml:space="preserve"> Builder</w:t>
+      </w:r>
+    </w:p>
+    <w:p>
+      <w:pPr>
+        <w:pStyle w:val="ListParagraph"/>
+        <w:numPr>
+          <w:ilvl w:val="1"/>
+          <w:numId w:val="4"/>
+        </w:numPr>
+        <w:autoSpaceDE w:val="0"/>
+        <w:autoSpaceDN w:val="0"/>
+        <w:adjustRightInd w:val="0"/>
+        <w:spacing w:after="0" w:line="240" w:lineRule="auto"/>
+        <w:rPr>
+          <w:rFonts w:ascii="Consolas" w:hAnsi="Consolas" w:cs="Consolas"/>
+          <w:color w:val="660000"/>
+          <w:sz w:val="20"/>
+          <w:szCs w:val="20"/>
+        </w:rPr>
+      </w:pPr>
+      <w:r>
+        <w:rPr>
+          <w:rFonts w:ascii="Consolas" w:hAnsi="Consolas" w:cs="Consolas"/>
+          <w:color w:val="660000"/>
+          <w:sz w:val="20"/>
+          <w:szCs w:val="20"/>
+        </w:rPr>
+        <w:t xml:space="preserve">$ </w:t>
+      </w:r>
+      <w:proofErr w:type="spellStart"/>
+      <w:r>
+        <w:rPr>
+          <w:rFonts w:ascii="Consolas" w:hAnsi="Consolas" w:cs="Consolas"/>
+          <w:color w:val="660000"/>
+          <w:sz w:val="20"/>
+          <w:szCs w:val="20"/>
+        </w:rPr>
+        <w:t>sudo</w:t>
+      </w:r>
+      <w:proofErr w:type="spellEnd"/>
+      <w:r>
+        <w:rPr>
+          <w:rFonts w:ascii="Consolas" w:hAnsi="Consolas" w:cs="Consolas"/>
+          <w:color w:val="660000"/>
+          <w:sz w:val="20"/>
+          <w:szCs w:val="20"/>
+        </w:rPr>
+        <w:t xml:space="preserve"> subscription-manager repos --enable codeready-builder-for-rhel-</w:t>
+      </w:r>
+      <w:r>
+        <w:rPr>
+          <w:rFonts w:ascii="Consolas" w:hAnsi="Consolas" w:cs="Consolas"/>
+          <w:color w:val="660000"/>
+          <w:sz w:val="20"/>
+          <w:szCs w:val="20"/>
+        </w:rPr>
+        <w:t>9</w:t>
+      </w:r>
+      <w:r>
+        <w:rPr>
+          <w:rFonts w:ascii="Consolas" w:hAnsi="Consolas" w:cs="Consolas"/>
+          <w:color w:val="660000"/>
+          <w:sz w:val="20"/>
+          <w:szCs w:val="20"/>
+        </w:rPr>
+        <w:t>-x86_64-rpms</w:t>
+      </w:r>
+    </w:p>
+    <w:p>
+      <w:pPr>
+        <w:pStyle w:val="ListParagraph"/>
+        <w:numPr>
+          <w:ilvl w:val="0"/>
+          <w:numId w:val="4"/>
+        </w:numPr>
+        <w:autoSpaceDE w:val="0"/>
+        <w:autoSpaceDN w:val="0"/>
+        <w:adjustRightInd w:val="0"/>
+        <w:spacing w:after="0" w:line="240" w:lineRule="auto"/>
+        <w:rPr>
+          <w:rFonts w:ascii="Verdana" w:hAnsi="Verdana" w:cs="Verdana"/>
+          <w:color w:val="000000"/>
+          <w:sz w:val="20"/>
+          <w:szCs w:val="20"/>
+        </w:rPr>
+      </w:pPr>
+      <w:r>
+        <w:rPr>
+          <w:rFonts w:ascii="Verdana" w:hAnsi="Verdana" w:cs="Verdana"/>
+          <w:color w:val="000000" w:themeColor="text1"/>
+          <w:sz w:val="20"/>
+          <w:szCs w:val="20"/>
+        </w:rPr>
+        <w:t>Install JALoP dependencies available from repos</w:t>
+      </w:r>
+    </w:p>
+    <w:p>
+      <w:pPr>
+        <w:pStyle w:val="ListParagraph"/>
+        <w:numPr>
+          <w:ilvl w:val="1"/>
+          <w:numId w:val="4"/>
+        </w:numPr>
+        <w:autoSpaceDE w:val="0"/>
+        <w:autoSpaceDN w:val="0"/>
+        <w:adjustRightInd w:val="0"/>
+        <w:spacing w:after="0" w:line="240" w:lineRule="auto"/>
+        <w:rPr>
+          <w:rFonts w:ascii="Consolas" w:hAnsi="Consolas" w:cs="Consolas"/>
+          <w:color w:val="660000"/>
+          <w:sz w:val="20"/>
+          <w:szCs w:val="20"/>
+        </w:rPr>
+      </w:pPr>
+      <w:r>
+        <w:rPr>
+          <w:rFonts w:ascii="Consolas" w:hAnsi="Consolas" w:cs="Consolas"/>
+          <w:color w:val="660000"/>
+          <w:sz w:val="20"/>
+          <w:szCs w:val="20"/>
+        </w:rPr>
+        <w:t>$</w:t>
+      </w:r>
+      <w:r>
+        <w:rPr>
+          <w:rFonts w:ascii="Consolas" w:hAnsi="Consolas" w:cs="Consolas"/>
+          <w:color w:val="660000"/>
+          <w:sz w:val="20"/>
+          <w:szCs w:val="20"/>
+        </w:rPr>
+        <w:t xml:space="preserve"> </w:t>
+      </w:r>
+      <w:proofErr w:type="spellStart"/>
+      <w:r>
+        <w:rPr>
+          <w:rFonts w:ascii="Consolas" w:hAnsi="Consolas" w:cs="Consolas"/>
+          <w:color w:val="660000"/>
+          <w:sz w:val="20"/>
+          <w:szCs w:val="20"/>
+        </w:rPr>
+        <w:t>sudo</w:t>
+      </w:r>
+      <w:proofErr w:type="spellEnd"/>
+      <w:r>
+        <w:rPr>
+          <w:rFonts w:ascii="Consolas" w:hAnsi="Consolas" w:cs="Consolas"/>
+          <w:color w:val="660000"/>
+          <w:sz w:val="20"/>
+          <w:szCs w:val="20"/>
+        </w:rPr>
+        <w:t xml:space="preserve"> </w:t>
+      </w:r>
+      <w:proofErr w:type="spellStart"/>
+      <w:r>
+        <w:rPr>
+          <w:rFonts w:ascii="Consolas" w:hAnsi="Consolas" w:cs="Consolas"/>
+          <w:color w:val="660000"/>
+          <w:sz w:val="20"/>
+          <w:szCs w:val="20"/>
+        </w:rPr>
+        <w:t>dnf</w:t>
+      </w:r>
+      <w:proofErr w:type="spellEnd"/>
+      <w:r>
+        <w:rPr>
+          <w:rFonts w:ascii="Consolas" w:hAnsi="Consolas" w:cs="Consolas"/>
+          <w:color w:val="660000"/>
+          <w:sz w:val="20"/>
+          <w:szCs w:val="20"/>
+        </w:rPr>
+        <w:t xml:space="preserve"> install @development libxml2-devel </w:t>
+      </w:r>
+      <w:proofErr w:type="spellStart"/>
+      <w:r>
+        <w:rPr>
+          <w:rFonts w:ascii="Consolas" w:hAnsi="Consolas" w:cs="Consolas"/>
+          <w:color w:val="660000"/>
+          <w:sz w:val="20"/>
+          <w:szCs w:val="20"/>
+        </w:rPr>
+        <w:t>libconfig</w:t>
+      </w:r>
+      <w:proofErr w:type="spellEnd"/>
+      <w:r>
+        <w:rPr>
+          <w:rFonts w:ascii="Consolas" w:hAnsi="Consolas" w:cs="Consolas"/>
+          <w:color w:val="660000"/>
+          <w:sz w:val="20"/>
+          <w:szCs w:val="20"/>
+        </w:rPr>
+        <w:t xml:space="preserve">-devel </w:t>
+      </w:r>
+      <w:proofErr w:type="spellStart"/>
+      <w:r>
+        <w:rPr>
+          <w:rFonts w:ascii="Consolas" w:hAnsi="Consolas" w:cs="Consolas"/>
+          <w:color w:val="660000"/>
+          <w:sz w:val="20"/>
+          <w:szCs w:val="20"/>
+        </w:rPr>
+        <w:t>libuuid</w:t>
+      </w:r>
+      <w:proofErr w:type="spellEnd"/>
+      <w:r>
+        <w:rPr>
+          <w:rFonts w:ascii="Consolas" w:hAnsi="Consolas" w:cs="Consolas"/>
+          <w:color w:val="660000"/>
+          <w:sz w:val="20"/>
+          <w:szCs w:val="20"/>
+        </w:rPr>
+        <w:t xml:space="preserve">-devel </w:t>
+      </w:r>
+      <w:proofErr w:type="spellStart"/>
+      <w:r>
+        <w:rPr>
+          <w:rFonts w:ascii="Consolas" w:hAnsi="Consolas" w:cs="Consolas"/>
+          <w:color w:val="660000"/>
+          <w:sz w:val="20"/>
+          <w:szCs w:val="20"/>
+        </w:rPr>
+        <w:t>openssl</w:t>
+      </w:r>
+      <w:proofErr w:type="spellEnd"/>
+      <w:r>
+        <w:rPr>
+          <w:rFonts w:ascii="Consolas" w:hAnsi="Consolas" w:cs="Consolas"/>
+          <w:color w:val="660000"/>
+          <w:sz w:val="20"/>
+          <w:szCs w:val="20"/>
+        </w:rPr>
+        <w:t>-</w:t>
+      </w:r>
+      <w:r>
+        <w:rPr>
+          <w:rFonts w:ascii="Consolas" w:hAnsi="Consolas" w:cs="Consolas"/>
+          <w:color w:val="660000"/>
+          <w:sz w:val="20"/>
+          <w:szCs w:val="20"/>
+        </w:rPr>
+        <w:t xml:space="preserve">devel </w:t>
+      </w:r>
+      <w:proofErr w:type="spellStart"/>
+      <w:r>
+        <w:rPr>
+          <w:rFonts w:ascii="Consolas" w:hAnsi="Consolas" w:cs="Consolas"/>
+          <w:color w:val="660000"/>
+          <w:sz w:val="20"/>
+          <w:szCs w:val="20"/>
+        </w:rPr>
+        <w:t>libdb</w:t>
+      </w:r>
+      <w:proofErr w:type="spellEnd"/>
+      <w:r>
+        <w:rPr>
+          <w:rFonts w:ascii="Consolas" w:hAnsi="Consolas" w:cs="Consolas"/>
+          <w:color w:val="660000"/>
+          <w:sz w:val="20"/>
+          <w:szCs w:val="20"/>
+        </w:rPr>
+        <w:t xml:space="preserve">-devel xmlsec1-openssl-devel </w:t>
+      </w:r>
+      <w:proofErr w:type="spellStart"/>
+      <w:r>
+        <w:rPr>
+          <w:rFonts w:ascii="Consolas" w:hAnsi="Consolas" w:cs="Consolas"/>
+          <w:color w:val="660000"/>
+          <w:sz w:val="20"/>
+          <w:szCs w:val="20"/>
+        </w:rPr>
+        <w:t>libtool</w:t>
+      </w:r>
+      <w:proofErr w:type="spellEnd"/>
+      <w:r>
+        <w:rPr>
+          <w:rFonts w:ascii="Consolas" w:hAnsi="Consolas" w:cs="Consolas"/>
+          <w:color w:val="660000"/>
+          <w:sz w:val="20"/>
+          <w:szCs w:val="20"/>
+        </w:rPr>
+        <w:t>-</w:t>
+      </w:r>
+      <w:proofErr w:type="spellStart"/>
+      <w:r>
+        <w:rPr>
+          <w:rFonts w:ascii="Consolas" w:hAnsi="Consolas" w:cs="Consolas"/>
+          <w:color w:val="660000"/>
+          <w:sz w:val="20"/>
+          <w:szCs w:val="20"/>
+        </w:rPr>
+        <w:t>ltdl</w:t>
+      </w:r>
+      <w:proofErr w:type="spellEnd"/>
+      <w:r>
+        <w:rPr>
+          <w:rFonts w:ascii="Consolas" w:hAnsi="Consolas" w:cs="Consolas"/>
+          <w:color w:val="660000"/>
+          <w:sz w:val="20"/>
+          <w:szCs w:val="20"/>
+        </w:rPr>
+        <w:t>-devel</w:t>
+      </w:r>
+      <w:r>
+        <w:rPr>
+          <w:rFonts w:ascii="Consolas" w:hAnsi="Consolas" w:cs="Consolas"/>
+          <w:color w:val="660000"/>
+          <w:sz w:val="20"/>
+          <w:szCs w:val="20"/>
+        </w:rPr>
+        <w:t xml:space="preserve"> </w:t>
+      </w:r>
+      <w:proofErr w:type="spellStart"/>
+      <w:r>
+        <w:rPr>
+          <w:rFonts w:ascii="Consolas" w:hAnsi="Consolas" w:cs="Consolas"/>
+          <w:color w:val="660000"/>
+          <w:sz w:val="20"/>
+          <w:szCs w:val="20"/>
+        </w:rPr>
+        <w:t>apr</w:t>
+      </w:r>
+      <w:proofErr w:type="spellEnd"/>
+      <w:r>
+        <w:rPr>
+          <w:rFonts w:ascii="Consolas" w:hAnsi="Consolas" w:cs="Consolas"/>
+          <w:color w:val="660000"/>
+          <w:sz w:val="20"/>
+          <w:szCs w:val="20"/>
+        </w:rPr>
+        <w:t xml:space="preserve">-util-devel </w:t>
+      </w:r>
+      <w:proofErr w:type="spellStart"/>
+      <w:r>
+        <w:rPr>
+          <w:rFonts w:ascii="Consolas" w:hAnsi="Consolas" w:cs="Consolas"/>
+          <w:color w:val="660000"/>
+          <w:sz w:val="20"/>
+          <w:szCs w:val="20"/>
+        </w:rPr>
+        <w:t>libcurl</w:t>
+      </w:r>
+      <w:proofErr w:type="spellEnd"/>
+      <w:r>
+        <w:rPr>
+          <w:rFonts w:ascii="Consolas" w:hAnsi="Consolas" w:cs="Consolas"/>
+          <w:color w:val="660000"/>
+          <w:sz w:val="20"/>
+          <w:szCs w:val="20"/>
+        </w:rPr>
+        <w:t xml:space="preserve">-devel </w:t>
+      </w:r>
+      <w:proofErr w:type="spellStart"/>
+      <w:r>
+        <w:rPr>
+          <w:rFonts w:ascii="Consolas" w:hAnsi="Consolas" w:cs="Consolas"/>
+          <w:color w:val="660000"/>
+          <w:sz w:val="20"/>
+          <w:szCs w:val="20"/>
+        </w:rPr>
+        <w:t>doxygen</w:t>
+      </w:r>
+      <w:proofErr w:type="spellEnd"/>
+      <w:r>
+        <w:rPr>
+          <w:rFonts w:ascii="Consolas" w:hAnsi="Consolas" w:cs="Consolas"/>
+          <w:color w:val="660000"/>
+          <w:sz w:val="20"/>
+          <w:szCs w:val="20"/>
+        </w:rPr>
+        <w:t xml:space="preserve"> </w:t>
+      </w:r>
+      <w:proofErr w:type="spellStart"/>
+      <w:r>
+        <w:rPr>
+          <w:rFonts w:ascii="Consolas" w:hAnsi="Consolas" w:cs="Consolas"/>
+          <w:color w:val="660000"/>
+          <w:sz w:val="20"/>
+          <w:szCs w:val="20"/>
+        </w:rPr>
+        <w:t>lcov</w:t>
+      </w:r>
+      <w:proofErr w:type="spellEnd"/>
+      <w:r>
+        <w:rPr>
+          <w:rFonts w:ascii="Consolas" w:hAnsi="Consolas" w:cs="Consolas"/>
+          <w:color w:val="660000"/>
+          <w:sz w:val="20"/>
+          <w:szCs w:val="20"/>
+        </w:rPr>
+        <w:t xml:space="preserve"> </w:t>
+      </w:r>
+      <w:proofErr w:type="spellStart"/>
+      <w:r>
+        <w:rPr>
+          <w:rFonts w:ascii="Consolas" w:hAnsi="Consolas" w:cs="Consolas"/>
+          <w:color w:val="660000"/>
+          <w:sz w:val="20"/>
+          <w:szCs w:val="20"/>
+        </w:rPr>
+        <w:t>libseccomp</w:t>
+      </w:r>
+      <w:proofErr w:type="spellEnd"/>
+      <w:r>
+        <w:rPr>
+          <w:rFonts w:ascii="Consolas" w:hAnsi="Consolas" w:cs="Consolas"/>
+          <w:color w:val="660000"/>
+          <w:sz w:val="20"/>
+          <w:szCs w:val="20"/>
+        </w:rPr>
+        <w:t xml:space="preserve">-devel </w:t>
+      </w:r>
+      <w:proofErr w:type="spellStart"/>
+      <w:r>
+        <w:rPr>
+          <w:rFonts w:ascii="Consolas" w:hAnsi="Consolas" w:cs="Consolas"/>
+          <w:color w:val="660000"/>
+          <w:sz w:val="20"/>
+          <w:szCs w:val="20"/>
+        </w:rPr>
+        <w:t>systemd</w:t>
+      </w:r>
+      <w:proofErr w:type="spellEnd"/>
+      <w:r>
+        <w:rPr>
+          <w:rFonts w:ascii="Consolas" w:hAnsi="Consolas" w:cs="Consolas"/>
+          <w:color w:val="660000"/>
+          <w:sz w:val="20"/>
+          <w:szCs w:val="20"/>
+        </w:rPr>
+        <w:t xml:space="preserve">-devel </w:t>
+      </w:r>
+      <w:proofErr w:type="spellStart"/>
+      <w:r>
+        <w:rPr>
+          <w:rFonts w:ascii="Consolas" w:hAnsi="Consolas" w:cs="Consolas"/>
+          <w:color w:val="660000"/>
+          <w:sz w:val="20"/>
+          <w:szCs w:val="20"/>
+        </w:rPr>
+        <w:t>libcap</w:t>
+      </w:r>
+      <w:proofErr w:type="spellEnd"/>
+      <w:r>
+        <w:rPr>
+          <w:rFonts w:ascii="Consolas" w:hAnsi="Consolas" w:cs="Consolas"/>
+          <w:color w:val="660000"/>
+          <w:sz w:val="20"/>
+          <w:szCs w:val="20"/>
+        </w:rPr>
+        <w:t xml:space="preserve">-devel </w:t>
+      </w:r>
+      <w:proofErr w:type="spellStart"/>
+      <w:r>
+        <w:rPr>
+          <w:rFonts w:ascii="Consolas" w:hAnsi="Consolas" w:cs="Consolas"/>
+          <w:color w:val="660000"/>
+          <w:sz w:val="20"/>
+          <w:szCs w:val="20"/>
+        </w:rPr>
+        <w:t>libcap</w:t>
+      </w:r>
+      <w:proofErr w:type="spellEnd"/>
+      <w:r>
+        <w:rPr>
+          <w:rFonts w:ascii="Consolas" w:hAnsi="Consolas" w:cs="Consolas"/>
+          <w:color w:val="660000"/>
+          <w:sz w:val="20"/>
+          <w:szCs w:val="20"/>
+        </w:rPr>
+        <w:t>-ng-devel</w:t>
+      </w:r>
+      <w:r>
+        <w:rPr>
+          <w:rFonts w:ascii="Consolas" w:hAnsi="Consolas" w:cs="Consolas"/>
+          <w:color w:val="660000"/>
+          <w:sz w:val="20"/>
+          <w:szCs w:val="20"/>
+        </w:rPr>
+        <w:t xml:space="preserve"> </w:t>
+      </w:r>
+      <w:proofErr w:type="spellStart"/>
+      <w:r>
+        <w:rPr>
+          <w:rFonts w:ascii="Consolas" w:hAnsi="Consolas" w:cs="Consolas"/>
+          <w:color w:val="660000"/>
+          <w:sz w:val="20"/>
+          <w:szCs w:val="20"/>
+        </w:rPr>
+        <w:t>libmicrohttpd</w:t>
+      </w:r>
+      <w:proofErr w:type="spellEnd"/>
+      <w:r>
+        <w:rPr>
+          <w:rFonts w:ascii="Consolas" w:hAnsi="Consolas" w:cs="Consolas"/>
+          <w:color w:val="660000"/>
+          <w:sz w:val="20"/>
+          <w:szCs w:val="20"/>
+        </w:rPr>
+        <w:t>-devel</w:t>
+      </w:r>
+    </w:p>
+    <w:p>
+      <w:pPr>
+        <w:pStyle w:val="ListParagraph"/>
+        <w:numPr>
+          <w:ilvl w:val="0"/>
+          <w:numId w:val="4"/>
+        </w:numPr>
+        <w:autoSpaceDE w:val="0"/>
+        <w:autoSpaceDN w:val="0"/>
+        <w:adjustRightInd w:val="0"/>
+        <w:spacing w:after="0" w:line="240" w:lineRule="auto"/>
+        <w:rPr>
+          <w:rFonts w:ascii="Verdana" w:hAnsi="Verdana" w:cs="Verdana"/>
+          <w:color w:val="000000"/>
+          <w:sz w:val="20"/>
+          <w:szCs w:val="20"/>
+        </w:rPr>
+      </w:pPr>
+      <w:r>
+        <w:rPr>
+          <w:rFonts w:ascii="Verdana" w:hAnsi="Verdana" w:cs="Verdana"/>
+          <w:color w:val="000000"/>
+          <w:sz w:val="20"/>
+          <w:szCs w:val="20"/>
+        </w:rPr>
+        <w:t>Install bundled JALoP dependencies from provided RPM</w:t>
+      </w:r>
+    </w:p>
+    <w:p>
+      <w:pPr>
+        <w:pStyle w:val="ListParagraph"/>
+        <w:numPr>
+          <w:ilvl w:val="1"/>
+          <w:numId w:val="4"/>
+        </w:numPr>
+        <w:autoSpaceDE w:val="0"/>
+        <w:autoSpaceDN w:val="0"/>
+        <w:adjustRightInd w:val="0"/>
+        <w:spacing w:after="0" w:line="240" w:lineRule="auto"/>
+        <w:rPr>
+          <w:rFonts w:ascii="Verdana" w:hAnsi="Verdana" w:cs="Verdana"/>
+          <w:color w:val="000000"/>
+          <w:sz w:val="20"/>
+          <w:szCs w:val="20"/>
+        </w:rPr>
+      </w:pPr>
+      <w:r>
+        <w:rPr>
+          <w:rFonts w:ascii="Verdana" w:hAnsi="Verdana" w:cs="Verdana"/>
+          <w:color w:val="000000"/>
+          <w:sz w:val="20"/>
+          <w:szCs w:val="20"/>
+        </w:rPr>
+        <w:t>Navigate into your cloned JALoP repo</w:t>
+      </w:r>
+    </w:p>
+    <w:p>
+      <w:pPr>
+        <w:pStyle w:val="ListParagraph"/>
+        <w:numPr>
+          <w:ilvl w:val="1"/>
+          <w:numId w:val="4"/>
+        </w:numPr>
+        <w:autoSpaceDE w:val="0"/>
+        <w:autoSpaceDN w:val="0"/>
+        <w:adjustRightInd w:val="0"/>
+        <w:spacing w:after="0" w:line="240" w:lineRule="auto"/>
+        <w:rPr>
+          <w:rFonts w:ascii="Verdana" w:hAnsi="Verdana" w:cs="Verdana"/>
+          <w:color w:val="000000"/>
+          <w:sz w:val="20"/>
+          <w:szCs w:val="20"/>
+        </w:rPr>
+      </w:pPr>
+      <w:r>
+        <w:rPr>
+          <w:rFonts w:ascii="Verdana" w:hAnsi="Verdana" w:cs="Verdana"/>
+          <w:color w:val="000000"/>
+          <w:sz w:val="20"/>
+          <w:szCs w:val="20"/>
+        </w:rPr>
+        <w:t>I</w:t>
+      </w:r>
+      <w:r>
+        <w:rPr>
+          <w:rFonts w:ascii="Verdana" w:hAnsi="Verdana" w:cs="Verdana"/>
+          <w:color w:val="000000"/>
+          <w:sz w:val="20"/>
+          <w:szCs w:val="20"/>
+        </w:rPr>
+        <w:t xml:space="preserve">nstall </w:t>
+      </w:r>
+      <w:proofErr w:type="spellStart"/>
+      <w:r>
+        <w:rPr>
+          <w:rFonts w:ascii="Verdana" w:hAnsi="Verdana" w:cs="Verdana"/>
+          <w:color w:val="000000"/>
+          <w:sz w:val="20"/>
+          <w:szCs w:val="20"/>
+        </w:rPr>
+        <w:t>axl</w:t>
+      </w:r>
+      <w:proofErr w:type="spellEnd"/>
+      <w:r>
+        <w:rPr>
+          <w:rFonts w:ascii="Verdana" w:hAnsi="Verdana" w:cs="Verdana"/>
+          <w:color w:val="000000"/>
+          <w:sz w:val="20"/>
+          <w:szCs w:val="20"/>
+        </w:rPr>
+        <w:t xml:space="preserve"> RPM</w:t>
+      </w:r>
+    </w:p>
+    <w:p>
+      <w:pPr>
+        <w:pStyle w:val="ListParagraph"/>
+        <w:numPr>
+          <w:ilvl w:val="2"/>
+          <w:numId w:val="4"/>
+        </w:numPr>
+        <w:autoSpaceDE w:val="0"/>
+        <w:autoSpaceDN w:val="0"/>
+        <w:adjustRightInd w:val="0"/>
+        <w:spacing w:after="0" w:line="240" w:lineRule="auto"/>
+        <w:rPr>
+          <w:rFonts w:ascii="Consolas" w:hAnsi="Consolas" w:cs="Consolas"/>
+          <w:color w:val="660000"/>
+          <w:sz w:val="20"/>
+          <w:szCs w:val="20"/>
+        </w:rPr>
+      </w:pPr>
+      <w:r>
+        <w:rPr>
+          <w:rFonts w:ascii="Consolas" w:hAnsi="Consolas" w:cs="Consolas"/>
+          <w:color w:val="660000"/>
+          <w:sz w:val="20"/>
+          <w:szCs w:val="20"/>
+        </w:rPr>
+        <w:t xml:space="preserve">$ </w:t>
+      </w:r>
+      <w:proofErr w:type="spellStart"/>
+      <w:r>
+        <w:rPr>
+          <w:rFonts w:ascii="Consolas" w:hAnsi="Consolas" w:cs="Consolas"/>
+          <w:color w:val="660000"/>
+          <w:sz w:val="20"/>
+          <w:szCs w:val="20"/>
+        </w:rPr>
+        <w:t>sudo</w:t>
+      </w:r>
+      <w:proofErr w:type="spellEnd"/>
+      <w:r>
+        <w:rPr>
+          <w:rFonts w:ascii="Consolas" w:hAnsi="Consolas" w:cs="Consolas"/>
+          <w:color w:val="660000"/>
+          <w:sz w:val="20"/>
+          <w:szCs w:val="20"/>
+        </w:rPr>
+        <w:t xml:space="preserve"> </w:t>
+      </w:r>
+      <w:r>
+        <w:rPr>
+          <w:rFonts w:ascii="Consolas" w:hAnsi="Consolas" w:cs="Consolas"/>
+          <w:color w:val="660000"/>
+          <w:sz w:val="20"/>
+          <w:szCs w:val="20"/>
+        </w:rPr>
+        <w:t xml:space="preserve">yum install </w:t>
+      </w:r>
+      <w:r>
+        <w:rPr>
+          <w:rFonts w:ascii="Consolas" w:hAnsi="Consolas" w:cs="Consolas"/>
+          <w:color w:val="660000"/>
+          <w:sz w:val="20"/>
+          <w:szCs w:val="20"/>
+        </w:rPr>
+        <w:t>3rd-party/</w:t>
+      </w:r>
+      <w:proofErr w:type="spellStart"/>
+      <w:r>
+        <w:rPr>
+          <w:rFonts w:ascii="Consolas" w:hAnsi="Consolas" w:cs="Consolas"/>
+          <w:color w:val="660000"/>
+          <w:sz w:val="20"/>
+          <w:szCs w:val="20"/>
+        </w:rPr>
+        <w:t>axl</w:t>
+      </w:r>
+      <w:proofErr w:type="spellEnd"/>
+      <w:r>
+        <w:rPr>
+          <w:rFonts w:ascii="Consolas" w:hAnsi="Consolas" w:cs="Consolas"/>
+          <w:color w:val="660000"/>
+          <w:sz w:val="20"/>
+          <w:szCs w:val="20"/>
+        </w:rPr>
+        <w:t>/RHEL</w:t>
+      </w:r>
+      <w:r>
+        <w:rPr>
+          <w:rFonts w:ascii="Consolas" w:hAnsi="Consolas" w:cs="Consolas"/>
+          <w:color w:val="660000"/>
+          <w:sz w:val="20"/>
+          <w:szCs w:val="20"/>
+        </w:rPr>
+        <w:t>9</w:t>
+      </w:r>
+      <w:r>
+        <w:rPr>
+          <w:rFonts w:ascii="Consolas" w:hAnsi="Consolas" w:cs="Consolas"/>
+          <w:color w:val="660000"/>
+          <w:sz w:val="20"/>
+          <w:szCs w:val="20"/>
+        </w:rPr>
+        <w:t>/*.x86_64.rpm</w:t>
+      </w:r>
+    </w:p>
+    <w:p>
+      <w:pPr>
+        <w:pStyle w:val="ListParagraph"/>
+        <w:numPr>
+          <w:ilvl w:val="0"/>
+          <w:numId w:val="4"/>
+        </w:numPr>
+        <w:autoSpaceDE w:val="0"/>
+        <w:autoSpaceDN w:val="0"/>
+        <w:adjustRightInd w:val="0"/>
+        <w:spacing w:after="0" w:line="240" w:lineRule="auto"/>
+        <w:rPr>
+          <w:rFonts w:ascii="Verdana" w:hAnsi="Verdana" w:cs="Consolas"/>
+          <w:color w:val="000000" w:themeColor="text1"/>
+          <w:sz w:val="20"/>
+          <w:szCs w:val="20"/>
+        </w:rPr>
+      </w:pPr>
+      <w:r>
+        <w:rPr>
+          <w:rFonts w:ascii="Verdana" w:hAnsi="Verdana" w:cs="Consolas"/>
+          <w:color w:val="000000" w:themeColor="text1"/>
+          <w:sz w:val="20"/>
+          <w:szCs w:val="20"/>
+        </w:rPr>
+        <w:t>Build and install test-dept</w:t>
+      </w:r>
+    </w:p>
+    <w:p>
+      <w:pPr>
+        <w:pStyle w:val="ListParagraph"/>
+        <w:numPr>
+          <w:ilvl w:val="1"/>
+          <w:numId w:val="4"/>
+        </w:numPr>
+        <w:autoSpaceDE w:val="0"/>
+        <w:autoSpaceDN w:val="0"/>
+        <w:adjustRightInd w:val="0"/>
+        <w:spacing w:after="0" w:line="240" w:lineRule="auto"/>
+        <w:rPr>
+          <w:rFonts w:ascii="Consolas" w:hAnsi="Consolas" w:cs="Consolas"/>
+          <w:color w:val="660000"/>
+          <w:sz w:val="20"/>
+          <w:szCs w:val="20"/>
+        </w:rPr>
+      </w:pPr>
+      <w:r>
+        <w:rPr>
+          <w:rFonts w:ascii="Consolas" w:hAnsi="Consolas" w:cs="Consolas"/>
+          <w:color w:val="660000"/>
+          <w:sz w:val="20"/>
+          <w:szCs w:val="20"/>
+        </w:rPr>
+        <w:t xml:space="preserve">$ git clone </w:t>
+      </w:r>
+      <w:hyperlink r:id="rId17" w:history="1">
+        <w:r>
+          <w:rPr>
+            <w:rStyle w:val="Hyperlink"/>
+            <w:rFonts w:ascii="Consolas" w:hAnsi="Consolas" w:cs="Consolas"/>
+            <w:sz w:val="20"/>
+            <w:szCs w:val="20"/>
+          </w:rPr>
+          <w:t>https://github.com/norrby/test-dept.git</w:t>
+        </w:r>
+      </w:hyperlink>
+    </w:p>
+    <w:p>
+      <w:pPr>
+        <w:pStyle w:val="ListParagraph"/>
+        <w:numPr>
+          <w:ilvl w:val="1"/>
+          <w:numId w:val="4"/>
+        </w:numPr>
+        <w:autoSpaceDE w:val="0"/>
+        <w:autoSpaceDN w:val="0"/>
+        <w:adjustRightInd w:val="0"/>
+        <w:spacing w:after="0" w:line="240" w:lineRule="auto"/>
+        <w:rPr>
+          <w:rFonts w:ascii="Consolas" w:hAnsi="Consolas" w:cs="Consolas"/>
+          <w:color w:val="660000"/>
+          <w:sz w:val="20"/>
+          <w:szCs w:val="20"/>
+        </w:rPr>
+      </w:pPr>
+      <w:r>
+        <w:rPr>
+          <w:rFonts w:ascii="Consolas" w:hAnsi="Consolas" w:cs="Consolas"/>
+          <w:color w:val="660000"/>
+          <w:sz w:val="20"/>
+          <w:szCs w:val="20"/>
+        </w:rPr>
+        <w:t>$ cd test-dept</w:t>
+      </w:r>
+    </w:p>
+    <w:p>
+      <w:pPr>
+        <w:pStyle w:val="ListParagraph"/>
+        <w:numPr>
+          <w:ilvl w:val="1"/>
+          <w:numId w:val="4"/>
+        </w:numPr>
+        <w:autoSpaceDE w:val="0"/>
+        <w:autoSpaceDN w:val="0"/>
+        <w:adjustRightInd w:val="0"/>
+        <w:spacing w:after="0" w:line="240" w:lineRule="auto"/>
+        <w:rPr>
+          <w:rFonts w:ascii="Consolas" w:hAnsi="Consolas" w:cs="Consolas"/>
+          <w:color w:val="660000"/>
+          <w:sz w:val="20"/>
+          <w:szCs w:val="20"/>
+        </w:rPr>
+      </w:pPr>
+      <w:proofErr w:type="gramStart"/>
+      <w:r>
+        <w:rPr>
+          <w:rFonts w:ascii="Consolas" w:hAnsi="Consolas" w:cs="Consolas"/>
+          <w:color w:val="660000"/>
+          <w:sz w:val="20"/>
+          <w:szCs w:val="20"/>
+        </w:rPr>
+        <w:t>$ .</w:t>
+      </w:r>
+      <w:proofErr w:type="gramEnd"/>
+      <w:r>
+        <w:rPr>
+          <w:rFonts w:ascii="Consolas" w:hAnsi="Consolas" w:cs="Consolas"/>
+          <w:color w:val="660000"/>
+          <w:sz w:val="20"/>
+          <w:szCs w:val="20"/>
+        </w:rPr>
+        <w:t>/bootstrap</w:t>
+      </w:r>
+    </w:p>
+    <w:p>
+      <w:pPr>
+        <w:pStyle w:val="ListParagraph"/>
+        <w:numPr>
+          <w:ilvl w:val="1"/>
+          <w:numId w:val="4"/>
+        </w:numPr>
+        <w:autoSpaceDE w:val="0"/>
+        <w:autoSpaceDN w:val="0"/>
+        <w:adjustRightInd w:val="0"/>
+        <w:spacing w:after="0" w:line="240" w:lineRule="auto"/>
+        <w:rPr>
+          <w:rFonts w:ascii="Consolas" w:hAnsi="Consolas" w:cs="Consolas"/>
+          <w:color w:val="660000"/>
+          <w:sz w:val="20"/>
+          <w:szCs w:val="20"/>
+        </w:rPr>
+      </w:pPr>
+      <w:proofErr w:type="gramStart"/>
+      <w:r>
+        <w:rPr>
+          <w:rFonts w:ascii="Consolas" w:hAnsi="Consolas" w:cs="Consolas"/>
+          <w:color w:val="660000"/>
+          <w:sz w:val="20"/>
+          <w:szCs w:val="20"/>
+        </w:rPr>
+        <w:t>$ .</w:t>
+      </w:r>
+      <w:proofErr w:type="gramEnd"/>
+      <w:r>
+        <w:rPr>
+          <w:rFonts w:ascii="Consolas" w:hAnsi="Consolas" w:cs="Consolas"/>
+          <w:color w:val="660000"/>
+          <w:sz w:val="20"/>
+          <w:szCs w:val="20"/>
+        </w:rPr>
+        <w:t>/configure</w:t>
+      </w:r>
+    </w:p>
+    <w:p>
+      <w:pPr>
+        <w:pStyle w:val="ListParagraph"/>
+        <w:numPr>
+          <w:ilvl w:val="1"/>
+          <w:numId w:val="4"/>
+        </w:numPr>
+        <w:autoSpaceDE w:val="0"/>
+        <w:autoSpaceDN w:val="0"/>
+        <w:adjustRightInd w:val="0"/>
+        <w:spacing w:after="0" w:line="240" w:lineRule="auto"/>
+        <w:rPr>
+          <w:rFonts w:ascii="Consolas" w:hAnsi="Consolas" w:cs="Consolas"/>
+          <w:color w:val="660000"/>
+          <w:sz w:val="20"/>
+          <w:szCs w:val="20"/>
+        </w:rPr>
+      </w:pPr>
+      <w:r>
+        <w:rPr>
+          <w:rFonts w:ascii="Consolas" w:hAnsi="Consolas" w:cs="Consolas"/>
+          <w:color w:val="660000"/>
+          <w:sz w:val="20"/>
+          <w:szCs w:val="20"/>
+        </w:rPr>
+        <w:t xml:space="preserve">$ </w:t>
+      </w:r>
+      <w:proofErr w:type="spellStart"/>
+      <w:r>
+        <w:rPr>
+          <w:rFonts w:ascii="Consolas" w:hAnsi="Consolas" w:cs="Consolas"/>
+          <w:color w:val="660000"/>
+          <w:sz w:val="20"/>
+          <w:szCs w:val="20"/>
+        </w:rPr>
+        <w:t>sudo</w:t>
+      </w:r>
+      <w:proofErr w:type="spellEnd"/>
+      <w:r>
+        <w:rPr>
+          <w:rFonts w:ascii="Consolas" w:hAnsi="Consolas" w:cs="Consolas"/>
+          <w:color w:val="660000"/>
+          <w:sz w:val="20"/>
+          <w:szCs w:val="20"/>
+        </w:rPr>
+        <w:t xml:space="preserve"> make install</w:t>
+      </w:r>
+    </w:p>
+    <w:p>
+      <w:pPr>
+        <w:pStyle w:val="ListParagraph"/>
+        <w:numPr>
+          <w:ilvl w:val="0"/>
+          <w:numId w:val="4"/>
+        </w:numPr>
+        <w:rPr>
+          <w:rFonts w:ascii="Verdana" w:hAnsi="Verdana"/>
+          <w:color w:val="000000" w:themeColor="text1"/>
+        </w:rPr>
+      </w:pPr>
+      <w:r>
+        <w:rPr>
+          <w:rFonts w:ascii="Verdana" w:hAnsi="Verdana" w:cs="Consolas"/>
+          <w:color w:val="000000" w:themeColor="text1"/>
+          <w:sz w:val="20"/>
+          <w:szCs w:val="20"/>
+        </w:rPr>
+        <w:t xml:space="preserve">NOTE: </w:t>
+      </w:r>
+      <w:proofErr w:type="spellStart"/>
+      <w:r>
+        <w:rPr>
+          <w:rFonts w:ascii="Verdana" w:hAnsi="Verdana" w:cs="Consolas"/>
+          <w:color w:val="000000" w:themeColor="text1"/>
+          <w:sz w:val="20"/>
+          <w:szCs w:val="20"/>
+        </w:rPr>
+        <w:t>axl</w:t>
+      </w:r>
+      <w:proofErr w:type="spellEnd"/>
+      <w:r>
+        <w:rPr>
+          <w:rFonts w:ascii="Verdana" w:hAnsi="Verdana" w:cs="Consolas"/>
+          <w:color w:val="000000" w:themeColor="text1"/>
+          <w:sz w:val="20"/>
+          <w:szCs w:val="20"/>
+        </w:rPr>
+        <w:t xml:space="preserve"> build steps below are only needed if this dependency was not already installed via the provided RPM in the step above.</w:t>
+      </w:r>
+    </w:p>
+    <w:p>
+      <w:pPr>
+        <w:pStyle w:val="ListParagraph"/>
+        <w:numPr>
+          <w:ilvl w:val="0"/>
+          <w:numId w:val="4"/>
+        </w:numPr>
+        <w:autoSpaceDE w:val="0"/>
+        <w:autoSpaceDN w:val="0"/>
+        <w:adjustRightInd w:val="0"/>
+        <w:spacing w:after="0" w:line="240" w:lineRule="auto"/>
+        <w:rPr>
+          <w:rFonts w:ascii="Verdana" w:hAnsi="Verdana" w:cs="Consolas"/>
+          <w:color w:val="000000" w:themeColor="text1"/>
+          <w:sz w:val="20"/>
+          <w:szCs w:val="20"/>
+        </w:rPr>
+      </w:pPr>
+      <w:r>
+        <w:rPr>
+          <w:rFonts w:ascii="Verdana" w:hAnsi="Verdana" w:cs="Consolas"/>
+          <w:color w:val="000000" w:themeColor="text1"/>
+          <w:sz w:val="20"/>
+          <w:szCs w:val="20"/>
+        </w:rPr>
+        <w:t xml:space="preserve">Build and install </w:t>
+      </w:r>
+      <w:proofErr w:type="spellStart"/>
+      <w:r>
+        <w:rPr>
+          <w:rFonts w:ascii="Verdana" w:hAnsi="Verdana" w:cs="Consolas"/>
+          <w:color w:val="000000" w:themeColor="text1"/>
+          <w:sz w:val="20"/>
+          <w:szCs w:val="20"/>
+        </w:rPr>
+        <w:t>axl</w:t>
+      </w:r>
+      <w:proofErr w:type="spellEnd"/>
+    </w:p>
+    <w:p>
+      <w:pPr>
+        <w:pStyle w:val="ListParagraph"/>
+        <w:numPr>
+          <w:ilvl w:val="1"/>
+          <w:numId w:val="4"/>
+        </w:numPr>
+        <w:autoSpaceDE w:val="0"/>
+        <w:autoSpaceDN w:val="0"/>
+        <w:adjustRightInd w:val="0"/>
+        <w:spacing w:after="0" w:line="240" w:lineRule="auto"/>
+        <w:rPr>
+          <w:rFonts w:ascii="Consolas" w:hAnsi="Consolas" w:cs="Consolas"/>
+          <w:color w:val="660000"/>
+          <w:sz w:val="20"/>
+          <w:szCs w:val="20"/>
+        </w:rPr>
+      </w:pPr>
+      <w:r>
+        <w:rPr>
+          <w:rFonts w:ascii="Consolas" w:hAnsi="Consolas" w:cs="Consolas"/>
+          <w:color w:val="660000"/>
+          <w:sz w:val="20"/>
+          <w:szCs w:val="20"/>
+        </w:rPr>
+        <w:t xml:space="preserve">$ git clone </w:t>
+      </w:r>
+      <w:hyperlink r:id="rId18" w:history="1">
+        <w:r>
+          <w:rPr>
+            <w:rStyle w:val="Hyperlink"/>
+            <w:rFonts w:ascii="Consolas" w:hAnsi="Consolas" w:cs="Consolas"/>
+            <w:sz w:val="20"/>
+            <w:szCs w:val="20"/>
+          </w:rPr>
+          <w:t>https://github.com/ASPLes/libaxl.git</w:t>
+        </w:r>
+      </w:hyperlink>
+    </w:p>
+    <w:p>
+      <w:pPr>
+        <w:pStyle w:val="ListParagraph"/>
+        <w:numPr>
+          <w:ilvl w:val="1"/>
+          <w:numId w:val="4"/>
+        </w:numPr>
+        <w:autoSpaceDE w:val="0"/>
+        <w:autoSpaceDN w:val="0"/>
+        <w:adjustRightInd w:val="0"/>
+        <w:spacing w:after="0" w:line="240" w:lineRule="auto"/>
+        <w:rPr>
+          <w:rFonts w:ascii="Consolas" w:hAnsi="Consolas" w:cs="Consolas"/>
+          <w:color w:val="660000"/>
+          <w:sz w:val="20"/>
+          <w:szCs w:val="20"/>
+        </w:rPr>
+      </w:pPr>
+      <w:r>
+        <w:rPr>
+          <w:rFonts w:ascii="Consolas" w:hAnsi="Consolas" w:cs="Consolas"/>
+          <w:color w:val="660000"/>
+          <w:sz w:val="20"/>
+          <w:szCs w:val="20"/>
+        </w:rPr>
+        <w:t xml:space="preserve">$ cd </w:t>
+      </w:r>
+      <w:proofErr w:type="spellStart"/>
+      <w:r>
+        <w:rPr>
+          <w:rFonts w:ascii="Consolas" w:hAnsi="Consolas" w:cs="Consolas"/>
+          <w:color w:val="660000"/>
+          <w:sz w:val="20"/>
+          <w:szCs w:val="20"/>
+        </w:rPr>
+        <w:t>libaxl</w:t>
+      </w:r>
+      <w:proofErr w:type="spellEnd"/>
+    </w:p>
+    <w:p>
+      <w:pPr>
+        <w:pStyle w:val="ListParagraph"/>
+        <w:numPr>
+          <w:ilvl w:val="1"/>
+          <w:numId w:val="4"/>
+        </w:numPr>
+        <w:autoSpaceDE w:val="0"/>
+        <w:autoSpaceDN w:val="0"/>
+        <w:adjustRightInd w:val="0"/>
+        <w:spacing w:after="0" w:line="240" w:lineRule="auto"/>
+        <w:rPr>
+          <w:rFonts w:ascii="Consolas" w:hAnsi="Consolas" w:cs="Consolas"/>
+          <w:color w:val="660000"/>
+          <w:sz w:val="20"/>
+          <w:szCs w:val="20"/>
+        </w:rPr>
+      </w:pPr>
+      <w:proofErr w:type="gramStart"/>
+      <w:r>
+        <w:rPr>
+          <w:rFonts w:ascii="Consolas" w:hAnsi="Consolas" w:cs="Consolas"/>
+          <w:color w:val="660000"/>
+          <w:sz w:val="20"/>
+          <w:szCs w:val="20"/>
+        </w:rPr>
+        <w:t>$ .</w:t>
+      </w:r>
+      <w:proofErr w:type="gramEnd"/>
+      <w:r>
+        <w:rPr>
+          <w:rFonts w:ascii="Consolas" w:hAnsi="Consolas" w:cs="Consolas"/>
+          <w:color w:val="660000"/>
+          <w:sz w:val="20"/>
+          <w:szCs w:val="20"/>
+        </w:rPr>
+        <w:t>/</w:t>
+      </w:r>
+      <w:proofErr w:type="spellStart"/>
+      <w:r>
+        <w:rPr>
+          <w:rFonts w:ascii="Consolas" w:hAnsi="Consolas" w:cs="Consolas"/>
+          <w:color w:val="660000"/>
+          <w:sz w:val="20"/>
+          <w:szCs w:val="20"/>
+        </w:rPr>
+        <w:t>autogen</w:t>
+      </w:r>
+      <w:proofErr w:type="spellEnd"/>
+      <w:r>
+        <w:rPr>
+          <w:rFonts w:ascii="Consolas" w:hAnsi="Consolas" w:cs="Consolas"/>
+          <w:color w:val="660000"/>
+          <w:sz w:val="20"/>
+          <w:szCs w:val="20"/>
+        </w:rPr>
+        <w:t xml:space="preserve"> --disable-</w:t>
+      </w:r>
+      <w:proofErr w:type="spellStart"/>
+      <w:r>
+        <w:rPr>
+          <w:rFonts w:ascii="Consolas" w:hAnsi="Consolas" w:cs="Consolas"/>
+          <w:color w:val="660000"/>
+          <w:sz w:val="20"/>
+          <w:szCs w:val="20"/>
+        </w:rPr>
+        <w:t>py</w:t>
+      </w:r>
+      <w:proofErr w:type="spellEnd"/>
+      <w:r>
+        <w:rPr>
+          <w:rFonts w:ascii="Consolas" w:hAnsi="Consolas" w:cs="Consolas"/>
+          <w:color w:val="660000"/>
+          <w:sz w:val="20"/>
+          <w:szCs w:val="20"/>
+        </w:rPr>
+        <w:t>-</w:t>
+      </w:r>
+      <w:proofErr w:type="spellStart"/>
+      <w:r>
+        <w:rPr>
+          <w:rFonts w:ascii="Consolas" w:hAnsi="Consolas" w:cs="Consolas"/>
+          <w:color w:val="660000"/>
+          <w:sz w:val="20"/>
+          <w:szCs w:val="20"/>
+        </w:rPr>
+        <w:t>axl</w:t>
+      </w:r>
+      <w:proofErr w:type="spellEnd"/>
+    </w:p>
+    <w:p>
+      <w:pPr>
+        <w:pStyle w:val="ListParagraph"/>
+        <w:numPr>
+          <w:ilvl w:val="1"/>
+          <w:numId w:val="4"/>
+        </w:numPr>
+        <w:autoSpaceDE w:val="0"/>
+        <w:autoSpaceDN w:val="0"/>
+        <w:adjustRightInd w:val="0"/>
+        <w:spacing w:after="0" w:line="240" w:lineRule="auto"/>
+        <w:rPr>
+          <w:rFonts w:ascii="Consolas" w:hAnsi="Consolas" w:cs="Consolas"/>
+          <w:color w:val="660000"/>
+          <w:sz w:val="20"/>
+          <w:szCs w:val="20"/>
+        </w:rPr>
+      </w:pPr>
+      <w:r>
+        <w:rPr>
+          <w:rFonts w:ascii="Consolas" w:hAnsi="Consolas" w:cs="Consolas"/>
+          <w:color w:val="660000"/>
+          <w:sz w:val="20"/>
+          <w:szCs w:val="20"/>
+        </w:rPr>
+        <w:t xml:space="preserve">$ </w:t>
+      </w:r>
+      <w:proofErr w:type="spellStart"/>
+      <w:r>
+        <w:rPr>
+          <w:rFonts w:ascii="Consolas" w:hAnsi="Consolas" w:cs="Consolas"/>
+          <w:color w:val="660000"/>
+          <w:sz w:val="20"/>
+          <w:szCs w:val="20"/>
+        </w:rPr>
+        <w:t>sudo</w:t>
+      </w:r>
+      <w:proofErr w:type="spellEnd"/>
+      <w:r>
+        <w:rPr>
+          <w:rFonts w:ascii="Consolas" w:hAnsi="Consolas" w:cs="Consolas"/>
+          <w:color w:val="660000"/>
+          <w:sz w:val="20"/>
+          <w:szCs w:val="20"/>
+        </w:rPr>
+        <w:t xml:space="preserve"> make install</w:t>
+      </w:r>
+    </w:p>
+    <w:p>
+      <w:pPr>
+        <w:pStyle w:val="ListParagraph"/>
+        <w:numPr>
+          <w:ilvl w:val="0"/>
+          <w:numId w:val="4"/>
+        </w:numPr>
+        <w:autoSpaceDE w:val="0"/>
+        <w:autoSpaceDN w:val="0"/>
+        <w:adjustRightInd w:val="0"/>
+        <w:spacing w:after="0" w:line="240" w:lineRule="auto"/>
+        <w:rPr>
+          <w:rFonts w:ascii="Verdana" w:hAnsi="Verdana" w:cs="Consolas"/>
+          <w:color w:val="000000" w:themeColor="text1"/>
+          <w:sz w:val="20"/>
+          <w:szCs w:val="20"/>
+        </w:rPr>
+      </w:pPr>
+      <w:r>
+        <w:rPr>
+          <w:rFonts w:ascii="Verdana" w:hAnsi="Verdana" w:cs="Consolas"/>
+          <w:color w:val="000000" w:themeColor="text1"/>
+          <w:sz w:val="20"/>
+          <w:szCs w:val="20"/>
+        </w:rPr>
+        <w:t>Install python3-scons</w:t>
+      </w:r>
+    </w:p>
+    <w:p>
+      <w:pPr>
+        <w:pStyle w:val="ListParagraph"/>
+        <w:numPr>
+          <w:ilvl w:val="1"/>
+          <w:numId w:val="4"/>
+        </w:numPr>
+        <w:autoSpaceDE w:val="0"/>
+        <w:autoSpaceDN w:val="0"/>
+        <w:adjustRightInd w:val="0"/>
+        <w:spacing w:after="0" w:line="240" w:lineRule="auto"/>
+        <w:rPr>
+          <w:rFonts w:ascii="Consolas" w:hAnsi="Consolas" w:cs="Consolas"/>
+          <w:color w:val="660000"/>
+          <w:sz w:val="20"/>
+          <w:szCs w:val="20"/>
+        </w:rPr>
+      </w:pPr>
+      <w:r>
+        <w:rPr>
+          <w:rFonts w:ascii="Consolas" w:hAnsi="Consolas" w:cs="Consolas"/>
+          <w:color w:val="660000"/>
+          <w:sz w:val="20"/>
+          <w:szCs w:val="20"/>
+        </w:rPr>
+        <w:t xml:space="preserve">$ </w:t>
+      </w:r>
+      <w:proofErr w:type="spellStart"/>
+      <w:r>
+        <w:rPr>
+          <w:rFonts w:ascii="Consolas" w:hAnsi="Consolas" w:cs="Consolas"/>
+          <w:color w:val="660000"/>
+          <w:sz w:val="20"/>
+          <w:szCs w:val="20"/>
+        </w:rPr>
+        <w:t>sudo</w:t>
+      </w:r>
+      <w:proofErr w:type="spellEnd"/>
+      <w:r>
+        <w:rPr>
+          <w:rFonts w:ascii="Consolas" w:hAnsi="Consolas" w:cs="Consolas"/>
+          <w:color w:val="660000"/>
+          <w:sz w:val="20"/>
+          <w:szCs w:val="20"/>
+        </w:rPr>
+        <w:t xml:space="preserve"> yum install python3-scons</w:t>
+      </w:r>
+    </w:p>
+    <w:p>
+      <w:pPr>
+        <w:pStyle w:val="ListParagraph"/>
+        <w:numPr>
+          <w:ilvl w:val="0"/>
+          <w:numId w:val="4"/>
+        </w:numPr>
+      </w:pPr>
+      <w:r>
+        <w:t>Ensure /</w:t>
+      </w:r>
+      <w:proofErr w:type="spellStart"/>
+      <w:r>
+        <w:t>usr</w:t>
+      </w:r>
+      <w:proofErr w:type="spellEnd"/>
+      <w:r>
+        <w:t>/local/lib is in the dynamic linker path</w:t>
+      </w:r>
+    </w:p>
+    <w:p>
+      <w:pPr>
+        <w:pStyle w:val="ListParagraph"/>
+        <w:numPr>
+          <w:ilvl w:val="1"/>
+          <w:numId w:val="4"/>
+        </w:numPr>
+      </w:pPr>
+      <w:r>
+        <w:t>$ echo /</w:t>
+      </w:r>
+      <w:proofErr w:type="spellStart"/>
+      <w:r>
+        <w:t>usr</w:t>
+      </w:r>
+      <w:proofErr w:type="spellEnd"/>
+      <w:r>
+        <w:t xml:space="preserve">/local/lib | </w:t>
+      </w:r>
+      <w:proofErr w:type="spellStart"/>
+      <w:r>
+        <w:t>sudo</w:t>
+      </w:r>
+      <w:proofErr w:type="spellEnd"/>
+      <w:r>
+        <w:t xml:space="preserve"> tee /</w:t>
+      </w:r>
+      <w:proofErr w:type="spellStart"/>
+      <w:r>
+        <w:t>etc</w:t>
+      </w:r>
+      <w:proofErr w:type="spellEnd"/>
+      <w:r>
+        <w:t>/</w:t>
+      </w:r>
+      <w:proofErr w:type="spellStart"/>
+      <w:r>
+        <w:t>ld.so.conf.d</w:t>
+      </w:r>
+      <w:proofErr w:type="spellEnd"/>
+      <w:r>
+        <w:t>/</w:t>
+      </w:r>
+      <w:proofErr w:type="spellStart"/>
+      <w:r>
+        <w:t>usr</w:t>
+      </w:r>
+      <w:proofErr w:type="spellEnd"/>
+      <w:r>
+        <w:t>-local-</w:t>
+      </w:r>
+      <w:proofErr w:type="spellStart"/>
+      <w:r>
+        <w:t>lib.conf</w:t>
+      </w:r>
+      <w:proofErr w:type="spellEnd"/>
+    </w:p>
+    <w:p>
+      <w:pPr>
+        <w:pStyle w:val="ListParagraph"/>
+        <w:numPr>
+          <w:ilvl w:val="1"/>
+          <w:numId w:val="4"/>
+        </w:numPr>
+      </w:pPr>
+      <w:r>
+        <w:t xml:space="preserve">$ </w:t>
+      </w:r>
+      <w:proofErr w:type="spellStart"/>
+      <w:r>
+        <w:t>sudo</w:t>
+      </w:r>
+      <w:proofErr w:type="spellEnd"/>
+      <w:r>
+        <w:t xml:space="preserve"> </w:t>
+      </w:r>
+      <w:proofErr w:type="spellStart"/>
+      <w:r>
+        <w:t>ldconfig</w:t>
+      </w:r>
+      <w:proofErr w:type="spellEnd"/>
+    </w:p>
+    <w:p>
+      <w:pPr>
+        <w:pStyle w:val="ListParagraph"/>
+        <w:ind w:left="1440"/>
+      </w:pPr>
+    </w:p>
+    <w:p>
+      <w:pPr>
         <w:pStyle w:val="Heading2"/>
       </w:pPr>
-      <w:bookmarkStart w:id="8" w:name="_Toc160801964"/>
+      <w:bookmarkStart w:id="21" w:name="_Toc175164297"/>
       <w:r>
         <w:t>Build and Install C Publisher</w:t>
       </w:r>
@@ -9172,7 +11275,7 @@
       <w:r>
         <w:t>)</w:t>
       </w:r>
-      <w:bookmarkEnd w:id="8"/>
+      <w:bookmarkEnd w:id="21"/>
     </w:p>
     <w:p>
       <w:r>
@@ -9381,7 +11484,6 @@
         </w:numPr>
       </w:pPr>
       <w:r>
-        <w:lastRenderedPageBreak/>
         <w:t>“</w:t>
       </w:r>
       <w:proofErr w:type="spellStart"/>
@@ -9412,6 +11514,7 @@
         </w:numPr>
       </w:pPr>
       <w:r>
+        <w:lastRenderedPageBreak/>
         <w:t>“libjal-common.so”</w:t>
       </w:r>
     </w:p>
@@ -10008,19 +12111,8 @@
           <w:sz w:val="20"/>
           <w:szCs w:val="20"/>
         </w:rPr>
-        <w:t xml:space="preserve"> enable devtoolset-7 $</w:t>
-      </w:r>
-      <w:proofErr w:type="gramStart"/>
-      <w:r>
-        <w:rPr>
-          <w:rFonts w:ascii="Consolas" w:hAnsi="Consolas" w:cs="Consolas"/>
-          <w:color w:val="660000"/>
-          <w:sz w:val="20"/>
-          <w:szCs w:val="20"/>
-        </w:rPr>
-        <w:t>SHELL</w:t>
-      </w:r>
-      <w:proofErr w:type="gramEnd"/>
+        <w:t xml:space="preserve"> enable devtoolset-7 $SHELL</w:t>
+      </w:r>
     </w:p>
     <w:p>
       <w:pPr>
@@ -10046,7 +12138,6 @@
         <w:t xml:space="preserve">This enables a fully C++17 compliant version of </w:t>
       </w:r>
       <w:proofErr w:type="spellStart"/>
-      <w:proofErr w:type="gramStart"/>
       <w:r>
         <w:rPr>
           <w:rFonts w:ascii="Consolas" w:hAnsi="Consolas" w:cs="Consolas"/>
@@ -10057,7 +12148,6 @@
         <w:t>gcc</w:t>
       </w:r>
       <w:proofErr w:type="spellEnd"/>
-      <w:proofErr w:type="gramEnd"/>
     </w:p>
     <w:p>
       <w:pPr>
@@ -10326,9 +12416,11 @@
       <w:pPr>
         <w:pStyle w:val="Heading2"/>
       </w:pPr>
-      <w:bookmarkStart w:id="9" w:name="_Toc99717457"/>
-      <w:bookmarkStart w:id="10" w:name="_Toc160801965"/>
-      <w:bookmarkEnd w:id="9"/>
+      <w:bookmarkStart w:id="22" w:name="_Toc163212259"/>
+      <w:bookmarkStart w:id="23" w:name="_Toc99717457"/>
+      <w:bookmarkStart w:id="24" w:name="_Toc175164298"/>
+      <w:bookmarkEnd w:id="22"/>
+      <w:bookmarkEnd w:id="23"/>
       <w:r>
         <w:t>Configure C Publisher</w:t>
       </w:r>
@@ -10343,7 +12435,7 @@
       <w:r>
         <w:t>)</w:t>
       </w:r>
-      <w:bookmarkEnd w:id="10"/>
+      <w:bookmarkEnd w:id="24"/>
     </w:p>
     <w:p>
       <w:r>
@@ -11249,21 +13341,7 @@
               <w:rPr>
                 <w:rFonts w:ascii="Courier New" w:hAnsi="Courier New" w:cs="Courier New"/>
               </w:rPr>
-              <w:t xml:space="preserve"># A list of supported digest algorithms. These algorithms should be ordered by </w:t>
-            </w:r>
-            <w:proofErr w:type="gramStart"/>
-            <w:r>
-              <w:rPr>
-                <w:rFonts w:ascii="Courier New" w:hAnsi="Courier New" w:cs="Courier New"/>
-              </w:rPr>
-              <w:t>preference</w:t>
-            </w:r>
-            <w:proofErr w:type="gramEnd"/>
-            <w:r>
-              <w:rPr>
-                <w:rFonts w:ascii="Courier New" w:hAnsi="Courier New" w:cs="Courier New"/>
-              </w:rPr>
-              <w:t xml:space="preserve"> </w:t>
+              <w:t xml:space="preserve"># A list of supported digest algorithms. These algorithms should be ordered by preference </w:t>
             </w:r>
           </w:p>
           <w:p>
@@ -11613,7 +13691,6 @@
               <w:rPr>
                 <w:rFonts w:ascii="Courier New" w:hAnsi="Courier New" w:cs="Courier New"/>
               </w:rPr>
-              <w:lastRenderedPageBreak/>
               <w:tab/>
               <w:t># array of record types to be sent to the subscriber</w:t>
             </w:r>
@@ -11677,6 +13754,7 @@
               <w:rPr>
                 <w:rFonts w:ascii="Courier New" w:hAnsi="Courier New" w:cs="Courier New"/>
               </w:rPr>
+              <w:lastRenderedPageBreak/>
               <w:tab/>
               <w:t># directory containing the CA certificate(s) to use for TLS negotiation</w:t>
             </w:r>
@@ -11891,21 +13969,7 @@
               <w:rPr>
                 <w:rFonts w:ascii="Courier New" w:hAnsi="Courier New" w:cs="Courier New"/>
               </w:rPr>
-              <w:t xml:space="preserve"> system </w:t>
-            </w:r>
-            <w:proofErr w:type="gramStart"/>
-            <w:r>
-              <w:rPr>
-                <w:rFonts w:ascii="Courier New" w:hAnsi="Courier New" w:cs="Courier New"/>
-              </w:rPr>
-              <w:t>call</w:t>
-            </w:r>
-            <w:proofErr w:type="gramEnd"/>
-            <w:r>
-              <w:rPr>
-                <w:rFonts w:ascii="Courier New" w:hAnsi="Courier New" w:cs="Courier New"/>
-              </w:rPr>
-              <w:t xml:space="preserve"> sets. After the setup phase and before the process</w:t>
+              <w:t xml:space="preserve"> system call sets. After the setup phase and before the process</w:t>
             </w:r>
           </w:p>
           <w:p>
@@ -12107,7 +14171,7 @@
       <w:pPr>
         <w:pStyle w:val="Heading2"/>
       </w:pPr>
-      <w:bookmarkStart w:id="11" w:name="_Toc160801966"/>
+      <w:bookmarkStart w:id="25" w:name="_Toc175164299"/>
       <w:r>
         <w:t>Configure JAL-Local-Store</w:t>
       </w:r>
@@ -12122,7 +14186,7 @@
       <w:r>
         <w:t>-local-store)</w:t>
       </w:r>
-      <w:bookmarkEnd w:id="11"/>
+      <w:bookmarkEnd w:id="25"/>
     </w:p>
     <w:p>
       <w:r>
@@ -12562,7 +14626,6 @@
               <w:rPr>
                 <w:rFonts w:ascii="Courier New" w:hAnsi="Courier New" w:cs="Courier New"/>
               </w:rPr>
-              <w:lastRenderedPageBreak/>
               <w:t xml:space="preserve"># running under </w:t>
             </w:r>
             <w:proofErr w:type="spellStart"/>
@@ -12604,6 +14667,7 @@
               <w:rPr>
                 <w:rFonts w:ascii="Courier New" w:hAnsi="Courier New" w:cs="Courier New"/>
               </w:rPr>
+              <w:lastRenderedPageBreak/>
               <w:t># If so, there is no need to define any socket parameters below, they will be ignored.</w:t>
             </w:r>
           </w:p>
@@ -13603,6 +15667,7 @@
               <w:rPr>
                 <w:rFonts w:ascii="Courier New" w:hAnsi="Courier New" w:cs="Courier New"/>
               </w:rPr>
+              <w:lastRenderedPageBreak/>
               <w:t>#pid_file = "/var/log/</w:t>
             </w:r>
             <w:proofErr w:type="spellStart"/>
@@ -13845,21 +15910,7 @@
               <w:rPr>
                 <w:rFonts w:ascii="Courier New" w:hAnsi="Courier New" w:cs="Courier New"/>
               </w:rPr>
-              <w:t xml:space="preserve"> system </w:t>
-            </w:r>
-            <w:proofErr w:type="gramStart"/>
-            <w:r>
-              <w:rPr>
-                <w:rFonts w:ascii="Courier New" w:hAnsi="Courier New" w:cs="Courier New"/>
-              </w:rPr>
-              <w:t>call</w:t>
-            </w:r>
-            <w:proofErr w:type="gramEnd"/>
-            <w:r>
-              <w:rPr>
-                <w:rFonts w:ascii="Courier New" w:hAnsi="Courier New" w:cs="Courier New"/>
-              </w:rPr>
-              <w:t xml:space="preserve"> sets. After the setup phase and before the process</w:t>
+              <w:t xml:space="preserve"> system call sets. After the setup phase and before the process</w:t>
             </w:r>
           </w:p>
           <w:p>
@@ -14056,7 +16107,7 @@
       <w:pPr>
         <w:pStyle w:val="Heading2"/>
       </w:pPr>
-      <w:bookmarkStart w:id="12" w:name="_Toc160801967"/>
+      <w:bookmarkStart w:id="26" w:name="_Toc175164300"/>
       <w:r>
         <w:t>Configure C/C++ Subscriber (</w:t>
       </w:r>
@@ -14076,7 +16127,7 @@
       <w:r>
         <w:t>)</w:t>
       </w:r>
-      <w:bookmarkEnd w:id="12"/>
+      <w:bookmarkEnd w:id="26"/>
     </w:p>
     <w:p>
       <w:r>
@@ -14346,6 +16397,7 @@
               <w:rPr>
                 <w:rFonts w:ascii="Courier New" w:hAnsi="Courier New" w:cs="Courier New"/>
               </w:rPr>
+              <w:lastRenderedPageBreak/>
               <w:t>public_cert</w:t>
             </w:r>
             <w:proofErr w:type="spellEnd"/>
@@ -14865,14 +16917,54 @@
               <w:rPr>
                 <w:rFonts w:ascii="Courier New" w:hAnsi="Courier New" w:cs="Courier New"/>
               </w:rPr>
-              <w:t xml:space="preserve"># transferring a large journal payload. If reached, the session associated with </w:t>
+              <w:t># transferring a large journal payload. If reached, the session associated with that</w:t>
+            </w:r>
+          </w:p>
+          <w:p>
+            <w:pPr>
+              <w:autoSpaceDE w:val="0"/>
+              <w:autoSpaceDN w:val="0"/>
+              <w:adjustRightInd w:val="0"/>
+              <w:rPr>
+                <w:rFonts w:ascii="Courier New" w:hAnsi="Courier New" w:cs="Courier New"/>
+              </w:rPr>
+            </w:pPr>
+            <w:r>
+              <w:rPr>
+                <w:rFonts w:ascii="Courier New" w:hAnsi="Courier New" w:cs="Courier New"/>
+              </w:rPr>
+              <w:t># exchange will be closed</w:t>
+            </w:r>
+          </w:p>
+          <w:p>
+            <w:pPr>
+              <w:autoSpaceDE w:val="0"/>
+              <w:autoSpaceDN w:val="0"/>
+              <w:adjustRightInd w:val="0"/>
+              <w:rPr>
+                <w:rFonts w:ascii="Courier New" w:hAnsi="Courier New" w:cs="Courier New"/>
+              </w:rPr>
+            </w:pPr>
+            <w:proofErr w:type="spellStart"/>
+            <w:r>
+              <w:rPr>
+                <w:rFonts w:ascii="Courier New" w:hAnsi="Courier New" w:cs="Courier New"/>
+              </w:rPr>
+              <w:t>network_timeout</w:t>
+            </w:r>
+            <w:proofErr w:type="spellEnd"/>
+            <w:r>
+              <w:rPr>
+                <w:rFonts w:ascii="Courier New" w:hAnsi="Courier New" w:cs="Courier New"/>
+              </w:rPr>
+              <w:t xml:space="preserve"> = </w:t>
             </w:r>
             <w:proofErr w:type="gramStart"/>
             <w:r>
               <w:rPr>
                 <w:rFonts w:ascii="Courier New" w:hAnsi="Courier New" w:cs="Courier New"/>
               </w:rPr>
-              <w:t>that</w:t>
+              <w:t>0;</w:t>
             </w:r>
             <w:proofErr w:type="gramEnd"/>
           </w:p>
@@ -14885,12 +16977,6 @@
                 <w:rFonts w:ascii="Courier New" w:hAnsi="Courier New" w:cs="Courier New"/>
               </w:rPr>
             </w:pPr>
-            <w:r>
-              <w:rPr>
-                <w:rFonts w:ascii="Courier New" w:hAnsi="Courier New" w:cs="Courier New"/>
-              </w:rPr>
-              <w:t># exchange will be closed</w:t>
-            </w:r>
           </w:p>
           <w:p>
             <w:pPr>
@@ -14901,18 +16987,235 @@
                 <w:rFonts w:ascii="Courier New" w:hAnsi="Courier New" w:cs="Courier New"/>
               </w:rPr>
             </w:pPr>
+            <w:r>
+              <w:rPr>
+                <w:rFonts w:ascii="Courier New" w:hAnsi="Courier New" w:cs="Courier New"/>
+              </w:rPr>
+              <w:t># The maximum size in bytes of the RAM buffer used to process incoming records.</w:t>
+            </w:r>
+          </w:p>
+          <w:p>
+            <w:pPr>
+              <w:autoSpaceDE w:val="0"/>
+              <w:autoSpaceDN w:val="0"/>
+              <w:adjustRightInd w:val="0"/>
+              <w:rPr>
+                <w:rFonts w:ascii="Courier New" w:hAnsi="Courier New" w:cs="Courier New"/>
+              </w:rPr>
+            </w:pPr>
+            <w:r>
+              <w:rPr>
+                <w:rFonts w:ascii="Courier New" w:hAnsi="Courier New" w:cs="Courier New"/>
+              </w:rPr>
+              <w:t># If a record payload exceeds this size, it will be dumped to the filesystem during receipt</w:t>
+            </w:r>
+          </w:p>
+          <w:p>
+            <w:pPr>
+              <w:autoSpaceDE w:val="0"/>
+              <w:autoSpaceDN w:val="0"/>
+              <w:adjustRightInd w:val="0"/>
+              <w:rPr>
+                <w:rFonts w:ascii="Courier New" w:hAnsi="Courier New" w:cs="Courier New"/>
+              </w:rPr>
+            </w:pPr>
+            <w:r>
+              <w:rPr>
+                <w:rFonts w:ascii="Courier New" w:hAnsi="Courier New" w:cs="Courier New"/>
+              </w:rPr>
+              <w:t xml:space="preserve"># and processed in </w:t>
+            </w:r>
             <w:proofErr w:type="spellStart"/>
             <w:r>
               <w:rPr>
                 <w:rFonts w:ascii="Courier New" w:hAnsi="Courier New" w:cs="Courier New"/>
               </w:rPr>
-              <w:t>network_timeout</w:t>
+              <w:t>bufferSize</w:t>
             </w:r>
             <w:proofErr w:type="spellEnd"/>
             <w:r>
               <w:rPr>
                 <w:rFonts w:ascii="Courier New" w:hAnsi="Courier New" w:cs="Courier New"/>
               </w:rPr>
+              <w:t xml:space="preserve"> chunks.</w:t>
+            </w:r>
+          </w:p>
+          <w:p>
+            <w:pPr>
+              <w:autoSpaceDE w:val="0"/>
+              <w:autoSpaceDN w:val="0"/>
+              <w:adjustRightInd w:val="0"/>
+              <w:rPr>
+                <w:rFonts w:ascii="Courier New" w:hAnsi="Courier New" w:cs="Courier New"/>
+              </w:rPr>
+            </w:pPr>
+            <w:r>
+              <w:rPr>
+                <w:rFonts w:ascii="Courier New" w:hAnsi="Courier New" w:cs="Courier New"/>
+              </w:rPr>
+              <w:t># A high value here puts more demand on system memory, but can improve performance considerably by</w:t>
+            </w:r>
+          </w:p>
+          <w:p>
+            <w:pPr>
+              <w:autoSpaceDE w:val="0"/>
+              <w:autoSpaceDN w:val="0"/>
+              <w:adjustRightInd w:val="0"/>
+              <w:rPr>
+                <w:rFonts w:ascii="Courier New" w:hAnsi="Courier New" w:cs="Courier New"/>
+              </w:rPr>
+            </w:pPr>
+            <w:r>
+              <w:rPr>
+                <w:rFonts w:ascii="Courier New" w:hAnsi="Courier New" w:cs="Courier New"/>
+              </w:rPr>
+              <w:t># eliminating use of disk.</w:t>
+            </w:r>
+          </w:p>
+          <w:p>
+            <w:pPr>
+              <w:autoSpaceDE w:val="0"/>
+              <w:autoSpaceDN w:val="0"/>
+              <w:adjustRightInd w:val="0"/>
+              <w:rPr>
+                <w:rFonts w:ascii="Courier New" w:hAnsi="Courier New" w:cs="Courier New"/>
+              </w:rPr>
+            </w:pPr>
+            <w:r>
+              <w:rPr>
+                <w:rFonts w:ascii="Courier New" w:hAnsi="Courier New" w:cs="Courier New"/>
+              </w:rPr>
+              <w:t># A low value will result in more record payloads being written to disk.</w:t>
+            </w:r>
+          </w:p>
+          <w:p>
+            <w:pPr>
+              <w:autoSpaceDE w:val="0"/>
+              <w:autoSpaceDN w:val="0"/>
+              <w:adjustRightInd w:val="0"/>
+              <w:rPr>
+                <w:rFonts w:ascii="Courier New" w:hAnsi="Courier New" w:cs="Courier New"/>
+              </w:rPr>
+            </w:pPr>
+            <w:r>
+              <w:rPr>
+                <w:rFonts w:ascii="Courier New" w:hAnsi="Courier New" w:cs="Courier New"/>
+              </w:rPr>
+              <w:t xml:space="preserve"># Each session (probably 3 per producer in most cases) may simultaneously consume up to </w:t>
+            </w:r>
+            <w:proofErr w:type="spellStart"/>
+            <w:r>
+              <w:rPr>
+                <w:rFonts w:ascii="Courier New" w:hAnsi="Courier New" w:cs="Courier New"/>
+              </w:rPr>
+              <w:t>bufferSize</w:t>
+            </w:r>
+            <w:proofErr w:type="spellEnd"/>
+            <w:r>
+              <w:rPr>
+                <w:rFonts w:ascii="Courier New" w:hAnsi="Courier New" w:cs="Courier New"/>
+              </w:rPr>
+              <w:t xml:space="preserve"> memory</w:t>
+            </w:r>
+          </w:p>
+          <w:p>
+            <w:pPr>
+              <w:autoSpaceDE w:val="0"/>
+              <w:autoSpaceDN w:val="0"/>
+              <w:adjustRightInd w:val="0"/>
+              <w:rPr>
+                <w:rFonts w:ascii="Courier New" w:hAnsi="Courier New" w:cs="Courier New"/>
+              </w:rPr>
+            </w:pPr>
+            <w:r>
+              <w:rPr>
+                <w:rFonts w:ascii="Courier New" w:hAnsi="Courier New" w:cs="Courier New"/>
+              </w:rPr>
+              <w:lastRenderedPageBreak/>
+              <w:t># for processing record data.</w:t>
+            </w:r>
+          </w:p>
+          <w:p>
+            <w:pPr>
+              <w:autoSpaceDE w:val="0"/>
+              <w:autoSpaceDN w:val="0"/>
+              <w:adjustRightInd w:val="0"/>
+              <w:rPr>
+                <w:rFonts w:ascii="Courier New" w:hAnsi="Courier New" w:cs="Courier New"/>
+              </w:rPr>
+            </w:pPr>
+            <w:r>
+              <w:rPr>
+                <w:rFonts w:ascii="Courier New" w:hAnsi="Courier New" w:cs="Courier New"/>
+              </w:rPr>
+              <w:t xml:space="preserve"># NOTE: This applies only to generic message handling. A specific </w:t>
+            </w:r>
+            <w:proofErr w:type="spellStart"/>
+            <w:r>
+              <w:rPr>
+                <w:rFonts w:ascii="Courier New" w:hAnsi="Courier New" w:cs="Courier New"/>
+              </w:rPr>
+              <w:t>db</w:t>
+            </w:r>
+            <w:proofErr w:type="spellEnd"/>
+            <w:r>
+              <w:rPr>
+                <w:rFonts w:ascii="Courier New" w:hAnsi="Courier New" w:cs="Courier New"/>
+              </w:rPr>
+              <w:t xml:space="preserve"> interface</w:t>
+            </w:r>
+          </w:p>
+          <w:p>
+            <w:pPr>
+              <w:autoSpaceDE w:val="0"/>
+              <w:autoSpaceDN w:val="0"/>
+              <w:adjustRightInd w:val="0"/>
+              <w:rPr>
+                <w:rFonts w:ascii="Courier New" w:hAnsi="Courier New" w:cs="Courier New"/>
+              </w:rPr>
+            </w:pPr>
+            <w:r>
+              <w:rPr>
+                <w:rFonts w:ascii="Courier New" w:hAnsi="Courier New" w:cs="Courier New"/>
+              </w:rPr>
+              <w:t># (</w:t>
+            </w:r>
+            <w:proofErr w:type="spellStart"/>
+            <w:r>
+              <w:rPr>
+                <w:rFonts w:ascii="Courier New" w:hAnsi="Courier New" w:cs="Courier New"/>
+              </w:rPr>
+              <w:t>BerkeleyDB</w:t>
+            </w:r>
+            <w:proofErr w:type="spellEnd"/>
+            <w:r>
+              <w:rPr>
+                <w:rFonts w:ascii="Courier New" w:hAnsi="Courier New" w:cs="Courier New"/>
+              </w:rPr>
+              <w:t xml:space="preserve"> for audit and log types for instance) may not respect this setting</w:t>
+            </w:r>
+          </w:p>
+          <w:p>
+            <w:pPr>
+              <w:autoSpaceDE w:val="0"/>
+              <w:autoSpaceDN w:val="0"/>
+              <w:adjustRightInd w:val="0"/>
+              <w:rPr>
+                <w:rFonts w:ascii="Courier New" w:hAnsi="Courier New" w:cs="Courier New"/>
+              </w:rPr>
+            </w:pPr>
+            <w:proofErr w:type="spellStart"/>
+            <w:r>
+              <w:rPr>
+                <w:rFonts w:ascii="Courier New" w:hAnsi="Courier New" w:cs="Courier New"/>
+              </w:rPr>
+              <w:t>buffer_size</w:t>
+            </w:r>
+            <w:proofErr w:type="spellEnd"/>
+            <w:r>
+              <w:rPr>
+                <w:rFonts w:ascii="Courier New" w:hAnsi="Courier New" w:cs="Courier New"/>
+              </w:rPr>
               <w:t xml:space="preserve"> = </w:t>
             </w:r>
             <w:proofErr w:type="gramStart"/>
@@ -14920,7 +17223,7 @@
               <w:rPr>
                 <w:rFonts w:ascii="Courier New" w:hAnsi="Courier New" w:cs="Courier New"/>
               </w:rPr>
-              <w:t>0;</w:t>
+              <w:t>4096;</w:t>
             </w:r>
             <w:proofErr w:type="gramEnd"/>
           </w:p>
@@ -14947,7 +17250,7 @@
               <w:rPr>
                 <w:rFonts w:ascii="Courier New" w:hAnsi="Courier New" w:cs="Courier New"/>
               </w:rPr>
-              <w:t># The maximum size in bytes of the RAM buffer used to process incoming records.</w:t>
+              <w:t># The maximum number of active sessions allowed at once</w:t>
             </w:r>
           </w:p>
           <w:p>
@@ -14959,219 +17262,18 @@
                 <w:rFonts w:ascii="Courier New" w:hAnsi="Courier New" w:cs="Courier New"/>
               </w:rPr>
             </w:pPr>
-            <w:r>
-              <w:rPr>
-                <w:rFonts w:ascii="Courier New" w:hAnsi="Courier New" w:cs="Courier New"/>
-              </w:rPr>
-              <w:t># If a record payload exceeds this size, it will be dumped to the filesystem during receipt</w:t>
-            </w:r>
-          </w:p>
-          <w:p>
-            <w:pPr>
-              <w:autoSpaceDE w:val="0"/>
-              <w:autoSpaceDN w:val="0"/>
-              <w:adjustRightInd w:val="0"/>
-              <w:rPr>
-                <w:rFonts w:ascii="Courier New" w:hAnsi="Courier New" w:cs="Courier New"/>
-              </w:rPr>
-            </w:pPr>
-            <w:r>
-              <w:rPr>
-                <w:rFonts w:ascii="Courier New" w:hAnsi="Courier New" w:cs="Courier New"/>
-              </w:rPr>
-              <w:t xml:space="preserve"># and processed in </w:t>
-            </w:r>
             <w:proofErr w:type="spellStart"/>
             <w:r>
               <w:rPr>
                 <w:rFonts w:ascii="Courier New" w:hAnsi="Courier New" w:cs="Courier New"/>
               </w:rPr>
-              <w:t>bufferSize</w:t>
+              <w:t>session_limit</w:t>
             </w:r>
             <w:proofErr w:type="spellEnd"/>
             <w:r>
               <w:rPr>
                 <w:rFonts w:ascii="Courier New" w:hAnsi="Courier New" w:cs="Courier New"/>
               </w:rPr>
-              <w:t xml:space="preserve"> chunks.</w:t>
-            </w:r>
-          </w:p>
-          <w:p>
-            <w:pPr>
-              <w:autoSpaceDE w:val="0"/>
-              <w:autoSpaceDN w:val="0"/>
-              <w:adjustRightInd w:val="0"/>
-              <w:rPr>
-                <w:rFonts w:ascii="Courier New" w:hAnsi="Courier New" w:cs="Courier New"/>
-              </w:rPr>
-            </w:pPr>
-            <w:r>
-              <w:rPr>
-                <w:rFonts w:ascii="Courier New" w:hAnsi="Courier New" w:cs="Courier New"/>
-              </w:rPr>
-              <w:t># A high value here puts more demand on system memory, but can improve performance considerably by</w:t>
-            </w:r>
-          </w:p>
-          <w:p>
-            <w:pPr>
-              <w:autoSpaceDE w:val="0"/>
-              <w:autoSpaceDN w:val="0"/>
-              <w:adjustRightInd w:val="0"/>
-              <w:rPr>
-                <w:rFonts w:ascii="Courier New" w:hAnsi="Courier New" w:cs="Courier New"/>
-              </w:rPr>
-            </w:pPr>
-            <w:r>
-              <w:rPr>
-                <w:rFonts w:ascii="Courier New" w:hAnsi="Courier New" w:cs="Courier New"/>
-              </w:rPr>
-              <w:t># eliminating use of disk.</w:t>
-            </w:r>
-          </w:p>
-          <w:p>
-            <w:pPr>
-              <w:autoSpaceDE w:val="0"/>
-              <w:autoSpaceDN w:val="0"/>
-              <w:adjustRightInd w:val="0"/>
-              <w:rPr>
-                <w:rFonts w:ascii="Courier New" w:hAnsi="Courier New" w:cs="Courier New"/>
-              </w:rPr>
-            </w:pPr>
-            <w:r>
-              <w:rPr>
-                <w:rFonts w:ascii="Courier New" w:hAnsi="Courier New" w:cs="Courier New"/>
-              </w:rPr>
-              <w:t># A low value will result in more record payloads being written to disk.</w:t>
-            </w:r>
-          </w:p>
-          <w:p>
-            <w:pPr>
-              <w:autoSpaceDE w:val="0"/>
-              <w:autoSpaceDN w:val="0"/>
-              <w:adjustRightInd w:val="0"/>
-              <w:rPr>
-                <w:rFonts w:ascii="Courier New" w:hAnsi="Courier New" w:cs="Courier New"/>
-              </w:rPr>
-            </w:pPr>
-            <w:r>
-              <w:rPr>
-                <w:rFonts w:ascii="Courier New" w:hAnsi="Courier New" w:cs="Courier New"/>
-              </w:rPr>
-              <w:lastRenderedPageBreak/>
-              <w:t xml:space="preserve"># Each session (probably 3 per producer in most cases) may simultaneously consume up to </w:t>
-            </w:r>
-            <w:proofErr w:type="spellStart"/>
-            <w:r>
-              <w:rPr>
-                <w:rFonts w:ascii="Courier New" w:hAnsi="Courier New" w:cs="Courier New"/>
-              </w:rPr>
-              <w:t>bufferSize</w:t>
-            </w:r>
-            <w:proofErr w:type="spellEnd"/>
-            <w:r>
-              <w:rPr>
-                <w:rFonts w:ascii="Courier New" w:hAnsi="Courier New" w:cs="Courier New"/>
-              </w:rPr>
-              <w:t xml:space="preserve"> memory</w:t>
-            </w:r>
-          </w:p>
-          <w:p>
-            <w:pPr>
-              <w:autoSpaceDE w:val="0"/>
-              <w:autoSpaceDN w:val="0"/>
-              <w:adjustRightInd w:val="0"/>
-              <w:rPr>
-                <w:rFonts w:ascii="Courier New" w:hAnsi="Courier New" w:cs="Courier New"/>
-              </w:rPr>
-            </w:pPr>
-            <w:r>
-              <w:rPr>
-                <w:rFonts w:ascii="Courier New" w:hAnsi="Courier New" w:cs="Courier New"/>
-              </w:rPr>
-              <w:t># for processing record data.</w:t>
-            </w:r>
-          </w:p>
-          <w:p>
-            <w:pPr>
-              <w:autoSpaceDE w:val="0"/>
-              <w:autoSpaceDN w:val="0"/>
-              <w:adjustRightInd w:val="0"/>
-              <w:rPr>
-                <w:rFonts w:ascii="Courier New" w:hAnsi="Courier New" w:cs="Courier New"/>
-              </w:rPr>
-            </w:pPr>
-            <w:r>
-              <w:rPr>
-                <w:rFonts w:ascii="Courier New" w:hAnsi="Courier New" w:cs="Courier New"/>
-              </w:rPr>
-              <w:t xml:space="preserve"># NOTE: This applies only to generic message handling. A specific </w:t>
-            </w:r>
-            <w:proofErr w:type="spellStart"/>
-            <w:r>
-              <w:rPr>
-                <w:rFonts w:ascii="Courier New" w:hAnsi="Courier New" w:cs="Courier New"/>
-              </w:rPr>
-              <w:t>db</w:t>
-            </w:r>
-            <w:proofErr w:type="spellEnd"/>
-            <w:r>
-              <w:rPr>
-                <w:rFonts w:ascii="Courier New" w:hAnsi="Courier New" w:cs="Courier New"/>
-              </w:rPr>
-              <w:t xml:space="preserve"> interface</w:t>
-            </w:r>
-          </w:p>
-          <w:p>
-            <w:pPr>
-              <w:autoSpaceDE w:val="0"/>
-              <w:autoSpaceDN w:val="0"/>
-              <w:adjustRightInd w:val="0"/>
-              <w:rPr>
-                <w:rFonts w:ascii="Courier New" w:hAnsi="Courier New" w:cs="Courier New"/>
-              </w:rPr>
-            </w:pPr>
-            <w:r>
-              <w:rPr>
-                <w:rFonts w:ascii="Courier New" w:hAnsi="Courier New" w:cs="Courier New"/>
-              </w:rPr>
-              <w:t># (</w:t>
-            </w:r>
-            <w:proofErr w:type="spellStart"/>
-            <w:r>
-              <w:rPr>
-                <w:rFonts w:ascii="Courier New" w:hAnsi="Courier New" w:cs="Courier New"/>
-              </w:rPr>
-              <w:t>BerkeleyDB</w:t>
-            </w:r>
-            <w:proofErr w:type="spellEnd"/>
-            <w:r>
-              <w:rPr>
-                <w:rFonts w:ascii="Courier New" w:hAnsi="Courier New" w:cs="Courier New"/>
-              </w:rPr>
-              <w:t xml:space="preserve"> for audit and log types for instance) may not respect this setting</w:t>
-            </w:r>
-          </w:p>
-          <w:p>
-            <w:pPr>
-              <w:autoSpaceDE w:val="0"/>
-              <w:autoSpaceDN w:val="0"/>
-              <w:adjustRightInd w:val="0"/>
-              <w:rPr>
-                <w:rFonts w:ascii="Courier New" w:hAnsi="Courier New" w:cs="Courier New"/>
-              </w:rPr>
-            </w:pPr>
-            <w:proofErr w:type="spellStart"/>
-            <w:r>
-              <w:rPr>
-                <w:rFonts w:ascii="Courier New" w:hAnsi="Courier New" w:cs="Courier New"/>
-              </w:rPr>
-              <w:t>buffer_size</w:t>
-            </w:r>
-            <w:proofErr w:type="spellEnd"/>
-            <w:r>
-              <w:rPr>
-                <w:rFonts w:ascii="Courier New" w:hAnsi="Courier New" w:cs="Courier New"/>
-              </w:rPr>
               <w:t xml:space="preserve"> = </w:t>
             </w:r>
             <w:proofErr w:type="gramStart"/>
@@ -15179,7 +17281,7 @@
               <w:rPr>
                 <w:rFonts w:ascii="Courier New" w:hAnsi="Courier New" w:cs="Courier New"/>
               </w:rPr>
-              <w:t>4096;</w:t>
+              <w:t>100;</w:t>
             </w:r>
             <w:proofErr w:type="gramEnd"/>
           </w:p>
@@ -15206,7 +17308,7 @@
               <w:rPr>
                 <w:rFonts w:ascii="Courier New" w:hAnsi="Courier New" w:cs="Courier New"/>
               </w:rPr>
-              <w:t># The maximum number of active sessions allowed at once</w:t>
+              <w:t># A list of supported digest algorithms. These algorithms should be in a single double-quoted string with a space separating the algorithms.</w:t>
             </w:r>
           </w:p>
           <w:p>
@@ -15218,26 +17320,42 @@
                 <w:rFonts w:ascii="Courier New" w:hAnsi="Courier New" w:cs="Courier New"/>
               </w:rPr>
             </w:pPr>
+            <w:r>
+              <w:rPr>
+                <w:rFonts w:ascii="Courier New" w:hAnsi="Courier New" w:cs="Courier New"/>
+              </w:rPr>
+              <w:t># Valid values are "sha256", "sha384", and "sha512"</w:t>
+            </w:r>
+          </w:p>
+          <w:p>
+            <w:pPr>
+              <w:autoSpaceDE w:val="0"/>
+              <w:autoSpaceDN w:val="0"/>
+              <w:adjustRightInd w:val="0"/>
+              <w:rPr>
+                <w:rFonts w:ascii="Courier New" w:hAnsi="Courier New" w:cs="Courier New"/>
+              </w:rPr>
+            </w:pPr>
             <w:proofErr w:type="spellStart"/>
             <w:r>
               <w:rPr>
                 <w:rFonts w:ascii="Courier New" w:hAnsi="Courier New" w:cs="Courier New"/>
               </w:rPr>
-              <w:t>session_limit</w:t>
+              <w:t>digest_algorithms</w:t>
             </w:r>
             <w:proofErr w:type="spellEnd"/>
             <w:r>
               <w:rPr>
                 <w:rFonts w:ascii="Courier New" w:hAnsi="Courier New" w:cs="Courier New"/>
               </w:rPr>
-              <w:t xml:space="preserve"> = </w:t>
+              <w:t xml:space="preserve"> = "sha256</w:t>
             </w:r>
             <w:proofErr w:type="gramStart"/>
             <w:r>
               <w:rPr>
                 <w:rFonts w:ascii="Courier New" w:hAnsi="Courier New" w:cs="Courier New"/>
               </w:rPr>
-              <w:t>100;</w:t>
+              <w:t>";</w:t>
             </w:r>
             <w:proofErr w:type="gramEnd"/>
           </w:p>
@@ -15264,7 +17382,7 @@
               <w:rPr>
                 <w:rFonts w:ascii="Courier New" w:hAnsi="Courier New" w:cs="Courier New"/>
               </w:rPr>
-              <w:t># A list of supported digest algorithms. These algorithms should be in a single double-quoted string with a space separating the algorithms.</w:t>
+              <w:t># The database format with which to store received records</w:t>
             </w:r>
           </w:p>
           <w:p>
@@ -15280,7 +17398,21 @@
               <w:rPr>
                 <w:rFonts w:ascii="Courier New" w:hAnsi="Courier New" w:cs="Courier New"/>
               </w:rPr>
-              <w:t># Valid values are "sha256", "sha384", and "sha512"</w:t>
+              <w:t># Valid values are "</w:t>
+            </w:r>
+            <w:proofErr w:type="spellStart"/>
+            <w:r>
+              <w:rPr>
+                <w:rFonts w:ascii="Courier New" w:hAnsi="Courier New" w:cs="Courier New"/>
+              </w:rPr>
+              <w:t>bdb</w:t>
+            </w:r>
+            <w:proofErr w:type="spellEnd"/>
+            <w:r>
+              <w:rPr>
+                <w:rFonts w:ascii="Courier New" w:hAnsi="Courier New" w:cs="Courier New"/>
+              </w:rPr>
+              <w:t>" and "fs"</w:t>
             </w:r>
           </w:p>
           <w:p>
@@ -15297,15 +17429,23 @@
               <w:rPr>
                 <w:rFonts w:ascii="Courier New" w:hAnsi="Courier New" w:cs="Courier New"/>
               </w:rPr>
-              <w:t>digest_algorithms</w:t>
+              <w:t>database_type</w:t>
             </w:r>
             <w:proofErr w:type="spellEnd"/>
             <w:r>
               <w:rPr>
                 <w:rFonts w:ascii="Courier New" w:hAnsi="Courier New" w:cs="Courier New"/>
               </w:rPr>
-              <w:t xml:space="preserve"> = "sha256</w:t>
-            </w:r>
+              <w:t xml:space="preserve"> = "</w:t>
+            </w:r>
+            <w:proofErr w:type="spellStart"/>
+            <w:r>
+              <w:rPr>
+                <w:rFonts w:ascii="Courier New" w:hAnsi="Courier New" w:cs="Courier New"/>
+              </w:rPr>
+              <w:t>bdb</w:t>
+            </w:r>
+            <w:proofErr w:type="spellEnd"/>
             <w:proofErr w:type="gramStart"/>
             <w:r>
               <w:rPr>
@@ -15338,7 +17478,21 @@
               <w:rPr>
                 <w:rFonts w:ascii="Courier New" w:hAnsi="Courier New" w:cs="Courier New"/>
               </w:rPr>
-              <w:t># The database format with which to store received records</w:t>
+              <w:t xml:space="preserve"># For http server implementations which support thread pools (such as </w:t>
+            </w:r>
+            <w:proofErr w:type="spellStart"/>
+            <w:r>
+              <w:rPr>
+                <w:rFonts w:ascii="Courier New" w:hAnsi="Courier New" w:cs="Courier New"/>
+              </w:rPr>
+              <w:t>libmicrohttpd</w:t>
+            </w:r>
+            <w:proofErr w:type="spellEnd"/>
+            <w:r>
+              <w:rPr>
+                <w:rFonts w:ascii="Courier New" w:hAnsi="Courier New" w:cs="Courier New"/>
+              </w:rPr>
+              <w:t>)</w:t>
             </w:r>
           </w:p>
           <w:p>
@@ -15354,21 +17508,7 @@
               <w:rPr>
                 <w:rFonts w:ascii="Courier New" w:hAnsi="Courier New" w:cs="Courier New"/>
               </w:rPr>
-              <w:t># Valid values are "</w:t>
-            </w:r>
-            <w:proofErr w:type="spellStart"/>
-            <w:r>
-              <w:rPr>
-                <w:rFonts w:ascii="Courier New" w:hAnsi="Courier New" w:cs="Courier New"/>
-              </w:rPr>
-              <w:t>bdb</w:t>
-            </w:r>
-            <w:proofErr w:type="spellEnd"/>
-            <w:r>
-              <w:rPr>
-                <w:rFonts w:ascii="Courier New" w:hAnsi="Courier New" w:cs="Courier New"/>
-              </w:rPr>
-              <w:t>" and "fs"</w:t>
+              <w:t># Set the size of the thread pool</w:t>
             </w:r>
           </w:p>
           <w:p>
@@ -15380,116 +17520,12 @@
                 <w:rFonts w:ascii="Courier New" w:hAnsi="Courier New" w:cs="Courier New"/>
               </w:rPr>
             </w:pPr>
-            <w:proofErr w:type="spellStart"/>
-            <w:r>
-              <w:rPr>
-                <w:rFonts w:ascii="Courier New" w:hAnsi="Courier New" w:cs="Courier New"/>
-              </w:rPr>
-              <w:t>database_type</w:t>
-            </w:r>
-            <w:proofErr w:type="spellEnd"/>
-            <w:r>
-              <w:rPr>
-                <w:rFonts w:ascii="Courier New" w:hAnsi="Courier New" w:cs="Courier New"/>
-              </w:rPr>
-              <w:t xml:space="preserve"> = "</w:t>
-            </w:r>
-            <w:proofErr w:type="spellStart"/>
-            <w:r>
-              <w:rPr>
-                <w:rFonts w:ascii="Courier New" w:hAnsi="Courier New" w:cs="Courier New"/>
-              </w:rPr>
-              <w:t>bdb</w:t>
-            </w:r>
-            <w:proofErr w:type="spellEnd"/>
-            <w:proofErr w:type="gramStart"/>
-            <w:r>
-              <w:rPr>
-                <w:rFonts w:ascii="Courier New" w:hAnsi="Courier New" w:cs="Courier New"/>
-              </w:rPr>
-              <w:t>";</w:t>
-            </w:r>
-            <w:proofErr w:type="gramEnd"/>
-          </w:p>
-          <w:p>
-            <w:pPr>
-              <w:autoSpaceDE w:val="0"/>
-              <w:autoSpaceDN w:val="0"/>
-              <w:adjustRightInd w:val="0"/>
-              <w:rPr>
-                <w:rFonts w:ascii="Courier New" w:hAnsi="Courier New" w:cs="Courier New"/>
-              </w:rPr>
-            </w:pPr>
-          </w:p>
-          <w:p>
-            <w:pPr>
-              <w:autoSpaceDE w:val="0"/>
-              <w:autoSpaceDN w:val="0"/>
-              <w:adjustRightInd w:val="0"/>
-              <w:rPr>
-                <w:rFonts w:ascii="Courier New" w:hAnsi="Courier New" w:cs="Courier New"/>
-              </w:rPr>
-            </w:pPr>
-            <w:r>
-              <w:rPr>
-                <w:rFonts w:ascii="Courier New" w:hAnsi="Courier New" w:cs="Courier New"/>
-              </w:rPr>
-              <w:t xml:space="preserve"># For http server implementations which support thread pools (such as </w:t>
-            </w:r>
-            <w:proofErr w:type="spellStart"/>
-            <w:r>
-              <w:rPr>
-                <w:rFonts w:ascii="Courier New" w:hAnsi="Courier New" w:cs="Courier New"/>
-              </w:rPr>
-              <w:t>libmicrohttpd</w:t>
-            </w:r>
-            <w:proofErr w:type="spellEnd"/>
-            <w:r>
-              <w:rPr>
-                <w:rFonts w:ascii="Courier New" w:hAnsi="Courier New" w:cs="Courier New"/>
-              </w:rPr>
-              <w:t>)</w:t>
-            </w:r>
-          </w:p>
-          <w:p>
-            <w:pPr>
-              <w:autoSpaceDE w:val="0"/>
-              <w:autoSpaceDN w:val="0"/>
-              <w:adjustRightInd w:val="0"/>
-              <w:rPr>
-                <w:rFonts w:ascii="Courier New" w:hAnsi="Courier New" w:cs="Courier New"/>
-              </w:rPr>
-            </w:pPr>
-            <w:r>
-              <w:rPr>
-                <w:rFonts w:ascii="Courier New" w:hAnsi="Courier New" w:cs="Courier New"/>
-              </w:rPr>
-              <w:t># Set the size of the thread pool</w:t>
-            </w:r>
-          </w:p>
-          <w:p>
-            <w:pPr>
-              <w:autoSpaceDE w:val="0"/>
-              <w:autoSpaceDN w:val="0"/>
-              <w:adjustRightInd w:val="0"/>
-              <w:rPr>
-                <w:rFonts w:ascii="Courier New" w:hAnsi="Courier New" w:cs="Courier New"/>
-              </w:rPr>
-            </w:pPr>
-            <w:r>
-              <w:rPr>
-                <w:rFonts w:ascii="Courier New" w:hAnsi="Courier New" w:cs="Courier New"/>
-              </w:rPr>
-              <w:t xml:space="preserve"># 9 is sufficient for 3 fully connected publishers to be handled concurrently, and is a safe starting </w:t>
-            </w:r>
-            <w:proofErr w:type="gramStart"/>
-            <w:r>
-              <w:rPr>
-                <w:rFonts w:ascii="Courier New" w:hAnsi="Courier New" w:cs="Courier New"/>
-              </w:rPr>
-              <w:t>point</w:t>
-            </w:r>
-            <w:proofErr w:type="gramEnd"/>
+            <w:r>
+              <w:rPr>
+                <w:rFonts w:ascii="Courier New" w:hAnsi="Courier New" w:cs="Courier New"/>
+              </w:rPr>
+              <w:t># 9 is sufficient for 3 fully connected publishers to be handled concurrently, and is a safe starting point</w:t>
+            </w:r>
           </w:p>
           <w:p>
             <w:pPr>
@@ -15520,7 +17556,7 @@
       <w:pPr>
         <w:pStyle w:val="Heading1"/>
       </w:pPr>
-      <w:bookmarkStart w:id="13" w:name="_Toc160801968"/>
+      <w:bookmarkStart w:id="27" w:name="_Toc175164301"/>
       <w:r>
         <w:t>Build and Install Java Subscriber</w:t>
       </w:r>
@@ -15545,7 +17581,7 @@
       <w:r>
         <w:t>.jar)</w:t>
       </w:r>
-      <w:bookmarkEnd w:id="13"/>
+      <w:bookmarkEnd w:id="27"/>
     </w:p>
     <w:p>
       <w:r>
@@ -15639,7 +17675,7 @@
         </w:rPr>
         <w:t xml:space="preserve">% git clone </w:t>
       </w:r>
-      <w:hyperlink r:id="rId17" w:history="1">
+      <w:hyperlink r:id="rId19" w:history="1">
         <w:r>
           <w:rPr>
             <w:rFonts w:ascii="Courier New" w:hAnsi="Courier New" w:cs="Courier New"/>
@@ -15778,11 +17814,11 @@
       <w:pPr>
         <w:pStyle w:val="Heading2"/>
       </w:pPr>
-      <w:bookmarkStart w:id="14" w:name="_Toc160801969"/>
+      <w:bookmarkStart w:id="28" w:name="_Toc175164302"/>
       <w:r>
         <w:t>System Provisioning</w:t>
       </w:r>
-      <w:bookmarkEnd w:id="14"/>
+      <w:bookmarkEnd w:id="28"/>
     </w:p>
     <w:p>
       <w:r>
@@ -15838,11 +17874,13 @@
       <w:pPr>
         <w:pStyle w:val="Heading2"/>
       </w:pPr>
-      <w:bookmarkStart w:id="15" w:name="_Toc160801970"/>
+      <w:bookmarkStart w:id="29" w:name="_Toc163212265"/>
+      <w:bookmarkStart w:id="30" w:name="_Toc175164303"/>
+      <w:bookmarkEnd w:id="29"/>
       <w:r>
         <w:t>Build and Install Java Subscriber</w:t>
       </w:r>
-      <w:bookmarkEnd w:id="15"/>
+      <w:bookmarkEnd w:id="30"/>
     </w:p>
     <w:p>
       <w:pPr>
@@ -15900,7 +17938,6 @@
           <w:sz w:val="20"/>
           <w:szCs w:val="20"/>
         </w:rPr>
-        <w:lastRenderedPageBreak/>
         <w:t>%</w:t>
       </w:r>
       <w:r>
@@ -16074,6 +18111,7 @@
           <w:sz w:val="20"/>
           <w:szCs w:val="20"/>
         </w:rPr>
+        <w:lastRenderedPageBreak/>
         <w:t xml:space="preserve">% </w:t>
       </w:r>
       <w:proofErr w:type="spellStart"/>
@@ -16423,7 +18461,7 @@
       <w:pPr>
         <w:pStyle w:val="Heading2"/>
       </w:pPr>
-      <w:bookmarkStart w:id="16" w:name="_Toc160801971"/>
+      <w:bookmarkStart w:id="31" w:name="_Toc175164304"/>
       <w:r>
         <w:t>Configure Java Subscriber</w:t>
       </w:r>
@@ -16438,7 +18476,7 @@
       <w:r>
         <w:t>)</w:t>
       </w:r>
-      <w:bookmarkEnd w:id="16"/>
+      <w:bookmarkEnd w:id="31"/>
     </w:p>
     <w:p>
       <w:r>
@@ -17619,11 +19657,11 @@
       <w:pPr>
         <w:pStyle w:val="Heading1"/>
       </w:pPr>
-      <w:bookmarkStart w:id="17" w:name="_Toc160801972"/>
+      <w:bookmarkStart w:id="32" w:name="_Toc175164305"/>
       <w:r>
         <w:t>Run Publisher and Subscriber to Transfer JAL Records</w:t>
       </w:r>
-      <w:bookmarkEnd w:id="17"/>
+      <w:bookmarkEnd w:id="32"/>
     </w:p>
     <w:p>
       <w:r>
@@ -17634,7 +19672,7 @@
       <w:pPr>
         <w:pStyle w:val="Heading2"/>
       </w:pPr>
-      <w:bookmarkStart w:id="18" w:name="_Toc160801973"/>
+      <w:bookmarkStart w:id="33" w:name="_Toc175164306"/>
       <w:r>
         <w:t xml:space="preserve">Disable </w:t>
       </w:r>
@@ -17646,7 +19684,7 @@
       <w:r>
         <w:t xml:space="preserve"> (Test Environment Only)</w:t>
       </w:r>
-      <w:bookmarkEnd w:id="18"/>
+      <w:bookmarkEnd w:id="33"/>
     </w:p>
     <w:p>
       <w:pPr>
@@ -17808,15 +19846,14 @@
       <w:pPr>
         <w:pStyle w:val="Heading2"/>
       </w:pPr>
-      <w:bookmarkStart w:id="19" w:name="_Toc160801974"/>
-      <w:r>
-        <w:lastRenderedPageBreak/>
+      <w:bookmarkStart w:id="34" w:name="_Toc175164307"/>
+      <w:r>
         <w:t>Stop Firewall</w:t>
       </w:r>
       <w:r>
         <w:t xml:space="preserve"> (Test Environment Only)</w:t>
       </w:r>
-      <w:bookmarkEnd w:id="19"/>
+      <w:bookmarkEnd w:id="34"/>
     </w:p>
     <w:p>
       <w:pPr>
@@ -17855,6 +19892,7 @@
         <w:rPr>
           <w:rFonts w:ascii="Courier New" w:hAnsi="Courier New" w:cs="Courier New"/>
         </w:rPr>
+        <w:lastRenderedPageBreak/>
         <w:t xml:space="preserve">RHEL/CentOS 6.x: % </w:t>
       </w:r>
       <w:proofErr w:type="spellStart"/>
@@ -17869,16 +19907,8 @@
         <w:rPr>
           <w:rFonts w:ascii="Courier New" w:hAnsi="Courier New" w:cs="Courier New"/>
         </w:rPr>
-        <w:t xml:space="preserve"> service iptables </w:t>
-      </w:r>
-      <w:proofErr w:type="gramStart"/>
-      <w:r>
-        <w:rPr>
-          <w:rFonts w:ascii="Courier New" w:hAnsi="Courier New" w:cs="Courier New"/>
-        </w:rPr>
-        <w:t>stop</w:t>
-      </w:r>
-      <w:proofErr w:type="gramEnd"/>
+        <w:t xml:space="preserve"> service iptables stop</w:t>
+      </w:r>
     </w:p>
     <w:p>
       <w:pPr>
@@ -17995,16 +20025,8 @@
         <w:rPr>
           <w:rFonts w:ascii="Courier New" w:hAnsi="Courier New" w:cs="Courier New"/>
         </w:rPr>
-        <w:t xml:space="preserve"> </w:t>
-      </w:r>
-      <w:proofErr w:type="gramStart"/>
-      <w:r>
-        <w:rPr>
-          <w:rFonts w:ascii="Courier New" w:hAnsi="Courier New" w:cs="Courier New"/>
-        </w:rPr>
-        <w:t>stop</w:t>
-      </w:r>
-      <w:proofErr w:type="gramEnd"/>
+        <w:t xml:space="preserve"> stop</w:t>
+      </w:r>
     </w:p>
     <w:p>
       <w:pPr>
@@ -18159,11 +20181,11 @@
       <w:pPr>
         <w:pStyle w:val="Heading2"/>
       </w:pPr>
-      <w:bookmarkStart w:id="20" w:name="_Toc160801975"/>
+      <w:bookmarkStart w:id="35" w:name="_Toc175164308"/>
       <w:r>
         <w:t>Start JAL-LOCAL-STORE:</w:t>
       </w:r>
-      <w:bookmarkEnd w:id="20"/>
+      <w:bookmarkEnd w:id="35"/>
     </w:p>
     <w:p>
       <w:pPr>
@@ -18738,24 +20760,24 @@
       <w:pPr>
         <w:pStyle w:val="Heading2"/>
       </w:pPr>
-      <w:bookmarkStart w:id="21" w:name="_Toc160801976"/>
+      <w:bookmarkStart w:id="36" w:name="_Toc175164309"/>
       <w:r>
         <w:t>Insert Records into</w:t>
       </w:r>
       <w:r>
         <w:t xml:space="preserve"> JAL-Local-Store</w:t>
       </w:r>
-      <w:bookmarkEnd w:id="21"/>
+      <w:bookmarkEnd w:id="36"/>
     </w:p>
     <w:p>
       <w:pPr>
         <w:pStyle w:val="Heading3"/>
       </w:pPr>
-      <w:bookmarkStart w:id="22" w:name="_Toc160801977"/>
+      <w:bookmarkStart w:id="37" w:name="_Toc175164310"/>
       <w:r>
         <w:t>Log Records</w:t>
       </w:r>
-      <w:bookmarkEnd w:id="22"/>
+      <w:bookmarkEnd w:id="37"/>
     </w:p>
     <w:p>
       <w:pPr>
@@ -18950,11 +20972,11 @@
       <w:pPr>
         <w:pStyle w:val="Heading3"/>
       </w:pPr>
-      <w:bookmarkStart w:id="23" w:name="_Toc160801978"/>
+      <w:bookmarkStart w:id="38" w:name="_Toc175164311"/>
       <w:r>
         <w:t>Audit Records</w:t>
       </w:r>
-      <w:bookmarkEnd w:id="23"/>
+      <w:bookmarkEnd w:id="38"/>
     </w:p>
     <w:p>
       <w:pPr>
@@ -19137,11 +21159,11 @@
       <w:pPr>
         <w:pStyle w:val="Heading3"/>
       </w:pPr>
-      <w:bookmarkStart w:id="24" w:name="_Toc160801979"/>
+      <w:bookmarkStart w:id="39" w:name="_Toc175164312"/>
       <w:r>
         <w:t>Journal Records</w:t>
       </w:r>
-      <w:bookmarkEnd w:id="24"/>
+      <w:bookmarkEnd w:id="39"/>
     </w:p>
     <w:p>
       <w:pPr>
@@ -19312,9 +21334,8 @@
       <w:pPr>
         <w:pStyle w:val="Heading2"/>
       </w:pPr>
-      <w:bookmarkStart w:id="25" w:name="_Toc160801980"/>
-      <w:r>
-        <w:lastRenderedPageBreak/>
+      <w:bookmarkStart w:id="40" w:name="_Toc175164313"/>
+      <w:r>
         <w:t>Check f</w:t>
       </w:r>
       <w:r>
@@ -19326,7 +21347,7 @@
       <w:r>
         <w:t>Store</w:t>
       </w:r>
-      <w:bookmarkEnd w:id="25"/>
+      <w:bookmarkEnd w:id="40"/>
     </w:p>
     <w:p>
       <w:pPr>
@@ -19359,6 +21380,7 @@
         <w:rPr>
           <w:rFonts w:ascii="Courier New" w:hAnsi="Courier New" w:cs="Courier New"/>
         </w:rPr>
+        <w:lastRenderedPageBreak/>
         <w:t xml:space="preserve">$ </w:t>
       </w:r>
       <w:proofErr w:type="spellStart"/>
@@ -19993,11 +22015,11 @@
       <w:pPr>
         <w:pStyle w:val="Heading2"/>
       </w:pPr>
-      <w:bookmarkStart w:id="26" w:name="_Toc160801981"/>
+      <w:bookmarkStart w:id="41" w:name="_Toc175164314"/>
       <w:r>
         <w:t>Start Publisher</w:t>
       </w:r>
-      <w:bookmarkEnd w:id="26"/>
+      <w:bookmarkEnd w:id="41"/>
     </w:p>
     <w:p>
       <w:pPr>
@@ -20199,7 +22221,7 @@
           <w:bottom w:val="double" w:sz="6" w:space="1" w:color="auto"/>
         </w:pBdr>
       </w:pPr>
-      <w:bookmarkStart w:id="27" w:name="_Toc160801982"/>
+      <w:bookmarkStart w:id="42" w:name="_Toc175164315"/>
       <w:r>
         <w:t xml:space="preserve">Start </w:t>
       </w:r>
@@ -20220,7 +22242,7 @@
       <w:r>
         <w:t>)</w:t>
       </w:r>
-      <w:bookmarkEnd w:id="27"/>
+      <w:bookmarkEnd w:id="42"/>
     </w:p>
     <w:p>
       <w:pPr>
@@ -20436,7 +22458,7 @@
       <w:pPr>
         <w:pStyle w:val="Heading2"/>
       </w:pPr>
-      <w:bookmarkStart w:id="28" w:name="_Toc160801983"/>
+      <w:bookmarkStart w:id="43" w:name="_Toc175164316"/>
       <w:r>
         <w:t xml:space="preserve">Start </w:t>
       </w:r>
@@ -20468,7 +22490,7 @@
       <w:r>
         <w:t>)</w:t>
       </w:r>
-      <w:bookmarkEnd w:id="28"/>
+      <w:bookmarkEnd w:id="43"/>
     </w:p>
     <w:p>
       <w:pPr>
@@ -20589,7 +22611,6 @@
         <w:rPr>
           <w:rFonts w:ascii="Courier New" w:hAnsi="Courier New" w:cs="Courier New"/>
         </w:rPr>
-        <w:lastRenderedPageBreak/>
         <w:t>To run the installed binary against installed libraries, use the following:</w:t>
       </w:r>
     </w:p>
@@ -20618,6 +22639,7 @@
         <w:rPr>
           <w:rFonts w:ascii="Courier New" w:hAnsi="Courier New" w:cs="Courier New"/>
         </w:rPr>
+        <w:lastRenderedPageBreak/>
         <w:t>$ [</w:t>
       </w:r>
       <w:proofErr w:type="spellStart"/>
@@ -20646,16 +22668,8 @@
         <w:rPr>
           <w:rFonts w:ascii="Courier New" w:hAnsi="Courier New" w:cs="Courier New"/>
         </w:rPr>
-        <w:t xml:space="preserve"> 2&gt;&amp;1 | tee </w:t>
-      </w:r>
-      <w:proofErr w:type="gramStart"/>
-      <w:r>
-        <w:rPr>
-          <w:rFonts w:ascii="Courier New" w:hAnsi="Courier New" w:cs="Courier New"/>
-        </w:rPr>
-        <w:t>subscriber.log</w:t>
-      </w:r>
-      <w:proofErr w:type="gramEnd"/>
+        <w:t xml:space="preserve"> 2&gt;&amp;1 | tee subscriber.log</w:t>
+      </w:r>
     </w:p>
     <w:p>
       <w:pPr>
@@ -20813,11 +22827,11 @@
       <w:pPr>
         <w:pStyle w:val="Heading2"/>
       </w:pPr>
-      <w:bookmarkStart w:id="29" w:name="_Toc160801984"/>
+      <w:bookmarkStart w:id="44" w:name="_Toc175164317"/>
       <w:r>
         <w:t>Purge Records from Local Store</w:t>
       </w:r>
-      <w:bookmarkEnd w:id="29"/>
+      <w:bookmarkEnd w:id="44"/>
     </w:p>
     <w:p>
       <w:pPr>
@@ -21384,7 +23398,7 @@
       <w:pPr>
         <w:pStyle w:val="Heading2"/>
       </w:pPr>
-      <w:bookmarkStart w:id="30" w:name="_Toc160801985"/>
+      <w:bookmarkStart w:id="45" w:name="_Toc175164318"/>
       <w:r>
         <w:t xml:space="preserve">Run </w:t>
       </w:r>
@@ -21402,7 +23416,7 @@
       <w:r>
         <w:t>with GDB</w:t>
       </w:r>
-      <w:bookmarkEnd w:id="30"/>
+      <w:bookmarkEnd w:id="45"/>
     </w:p>
     <w:p>
       <w:pPr>
@@ -21588,7 +23602,7 @@
       <w:pPr>
         <w:pStyle w:val="Heading2"/>
       </w:pPr>
-      <w:bookmarkStart w:id="31" w:name="_Toc160801986"/>
+      <w:bookmarkStart w:id="46" w:name="_Toc175164319"/>
       <w:r>
         <w:t xml:space="preserve">Run </w:t>
       </w:r>
@@ -21610,7 +23624,7 @@
       <w:r>
         <w:t>Valgrind</w:t>
       </w:r>
-      <w:bookmarkEnd w:id="31"/>
+      <w:bookmarkEnd w:id="46"/>
       <w:proofErr w:type="spellEnd"/>
     </w:p>
     <w:p>
@@ -21750,11 +23764,11 @@
       <w:pPr>
         <w:pStyle w:val="Heading1"/>
       </w:pPr>
-      <w:bookmarkStart w:id="32" w:name="_Toc160801987"/>
+      <w:bookmarkStart w:id="47" w:name="_Toc175164320"/>
       <w:r>
         <w:t>JALoP Data-Taps</w:t>
       </w:r>
-      <w:bookmarkEnd w:id="32"/>
+      <w:bookmarkEnd w:id="47"/>
     </w:p>
     <w:p>
       <w:r>
@@ -21866,13 +23880,12 @@
       <w:pPr>
         <w:pStyle w:val="Heading2"/>
       </w:pPr>
-      <w:bookmarkStart w:id="33" w:name="_Toc160801988"/>
-      <w:proofErr w:type="spellStart"/>
-      <w:r>
-        <w:lastRenderedPageBreak/>
+      <w:bookmarkStart w:id="48" w:name="_Toc175164321"/>
+      <w:proofErr w:type="spellStart"/>
+      <w:r>
         <w:t>jalop-coreutils</w:t>
       </w:r>
-      <w:bookmarkEnd w:id="33"/>
+      <w:bookmarkEnd w:id="48"/>
       <w:proofErr w:type="spellEnd"/>
       <w:r>
         <w:t xml:space="preserve"> </w:t>
@@ -21898,6 +23911,7 @@
         </w:tabs>
       </w:pPr>
       <w:r>
+        <w:lastRenderedPageBreak/>
         <w:t xml:space="preserve">This has the JALoP version of GNU </w:t>
       </w:r>
       <w:r>
@@ -21923,11 +23937,11 @@
       <w:pPr>
         <w:pStyle w:val="Heading3"/>
       </w:pPr>
-      <w:bookmarkStart w:id="34" w:name="_Toc160801989"/>
+      <w:bookmarkStart w:id="49" w:name="_Toc175164322"/>
       <w:r>
         <w:t>Build &amp; Install</w:t>
       </w:r>
-      <w:bookmarkEnd w:id="34"/>
+      <w:bookmarkEnd w:id="49"/>
     </w:p>
     <w:p>
       <w:pPr>
@@ -22094,6 +24108,12 @@
         <w:rPr>
           <w:rFonts w:ascii="Courier New" w:hAnsi="Courier New" w:cs="Courier New"/>
         </w:rPr>
+        <w:t>/RHEL9</w:t>
+      </w:r>
+      <w:r>
+        <w:rPr>
+          <w:rFonts w:ascii="Courier New" w:hAnsi="Courier New" w:cs="Courier New"/>
+        </w:rPr>
         <w:t xml:space="preserve"> only</w:t>
       </w:r>
     </w:p>
@@ -22409,19 +24429,14 @@
       <w:pPr>
         <w:pStyle w:val="Heading3"/>
       </w:pPr>
-      <w:bookmarkStart w:id="35" w:name="_Toc160801990"/>
+      <w:bookmarkStart w:id="50" w:name="_Toc175164323"/>
       <w:r>
         <w:t>Run tee</w:t>
       </w:r>
       <w:r>
-        <w:t xml:space="preserve"> and </w:t>
-      </w:r>
-      <w:proofErr w:type="gramStart"/>
-      <w:r>
-        <w:t>tail</w:t>
-      </w:r>
-      <w:bookmarkEnd w:id="35"/>
-      <w:proofErr w:type="gramEnd"/>
+        <w:t xml:space="preserve"> and tail</w:t>
+      </w:r>
+      <w:bookmarkEnd w:id="50"/>
     </w:p>
     <w:p>
       <w:r>
@@ -22952,12 +24967,12 @@
       <w:pPr>
         <w:pStyle w:val="Heading2"/>
       </w:pPr>
-      <w:bookmarkStart w:id="36" w:name="_Toc160801991"/>
+      <w:bookmarkStart w:id="51" w:name="_Toc175164324"/>
       <w:proofErr w:type="spellStart"/>
       <w:r>
         <w:t>jalop-jalauditd</w:t>
       </w:r>
-      <w:bookmarkEnd w:id="36"/>
+      <w:bookmarkEnd w:id="51"/>
       <w:proofErr w:type="spellEnd"/>
     </w:p>
     <w:p>
@@ -22997,11 +25012,11 @@
       <w:pPr>
         <w:pStyle w:val="Heading3"/>
       </w:pPr>
-      <w:bookmarkStart w:id="37" w:name="_Toc160801992"/>
+      <w:bookmarkStart w:id="52" w:name="_Toc175164325"/>
       <w:r>
         <w:t>Build &amp; Install</w:t>
       </w:r>
-      <w:bookmarkEnd w:id="37"/>
+      <w:bookmarkEnd w:id="52"/>
     </w:p>
     <w:p>
       <w:pPr>
@@ -23260,7 +25275,13 @@
       </w:pPr>
       <w:r>
         <w:lastRenderedPageBreak/>
-        <w:t>The configuration files for RHEL7 and RHEL8 go into different directories.  make install will install the configuration files in the following locations and will need to be copied to appropriate directory:</w:t>
+        <w:t>The configuration files for RHEL7 and RHEL8</w:t>
+      </w:r>
+      <w:r>
+        <w:t>/RHEL9</w:t>
+      </w:r>
+      <w:r>
+        <w:t xml:space="preserve"> go into different directories.  make install will install the configuration files in the following locations and will need to be copied to appropriate directory:</w:t>
       </w:r>
     </w:p>
     <w:p>
@@ -23424,7 +25445,13 @@
         </w:numPr>
       </w:pPr>
       <w:r>
-        <w:t>For RHEL8 the configuration files should be:</w:t>
+        <w:t>For RHEL8</w:t>
+      </w:r>
+      <w:r>
+        <w:t>/RHEL9</w:t>
+      </w:r>
+      <w:r>
+        <w:t xml:space="preserve"> the configuration files should be:</w:t>
       </w:r>
     </w:p>
     <w:p>
@@ -23525,7 +25552,7 @@
       <w:pPr>
         <w:pStyle w:val="Heading3"/>
       </w:pPr>
-      <w:bookmarkStart w:id="38" w:name="_Toc160801993"/>
+      <w:bookmarkStart w:id="53" w:name="_Toc175164326"/>
       <w:r>
         <w:t>Configure</w:t>
       </w:r>
@@ -23533,13 +25560,11 @@
         <w:t xml:space="preserve"> </w:t>
       </w:r>
       <w:proofErr w:type="spellStart"/>
-      <w:proofErr w:type="gramStart"/>
       <w:r>
         <w:t>jalauditd</w:t>
       </w:r>
-      <w:bookmarkEnd w:id="38"/>
-      <w:proofErr w:type="spellEnd"/>
-      <w:proofErr w:type="gramEnd"/>
+      <w:bookmarkEnd w:id="53"/>
+      <w:proofErr w:type="spellEnd"/>
     </w:p>
     <w:p>
       <w:r>
@@ -23918,18 +25943,16 @@
       <w:pPr>
         <w:pStyle w:val="Heading3"/>
       </w:pPr>
-      <w:bookmarkStart w:id="39" w:name="_Toc160801994"/>
+      <w:bookmarkStart w:id="54" w:name="_Toc175164327"/>
       <w:r>
         <w:t xml:space="preserve">Run </w:t>
       </w:r>
       <w:proofErr w:type="spellStart"/>
-      <w:proofErr w:type="gramStart"/>
       <w:r>
         <w:t>jalauditd</w:t>
       </w:r>
-      <w:bookmarkEnd w:id="39"/>
-      <w:proofErr w:type="spellEnd"/>
-      <w:proofErr w:type="gramEnd"/>
+      <w:bookmarkEnd w:id="54"/>
+      <w:proofErr w:type="spellEnd"/>
     </w:p>
     <w:p>
       <w:r>
@@ -24577,11 +26600,11 @@
       <w:pPr>
         <w:pStyle w:val="Heading2"/>
       </w:pPr>
-      <w:bookmarkStart w:id="40" w:name="_Toc160801995"/>
+      <w:bookmarkStart w:id="55" w:name="_Toc175164328"/>
       <w:r>
         <w:t>jalop-log4cxx</w:t>
       </w:r>
-      <w:bookmarkEnd w:id="40"/>
+      <w:bookmarkEnd w:id="55"/>
       <w:r>
         <w:t xml:space="preserve"> </w:t>
       </w:r>
@@ -24603,14 +26626,14 @@
       <w:pPr>
         <w:pStyle w:val="Heading3"/>
       </w:pPr>
-      <w:bookmarkStart w:id="41" w:name="_Toc160801996"/>
+      <w:bookmarkStart w:id="56" w:name="_Toc175164329"/>
       <w:r>
         <w:t>Build</w:t>
       </w:r>
       <w:r>
         <w:t xml:space="preserve"> &amp; Install</w:t>
       </w:r>
-      <w:bookmarkEnd w:id="41"/>
+      <w:bookmarkEnd w:id="56"/>
     </w:p>
     <w:p>
       <w:r>
@@ -24660,16 +26683,8 @@
         <w:rPr>
           <w:rFonts w:ascii="Courier New" w:hAnsi="Courier New" w:cs="Courier New"/>
         </w:rPr>
-        <w:t>-util-</w:t>
-      </w:r>
-      <w:proofErr w:type="gramStart"/>
-      <w:r>
-        <w:rPr>
-          <w:rFonts w:ascii="Courier New" w:hAnsi="Courier New" w:cs="Courier New"/>
-        </w:rPr>
-        <w:t>devel</w:t>
-      </w:r>
-      <w:proofErr w:type="gramEnd"/>
+        <w:t>-util-devel</w:t>
+      </w:r>
     </w:p>
     <w:p>
       <w:pPr>
@@ -24737,16 +26752,8 @@
         <w:rPr>
           <w:rFonts w:ascii="Courier New" w:hAnsi="Courier New" w:cs="Courier New"/>
         </w:rPr>
-        <w:t xml:space="preserve"> yum install </w:t>
-      </w:r>
-      <w:proofErr w:type="gramStart"/>
-      <w:r>
-        <w:rPr>
-          <w:rFonts w:ascii="Courier New" w:hAnsi="Courier New" w:cs="Courier New"/>
-        </w:rPr>
-        <w:t>cmake3</w:t>
-      </w:r>
-      <w:proofErr w:type="gramEnd"/>
+        <w:t xml:space="preserve"> yum install cmake3</w:t>
+      </w:r>
     </w:p>
     <w:p>
       <w:pPr>
@@ -24781,7 +26788,6 @@
         <w:t xml:space="preserve"> yum install centos-release-</w:t>
       </w:r>
       <w:proofErr w:type="spellStart"/>
-      <w:proofErr w:type="gramStart"/>
       <w:r>
         <w:rPr>
           <w:rFonts w:ascii="Courier New" w:hAnsi="Courier New" w:cs="Courier New"/>
@@ -24789,7 +26795,6 @@
         <w:t>scl</w:t>
       </w:r>
       <w:proofErr w:type="spellEnd"/>
-      <w:proofErr w:type="gramEnd"/>
     </w:p>
     <w:p>
       <w:pPr>
@@ -24896,21 +26901,7 @@
         <w:rPr>
           <w:rFonts w:ascii="Courier New" w:hAnsi="Courier New" w:cs="Courier New"/>
         </w:rPr>
-        <w:t xml:space="preserve"> enable devtoolset-8 ‘</w:t>
-      </w:r>
-      <w:proofErr w:type="gramStart"/>
-      <w:r>
-        <w:rPr>
-          <w:rFonts w:ascii="Courier New" w:hAnsi="Courier New" w:cs="Courier New"/>
-        </w:rPr>
-        <w:t>bash</w:t>
-      </w:r>
-      <w:proofErr w:type="gramEnd"/>
-      <w:r>
-        <w:rPr>
-          <w:rFonts w:ascii="Courier New" w:hAnsi="Courier New" w:cs="Courier New"/>
-        </w:rPr>
-        <w:t>’</w:t>
+        <w:t xml:space="preserve"> enable devtoolset-8 ‘bash’</w:t>
       </w:r>
     </w:p>
     <w:p>
@@ -24927,7 +26918,13 @@
     </w:p>
     <w:p>
       <w:r>
-        <w:t>On RHEL 8 / CentOS 8:</w:t>
+        <w:t>On RHEL 8 / CentOS 8</w:t>
+      </w:r>
+      <w:r>
+        <w:t>/ RHEL9</w:t>
+      </w:r>
+      <w:r>
+        <w:t>:</w:t>
       </w:r>
     </w:p>
     <w:p>
@@ -24963,7 +26960,6 @@
         <w:t xml:space="preserve"> yum install </w:t>
       </w:r>
       <w:proofErr w:type="spellStart"/>
-      <w:proofErr w:type="gramStart"/>
       <w:r>
         <w:rPr>
           <w:rFonts w:ascii="Courier New" w:hAnsi="Courier New" w:cs="Courier New"/>
@@ -24971,7 +26967,6 @@
         <w:t>cmake</w:t>
       </w:r>
       <w:proofErr w:type="spellEnd"/>
-      <w:proofErr w:type="gramEnd"/>
     </w:p>
     <w:p>
       <w:pPr>
@@ -25095,7 +27090,13 @@
         <w:ind w:firstLine="720"/>
       </w:pPr>
       <w:r>
-        <w:t>On RHEL 8 / CentOS 8:</w:t>
+        <w:t>On RHEL 8 / CentOS 8</w:t>
+      </w:r>
+      <w:r>
+        <w:t xml:space="preserve"> / RHEL9</w:t>
+      </w:r>
+      <w:r>
+        <w:t>:</w:t>
       </w:r>
     </w:p>
     <w:p>
@@ -25216,16 +27217,8 @@
         <w:rPr>
           <w:rFonts w:ascii="Courier New" w:hAnsi="Courier New" w:cs="Courier New"/>
         </w:rPr>
-        <w:t xml:space="preserve"> make </w:t>
-      </w:r>
-      <w:proofErr w:type="gramStart"/>
-      <w:r>
-        <w:rPr>
-          <w:rFonts w:ascii="Courier New" w:hAnsi="Courier New" w:cs="Courier New"/>
-        </w:rPr>
-        <w:t>install</w:t>
-      </w:r>
-      <w:proofErr w:type="gramEnd"/>
+        <w:t xml:space="preserve"> make install</w:t>
+      </w:r>
     </w:p>
     <w:p>
       <w:pPr>
@@ -25273,16 +27266,8 @@
         <w:rPr>
           <w:rFonts w:ascii="Courier New" w:hAnsi="Courier New" w:cs="Courier New"/>
         </w:rPr>
-        <w:t xml:space="preserve"> make </w:t>
-      </w:r>
-      <w:proofErr w:type="gramStart"/>
-      <w:r>
-        <w:rPr>
-          <w:rFonts w:ascii="Courier New" w:hAnsi="Courier New" w:cs="Courier New"/>
-        </w:rPr>
-        <w:t>uninstall</w:t>
-      </w:r>
-      <w:proofErr w:type="gramEnd"/>
+        <w:t xml:space="preserve"> make uninstall</w:t>
+      </w:r>
     </w:p>
     <w:p>
       <w:pPr>
@@ -25300,12 +27285,12 @@
       <w:pPr>
         <w:pStyle w:val="Heading3"/>
       </w:pPr>
-      <w:bookmarkStart w:id="42" w:name="_Toc160801997"/>
+      <w:bookmarkStart w:id="57" w:name="_Toc175164330"/>
       <w:r>
         <w:lastRenderedPageBreak/>
         <w:t>Create, Build &amp; Run a Test Executable</w:t>
       </w:r>
-      <w:bookmarkEnd w:id="42"/>
+      <w:bookmarkEnd w:id="57"/>
     </w:p>
     <w:p>
       <w:r>
@@ -26133,12 +28118,12 @@
       <w:pPr>
         <w:pStyle w:val="Heading2"/>
       </w:pPr>
-      <w:bookmarkStart w:id="43" w:name="_Toc160801998"/>
+      <w:bookmarkStart w:id="58" w:name="_Toc175164331"/>
       <w:proofErr w:type="spellStart"/>
       <w:r>
         <w:t>jalop-rsyslog</w:t>
       </w:r>
-      <w:bookmarkEnd w:id="43"/>
+      <w:bookmarkEnd w:id="58"/>
       <w:proofErr w:type="spellEnd"/>
     </w:p>
     <w:p>
@@ -26158,11 +28143,11 @@
       <w:pPr>
         <w:pStyle w:val="Heading3"/>
       </w:pPr>
-      <w:bookmarkStart w:id="44" w:name="_Toc160801999"/>
+      <w:bookmarkStart w:id="59" w:name="_Toc175164332"/>
       <w:r>
         <w:t>Build &amp; Install</w:t>
       </w:r>
-      <w:bookmarkEnd w:id="44"/>
+      <w:bookmarkEnd w:id="59"/>
     </w:p>
     <w:p>
       <w:r>
@@ -26253,16 +28238,8 @@
         <w:rPr>
           <w:rFonts w:ascii="Courier New" w:hAnsi="Courier New" w:cs="Courier New"/>
         </w:rPr>
-        <w:t>-</w:t>
-      </w:r>
-      <w:proofErr w:type="gramStart"/>
-      <w:r>
-        <w:rPr>
-          <w:rFonts w:ascii="Courier New" w:hAnsi="Courier New" w:cs="Courier New"/>
-        </w:rPr>
-        <w:t>devel</w:t>
-      </w:r>
-      <w:proofErr w:type="gramEnd"/>
+        <w:t>-devel</w:t>
+      </w:r>
     </w:p>
     <w:p>
       <w:pPr>
@@ -26383,28 +28360,15 @@
         <w:rPr>
           <w:rFonts w:ascii="Courier New" w:hAnsi="Courier New" w:cs="Courier New"/>
         </w:rPr>
-        <w:t>-</w:t>
-      </w:r>
-      <w:proofErr w:type="gramStart"/>
-      <w:r>
-        <w:rPr>
-          <w:rFonts w:ascii="Courier New" w:hAnsi="Courier New" w:cs="Courier New"/>
-        </w:rPr>
-        <w:t>devel</w:t>
-      </w:r>
-      <w:proofErr w:type="gramEnd"/>
+        <w:t>-devel</w:t>
+      </w:r>
     </w:p>
     <w:p>
       <w:pPr>
         <w:pStyle w:val="Heading4"/>
       </w:pPr>
-      <w:proofErr w:type="spellStart"/>
-      <w:r>
-        <w:t>Libfastjson</w:t>
-      </w:r>
-      <w:proofErr w:type="spellEnd"/>
-      <w:r>
-        <w:t xml:space="preserve"> headers</w:t>
+      <w:r>
+        <w:t>Libfastjson headers</w:t>
       </w:r>
     </w:p>
     <w:p>
@@ -26451,7 +28415,7 @@
         </w:rPr>
         <w:t xml:space="preserve">$ git clone </w:t>
       </w:r>
-      <w:hyperlink r:id="rId18" w:history="1">
+      <w:hyperlink r:id="rId20" w:history="1">
         <w:r>
           <w:rPr>
             <w:rStyle w:val="Hyperlink"/>
@@ -26764,7 +28728,7 @@
       <w:pPr>
         <w:pStyle w:val="Heading4"/>
       </w:pPr>
-      <w:bookmarkStart w:id="45" w:name="_Ref126752805"/>
+      <w:bookmarkStart w:id="60" w:name="_Ref126752805"/>
       <w:r>
         <w:t xml:space="preserve">Build </w:t>
       </w:r>
@@ -26774,14 +28738,9 @@
       </w:r>
       <w:proofErr w:type="spellEnd"/>
       <w:r>
-        <w:t xml:space="preserve"> </w:t>
-      </w:r>
-      <w:proofErr w:type="gramStart"/>
-      <w:r>
-        <w:t>plugin</w:t>
-      </w:r>
-      <w:bookmarkEnd w:id="45"/>
-      <w:proofErr w:type="gramEnd"/>
+        <w:t xml:space="preserve"> plugin</w:t>
+      </w:r>
+      <w:bookmarkEnd w:id="60"/>
     </w:p>
     <w:p>
       <w:r>
@@ -26909,7 +28868,7 @@
       <w:pPr>
         <w:pStyle w:val="Heading3"/>
       </w:pPr>
-      <w:bookmarkStart w:id="46" w:name="_Toc160802000"/>
+      <w:bookmarkStart w:id="61" w:name="_Toc175164333"/>
       <w:r>
         <w:t xml:space="preserve">Configure </w:t>
       </w:r>
@@ -26919,14 +28878,9 @@
       </w:r>
       <w:proofErr w:type="spellEnd"/>
       <w:r>
-        <w:t xml:space="preserve"> </w:t>
-      </w:r>
-      <w:proofErr w:type="gramStart"/>
-      <w:r>
-        <w:t>plugin</w:t>
-      </w:r>
-      <w:bookmarkEnd w:id="46"/>
-      <w:proofErr w:type="gramEnd"/>
+        <w:t xml:space="preserve"> plugin</w:t>
+      </w:r>
+      <w:bookmarkEnd w:id="61"/>
     </w:p>
     <w:p>
       <w:pPr>
@@ -27084,7 +29038,27 @@
               <w:rPr>
                 <w:rFonts w:ascii="Courier New" w:hAnsi="Courier New" w:cs="Courier New"/>
               </w:rPr>
-              <w:t xml:space="preserve"> /share/</w:t>
+              <w:t xml:space="preserve"> </w:t>
+            </w:r>
+            <w:r>
+              <w:rPr>
+                <w:rFonts w:ascii="Courier New" w:hAnsi="Courier New" w:cs="Courier New"/>
+              </w:rPr>
+              <w:t>/</w:t>
+            </w:r>
+            <w:proofErr w:type="spellStart"/>
+            <w:r>
+              <w:rPr>
+                <w:rFonts w:ascii="Courier New" w:hAnsi="Courier New" w:cs="Courier New"/>
+              </w:rPr>
+              <w:t>usr</w:t>
+            </w:r>
+            <w:proofErr w:type="spellEnd"/>
+            <w:r>
+              <w:rPr>
+                <w:rFonts w:ascii="Courier New" w:hAnsi="Courier New" w:cs="Courier New"/>
+              </w:rPr>
+              <w:t>/share/</w:t>
             </w:r>
             <w:proofErr w:type="spellStart"/>
             <w:r>
@@ -27274,13 +29248,8 @@
       </w:r>
       <w:proofErr w:type="spellEnd"/>
       <w:r>
-        <w:t xml:space="preserve"> plugin shall be </w:t>
-      </w:r>
-      <w:proofErr w:type="gramStart"/>
-      <w:r>
-        <w:t>loaded</w:t>
-      </w:r>
-      <w:proofErr w:type="gramEnd"/>
+        <w:t xml:space="preserve"> plugin shall be loaded</w:t>
+      </w:r>
     </w:p>
     <w:p>
       <w:pPr>
@@ -27334,7 +29303,18 @@
       </w:r>
       <w:proofErr w:type="spellEnd"/>
       <w:r>
-        <w:t xml:space="preserve"> /share/</w:t>
+        <w:t xml:space="preserve"> </w:t>
+      </w:r>
+      <w:r>
+        <w:t>/</w:t>
+      </w:r>
+      <w:proofErr w:type="spellStart"/>
+      <w:r>
+        <w:t>usr</w:t>
+      </w:r>
+      <w:proofErr w:type="spellEnd"/>
+      <w:r>
+        <w:t>/share/</w:t>
       </w:r>
       <w:proofErr w:type="spellStart"/>
       <w:r>
@@ -27517,7 +29497,7 @@
         <w:tab/>
         <w:t xml:space="preserve">See </w:t>
       </w:r>
-      <w:hyperlink r:id="rId19" w:history="1">
+      <w:hyperlink r:id="rId21" w:history="1">
         <w:r>
           <w:rPr>
             <w:rStyle w:val="Hyperlink"/>
@@ -27533,7 +29513,7 @@
       <w:pPr>
         <w:pStyle w:val="Heading3"/>
       </w:pPr>
-      <w:bookmarkStart w:id="47" w:name="_Toc160802001"/>
+      <w:bookmarkStart w:id="62" w:name="_Toc175164334"/>
       <w:r>
         <w:t xml:space="preserve">Install </w:t>
       </w:r>
@@ -27543,14 +29523,9 @@
       </w:r>
       <w:proofErr w:type="spellEnd"/>
       <w:r>
-        <w:t xml:space="preserve"> </w:t>
-      </w:r>
-      <w:proofErr w:type="gramStart"/>
-      <w:r>
-        <w:t>plugin</w:t>
-      </w:r>
-      <w:bookmarkEnd w:id="47"/>
-      <w:proofErr w:type="gramEnd"/>
+        <w:t xml:space="preserve"> plugin</w:t>
+      </w:r>
+      <w:bookmarkEnd w:id="62"/>
     </w:p>
     <w:p>
       <w:pPr>
@@ -27600,16 +29575,8 @@
         <w:rPr>
           <w:rFonts w:ascii="Courier New" w:hAnsi="Courier New" w:cs="Courier New"/>
         </w:rPr>
-        <w:t xml:space="preserve">make </w:t>
-      </w:r>
-      <w:proofErr w:type="gramStart"/>
-      <w:r>
-        <w:rPr>
-          <w:rFonts w:ascii="Courier New" w:hAnsi="Courier New" w:cs="Courier New"/>
-        </w:rPr>
-        <w:t>install</w:t>
-      </w:r>
-      <w:proofErr w:type="gramEnd"/>
+        <w:t>make install</w:t>
+      </w:r>
     </w:p>
     <w:p>
       <w:pPr>
@@ -27763,7 +29730,6 @@
         <w:t xml:space="preserve"> restart </w:t>
       </w:r>
       <w:proofErr w:type="spellStart"/>
-      <w:proofErr w:type="gramStart"/>
       <w:r>
         <w:rPr>
           <w:rFonts w:ascii="Courier New" w:hAnsi="Courier New" w:cs="Courier New"/>
@@ -27771,7 +29737,6 @@
         <w:t>rsyslog</w:t>
       </w:r>
       <w:proofErr w:type="spellEnd"/>
-      <w:proofErr w:type="gramEnd"/>
     </w:p>
     <w:p>
       <w:r>
@@ -28218,7 +30183,7 @@
           <w:rFonts w:ascii="Calibri Light" w:eastAsia="Calibri Light" w:hAnsi="Calibri Light" w:cs="Calibri Light"/>
         </w:rPr>
       </w:pPr>
-      <w:bookmarkStart w:id="48" w:name="_Toc160802002"/>
+      <w:bookmarkStart w:id="63" w:name="_Toc175164335"/>
       <w:proofErr w:type="spellStart"/>
       <w:r>
         <w:rPr>
@@ -28226,7 +30191,7 @@
         </w:rPr>
         <w:t>jalop-jaljournald</w:t>
       </w:r>
-      <w:bookmarkEnd w:id="48"/>
+      <w:bookmarkEnd w:id="63"/>
       <w:proofErr w:type="spellEnd"/>
     </w:p>
     <w:p>
@@ -28257,7 +30222,23 @@
           <w:rFonts w:ascii="Calibri" w:eastAsia="Calibri" w:hAnsi="Calibri" w:cs="Calibri"/>
           <w:color w:val="000000" w:themeColor="text1"/>
         </w:rPr>
-        <w:t xml:space="preserve"> and JALoP development Git Server. This is also available at GitHub/JALoP/JALoP-Journald.</w:t>
+        <w:t xml:space="preserve"> and JALoP development Git Server. This is also available at GitHub/JALoP/JALoP-</w:t>
+      </w:r>
+      <w:proofErr w:type="spellStart"/>
+      <w:r>
+        <w:rPr>
+          <w:rFonts w:ascii="Calibri" w:eastAsia="Calibri" w:hAnsi="Calibri" w:cs="Calibri"/>
+          <w:color w:val="000000" w:themeColor="text1"/>
+        </w:rPr>
+        <w:t>Journald</w:t>
+      </w:r>
+      <w:proofErr w:type="spellEnd"/>
+      <w:r>
+        <w:rPr>
+          <w:rFonts w:ascii="Calibri" w:eastAsia="Calibri" w:hAnsi="Calibri" w:cs="Calibri"/>
+          <w:color w:val="000000" w:themeColor="text1"/>
+        </w:rPr>
+        <w:t>.</w:t>
       </w:r>
     </w:p>
     <w:p>
@@ -28268,7 +30249,7 @@
           <w:color w:val="1F4D78"/>
         </w:rPr>
       </w:pPr>
-      <w:bookmarkStart w:id="49" w:name="_Toc160802003"/>
+      <w:bookmarkStart w:id="64" w:name="_Toc175164336"/>
       <w:r>
         <w:rPr>
           <w:rFonts w:ascii="Calibri Light" w:eastAsia="Calibri Light" w:hAnsi="Calibri Light" w:cs="Calibri Light"/>
@@ -28276,7 +30257,7 @@
         </w:rPr>
         <w:t>Build &amp; Install</w:t>
       </w:r>
-      <w:bookmarkEnd w:id="49"/>
+      <w:bookmarkEnd w:id="64"/>
     </w:p>
     <w:p>
       <w:pPr>
@@ -28713,7 +30694,7 @@
           <w:color w:val="1F4D78"/>
         </w:rPr>
       </w:pPr>
-      <w:bookmarkStart w:id="50" w:name="_Toc160802004"/>
+      <w:bookmarkStart w:id="65" w:name="_Toc175164337"/>
       <w:r>
         <w:rPr>
           <w:rFonts w:ascii="Calibri Light" w:eastAsia="Calibri Light" w:hAnsi="Calibri Light" w:cs="Calibri Light"/>
@@ -28722,7 +30703,6 @@
         <w:t xml:space="preserve">Configure </w:t>
       </w:r>
       <w:proofErr w:type="spellStart"/>
-      <w:proofErr w:type="gramStart"/>
       <w:r>
         <w:rPr>
           <w:rFonts w:ascii="Calibri Light" w:eastAsia="Calibri Light" w:hAnsi="Calibri Light" w:cs="Calibri Light"/>
@@ -28730,9 +30710,8 @@
         </w:rPr>
         <w:t>jaljournald</w:t>
       </w:r>
-      <w:bookmarkEnd w:id="50"/>
-      <w:proofErr w:type="spellEnd"/>
-      <w:proofErr w:type="gramEnd"/>
+      <w:bookmarkEnd w:id="65"/>
+      <w:proofErr w:type="spellEnd"/>
     </w:p>
     <w:p>
       <w:pPr>
@@ -28819,15 +30798,13 @@
         </w:rPr>
         <w:t xml:space="preserve"> </w:t>
       </w:r>
-      <w:proofErr w:type="spellStart"/>
       <w:r>
         <w:rPr>
           <w:rFonts w:ascii="Calibri" w:eastAsia="Calibri" w:hAnsi="Calibri" w:cs="Calibri"/>
           <w:color w:val="000000" w:themeColor="text1"/>
         </w:rPr>
-        <w:t>iinitially</w:t>
-      </w:r>
-      <w:proofErr w:type="spellEnd"/>
+        <w:t>initially</w:t>
+      </w:r>
       <w:r>
         <w:rPr>
           <w:rFonts w:ascii="Calibri" w:eastAsia="Calibri" w:hAnsi="Calibri" w:cs="Calibri"/>
@@ -29594,9 +31571,16 @@
           <w:rFonts w:ascii="Courier New" w:eastAsia="Courier New" w:hAnsi="Courier New" w:cs="Courier New"/>
           <w:color w:val="000000" w:themeColor="text1"/>
         </w:rPr>
-        <w:t>etc</w:t>
-      </w:r>
-      <w:proofErr w:type="spellEnd"/>
+        <w:t>usr</w:t>
+      </w:r>
+      <w:proofErr w:type="spellEnd"/>
+      <w:r>
+        <w:rPr>
+          <w:rFonts w:ascii="Courier New" w:eastAsia="Courier New" w:hAnsi="Courier New" w:cs="Courier New"/>
+          <w:color w:val="000000" w:themeColor="text1"/>
+        </w:rPr>
+        <w:t>/share</w:t>
+      </w:r>
       <w:r>
         <w:rPr>
           <w:rFonts w:ascii="Courier New" w:eastAsia="Courier New" w:hAnsi="Courier New" w:cs="Courier New"/>
@@ -29684,7 +31668,7 @@
           <w:color w:val="1F4D78"/>
         </w:rPr>
       </w:pPr>
-      <w:bookmarkStart w:id="51" w:name="_Toc160802005"/>
+      <w:bookmarkStart w:id="66" w:name="_Toc175164338"/>
       <w:r>
         <w:rPr>
           <w:rFonts w:ascii="Calibri Light" w:eastAsia="Calibri Light" w:hAnsi="Calibri Light" w:cs="Calibri Light"/>
@@ -29694,7 +31678,6 @@
         <w:t xml:space="preserve">Run </w:t>
       </w:r>
       <w:proofErr w:type="spellStart"/>
-      <w:proofErr w:type="gramStart"/>
       <w:r>
         <w:rPr>
           <w:rFonts w:ascii="Calibri Light" w:eastAsia="Calibri Light" w:hAnsi="Calibri Light" w:cs="Calibri Light"/>
@@ -29702,9 +31685,8 @@
         </w:rPr>
         <w:t>jaljournald</w:t>
       </w:r>
-      <w:bookmarkEnd w:id="51"/>
-      <w:proofErr w:type="spellEnd"/>
-      <w:proofErr w:type="gramEnd"/>
+      <w:bookmarkEnd w:id="66"/>
+      <w:proofErr w:type="spellEnd"/>
     </w:p>
     <w:p>
       <w:pPr>
@@ -30177,8 +32159,8 @@
     </w:p>
     <w:p/>
     <w:sectPr>
-      <w:headerReference w:type="default" r:id="rId20"/>
-      <w:footerReference w:type="default" r:id="rId21"/>
+      <w:headerReference w:type="default" r:id="rId22"/>
+      <w:footerReference w:type="default" r:id="rId23"/>
       <w:pgSz w:w="12240" w:h="15840"/>
       <w:pgMar w:top="1440" w:right="1440" w:bottom="1440" w:left="1440" w:header="720" w:footer="720" w:gutter="0"/>
       <w:pgNumType w:start="0"/>
@@ -32729,7 +34711,7 @@
     <w:autoRedefine/>
     <w:uiPriority w:val="39"/>
     <w:unhideWhenUsed/>
-    <w:rsid w:val="00D90B28"/>
+    <w:rsid w:val="00DF1A1D"/>
     <w:pPr>
       <w:tabs>
         <w:tab w:val="left" w:pos="1095"/>
@@ -33112,8 +35094,8 @@
 </file>
 
 <file path=customXml/item1.xml><?xml version="1.0" encoding="utf-8"?>
-<ct:contentTypeSchema xmlns:ct="http://schemas.microsoft.com/office/2006/metadata/contentType" xmlns:ma="http://schemas.microsoft.com/office/2006/metadata/properties/metaAttributes" ct:_="" ma:_="" ma:contentTypeName="Document" ma:contentTypeID="0x010100B773142C3893944DA8A5388B21DDF825" ma:contentTypeVersion="102" ma:contentTypeDescription="Create a new document." ma:contentTypeScope="" ma:versionID="329aca780f6c90c9b272489397c545ae">
-  <xsd:schema xmlns:xsd="http://www.w3.org/2001/XMLSchema" xmlns:xs="http://www.w3.org/2001/XMLSchema" xmlns:p="http://schemas.microsoft.com/office/2006/metadata/properties" xmlns:ns2="d38a97ae-2f3e-4e4b-a26c-0cf1e76d955b" xmlns:ns3="http://schemas.microsoft.com/sharepoint/v4" xmlns:ns4="b67d2e57-30e9-4b15-b202-350a3e1eeab4" xmlns:ns5="eb269b35-c1a9-43ee-8e8b-98afd10c193a" targetNamespace="http://schemas.microsoft.com/office/2006/metadata/properties" ma:root="true" ma:fieldsID="aa6c0b9af9e93583499035b3fc5e51d8" ns2:_="" ns3:_="" ns4:_="" ns5:_="">
+<ct:contentTypeSchema xmlns:ct="http://schemas.microsoft.com/office/2006/metadata/contentType" xmlns:ma="http://schemas.microsoft.com/office/2006/metadata/properties/metaAttributes" ct:_="" ma:_="" ma:contentTypeName="Document" ma:contentTypeID="0x010100B773142C3893944DA8A5388B21DDF825" ma:contentTypeVersion="104" ma:contentTypeDescription="Create a new document." ma:contentTypeScope="" ma:versionID="c21b4d2dbe580739dc812c6e89276a5f">
+  <xsd:schema xmlns:xsd="http://www.w3.org/2001/XMLSchema" xmlns:xs="http://www.w3.org/2001/XMLSchema" xmlns:p="http://schemas.microsoft.com/office/2006/metadata/properties" xmlns:ns2="d38a97ae-2f3e-4e4b-a26c-0cf1e76d955b" xmlns:ns3="http://schemas.microsoft.com/sharepoint/v4" xmlns:ns4="b67d2e57-30e9-4b15-b202-350a3e1eeab4" xmlns:ns5="eb269b35-c1a9-43ee-8e8b-98afd10c193a" targetNamespace="http://schemas.microsoft.com/office/2006/metadata/properties" ma:root="true" ma:fieldsID="fa486ddce428629e67d22a2b217440d0" ns2:_="" ns3:_="" ns4:_="" ns5:_="">
     <xsd:import namespace="d38a97ae-2f3e-4e4b-a26c-0cf1e76d955b"/>
     <xsd:import namespace="http://schemas.microsoft.com/sharepoint/v4"/>
     <xsd:import namespace="b67d2e57-30e9-4b15-b202-350a3e1eeab4"/>
@@ -33139,6 +35121,8 @@
                 <xsd:element ref="ns4:MediaServiceGenerationTime" minOccurs="0"/>
                 <xsd:element ref="ns4:MediaServiceEventHashCode" minOccurs="0"/>
                 <xsd:element ref="ns4:MediaServiceObjectDetectorVersions" minOccurs="0"/>
+                <xsd:element ref="ns4:MediaServiceSearchProperties" minOccurs="0"/>
+                <xsd:element ref="ns4:MediaServiceLocation" minOccurs="0"/>
               </xsd:all>
             </xsd:complexType>
           </xsd:element>
@@ -33222,6 +35206,16 @@
       </xsd:simpleType>
     </xsd:element>
     <xsd:element name="MediaServiceObjectDetectorVersions" ma:index="23" nillable="true" ma:displayName="MediaServiceObjectDetectorVersions" ma:hidden="true" ma:indexed="true" ma:internalName="MediaServiceObjectDetectorVersions" ma:readOnly="true">
+      <xsd:simpleType>
+        <xsd:restriction base="dms:Text"/>
+      </xsd:simpleType>
+    </xsd:element>
+    <xsd:element name="MediaServiceSearchProperties" ma:index="24" nillable="true" ma:displayName="MediaServiceSearchProperties" ma:hidden="true" ma:internalName="MediaServiceSearchProperties" ma:readOnly="true">
+      <xsd:simpleType>
+        <xsd:restriction base="dms:Note"/>
+      </xsd:simpleType>
+    </xsd:element>
+    <xsd:element name="MediaServiceLocation" ma:index="25" nillable="true" ma:displayName="Location" ma:indexed="true" ma:internalName="MediaServiceLocation" ma:readOnly="true">
       <xsd:simpleType>
         <xsd:restriction base="dms:Text"/>
       </xsd:simpleType>
@@ -33368,12 +35362,7 @@
 </file>
 
 <file path=customXml/item2.xml><?xml version="1.0" encoding="utf-8"?>
-<?mso-contentType ?>
-<FormTemplates xmlns="http://schemas.microsoft.com/sharepoint/v3/contenttype/forms">
-  <Display>DocumentLibraryForm</Display>
-  <Edit>DocumentLibraryForm</Edit>
-  <New>DocumentLibraryForm</New>
-</FormTemplates>
+<b:Sources xmlns:b="http://schemas.openxmlformats.org/officeDocument/2006/bibliography" xmlns="http://schemas.openxmlformats.org/officeDocument/2006/bibliography" SelectedStyle="\APASixthEditionOfficeOnline.xsl" StyleName="APA" Version="6"/>
 </file>
 
 <file path=customXml/item3.xml><?xml version="1.0" encoding="utf-8"?>
@@ -33392,11 +35381,16 @@
 </file>
 
 <file path=customXml/item4.xml><?xml version="1.0" encoding="utf-8"?>
-<b:Sources xmlns:b="http://schemas.openxmlformats.org/officeDocument/2006/bibliography" xmlns="http://schemas.openxmlformats.org/officeDocument/2006/bibliography" SelectedStyle="\APASixthEditionOfficeOnline.xsl" StyleName="APA" Version="6"/>
+<?mso-contentType ?>
+<FormTemplates xmlns="http://schemas.microsoft.com/sharepoint/v3/contenttype/forms">
+  <Display>DocumentLibraryForm</Display>
+  <Edit>DocumentLibraryForm</Edit>
+  <New>DocumentLibraryForm</New>
+</FormTemplates>
 </file>
 
 <file path=customXml/itemProps1.xml><?xml version="1.0" encoding="utf-8"?>
-<ds:datastoreItem xmlns:ds="http://schemas.openxmlformats.org/officeDocument/2006/customXml" ds:itemID="{1FF14188-6B3C-49CA-8D36-E67AFA57B4D4}">
+<ds:datastoreItem xmlns:ds="http://schemas.openxmlformats.org/officeDocument/2006/customXml" ds:itemID="{5A5C511C-50D8-4C78-835F-F870D30BE3F1}">
   <ds:schemaRefs>
     <ds:schemaRef ds:uri="http://schemas.microsoft.com/office/2006/metadata/contentType"/>
     <ds:schemaRef ds:uri="http://schemas.microsoft.com/office/2006/metadata/properties/metaAttributes"/>
@@ -33417,9 +35411,9 @@
 </file>
 
 <file path=customXml/itemProps2.xml><?xml version="1.0" encoding="utf-8"?>
-<ds:datastoreItem xmlns:ds="http://schemas.openxmlformats.org/officeDocument/2006/customXml" ds:itemID="{0B92A495-E9AB-456C-B2DD-6DF28BBDDF00}">
+<ds:datastoreItem xmlns:ds="http://schemas.openxmlformats.org/officeDocument/2006/customXml" ds:itemID="{4AAAF0D8-7496-43D0-B7FF-BF5C950D0762}">
   <ds:schemaRefs>
-    <ds:schemaRef ds:uri="http://schemas.microsoft.com/sharepoint/v3/contenttype/forms"/>
+    <ds:schemaRef ds:uri="http://schemas.openxmlformats.org/officeDocument/2006/bibliography"/>
   </ds:schemaRefs>
 </ds:datastoreItem>
 </file>
@@ -33427,26 +35421,26 @@
 <file path=customXml/itemProps3.xml><?xml version="1.0" encoding="utf-8"?>
 <ds:datastoreItem xmlns:ds="http://schemas.openxmlformats.org/officeDocument/2006/customXml" ds:itemID="{42F357A4-9C1C-440D-9948-697713DCAC73}">
   <ds:schemaRefs>
-    <ds:schemaRef ds:uri="http://schemas.microsoft.com/office/infopath/2007/PartnerControls"/>
-    <ds:schemaRef ds:uri="http://www.w3.org/XML/1998/namespace"/>
-    <ds:schemaRef ds:uri="http://schemas.openxmlformats.org/package/2006/metadata/core-properties"/>
-    <ds:schemaRef ds:uri="http://purl.org/dc/elements/1.1/"/>
+    <ds:schemaRef ds:uri="b67d2e57-30e9-4b15-b202-350a3e1eeab4"/>
     <ds:schemaRef ds:uri="d38a97ae-2f3e-4e4b-a26c-0cf1e76d955b"/>
-    <ds:schemaRef ds:uri="b67d2e57-30e9-4b15-b202-350a3e1eeab4"/>
-    <ds:schemaRef ds:uri="eb269b35-c1a9-43ee-8e8b-98afd10c193a"/>
+    <ds:schemaRef ds:uri="http://purl.org/dc/dcmitype/"/>
     <ds:schemaRef ds:uri="http://schemas.microsoft.com/office/2006/documentManagement/types"/>
     <ds:schemaRef ds:uri="http://schemas.microsoft.com/sharepoint/v4"/>
+    <ds:schemaRef ds:uri="eb269b35-c1a9-43ee-8e8b-98afd10c193a"/>
+    <ds:schemaRef ds:uri="http://www.w3.org/XML/1998/namespace"/>
+    <ds:schemaRef ds:uri="http://purl.org/dc/terms/"/>
+    <ds:schemaRef ds:uri="http://schemas.microsoft.com/office/infopath/2007/PartnerControls"/>
+    <ds:schemaRef ds:uri="http://schemas.openxmlformats.org/package/2006/metadata/core-properties"/>
     <ds:schemaRef ds:uri="http://schemas.microsoft.com/office/2006/metadata/properties"/>
-    <ds:schemaRef ds:uri="http://purl.org/dc/dcmitype/"/>
-    <ds:schemaRef ds:uri="http://purl.org/dc/terms/"/>
+    <ds:schemaRef ds:uri="http://purl.org/dc/elements/1.1/"/>
   </ds:schemaRefs>
 </ds:datastoreItem>
 </file>
 
 <file path=customXml/itemProps4.xml><?xml version="1.0" encoding="utf-8"?>
-<ds:datastoreItem xmlns:ds="http://schemas.openxmlformats.org/officeDocument/2006/customXml" ds:itemID="{4AAAF0D8-7496-43D0-B7FF-BF5C950D0762}">
+<ds:datastoreItem xmlns:ds="http://schemas.openxmlformats.org/officeDocument/2006/customXml" ds:itemID="{0B92A495-E9AB-456C-B2DD-6DF28BBDDF00}">
   <ds:schemaRefs>
-    <ds:schemaRef ds:uri="http://schemas.openxmlformats.org/officeDocument/2006/bibliography"/>
+    <ds:schemaRef ds:uri="http://schemas.microsoft.com/sharepoint/v3/contenttype/forms"/>
   </ds:schemaRefs>
 </ds:datastoreItem>
 </file>
--- a/doc/JALoP_v2x_User_Guide.docx
+++ b/doc/JALoP_v2x_User_Guide.docx
@@ -1,6 +1,6 @@
 
 <file path=word/document.xml><?xml version="1.0" encoding="utf-8"?>
-<w:document xmlns:wpc="http://schemas.microsoft.com/office/word/2010/wordprocessingCanvas" xmlns:cx="http://schemas.microsoft.com/office/drawing/2014/chartex" xmlns:cx1="http://schemas.microsoft.com/office/drawing/2015/9/8/chartex" xmlns:cx2="http://schemas.microsoft.com/office/drawing/2015/10/21/chartex" xmlns:cx3="http://schemas.microsoft.com/office/drawing/2016/5/9/chartex" xmlns:cx4="http://schemas.microsoft.com/office/drawing/2016/5/10/chartex" xmlns:cx5="http://schemas.microsoft.com/office/drawing/2016/5/11/chartex" xmlns:cx6="http://schemas.microsoft.com/office/drawing/2016/5/12/chartex" xmlns:cx7="http://schemas.microsoft.com/office/drawing/2016/5/13/chartex" xmlns:cx8="http://schemas.microsoft.com/office/drawing/2016/5/14/chartex" xmlns:mc="http://schemas.openxmlformats.org/markup-compatibility/2006" xmlns:aink="http://schemas.microsoft.com/office/drawing/2016/ink" xmlns:am3d="http://schemas.microsoft.com/office/drawing/2017/model3d" xmlns:o="urn:schemas-microsoft-com:office:office" xmlns:oel="http://schemas.microsoft.com/office/2019/extlst" xmlns:r="http://schemas.openxmlformats.org/officeDocument/2006/relationships" xmlns:m="http://schemas.openxmlformats.org/officeDocument/2006/math" xmlns:v="urn:schemas-microsoft-com:vml" xmlns:wp14="http://schemas.microsoft.com/office/word/2010/wordprocessingDrawing" xmlns:wp="http://schemas.openxmlformats.org/drawingml/2006/wordprocessingDrawing" xmlns:w10="urn:schemas-microsoft-com:office:word" xmlns:w="http://schemas.openxmlformats.org/wordprocessingml/2006/main" xmlns:w14="http://schemas.microsoft.com/office/word/2010/wordml" xmlns:w15="http://schemas.microsoft.com/office/word/2012/wordml" xmlns:w16cex="http://schemas.microsoft.com/office/word/2018/wordml/cex" xmlns:w16cid="http://schemas.microsoft.com/office/word/2016/wordml/cid" xmlns:w16="http://schemas.microsoft.com/office/word/2018/wordml" xmlns:w16sdtdh="http://schemas.microsoft.com/office/word/2020/wordml/sdtdatahash" xmlns:w16se="http://schemas.microsoft.com/office/word/2015/wordml/symex" xmlns:wpg="http://schemas.microsoft.com/office/word/2010/wordprocessingGroup" xmlns:wpi="http://schemas.microsoft.com/office/word/2010/wordprocessingInk" xmlns:wne="http://schemas.microsoft.com/office/word/2006/wordml" xmlns:wps="http://schemas.microsoft.com/office/word/2010/wordprocessingShape" mc:Ignorable="w14 w15 w16se w16cid w16 w16cex w16sdtdh wp14">
+<w:document xmlns:wpc="http://schemas.microsoft.com/office/word/2010/wordprocessingCanvas" xmlns:cx="http://schemas.microsoft.com/office/drawing/2014/chartex" xmlns:cx1="http://schemas.microsoft.com/office/drawing/2015/9/8/chartex" xmlns:cx2="http://schemas.microsoft.com/office/drawing/2015/10/21/chartex" xmlns:cx3="http://schemas.microsoft.com/office/drawing/2016/5/9/chartex" xmlns:cx4="http://schemas.microsoft.com/office/drawing/2016/5/10/chartex" xmlns:cx5="http://schemas.microsoft.com/office/drawing/2016/5/11/chartex" xmlns:cx6="http://schemas.microsoft.com/office/drawing/2016/5/12/chartex" xmlns:cx7="http://schemas.microsoft.com/office/drawing/2016/5/13/chartex" xmlns:cx8="http://schemas.microsoft.com/office/drawing/2016/5/14/chartex" xmlns:mc="http://schemas.openxmlformats.org/markup-compatibility/2006" xmlns:aink="http://schemas.microsoft.com/office/drawing/2016/ink" xmlns:am3d="http://schemas.microsoft.com/office/drawing/2017/model3d" xmlns:o="urn:schemas-microsoft-com:office:office" xmlns:oel="http://schemas.microsoft.com/office/2019/extlst" xmlns:r="http://schemas.openxmlformats.org/officeDocument/2006/relationships" xmlns:m="http://schemas.openxmlformats.org/officeDocument/2006/math" xmlns:v="urn:schemas-microsoft-com:vml" xmlns:wp14="http://schemas.microsoft.com/office/word/2010/wordprocessingDrawing" xmlns:wp="http://schemas.openxmlformats.org/drawingml/2006/wordprocessingDrawing" xmlns:w10="urn:schemas-microsoft-com:office:word" xmlns:w="http://schemas.openxmlformats.org/wordprocessingml/2006/main" xmlns:w14="http://schemas.microsoft.com/office/word/2010/wordml" xmlns:w15="http://schemas.microsoft.com/office/word/2012/wordml" xmlns:w16cex="http://schemas.microsoft.com/office/word/2018/wordml/cex" xmlns:w16cid="http://schemas.microsoft.com/office/word/2016/wordml/cid" xmlns:w16="http://schemas.microsoft.com/office/word/2018/wordml" xmlns:w16du="http://schemas.microsoft.com/office/word/2023/wordml/word16du" xmlns:w16sdtdh="http://schemas.microsoft.com/office/word/2020/wordml/sdtdatahash" xmlns:w16sdtfl="http://schemas.microsoft.com/office/word/2024/wordml/sdtformatlock" xmlns:w16se="http://schemas.microsoft.com/office/word/2015/wordml/symex" xmlns:wpg="http://schemas.microsoft.com/office/word/2010/wordprocessingGroup" xmlns:wpi="http://schemas.microsoft.com/office/word/2010/wordprocessingInk" xmlns:wne="http://schemas.microsoft.com/office/word/2006/wordml" xmlns:wps="http://schemas.microsoft.com/office/word/2010/wordprocessingShape" mc:Ignorable="w14 w15 w16se w16cid w16 w16cex w16sdtdh w16sdtfl w16du wp14">
   <w:body>
     <w:sdt>
       <w:sdtPr>
@@ -103,7 +103,7 @@
             <mc:AlternateContent>
               <mc:Choice Requires="wps">
                 <w:drawing>
-                  <wp:anchor distT="0" distB="0" distL="114300" distR="114300" simplePos="0" relativeHeight="251658241" behindDoc="0" locked="0" layoutInCell="1" allowOverlap="1" wp14:anchorId="105D5C05" wp14:editId="689FDB18">
+                  <wp:anchor distT="0" distB="0" distL="114300" distR="114300" simplePos="0" relativeHeight="251658752" behindDoc="0" locked="0" layoutInCell="1" allowOverlap="1" wp14:anchorId="105D5C05" wp14:editId="689FDB18">
                     <wp:simplePos x="0" y="0"/>
                     <wp:positionH relativeFrom="margin">
                       <wp:align>right</wp:align>
@@ -166,7 +166,7 @@
               </mc:Choice>
               <mc:Fallback>
                 <w:pict>
-                  <v:line w14:anchorId="7A232222" id="Straight Connector 6" o:spid="_x0000_s1026" style="position:absolute;flip:x y;z-index:251658241;visibility:visible;mso-wrap-style:square;mso-width-percent:0;mso-height-percent:0;mso-wrap-distance-left:9pt;mso-wrap-distance-top:0;mso-wrap-distance-right:9pt;mso-wrap-distance-bottom:0;mso-position-horizontal:right;mso-position-horizontal-relative:margin;mso-position-vertical:absolute;mso-position-vertical-relative:text;mso-width-percent:0;mso-height-percent:0;mso-width-relative:margin;mso-height-relative:margin" from="410.8pt,8.6pt" to="872.8pt,8.6pt" o:gfxdata="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" strokecolor="#0d0d0d [3069]" strokeweight="1.5pt">
+                  <v:line w14:anchorId="29A252E3" id="Straight Connector 6" o:spid="_x0000_s1026" style="position:absolute;flip:x y;z-index:251658752;visibility:visible;mso-wrap-style:square;mso-width-percent:0;mso-height-percent:0;mso-wrap-distance-left:9pt;mso-wrap-distance-top:0;mso-wrap-distance-right:9pt;mso-wrap-distance-bottom:0;mso-position-horizontal:right;mso-position-horizontal-relative:margin;mso-position-vertical:absolute;mso-position-vertical-relative:text;mso-width-percent:0;mso-height-percent:0;mso-width-relative:margin;mso-height-relative:margin" from="410.8pt,8.6pt" to="872.8pt,8.6pt" o:gfxdata="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" strokecolor="#0d0d0d [3069]" strokeweight="1.5pt">
                     <v:stroke joinstyle="miter"/>
                     <w10:wrap anchorx="margin"/>
                   </v:line>
@@ -191,7 +191,15 @@
               <w:sz w:val="24"/>
               <w:szCs w:val="24"/>
             </w:rPr>
-            <w:t>5</w:t>
+            <w:t>2</w:t>
+          </w:r>
+          <w:r>
+            <w:rPr>
+              <w:rFonts w:ascii="Arial" w:hAnsi="Arial" w:cs="Arial"/>
+              <w:sz w:val="24"/>
+              <w:szCs w:val="24"/>
+            </w:rPr>
+            <w:t>4</w:t>
           </w:r>
           <w:r>
             <w:rPr>
@@ -207,7 +215,15 @@
               <w:sz w:val="24"/>
               <w:szCs w:val="24"/>
             </w:rPr>
-            <w:t>August</w:t>
+            <w:t>A</w:t>
+          </w:r>
+          <w:r>
+            <w:rPr>
+              <w:rFonts w:ascii="Arial" w:hAnsi="Arial" w:cs="Arial"/>
+              <w:sz w:val="24"/>
+              <w:szCs w:val="24"/>
+            </w:rPr>
+            <w:t>pril</w:t>
           </w:r>
           <w:r>
             <w:rPr>
@@ -231,7 +247,7 @@
               <w:sz w:val="24"/>
               <w:szCs w:val="24"/>
             </w:rPr>
-            <w:t>4</w:t>
+            <w:t>5</w:t>
           </w:r>
         </w:p>
         <w:p/>
@@ -279,7 +295,16 @@
             <w:br w:type="page"/>
           </w:r>
         </w:p>
-        <w:p/>
+        <w:p>
+          <w:pPr>
+            <w:rPr>
+              <w:rFonts w:asciiTheme="majorHAnsi" w:eastAsiaTheme="majorEastAsia" w:hAnsiTheme="majorHAnsi" w:cstheme="majorBidi"/>
+              <w:color w:val="2E74B5" w:themeColor="accent1" w:themeShade="BF"/>
+              <w:sz w:val="32"/>
+              <w:szCs w:val="32"/>
+            </w:rPr>
+          </w:pPr>
+        </w:p>
       </w:sdtContent>
     </w:sdt>
     <w:sdt>
@@ -331,7 +356,7 @@
           <w:r>
             <w:fldChar w:fldCharType="separate"/>
           </w:r>
-          <w:hyperlink w:anchor="_Toc175164288" w:history="1">
+          <w:hyperlink w:anchor="_Toc196425227" w:history="1">
             <w:r>
               <w:rPr>
                 <w:rStyle w:val="Hyperlink"/>
@@ -376,7 +401,7 @@
                 <w:noProof/>
                 <w:webHidden/>
               </w:rPr>
-              <w:instrText xml:space="preserve"> PAGEREF _Toc175164288 \h </w:instrText>
+              <w:instrText xml:space="preserve"> PAGEREF _Toc196425227 \h </w:instrText>
             </w:r>
             <w:r>
               <w:rPr>
@@ -423,7 +448,7 @@
               <w14:ligatures w14:val="standardContextual"/>
             </w:rPr>
           </w:pPr>
-          <w:hyperlink w:anchor="_Toc175164289" w:history="1">
+          <w:hyperlink w:anchor="_Toc196425228" w:history="1">
             <w:r>
               <w:rPr>
                 <w:rStyle w:val="Hyperlink"/>
@@ -468,7 +493,7 @@
                 <w:noProof/>
                 <w:webHidden/>
               </w:rPr>
-              <w:instrText xml:space="preserve"> PAGEREF _Toc175164289 \h </w:instrText>
+              <w:instrText xml:space="preserve"> PAGEREF _Toc196425228 \h </w:instrText>
             </w:r>
             <w:r>
               <w:rPr>
@@ -511,7 +536,7 @@
               <w14:ligatures w14:val="standardContextual"/>
             </w:rPr>
           </w:pPr>
-          <w:hyperlink w:anchor="_Toc175164290" w:history="1">
+          <w:hyperlink w:anchor="_Toc196425229" w:history="1">
             <w:r>
               <w:rPr>
                 <w:rStyle w:val="Hyperlink"/>
@@ -556,7 +581,7 @@
                 <w:noProof/>
                 <w:webHidden/>
               </w:rPr>
-              <w:instrText xml:space="preserve"> PAGEREF _Toc175164290 \h </w:instrText>
+              <w:instrText xml:space="preserve"> PAGEREF _Toc196425229 \h </w:instrText>
             </w:r>
             <w:r>
               <w:rPr>
@@ -599,7 +624,7 @@
               <w14:ligatures w14:val="standardContextual"/>
             </w:rPr>
           </w:pPr>
-          <w:hyperlink w:anchor="_Toc175164291" w:history="1">
+          <w:hyperlink w:anchor="_Toc196425230" w:history="1">
             <w:r>
               <w:rPr>
                 <w:rStyle w:val="Hyperlink"/>
@@ -644,7 +669,7 @@
                 <w:noProof/>
                 <w:webHidden/>
               </w:rPr>
-              <w:instrText xml:space="preserve"> PAGEREF _Toc175164291 \h </w:instrText>
+              <w:instrText xml:space="preserve"> PAGEREF _Toc196425230 \h </w:instrText>
             </w:r>
             <w:r>
               <w:rPr>
@@ -691,7 +716,7 @@
               <w14:ligatures w14:val="standardContextual"/>
             </w:rPr>
           </w:pPr>
-          <w:hyperlink w:anchor="_Toc175164292" w:history="1">
+          <w:hyperlink w:anchor="_Toc196425231" w:history="1">
             <w:r>
               <w:rPr>
                 <w:rStyle w:val="Hyperlink"/>
@@ -736,7 +761,7 @@
                 <w:noProof/>
                 <w:webHidden/>
               </w:rPr>
-              <w:instrText xml:space="preserve"> PAGEREF _Toc175164292 \h </w:instrText>
+              <w:instrText xml:space="preserve"> PAGEREF _Toc196425231 \h </w:instrText>
             </w:r>
             <w:r>
               <w:rPr>
@@ -779,7 +804,7 @@
               <w14:ligatures w14:val="standardContextual"/>
             </w:rPr>
           </w:pPr>
-          <w:hyperlink w:anchor="_Toc175164293" w:history="1">
+          <w:hyperlink w:anchor="_Toc196425232" w:history="1">
             <w:r>
               <w:rPr>
                 <w:rStyle w:val="Hyperlink"/>
@@ -824,7 +849,7 @@
                 <w:noProof/>
                 <w:webHidden/>
               </w:rPr>
-              <w:instrText xml:space="preserve"> PAGEREF _Toc175164293 \h </w:instrText>
+              <w:instrText xml:space="preserve"> PAGEREF _Toc196425232 \h </w:instrText>
             </w:r>
             <w:r>
               <w:rPr>
@@ -867,7 +892,7 @@
               <w14:ligatures w14:val="standardContextual"/>
             </w:rPr>
           </w:pPr>
-          <w:hyperlink w:anchor="_Toc175164294" w:history="1">
+          <w:hyperlink w:anchor="_Toc196425233" w:history="1">
             <w:r>
               <w:rPr>
                 <w:rStyle w:val="Hyperlink"/>
@@ -912,7 +937,7 @@
                 <w:noProof/>
                 <w:webHidden/>
               </w:rPr>
-              <w:instrText xml:space="preserve"> PAGEREF _Toc175164294 \h </w:instrText>
+              <w:instrText xml:space="preserve"> PAGEREF _Toc196425233 \h </w:instrText>
             </w:r>
             <w:r>
               <w:rPr>
@@ -955,7 +980,7 @@
               <w14:ligatures w14:val="standardContextual"/>
             </w:rPr>
           </w:pPr>
-          <w:hyperlink w:anchor="_Toc175164295" w:history="1">
+          <w:hyperlink w:anchor="_Toc196425234" w:history="1">
             <w:r>
               <w:rPr>
                 <w:rStyle w:val="Hyperlink"/>
@@ -1000,7 +1025,7 @@
                 <w:noProof/>
                 <w:webHidden/>
               </w:rPr>
-              <w:instrText xml:space="preserve"> PAGEREF _Toc175164295 \h </w:instrText>
+              <w:instrText xml:space="preserve"> PAGEREF _Toc196425234 \h </w:instrText>
             </w:r>
             <w:r>
               <w:rPr>
@@ -1043,7 +1068,7 @@
               <w14:ligatures w14:val="standardContextual"/>
             </w:rPr>
           </w:pPr>
-          <w:hyperlink w:anchor="_Toc175164296" w:history="1">
+          <w:hyperlink w:anchor="_Toc196425235" w:history="1">
             <w:r>
               <w:rPr>
                 <w:rStyle w:val="Hyperlink"/>
@@ -1088,7 +1113,7 @@
                 <w:noProof/>
                 <w:webHidden/>
               </w:rPr>
-              <w:instrText xml:space="preserve"> PAGEREF _Toc175164296 \h </w:instrText>
+              <w:instrText xml:space="preserve"> PAGEREF _Toc196425235 \h </w:instrText>
             </w:r>
             <w:r>
               <w:rPr>
@@ -1131,7 +1156,7 @@
               <w14:ligatures w14:val="standardContextual"/>
             </w:rPr>
           </w:pPr>
-          <w:hyperlink w:anchor="_Toc175164297" w:history="1">
+          <w:hyperlink w:anchor="_Toc196425236" w:history="1">
             <w:r>
               <w:rPr>
                 <w:rStyle w:val="Hyperlink"/>
@@ -1176,7 +1201,7 @@
                 <w:noProof/>
                 <w:webHidden/>
               </w:rPr>
-              <w:instrText xml:space="preserve"> PAGEREF _Toc175164297 \h </w:instrText>
+              <w:instrText xml:space="preserve"> PAGEREF _Toc196425236 \h </w:instrText>
             </w:r>
             <w:r>
               <w:rPr>
@@ -1219,7 +1244,7 @@
               <w14:ligatures w14:val="standardContextual"/>
             </w:rPr>
           </w:pPr>
-          <w:hyperlink w:anchor="_Toc175164298" w:history="1">
+          <w:hyperlink w:anchor="_Toc196425237" w:history="1">
             <w:r>
               <w:rPr>
                 <w:rStyle w:val="Hyperlink"/>
@@ -1264,7 +1289,7 @@
                 <w:noProof/>
                 <w:webHidden/>
               </w:rPr>
-              <w:instrText xml:space="preserve"> PAGEREF _Toc175164298 \h </w:instrText>
+              <w:instrText xml:space="preserve"> PAGEREF _Toc196425237 \h </w:instrText>
             </w:r>
             <w:r>
               <w:rPr>
@@ -1307,7 +1332,7 @@
               <w14:ligatures w14:val="standardContextual"/>
             </w:rPr>
           </w:pPr>
-          <w:hyperlink w:anchor="_Toc175164299" w:history="1">
+          <w:hyperlink w:anchor="_Toc196425238" w:history="1">
             <w:r>
               <w:rPr>
                 <w:rStyle w:val="Hyperlink"/>
@@ -1352,7 +1377,7 @@
                 <w:noProof/>
                 <w:webHidden/>
               </w:rPr>
-              <w:instrText xml:space="preserve"> PAGEREF _Toc175164299 \h </w:instrText>
+              <w:instrText xml:space="preserve"> PAGEREF _Toc196425238 \h </w:instrText>
             </w:r>
             <w:r>
               <w:rPr>
@@ -1372,7 +1397,7 @@
                 <w:noProof/>
                 <w:webHidden/>
               </w:rPr>
-              <w:t>11</w:t>
+              <w:t>12</w:t>
             </w:r>
             <w:r>
               <w:rPr>
@@ -1395,7 +1420,7 @@
               <w14:ligatures w14:val="standardContextual"/>
             </w:rPr>
           </w:pPr>
-          <w:hyperlink w:anchor="_Toc175164300" w:history="1">
+          <w:hyperlink w:anchor="_Toc196425239" w:history="1">
             <w:r>
               <w:rPr>
                 <w:rStyle w:val="Hyperlink"/>
@@ -1440,7 +1465,7 @@
                 <w:noProof/>
                 <w:webHidden/>
               </w:rPr>
-              <w:instrText xml:space="preserve"> PAGEREF _Toc175164300 \h </w:instrText>
+              <w:instrText xml:space="preserve"> PAGEREF _Toc196425239 \h </w:instrText>
             </w:r>
             <w:r>
               <w:rPr>
@@ -1460,7 +1485,7 @@
                 <w:noProof/>
                 <w:webHidden/>
               </w:rPr>
-              <w:t>13</w:t>
+              <w:t>15</w:t>
             </w:r>
             <w:r>
               <w:rPr>
@@ -1487,7 +1512,7 @@
               <w14:ligatures w14:val="standardContextual"/>
             </w:rPr>
           </w:pPr>
-          <w:hyperlink w:anchor="_Toc175164301" w:history="1">
+          <w:hyperlink w:anchor="_Toc196425240" w:history="1">
             <w:r>
               <w:rPr>
                 <w:rStyle w:val="Hyperlink"/>
@@ -1532,7 +1557,7 @@
                 <w:noProof/>
                 <w:webHidden/>
               </w:rPr>
-              <w:instrText xml:space="preserve"> PAGEREF _Toc175164301 \h </w:instrText>
+              <w:instrText xml:space="preserve"> PAGEREF _Toc196425240 \h </w:instrText>
             </w:r>
             <w:r>
               <w:rPr>
@@ -1552,7 +1577,7 @@
                 <w:noProof/>
                 <w:webHidden/>
               </w:rPr>
-              <w:t>15</w:t>
+              <w:t>18</w:t>
             </w:r>
             <w:r>
               <w:rPr>
@@ -1575,7 +1600,7 @@
               <w14:ligatures w14:val="standardContextual"/>
             </w:rPr>
           </w:pPr>
-          <w:hyperlink w:anchor="_Toc175164302" w:history="1">
+          <w:hyperlink w:anchor="_Toc196425241" w:history="1">
             <w:r>
               <w:rPr>
                 <w:rStyle w:val="Hyperlink"/>
@@ -1620,7 +1645,7 @@
                 <w:noProof/>
                 <w:webHidden/>
               </w:rPr>
-              <w:instrText xml:space="preserve"> PAGEREF _Toc175164302 \h </w:instrText>
+              <w:instrText xml:space="preserve"> PAGEREF _Toc196425241 \h </w:instrText>
             </w:r>
             <w:r>
               <w:rPr>
@@ -1640,7 +1665,7 @@
                 <w:noProof/>
                 <w:webHidden/>
               </w:rPr>
-              <w:t>15</w:t>
+              <w:t>18</w:t>
             </w:r>
             <w:r>
               <w:rPr>
@@ -1663,7 +1688,7 @@
               <w14:ligatures w14:val="standardContextual"/>
             </w:rPr>
           </w:pPr>
-          <w:hyperlink w:anchor="_Toc175164303" w:history="1">
+          <w:hyperlink w:anchor="_Toc196425242" w:history="1">
             <w:r>
               <w:rPr>
                 <w:rStyle w:val="Hyperlink"/>
@@ -1708,7 +1733,7 @@
                 <w:noProof/>
                 <w:webHidden/>
               </w:rPr>
-              <w:instrText xml:space="preserve"> PAGEREF _Toc175164303 \h </w:instrText>
+              <w:instrText xml:space="preserve"> PAGEREF _Toc196425242 \h </w:instrText>
             </w:r>
             <w:r>
               <w:rPr>
@@ -1728,7 +1753,7 @@
                 <w:noProof/>
                 <w:webHidden/>
               </w:rPr>
-              <w:t>15</w:t>
+              <w:t>18</w:t>
             </w:r>
             <w:r>
               <w:rPr>
@@ -1751,7 +1776,7 @@
               <w14:ligatures w14:val="standardContextual"/>
             </w:rPr>
           </w:pPr>
-          <w:hyperlink w:anchor="_Toc175164304" w:history="1">
+          <w:hyperlink w:anchor="_Toc196425243" w:history="1">
             <w:r>
               <w:rPr>
                 <w:rStyle w:val="Hyperlink"/>
@@ -1796,7 +1821,7 @@
                 <w:noProof/>
                 <w:webHidden/>
               </w:rPr>
-              <w:instrText xml:space="preserve"> PAGEREF _Toc175164304 \h </w:instrText>
+              <w:instrText xml:space="preserve"> PAGEREF _Toc196425243 \h </w:instrText>
             </w:r>
             <w:r>
               <w:rPr>
@@ -1816,7 +1841,7 @@
                 <w:noProof/>
                 <w:webHidden/>
               </w:rPr>
-              <w:t>16</w:t>
+              <w:t>18</w:t>
             </w:r>
             <w:r>
               <w:rPr>
@@ -1843,7 +1868,7 @@
               <w14:ligatures w14:val="standardContextual"/>
             </w:rPr>
           </w:pPr>
-          <w:hyperlink w:anchor="_Toc175164305" w:history="1">
+          <w:hyperlink w:anchor="_Toc196425244" w:history="1">
             <w:r>
               <w:rPr>
                 <w:rStyle w:val="Hyperlink"/>
@@ -1888,7 +1913,7 @@
                 <w:noProof/>
                 <w:webHidden/>
               </w:rPr>
-              <w:instrText xml:space="preserve"> PAGEREF _Toc175164305 \h </w:instrText>
+              <w:instrText xml:space="preserve"> PAGEREF _Toc196425244 \h </w:instrText>
             </w:r>
             <w:r>
               <w:rPr>
@@ -1908,7 +1933,7 @@
                 <w:noProof/>
                 <w:webHidden/>
               </w:rPr>
-              <w:t>16</w:t>
+              <w:t>19</w:t>
             </w:r>
             <w:r>
               <w:rPr>
@@ -1931,7 +1956,7 @@
               <w14:ligatures w14:val="standardContextual"/>
             </w:rPr>
           </w:pPr>
-          <w:hyperlink w:anchor="_Toc175164306" w:history="1">
+          <w:hyperlink w:anchor="_Toc196425245" w:history="1">
             <w:r>
               <w:rPr>
                 <w:rStyle w:val="Hyperlink"/>
@@ -1976,7 +2001,7 @@
                 <w:noProof/>
                 <w:webHidden/>
               </w:rPr>
-              <w:instrText xml:space="preserve"> PAGEREF _Toc175164306 \h </w:instrText>
+              <w:instrText xml:space="preserve"> PAGEREF _Toc196425245 \h </w:instrText>
             </w:r>
             <w:r>
               <w:rPr>
@@ -1996,7 +2021,7 @@
                 <w:noProof/>
                 <w:webHidden/>
               </w:rPr>
-              <w:t>16</w:t>
+              <w:t>19</w:t>
             </w:r>
             <w:r>
               <w:rPr>
@@ -2019,7 +2044,7 @@
               <w14:ligatures w14:val="standardContextual"/>
             </w:rPr>
           </w:pPr>
-          <w:hyperlink w:anchor="_Toc175164307" w:history="1">
+          <w:hyperlink w:anchor="_Toc196425246" w:history="1">
             <w:r>
               <w:rPr>
                 <w:rStyle w:val="Hyperlink"/>
@@ -2064,7 +2089,7 @@
                 <w:noProof/>
                 <w:webHidden/>
               </w:rPr>
-              <w:instrText xml:space="preserve"> PAGEREF _Toc175164307 \h </w:instrText>
+              <w:instrText xml:space="preserve"> PAGEREF _Toc196425246 \h </w:instrText>
             </w:r>
             <w:r>
               <w:rPr>
@@ -2084,7 +2109,7 @@
                 <w:noProof/>
                 <w:webHidden/>
               </w:rPr>
-              <w:t>16</w:t>
+              <w:t>19</w:t>
             </w:r>
             <w:r>
               <w:rPr>
@@ -2107,7 +2132,7 @@
               <w14:ligatures w14:val="standardContextual"/>
             </w:rPr>
           </w:pPr>
-          <w:hyperlink w:anchor="_Toc175164308" w:history="1">
+          <w:hyperlink w:anchor="_Toc196425247" w:history="1">
             <w:r>
               <w:rPr>
                 <w:rStyle w:val="Hyperlink"/>
@@ -2152,7 +2177,7 @@
                 <w:noProof/>
                 <w:webHidden/>
               </w:rPr>
-              <w:instrText xml:space="preserve"> PAGEREF _Toc175164308 \h </w:instrText>
+              <w:instrText xml:space="preserve"> PAGEREF _Toc196425247 \h </w:instrText>
             </w:r>
             <w:r>
               <w:rPr>
@@ -2172,7 +2197,7 @@
                 <w:noProof/>
                 <w:webHidden/>
               </w:rPr>
-              <w:t>17</w:t>
+              <w:t>19</w:t>
             </w:r>
             <w:r>
               <w:rPr>
@@ -2195,7 +2220,7 @@
               <w14:ligatures w14:val="standardContextual"/>
             </w:rPr>
           </w:pPr>
-          <w:hyperlink w:anchor="_Toc175164309" w:history="1">
+          <w:hyperlink w:anchor="_Toc196425248" w:history="1">
             <w:r>
               <w:rPr>
                 <w:rStyle w:val="Hyperlink"/>
@@ -2240,7 +2265,7 @@
                 <w:noProof/>
                 <w:webHidden/>
               </w:rPr>
-              <w:instrText xml:space="preserve"> PAGEREF _Toc175164309 \h </w:instrText>
+              <w:instrText xml:space="preserve"> PAGEREF _Toc196425248 \h </w:instrText>
             </w:r>
             <w:r>
               <w:rPr>
@@ -2260,7 +2285,7 @@
                 <w:noProof/>
                 <w:webHidden/>
               </w:rPr>
-              <w:t>17</w:t>
+              <w:t>20</w:t>
             </w:r>
             <w:r>
               <w:rPr>
@@ -2283,7 +2308,7 @@
               <w14:ligatures w14:val="standardContextual"/>
             </w:rPr>
           </w:pPr>
-          <w:hyperlink w:anchor="_Toc175164310" w:history="1">
+          <w:hyperlink w:anchor="_Toc196425249" w:history="1">
             <w:r>
               <w:rPr>
                 <w:rStyle w:val="Hyperlink"/>
@@ -2328,7 +2353,7 @@
                 <w:noProof/>
                 <w:webHidden/>
               </w:rPr>
-              <w:instrText xml:space="preserve"> PAGEREF _Toc175164310 \h </w:instrText>
+              <w:instrText xml:space="preserve"> PAGEREF _Toc196425249 \h </w:instrText>
             </w:r>
             <w:r>
               <w:rPr>
@@ -2348,7 +2373,7 @@
                 <w:noProof/>
                 <w:webHidden/>
               </w:rPr>
-              <w:t>17</w:t>
+              <w:t>20</w:t>
             </w:r>
             <w:r>
               <w:rPr>
@@ -2371,7 +2396,7 @@
               <w14:ligatures w14:val="standardContextual"/>
             </w:rPr>
           </w:pPr>
-          <w:hyperlink w:anchor="_Toc175164311" w:history="1">
+          <w:hyperlink w:anchor="_Toc196425250" w:history="1">
             <w:r>
               <w:rPr>
                 <w:rStyle w:val="Hyperlink"/>
@@ -2416,7 +2441,7 @@
                 <w:noProof/>
                 <w:webHidden/>
               </w:rPr>
-              <w:instrText xml:space="preserve"> PAGEREF _Toc175164311 \h </w:instrText>
+              <w:instrText xml:space="preserve"> PAGEREF _Toc196425250 \h </w:instrText>
             </w:r>
             <w:r>
               <w:rPr>
@@ -2436,7 +2461,7 @@
                 <w:noProof/>
                 <w:webHidden/>
               </w:rPr>
-              <w:t>17</w:t>
+              <w:t>20</w:t>
             </w:r>
             <w:r>
               <w:rPr>
@@ -2459,7 +2484,7 @@
               <w14:ligatures w14:val="standardContextual"/>
             </w:rPr>
           </w:pPr>
-          <w:hyperlink w:anchor="_Toc175164312" w:history="1">
+          <w:hyperlink w:anchor="_Toc196425251" w:history="1">
             <w:r>
               <w:rPr>
                 <w:rStyle w:val="Hyperlink"/>
@@ -2504,7 +2529,7 @@
                 <w:noProof/>
                 <w:webHidden/>
               </w:rPr>
-              <w:instrText xml:space="preserve"> PAGEREF _Toc175164312 \h </w:instrText>
+              <w:instrText xml:space="preserve"> PAGEREF _Toc196425251 \h </w:instrText>
             </w:r>
             <w:r>
               <w:rPr>
@@ -2524,7 +2549,7 @@
                 <w:noProof/>
                 <w:webHidden/>
               </w:rPr>
-              <w:t>17</w:t>
+              <w:t>20</w:t>
             </w:r>
             <w:r>
               <w:rPr>
@@ -2547,7 +2572,7 @@
               <w14:ligatures w14:val="standardContextual"/>
             </w:rPr>
           </w:pPr>
-          <w:hyperlink w:anchor="_Toc175164313" w:history="1">
+          <w:hyperlink w:anchor="_Toc196425252" w:history="1">
             <w:r>
               <w:rPr>
                 <w:rStyle w:val="Hyperlink"/>
@@ -2592,7 +2617,7 @@
                 <w:noProof/>
                 <w:webHidden/>
               </w:rPr>
-              <w:instrText xml:space="preserve"> PAGEREF _Toc175164313 \h </w:instrText>
+              <w:instrText xml:space="preserve"> PAGEREF _Toc196425252 \h </w:instrText>
             </w:r>
             <w:r>
               <w:rPr>
@@ -2612,7 +2637,7 @@
                 <w:noProof/>
                 <w:webHidden/>
               </w:rPr>
-              <w:t>17</w:t>
+              <w:t>20</w:t>
             </w:r>
             <w:r>
               <w:rPr>
@@ -2635,7 +2660,7 @@
               <w14:ligatures w14:val="standardContextual"/>
             </w:rPr>
           </w:pPr>
-          <w:hyperlink w:anchor="_Toc175164314" w:history="1">
+          <w:hyperlink w:anchor="_Toc196425253" w:history="1">
             <w:r>
               <w:rPr>
                 <w:rStyle w:val="Hyperlink"/>
@@ -2680,7 +2705,7 @@
                 <w:noProof/>
                 <w:webHidden/>
               </w:rPr>
-              <w:instrText xml:space="preserve"> PAGEREF _Toc175164314 \h </w:instrText>
+              <w:instrText xml:space="preserve"> PAGEREF _Toc196425253 \h </w:instrText>
             </w:r>
             <w:r>
               <w:rPr>
@@ -2700,7 +2725,7 @@
                 <w:noProof/>
                 <w:webHidden/>
               </w:rPr>
-              <w:t>18</w:t>
+              <w:t>21</w:t>
             </w:r>
             <w:r>
               <w:rPr>
@@ -2723,7 +2748,7 @@
               <w14:ligatures w14:val="standardContextual"/>
             </w:rPr>
           </w:pPr>
-          <w:hyperlink w:anchor="_Toc175164315" w:history="1">
+          <w:hyperlink w:anchor="_Toc196425254" w:history="1">
             <w:r>
               <w:rPr>
                 <w:rStyle w:val="Hyperlink"/>
@@ -2768,7 +2793,7 @@
                 <w:noProof/>
                 <w:webHidden/>
               </w:rPr>
-              <w:instrText xml:space="preserve"> PAGEREF _Toc175164315 \h </w:instrText>
+              <w:instrText xml:space="preserve"> PAGEREF _Toc196425254 \h </w:instrText>
             </w:r>
             <w:r>
               <w:rPr>
@@ -2788,7 +2813,7 @@
                 <w:noProof/>
                 <w:webHidden/>
               </w:rPr>
-              <w:t>18</w:t>
+              <w:t>21</w:t>
             </w:r>
             <w:r>
               <w:rPr>
@@ -2811,7 +2836,7 @@
               <w14:ligatures w14:val="standardContextual"/>
             </w:rPr>
           </w:pPr>
-          <w:hyperlink w:anchor="_Toc175164316" w:history="1">
+          <w:hyperlink w:anchor="_Toc196425255" w:history="1">
             <w:r>
               <w:rPr>
                 <w:rStyle w:val="Hyperlink"/>
@@ -2856,7 +2881,7 @@
                 <w:noProof/>
                 <w:webHidden/>
               </w:rPr>
-              <w:instrText xml:space="preserve"> PAGEREF _Toc175164316 \h </w:instrText>
+              <w:instrText xml:space="preserve"> PAGEREF _Toc196425255 \h </w:instrText>
             </w:r>
             <w:r>
               <w:rPr>
@@ -2876,7 +2901,7 @@
                 <w:noProof/>
                 <w:webHidden/>
               </w:rPr>
-              <w:t>18</w:t>
+              <w:t>21</w:t>
             </w:r>
             <w:r>
               <w:rPr>
@@ -2899,7 +2924,7 @@
               <w14:ligatures w14:val="standardContextual"/>
             </w:rPr>
           </w:pPr>
-          <w:hyperlink w:anchor="_Toc175164317" w:history="1">
+          <w:hyperlink w:anchor="_Toc196425256" w:history="1">
             <w:r>
               <w:rPr>
                 <w:rStyle w:val="Hyperlink"/>
@@ -2944,7 +2969,7 @@
                 <w:noProof/>
                 <w:webHidden/>
               </w:rPr>
-              <w:instrText xml:space="preserve"> PAGEREF _Toc175164317 \h </w:instrText>
+              <w:instrText xml:space="preserve"> PAGEREF _Toc196425256 \h </w:instrText>
             </w:r>
             <w:r>
               <w:rPr>
@@ -2964,7 +2989,7 @@
                 <w:noProof/>
                 <w:webHidden/>
               </w:rPr>
-              <w:t>19</w:t>
+              <w:t>21</w:t>
             </w:r>
             <w:r>
               <w:rPr>
@@ -2987,7 +3012,7 @@
               <w14:ligatures w14:val="standardContextual"/>
             </w:rPr>
           </w:pPr>
-          <w:hyperlink w:anchor="_Toc175164318" w:history="1">
+          <w:hyperlink w:anchor="_Toc196425257" w:history="1">
             <w:r>
               <w:rPr>
                 <w:rStyle w:val="Hyperlink"/>
@@ -3032,7 +3057,7 @@
                 <w:noProof/>
                 <w:webHidden/>
               </w:rPr>
-              <w:instrText xml:space="preserve"> PAGEREF _Toc175164318 \h </w:instrText>
+              <w:instrText xml:space="preserve"> PAGEREF _Toc196425257 \h </w:instrText>
             </w:r>
             <w:r>
               <w:rPr>
@@ -3052,7 +3077,7 @@
                 <w:noProof/>
                 <w:webHidden/>
               </w:rPr>
-              <w:t>19</w:t>
+              <w:t>22</w:t>
             </w:r>
             <w:r>
               <w:rPr>
@@ -3075,7 +3100,7 @@
               <w14:ligatures w14:val="standardContextual"/>
             </w:rPr>
           </w:pPr>
-          <w:hyperlink w:anchor="_Toc175164319" w:history="1">
+          <w:hyperlink w:anchor="_Toc196425258" w:history="1">
             <w:r>
               <w:rPr>
                 <w:rStyle w:val="Hyperlink"/>
@@ -3120,7 +3145,7 @@
                 <w:noProof/>
                 <w:webHidden/>
               </w:rPr>
-              <w:instrText xml:space="preserve"> PAGEREF _Toc175164319 \h </w:instrText>
+              <w:instrText xml:space="preserve"> PAGEREF _Toc196425258 \h </w:instrText>
             </w:r>
             <w:r>
               <w:rPr>
@@ -3140,7 +3165,7 @@
                 <w:noProof/>
                 <w:webHidden/>
               </w:rPr>
-              <w:t>19</w:t>
+              <w:t>22</w:t>
             </w:r>
             <w:r>
               <w:rPr>
@@ -3167,7 +3192,7 @@
               <w14:ligatures w14:val="standardContextual"/>
             </w:rPr>
           </w:pPr>
-          <w:hyperlink w:anchor="_Toc175164320" w:history="1">
+          <w:hyperlink w:anchor="_Toc196425259" w:history="1">
             <w:r>
               <w:rPr>
                 <w:rStyle w:val="Hyperlink"/>
@@ -3212,7 +3237,7 @@
                 <w:noProof/>
                 <w:webHidden/>
               </w:rPr>
-              <w:instrText xml:space="preserve"> PAGEREF _Toc175164320 \h </w:instrText>
+              <w:instrText xml:space="preserve"> PAGEREF _Toc196425259 \h </w:instrText>
             </w:r>
             <w:r>
               <w:rPr>
@@ -3232,7 +3257,7 @@
                 <w:noProof/>
                 <w:webHidden/>
               </w:rPr>
-              <w:t>19</w:t>
+              <w:t>22</w:t>
             </w:r>
             <w:r>
               <w:rPr>
@@ -3255,7 +3280,7 @@
               <w14:ligatures w14:val="standardContextual"/>
             </w:rPr>
           </w:pPr>
-          <w:hyperlink w:anchor="_Toc175164321" w:history="1">
+          <w:hyperlink w:anchor="_Toc196425260" w:history="1">
             <w:r>
               <w:rPr>
                 <w:rStyle w:val="Hyperlink"/>
@@ -3300,7 +3325,7 @@
                 <w:noProof/>
                 <w:webHidden/>
               </w:rPr>
-              <w:instrText xml:space="preserve"> PAGEREF _Toc175164321 \h </w:instrText>
+              <w:instrText xml:space="preserve"> PAGEREF _Toc196425260 \h </w:instrText>
             </w:r>
             <w:r>
               <w:rPr>
@@ -3320,7 +3345,7 @@
                 <w:noProof/>
                 <w:webHidden/>
               </w:rPr>
-              <w:t>19</w:t>
+              <w:t>22</w:t>
             </w:r>
             <w:r>
               <w:rPr>
@@ -3343,7 +3368,7 @@
               <w14:ligatures w14:val="standardContextual"/>
             </w:rPr>
           </w:pPr>
-          <w:hyperlink w:anchor="_Toc175164322" w:history="1">
+          <w:hyperlink w:anchor="_Toc196425261" w:history="1">
             <w:r>
               <w:rPr>
                 <w:rStyle w:val="Hyperlink"/>
@@ -3388,7 +3413,7 @@
                 <w:noProof/>
                 <w:webHidden/>
               </w:rPr>
-              <w:instrText xml:space="preserve"> PAGEREF _Toc175164322 \h </w:instrText>
+              <w:instrText xml:space="preserve"> PAGEREF _Toc196425261 \h </w:instrText>
             </w:r>
             <w:r>
               <w:rPr>
@@ -3408,7 +3433,7 @@
                 <w:noProof/>
                 <w:webHidden/>
               </w:rPr>
-              <w:t>20</w:t>
+              <w:t>22</w:t>
             </w:r>
             <w:r>
               <w:rPr>
@@ -3431,7 +3456,7 @@
               <w14:ligatures w14:val="standardContextual"/>
             </w:rPr>
           </w:pPr>
-          <w:hyperlink w:anchor="_Toc175164323" w:history="1">
+          <w:hyperlink w:anchor="_Toc196425262" w:history="1">
             <w:r>
               <w:rPr>
                 <w:rStyle w:val="Hyperlink"/>
@@ -3476,7 +3501,7 @@
                 <w:noProof/>
                 <w:webHidden/>
               </w:rPr>
-              <w:instrText xml:space="preserve"> PAGEREF _Toc175164323 \h </w:instrText>
+              <w:instrText xml:space="preserve"> PAGEREF _Toc196425262 \h </w:instrText>
             </w:r>
             <w:r>
               <w:rPr>
@@ -3496,7 +3521,7 @@
                 <w:noProof/>
                 <w:webHidden/>
               </w:rPr>
-              <w:t>20</w:t>
+              <w:t>23</w:t>
             </w:r>
             <w:r>
               <w:rPr>
@@ -3519,7 +3544,7 @@
               <w14:ligatures w14:val="standardContextual"/>
             </w:rPr>
           </w:pPr>
-          <w:hyperlink w:anchor="_Toc175164324" w:history="1">
+          <w:hyperlink w:anchor="_Toc196425263" w:history="1">
             <w:r>
               <w:rPr>
                 <w:rStyle w:val="Hyperlink"/>
@@ -3564,7 +3589,7 @@
                 <w:noProof/>
                 <w:webHidden/>
               </w:rPr>
-              <w:instrText xml:space="preserve"> PAGEREF _Toc175164324 \h </w:instrText>
+              <w:instrText xml:space="preserve"> PAGEREF _Toc196425263 \h </w:instrText>
             </w:r>
             <w:r>
               <w:rPr>
@@ -3584,7 +3609,7 @@
                 <w:noProof/>
                 <w:webHidden/>
               </w:rPr>
-              <w:t>20</w:t>
+              <w:t>23</w:t>
             </w:r>
             <w:r>
               <w:rPr>
@@ -3607,7 +3632,7 @@
               <w14:ligatures w14:val="standardContextual"/>
             </w:rPr>
           </w:pPr>
-          <w:hyperlink w:anchor="_Toc175164325" w:history="1">
+          <w:hyperlink w:anchor="_Toc196425264" w:history="1">
             <w:r>
               <w:rPr>
                 <w:rStyle w:val="Hyperlink"/>
@@ -3652,7 +3677,7 @@
                 <w:noProof/>
                 <w:webHidden/>
               </w:rPr>
-              <w:instrText xml:space="preserve"> PAGEREF _Toc175164325 \h </w:instrText>
+              <w:instrText xml:space="preserve"> PAGEREF _Toc196425264 \h </w:instrText>
             </w:r>
             <w:r>
               <w:rPr>
@@ -3672,7 +3697,7 @@
                 <w:noProof/>
                 <w:webHidden/>
               </w:rPr>
-              <w:t>20</w:t>
+              <w:t>23</w:t>
             </w:r>
             <w:r>
               <w:rPr>
@@ -3695,7 +3720,7 @@
               <w14:ligatures w14:val="standardContextual"/>
             </w:rPr>
           </w:pPr>
-          <w:hyperlink w:anchor="_Toc175164326" w:history="1">
+          <w:hyperlink w:anchor="_Toc196425265" w:history="1">
             <w:r>
               <w:rPr>
                 <w:rStyle w:val="Hyperlink"/>
@@ -3740,7 +3765,7 @@
                 <w:noProof/>
                 <w:webHidden/>
               </w:rPr>
-              <w:instrText xml:space="preserve"> PAGEREF _Toc175164326 \h </w:instrText>
+              <w:instrText xml:space="preserve"> PAGEREF _Toc196425265 \h </w:instrText>
             </w:r>
             <w:r>
               <w:rPr>
@@ -3760,7 +3785,7 @@
                 <w:noProof/>
                 <w:webHidden/>
               </w:rPr>
-              <w:t>21</w:t>
+              <w:t>24</w:t>
             </w:r>
             <w:r>
               <w:rPr>
@@ -3783,7 +3808,7 @@
               <w14:ligatures w14:val="standardContextual"/>
             </w:rPr>
           </w:pPr>
-          <w:hyperlink w:anchor="_Toc175164327" w:history="1">
+          <w:hyperlink w:anchor="_Toc196425266" w:history="1">
             <w:r>
               <w:rPr>
                 <w:rStyle w:val="Hyperlink"/>
@@ -3828,7 +3853,7 @@
                 <w:noProof/>
                 <w:webHidden/>
               </w:rPr>
-              <w:instrText xml:space="preserve"> PAGEREF _Toc175164327 \h </w:instrText>
+              <w:instrText xml:space="preserve"> PAGEREF _Toc196425266 \h </w:instrText>
             </w:r>
             <w:r>
               <w:rPr>
@@ -3848,7 +3873,7 @@
                 <w:noProof/>
                 <w:webHidden/>
               </w:rPr>
-              <w:t>21</w:t>
+              <w:t>24</w:t>
             </w:r>
             <w:r>
               <w:rPr>
@@ -3871,7 +3896,7 @@
               <w14:ligatures w14:val="standardContextual"/>
             </w:rPr>
           </w:pPr>
-          <w:hyperlink w:anchor="_Toc175164328" w:history="1">
+          <w:hyperlink w:anchor="_Toc196425267" w:history="1">
             <w:r>
               <w:rPr>
                 <w:rStyle w:val="Hyperlink"/>
@@ -3916,7 +3941,7 @@
                 <w:noProof/>
                 <w:webHidden/>
               </w:rPr>
-              <w:instrText xml:space="preserve"> PAGEREF _Toc175164328 \h </w:instrText>
+              <w:instrText xml:space="preserve"> PAGEREF _Toc196425267 \h </w:instrText>
             </w:r>
             <w:r>
               <w:rPr>
@@ -3936,7 +3961,7 @@
                 <w:noProof/>
                 <w:webHidden/>
               </w:rPr>
-              <w:t>22</w:t>
+              <w:t>24</w:t>
             </w:r>
             <w:r>
               <w:rPr>
@@ -3959,7 +3984,7 @@
               <w14:ligatures w14:val="standardContextual"/>
             </w:rPr>
           </w:pPr>
-          <w:hyperlink w:anchor="_Toc175164329" w:history="1">
+          <w:hyperlink w:anchor="_Toc196425268" w:history="1">
             <w:r>
               <w:rPr>
                 <w:rStyle w:val="Hyperlink"/>
@@ -4004,7 +4029,7 @@
                 <w:noProof/>
                 <w:webHidden/>
               </w:rPr>
-              <w:instrText xml:space="preserve"> PAGEREF _Toc175164329 \h </w:instrText>
+              <w:instrText xml:space="preserve"> PAGEREF _Toc196425268 \h </w:instrText>
             </w:r>
             <w:r>
               <w:rPr>
@@ -4024,7 +4049,7 @@
                 <w:noProof/>
                 <w:webHidden/>
               </w:rPr>
-              <w:t>22</w:t>
+              <w:t>24</w:t>
             </w:r>
             <w:r>
               <w:rPr>
@@ -4047,7 +4072,7 @@
               <w14:ligatures w14:val="standardContextual"/>
             </w:rPr>
           </w:pPr>
-          <w:hyperlink w:anchor="_Toc175164330" w:history="1">
+          <w:hyperlink w:anchor="_Toc196425269" w:history="1">
             <w:r>
               <w:rPr>
                 <w:rStyle w:val="Hyperlink"/>
@@ -4092,7 +4117,7 @@
                 <w:noProof/>
                 <w:webHidden/>
               </w:rPr>
-              <w:instrText xml:space="preserve"> PAGEREF _Toc175164330 \h </w:instrText>
+              <w:instrText xml:space="preserve"> PAGEREF _Toc196425269 \h </w:instrText>
             </w:r>
             <w:r>
               <w:rPr>
@@ -4112,7 +4137,7 @@
                 <w:noProof/>
                 <w:webHidden/>
               </w:rPr>
-              <w:t>23</w:t>
+              <w:t>25</w:t>
             </w:r>
             <w:r>
               <w:rPr>
@@ -4135,7 +4160,7 @@
               <w14:ligatures w14:val="standardContextual"/>
             </w:rPr>
           </w:pPr>
-          <w:hyperlink w:anchor="_Toc175164331" w:history="1">
+          <w:hyperlink w:anchor="_Toc196425270" w:history="1">
             <w:r>
               <w:rPr>
                 <w:rStyle w:val="Hyperlink"/>
@@ -4159,7 +4184,7 @@
                 <w:rStyle w:val="Hyperlink"/>
                 <w:noProof/>
               </w:rPr>
-              <w:t>jalop-rsyslog</w:t>
+              <w:t>jalop-rsyslogd</w:t>
             </w:r>
             <w:r>
               <w:rPr>
@@ -4180,7 +4205,7 @@
                 <w:noProof/>
                 <w:webHidden/>
               </w:rPr>
-              <w:instrText xml:space="preserve"> PAGEREF _Toc175164331 \h </w:instrText>
+              <w:instrText xml:space="preserve"> PAGEREF _Toc196425270 \h </w:instrText>
             </w:r>
             <w:r>
               <w:rPr>
@@ -4200,7 +4225,7 @@
                 <w:noProof/>
                 <w:webHidden/>
               </w:rPr>
-              <w:t>24</w:t>
+              <w:t>27</w:t>
             </w:r>
             <w:r>
               <w:rPr>
@@ -4223,7 +4248,7 @@
               <w14:ligatures w14:val="standardContextual"/>
             </w:rPr>
           </w:pPr>
-          <w:hyperlink w:anchor="_Toc175164332" w:history="1">
+          <w:hyperlink w:anchor="_Toc196425271" w:history="1">
             <w:r>
               <w:rPr>
                 <w:rStyle w:val="Hyperlink"/>
@@ -4268,7 +4293,7 @@
                 <w:noProof/>
                 <w:webHidden/>
               </w:rPr>
-              <w:instrText xml:space="preserve"> PAGEREF _Toc175164332 \h </w:instrText>
+              <w:instrText xml:space="preserve"> PAGEREF _Toc196425271 \h </w:instrText>
             </w:r>
             <w:r>
               <w:rPr>
@@ -4288,7 +4313,7 @@
                 <w:noProof/>
                 <w:webHidden/>
               </w:rPr>
-              <w:t>24</w:t>
+              <w:t>27</w:t>
             </w:r>
             <w:r>
               <w:rPr>
@@ -4311,7 +4336,7 @@
               <w14:ligatures w14:val="standardContextual"/>
             </w:rPr>
           </w:pPr>
-          <w:hyperlink w:anchor="_Toc175164333" w:history="1">
+          <w:hyperlink w:anchor="_Toc196425272" w:history="1">
             <w:r>
               <w:rPr>
                 <w:rStyle w:val="Hyperlink"/>
@@ -4356,7 +4381,7 @@
                 <w:noProof/>
                 <w:webHidden/>
               </w:rPr>
-              <w:instrText xml:space="preserve"> PAGEREF _Toc175164333 \h </w:instrText>
+              <w:instrText xml:space="preserve"> PAGEREF _Toc196425272 \h </w:instrText>
             </w:r>
             <w:r>
               <w:rPr>
@@ -4376,7 +4401,7 @@
                 <w:noProof/>
                 <w:webHidden/>
               </w:rPr>
-              <w:t>25</w:t>
+              <w:t>27</w:t>
             </w:r>
             <w:r>
               <w:rPr>
@@ -4399,7 +4424,7 @@
               <w14:ligatures w14:val="standardContextual"/>
             </w:rPr>
           </w:pPr>
-          <w:hyperlink w:anchor="_Toc175164334" w:history="1">
+          <w:hyperlink w:anchor="_Toc196425273" w:history="1">
             <w:r>
               <w:rPr>
                 <w:rStyle w:val="Hyperlink"/>
@@ -4444,7 +4469,7 @@
                 <w:noProof/>
                 <w:webHidden/>
               </w:rPr>
-              <w:instrText xml:space="preserve"> PAGEREF _Toc175164334 \h </w:instrText>
+              <w:instrText xml:space="preserve"> PAGEREF _Toc196425273 \h </w:instrText>
             </w:r>
             <w:r>
               <w:rPr>
@@ -4464,7 +4489,7 @@
                 <w:noProof/>
                 <w:webHidden/>
               </w:rPr>
-              <w:t>26</w:t>
+              <w:t>28</w:t>
             </w:r>
             <w:r>
               <w:rPr>
@@ -4487,7 +4512,7 @@
               <w14:ligatures w14:val="standardContextual"/>
             </w:rPr>
           </w:pPr>
-          <w:hyperlink w:anchor="_Toc175164335" w:history="1">
+          <w:hyperlink w:anchor="_Toc196425274" w:history="1">
             <w:r>
               <w:rPr>
                 <w:rStyle w:val="Hyperlink"/>
@@ -4534,7 +4559,7 @@
                 <w:noProof/>
                 <w:webHidden/>
               </w:rPr>
-              <w:instrText xml:space="preserve"> PAGEREF _Toc175164335 \h </w:instrText>
+              <w:instrText xml:space="preserve"> PAGEREF _Toc196425274 \h </w:instrText>
             </w:r>
             <w:r>
               <w:rPr>
@@ -4554,7 +4579,7 @@
                 <w:noProof/>
                 <w:webHidden/>
               </w:rPr>
-              <w:t>26</w:t>
+              <w:t>29</w:t>
             </w:r>
             <w:r>
               <w:rPr>
@@ -4577,7 +4602,7 @@
               <w14:ligatures w14:val="standardContextual"/>
             </w:rPr>
           </w:pPr>
-          <w:hyperlink w:anchor="_Toc175164336" w:history="1">
+          <w:hyperlink w:anchor="_Toc196425275" w:history="1">
             <w:r>
               <w:rPr>
                 <w:rStyle w:val="Hyperlink"/>
@@ -4624,7 +4649,7 @@
                 <w:noProof/>
                 <w:webHidden/>
               </w:rPr>
-              <w:instrText xml:space="preserve"> PAGEREF _Toc175164336 \h </w:instrText>
+              <w:instrText xml:space="preserve"> PAGEREF _Toc196425275 \h </w:instrText>
             </w:r>
             <w:r>
               <w:rPr>
@@ -4644,7 +4669,7 @@
                 <w:noProof/>
                 <w:webHidden/>
               </w:rPr>
-              <w:t>26</w:t>
+              <w:t>29</w:t>
             </w:r>
             <w:r>
               <w:rPr>
@@ -4667,7 +4692,7 @@
               <w14:ligatures w14:val="standardContextual"/>
             </w:rPr>
           </w:pPr>
-          <w:hyperlink w:anchor="_Toc175164337" w:history="1">
+          <w:hyperlink w:anchor="_Toc196425276" w:history="1">
             <w:r>
               <w:rPr>
                 <w:rStyle w:val="Hyperlink"/>
@@ -4714,7 +4739,7 @@
                 <w:noProof/>
                 <w:webHidden/>
               </w:rPr>
-              <w:instrText xml:space="preserve"> PAGEREF _Toc175164337 \h </w:instrText>
+              <w:instrText xml:space="preserve"> PAGEREF _Toc196425276 \h </w:instrText>
             </w:r>
             <w:r>
               <w:rPr>
@@ -4734,7 +4759,7 @@
                 <w:noProof/>
                 <w:webHidden/>
               </w:rPr>
-              <w:t>27</w:t>
+              <w:t>29</w:t>
             </w:r>
             <w:r>
               <w:rPr>
@@ -4757,7 +4782,7 @@
               <w14:ligatures w14:val="standardContextual"/>
             </w:rPr>
           </w:pPr>
-          <w:hyperlink w:anchor="_Toc175164338" w:history="1">
+          <w:hyperlink w:anchor="_Toc196425277" w:history="1">
             <w:r>
               <w:rPr>
                 <w:rStyle w:val="Hyperlink"/>
@@ -4804,7 +4829,7 @@
                 <w:noProof/>
                 <w:webHidden/>
               </w:rPr>
-              <w:instrText xml:space="preserve"> PAGEREF _Toc175164338 \h </w:instrText>
+              <w:instrText xml:space="preserve"> PAGEREF _Toc196425277 \h </w:instrText>
             </w:r>
             <w:r>
               <w:rPr>
@@ -4824,7 +4849,7 @@
                 <w:noProof/>
                 <w:webHidden/>
               </w:rPr>
-              <w:t>28</w:t>
+              <w:t>30</w:t>
             </w:r>
             <w:r>
               <w:rPr>
@@ -4883,7 +4908,7 @@
       <w:pPr>
         <w:pStyle w:val="Heading1"/>
       </w:pPr>
-      <w:bookmarkStart w:id="0" w:name="_Toc175164288"/>
+      <w:bookmarkStart w:id="0" w:name="_Toc196425227"/>
       <w:r>
         <w:lastRenderedPageBreak/>
         <w:t>JALoPv2.x</w:t>
@@ -4935,7 +4960,7 @@
       <w:pPr>
         <w:pStyle w:val="Heading1"/>
       </w:pPr>
-      <w:bookmarkStart w:id="1" w:name="_Toc175164289"/>
+      <w:bookmarkStart w:id="1" w:name="_Toc196425228"/>
       <w:r>
         <w:t>Download/Clone Source Code</w:t>
       </w:r>
@@ -5055,7 +5080,7 @@
       <w:pPr>
         <w:pStyle w:val="Heading2"/>
       </w:pPr>
-      <w:bookmarkStart w:id="2" w:name="_Toc175164290"/>
+      <w:bookmarkStart w:id="2" w:name="_Toc196425229"/>
       <w:r>
         <w:t>GitHub</w:t>
       </w:r>
@@ -5253,7 +5278,7 @@
       <w:pPr>
         <w:pStyle w:val="Heading2"/>
       </w:pPr>
-      <w:bookmarkStart w:id="3" w:name="_Toc175164291"/>
+      <w:bookmarkStart w:id="3" w:name="_Toc196425230"/>
       <w:r>
         <w:t xml:space="preserve">JALoP </w:t>
       </w:r>
@@ -5411,7 +5436,21 @@
         <w:rPr>
           <w:rFonts w:ascii="Courier New" w:hAnsi="Courier New" w:cs="Courier New"/>
         </w:rPr>
-        <w:t>% git checkout -t origin/2.x.x.x</w:t>
+        <w:t>% git checkout -t origin/</w:t>
+      </w:r>
+      <w:proofErr w:type="gramStart"/>
+      <w:r>
+        <w:rPr>
+          <w:rFonts w:ascii="Courier New" w:hAnsi="Courier New" w:cs="Courier New"/>
+        </w:rPr>
+        <w:t>2.</w:t>
+      </w:r>
+      <w:proofErr w:type="gramEnd"/>
+      <w:r>
+        <w:rPr>
+          <w:rFonts w:ascii="Courier New" w:hAnsi="Courier New" w:cs="Courier New"/>
+        </w:rPr>
+        <w:t>x.x.x</w:t>
       </w:r>
     </w:p>
     <w:p>
@@ -5511,7 +5550,21 @@
         <w:rPr>
           <w:rFonts w:ascii="Courier New" w:hAnsi="Courier New" w:cs="Courier New"/>
         </w:rPr>
-        <w:t>% git checkout -t origin/2.x.x.x</w:t>
+        <w:t>% git checkout -t origin/</w:t>
+      </w:r>
+      <w:proofErr w:type="gramStart"/>
+      <w:r>
+        <w:rPr>
+          <w:rFonts w:ascii="Courier New" w:hAnsi="Courier New" w:cs="Courier New"/>
+        </w:rPr>
+        <w:t>2.</w:t>
+      </w:r>
+      <w:proofErr w:type="gramEnd"/>
+      <w:r>
+        <w:rPr>
+          <w:rFonts w:ascii="Courier New" w:hAnsi="Courier New" w:cs="Courier New"/>
+        </w:rPr>
+        <w:t>x.x.x</w:t>
       </w:r>
     </w:p>
     <w:p>
@@ -5525,7 +5578,7 @@
       <w:pPr>
         <w:pStyle w:val="Heading1"/>
       </w:pPr>
-      <w:bookmarkStart w:id="4" w:name="_Toc175164292"/>
+      <w:bookmarkStart w:id="4" w:name="_Toc196425231"/>
       <w:r>
         <w:lastRenderedPageBreak/>
         <w:t xml:space="preserve">Build and Install </w:t>
@@ -5638,6 +5691,12 @@
       <w:pPr>
         <w:pStyle w:val="Heading2"/>
       </w:pPr>
+      <w:r>
+        <w:rPr>
+          <w:rFonts w:ascii="Courier New" w:hAnsi="Courier New" w:cs="Courier New"/>
+        </w:rPr>
+        <w:t xml:space="preserve">  </w:t>
+      </w:r>
       <w:bookmarkStart w:id="5" w:name="_Toc163212242"/>
       <w:bookmarkStart w:id="6" w:name="_Toc163212243"/>
       <w:bookmarkStart w:id="7" w:name="_Toc163212244"/>
@@ -5648,7 +5707,7 @@
       <w:bookmarkStart w:id="12" w:name="_Toc163212249"/>
       <w:bookmarkStart w:id="13" w:name="_Toc163212250"/>
       <w:bookmarkStart w:id="14" w:name="_Toc163212251"/>
-      <w:bookmarkStart w:id="15" w:name="_Toc175164293"/>
+      <w:bookmarkStart w:id="15" w:name="_Toc196425232"/>
       <w:bookmarkEnd w:id="5"/>
       <w:bookmarkEnd w:id="6"/>
       <w:bookmarkEnd w:id="7"/>
@@ -5669,7 +5728,7 @@
         <w:pStyle w:val="Heading3"/>
       </w:pPr>
       <w:bookmarkStart w:id="16" w:name="_Toc163212253"/>
-      <w:bookmarkStart w:id="17" w:name="_Toc175164294"/>
+      <w:bookmarkStart w:id="17" w:name="_Toc196425233"/>
       <w:bookmarkEnd w:id="16"/>
       <w:r>
         <w:t>R</w:t>
@@ -6335,6 +6394,44 @@
         </w:rPr>
         <w:t>-devel</w:t>
       </w:r>
+      <w:r>
+        <w:rPr>
+          <w:rFonts w:ascii="Consolas" w:eastAsia="Consolas" w:hAnsi="Consolas" w:cs="Consolas"/>
+          <w:color w:val="660000"/>
+          <w:sz w:val="19"/>
+          <w:szCs w:val="19"/>
+        </w:rPr>
+        <w:t xml:space="preserve"> </w:t>
+      </w:r>
+      <w:proofErr w:type="spellStart"/>
+      <w:r>
+        <w:rPr>
+          <w:rFonts w:ascii="Consolas" w:eastAsia="Consolas" w:hAnsi="Consolas" w:cs="Consolas"/>
+          <w:color w:val="660000"/>
+          <w:sz w:val="19"/>
+          <w:szCs w:val="19"/>
+        </w:rPr>
+        <w:t>lmdb</w:t>
+      </w:r>
+      <w:proofErr w:type="spellEnd"/>
+      <w:r>
+        <w:rPr>
+          <w:rFonts w:ascii="Consolas" w:eastAsia="Consolas" w:hAnsi="Consolas" w:cs="Consolas"/>
+          <w:color w:val="660000"/>
+          <w:sz w:val="19"/>
+          <w:szCs w:val="19"/>
+        </w:rPr>
+        <w:t>-devel</w:t>
+      </w:r>
+      <w:r>
+        <w:rPr>
+          <w:rFonts w:ascii="Consolas" w:eastAsia="Consolas" w:hAnsi="Consolas" w:cs="Consolas"/>
+          <w:color w:val="660000"/>
+          <w:sz w:val="19"/>
+          <w:szCs w:val="19"/>
+        </w:rPr>
+        <w:t xml:space="preserve"> boost-devel</w:t>
+      </w:r>
     </w:p>
     <w:p>
       <w:pPr>
@@ -6941,7 +7038,27 @@
           <w:sz w:val="20"/>
           <w:szCs w:val="20"/>
         </w:rPr>
-        <w:t>, but it too old for our purposes. It is recommended to uninstall the version installed by yum, if present</w:t>
+        <w:t xml:space="preserve">, but it </w:t>
+      </w:r>
+      <w:proofErr w:type="gramStart"/>
+      <w:r>
+        <w:rPr>
+          <w:rFonts w:ascii="Consolas" w:hAnsi="Consolas" w:cs="Consolas"/>
+          <w:color w:val="660000"/>
+          <w:sz w:val="20"/>
+          <w:szCs w:val="20"/>
+        </w:rPr>
+        <w:t>too</w:t>
+      </w:r>
+      <w:proofErr w:type="gramEnd"/>
+      <w:r>
+        <w:rPr>
+          <w:rFonts w:ascii="Consolas" w:hAnsi="Consolas" w:cs="Consolas"/>
+          <w:color w:val="660000"/>
+          <w:sz w:val="20"/>
+          <w:szCs w:val="20"/>
+        </w:rPr>
+        <w:t xml:space="preserve"> old for our purposes. It is recommended to uninstall the version installed by yum, if present</w:t>
       </w:r>
     </w:p>
     <w:p>
@@ -7255,6 +7372,7 @@
         <w:t xml:space="preserve">NOTE: </w:t>
       </w:r>
       <w:proofErr w:type="spellStart"/>
+      <w:proofErr w:type="gramStart"/>
       <w:r>
         <w:rPr>
           <w:rFonts w:ascii="Consolas" w:hAnsi="Consolas" w:cs="Consolas"/>
@@ -7265,6 +7383,7 @@
         <w:t>axl</w:t>
       </w:r>
       <w:proofErr w:type="spellEnd"/>
+      <w:proofErr w:type="gramEnd"/>
       <w:r>
         <w:rPr>
           <w:rFonts w:ascii="Consolas" w:hAnsi="Consolas" w:cs="Consolas"/>
@@ -7319,6 +7438,7 @@
         </w:rPr>
         <w:t xml:space="preserve"> </w:t>
       </w:r>
+      <w:proofErr w:type="gramStart"/>
       <w:r>
         <w:rPr>
           <w:rFonts w:ascii="Consolas" w:hAnsi="Consolas" w:cs="Consolas"/>
@@ -7328,6 +7448,7 @@
         </w:rPr>
         <w:t>was</w:t>
       </w:r>
+      <w:proofErr w:type="gramEnd"/>
       <w:r>
         <w:rPr>
           <w:rFonts w:ascii="Consolas" w:hAnsi="Consolas" w:cs="Consolas"/>
@@ -7547,6 +7668,7 @@
         <w:t xml:space="preserve">Enable </w:t>
       </w:r>
       <w:proofErr w:type="spellStart"/>
+      <w:proofErr w:type="gramStart"/>
       <w:r>
         <w:rPr>
           <w:rFonts w:ascii="Verdana" w:hAnsi="Verdana" w:cs="Verdana"/>
@@ -7557,6 +7679,7 @@
         <w:t>devtools</w:t>
       </w:r>
       <w:proofErr w:type="spellEnd"/>
+      <w:proofErr w:type="gramEnd"/>
       <w:r>
         <w:rPr>
           <w:rFonts w:ascii="Verdana" w:hAnsi="Verdana" w:cs="Verdana"/>
@@ -7832,7 +7955,7 @@
         <w:pStyle w:val="Heading3"/>
       </w:pPr>
       <w:bookmarkStart w:id="18" w:name="_Toc163212255"/>
-      <w:bookmarkStart w:id="19" w:name="_Toc175164295"/>
+      <w:bookmarkStart w:id="19" w:name="_Toc196425234"/>
       <w:bookmarkEnd w:id="18"/>
       <w:r>
         <w:t xml:space="preserve">RHEL 8 / </w:t>
@@ -8567,6 +8690,35 @@
           <w:szCs w:val="20"/>
         </w:rPr>
         <w:t>-devel</w:t>
+      </w:r>
+      <w:r>
+        <w:rPr>
+          <w:rFonts w:ascii="Consolas" w:hAnsi="Consolas" w:cs="Consolas"/>
+          <w:color w:val="660000"/>
+          <w:sz w:val="20"/>
+          <w:szCs w:val="20"/>
+        </w:rPr>
+        <w:t xml:space="preserve"> </w:t>
+      </w:r>
+      <w:proofErr w:type="spellStart"/>
+      <w:r>
+        <w:rPr>
+          <w:rFonts w:ascii="Consolas" w:eastAsia="Consolas" w:hAnsi="Consolas" w:cs="Consolas"/>
+          <w:color w:val="660000"/>
+          <w:sz w:val="19"/>
+          <w:szCs w:val="19"/>
+        </w:rPr>
+        <w:t>lmdb</w:t>
+      </w:r>
+      <w:proofErr w:type="spellEnd"/>
+      <w:r>
+        <w:rPr>
+          <w:rFonts w:ascii="Consolas" w:eastAsia="Consolas" w:hAnsi="Consolas" w:cs="Consolas"/>
+          <w:color w:val="660000"/>
+          <w:sz w:val="19"/>
+          <w:szCs w:val="19"/>
+        </w:rPr>
+        <w:t>-devel boost-devel</w:t>
       </w:r>
     </w:p>
     <w:p>
@@ -9029,6 +9181,7 @@
         <w:t xml:space="preserve">NOTE: </w:t>
       </w:r>
       <w:proofErr w:type="spellStart"/>
+      <w:proofErr w:type="gramStart"/>
       <w:r>
         <w:rPr>
           <w:rFonts w:ascii="Verdana" w:hAnsi="Verdana" w:cs="Consolas"/>
@@ -9039,6 +9192,7 @@
         <w:t>axl</w:t>
       </w:r>
       <w:proofErr w:type="spellEnd"/>
+      <w:proofErr w:type="gramEnd"/>
       <w:r>
         <w:rPr>
           <w:rFonts w:ascii="Verdana" w:hAnsi="Verdana" w:cs="Consolas"/>
@@ -9046,7 +9200,27 @@
           <w:sz w:val="20"/>
           <w:szCs w:val="20"/>
         </w:rPr>
-        <w:t xml:space="preserve"> build steps below are only needed if this dependency was not already installed via the provided RPM in the step above.</w:t>
+        <w:t xml:space="preserve"> build steps below are only needed if this dependency </w:t>
+      </w:r>
+      <w:proofErr w:type="gramStart"/>
+      <w:r>
+        <w:rPr>
+          <w:rFonts w:ascii="Verdana" w:hAnsi="Verdana" w:cs="Consolas"/>
+          <w:color w:val="000000" w:themeColor="text1"/>
+          <w:sz w:val="20"/>
+          <w:szCs w:val="20"/>
+        </w:rPr>
+        <w:t>was</w:t>
+      </w:r>
+      <w:proofErr w:type="gramEnd"/>
+      <w:r>
+        <w:rPr>
+          <w:rFonts w:ascii="Verdana" w:hAnsi="Verdana" w:cs="Consolas"/>
+          <w:color w:val="000000" w:themeColor="text1"/>
+          <w:sz w:val="20"/>
+          <w:szCs w:val="20"/>
+        </w:rPr>
+        <w:t xml:space="preserve"> not already installed via the provided RPM in the step above.</w:t>
       </w:r>
     </w:p>
     <w:p>
@@ -9205,6 +9379,7 @@
         <w:t>/</w:t>
       </w:r>
       <w:proofErr w:type="spellStart"/>
+      <w:proofErr w:type="gramStart"/>
       <w:r>
         <w:rPr>
           <w:rFonts w:ascii="Consolas" w:hAnsi="Consolas" w:cs="Consolas"/>
@@ -9222,7 +9397,17 @@
           <w:sz w:val="20"/>
           <w:szCs w:val="20"/>
         </w:rPr>
-        <w:t xml:space="preserve"> --disable-</w:t>
+        <w:t xml:space="preserve"> --disable</w:t>
+      </w:r>
+      <w:proofErr w:type="gramEnd"/>
+      <w:r>
+        <w:rPr>
+          <w:rFonts w:ascii="Consolas" w:hAnsi="Consolas" w:cs="Consolas"/>
+          <w:color w:val="660000"/>
+          <w:sz w:val="20"/>
+          <w:szCs w:val="20"/>
+        </w:rPr>
+        <w:t>-</w:t>
       </w:r>
       <w:proofErr w:type="spellStart"/>
       <w:r>
@@ -9722,7 +9907,7 @@
       <w:pPr>
         <w:pStyle w:val="Heading3"/>
       </w:pPr>
-      <w:bookmarkStart w:id="20" w:name="_Toc175164296"/>
+      <w:bookmarkStart w:id="20" w:name="_Toc196425235"/>
       <w:r>
         <w:lastRenderedPageBreak/>
         <w:t>RHEL 9</w:t>
@@ -10316,6 +10501,35 @@
           <w:szCs w:val="20"/>
         </w:rPr>
         <w:t>-devel</w:t>
+      </w:r>
+      <w:r>
+        <w:rPr>
+          <w:rFonts w:ascii="Consolas" w:hAnsi="Consolas" w:cs="Consolas"/>
+          <w:color w:val="660000"/>
+          <w:sz w:val="20"/>
+          <w:szCs w:val="20"/>
+        </w:rPr>
+        <w:t xml:space="preserve"> </w:t>
+      </w:r>
+      <w:proofErr w:type="spellStart"/>
+      <w:r>
+        <w:rPr>
+          <w:rFonts w:ascii="Consolas" w:eastAsia="Consolas" w:hAnsi="Consolas" w:cs="Consolas"/>
+          <w:color w:val="660000"/>
+          <w:sz w:val="19"/>
+          <w:szCs w:val="19"/>
+        </w:rPr>
+        <w:t>lmdb</w:t>
+      </w:r>
+      <w:proofErr w:type="spellEnd"/>
+      <w:r>
+        <w:rPr>
+          <w:rFonts w:ascii="Consolas" w:eastAsia="Consolas" w:hAnsi="Consolas" w:cs="Consolas"/>
+          <w:color w:val="660000"/>
+          <w:sz w:val="19"/>
+          <w:szCs w:val="19"/>
+        </w:rPr>
+        <w:t>-devel boost-devel</w:t>
       </w:r>
     </w:p>
     <w:p>
@@ -10778,6 +10992,7 @@
         <w:t xml:space="preserve">NOTE: </w:t>
       </w:r>
       <w:proofErr w:type="spellStart"/>
+      <w:proofErr w:type="gramStart"/>
       <w:r>
         <w:rPr>
           <w:rFonts w:ascii="Verdana" w:hAnsi="Verdana" w:cs="Consolas"/>
@@ -10788,6 +11003,7 @@
         <w:t>axl</w:t>
       </w:r>
       <w:proofErr w:type="spellEnd"/>
+      <w:proofErr w:type="gramEnd"/>
       <w:r>
         <w:rPr>
           <w:rFonts w:ascii="Verdana" w:hAnsi="Verdana" w:cs="Consolas"/>
@@ -10795,7 +11011,27 @@
           <w:sz w:val="20"/>
           <w:szCs w:val="20"/>
         </w:rPr>
-        <w:t xml:space="preserve"> build steps below are only needed if this dependency was not already installed via the provided RPM in the step above.</w:t>
+        <w:t xml:space="preserve"> build steps below are only needed if this dependency </w:t>
+      </w:r>
+      <w:proofErr w:type="gramStart"/>
+      <w:r>
+        <w:rPr>
+          <w:rFonts w:ascii="Verdana" w:hAnsi="Verdana" w:cs="Consolas"/>
+          <w:color w:val="000000" w:themeColor="text1"/>
+          <w:sz w:val="20"/>
+          <w:szCs w:val="20"/>
+        </w:rPr>
+        <w:t>was</w:t>
+      </w:r>
+      <w:proofErr w:type="gramEnd"/>
+      <w:r>
+        <w:rPr>
+          <w:rFonts w:ascii="Verdana" w:hAnsi="Verdana" w:cs="Consolas"/>
+          <w:color w:val="000000" w:themeColor="text1"/>
+          <w:sz w:val="20"/>
+          <w:szCs w:val="20"/>
+        </w:rPr>
+        <w:t xml:space="preserve"> not already installed via the provided RPM in the step above.</w:t>
       </w:r>
     </w:p>
     <w:p>
@@ -10954,6 +11190,7 @@
         <w:t>/</w:t>
       </w:r>
       <w:proofErr w:type="spellStart"/>
+      <w:proofErr w:type="gramStart"/>
       <w:r>
         <w:rPr>
           <w:rFonts w:ascii="Consolas" w:hAnsi="Consolas" w:cs="Consolas"/>
@@ -10971,7 +11208,17 @@
           <w:sz w:val="20"/>
           <w:szCs w:val="20"/>
         </w:rPr>
-        <w:t xml:space="preserve"> --disable-</w:t>
+        <w:t xml:space="preserve"> --disable</w:t>
+      </w:r>
+      <w:proofErr w:type="gramEnd"/>
+      <w:r>
+        <w:rPr>
+          <w:rFonts w:ascii="Consolas" w:hAnsi="Consolas" w:cs="Consolas"/>
+          <w:color w:val="660000"/>
+          <w:sz w:val="20"/>
+          <w:szCs w:val="20"/>
+        </w:rPr>
+        <w:t>-</w:t>
       </w:r>
       <w:proofErr w:type="spellStart"/>
       <w:r>
@@ -11241,7 +11488,7 @@
       <w:pPr>
         <w:pStyle w:val="Heading2"/>
       </w:pPr>
-      <w:bookmarkStart w:id="21" w:name="_Toc175164297"/>
+      <w:bookmarkStart w:id="21" w:name="_Toc196425236"/>
       <w:r>
         <w:t>Build and Install C Publisher</w:t>
       </w:r>
@@ -11554,8 +11801,13 @@
         <w:t>“</w:t>
       </w:r>
       <w:proofErr w:type="spellStart"/>
-      <w:r>
-        <w:t>libjal-</w:t>
+      <w:proofErr w:type="gramStart"/>
+      <w:r>
+        <w:t>libjal</w:t>
+      </w:r>
+      <w:proofErr w:type="gramEnd"/>
+      <w:r>
+        <w:t>-</w:t>
       </w:r>
       <w:proofErr w:type="gramStart"/>
       <w:r>
@@ -11703,6 +11955,15 @@
         </w:rPr>
         <w:t xml:space="preserve">  (</w:t>
       </w:r>
+      <w:r>
+        <w:rPr>
+          <w:rFonts w:ascii="Consolas" w:hAnsi="Consolas" w:cs="Consolas"/>
+          <w:color w:val="660000"/>
+          <w:sz w:val="20"/>
+          <w:szCs w:val="20"/>
+        </w:rPr>
+        <w:t>or,</w:t>
+      </w:r>
       <w:proofErr w:type="gramEnd"/>
       <w:r>
         <w:rPr>
@@ -11711,7 +11972,7 @@
           <w:sz w:val="20"/>
           <w:szCs w:val="20"/>
         </w:rPr>
-        <w:t xml:space="preserve">or, cd </w:t>
+        <w:t xml:space="preserve"> cd </w:t>
       </w:r>
       <w:r>
         <w:rPr>
@@ -11807,8 +12068,13 @@
           <w:numId w:val="5"/>
         </w:numPr>
       </w:pPr>
-      <w:r>
-        <w:t xml:space="preserve">Checkout the v2.x branch of </w:t>
+      <w:proofErr w:type="gramStart"/>
+      <w:r>
+        <w:t>Checkout</w:t>
+      </w:r>
+      <w:proofErr w:type="gramEnd"/>
+      <w:r>
+        <w:t xml:space="preserve"> the v2.x branch of </w:t>
       </w:r>
       <w:proofErr w:type="spellStart"/>
       <w:r>
@@ -11840,7 +12106,27 @@
           <w:sz w:val="20"/>
           <w:szCs w:val="20"/>
         </w:rPr>
-        <w:t>% git checkout -t origin/2.x.x.x</w:t>
+        <w:t>% git checkout -t origin/</w:t>
+      </w:r>
+      <w:proofErr w:type="gramStart"/>
+      <w:r>
+        <w:rPr>
+          <w:rFonts w:ascii="Consolas" w:hAnsi="Consolas" w:cs="Consolas"/>
+          <w:color w:val="660000"/>
+          <w:sz w:val="20"/>
+          <w:szCs w:val="20"/>
+        </w:rPr>
+        <w:t>2.</w:t>
+      </w:r>
+      <w:proofErr w:type="gramEnd"/>
+      <w:r>
+        <w:rPr>
+          <w:rFonts w:ascii="Consolas" w:hAnsi="Consolas" w:cs="Consolas"/>
+          <w:color w:val="660000"/>
+          <w:sz w:val="20"/>
+          <w:szCs w:val="20"/>
+        </w:rPr>
+        <w:t>x.x.x</w:t>
       </w:r>
     </w:p>
     <w:p>
@@ -11852,7 +12138,7 @@
         </w:numPr>
       </w:pPr>
       <w:r>
-        <w:t xml:space="preserve">Clean up and build </w:t>
+        <w:t xml:space="preserve">Clean up </w:t>
       </w:r>
       <w:proofErr w:type="spellStart"/>
       <w:r>
@@ -12261,6 +12547,41 @@
       <w:pPr>
         <w:pStyle w:val="ListParagraph"/>
         <w:numPr>
+          <w:ilvl w:val="0"/>
+          <w:numId w:val="5"/>
+        </w:numPr>
+        <w:rPr>
+          <w:rFonts w:ascii="Consolas" w:hAnsi="Consolas" w:cs="Consolas"/>
+          <w:color w:val="660000"/>
+          <w:sz w:val="20"/>
+          <w:szCs w:val="20"/>
+        </w:rPr>
+      </w:pPr>
+      <w:r>
+        <w:t xml:space="preserve">Build </w:t>
+      </w:r>
+      <w:proofErr w:type="spellStart"/>
+      <w:r>
+        <w:t>jalop</w:t>
+      </w:r>
+      <w:proofErr w:type="spellEnd"/>
+      <w:r>
+        <w:t xml:space="preserve"> and install publisher and subscribers – </w:t>
+      </w:r>
+      <w:r>
+        <w:t>d</w:t>
+      </w:r>
+      <w:r>
+        <w:t>efault LMDB database</w:t>
+      </w:r>
+      <w:r>
+        <w:t xml:space="preserve"> (recommended)</w:t>
+      </w:r>
+    </w:p>
+    <w:p>
+      <w:pPr>
+        <w:pStyle w:val="ListParagraph"/>
+        <w:numPr>
           <w:ilvl w:val="1"/>
           <w:numId w:val="5"/>
         </w:numPr>
@@ -12291,6 +12612,108 @@
         <w:t>scons</w:t>
       </w:r>
       <w:proofErr w:type="spellEnd"/>
+    </w:p>
+    <w:p>
+      <w:pPr>
+        <w:pStyle w:val="ListParagraph"/>
+        <w:numPr>
+          <w:ilvl w:val="1"/>
+          <w:numId w:val="5"/>
+        </w:numPr>
+        <w:rPr>
+          <w:rFonts w:ascii="Consolas" w:hAnsi="Consolas" w:cs="Consolas"/>
+          <w:color w:val="660000"/>
+          <w:sz w:val="20"/>
+          <w:szCs w:val="20"/>
+        </w:rPr>
+      </w:pPr>
+      <w:r>
+        <w:rPr>
+          <w:rFonts w:ascii="Consolas" w:hAnsi="Consolas" w:cs="Consolas"/>
+          <w:color w:val="660000"/>
+          <w:sz w:val="20"/>
+          <w:szCs w:val="20"/>
+        </w:rPr>
+        <w:t xml:space="preserve">% </w:t>
+      </w:r>
+      <w:proofErr w:type="spellStart"/>
+      <w:r>
+        <w:rPr>
+          <w:rFonts w:ascii="Consolas" w:hAnsi="Consolas" w:cs="Consolas"/>
+          <w:color w:val="660000"/>
+          <w:sz w:val="20"/>
+          <w:szCs w:val="20"/>
+        </w:rPr>
+        <w:t>sudo</w:t>
+      </w:r>
+      <w:proofErr w:type="spellEnd"/>
+      <w:r>
+        <w:rPr>
+          <w:rFonts w:ascii="Consolas" w:hAnsi="Consolas" w:cs="Consolas"/>
+          <w:color w:val="660000"/>
+          <w:sz w:val="20"/>
+          <w:szCs w:val="20"/>
+        </w:rPr>
+        <w:t xml:space="preserve"> </w:t>
+      </w:r>
+      <w:r>
+        <w:rPr>
+          <w:rFonts w:ascii="Consolas" w:hAnsi="Consolas" w:cs="Consolas"/>
+          <w:color w:val="660000"/>
+          <w:sz w:val="20"/>
+          <w:szCs w:val="20"/>
+        </w:rPr>
+        <w:t>PKG_CONFIG_PATH=”/</w:t>
+      </w:r>
+      <w:proofErr w:type="spellStart"/>
+      <w:r>
+        <w:rPr>
+          <w:rFonts w:ascii="Consolas" w:hAnsi="Consolas" w:cs="Consolas"/>
+          <w:color w:val="660000"/>
+          <w:sz w:val="20"/>
+          <w:szCs w:val="20"/>
+        </w:rPr>
+        <w:t>usr</w:t>
+      </w:r>
+      <w:proofErr w:type="spellEnd"/>
+      <w:r>
+        <w:rPr>
+          <w:rFonts w:ascii="Consolas" w:hAnsi="Consolas" w:cs="Consolas"/>
+          <w:color w:val="660000"/>
+          <w:sz w:val="20"/>
+          <w:szCs w:val="20"/>
+        </w:rPr>
+        <w:t>/local/lib/</w:t>
+      </w:r>
+      <w:proofErr w:type="spellStart"/>
+      <w:r>
+        <w:rPr>
+          <w:rFonts w:ascii="Consolas" w:hAnsi="Consolas" w:cs="Consolas"/>
+          <w:color w:val="660000"/>
+          <w:sz w:val="20"/>
+          <w:szCs w:val="20"/>
+        </w:rPr>
+        <w:t>pkgconfig</w:t>
+      </w:r>
+      <w:proofErr w:type="spellEnd"/>
+      <w:r>
+        <w:rPr>
+          <w:rFonts w:ascii="Consolas" w:hAnsi="Consolas" w:cs="Consolas"/>
+          <w:color w:val="660000"/>
+          <w:sz w:val="20"/>
+          <w:szCs w:val="20"/>
+        </w:rPr>
+        <w:t xml:space="preserve">” </w:t>
+      </w:r>
+      <w:r>
+        <w:rPr>
+          <w:rFonts w:ascii="Consolas" w:hAnsi="Consolas" w:cs="Consolas"/>
+          <w:color w:val="660000"/>
+          <w:sz w:val="20"/>
+          <w:szCs w:val="20"/>
+        </w:rPr>
+        <w:t>./install_rhel_x86_64.sh</w:t>
+      </w:r>
     </w:p>
     <w:p>
       <w:pPr>
@@ -12299,15 +12722,64 @@
           <w:ilvl w:val="0"/>
           <w:numId w:val="5"/>
         </w:numPr>
-      </w:pPr>
-      <w:r>
-        <w:t xml:space="preserve">Install the publisher </w:t>
-      </w:r>
-      <w:r>
-        <w:t xml:space="preserve">and subscribers </w:t>
-      </w:r>
-      <w:r>
-        <w:t>-</w:t>
+        <w:rPr>
+          <w:rFonts w:ascii="Consolas" w:hAnsi="Consolas" w:cs="Consolas"/>
+          <w:color w:val="660000"/>
+          <w:sz w:val="20"/>
+          <w:szCs w:val="20"/>
+        </w:rPr>
+      </w:pPr>
+      <w:r>
+        <w:t>NOTE: The steps</w:t>
+      </w:r>
+      <w:r>
+        <w:t xml:space="preserve"> below</w:t>
+      </w:r>
+      <w:r>
+        <w:t xml:space="preserve"> do not need to be performed if using the default LMDB </w:t>
+      </w:r>
+      <w:proofErr w:type="gramStart"/>
+      <w:r>
+        <w:t>build</w:t>
+      </w:r>
+      <w:proofErr w:type="gramEnd"/>
+      <w:r>
+        <w:t xml:space="preserve"> above.  This is the legacy JALoP database build.  It is recommended to use LMDB instead.</w:t>
+      </w:r>
+      <w:r>
+        <w:t xml:space="preserve">  </w:t>
+      </w:r>
+    </w:p>
+    <w:p>
+      <w:pPr>
+        <w:pStyle w:val="ListParagraph"/>
+        <w:numPr>
+          <w:ilvl w:val="0"/>
+          <w:numId w:val="5"/>
+        </w:numPr>
+        <w:rPr>
+          <w:rFonts w:ascii="Consolas" w:hAnsi="Consolas" w:cs="Consolas"/>
+          <w:color w:val="660000"/>
+          <w:sz w:val="20"/>
+          <w:szCs w:val="20"/>
+        </w:rPr>
+      </w:pPr>
+      <w:r>
+        <w:t xml:space="preserve">Build </w:t>
+      </w:r>
+      <w:proofErr w:type="spellStart"/>
+      <w:r>
+        <w:t>jalop</w:t>
+      </w:r>
+      <w:proofErr w:type="spellEnd"/>
+      <w:r>
+        <w:t xml:space="preserve"> and install publisher and subscribers – </w:t>
+      </w:r>
+      <w:r>
+        <w:t>Oracle Berkely DB (BDB</w:t>
+      </w:r>
+      <w:r>
+        <w:t>)</w:t>
       </w:r>
     </w:p>
     <w:p>
@@ -12341,6 +12813,61 @@
           <w:sz w:val="20"/>
           <w:szCs w:val="20"/>
         </w:rPr>
+        <w:t>scons</w:t>
+      </w:r>
+      <w:proofErr w:type="spellEnd"/>
+      <w:r>
+        <w:rPr>
+          <w:rFonts w:ascii="Consolas" w:hAnsi="Consolas" w:cs="Consolas"/>
+          <w:color w:val="660000"/>
+          <w:sz w:val="20"/>
+          <w:szCs w:val="20"/>
+        </w:rPr>
+        <w:t xml:space="preserve"> --</w:t>
+      </w:r>
+      <w:proofErr w:type="spellStart"/>
+      <w:r>
+        <w:rPr>
+          <w:rFonts w:ascii="Consolas" w:hAnsi="Consolas" w:cs="Consolas"/>
+          <w:color w:val="660000"/>
+          <w:sz w:val="20"/>
+          <w:szCs w:val="20"/>
+        </w:rPr>
+        <w:t>bdb</w:t>
+      </w:r>
+      <w:proofErr w:type="spellEnd"/>
+    </w:p>
+    <w:p>
+      <w:pPr>
+        <w:pStyle w:val="ListParagraph"/>
+        <w:numPr>
+          <w:ilvl w:val="1"/>
+          <w:numId w:val="5"/>
+        </w:numPr>
+        <w:rPr>
+          <w:rFonts w:ascii="Consolas" w:hAnsi="Consolas" w:cs="Consolas"/>
+          <w:color w:val="660000"/>
+          <w:sz w:val="20"/>
+          <w:szCs w:val="20"/>
+        </w:rPr>
+      </w:pPr>
+      <w:r>
+        <w:rPr>
+          <w:rFonts w:ascii="Consolas" w:hAnsi="Consolas" w:cs="Consolas"/>
+          <w:color w:val="660000"/>
+          <w:sz w:val="20"/>
+          <w:szCs w:val="20"/>
+        </w:rPr>
+        <w:t xml:space="preserve">% </w:t>
+      </w:r>
+      <w:proofErr w:type="spellStart"/>
+      <w:r>
+        <w:rPr>
+          <w:rFonts w:ascii="Consolas" w:hAnsi="Consolas" w:cs="Consolas"/>
+          <w:color w:val="660000"/>
+          <w:sz w:val="20"/>
+          <w:szCs w:val="20"/>
+        </w:rPr>
         <w:t>sudo</w:t>
       </w:r>
       <w:proofErr w:type="spellEnd"/>
@@ -12409,7 +12936,25 @@
           <w:sz w:val="20"/>
           <w:szCs w:val="20"/>
         </w:rPr>
-        <w:t>./install_rhel_x86_64.sh</w:t>
+        <w:t>./install_</w:t>
+      </w:r>
+      <w:r>
+        <w:rPr>
+          <w:rFonts w:ascii="Consolas" w:hAnsi="Consolas" w:cs="Consolas"/>
+          <w:color w:val="660000"/>
+          <w:sz w:val="20"/>
+          <w:szCs w:val="20"/>
+        </w:rPr>
+        <w:t>bdb_</w:t>
+      </w:r>
+      <w:r>
+        <w:rPr>
+          <w:rFonts w:ascii="Consolas" w:hAnsi="Consolas" w:cs="Consolas"/>
+          <w:color w:val="660000"/>
+          <w:sz w:val="20"/>
+          <w:szCs w:val="20"/>
+        </w:rPr>
+        <w:t>rhel_x86_64.sh</w:t>
       </w:r>
     </w:p>
     <w:p>
@@ -12418,7 +12963,7 @@
       </w:pPr>
       <w:bookmarkStart w:id="22" w:name="_Toc163212259"/>
       <w:bookmarkStart w:id="23" w:name="_Toc99717457"/>
-      <w:bookmarkStart w:id="24" w:name="_Toc175164298"/>
+      <w:bookmarkStart w:id="24" w:name="_Toc196425237"/>
       <w:bookmarkEnd w:id="22"/>
       <w:bookmarkEnd w:id="23"/>
       <w:r>
@@ -12794,7 +13339,21 @@
               <w:rPr>
                 <w:rFonts w:ascii="Courier New" w:hAnsi="Courier New" w:cs="Courier New"/>
               </w:rPr>
-              <w:t># UUID used to identify this publisher</w:t>
+              <w:t xml:space="preserve"># Set this config setting to true to enable the use of </w:t>
+            </w:r>
+            <w:proofErr w:type="spellStart"/>
+            <w:r>
+              <w:rPr>
+                <w:rFonts w:ascii="Courier New" w:hAnsi="Courier New" w:cs="Courier New"/>
+              </w:rPr>
+              <w:t>self signed</w:t>
+            </w:r>
+            <w:proofErr w:type="spellEnd"/>
+            <w:r>
+              <w:rPr>
+                <w:rFonts w:ascii="Courier New" w:hAnsi="Courier New" w:cs="Courier New"/>
+              </w:rPr>
+              <w:t xml:space="preserve"> certs for TLS.</w:t>
             </w:r>
           </w:p>
           <w:p>
@@ -12803,26 +13362,55 @@
                 <w:rFonts w:ascii="Courier New" w:hAnsi="Courier New" w:cs="Courier New"/>
               </w:rPr>
             </w:pPr>
+            <w:r>
+              <w:rPr>
+                <w:rFonts w:ascii="Courier New" w:hAnsi="Courier New" w:cs="Courier New"/>
+              </w:rPr>
+              <w:t xml:space="preserve">#WARNING!!! This will disable cert validity checks within </w:t>
+            </w:r>
             <w:proofErr w:type="spellStart"/>
-            <w:r>
-              <w:rPr>
-                <w:rFonts w:ascii="Courier New" w:hAnsi="Courier New" w:cs="Courier New"/>
-              </w:rPr>
-              <w:t>publisher_id</w:t>
+            <w:proofErr w:type="gramStart"/>
+            <w:r>
+              <w:rPr>
+                <w:rFonts w:ascii="Courier New" w:hAnsi="Courier New" w:cs="Courier New"/>
+              </w:rPr>
+              <w:t>libcurl</w:t>
             </w:r>
             <w:proofErr w:type="spellEnd"/>
-            <w:r>
-              <w:rPr>
-                <w:rFonts w:ascii="Courier New" w:hAnsi="Courier New" w:cs="Courier New"/>
-              </w:rPr>
-              <w:t xml:space="preserve"> = "cc0191c2-97e8-4cbf-af13-920d268d68ec</w:t>
+            <w:proofErr w:type="gramEnd"/>
+            <w:r>
+              <w:rPr>
+                <w:rFonts w:ascii="Courier New" w:hAnsi="Courier New" w:cs="Courier New"/>
+              </w:rPr>
+              <w:t xml:space="preserve"> and this should only be used for testing and not on a live production system.</w:t>
+            </w:r>
+          </w:p>
+          <w:p>
+            <w:pPr>
+              <w:rPr>
+                <w:rFonts w:ascii="Courier New" w:hAnsi="Courier New" w:cs="Courier New"/>
+              </w:rPr>
+            </w:pPr>
+            <w:proofErr w:type="spellStart"/>
+            <w:r>
+              <w:rPr>
+                <w:rFonts w:ascii="Courier New" w:hAnsi="Courier New" w:cs="Courier New"/>
+              </w:rPr>
+              <w:t>allow_self_signed_certs</w:t>
+            </w:r>
+            <w:proofErr w:type="spellEnd"/>
+            <w:r>
+              <w:rPr>
+                <w:rFonts w:ascii="Courier New" w:hAnsi="Courier New" w:cs="Courier New"/>
+              </w:rPr>
+              <w:t xml:space="preserve"> = </w:t>
             </w:r>
             <w:proofErr w:type="gramStart"/>
             <w:r>
               <w:rPr>
                 <w:rFonts w:ascii="Courier New" w:hAnsi="Courier New" w:cs="Courier New"/>
               </w:rPr>
-              <w:t>";</w:t>
+              <w:t>false;</w:t>
             </w:r>
             <w:proofErr w:type="gramEnd"/>
           </w:p>
@@ -12843,7 +13431,7 @@
               <w:rPr>
                 <w:rFonts w:ascii="Courier New" w:hAnsi="Courier New" w:cs="Courier New"/>
               </w:rPr>
-              <w:t># time in seconds between checks for new records when none are available</w:t>
+              <w:t># UUID used to identify this publisher</w:t>
             </w:r>
           </w:p>
           <w:p>
@@ -12857,21 +13445,21 @@
               <w:rPr>
                 <w:rFonts w:ascii="Courier New" w:hAnsi="Courier New" w:cs="Courier New"/>
               </w:rPr>
-              <w:t>poll_time</w:t>
+              <w:t>publisher_id</w:t>
             </w:r>
             <w:proofErr w:type="spellEnd"/>
             <w:r>
               <w:rPr>
                 <w:rFonts w:ascii="Courier New" w:hAnsi="Courier New" w:cs="Courier New"/>
               </w:rPr>
-              <w:t xml:space="preserve"> = </w:t>
+              <w:t xml:space="preserve"> = "cc0191c2-97e8-4cbf-af13-920d268d68ec</w:t>
             </w:r>
             <w:proofErr w:type="gramStart"/>
             <w:r>
               <w:rPr>
                 <w:rFonts w:ascii="Courier New" w:hAnsi="Courier New" w:cs="Courier New"/>
               </w:rPr>
-              <w:t>1L;</w:t>
+              <w:t>";</w:t>
             </w:r>
             <w:proofErr w:type="gramEnd"/>
           </w:p>
@@ -12892,7 +13480,7 @@
               <w:rPr>
                 <w:rFonts w:ascii="Courier New" w:hAnsi="Courier New" w:cs="Courier New"/>
               </w:rPr>
-              <w:t># time in seconds between attempts to reconnect to peers where the connection has closed</w:t>
+              <w:t># time in seconds between checks for new records when none are available</w:t>
             </w:r>
           </w:p>
           <w:p>
@@ -12901,67 +13489,26 @@
                 <w:rFonts w:ascii="Courier New" w:hAnsi="Courier New" w:cs="Courier New"/>
               </w:rPr>
             </w:pPr>
-            <w:r>
-              <w:rPr>
-                <w:rFonts w:ascii="Courier New" w:hAnsi="Courier New" w:cs="Courier New"/>
-              </w:rPr>
-              <w:t xml:space="preserve"># </w:t>
+            <w:proofErr w:type="spellStart"/>
+            <w:r>
+              <w:rPr>
+                <w:rFonts w:ascii="Courier New" w:hAnsi="Courier New" w:cs="Courier New"/>
+              </w:rPr>
+              <w:t>poll_time</w:t>
+            </w:r>
+            <w:proofErr w:type="spellEnd"/>
+            <w:r>
+              <w:rPr>
+                <w:rFonts w:ascii="Courier New" w:hAnsi="Courier New" w:cs="Courier New"/>
+              </w:rPr>
+              <w:t xml:space="preserve"> = </w:t>
             </w:r>
             <w:proofErr w:type="gramStart"/>
             <w:r>
               <w:rPr>
                 <w:rFonts w:ascii="Courier New" w:hAnsi="Courier New" w:cs="Courier New"/>
               </w:rPr>
-              <w:t>the</w:t>
-            </w:r>
-            <w:proofErr w:type="gramEnd"/>
-            <w:r>
-              <w:rPr>
-                <w:rFonts w:ascii="Courier New" w:hAnsi="Courier New" w:cs="Courier New"/>
-              </w:rPr>
-              <w:t xml:space="preserve"> special value of -1 can be used to indicated that </w:t>
-            </w:r>
-            <w:proofErr w:type="spellStart"/>
-            <w:r>
-              <w:rPr>
-                <w:rFonts w:ascii="Courier New" w:hAnsi="Courier New" w:cs="Courier New"/>
-              </w:rPr>
-              <w:t>jald</w:t>
-            </w:r>
-            <w:proofErr w:type="spellEnd"/>
-            <w:r>
-              <w:rPr>
-                <w:rFonts w:ascii="Courier New" w:hAnsi="Courier New" w:cs="Courier New"/>
-              </w:rPr>
-              <w:t xml:space="preserve"> should not attempt reconnects</w:t>
-            </w:r>
-          </w:p>
-          <w:p>
-            <w:pPr>
-              <w:rPr>
-                <w:rFonts w:ascii="Courier New" w:hAnsi="Courier New" w:cs="Courier New"/>
-              </w:rPr>
-            </w:pPr>
-            <w:proofErr w:type="spellStart"/>
-            <w:r>
-              <w:rPr>
-                <w:rFonts w:ascii="Courier New" w:hAnsi="Courier New" w:cs="Courier New"/>
-              </w:rPr>
-              <w:t>retry_interval</w:t>
-            </w:r>
-            <w:proofErr w:type="spellEnd"/>
-            <w:r>
-              <w:rPr>
-                <w:rFonts w:ascii="Courier New" w:hAnsi="Courier New" w:cs="Courier New"/>
-              </w:rPr>
-              <w:t xml:space="preserve"> = </w:t>
-            </w:r>
-            <w:proofErr w:type="gramStart"/>
-            <w:r>
-              <w:rPr>
-                <w:rFonts w:ascii="Courier New" w:hAnsi="Courier New" w:cs="Courier New"/>
-              </w:rPr>
-              <w:t>30L;</w:t>
+              <w:t>1L;</w:t>
             </w:r>
             <w:proofErr w:type="gramEnd"/>
           </w:p>
@@ -12982,7 +13529,7 @@
               <w:rPr>
                 <w:rFonts w:ascii="Courier New" w:hAnsi="Courier New" w:cs="Courier New"/>
               </w:rPr>
-              <w:t># Network timeout for each session, in minutes. Upon failure to send or receive</w:t>
+              <w:t># time in seconds between attempts to reconnect to peers where the connection has closed</w:t>
             </w:r>
           </w:p>
           <w:p>
@@ -12995,7 +13542,49 @@
               <w:rPr>
                 <w:rFonts w:ascii="Courier New" w:hAnsi="Courier New" w:cs="Courier New"/>
               </w:rPr>
-              <w:t># data in this time, a network outage is assumed and the session closes.</w:t>
+              <w:t xml:space="preserve"># </w:t>
+            </w:r>
+            <w:proofErr w:type="gramStart"/>
+            <w:r>
+              <w:rPr>
+                <w:rFonts w:ascii="Courier New" w:hAnsi="Courier New" w:cs="Courier New"/>
+              </w:rPr>
+              <w:t>the</w:t>
+            </w:r>
+            <w:proofErr w:type="gramEnd"/>
+            <w:r>
+              <w:rPr>
+                <w:rFonts w:ascii="Courier New" w:hAnsi="Courier New" w:cs="Courier New"/>
+              </w:rPr>
+              <w:t xml:space="preserve"> special value of -1 can be used to </w:t>
+            </w:r>
+            <w:proofErr w:type="gramStart"/>
+            <w:r>
+              <w:rPr>
+                <w:rFonts w:ascii="Courier New" w:hAnsi="Courier New" w:cs="Courier New"/>
+              </w:rPr>
+              <w:t>indicated</w:t>
+            </w:r>
+            <w:proofErr w:type="gramEnd"/>
+            <w:r>
+              <w:rPr>
+                <w:rFonts w:ascii="Courier New" w:hAnsi="Courier New" w:cs="Courier New"/>
+              </w:rPr>
+              <w:t xml:space="preserve"> that </w:t>
+            </w:r>
+            <w:proofErr w:type="spellStart"/>
+            <w:r>
+              <w:rPr>
+                <w:rFonts w:ascii="Courier New" w:hAnsi="Courier New" w:cs="Courier New"/>
+              </w:rPr>
+              <w:t>jald</w:t>
+            </w:r>
+            <w:proofErr w:type="spellEnd"/>
+            <w:r>
+              <w:rPr>
+                <w:rFonts w:ascii="Courier New" w:hAnsi="Courier New" w:cs="Courier New"/>
+              </w:rPr>
+              <w:t xml:space="preserve"> should not attempt reconnects</w:t>
             </w:r>
           </w:p>
           <w:p>
@@ -13004,25 +13593,12 @@
                 <w:rFonts w:ascii="Courier New" w:hAnsi="Courier New" w:cs="Courier New"/>
               </w:rPr>
             </w:pPr>
-            <w:r>
-              <w:rPr>
-                <w:rFonts w:ascii="Courier New" w:hAnsi="Courier New" w:cs="Courier New"/>
-              </w:rPr>
-              <w:t># The special value of 0 implies not network timeout is enforced.</w:t>
-            </w:r>
-          </w:p>
-          <w:p>
-            <w:pPr>
-              <w:rPr>
-                <w:rFonts w:ascii="Courier New" w:hAnsi="Courier New" w:cs="Courier New"/>
-              </w:rPr>
-            </w:pPr>
             <w:proofErr w:type="spellStart"/>
             <w:r>
               <w:rPr>
                 <w:rFonts w:ascii="Courier New" w:hAnsi="Courier New" w:cs="Courier New"/>
               </w:rPr>
-              <w:t>network_timeout</w:t>
+              <w:t>retry_interval</w:t>
             </w:r>
             <w:proofErr w:type="spellEnd"/>
             <w:r>
@@ -13036,7 +13612,7 @@
               <w:rPr>
                 <w:rFonts w:ascii="Courier New" w:hAnsi="Courier New" w:cs="Courier New"/>
               </w:rPr>
-              <w:t>60L;</w:t>
+              <w:t>30L;</w:t>
             </w:r>
             <w:proofErr w:type="gramEnd"/>
           </w:p>
@@ -13057,7 +13633,7 @@
               <w:rPr>
                 <w:rFonts w:ascii="Courier New" w:hAnsi="Courier New" w:cs="Courier New"/>
               </w:rPr>
-              <w:t># path to the root of the database (optional)</w:t>
+              <w:t># Network timeout for each session, in minutes. Upon failure to send or receive</w:t>
             </w:r>
           </w:p>
           <w:p>
@@ -13066,12 +13642,52 @@
                 <w:rFonts w:ascii="Courier New" w:hAnsi="Courier New" w:cs="Courier New"/>
               </w:rPr>
             </w:pPr>
+            <w:r>
+              <w:rPr>
+                <w:rFonts w:ascii="Courier New" w:hAnsi="Courier New" w:cs="Courier New"/>
+              </w:rPr>
+              <w:t># data in this time, a network outage is assumed and the session closes.</w:t>
+            </w:r>
+          </w:p>
+          <w:p>
+            <w:pPr>
+              <w:rPr>
+                <w:rFonts w:ascii="Courier New" w:hAnsi="Courier New" w:cs="Courier New"/>
+              </w:rPr>
+            </w:pPr>
+            <w:r>
+              <w:rPr>
+                <w:rFonts w:ascii="Courier New" w:hAnsi="Courier New" w:cs="Courier New"/>
+              </w:rPr>
+              <w:t xml:space="preserve"># The special value of 0 implies </w:t>
+            </w:r>
+            <w:proofErr w:type="gramStart"/>
+            <w:r>
+              <w:rPr>
+                <w:rFonts w:ascii="Courier New" w:hAnsi="Courier New" w:cs="Courier New"/>
+              </w:rPr>
+              <w:t>not</w:t>
+            </w:r>
+            <w:proofErr w:type="gramEnd"/>
+            <w:r>
+              <w:rPr>
+                <w:rFonts w:ascii="Courier New" w:hAnsi="Courier New" w:cs="Courier New"/>
+              </w:rPr>
+              <w:t xml:space="preserve"> network timeout is enforced.</w:t>
+            </w:r>
+          </w:p>
+          <w:p>
+            <w:pPr>
+              <w:rPr>
+                <w:rFonts w:ascii="Courier New" w:hAnsi="Courier New" w:cs="Courier New"/>
+              </w:rPr>
+            </w:pPr>
             <w:proofErr w:type="spellStart"/>
             <w:r>
               <w:rPr>
                 <w:rFonts w:ascii="Courier New" w:hAnsi="Courier New" w:cs="Courier New"/>
               </w:rPr>
-              <w:t>db_root</w:t>
+              <w:t>network_timeout</w:t>
             </w:r>
             <w:proofErr w:type="spellEnd"/>
             <w:r>
@@ -13085,23 +13701,9 @@
               <w:rPr>
                 <w:rFonts w:ascii="Courier New" w:hAnsi="Courier New" w:cs="Courier New"/>
               </w:rPr>
-              <w:t>"./</w:t>
-            </w:r>
-            <w:proofErr w:type="spellStart"/>
+              <w:t>60L;</w:t>
+            </w:r>
             <w:proofErr w:type="gramEnd"/>
-            <w:r>
-              <w:rPr>
-                <w:rFonts w:ascii="Courier New" w:hAnsi="Courier New" w:cs="Courier New"/>
-              </w:rPr>
-              <w:t>testdb</w:t>
-            </w:r>
-            <w:proofErr w:type="spellEnd"/>
-            <w:r>
-              <w:rPr>
-                <w:rFonts w:ascii="Courier New" w:hAnsi="Courier New" w:cs="Courier New"/>
-              </w:rPr>
-              <w:t>";</w:t>
-            </w:r>
           </w:p>
           <w:p>
             <w:pPr>
@@ -13120,7 +13722,7 @@
               <w:rPr>
                 <w:rFonts w:ascii="Courier New" w:hAnsi="Courier New" w:cs="Courier New"/>
               </w:rPr>
-              <w:t># path to a directory containing the JALoP schemas (optional)</w:t>
+              <w:t># path to the root of the database (optional)</w:t>
             </w:r>
           </w:p>
           <w:p>
@@ -13134,7 +13736,7 @@
               <w:rPr>
                 <w:rFonts w:ascii="Courier New" w:hAnsi="Courier New" w:cs="Courier New"/>
               </w:rPr>
-              <w:t>schemas_root</w:t>
+              <w:t>db_root</w:t>
             </w:r>
             <w:proofErr w:type="spellEnd"/>
             <w:r>
@@ -13150,13 +13752,23 @@
               </w:rPr>
               <w:t>"./</w:t>
             </w:r>
+            <w:proofErr w:type="spellStart"/>
             <w:proofErr w:type="gramEnd"/>
             <w:r>
               <w:rPr>
                 <w:rFonts w:ascii="Courier New" w:hAnsi="Courier New" w:cs="Courier New"/>
               </w:rPr>
-              <w:t>schemas/";</w:t>
-            </w:r>
+              <w:t>testdb</w:t>
+            </w:r>
+            <w:proofErr w:type="spellEnd"/>
+            <w:proofErr w:type="gramStart"/>
+            <w:r>
+              <w:rPr>
+                <w:rFonts w:ascii="Courier New" w:hAnsi="Courier New" w:cs="Courier New"/>
+              </w:rPr>
+              <w:t>";</w:t>
+            </w:r>
+            <w:proofErr w:type="gramEnd"/>
           </w:p>
           <w:p>
             <w:pPr>
@@ -13175,35 +13787,7 @@
               <w:rPr>
                 <w:rFonts w:ascii="Courier New" w:hAnsi="Courier New" w:cs="Courier New"/>
               </w:rPr>
-              <w:t xml:space="preserve"># file storing PID of </w:t>
-            </w:r>
-            <w:proofErr w:type="spellStart"/>
-            <w:r>
-              <w:rPr>
-                <w:rFonts w:ascii="Courier New" w:hAnsi="Courier New" w:cs="Courier New"/>
-              </w:rPr>
-              <w:t>jald</w:t>
-            </w:r>
-            <w:proofErr w:type="spellEnd"/>
-            <w:r>
-              <w:rPr>
-                <w:rFonts w:ascii="Courier New" w:hAnsi="Courier New" w:cs="Courier New"/>
-              </w:rPr>
-              <w:t xml:space="preserve"> when </w:t>
-            </w:r>
-            <w:proofErr w:type="spellStart"/>
-            <w:r>
-              <w:rPr>
-                <w:rFonts w:ascii="Courier New" w:hAnsi="Courier New" w:cs="Courier New"/>
-              </w:rPr>
-              <w:t>daemonized</w:t>
-            </w:r>
-            <w:proofErr w:type="spellEnd"/>
-            <w:r>
-              <w:rPr>
-                <w:rFonts w:ascii="Courier New" w:hAnsi="Courier New" w:cs="Courier New"/>
-              </w:rPr>
-              <w:t>.</w:t>
+              <w:t># path to a directory containing the JALoP schemas (optional)</w:t>
             </w:r>
           </w:p>
           <w:p>
@@ -13212,25 +13796,33 @@
                 <w:rFonts w:ascii="Courier New" w:hAnsi="Courier New" w:cs="Courier New"/>
               </w:rPr>
             </w:pPr>
-            <w:r>
-              <w:rPr>
-                <w:rFonts w:ascii="Courier New" w:hAnsi="Courier New" w:cs="Courier New"/>
-              </w:rPr>
-              <w:t>#pid_file = "/var/log/</w:t>
-            </w:r>
             <w:proofErr w:type="spellStart"/>
             <w:r>
               <w:rPr>
                 <w:rFonts w:ascii="Courier New" w:hAnsi="Courier New" w:cs="Courier New"/>
               </w:rPr>
-              <w:t>jalop</w:t>
+              <w:t>schemas_root</w:t>
             </w:r>
             <w:proofErr w:type="spellEnd"/>
             <w:r>
               <w:rPr>
                 <w:rFonts w:ascii="Courier New" w:hAnsi="Courier New" w:cs="Courier New"/>
               </w:rPr>
-              <w:t>/jald-pid.txt</w:t>
+              <w:t xml:space="preserve"> = </w:t>
+            </w:r>
+            <w:proofErr w:type="gramStart"/>
+            <w:r>
+              <w:rPr>
+                <w:rFonts w:ascii="Courier New" w:hAnsi="Courier New" w:cs="Courier New"/>
+              </w:rPr>
+              <w:t>"./</w:t>
+            </w:r>
+            <w:proofErr w:type="gramEnd"/>
+            <w:r>
+              <w:rPr>
+                <w:rFonts w:ascii="Courier New" w:hAnsi="Courier New" w:cs="Courier New"/>
+              </w:rPr>
+              <w:t>schemas/</w:t>
             </w:r>
             <w:proofErr w:type="gramStart"/>
             <w:r>
@@ -13258,7 +13850,7 @@
               <w:rPr>
                 <w:rFonts w:ascii="Courier New" w:hAnsi="Courier New" w:cs="Courier New"/>
               </w:rPr>
-              <w:t xml:space="preserve"># Log directory of </w:t>
+              <w:t xml:space="preserve"># file storing PID of </w:t>
             </w:r>
             <w:proofErr w:type="spellStart"/>
             <w:r>
@@ -13295,34 +13887,34 @@
                 <w:rFonts w:ascii="Courier New" w:hAnsi="Courier New" w:cs="Courier New"/>
               </w:rPr>
             </w:pPr>
+            <w:r>
+              <w:rPr>
+                <w:rFonts w:ascii="Courier New" w:hAnsi="Courier New" w:cs="Courier New"/>
+              </w:rPr>
+              <w:t>#pid_file = "/var/log/</w:t>
+            </w:r>
             <w:proofErr w:type="spellStart"/>
             <w:r>
               <w:rPr>
                 <w:rFonts w:ascii="Courier New" w:hAnsi="Courier New" w:cs="Courier New"/>
               </w:rPr>
-              <w:t>log_dir</w:t>
+              <w:t>jalop</w:t>
             </w:r>
             <w:proofErr w:type="spellEnd"/>
             <w:r>
               <w:rPr>
                 <w:rFonts w:ascii="Courier New" w:hAnsi="Courier New" w:cs="Courier New"/>
               </w:rPr>
-              <w:t xml:space="preserve"> = </w:t>
+              <w:t>/jald-pid.txt</w:t>
             </w:r>
             <w:proofErr w:type="gramStart"/>
             <w:r>
               <w:rPr>
                 <w:rFonts w:ascii="Courier New" w:hAnsi="Courier New" w:cs="Courier New"/>
               </w:rPr>
-              <w:t>"./</w:t>
+              <w:t>";</w:t>
             </w:r>
             <w:proofErr w:type="gramEnd"/>
-            <w:r>
-              <w:rPr>
-                <w:rFonts w:ascii="Courier New" w:hAnsi="Courier New" w:cs="Courier New"/>
-              </w:rPr>
-              <w:t>";</w:t>
-            </w:r>
           </w:p>
           <w:p>
             <w:pPr>
@@ -13341,7 +13933,35 @@
               <w:rPr>
                 <w:rFonts w:ascii="Courier New" w:hAnsi="Courier New" w:cs="Courier New"/>
               </w:rPr>
-              <w:t xml:space="preserve"># A list of supported digest algorithms. These algorithms should be ordered by preference </w:t>
+              <w:t xml:space="preserve"># Log directory of </w:t>
+            </w:r>
+            <w:proofErr w:type="spellStart"/>
+            <w:r>
+              <w:rPr>
+                <w:rFonts w:ascii="Courier New" w:hAnsi="Courier New" w:cs="Courier New"/>
+              </w:rPr>
+              <w:t>jald</w:t>
+            </w:r>
+            <w:proofErr w:type="spellEnd"/>
+            <w:r>
+              <w:rPr>
+                <w:rFonts w:ascii="Courier New" w:hAnsi="Courier New" w:cs="Courier New"/>
+              </w:rPr>
+              <w:t xml:space="preserve"> when </w:t>
+            </w:r>
+            <w:proofErr w:type="spellStart"/>
+            <w:r>
+              <w:rPr>
+                <w:rFonts w:ascii="Courier New" w:hAnsi="Courier New" w:cs="Courier New"/>
+              </w:rPr>
+              <w:t>daemonized</w:t>
+            </w:r>
+            <w:proofErr w:type="spellEnd"/>
+            <w:r>
+              <w:rPr>
+                <w:rFonts w:ascii="Courier New" w:hAnsi="Courier New" w:cs="Courier New"/>
+              </w:rPr>
+              <w:t>.</w:t>
             </w:r>
           </w:p>
           <w:p>
@@ -13350,52 +13970,26 @@
                 <w:rFonts w:ascii="Courier New" w:hAnsi="Courier New" w:cs="Courier New"/>
               </w:rPr>
             </w:pPr>
-            <w:r>
-              <w:rPr>
-                <w:rFonts w:ascii="Courier New" w:hAnsi="Courier New" w:cs="Courier New"/>
-              </w:rPr>
-              <w:t># in a single double-quoted string with a space separating the algorithms.</w:t>
-            </w:r>
-          </w:p>
-          <w:p>
-            <w:pPr>
-              <w:rPr>
-                <w:rFonts w:ascii="Courier New" w:hAnsi="Courier New" w:cs="Courier New"/>
-              </w:rPr>
-            </w:pPr>
-            <w:r>
-              <w:rPr>
-                <w:rFonts w:ascii="Courier New" w:hAnsi="Courier New" w:cs="Courier New"/>
-              </w:rPr>
-              <w:t># Valid values are "sha256", "sha384", and "sha512"</w:t>
-            </w:r>
-          </w:p>
-          <w:p>
-            <w:pPr>
-              <w:rPr>
-                <w:rFonts w:ascii="Courier New" w:hAnsi="Courier New" w:cs="Courier New"/>
-              </w:rPr>
-            </w:pPr>
             <w:proofErr w:type="spellStart"/>
             <w:r>
               <w:rPr>
                 <w:rFonts w:ascii="Courier New" w:hAnsi="Courier New" w:cs="Courier New"/>
               </w:rPr>
-              <w:t>digest_algorithms</w:t>
+              <w:t>log_dir</w:t>
             </w:r>
             <w:proofErr w:type="spellEnd"/>
             <w:r>
               <w:rPr>
                 <w:rFonts w:ascii="Courier New" w:hAnsi="Courier New" w:cs="Courier New"/>
               </w:rPr>
-              <w:t xml:space="preserve"> = "sha256</w:t>
+              <w:t xml:space="preserve"> = </w:t>
             </w:r>
             <w:proofErr w:type="gramStart"/>
             <w:r>
               <w:rPr>
                 <w:rFonts w:ascii="Courier New" w:hAnsi="Courier New" w:cs="Courier New"/>
               </w:rPr>
-              <w:t>";</w:t>
+              <w:t>"./";</w:t>
             </w:r>
             <w:proofErr w:type="gramEnd"/>
           </w:p>
@@ -13416,7 +14010,7 @@
               <w:rPr>
                 <w:rFonts w:ascii="Courier New" w:hAnsi="Courier New" w:cs="Courier New"/>
               </w:rPr>
-              <w:t># List of subscriber configurations.</w:t>
+              <w:t xml:space="preserve"># A list of supported digest algorithms. These algorithms should be ordered by preference </w:t>
             </w:r>
           </w:p>
           <w:p>
@@ -13429,14 +14023,48 @@
               <w:rPr>
                 <w:rFonts w:ascii="Courier New" w:hAnsi="Courier New" w:cs="Courier New"/>
               </w:rPr>
-              <w:t xml:space="preserve">peers = </w:t>
+              <w:t># in a single double-quoted string with a space separating the algorithms.</w:t>
+            </w:r>
+          </w:p>
+          <w:p>
+            <w:pPr>
+              <w:rPr>
+                <w:rFonts w:ascii="Courier New" w:hAnsi="Courier New" w:cs="Courier New"/>
+              </w:rPr>
+            </w:pPr>
+            <w:r>
+              <w:rPr>
+                <w:rFonts w:ascii="Courier New" w:hAnsi="Courier New" w:cs="Courier New"/>
+              </w:rPr>
+              <w:t># Valid values are "sha256", "sha384", and "sha512"</w:t>
+            </w:r>
+          </w:p>
+          <w:p>
+            <w:pPr>
+              <w:rPr>
+                <w:rFonts w:ascii="Courier New" w:hAnsi="Courier New" w:cs="Courier New"/>
+              </w:rPr>
+            </w:pPr>
+            <w:proofErr w:type="spellStart"/>
+            <w:r>
+              <w:rPr>
+                <w:rFonts w:ascii="Courier New" w:hAnsi="Courier New" w:cs="Courier New"/>
+              </w:rPr>
+              <w:t>digest_algorithms</w:t>
+            </w:r>
+            <w:proofErr w:type="spellEnd"/>
+            <w:r>
+              <w:rPr>
+                <w:rFonts w:ascii="Courier New" w:hAnsi="Courier New" w:cs="Courier New"/>
+              </w:rPr>
+              <w:t xml:space="preserve"> = "sha256</w:t>
             </w:r>
             <w:proofErr w:type="gramStart"/>
             <w:r>
               <w:rPr>
                 <w:rFonts w:ascii="Courier New" w:hAnsi="Courier New" w:cs="Courier New"/>
               </w:rPr>
-              <w:t>( {</w:t>
+              <w:t>";</w:t>
             </w:r>
             <w:proofErr w:type="gramEnd"/>
           </w:p>
@@ -13446,27 +14074,6 @@
                 <w:rFonts w:ascii="Courier New" w:hAnsi="Courier New" w:cs="Courier New"/>
               </w:rPr>
             </w:pPr>
-            <w:r>
-              <w:rPr>
-                <w:rFonts w:ascii="Courier New" w:hAnsi="Courier New" w:cs="Courier New"/>
-              </w:rPr>
-              <w:tab/>
-              <w:t xml:space="preserve"># </w:t>
-            </w:r>
-            <w:proofErr w:type="gramStart"/>
-            <w:r>
-              <w:rPr>
-                <w:rFonts w:ascii="Courier New" w:hAnsi="Courier New" w:cs="Courier New"/>
-              </w:rPr>
-              <w:t>the</w:t>
-            </w:r>
-            <w:proofErr w:type="gramEnd"/>
-            <w:r>
-              <w:rPr>
-                <w:rFonts w:ascii="Courier New" w:hAnsi="Courier New" w:cs="Courier New"/>
-              </w:rPr>
-              <w:t xml:space="preserve"> hostname or IP address of the subscriber</w:t>
-            </w:r>
           </w:p>
           <w:p>
             <w:pPr>
@@ -13478,15 +14085,505 @@
               <w:rPr>
                 <w:rFonts w:ascii="Courier New" w:hAnsi="Courier New" w:cs="Courier New"/>
               </w:rPr>
-              <w:tab/>
-              <w:t>host = "192.168.137.130</w:t>
+              <w:t xml:space="preserve">#Valid settings for the </w:t>
+            </w:r>
+            <w:proofErr w:type="spellStart"/>
+            <w:r>
+              <w:rPr>
+                <w:rFonts w:ascii="Courier New" w:hAnsi="Courier New" w:cs="Courier New"/>
+              </w:rPr>
+              <w:t>database_option</w:t>
+            </w:r>
+            <w:proofErr w:type="spellEnd"/>
+            <w:r>
+              <w:rPr>
+                <w:rFonts w:ascii="Courier New" w:hAnsi="Courier New" w:cs="Courier New"/>
+              </w:rPr>
+              <w:t xml:space="preserve"> config setting are the following:</w:t>
+            </w:r>
+          </w:p>
+          <w:p>
+            <w:pPr>
+              <w:rPr>
+                <w:rFonts w:ascii="Courier New" w:hAnsi="Courier New" w:cs="Courier New"/>
+              </w:rPr>
+            </w:pPr>
+            <w:r>
+              <w:rPr>
+                <w:rFonts w:ascii="Courier New" w:hAnsi="Courier New" w:cs="Courier New"/>
+              </w:rPr>
+              <w:t xml:space="preserve">#JDB_NONE – No LMDB </w:t>
+            </w:r>
+            <w:proofErr w:type="spellStart"/>
+            <w:r>
+              <w:rPr>
+                <w:rFonts w:ascii="Courier New" w:hAnsi="Courier New" w:cs="Courier New"/>
+              </w:rPr>
+              <w:t>db</w:t>
+            </w:r>
+            <w:proofErr w:type="spellEnd"/>
+            <w:r>
+              <w:rPr>
+                <w:rFonts w:ascii="Courier New" w:hAnsi="Courier New" w:cs="Courier New"/>
+              </w:rPr>
+              <w:t xml:space="preserve"> flags are set.</w:t>
+            </w:r>
+          </w:p>
+          <w:p>
+            <w:pPr>
+              <w:rPr>
+                <w:rFonts w:ascii="Courier New" w:hAnsi="Courier New" w:cs="Courier New"/>
+              </w:rPr>
+            </w:pPr>
+            <w:r>
+              <w:rPr>
+                <w:rFonts w:ascii="Courier New" w:hAnsi="Courier New" w:cs="Courier New"/>
+              </w:rPr>
+              <w:lastRenderedPageBreak/>
+              <w:t xml:space="preserve">#   This is the slowest, but most reliable setting to prevent data loss or </w:t>
+            </w:r>
+            <w:proofErr w:type="spellStart"/>
+            <w:r>
+              <w:rPr>
+                <w:rFonts w:ascii="Courier New" w:hAnsi="Courier New" w:cs="Courier New"/>
+              </w:rPr>
+              <w:t>db</w:t>
+            </w:r>
+            <w:proofErr w:type="spellEnd"/>
+            <w:r>
+              <w:rPr>
+                <w:rFonts w:ascii="Courier New" w:hAnsi="Courier New" w:cs="Courier New"/>
+              </w:rPr>
+              <w:t xml:space="preserve"> corruption</w:t>
+            </w:r>
+          </w:p>
+          <w:p>
+            <w:pPr>
+              <w:rPr>
+                <w:rFonts w:ascii="Courier New" w:hAnsi="Courier New" w:cs="Courier New"/>
+              </w:rPr>
+            </w:pPr>
+            <w:r>
+              <w:rPr>
+                <w:rFonts w:ascii="Courier New" w:hAnsi="Courier New" w:cs="Courier New"/>
+              </w:rPr>
+              <w:t>#JDB_LMDB_PERFORMANCE_LEVEL1 – Sets MDB_NOMETASYNC</w:t>
+            </w:r>
+          </w:p>
+          <w:p>
+            <w:pPr>
+              <w:rPr>
+                <w:rFonts w:ascii="Courier New" w:hAnsi="Courier New" w:cs="Courier New"/>
+              </w:rPr>
+            </w:pPr>
+            <w:r>
+              <w:rPr>
+                <w:rFonts w:ascii="Courier New" w:hAnsi="Courier New" w:cs="Courier New"/>
+              </w:rPr>
+              <w:t xml:space="preserve">#   Faster than JDB_NONE.  </w:t>
             </w:r>
             <w:proofErr w:type="gramStart"/>
             <w:r>
               <w:rPr>
                 <w:rFonts w:ascii="Courier New" w:hAnsi="Courier New" w:cs="Courier New"/>
               </w:rPr>
-              <w:t>";</w:t>
+              <w:t>No</w:t>
+            </w:r>
+            <w:proofErr w:type="gramEnd"/>
+            <w:r>
+              <w:rPr>
+                <w:rFonts w:ascii="Courier New" w:hAnsi="Courier New" w:cs="Courier New"/>
+              </w:rPr>
+              <w:t xml:space="preserve"> risk of </w:t>
+            </w:r>
+            <w:proofErr w:type="spellStart"/>
+            <w:r>
+              <w:rPr>
+                <w:rFonts w:ascii="Courier New" w:hAnsi="Courier New" w:cs="Courier New"/>
+              </w:rPr>
+              <w:t>db</w:t>
+            </w:r>
+            <w:proofErr w:type="spellEnd"/>
+            <w:r>
+              <w:rPr>
+                <w:rFonts w:ascii="Courier New" w:hAnsi="Courier New" w:cs="Courier New"/>
+              </w:rPr>
+              <w:t xml:space="preserve"> corruption, </w:t>
+            </w:r>
+            <w:proofErr w:type="gramStart"/>
+            <w:r>
+              <w:rPr>
+                <w:rFonts w:ascii="Courier New" w:hAnsi="Courier New" w:cs="Courier New"/>
+              </w:rPr>
+              <w:t>but</w:t>
+            </w:r>
+            <w:proofErr w:type="gramEnd"/>
+            <w:r>
+              <w:rPr>
+                <w:rFonts w:ascii="Courier New" w:hAnsi="Courier New" w:cs="Courier New"/>
+              </w:rPr>
+              <w:t xml:space="preserve"> could lose </w:t>
+            </w:r>
+            <w:proofErr w:type="gramStart"/>
+            <w:r>
+              <w:rPr>
+                <w:rFonts w:ascii="Courier New" w:hAnsi="Courier New" w:cs="Courier New"/>
+              </w:rPr>
+              <w:t>last</w:t>
+            </w:r>
+            <w:proofErr w:type="gramEnd"/>
+            <w:r>
+              <w:rPr>
+                <w:rFonts w:ascii="Courier New" w:hAnsi="Courier New" w:cs="Courier New"/>
+              </w:rPr>
+              <w:t xml:space="preserve"> transaction</w:t>
+            </w:r>
+          </w:p>
+          <w:p>
+            <w:pPr>
+              <w:rPr>
+                <w:rFonts w:ascii="Courier New" w:hAnsi="Courier New" w:cs="Courier New"/>
+              </w:rPr>
+            </w:pPr>
+            <w:r>
+              <w:rPr>
+                <w:rFonts w:ascii="Courier New" w:hAnsi="Courier New" w:cs="Courier New"/>
+              </w:rPr>
+              <w:t>#JDB_LMDB_PERFORMANCE_LEVEL2 – Sets MDB_NOMETASYNC | MDB_NOSYNC</w:t>
+            </w:r>
+          </w:p>
+          <w:p>
+            <w:pPr>
+              <w:rPr>
+                <w:rFonts w:ascii="Courier New" w:hAnsi="Courier New" w:cs="Courier New"/>
+              </w:rPr>
+            </w:pPr>
+            <w:r>
+              <w:rPr>
+                <w:rFonts w:ascii="Courier New" w:hAnsi="Courier New" w:cs="Courier New"/>
+              </w:rPr>
+              <w:t>#   This is the recommended setting and is much faster than JDB_LMDB_PERFORMANCE_LEVEL1.</w:t>
+            </w:r>
+          </w:p>
+          <w:p>
+            <w:pPr>
+              <w:rPr>
+                <w:rFonts w:ascii="Courier New" w:hAnsi="Courier New" w:cs="Courier New"/>
+              </w:rPr>
+            </w:pPr>
+            <w:r>
+              <w:rPr>
+                <w:rFonts w:ascii="Courier New" w:hAnsi="Courier New" w:cs="Courier New"/>
+              </w:rPr>
+              <w:t xml:space="preserve">#No risk of </w:t>
+            </w:r>
+            <w:proofErr w:type="spellStart"/>
+            <w:r>
+              <w:rPr>
+                <w:rFonts w:ascii="Courier New" w:hAnsi="Courier New" w:cs="Courier New"/>
+              </w:rPr>
+              <w:t>db</w:t>
+            </w:r>
+            <w:proofErr w:type="spellEnd"/>
+            <w:r>
+              <w:rPr>
+                <w:rFonts w:ascii="Courier New" w:hAnsi="Courier New" w:cs="Courier New"/>
+              </w:rPr>
+              <w:t xml:space="preserve"> corruption if filesystem preserves write order otherwise</w:t>
+            </w:r>
+            <w:r>
+              <w:rPr>
+                <w:rFonts w:ascii="Courier New" w:hAnsi="Courier New" w:cs="Courier New"/>
+              </w:rPr>
+              <w:t xml:space="preserve"> </w:t>
+            </w:r>
+            <w:proofErr w:type="spellStart"/>
+            <w:r>
+              <w:rPr>
+                <w:rFonts w:ascii="Courier New" w:hAnsi="Courier New" w:cs="Courier New"/>
+              </w:rPr>
+              <w:t>db</w:t>
+            </w:r>
+            <w:proofErr w:type="spellEnd"/>
+            <w:r>
+              <w:rPr>
+                <w:rFonts w:ascii="Courier New" w:hAnsi="Courier New" w:cs="Courier New"/>
+              </w:rPr>
+              <w:t xml:space="preserve"> corruption is possible.  </w:t>
+            </w:r>
+            <w:proofErr w:type="gramStart"/>
+            <w:r>
+              <w:rPr>
+                <w:rFonts w:ascii="Courier New" w:hAnsi="Courier New" w:cs="Courier New"/>
+              </w:rPr>
+              <w:t>Also</w:t>
+            </w:r>
+            <w:proofErr w:type="gramEnd"/>
+            <w:r>
+              <w:rPr>
+                <w:rFonts w:ascii="Courier New" w:hAnsi="Courier New" w:cs="Courier New"/>
+              </w:rPr>
+              <w:t xml:space="preserve"> could lose </w:t>
+            </w:r>
+            <w:proofErr w:type="gramStart"/>
+            <w:r>
+              <w:rPr>
+                <w:rFonts w:ascii="Courier New" w:hAnsi="Courier New" w:cs="Courier New"/>
+              </w:rPr>
+              <w:t>last</w:t>
+            </w:r>
+            <w:proofErr w:type="gramEnd"/>
+            <w:r>
+              <w:rPr>
+                <w:rFonts w:ascii="Courier New" w:hAnsi="Courier New" w:cs="Courier New"/>
+              </w:rPr>
+              <w:t xml:space="preserve"> transaction.</w:t>
+            </w:r>
+          </w:p>
+          <w:p>
+            <w:pPr>
+              <w:rPr>
+                <w:rFonts w:ascii="Courier New" w:hAnsi="Courier New" w:cs="Courier New"/>
+              </w:rPr>
+            </w:pPr>
+            <w:r>
+              <w:rPr>
+                <w:rFonts w:ascii="Courier New" w:hAnsi="Courier New" w:cs="Courier New"/>
+              </w:rPr>
+              <w:t>#JDB_LMDB_PERFORMANCE_LEVEL3 – Sets MDB_NOMETASYNC | MDB_NOSYNC | MDB_WRITEMAP | MDB_MAPASYNC</w:t>
+            </w:r>
+          </w:p>
+          <w:p>
+            <w:pPr>
+              <w:rPr>
+                <w:rFonts w:ascii="Courier New" w:hAnsi="Courier New" w:cs="Courier New"/>
+              </w:rPr>
+            </w:pPr>
+            <w:r>
+              <w:rPr>
+                <w:rFonts w:ascii="Courier New" w:hAnsi="Courier New" w:cs="Courier New"/>
+              </w:rPr>
+              <w:t>#   WARNING!!! This setting is faster than JDB_LMDB_PERFORMANCE_LEVEL2</w:t>
+            </w:r>
+          </w:p>
+          <w:p>
+            <w:pPr>
+              <w:rPr>
+                <w:rFonts w:ascii="Courier New" w:hAnsi="Courier New" w:cs="Courier New"/>
+              </w:rPr>
+            </w:pPr>
+            <w:r>
+              <w:rPr>
+                <w:rFonts w:ascii="Courier New" w:hAnsi="Courier New" w:cs="Courier New"/>
+              </w:rPr>
+              <w:t xml:space="preserve">#   </w:t>
+            </w:r>
+            <w:proofErr w:type="gramStart"/>
+            <w:r>
+              <w:rPr>
+                <w:rFonts w:ascii="Courier New" w:hAnsi="Courier New" w:cs="Courier New"/>
+              </w:rPr>
+              <w:t>However</w:t>
+            </w:r>
+            <w:proofErr w:type="gramEnd"/>
+            <w:r>
+              <w:rPr>
+                <w:rFonts w:ascii="Courier New" w:hAnsi="Courier New" w:cs="Courier New"/>
+              </w:rPr>
+              <w:t xml:space="preserve"> there is a very high risk of </w:t>
+            </w:r>
+            <w:proofErr w:type="spellStart"/>
+            <w:r>
+              <w:rPr>
+                <w:rFonts w:ascii="Courier New" w:hAnsi="Courier New" w:cs="Courier New"/>
+              </w:rPr>
+              <w:t>db</w:t>
+            </w:r>
+            <w:proofErr w:type="spellEnd"/>
+            <w:r>
+              <w:rPr>
+                <w:rFonts w:ascii="Courier New" w:hAnsi="Courier New" w:cs="Courier New"/>
+              </w:rPr>
+              <w:t xml:space="preserve"> corruption and data loss in case of a crash or power outage.  </w:t>
+            </w:r>
+            <w:proofErr w:type="gramStart"/>
+            <w:r>
+              <w:rPr>
+                <w:rFonts w:ascii="Courier New" w:hAnsi="Courier New" w:cs="Courier New"/>
+              </w:rPr>
+              <w:t>Also</w:t>
+            </w:r>
+            <w:proofErr w:type="gramEnd"/>
+            <w:r>
+              <w:rPr>
+                <w:rFonts w:ascii="Courier New" w:hAnsi="Courier New" w:cs="Courier New"/>
+              </w:rPr>
+              <w:t xml:space="preserve"> if this setting is used, all other JAL processes</w:t>
+            </w:r>
+          </w:p>
+          <w:p>
+            <w:pPr>
+              <w:rPr>
+                <w:rFonts w:ascii="Courier New" w:hAnsi="Courier New" w:cs="Courier New"/>
+              </w:rPr>
+            </w:pPr>
+            <w:r>
+              <w:rPr>
+                <w:rFonts w:ascii="Courier New" w:hAnsi="Courier New" w:cs="Courier New"/>
+              </w:rPr>
+              <w:t>#</w:t>
+            </w:r>
+            <w:r>
+              <w:rPr>
+                <w:rFonts w:ascii="Courier New" w:hAnsi="Courier New" w:cs="Courier New"/>
+              </w:rPr>
+              <w:t xml:space="preserve">   must use this exact same setting.  </w:t>
+            </w:r>
+            <w:proofErr w:type="gramStart"/>
+            <w:r>
+              <w:rPr>
+                <w:rFonts w:ascii="Courier New" w:hAnsi="Courier New" w:cs="Courier New"/>
+              </w:rPr>
+              <w:t>Overall</w:t>
+            </w:r>
+            <w:proofErr w:type="gramEnd"/>
+            <w:r>
+              <w:rPr>
+                <w:rFonts w:ascii="Courier New" w:hAnsi="Courier New" w:cs="Courier New"/>
+              </w:rPr>
+              <w:t xml:space="preserve"> this setting is not recommended to be used if the risk of </w:t>
+            </w:r>
+            <w:proofErr w:type="spellStart"/>
+            <w:r>
+              <w:rPr>
+                <w:rFonts w:ascii="Courier New" w:hAnsi="Courier New" w:cs="Courier New"/>
+              </w:rPr>
+              <w:t>db</w:t>
+            </w:r>
+            <w:proofErr w:type="spellEnd"/>
+            <w:r>
+              <w:rPr>
+                <w:rFonts w:ascii="Courier New" w:hAnsi="Courier New" w:cs="Courier New"/>
+              </w:rPr>
+              <w:t xml:space="preserve"> corruption is not acceptable.</w:t>
+            </w:r>
+          </w:p>
+          <w:p>
+            <w:pPr>
+              <w:rPr>
+                <w:rFonts w:ascii="Courier New" w:hAnsi="Courier New" w:cs="Courier New"/>
+              </w:rPr>
+            </w:pPr>
+          </w:p>
+          <w:p>
+            <w:pPr>
+              <w:rPr>
+                <w:rFonts w:ascii="Courier New" w:hAnsi="Courier New" w:cs="Courier New"/>
+              </w:rPr>
+            </w:pPr>
+            <w:r>
+              <w:rPr>
+                <w:rFonts w:ascii="Courier New" w:hAnsi="Courier New" w:cs="Courier New"/>
+              </w:rPr>
+              <w:t>#LMDB only, this setting is ignored in BDB builds.  This is optional and will default to JDB_NONE if not present.</w:t>
+            </w:r>
+          </w:p>
+          <w:p>
+            <w:pPr>
+              <w:rPr>
+                <w:rFonts w:ascii="Courier New" w:hAnsi="Courier New" w:cs="Courier New"/>
+              </w:rPr>
+            </w:pPr>
+            <w:proofErr w:type="spellStart"/>
+            <w:r>
+              <w:rPr>
+                <w:rFonts w:ascii="Courier New" w:hAnsi="Courier New" w:cs="Courier New"/>
+              </w:rPr>
+              <w:t>d</w:t>
+            </w:r>
+            <w:r>
+              <w:rPr>
+                <w:rFonts w:ascii="Courier New" w:hAnsi="Courier New" w:cs="Courier New"/>
+              </w:rPr>
+              <w:t>atabase_option</w:t>
+            </w:r>
+            <w:proofErr w:type="spellEnd"/>
+            <w:r>
+              <w:rPr>
+                <w:rFonts w:ascii="Courier New" w:hAnsi="Courier New" w:cs="Courier New"/>
+              </w:rPr>
+              <w:t xml:space="preserve"> = </w:t>
+            </w:r>
+            <w:r>
+              <w:rPr>
+                <w:rFonts w:ascii="Courier New" w:hAnsi="Courier New" w:cs="Courier New"/>
+              </w:rPr>
+              <w:t>"</w:t>
+            </w:r>
+            <w:r>
+              <w:rPr>
+                <w:rFonts w:ascii="Courier New" w:hAnsi="Courier New" w:cs="Courier New"/>
+              </w:rPr>
+              <w:t>JDB</w:t>
+            </w:r>
+            <w:r>
+              <w:rPr>
+                <w:rFonts w:ascii="Courier New" w:hAnsi="Courier New" w:cs="Courier New"/>
+              </w:rPr>
+              <w:t>_LMDB_PERFORMANCE_LEVEL2</w:t>
+            </w:r>
+            <w:r>
+              <w:rPr>
+                <w:rFonts w:ascii="Courier New" w:hAnsi="Courier New" w:cs="Courier New"/>
+              </w:rPr>
+              <w:t>"</w:t>
+            </w:r>
+          </w:p>
+          <w:p>
+            <w:pPr>
+              <w:rPr>
+                <w:rFonts w:ascii="Courier New" w:hAnsi="Courier New" w:cs="Courier New"/>
+              </w:rPr>
+            </w:pPr>
+          </w:p>
+          <w:p>
+            <w:pPr>
+              <w:rPr>
+                <w:rFonts w:ascii="Courier New" w:hAnsi="Courier New" w:cs="Courier New"/>
+              </w:rPr>
+            </w:pPr>
+          </w:p>
+          <w:p>
+            <w:pPr>
+              <w:rPr>
+                <w:rFonts w:ascii="Courier New" w:hAnsi="Courier New" w:cs="Courier New"/>
+              </w:rPr>
+            </w:pPr>
+            <w:r>
+              <w:rPr>
+                <w:rFonts w:ascii="Courier New" w:hAnsi="Courier New" w:cs="Courier New"/>
+              </w:rPr>
+              <w:t># List of subscriber configurations.</w:t>
+            </w:r>
+          </w:p>
+          <w:p>
+            <w:pPr>
+              <w:rPr>
+                <w:rFonts w:ascii="Courier New" w:hAnsi="Courier New" w:cs="Courier New"/>
+              </w:rPr>
+            </w:pPr>
+            <w:r>
+              <w:rPr>
+                <w:rFonts w:ascii="Courier New" w:hAnsi="Courier New" w:cs="Courier New"/>
+              </w:rPr>
+              <w:t xml:space="preserve">peers = </w:t>
+            </w:r>
+            <w:proofErr w:type="gramStart"/>
+            <w:r>
+              <w:rPr>
+                <w:rFonts w:ascii="Courier New" w:hAnsi="Courier New" w:cs="Courier New"/>
+              </w:rPr>
+              <w:t>( {</w:t>
             </w:r>
             <w:proofErr w:type="gramEnd"/>
           </w:p>
@@ -13515,7 +14612,7 @@
               <w:rPr>
                 <w:rFonts w:ascii="Courier New" w:hAnsi="Courier New" w:cs="Courier New"/>
               </w:rPr>
-              <w:t xml:space="preserve"> port to connect to</w:t>
+              <w:t xml:space="preserve"> hostname or IP address of the subscriber</w:t>
             </w:r>
           </w:p>
           <w:p>
@@ -13529,14 +14626,14 @@
                 <w:rFonts w:ascii="Courier New" w:hAnsi="Courier New" w:cs="Courier New"/>
               </w:rPr>
               <w:tab/>
-              <w:t xml:space="preserve">port = </w:t>
+              <w:t>host = "192.168.137.130</w:t>
             </w:r>
             <w:proofErr w:type="gramStart"/>
             <w:r>
               <w:rPr>
                 <w:rFonts w:ascii="Courier New" w:hAnsi="Courier New" w:cs="Courier New"/>
               </w:rPr>
-              <w:t>8444L;</w:t>
+              <w:t>";</w:t>
             </w:r>
             <w:proofErr w:type="gramEnd"/>
           </w:p>
@@ -13565,7 +14662,7 @@
               <w:rPr>
                 <w:rFonts w:ascii="Courier New" w:hAnsi="Courier New" w:cs="Courier New"/>
               </w:rPr>
-              <w:t xml:space="preserve"> mode of JALoP operation</w:t>
+              <w:t xml:space="preserve"> port to connect to</w:t>
             </w:r>
           </w:p>
           <w:p>
@@ -13579,42 +14676,14 @@
                 <w:rFonts w:ascii="Courier New" w:hAnsi="Courier New" w:cs="Courier New"/>
               </w:rPr>
               <w:tab/>
-              <w:t># To run JALoP in Archive mode, use "archive" or "archival"</w:t>
-            </w:r>
-          </w:p>
-          <w:p>
-            <w:pPr>
-              <w:rPr>
-                <w:rFonts w:ascii="Courier New" w:hAnsi="Courier New" w:cs="Courier New"/>
-              </w:rPr>
-            </w:pPr>
-            <w:r>
-              <w:rPr>
-                <w:rFonts w:ascii="Courier New" w:hAnsi="Courier New" w:cs="Courier New"/>
-              </w:rPr>
-              <w:tab/>
-              <w:t># To run JALoP in Live mode, use "live"</w:t>
-            </w:r>
-          </w:p>
-          <w:p>
-            <w:pPr>
-              <w:rPr>
-                <w:rFonts w:ascii="Courier New" w:hAnsi="Courier New" w:cs="Courier New"/>
-              </w:rPr>
-            </w:pPr>
-            <w:r>
-              <w:rPr>
-                <w:rFonts w:ascii="Courier New" w:hAnsi="Courier New" w:cs="Courier New"/>
-              </w:rPr>
-              <w:tab/>
-              <w:t>mode = "archive</w:t>
+              <w:t xml:space="preserve">port = </w:t>
             </w:r>
             <w:proofErr w:type="gramStart"/>
             <w:r>
               <w:rPr>
                 <w:rFonts w:ascii="Courier New" w:hAnsi="Courier New" w:cs="Courier New"/>
               </w:rPr>
-              <w:t>";</w:t>
+              <w:t>8444L;</w:t>
             </w:r>
             <w:proofErr w:type="gramEnd"/>
           </w:p>
@@ -13629,7 +14698,21 @@
                 <w:rFonts w:ascii="Courier New" w:hAnsi="Courier New" w:cs="Courier New"/>
               </w:rPr>
               <w:tab/>
-              <w:t># array of digest challenge configuration settings ordered by descending priority</w:t>
+              <w:t xml:space="preserve"># </w:t>
+            </w:r>
+            <w:proofErr w:type="gramStart"/>
+            <w:r>
+              <w:rPr>
+                <w:rFonts w:ascii="Courier New" w:hAnsi="Courier New" w:cs="Courier New"/>
+              </w:rPr>
+              <w:t>the</w:t>
+            </w:r>
+            <w:proofErr w:type="gramEnd"/>
+            <w:r>
+              <w:rPr>
+                <w:rFonts w:ascii="Courier New" w:hAnsi="Courier New" w:cs="Courier New"/>
+              </w:rPr>
+              <w:t xml:space="preserve"> mode of JALoP operation</w:t>
             </w:r>
           </w:p>
           <w:p>
@@ -13643,7 +14726,7 @@
                 <w:rFonts w:ascii="Courier New" w:hAnsi="Courier New" w:cs="Courier New"/>
               </w:rPr>
               <w:tab/>
-              <w:t># Valid values are "on" and "off"</w:t>
+              <w:t># To run JALoP in Archive mode, use "archive" or "archival"</w:t>
             </w:r>
           </w:p>
           <w:p>
@@ -13657,27 +14740,28 @@
                 <w:rFonts w:ascii="Courier New" w:hAnsi="Courier New" w:cs="Courier New"/>
               </w:rPr>
               <w:tab/>
-            </w:r>
-            <w:proofErr w:type="spellStart"/>
-            <w:r>
-              <w:rPr>
-                <w:rFonts w:ascii="Courier New" w:hAnsi="Courier New" w:cs="Courier New"/>
-              </w:rPr>
-              <w:t>digest_challenge</w:t>
-            </w:r>
-            <w:proofErr w:type="spellEnd"/>
-            <w:r>
-              <w:rPr>
-                <w:rFonts w:ascii="Courier New" w:hAnsi="Courier New" w:cs="Courier New"/>
-              </w:rPr>
-              <w:t xml:space="preserve"> = ["on"</w:t>
+              <w:t># To run JALoP in Live mode, use "live"</w:t>
+            </w:r>
+          </w:p>
+          <w:p>
+            <w:pPr>
+              <w:rPr>
+                <w:rFonts w:ascii="Courier New" w:hAnsi="Courier New" w:cs="Courier New"/>
+              </w:rPr>
+            </w:pPr>
+            <w:r>
+              <w:rPr>
+                <w:rFonts w:ascii="Courier New" w:hAnsi="Courier New" w:cs="Courier New"/>
+              </w:rPr>
+              <w:tab/>
+              <w:t>mode = "archive</w:t>
             </w:r>
             <w:proofErr w:type="gramStart"/>
             <w:r>
               <w:rPr>
                 <w:rFonts w:ascii="Courier New" w:hAnsi="Courier New" w:cs="Courier New"/>
               </w:rPr>
-              <w:t>];</w:t>
+              <w:t>";</w:t>
             </w:r>
             <w:proofErr w:type="gramEnd"/>
           </w:p>
@@ -13692,7 +14776,7 @@
                 <w:rFonts w:ascii="Courier New" w:hAnsi="Courier New" w:cs="Courier New"/>
               </w:rPr>
               <w:tab/>
-              <w:t># array of record types to be sent to the subscriber</w:t>
+              <w:t># array of digest challenge configuration settings ordered by descending priority</w:t>
             </w:r>
           </w:p>
           <w:p>
@@ -13706,7 +14790,7 @@
                 <w:rFonts w:ascii="Courier New" w:hAnsi="Courier New" w:cs="Courier New"/>
               </w:rPr>
               <w:tab/>
-              <w:t># Valid values are "audit", "log", and "journal"</w:t>
+              <w:t># Valid values are "on" and "off"</w:t>
             </w:r>
           </w:p>
           <w:p>
@@ -13726,14 +14810,14 @@
               <w:rPr>
                 <w:rFonts w:ascii="Courier New" w:hAnsi="Courier New" w:cs="Courier New"/>
               </w:rPr>
-              <w:t>record_types</w:t>
+              <w:t>digest_challenge</w:t>
             </w:r>
             <w:proofErr w:type="spellEnd"/>
             <w:r>
               <w:rPr>
                 <w:rFonts w:ascii="Courier New" w:hAnsi="Courier New" w:cs="Courier New"/>
               </w:rPr>
-              <w:t xml:space="preserve"> = ["audit", "log", "journal"</w:t>
+              <w:t xml:space="preserve"> = ["on"</w:t>
             </w:r>
             <w:proofErr w:type="gramStart"/>
             <w:r>
@@ -13754,9 +14838,8 @@
               <w:rPr>
                 <w:rFonts w:ascii="Courier New" w:hAnsi="Courier New" w:cs="Courier New"/>
               </w:rPr>
-              <w:lastRenderedPageBreak/>
               <w:tab/>
-              <w:t># directory containing the CA certificate(s) to use for TLS negotiation</w:t>
+              <w:t># array of record types to be sent to the subscriber</w:t>
             </w:r>
           </w:p>
           <w:p>
@@ -13770,49 +14853,7 @@
                 <w:rFonts w:ascii="Courier New" w:hAnsi="Courier New" w:cs="Courier New"/>
               </w:rPr>
               <w:tab/>
-              <w:t xml:space="preserve">#cert_dir = </w:t>
-            </w:r>
-            <w:proofErr w:type="gramStart"/>
-            <w:r>
-              <w:rPr>
-                <w:rFonts w:ascii="Courier New" w:hAnsi="Courier New" w:cs="Courier New"/>
-              </w:rPr>
-              <w:t>"./</w:t>
-            </w:r>
-            <w:proofErr w:type="gramEnd"/>
-            <w:r>
-              <w:rPr>
-                <w:rFonts w:ascii="Courier New" w:hAnsi="Courier New" w:cs="Courier New"/>
-              </w:rPr>
-              <w:t>test-input/</w:t>
-            </w:r>
-            <w:proofErr w:type="spellStart"/>
-            <w:r>
-              <w:rPr>
-                <w:rFonts w:ascii="Courier New" w:hAnsi="Courier New" w:cs="Courier New"/>
-              </w:rPr>
-              <w:t>TLS_CA_Signed</w:t>
-            </w:r>
-            <w:proofErr w:type="spellEnd"/>
-            <w:r>
-              <w:rPr>
-                <w:rFonts w:ascii="Courier New" w:hAnsi="Courier New" w:cs="Courier New"/>
-              </w:rPr>
-              <w:t>/client/</w:t>
-            </w:r>
-            <w:proofErr w:type="spellStart"/>
-            <w:r>
-              <w:rPr>
-                <w:rFonts w:ascii="Courier New" w:hAnsi="Courier New" w:cs="Courier New"/>
-              </w:rPr>
-              <w:t>trust_store_dir</w:t>
-            </w:r>
-            <w:proofErr w:type="spellEnd"/>
-            <w:r>
-              <w:rPr>
-                <w:rFonts w:ascii="Courier New" w:hAnsi="Courier New" w:cs="Courier New"/>
-              </w:rPr>
-              <w:t>";</w:t>
+              <w:t># Valid values are "audit", "log", and "journal"</w:t>
             </w:r>
           </w:p>
           <w:p>
@@ -13832,6 +14873,113 @@
               <w:rPr>
                 <w:rFonts w:ascii="Courier New" w:hAnsi="Courier New" w:cs="Courier New"/>
               </w:rPr>
+              <w:t>record_types</w:t>
+            </w:r>
+            <w:proofErr w:type="spellEnd"/>
+            <w:r>
+              <w:rPr>
+                <w:rFonts w:ascii="Courier New" w:hAnsi="Courier New" w:cs="Courier New"/>
+              </w:rPr>
+              <w:t xml:space="preserve"> = ["audit", "log", "journal"</w:t>
+            </w:r>
+            <w:proofErr w:type="gramStart"/>
+            <w:r>
+              <w:rPr>
+                <w:rFonts w:ascii="Courier New" w:hAnsi="Courier New" w:cs="Courier New"/>
+              </w:rPr>
+              <w:t>];</w:t>
+            </w:r>
+            <w:proofErr w:type="gramEnd"/>
+          </w:p>
+          <w:p>
+            <w:pPr>
+              <w:rPr>
+                <w:rFonts w:ascii="Courier New" w:hAnsi="Courier New" w:cs="Courier New"/>
+              </w:rPr>
+            </w:pPr>
+            <w:r>
+              <w:rPr>
+                <w:rFonts w:ascii="Courier New" w:hAnsi="Courier New" w:cs="Courier New"/>
+              </w:rPr>
+              <w:tab/>
+              <w:t># directory containing the CA certificate(s) to use for TLS negotiation</w:t>
+            </w:r>
+          </w:p>
+          <w:p>
+            <w:pPr>
+              <w:rPr>
+                <w:rFonts w:ascii="Courier New" w:hAnsi="Courier New" w:cs="Courier New"/>
+              </w:rPr>
+            </w:pPr>
+            <w:r>
+              <w:rPr>
+                <w:rFonts w:ascii="Courier New" w:hAnsi="Courier New" w:cs="Courier New"/>
+              </w:rPr>
+              <w:tab/>
+              <w:t xml:space="preserve">#cert_dir = </w:t>
+            </w:r>
+            <w:proofErr w:type="gramStart"/>
+            <w:r>
+              <w:rPr>
+                <w:rFonts w:ascii="Courier New" w:hAnsi="Courier New" w:cs="Courier New"/>
+              </w:rPr>
+              <w:t>"./</w:t>
+            </w:r>
+            <w:proofErr w:type="gramEnd"/>
+            <w:r>
+              <w:rPr>
+                <w:rFonts w:ascii="Courier New" w:hAnsi="Courier New" w:cs="Courier New"/>
+              </w:rPr>
+              <w:t>test-input/</w:t>
+            </w:r>
+            <w:proofErr w:type="spellStart"/>
+            <w:r>
+              <w:rPr>
+                <w:rFonts w:ascii="Courier New" w:hAnsi="Courier New" w:cs="Courier New"/>
+              </w:rPr>
+              <w:t>TLS_CA_Signed</w:t>
+            </w:r>
+            <w:proofErr w:type="spellEnd"/>
+            <w:r>
+              <w:rPr>
+                <w:rFonts w:ascii="Courier New" w:hAnsi="Courier New" w:cs="Courier New"/>
+              </w:rPr>
+              <w:t>/client/</w:t>
+            </w:r>
+            <w:proofErr w:type="spellStart"/>
+            <w:r>
+              <w:rPr>
+                <w:rFonts w:ascii="Courier New" w:hAnsi="Courier New" w:cs="Courier New"/>
+              </w:rPr>
+              <w:t>trust_store_dir</w:t>
+            </w:r>
+            <w:proofErr w:type="spellEnd"/>
+            <w:proofErr w:type="gramStart"/>
+            <w:r>
+              <w:rPr>
+                <w:rFonts w:ascii="Courier New" w:hAnsi="Courier New" w:cs="Courier New"/>
+              </w:rPr>
+              <w:t>";</w:t>
+            </w:r>
+            <w:proofErr w:type="gramEnd"/>
+          </w:p>
+          <w:p>
+            <w:pPr>
+              <w:rPr>
+                <w:rFonts w:ascii="Courier New" w:hAnsi="Courier New" w:cs="Courier New"/>
+              </w:rPr>
+            </w:pPr>
+            <w:r>
+              <w:rPr>
+                <w:rFonts w:ascii="Courier New" w:hAnsi="Courier New" w:cs="Courier New"/>
+              </w:rPr>
+              <w:tab/>
+            </w:r>
+            <w:proofErr w:type="spellStart"/>
+            <w:r>
+              <w:rPr>
+                <w:rFonts w:ascii="Courier New" w:hAnsi="Courier New" w:cs="Courier New"/>
+              </w:rPr>
               <w:t>cert_dir</w:t>
             </w:r>
             <w:proofErr w:type="spellEnd"/>
@@ -13863,12 +15011,14 @@
               <w:t>TLS_Self_Signed</w:t>
             </w:r>
             <w:proofErr w:type="spellEnd"/>
+            <w:proofErr w:type="gramStart"/>
             <w:r>
               <w:rPr>
                 <w:rFonts w:ascii="Courier New" w:hAnsi="Courier New" w:cs="Courier New"/>
               </w:rPr>
               <w:t>";</w:t>
             </w:r>
+            <w:proofErr w:type="gramEnd"/>
           </w:p>
           <w:p>
             <w:pPr>
@@ -13901,6 +15051,7 @@
               <w:rPr>
                 <w:rFonts w:ascii="Courier New" w:hAnsi="Courier New" w:cs="Courier New"/>
               </w:rPr>
+              <w:lastRenderedPageBreak/>
               <w:t># seccomp will restrict the process to the defined system calls.</w:t>
             </w:r>
           </w:p>
@@ -14141,6 +15292,11 @@
             </w:r>
           </w:p>
           <w:p>
+            <w:pPr>
+              <w:rPr>
+                <w:rFonts w:ascii="Courier New" w:hAnsi="Courier New" w:cs="Courier New"/>
+              </w:rPr>
+            </w:pPr>
             <w:proofErr w:type="spellStart"/>
             <w:r>
               <w:rPr>
@@ -14154,6 +15310,131 @@
                 <w:rFonts w:ascii="Courier New" w:hAnsi="Courier New" w:cs="Courier New"/>
               </w:rPr>
               <w:t xml:space="preserve"> = ["flock","setsockopt","getpid","clone","connect","exit","exit_group","fcntl","fdatasync","ftruncate","futex","getdents","getpeername","getsockname","getsockopt","gettid","madvise","nanosleep","openat","poll","pread64","pwrite64","recvfrom","rename","rt_sigreturn","sched_yield","sendto","socket"]</w:t>
+            </w:r>
+          </w:p>
+          <w:p>
+            <w:pPr>
+              <w:rPr>
+                <w:rFonts w:ascii="Courier New" w:hAnsi="Courier New" w:cs="Courier New"/>
+              </w:rPr>
+            </w:pPr>
+          </w:p>
+          <w:p>
+            <w:pPr>
+              <w:rPr>
+                <w:rFonts w:ascii="Courier New" w:hAnsi="Courier New" w:cs="Courier New"/>
+              </w:rPr>
+            </w:pPr>
+            <w:r>
+              <w:rPr>
+                <w:rFonts w:ascii="Courier New" w:hAnsi="Courier New" w:cs="Courier New"/>
+              </w:rPr>
+              <w:t># On certain networks you may have a disruption with a connection between server and client.</w:t>
+            </w:r>
+          </w:p>
+          <w:p>
+            <w:pPr>
+              <w:rPr>
+                <w:rFonts w:ascii="Courier New" w:hAnsi="Courier New" w:cs="Courier New"/>
+              </w:rPr>
+            </w:pPr>
+            <w:r>
+              <w:rPr>
+                <w:rFonts w:ascii="Courier New" w:hAnsi="Courier New" w:cs="Courier New"/>
+              </w:rPr>
+              <w:t># You can configure the maximum retries before giving up and doing a full reconnection.</w:t>
+            </w:r>
+          </w:p>
+          <w:p>
+            <w:pPr>
+              <w:rPr>
+                <w:rFonts w:ascii="Courier New" w:hAnsi="Courier New" w:cs="Courier New"/>
+              </w:rPr>
+            </w:pPr>
+            <w:r>
+              <w:rPr>
+                <w:rFonts w:ascii="Courier New" w:hAnsi="Courier New" w:cs="Courier New"/>
+              </w:rPr>
+              <w:t xml:space="preserve"># </w:t>
+            </w:r>
+            <w:proofErr w:type="gramStart"/>
+            <w:r>
+              <w:rPr>
+                <w:rFonts w:ascii="Courier New" w:hAnsi="Courier New" w:cs="Courier New"/>
+              </w:rPr>
+              <w:t>a</w:t>
+            </w:r>
+            <w:proofErr w:type="gramEnd"/>
+            <w:r>
+              <w:rPr>
+                <w:rFonts w:ascii="Courier New" w:hAnsi="Courier New" w:cs="Courier New"/>
+              </w:rPr>
+              <w:t xml:space="preserve"> value of 0 would be no retries.  The delay between </w:t>
+            </w:r>
+            <w:proofErr w:type="gramStart"/>
+            <w:r>
+              <w:rPr>
+                <w:rFonts w:ascii="Courier New" w:hAnsi="Courier New" w:cs="Courier New"/>
+              </w:rPr>
+              <w:t>retries</w:t>
+            </w:r>
+            <w:proofErr w:type="gramEnd"/>
+            <w:r>
+              <w:rPr>
+                <w:rFonts w:ascii="Courier New" w:hAnsi="Courier New" w:cs="Courier New"/>
+              </w:rPr>
+              <w:t xml:space="preserve"> is in micro-seconds.  1 million = 1 second.</w:t>
+            </w:r>
+          </w:p>
+          <w:p>
+            <w:pPr>
+              <w:rPr>
+                <w:rFonts w:ascii="Courier New" w:hAnsi="Courier New" w:cs="Courier New"/>
+              </w:rPr>
+            </w:pPr>
+            <w:proofErr w:type="spellStart"/>
+            <w:r>
+              <w:rPr>
+                <w:rFonts w:ascii="Courier New" w:hAnsi="Courier New" w:cs="Courier New"/>
+              </w:rPr>
+              <w:t>http_client_retry_count</w:t>
+            </w:r>
+            <w:proofErr w:type="spellEnd"/>
+            <w:r>
+              <w:rPr>
+                <w:rFonts w:ascii="Courier New" w:hAnsi="Courier New" w:cs="Courier New"/>
+              </w:rPr>
+              <w:t xml:space="preserve"> = </w:t>
+            </w:r>
+            <w:proofErr w:type="gramStart"/>
+            <w:r>
+              <w:rPr>
+                <w:rFonts w:ascii="Courier New" w:hAnsi="Courier New" w:cs="Courier New"/>
+              </w:rPr>
+              <w:t>50;</w:t>
+            </w:r>
+            <w:proofErr w:type="gramEnd"/>
+          </w:p>
+          <w:p>
+            <w:proofErr w:type="spellStart"/>
+            <w:r>
+              <w:rPr>
+                <w:rFonts w:ascii="Courier New" w:hAnsi="Courier New" w:cs="Courier New"/>
+              </w:rPr>
+              <w:t>http_client</w:t>
+            </w:r>
+            <w:r>
+              <w:rPr>
+                <w:rFonts w:ascii="Courier New" w:hAnsi="Courier New" w:cs="Courier New"/>
+              </w:rPr>
+              <w:t>_retry_delay</w:t>
+            </w:r>
+            <w:proofErr w:type="spellEnd"/>
+            <w:r>
+              <w:rPr>
+                <w:rFonts w:ascii="Courier New" w:hAnsi="Courier New" w:cs="Courier New"/>
+              </w:rPr>
+              <w:t xml:space="preserve"> = 1000000;</w:t>
             </w:r>
           </w:p>
         </w:tc>
@@ -14171,7 +15452,7 @@
       <w:pPr>
         <w:pStyle w:val="Heading2"/>
       </w:pPr>
-      <w:bookmarkStart w:id="25" w:name="_Toc175164299"/>
+      <w:bookmarkStart w:id="25" w:name="_Toc196425238"/>
       <w:r>
         <w:t>Configure JAL-Local-Store</w:t>
       </w:r>
@@ -14227,13 +15508,10 @@
         <w:t xml:space="preserve">. </w:t>
       </w:r>
       <w:r>
-        <w:t>It has a Berkeley D</w:t>
-      </w:r>
-      <w:r>
-        <w:t xml:space="preserve">atabase </w:t>
-      </w:r>
-      <w:r>
-        <w:t xml:space="preserve">(BDB) </w:t>
+        <w:t xml:space="preserve">It has a </w:t>
+      </w:r>
+      <w:r>
+        <w:t xml:space="preserve">Lightning Memory-Mapped Database (LMDB) </w:t>
       </w:r>
       <w:r>
         <w:t xml:space="preserve">to store and process the JAL records. The </w:t>
@@ -14412,68 +15690,6 @@
               <w:t>rsa_key</w:t>
             </w:r>
             <w:proofErr w:type="spellEnd"/>
-            <w:r>
-              <w:rPr>
-                <w:rFonts w:ascii="Courier New" w:hAnsi="Courier New" w:cs="Courier New"/>
-              </w:rPr>
-              <w:t>";</w:t>
-            </w:r>
-          </w:p>
-          <w:p>
-            <w:pPr>
-              <w:rPr>
-                <w:rFonts w:ascii="Courier New" w:hAnsi="Courier New" w:cs="Courier New"/>
-              </w:rPr>
-            </w:pPr>
-            <w:proofErr w:type="spellStart"/>
-            <w:r>
-              <w:rPr>
-                <w:rFonts w:ascii="Courier New" w:hAnsi="Courier New" w:cs="Courier New"/>
-              </w:rPr>
-              <w:t>public_cert_file</w:t>
-            </w:r>
-            <w:proofErr w:type="spellEnd"/>
-            <w:r>
-              <w:rPr>
-                <w:rFonts w:ascii="Courier New" w:hAnsi="Courier New" w:cs="Courier New"/>
-              </w:rPr>
-              <w:t xml:space="preserve"> = </w:t>
-            </w:r>
-            <w:proofErr w:type="gramStart"/>
-            <w:r>
-              <w:rPr>
-                <w:rFonts w:ascii="Courier New" w:hAnsi="Courier New" w:cs="Courier New"/>
-              </w:rPr>
-              <w:t>"./</w:t>
-            </w:r>
-            <w:proofErr w:type="gramEnd"/>
-            <w:r>
-              <w:rPr>
-                <w:rFonts w:ascii="Courier New" w:hAnsi="Courier New" w:cs="Courier New"/>
-              </w:rPr>
-              <w:t>test-input/cert";</w:t>
-            </w:r>
-          </w:p>
-          <w:p>
-            <w:pPr>
-              <w:rPr>
-                <w:rFonts w:ascii="Courier New" w:hAnsi="Courier New" w:cs="Courier New"/>
-              </w:rPr>
-            </w:pPr>
-            <w:proofErr w:type="spellStart"/>
-            <w:r>
-              <w:rPr>
-                <w:rFonts w:ascii="Courier New" w:hAnsi="Courier New" w:cs="Courier New"/>
-              </w:rPr>
-              <w:t>system_uuid</w:t>
-            </w:r>
-            <w:proofErr w:type="spellEnd"/>
-            <w:r>
-              <w:rPr>
-                <w:rFonts w:ascii="Courier New" w:hAnsi="Courier New" w:cs="Courier New"/>
-              </w:rPr>
-              <w:t xml:space="preserve"> = "34c90268-57ba-4d4c-a602-bdb30251ec77</w:t>
-            </w:r>
             <w:proofErr w:type="gramStart"/>
             <w:r>
               <w:rPr>
@@ -14489,11 +15705,33 @@
                 <w:rFonts w:ascii="Courier New" w:hAnsi="Courier New" w:cs="Courier New"/>
               </w:rPr>
             </w:pPr>
-            <w:r>
-              <w:rPr>
-                <w:rFonts w:ascii="Courier New" w:hAnsi="Courier New" w:cs="Courier New"/>
-              </w:rPr>
-              <w:t>hostname = "test.jalop.com</w:t>
+            <w:proofErr w:type="spellStart"/>
+            <w:r>
+              <w:rPr>
+                <w:rFonts w:ascii="Courier New" w:hAnsi="Courier New" w:cs="Courier New"/>
+              </w:rPr>
+              <w:t>public_cert_file</w:t>
+            </w:r>
+            <w:proofErr w:type="spellEnd"/>
+            <w:r>
+              <w:rPr>
+                <w:rFonts w:ascii="Courier New" w:hAnsi="Courier New" w:cs="Courier New"/>
+              </w:rPr>
+              <w:t xml:space="preserve"> = </w:t>
+            </w:r>
+            <w:proofErr w:type="gramStart"/>
+            <w:r>
+              <w:rPr>
+                <w:rFonts w:ascii="Courier New" w:hAnsi="Courier New" w:cs="Courier New"/>
+              </w:rPr>
+              <w:t>"./</w:t>
+            </w:r>
+            <w:proofErr w:type="gramEnd"/>
+            <w:r>
+              <w:rPr>
+                <w:rFonts w:ascii="Courier New" w:hAnsi="Courier New" w:cs="Courier New"/>
+              </w:rPr>
+              <w:t>test-input/cert</w:t>
             </w:r>
             <w:proofErr w:type="gramStart"/>
             <w:r>
@@ -14515,37 +15753,23 @@
               <w:rPr>
                 <w:rFonts w:ascii="Courier New" w:hAnsi="Courier New" w:cs="Courier New"/>
               </w:rPr>
-              <w:t>db_root</w:t>
+              <w:t>system_uuid</w:t>
             </w:r>
             <w:proofErr w:type="spellEnd"/>
             <w:r>
               <w:rPr>
                 <w:rFonts w:ascii="Courier New" w:hAnsi="Courier New" w:cs="Courier New"/>
               </w:rPr>
-              <w:t xml:space="preserve"> = </w:t>
+              <w:t xml:space="preserve"> = "34c90268-57ba-4d4c-a602-bdb30251ec77</w:t>
             </w:r>
             <w:proofErr w:type="gramStart"/>
             <w:r>
               <w:rPr>
                 <w:rFonts w:ascii="Courier New" w:hAnsi="Courier New" w:cs="Courier New"/>
               </w:rPr>
-              <w:t>"./</w:t>
-            </w:r>
-            <w:proofErr w:type="spellStart"/>
+              <w:t>";</w:t>
+            </w:r>
             <w:proofErr w:type="gramEnd"/>
-            <w:r>
-              <w:rPr>
-                <w:rFonts w:ascii="Courier New" w:hAnsi="Courier New" w:cs="Courier New"/>
-              </w:rPr>
-              <w:t>testdb</w:t>
-            </w:r>
-            <w:proofErr w:type="spellEnd"/>
-            <w:r>
-              <w:rPr>
-                <w:rFonts w:ascii="Courier New" w:hAnsi="Courier New" w:cs="Courier New"/>
-              </w:rPr>
-              <w:t>";</w:t>
-            </w:r>
           </w:p>
           <w:p>
             <w:pPr>
@@ -14553,11 +15777,77 @@
                 <w:rFonts w:ascii="Courier New" w:hAnsi="Courier New" w:cs="Courier New"/>
               </w:rPr>
             </w:pPr>
+            <w:r>
+              <w:rPr>
+                <w:rFonts w:ascii="Courier New" w:hAnsi="Courier New" w:cs="Courier New"/>
+              </w:rPr>
+              <w:t>hostname = "test.jalop.com</w:t>
+            </w:r>
+            <w:proofErr w:type="gramStart"/>
+            <w:r>
+              <w:rPr>
+                <w:rFonts w:ascii="Courier New" w:hAnsi="Courier New" w:cs="Courier New"/>
+              </w:rPr>
+              <w:t>";</w:t>
+            </w:r>
+            <w:proofErr w:type="gramEnd"/>
+          </w:p>
+          <w:p>
+            <w:pPr>
+              <w:rPr>
+                <w:rFonts w:ascii="Courier New" w:hAnsi="Courier New" w:cs="Courier New"/>
+              </w:rPr>
+            </w:pPr>
             <w:proofErr w:type="spellStart"/>
             <w:r>
               <w:rPr>
                 <w:rFonts w:ascii="Courier New" w:hAnsi="Courier New" w:cs="Courier New"/>
               </w:rPr>
+              <w:t>db_root</w:t>
+            </w:r>
+            <w:proofErr w:type="spellEnd"/>
+            <w:r>
+              <w:rPr>
+                <w:rFonts w:ascii="Courier New" w:hAnsi="Courier New" w:cs="Courier New"/>
+              </w:rPr>
+              <w:t xml:space="preserve"> = </w:t>
+            </w:r>
+            <w:proofErr w:type="gramStart"/>
+            <w:r>
+              <w:rPr>
+                <w:rFonts w:ascii="Courier New" w:hAnsi="Courier New" w:cs="Courier New"/>
+              </w:rPr>
+              <w:t>"./</w:t>
+            </w:r>
+            <w:proofErr w:type="spellStart"/>
+            <w:proofErr w:type="gramEnd"/>
+            <w:r>
+              <w:rPr>
+                <w:rFonts w:ascii="Courier New" w:hAnsi="Courier New" w:cs="Courier New"/>
+              </w:rPr>
+              <w:t>testdb</w:t>
+            </w:r>
+            <w:proofErr w:type="spellEnd"/>
+            <w:proofErr w:type="gramStart"/>
+            <w:r>
+              <w:rPr>
+                <w:rFonts w:ascii="Courier New" w:hAnsi="Courier New" w:cs="Courier New"/>
+              </w:rPr>
+              <w:t>";</w:t>
+            </w:r>
+            <w:proofErr w:type="gramEnd"/>
+          </w:p>
+          <w:p>
+            <w:pPr>
+              <w:rPr>
+                <w:rFonts w:ascii="Courier New" w:hAnsi="Courier New" w:cs="Courier New"/>
+              </w:rPr>
+            </w:pPr>
+            <w:proofErr w:type="spellStart"/>
+            <w:r>
+              <w:rPr>
+                <w:rFonts w:ascii="Courier New" w:hAnsi="Courier New" w:cs="Courier New"/>
+              </w:rPr>
               <w:t>schemas_root</w:t>
             </w:r>
             <w:proofErr w:type="spellEnd"/>
@@ -14579,8 +15869,16 @@
               <w:rPr>
                 <w:rFonts w:ascii="Courier New" w:hAnsi="Courier New" w:cs="Courier New"/>
               </w:rPr>
-              <w:t>schemas/";</w:t>
-            </w:r>
+              <w:t>schemas/</w:t>
+            </w:r>
+            <w:proofErr w:type="gramStart"/>
+            <w:r>
+              <w:rPr>
+                <w:rFonts w:ascii="Courier New" w:hAnsi="Courier New" w:cs="Courier New"/>
+              </w:rPr>
+              <w:t>";</w:t>
+            </w:r>
+            <w:proofErr w:type="gramEnd"/>
           </w:p>
           <w:p>
             <w:pPr>
@@ -14626,6 +15924,7 @@
               <w:rPr>
                 <w:rFonts w:ascii="Courier New" w:hAnsi="Courier New" w:cs="Courier New"/>
               </w:rPr>
+              <w:lastRenderedPageBreak/>
               <w:t xml:space="preserve"># running under </w:t>
             </w:r>
             <w:proofErr w:type="spellStart"/>
@@ -14667,7 +15966,6 @@
               <w:rPr>
                 <w:rFonts w:ascii="Courier New" w:hAnsi="Courier New" w:cs="Courier New"/>
               </w:rPr>
-              <w:lastRenderedPageBreak/>
               <w:t># If so, there is no need to define any socket parameters below, they will be ignored.</w:t>
             </w:r>
           </w:p>
@@ -14695,9 +15993,24 @@
               <w:rPr>
                 <w:rFonts w:ascii="Courier New" w:hAnsi="Courier New" w:cs="Courier New"/>
               </w:rPr>
-              <w:t xml:space="preserve"> will create the socket file for </w:t>
+              <w:t xml:space="preserve"> will create </w:t>
+            </w:r>
+            <w:proofErr w:type="gramStart"/>
+            <w:r>
+              <w:rPr>
+                <w:rFonts w:ascii="Courier New" w:hAnsi="Courier New" w:cs="Courier New"/>
+              </w:rPr>
+              <w:t>the</w:t>
+            </w:r>
+            <w:proofErr w:type="gramEnd"/>
+            <w:r>
+              <w:rPr>
+                <w:rFonts w:ascii="Courier New" w:hAnsi="Courier New" w:cs="Courier New"/>
+              </w:rPr>
+              <w:t xml:space="preserve"> socket file for </w:t>
             </w:r>
             <w:proofErr w:type="spellStart"/>
+            <w:proofErr w:type="gramStart"/>
             <w:r>
               <w:rPr>
                 <w:rFonts w:ascii="Courier New" w:hAnsi="Courier New" w:cs="Courier New"/>
@@ -14705,6 +16018,7 @@
               <w:t>jal</w:t>
             </w:r>
             <w:proofErr w:type="spellEnd"/>
+            <w:proofErr w:type="gramEnd"/>
             <w:r>
               <w:rPr>
                 <w:rFonts w:ascii="Courier New" w:hAnsi="Courier New" w:cs="Courier New"/>
@@ -14752,6 +16066,7 @@
               <w:t xml:space="preserve"> socket, </w:t>
             </w:r>
             <w:proofErr w:type="spellStart"/>
+            <w:proofErr w:type="gramStart"/>
             <w:r>
               <w:rPr>
                 <w:rFonts w:ascii="Courier New" w:hAnsi="Courier New" w:cs="Courier New"/>
@@ -14759,6 +16074,7 @@
               <w:t>jal</w:t>
             </w:r>
             <w:proofErr w:type="spellEnd"/>
+            <w:proofErr w:type="gramEnd"/>
             <w:r>
               <w:rPr>
                 <w:rFonts w:ascii="Courier New" w:hAnsi="Courier New" w:cs="Courier New"/>
@@ -14858,7 +16174,21 @@
               <w:rPr>
                 <w:rFonts w:ascii="Courier New" w:hAnsi="Courier New" w:cs="Courier New"/>
               </w:rPr>
-              <w:t>-local-store process is running as and socket mode will default to 0666.</w:t>
+              <w:t xml:space="preserve">-local-store process is running </w:t>
+            </w:r>
+            <w:proofErr w:type="gramStart"/>
+            <w:r>
+              <w:rPr>
+                <w:rFonts w:ascii="Courier New" w:hAnsi="Courier New" w:cs="Courier New"/>
+              </w:rPr>
+              <w:t>as</w:t>
+            </w:r>
+            <w:proofErr w:type="gramEnd"/>
+            <w:r>
+              <w:rPr>
+                <w:rFonts w:ascii="Courier New" w:hAnsi="Courier New" w:cs="Courier New"/>
+              </w:rPr>
+              <w:t xml:space="preserve"> and socket mode will default to 0666.</w:t>
             </w:r>
           </w:p>
           <w:p>
@@ -15498,21 +16828,21 @@
               <w:rPr>
                 <w:rFonts w:ascii="Courier New" w:hAnsi="Courier New" w:cs="Courier New"/>
               </w:rPr>
-              <w:t xml:space="preserve"># Flow control functionality turned off if </w:t>
+              <w:t xml:space="preserve">#Valid settings for the </w:t>
             </w:r>
             <w:proofErr w:type="spellStart"/>
             <w:r>
               <w:rPr>
                 <w:rFonts w:ascii="Courier New" w:hAnsi="Courier New" w:cs="Courier New"/>
               </w:rPr>
-              <w:t>accept_delay_thread_count</w:t>
+              <w:t>database_option</w:t>
             </w:r>
             <w:proofErr w:type="spellEnd"/>
             <w:r>
               <w:rPr>
                 <w:rFonts w:ascii="Courier New" w:hAnsi="Courier New" w:cs="Courier New"/>
               </w:rPr>
-              <w:t xml:space="preserve"> set to zero.</w:t>
+              <w:t xml:space="preserve"> config setting are the following:</w:t>
             </w:r>
           </w:p>
           <w:p>
@@ -15525,7 +16855,21 @@
               <w:rPr>
                 <w:rFonts w:ascii="Courier New" w:hAnsi="Courier New" w:cs="Courier New"/>
               </w:rPr>
-              <w:t># Below are the default values if not set.</w:t>
+              <w:t xml:space="preserve">#JDB_NONE – No LMDB </w:t>
+            </w:r>
+            <w:proofErr w:type="spellStart"/>
+            <w:r>
+              <w:rPr>
+                <w:rFonts w:ascii="Courier New" w:hAnsi="Courier New" w:cs="Courier New"/>
+              </w:rPr>
+              <w:t>db</w:t>
+            </w:r>
+            <w:proofErr w:type="spellEnd"/>
+            <w:r>
+              <w:rPr>
+                <w:rFonts w:ascii="Courier New" w:hAnsi="Courier New" w:cs="Courier New"/>
+              </w:rPr>
+              <w:t xml:space="preserve"> flags are set.</w:t>
             </w:r>
           </w:p>
           <w:p>
@@ -15538,21 +16882,21 @@
               <w:rPr>
                 <w:rFonts w:ascii="Courier New" w:hAnsi="Courier New" w:cs="Courier New"/>
               </w:rPr>
-              <w:t>#</w:t>
-            </w:r>
-            <w:proofErr w:type="gramStart"/>
-            <w:r>
-              <w:rPr>
-                <w:rFonts w:ascii="Courier New" w:hAnsi="Courier New" w:cs="Courier New"/>
-              </w:rPr>
-              <w:t>accept</w:t>
-            </w:r>
-            <w:proofErr w:type="gramEnd"/>
-            <w:r>
-              <w:rPr>
-                <w:rFonts w:ascii="Courier New" w:hAnsi="Courier New" w:cs="Courier New"/>
-              </w:rPr>
-              <w:t>_delay_thread_count = 10;</w:t>
+              <w:t xml:space="preserve">#   This is the slowest, but most reliable setting to prevent data loss or </w:t>
+            </w:r>
+            <w:proofErr w:type="spellStart"/>
+            <w:r>
+              <w:rPr>
+                <w:rFonts w:ascii="Courier New" w:hAnsi="Courier New" w:cs="Courier New"/>
+              </w:rPr>
+              <w:t>db</w:t>
+            </w:r>
+            <w:proofErr w:type="spellEnd"/>
+            <w:r>
+              <w:rPr>
+                <w:rFonts w:ascii="Courier New" w:hAnsi="Courier New" w:cs="Courier New"/>
+              </w:rPr>
+              <w:t xml:space="preserve"> corruption</w:t>
             </w:r>
           </w:p>
           <w:p>
@@ -15565,21 +16909,7 @@
               <w:rPr>
                 <w:rFonts w:ascii="Courier New" w:hAnsi="Courier New" w:cs="Courier New"/>
               </w:rPr>
-              <w:t>#</w:t>
-            </w:r>
-            <w:proofErr w:type="gramStart"/>
-            <w:r>
-              <w:rPr>
-                <w:rFonts w:ascii="Courier New" w:hAnsi="Courier New" w:cs="Courier New"/>
-              </w:rPr>
-              <w:t>accept</w:t>
-            </w:r>
-            <w:proofErr w:type="gramEnd"/>
-            <w:r>
-              <w:rPr>
-                <w:rFonts w:ascii="Courier New" w:hAnsi="Courier New" w:cs="Courier New"/>
-              </w:rPr>
-              <w:t>_delay_increment = 100;</w:t>
+              <w:t>#JDB_LMDB_PERFORMANCE_LEVEL1 – Sets MDB_NOMETASYNC</w:t>
             </w:r>
           </w:p>
           <w:p>
@@ -15592,21 +16922,281 @@
               <w:rPr>
                 <w:rFonts w:ascii="Courier New" w:hAnsi="Courier New" w:cs="Courier New"/>
               </w:rPr>
-              <w:t>#</w:t>
+              <w:lastRenderedPageBreak/>
+              <w:t xml:space="preserve">#   Faster than JDB_NONE.  </w:t>
             </w:r>
             <w:proofErr w:type="gramStart"/>
             <w:r>
               <w:rPr>
                 <w:rFonts w:ascii="Courier New" w:hAnsi="Courier New" w:cs="Courier New"/>
               </w:rPr>
-              <w:t>accept</w:t>
+              <w:t>No</w:t>
             </w:r>
             <w:proofErr w:type="gramEnd"/>
             <w:r>
               <w:rPr>
                 <w:rFonts w:ascii="Courier New" w:hAnsi="Courier New" w:cs="Courier New"/>
               </w:rPr>
-              <w:t>_delay_max = 10000000;</w:t>
+              <w:t xml:space="preserve"> risk of </w:t>
+            </w:r>
+            <w:proofErr w:type="spellStart"/>
+            <w:r>
+              <w:rPr>
+                <w:rFonts w:ascii="Courier New" w:hAnsi="Courier New" w:cs="Courier New"/>
+              </w:rPr>
+              <w:t>db</w:t>
+            </w:r>
+            <w:proofErr w:type="spellEnd"/>
+            <w:r>
+              <w:rPr>
+                <w:rFonts w:ascii="Courier New" w:hAnsi="Courier New" w:cs="Courier New"/>
+              </w:rPr>
+              <w:t xml:space="preserve"> corruption, </w:t>
+            </w:r>
+            <w:proofErr w:type="gramStart"/>
+            <w:r>
+              <w:rPr>
+                <w:rFonts w:ascii="Courier New" w:hAnsi="Courier New" w:cs="Courier New"/>
+              </w:rPr>
+              <w:t>but</w:t>
+            </w:r>
+            <w:proofErr w:type="gramEnd"/>
+            <w:r>
+              <w:rPr>
+                <w:rFonts w:ascii="Courier New" w:hAnsi="Courier New" w:cs="Courier New"/>
+              </w:rPr>
+              <w:t xml:space="preserve"> could lose </w:t>
+            </w:r>
+            <w:proofErr w:type="gramStart"/>
+            <w:r>
+              <w:rPr>
+                <w:rFonts w:ascii="Courier New" w:hAnsi="Courier New" w:cs="Courier New"/>
+              </w:rPr>
+              <w:t>last</w:t>
+            </w:r>
+            <w:proofErr w:type="gramEnd"/>
+            <w:r>
+              <w:rPr>
+                <w:rFonts w:ascii="Courier New" w:hAnsi="Courier New" w:cs="Courier New"/>
+              </w:rPr>
+              <w:t xml:space="preserve"> transaction</w:t>
+            </w:r>
+          </w:p>
+          <w:p>
+            <w:pPr>
+              <w:rPr>
+                <w:rFonts w:ascii="Courier New" w:hAnsi="Courier New" w:cs="Courier New"/>
+              </w:rPr>
+            </w:pPr>
+            <w:r>
+              <w:rPr>
+                <w:rFonts w:ascii="Courier New" w:hAnsi="Courier New" w:cs="Courier New"/>
+              </w:rPr>
+              <w:t>#JDB_LMDB_PERFORMANCE_LEVEL2 – Sets MDB_NOMETASYNC | MDB_NOSYNC</w:t>
+            </w:r>
+          </w:p>
+          <w:p>
+            <w:pPr>
+              <w:rPr>
+                <w:rFonts w:ascii="Courier New" w:hAnsi="Courier New" w:cs="Courier New"/>
+              </w:rPr>
+            </w:pPr>
+            <w:r>
+              <w:rPr>
+                <w:rFonts w:ascii="Courier New" w:hAnsi="Courier New" w:cs="Courier New"/>
+              </w:rPr>
+              <w:t>#   This is the recommended setting and is much faster than JDB_LMDB_PERFORMANCE_LEVEL1.</w:t>
+            </w:r>
+          </w:p>
+          <w:p>
+            <w:pPr>
+              <w:rPr>
+                <w:rFonts w:ascii="Courier New" w:hAnsi="Courier New" w:cs="Courier New"/>
+              </w:rPr>
+            </w:pPr>
+            <w:r>
+              <w:rPr>
+                <w:rFonts w:ascii="Courier New" w:hAnsi="Courier New" w:cs="Courier New"/>
+              </w:rPr>
+              <w:t xml:space="preserve">#No risk of </w:t>
+            </w:r>
+            <w:proofErr w:type="spellStart"/>
+            <w:r>
+              <w:rPr>
+                <w:rFonts w:ascii="Courier New" w:hAnsi="Courier New" w:cs="Courier New"/>
+              </w:rPr>
+              <w:t>db</w:t>
+            </w:r>
+            <w:proofErr w:type="spellEnd"/>
+            <w:r>
+              <w:rPr>
+                <w:rFonts w:ascii="Courier New" w:hAnsi="Courier New" w:cs="Courier New"/>
+              </w:rPr>
+              <w:t xml:space="preserve"> corruption if filesystem preserves write order otherwise </w:t>
+            </w:r>
+            <w:proofErr w:type="spellStart"/>
+            <w:r>
+              <w:rPr>
+                <w:rFonts w:ascii="Courier New" w:hAnsi="Courier New" w:cs="Courier New"/>
+              </w:rPr>
+              <w:t>db</w:t>
+            </w:r>
+            <w:proofErr w:type="spellEnd"/>
+            <w:r>
+              <w:rPr>
+                <w:rFonts w:ascii="Courier New" w:hAnsi="Courier New" w:cs="Courier New"/>
+              </w:rPr>
+              <w:t xml:space="preserve"> corruption is possible.  </w:t>
+            </w:r>
+            <w:proofErr w:type="gramStart"/>
+            <w:r>
+              <w:rPr>
+                <w:rFonts w:ascii="Courier New" w:hAnsi="Courier New" w:cs="Courier New"/>
+              </w:rPr>
+              <w:t>Also</w:t>
+            </w:r>
+            <w:proofErr w:type="gramEnd"/>
+            <w:r>
+              <w:rPr>
+                <w:rFonts w:ascii="Courier New" w:hAnsi="Courier New" w:cs="Courier New"/>
+              </w:rPr>
+              <w:t xml:space="preserve"> could lose </w:t>
+            </w:r>
+            <w:proofErr w:type="gramStart"/>
+            <w:r>
+              <w:rPr>
+                <w:rFonts w:ascii="Courier New" w:hAnsi="Courier New" w:cs="Courier New"/>
+              </w:rPr>
+              <w:t>last</w:t>
+            </w:r>
+            <w:proofErr w:type="gramEnd"/>
+            <w:r>
+              <w:rPr>
+                <w:rFonts w:ascii="Courier New" w:hAnsi="Courier New" w:cs="Courier New"/>
+              </w:rPr>
+              <w:t xml:space="preserve"> transaction.</w:t>
+            </w:r>
+          </w:p>
+          <w:p>
+            <w:pPr>
+              <w:rPr>
+                <w:rFonts w:ascii="Courier New" w:hAnsi="Courier New" w:cs="Courier New"/>
+              </w:rPr>
+            </w:pPr>
+            <w:r>
+              <w:rPr>
+                <w:rFonts w:ascii="Courier New" w:hAnsi="Courier New" w:cs="Courier New"/>
+              </w:rPr>
+              <w:t>#JDB_LMDB_PERFORMANCE_LEVEL3 – Sets MDB_NOMETASYNC | MDB_NOSYNC | MDB_WRITEMAP | MDB_MAPASYNC</w:t>
+            </w:r>
+          </w:p>
+          <w:p>
+            <w:pPr>
+              <w:rPr>
+                <w:rFonts w:ascii="Courier New" w:hAnsi="Courier New" w:cs="Courier New"/>
+              </w:rPr>
+            </w:pPr>
+            <w:r>
+              <w:rPr>
+                <w:rFonts w:ascii="Courier New" w:hAnsi="Courier New" w:cs="Courier New"/>
+              </w:rPr>
+              <w:t>#   WARNING!!! This setting is faster than JDB_LMDB_PERFORMANCE_LEVEL2</w:t>
+            </w:r>
+          </w:p>
+          <w:p>
+            <w:pPr>
+              <w:rPr>
+                <w:rFonts w:ascii="Courier New" w:hAnsi="Courier New" w:cs="Courier New"/>
+              </w:rPr>
+            </w:pPr>
+            <w:r>
+              <w:rPr>
+                <w:rFonts w:ascii="Courier New" w:hAnsi="Courier New" w:cs="Courier New"/>
+              </w:rPr>
+              <w:t xml:space="preserve">#   </w:t>
+            </w:r>
+            <w:proofErr w:type="gramStart"/>
+            <w:r>
+              <w:rPr>
+                <w:rFonts w:ascii="Courier New" w:hAnsi="Courier New" w:cs="Courier New"/>
+              </w:rPr>
+              <w:t>However</w:t>
+            </w:r>
+            <w:proofErr w:type="gramEnd"/>
+            <w:r>
+              <w:rPr>
+                <w:rFonts w:ascii="Courier New" w:hAnsi="Courier New" w:cs="Courier New"/>
+              </w:rPr>
+              <w:t xml:space="preserve"> there is a very high risk of </w:t>
+            </w:r>
+            <w:proofErr w:type="spellStart"/>
+            <w:r>
+              <w:rPr>
+                <w:rFonts w:ascii="Courier New" w:hAnsi="Courier New" w:cs="Courier New"/>
+              </w:rPr>
+              <w:t>db</w:t>
+            </w:r>
+            <w:proofErr w:type="spellEnd"/>
+            <w:r>
+              <w:rPr>
+                <w:rFonts w:ascii="Courier New" w:hAnsi="Courier New" w:cs="Courier New"/>
+              </w:rPr>
+              <w:t xml:space="preserve"> corruption and data loss in case of a crash or power outage.  </w:t>
+            </w:r>
+            <w:proofErr w:type="gramStart"/>
+            <w:r>
+              <w:rPr>
+                <w:rFonts w:ascii="Courier New" w:hAnsi="Courier New" w:cs="Courier New"/>
+              </w:rPr>
+              <w:t>Also</w:t>
+            </w:r>
+            <w:proofErr w:type="gramEnd"/>
+            <w:r>
+              <w:rPr>
+                <w:rFonts w:ascii="Courier New" w:hAnsi="Courier New" w:cs="Courier New"/>
+              </w:rPr>
+              <w:t xml:space="preserve"> if this setting is used, all other JAL processes</w:t>
+            </w:r>
+          </w:p>
+          <w:p>
+            <w:pPr>
+              <w:rPr>
+                <w:rFonts w:ascii="Courier New" w:hAnsi="Courier New" w:cs="Courier New"/>
+              </w:rPr>
+            </w:pPr>
+            <w:r>
+              <w:rPr>
+                <w:rFonts w:ascii="Courier New" w:hAnsi="Courier New" w:cs="Courier New"/>
+              </w:rPr>
+              <w:t xml:space="preserve">#   must use this exact same setting.  </w:t>
+            </w:r>
+            <w:proofErr w:type="gramStart"/>
+            <w:r>
+              <w:rPr>
+                <w:rFonts w:ascii="Courier New" w:hAnsi="Courier New" w:cs="Courier New"/>
+              </w:rPr>
+              <w:t>Overall</w:t>
+            </w:r>
+            <w:proofErr w:type="gramEnd"/>
+            <w:r>
+              <w:rPr>
+                <w:rFonts w:ascii="Courier New" w:hAnsi="Courier New" w:cs="Courier New"/>
+              </w:rPr>
+              <w:t xml:space="preserve"> this setting is not recommended to be used if the risk of </w:t>
+            </w:r>
+            <w:proofErr w:type="spellStart"/>
+            <w:r>
+              <w:rPr>
+                <w:rFonts w:ascii="Courier New" w:hAnsi="Courier New" w:cs="Courier New"/>
+              </w:rPr>
+              <w:t>db</w:t>
+            </w:r>
+            <w:proofErr w:type="spellEnd"/>
+            <w:r>
+              <w:rPr>
+                <w:rFonts w:ascii="Courier New" w:hAnsi="Courier New" w:cs="Courier New"/>
+              </w:rPr>
+              <w:t xml:space="preserve"> corruption is not acceptable.</w:t>
             </w:r>
           </w:p>
           <w:p>
@@ -15626,35 +17216,7 @@
               <w:rPr>
                 <w:rFonts w:ascii="Courier New" w:hAnsi="Courier New" w:cs="Courier New"/>
               </w:rPr>
-              <w:t xml:space="preserve"># File storing PID of </w:t>
-            </w:r>
-            <w:proofErr w:type="spellStart"/>
-            <w:r>
-              <w:rPr>
-                <w:rFonts w:ascii="Courier New" w:hAnsi="Courier New" w:cs="Courier New"/>
-              </w:rPr>
-              <w:t>jal</w:t>
-            </w:r>
-            <w:proofErr w:type="spellEnd"/>
-            <w:r>
-              <w:rPr>
-                <w:rFonts w:ascii="Courier New" w:hAnsi="Courier New" w:cs="Courier New"/>
-              </w:rPr>
-              <w:t xml:space="preserve">-local-store when </w:t>
-            </w:r>
-            <w:proofErr w:type="spellStart"/>
-            <w:r>
-              <w:rPr>
-                <w:rFonts w:ascii="Courier New" w:hAnsi="Courier New" w:cs="Courier New"/>
-              </w:rPr>
-              <w:t>daemonized</w:t>
-            </w:r>
-            <w:proofErr w:type="spellEnd"/>
-            <w:r>
-              <w:rPr>
-                <w:rFonts w:ascii="Courier New" w:hAnsi="Courier New" w:cs="Courier New"/>
-              </w:rPr>
-              <w:t>.</w:t>
+              <w:t>#LMDB only, this setting is ignored in BDB builds.  This is optional and will default to JDB_NONE if not present.</w:t>
             </w:r>
           </w:p>
           <w:p>
@@ -15663,33 +17225,125 @@
                 <w:rFonts w:ascii="Courier New" w:hAnsi="Courier New" w:cs="Courier New"/>
               </w:rPr>
             </w:pPr>
-            <w:r>
-              <w:rPr>
-                <w:rFonts w:ascii="Courier New" w:hAnsi="Courier New" w:cs="Courier New"/>
-              </w:rPr>
-              <w:lastRenderedPageBreak/>
-              <w:t>#pid_file = "/var/log/</w:t>
-            </w:r>
             <w:proofErr w:type="spellStart"/>
             <w:r>
               <w:rPr>
                 <w:rFonts w:ascii="Courier New" w:hAnsi="Courier New" w:cs="Courier New"/>
               </w:rPr>
-              <w:t>jalop</w:t>
+              <w:t>database_option</w:t>
             </w:r>
             <w:proofErr w:type="spellEnd"/>
             <w:r>
               <w:rPr>
                 <w:rFonts w:ascii="Courier New" w:hAnsi="Courier New" w:cs="Courier New"/>
               </w:rPr>
-              <w:t>/jls-pid.txt</w:t>
+              <w:t xml:space="preserve"> = </w:t>
+            </w:r>
+            <w:r>
+              <w:rPr>
+                <w:rFonts w:ascii="Courier New" w:hAnsi="Courier New" w:cs="Courier New"/>
+              </w:rPr>
+              <w:t>"</w:t>
+            </w:r>
+            <w:r>
+              <w:rPr>
+                <w:rFonts w:ascii="Courier New" w:hAnsi="Courier New" w:cs="Courier New"/>
+              </w:rPr>
+              <w:t>JDB_LMDB_PERFORMANCE_LEVEL2</w:t>
+            </w:r>
+            <w:r>
+              <w:rPr>
+                <w:rFonts w:ascii="Courier New" w:hAnsi="Courier New" w:cs="Courier New"/>
+              </w:rPr>
+              <w:t>"</w:t>
+            </w:r>
+          </w:p>
+          <w:p>
+            <w:pPr>
+              <w:rPr>
+                <w:rFonts w:ascii="Courier New" w:hAnsi="Courier New" w:cs="Courier New"/>
+              </w:rPr>
+            </w:pPr>
+          </w:p>
+          <w:p>
+            <w:pPr>
+              <w:rPr>
+                <w:rFonts w:ascii="Courier New" w:hAnsi="Courier New" w:cs="Courier New"/>
+              </w:rPr>
+            </w:pPr>
+          </w:p>
+          <w:p>
+            <w:pPr>
+              <w:rPr>
+                <w:rFonts w:ascii="Courier New" w:hAnsi="Courier New" w:cs="Courier New"/>
+              </w:rPr>
+            </w:pPr>
+            <w:r>
+              <w:rPr>
+                <w:rFonts w:ascii="Courier New" w:hAnsi="Courier New" w:cs="Courier New"/>
+              </w:rPr>
+              <w:t xml:space="preserve"># Flow control functionality turned off if </w:t>
+            </w:r>
+            <w:proofErr w:type="spellStart"/>
+            <w:r>
+              <w:rPr>
+                <w:rFonts w:ascii="Courier New" w:hAnsi="Courier New" w:cs="Courier New"/>
+              </w:rPr>
+              <w:t>accept_delay_thread_count</w:t>
+            </w:r>
+            <w:proofErr w:type="spellEnd"/>
+            <w:r>
+              <w:rPr>
+                <w:rFonts w:ascii="Courier New" w:hAnsi="Courier New" w:cs="Courier New"/>
+              </w:rPr>
+              <w:t xml:space="preserve"> set to zero.</w:t>
+            </w:r>
+          </w:p>
+          <w:p>
+            <w:pPr>
+              <w:rPr>
+                <w:rFonts w:ascii="Courier New" w:hAnsi="Courier New" w:cs="Courier New"/>
+              </w:rPr>
+            </w:pPr>
+            <w:r>
+              <w:rPr>
+                <w:rFonts w:ascii="Courier New" w:hAnsi="Courier New" w:cs="Courier New"/>
+              </w:rPr>
+              <w:t># Below are the default values if not set.</w:t>
+            </w:r>
+          </w:p>
+          <w:p>
+            <w:pPr>
+              <w:rPr>
+                <w:rFonts w:ascii="Courier New" w:hAnsi="Courier New" w:cs="Courier New"/>
+              </w:rPr>
+            </w:pPr>
+            <w:r>
+              <w:rPr>
+                <w:rFonts w:ascii="Courier New" w:hAnsi="Courier New" w:cs="Courier New"/>
+              </w:rPr>
+              <w:t>#</w:t>
             </w:r>
             <w:proofErr w:type="gramStart"/>
             <w:r>
               <w:rPr>
                 <w:rFonts w:ascii="Courier New" w:hAnsi="Courier New" w:cs="Courier New"/>
               </w:rPr>
-              <w:t>";</w:t>
+              <w:t>accept</w:t>
+            </w:r>
+            <w:proofErr w:type="gramEnd"/>
+            <w:r>
+              <w:rPr>
+                <w:rFonts w:ascii="Courier New" w:hAnsi="Courier New" w:cs="Courier New"/>
+              </w:rPr>
+              <w:t xml:space="preserve">_delay_thread_count = </w:t>
+            </w:r>
+            <w:proofErr w:type="gramStart"/>
+            <w:r>
+              <w:rPr>
+                <w:rFonts w:ascii="Courier New" w:hAnsi="Courier New" w:cs="Courier New"/>
+              </w:rPr>
+              <w:t>10;</w:t>
             </w:r>
             <w:proofErr w:type="gramEnd"/>
           </w:p>
@@ -15699,74 +17353,32 @@
                 <w:rFonts w:ascii="Courier New" w:hAnsi="Courier New" w:cs="Courier New"/>
               </w:rPr>
             </w:pPr>
-          </w:p>
-          <w:p>
-            <w:pPr>
-              <w:rPr>
-                <w:rFonts w:ascii="Courier New" w:hAnsi="Courier New" w:cs="Courier New"/>
-              </w:rPr>
-            </w:pPr>
-            <w:r>
-              <w:rPr>
-                <w:rFonts w:ascii="Courier New" w:hAnsi="Courier New" w:cs="Courier New"/>
-              </w:rPr>
-              <w:t xml:space="preserve"># Log directory of </w:t>
-            </w:r>
-            <w:proofErr w:type="spellStart"/>
-            <w:r>
-              <w:rPr>
-                <w:rFonts w:ascii="Courier New" w:hAnsi="Courier New" w:cs="Courier New"/>
-              </w:rPr>
-              <w:t>jal</w:t>
-            </w:r>
-            <w:proofErr w:type="spellEnd"/>
-            <w:r>
-              <w:rPr>
-                <w:rFonts w:ascii="Courier New" w:hAnsi="Courier New" w:cs="Courier New"/>
-              </w:rPr>
-              <w:t xml:space="preserve">-local-store when </w:t>
-            </w:r>
-            <w:proofErr w:type="spellStart"/>
-            <w:r>
-              <w:rPr>
-                <w:rFonts w:ascii="Courier New" w:hAnsi="Courier New" w:cs="Courier New"/>
-              </w:rPr>
-              <w:t>daemonized</w:t>
-            </w:r>
-            <w:proofErr w:type="spellEnd"/>
-            <w:r>
-              <w:rPr>
-                <w:rFonts w:ascii="Courier New" w:hAnsi="Courier New" w:cs="Courier New"/>
-              </w:rPr>
-              <w:t>.</w:t>
-            </w:r>
-          </w:p>
-          <w:p>
-            <w:pPr>
-              <w:rPr>
-                <w:rFonts w:ascii="Courier New" w:hAnsi="Courier New" w:cs="Courier New"/>
-              </w:rPr>
-            </w:pPr>
-            <w:proofErr w:type="spellStart"/>
-            <w:r>
-              <w:rPr>
-                <w:rFonts w:ascii="Courier New" w:hAnsi="Courier New" w:cs="Courier New"/>
-              </w:rPr>
-              <w:t>log_dir</w:t>
-            </w:r>
-            <w:proofErr w:type="spellEnd"/>
-            <w:r>
-              <w:rPr>
-                <w:rFonts w:ascii="Courier New" w:hAnsi="Courier New" w:cs="Courier New"/>
-              </w:rPr>
-              <w:t xml:space="preserve"> = </w:t>
+            <w:r>
+              <w:rPr>
+                <w:rFonts w:ascii="Courier New" w:hAnsi="Courier New" w:cs="Courier New"/>
+              </w:rPr>
+              <w:t>#</w:t>
             </w:r>
             <w:proofErr w:type="gramStart"/>
             <w:r>
               <w:rPr>
                 <w:rFonts w:ascii="Courier New" w:hAnsi="Courier New" w:cs="Courier New"/>
               </w:rPr>
-              <w:t>".";</w:t>
+              <w:t>accept</w:t>
+            </w:r>
+            <w:proofErr w:type="gramEnd"/>
+            <w:r>
+              <w:rPr>
+                <w:rFonts w:ascii="Courier New" w:hAnsi="Courier New" w:cs="Courier New"/>
+              </w:rPr>
+              <w:t xml:space="preserve">_delay_increment = </w:t>
+            </w:r>
+            <w:proofErr w:type="gramStart"/>
+            <w:r>
+              <w:rPr>
+                <w:rFonts w:ascii="Courier New" w:hAnsi="Courier New" w:cs="Courier New"/>
+              </w:rPr>
+              <w:t>100;</w:t>
             </w:r>
             <w:proofErr w:type="gramEnd"/>
           </w:p>
@@ -15776,52 +17388,32 @@
                 <w:rFonts w:ascii="Courier New" w:hAnsi="Courier New" w:cs="Courier New"/>
               </w:rPr>
             </w:pPr>
-          </w:p>
-          <w:p>
-            <w:pPr>
-              <w:rPr>
-                <w:rFonts w:ascii="Courier New" w:hAnsi="Courier New" w:cs="Courier New"/>
-              </w:rPr>
-            </w:pPr>
-            <w:r>
-              <w:rPr>
-                <w:rFonts w:ascii="Courier New" w:hAnsi="Courier New" w:cs="Courier New"/>
-              </w:rPr>
-              <w:t># Digest algorithm to use to generate digests in system metadata</w:t>
-            </w:r>
-          </w:p>
-          <w:p>
-            <w:pPr>
-              <w:rPr>
-                <w:rFonts w:ascii="Courier New" w:hAnsi="Courier New" w:cs="Courier New"/>
-              </w:rPr>
-            </w:pPr>
-            <w:proofErr w:type="spellStart"/>
-            <w:r>
-              <w:rPr>
-                <w:rFonts w:ascii="Courier New" w:hAnsi="Courier New" w:cs="Courier New"/>
-              </w:rPr>
-              <w:t>s</w:t>
-            </w:r>
-            <w:r>
-              <w:rPr>
-                <w:rFonts w:ascii="Courier New" w:hAnsi="Courier New" w:cs="Courier New"/>
-              </w:rPr>
-              <w:t>ys_meta_dgst_alg</w:t>
-            </w:r>
-            <w:proofErr w:type="spellEnd"/>
-            <w:r>
-              <w:rPr>
-                <w:rFonts w:ascii="Courier New" w:hAnsi="Courier New" w:cs="Courier New"/>
-              </w:rPr>
-              <w:t xml:space="preserve"> = “sha256</w:t>
+            <w:r>
+              <w:rPr>
+                <w:rFonts w:ascii="Courier New" w:hAnsi="Courier New" w:cs="Courier New"/>
+              </w:rPr>
+              <w:t>#</w:t>
             </w:r>
             <w:proofErr w:type="gramStart"/>
             <w:r>
               <w:rPr>
                 <w:rFonts w:ascii="Courier New" w:hAnsi="Courier New" w:cs="Courier New"/>
               </w:rPr>
-              <w:t>”;</w:t>
+              <w:t>accept</w:t>
+            </w:r>
+            <w:proofErr w:type="gramEnd"/>
+            <w:r>
+              <w:rPr>
+                <w:rFonts w:ascii="Courier New" w:hAnsi="Courier New" w:cs="Courier New"/>
+              </w:rPr>
+              <w:t xml:space="preserve">_delay_max = </w:t>
+            </w:r>
+            <w:proofErr w:type="gramStart"/>
+            <w:r>
+              <w:rPr>
+                <w:rFonts w:ascii="Courier New" w:hAnsi="Courier New" w:cs="Courier New"/>
+              </w:rPr>
+              <w:t>10000000;</w:t>
             </w:r>
             <w:proofErr w:type="gramEnd"/>
           </w:p>
@@ -15842,7 +17434,7 @@
               <w:rPr>
                 <w:rFonts w:ascii="Courier New" w:hAnsi="Courier New" w:cs="Courier New"/>
               </w:rPr>
-              <w:t xml:space="preserve"># seccomp will restrict the </w:t>
+              <w:t xml:space="preserve"># File storing PID of </w:t>
             </w:r>
             <w:proofErr w:type="spellStart"/>
             <w:r>
@@ -15856,7 +17448,21 @@
               <w:rPr>
                 <w:rFonts w:ascii="Courier New" w:hAnsi="Courier New" w:cs="Courier New"/>
               </w:rPr>
-              <w:t>-local-store process to the defined system calls.</w:t>
+              <w:t xml:space="preserve">-local-store when </w:t>
+            </w:r>
+            <w:proofErr w:type="spellStart"/>
+            <w:r>
+              <w:rPr>
+                <w:rFonts w:ascii="Courier New" w:hAnsi="Courier New" w:cs="Courier New"/>
+              </w:rPr>
+              <w:t>daemonized</w:t>
+            </w:r>
+            <w:proofErr w:type="spellEnd"/>
+            <w:r>
+              <w:rPr>
+                <w:rFonts w:ascii="Courier New" w:hAnsi="Courier New" w:cs="Courier New"/>
+              </w:rPr>
+              <w:t>.</w:t>
             </w:r>
           </w:p>
           <w:p>
@@ -15869,116 +17475,28 @@
               <w:rPr>
                 <w:rFonts w:ascii="Courier New" w:hAnsi="Courier New" w:cs="Courier New"/>
               </w:rPr>
-              <w:t># When the process is in the setup phase, at startup, it will be restricted to the</w:t>
-            </w:r>
-          </w:p>
-          <w:p>
-            <w:pPr>
-              <w:rPr>
-                <w:rFonts w:ascii="Courier New" w:hAnsi="Courier New" w:cs="Courier New"/>
-              </w:rPr>
-            </w:pPr>
-            <w:r>
-              <w:rPr>
-                <w:rFonts w:ascii="Courier New" w:hAnsi="Courier New" w:cs="Courier New"/>
-              </w:rPr>
-              <w:t xml:space="preserve"># </w:t>
+              <w:t>#pid_file = "/var/log/</w:t>
             </w:r>
             <w:proofErr w:type="spellStart"/>
             <w:r>
               <w:rPr>
                 <w:rFonts w:ascii="Courier New" w:hAnsi="Courier New" w:cs="Courier New"/>
               </w:rPr>
-              <w:t>initial_seccomp_rules</w:t>
+              <w:t>jalop</w:t>
             </w:r>
             <w:proofErr w:type="spellEnd"/>
             <w:r>
               <w:rPr>
                 <w:rFonts w:ascii="Courier New" w:hAnsi="Courier New" w:cs="Courier New"/>
               </w:rPr>
-              <w:t xml:space="preserve"> and </w:t>
-            </w:r>
-            <w:proofErr w:type="spellStart"/>
-            <w:r>
-              <w:rPr>
-                <w:rFonts w:ascii="Courier New" w:hAnsi="Courier New" w:cs="Courier New"/>
-              </w:rPr>
-              <w:t>final_seccomp_rules</w:t>
-            </w:r>
-            <w:proofErr w:type="spellEnd"/>
-            <w:r>
-              <w:rPr>
-                <w:rFonts w:ascii="Courier New" w:hAnsi="Courier New" w:cs="Courier New"/>
-              </w:rPr>
-              <w:t xml:space="preserve"> system call sets. After the setup phase and before the process</w:t>
-            </w:r>
-          </w:p>
-          <w:p>
-            <w:pPr>
-              <w:rPr>
-                <w:rFonts w:ascii="Courier New" w:hAnsi="Courier New" w:cs="Courier New"/>
-              </w:rPr>
-            </w:pPr>
-            <w:r>
-              <w:rPr>
-                <w:rFonts w:ascii="Courier New" w:hAnsi="Courier New" w:cs="Courier New"/>
-              </w:rPr>
-              <w:t xml:space="preserve"># is doing its routine work, it will be further restricted to only the </w:t>
-            </w:r>
-            <w:proofErr w:type="spellStart"/>
-            <w:r>
-              <w:rPr>
-                <w:rFonts w:ascii="Courier New" w:hAnsi="Courier New" w:cs="Courier New"/>
-              </w:rPr>
-              <w:t>final_seccomp_rules</w:t>
-            </w:r>
-            <w:proofErr w:type="spellEnd"/>
-            <w:r>
-              <w:rPr>
-                <w:rFonts w:ascii="Courier New" w:hAnsi="Courier New" w:cs="Courier New"/>
-              </w:rPr>
-              <w:t xml:space="preserve"> system call set.</w:t>
-            </w:r>
-          </w:p>
-          <w:p>
-            <w:pPr>
-              <w:rPr>
-                <w:rFonts w:ascii="Courier New" w:hAnsi="Courier New" w:cs="Courier New"/>
-              </w:rPr>
-            </w:pPr>
-            <w:r>
-              <w:rPr>
-                <w:rFonts w:ascii="Courier New" w:hAnsi="Courier New" w:cs="Courier New"/>
-              </w:rPr>
-              <w:t>#</w:t>
-            </w:r>
-          </w:p>
-          <w:p>
-            <w:pPr>
-              <w:rPr>
-                <w:rFonts w:ascii="Courier New" w:hAnsi="Courier New" w:cs="Courier New"/>
-              </w:rPr>
-            </w:pPr>
-            <w:proofErr w:type="spellStart"/>
-            <w:r>
-              <w:rPr>
-                <w:rFonts w:ascii="Courier New" w:hAnsi="Courier New" w:cs="Courier New"/>
-              </w:rPr>
-              <w:t>enable_seccomp</w:t>
-            </w:r>
-            <w:proofErr w:type="spellEnd"/>
-            <w:r>
-              <w:rPr>
-                <w:rFonts w:ascii="Courier New" w:hAnsi="Courier New" w:cs="Courier New"/>
-              </w:rPr>
-              <w:t xml:space="preserve"> = </w:t>
+              <w:t>/jls-pid.txt</w:t>
             </w:r>
             <w:proofErr w:type="gramStart"/>
             <w:r>
               <w:rPr>
                 <w:rFonts w:ascii="Courier New" w:hAnsi="Courier New" w:cs="Courier New"/>
               </w:rPr>
-              <w:t>true;</w:t>
+              <w:t>";</w:t>
             </w:r>
             <w:proofErr w:type="gramEnd"/>
           </w:p>
@@ -15988,26 +17506,6 @@
                 <w:rFonts w:ascii="Courier New" w:hAnsi="Courier New" w:cs="Courier New"/>
               </w:rPr>
             </w:pPr>
-            <w:r>
-              <w:rPr>
-                <w:rFonts w:ascii="Courier New" w:hAnsi="Courier New" w:cs="Courier New"/>
-              </w:rPr>
-              <w:t xml:space="preserve"># </w:t>
-            </w:r>
-            <w:proofErr w:type="gramStart"/>
-            <w:r>
-              <w:rPr>
-                <w:rFonts w:ascii="Courier New" w:hAnsi="Courier New" w:cs="Courier New"/>
-              </w:rPr>
-              <w:t>this</w:t>
-            </w:r>
-            <w:proofErr w:type="gramEnd"/>
-            <w:r>
-              <w:rPr>
-                <w:rFonts w:ascii="Courier New" w:hAnsi="Courier New" w:cs="Courier New"/>
-              </w:rPr>
-              <w:t xml:space="preserve"> rule will restrict the process from setting flags on a file</w:t>
-            </w:r>
           </w:p>
           <w:p>
             <w:pPr>
@@ -16015,11 +17513,321 @@
                 <w:rFonts w:ascii="Courier New" w:hAnsi="Courier New" w:cs="Courier New"/>
               </w:rPr>
             </w:pPr>
+            <w:r>
+              <w:rPr>
+                <w:rFonts w:ascii="Courier New" w:hAnsi="Courier New" w:cs="Courier New"/>
+              </w:rPr>
+              <w:t xml:space="preserve"># Log directory of </w:t>
+            </w:r>
             <w:proofErr w:type="spellStart"/>
             <w:r>
               <w:rPr>
                 <w:rFonts w:ascii="Courier New" w:hAnsi="Courier New" w:cs="Courier New"/>
               </w:rPr>
+              <w:t>jal</w:t>
+            </w:r>
+            <w:proofErr w:type="spellEnd"/>
+            <w:r>
+              <w:rPr>
+                <w:rFonts w:ascii="Courier New" w:hAnsi="Courier New" w:cs="Courier New"/>
+              </w:rPr>
+              <w:t xml:space="preserve">-local-store when </w:t>
+            </w:r>
+            <w:proofErr w:type="spellStart"/>
+            <w:r>
+              <w:rPr>
+                <w:rFonts w:ascii="Courier New" w:hAnsi="Courier New" w:cs="Courier New"/>
+              </w:rPr>
+              <w:t>daemonized</w:t>
+            </w:r>
+            <w:proofErr w:type="spellEnd"/>
+            <w:r>
+              <w:rPr>
+                <w:rFonts w:ascii="Courier New" w:hAnsi="Courier New" w:cs="Courier New"/>
+              </w:rPr>
+              <w:t>.</w:t>
+            </w:r>
+          </w:p>
+          <w:p>
+            <w:pPr>
+              <w:rPr>
+                <w:rFonts w:ascii="Courier New" w:hAnsi="Courier New" w:cs="Courier New"/>
+              </w:rPr>
+            </w:pPr>
+            <w:proofErr w:type="spellStart"/>
+            <w:r>
+              <w:rPr>
+                <w:rFonts w:ascii="Courier New" w:hAnsi="Courier New" w:cs="Courier New"/>
+              </w:rPr>
+              <w:t>log_dir</w:t>
+            </w:r>
+            <w:proofErr w:type="spellEnd"/>
+            <w:r>
+              <w:rPr>
+                <w:rFonts w:ascii="Courier New" w:hAnsi="Courier New" w:cs="Courier New"/>
+              </w:rPr>
+              <w:t xml:space="preserve"> = </w:t>
+            </w:r>
+            <w:proofErr w:type="gramStart"/>
+            <w:r>
+              <w:rPr>
+                <w:rFonts w:ascii="Courier New" w:hAnsi="Courier New" w:cs="Courier New"/>
+              </w:rPr>
+              <w:t>".";</w:t>
+            </w:r>
+            <w:proofErr w:type="gramEnd"/>
+          </w:p>
+          <w:p>
+            <w:pPr>
+              <w:rPr>
+                <w:rFonts w:ascii="Courier New" w:hAnsi="Courier New" w:cs="Courier New"/>
+              </w:rPr>
+            </w:pPr>
+          </w:p>
+          <w:p>
+            <w:pPr>
+              <w:rPr>
+                <w:rFonts w:ascii="Courier New" w:hAnsi="Courier New" w:cs="Courier New"/>
+              </w:rPr>
+            </w:pPr>
+            <w:r>
+              <w:rPr>
+                <w:rFonts w:ascii="Courier New" w:hAnsi="Courier New" w:cs="Courier New"/>
+              </w:rPr>
+              <w:t># Digest algorithm to use to generate digests in system metadata</w:t>
+            </w:r>
+          </w:p>
+          <w:p>
+            <w:pPr>
+              <w:rPr>
+                <w:rFonts w:ascii="Courier New" w:hAnsi="Courier New" w:cs="Courier New"/>
+              </w:rPr>
+            </w:pPr>
+            <w:proofErr w:type="spellStart"/>
+            <w:r>
+              <w:rPr>
+                <w:rFonts w:ascii="Courier New" w:hAnsi="Courier New" w:cs="Courier New"/>
+              </w:rPr>
+              <w:t>s</w:t>
+            </w:r>
+            <w:r>
+              <w:rPr>
+                <w:rFonts w:ascii="Courier New" w:hAnsi="Courier New" w:cs="Courier New"/>
+              </w:rPr>
+              <w:t>ys_meta_dgst_alg</w:t>
+            </w:r>
+            <w:proofErr w:type="spellEnd"/>
+            <w:r>
+              <w:rPr>
+                <w:rFonts w:ascii="Courier New" w:hAnsi="Courier New" w:cs="Courier New"/>
+              </w:rPr>
+              <w:t xml:space="preserve"> = “sha256</w:t>
+            </w:r>
+            <w:proofErr w:type="gramStart"/>
+            <w:r>
+              <w:rPr>
+                <w:rFonts w:ascii="Courier New" w:hAnsi="Courier New" w:cs="Courier New"/>
+              </w:rPr>
+              <w:t>”;</w:t>
+            </w:r>
+            <w:proofErr w:type="gramEnd"/>
+          </w:p>
+          <w:p>
+            <w:pPr>
+              <w:rPr>
+                <w:rFonts w:ascii="Courier New" w:hAnsi="Courier New" w:cs="Courier New"/>
+              </w:rPr>
+            </w:pPr>
+          </w:p>
+          <w:p>
+            <w:pPr>
+              <w:rPr>
+                <w:rFonts w:ascii="Courier New" w:hAnsi="Courier New" w:cs="Courier New"/>
+              </w:rPr>
+            </w:pPr>
+            <w:r>
+              <w:rPr>
+                <w:rFonts w:ascii="Courier New" w:hAnsi="Courier New" w:cs="Courier New"/>
+              </w:rPr>
+              <w:t xml:space="preserve"># seccomp will restrict the </w:t>
+            </w:r>
+            <w:proofErr w:type="spellStart"/>
+            <w:r>
+              <w:rPr>
+                <w:rFonts w:ascii="Courier New" w:hAnsi="Courier New" w:cs="Courier New"/>
+              </w:rPr>
+              <w:t>jal</w:t>
+            </w:r>
+            <w:proofErr w:type="spellEnd"/>
+            <w:r>
+              <w:rPr>
+                <w:rFonts w:ascii="Courier New" w:hAnsi="Courier New" w:cs="Courier New"/>
+              </w:rPr>
+              <w:t>-local-store process to the defined system calls.</w:t>
+            </w:r>
+          </w:p>
+          <w:p>
+            <w:pPr>
+              <w:rPr>
+                <w:rFonts w:ascii="Courier New" w:hAnsi="Courier New" w:cs="Courier New"/>
+              </w:rPr>
+            </w:pPr>
+            <w:r>
+              <w:rPr>
+                <w:rFonts w:ascii="Courier New" w:hAnsi="Courier New" w:cs="Courier New"/>
+              </w:rPr>
+              <w:t># When the process is in the setup phase, at startup, it will be restricted to the</w:t>
+            </w:r>
+          </w:p>
+          <w:p>
+            <w:pPr>
+              <w:rPr>
+                <w:rFonts w:ascii="Courier New" w:hAnsi="Courier New" w:cs="Courier New"/>
+              </w:rPr>
+            </w:pPr>
+            <w:r>
+              <w:rPr>
+                <w:rFonts w:ascii="Courier New" w:hAnsi="Courier New" w:cs="Courier New"/>
+              </w:rPr>
+              <w:t xml:space="preserve"># </w:t>
+            </w:r>
+            <w:proofErr w:type="spellStart"/>
+            <w:r>
+              <w:rPr>
+                <w:rFonts w:ascii="Courier New" w:hAnsi="Courier New" w:cs="Courier New"/>
+              </w:rPr>
+              <w:t>initial_seccomp_rules</w:t>
+            </w:r>
+            <w:proofErr w:type="spellEnd"/>
+            <w:r>
+              <w:rPr>
+                <w:rFonts w:ascii="Courier New" w:hAnsi="Courier New" w:cs="Courier New"/>
+              </w:rPr>
+              <w:t xml:space="preserve"> and </w:t>
+            </w:r>
+            <w:proofErr w:type="spellStart"/>
+            <w:r>
+              <w:rPr>
+                <w:rFonts w:ascii="Courier New" w:hAnsi="Courier New" w:cs="Courier New"/>
+              </w:rPr>
+              <w:t>final_seccomp_rules</w:t>
+            </w:r>
+            <w:proofErr w:type="spellEnd"/>
+            <w:r>
+              <w:rPr>
+                <w:rFonts w:ascii="Courier New" w:hAnsi="Courier New" w:cs="Courier New"/>
+              </w:rPr>
+              <w:t xml:space="preserve"> system call sets. After the setup phase and before the process</w:t>
+            </w:r>
+          </w:p>
+          <w:p>
+            <w:pPr>
+              <w:rPr>
+                <w:rFonts w:ascii="Courier New" w:hAnsi="Courier New" w:cs="Courier New"/>
+              </w:rPr>
+            </w:pPr>
+            <w:r>
+              <w:rPr>
+                <w:rFonts w:ascii="Courier New" w:hAnsi="Courier New" w:cs="Courier New"/>
+              </w:rPr>
+              <w:t xml:space="preserve"># is doing its routine work, it will be further restricted to only the </w:t>
+            </w:r>
+            <w:proofErr w:type="spellStart"/>
+            <w:r>
+              <w:rPr>
+                <w:rFonts w:ascii="Courier New" w:hAnsi="Courier New" w:cs="Courier New"/>
+              </w:rPr>
+              <w:t>final_seccomp_rules</w:t>
+            </w:r>
+            <w:proofErr w:type="spellEnd"/>
+            <w:r>
+              <w:rPr>
+                <w:rFonts w:ascii="Courier New" w:hAnsi="Courier New" w:cs="Courier New"/>
+              </w:rPr>
+              <w:t xml:space="preserve"> system call set.</w:t>
+            </w:r>
+          </w:p>
+          <w:p>
+            <w:pPr>
+              <w:rPr>
+                <w:rFonts w:ascii="Courier New" w:hAnsi="Courier New" w:cs="Courier New"/>
+              </w:rPr>
+            </w:pPr>
+            <w:r>
+              <w:rPr>
+                <w:rFonts w:ascii="Courier New" w:hAnsi="Courier New" w:cs="Courier New"/>
+              </w:rPr>
+              <w:t>#</w:t>
+            </w:r>
+          </w:p>
+          <w:p>
+            <w:pPr>
+              <w:rPr>
+                <w:rFonts w:ascii="Courier New" w:hAnsi="Courier New" w:cs="Courier New"/>
+              </w:rPr>
+            </w:pPr>
+            <w:proofErr w:type="spellStart"/>
+            <w:r>
+              <w:rPr>
+                <w:rFonts w:ascii="Courier New" w:hAnsi="Courier New" w:cs="Courier New"/>
+              </w:rPr>
+              <w:t>enable_seccomp</w:t>
+            </w:r>
+            <w:proofErr w:type="spellEnd"/>
+            <w:r>
+              <w:rPr>
+                <w:rFonts w:ascii="Courier New" w:hAnsi="Courier New" w:cs="Courier New"/>
+              </w:rPr>
+              <w:t xml:space="preserve"> = </w:t>
+            </w:r>
+            <w:proofErr w:type="gramStart"/>
+            <w:r>
+              <w:rPr>
+                <w:rFonts w:ascii="Courier New" w:hAnsi="Courier New" w:cs="Courier New"/>
+              </w:rPr>
+              <w:t>true;</w:t>
+            </w:r>
+            <w:proofErr w:type="gramEnd"/>
+          </w:p>
+          <w:p>
+            <w:pPr>
+              <w:rPr>
+                <w:rFonts w:ascii="Courier New" w:hAnsi="Courier New" w:cs="Courier New"/>
+              </w:rPr>
+            </w:pPr>
+            <w:r>
+              <w:rPr>
+                <w:rFonts w:ascii="Courier New" w:hAnsi="Courier New" w:cs="Courier New"/>
+              </w:rPr>
+              <w:t xml:space="preserve"># </w:t>
+            </w:r>
+            <w:proofErr w:type="gramStart"/>
+            <w:r>
+              <w:rPr>
+                <w:rFonts w:ascii="Courier New" w:hAnsi="Courier New" w:cs="Courier New"/>
+              </w:rPr>
+              <w:t>this</w:t>
+            </w:r>
+            <w:proofErr w:type="gramEnd"/>
+            <w:r>
+              <w:rPr>
+                <w:rFonts w:ascii="Courier New" w:hAnsi="Courier New" w:cs="Courier New"/>
+              </w:rPr>
+              <w:t xml:space="preserve"> rule will restrict the process from setting flags on a file</w:t>
+            </w:r>
+          </w:p>
+          <w:p>
+            <w:pPr>
+              <w:rPr>
+                <w:rFonts w:ascii="Courier New" w:hAnsi="Courier New" w:cs="Courier New"/>
+              </w:rPr>
+            </w:pPr>
+            <w:proofErr w:type="spellStart"/>
+            <w:r>
+              <w:rPr>
+                <w:rFonts w:ascii="Courier New" w:hAnsi="Courier New" w:cs="Courier New"/>
+              </w:rPr>
+              <w:lastRenderedPageBreak/>
               <w:t>restrict_seccomp_F_SETFL</w:t>
             </w:r>
             <w:proofErr w:type="spellEnd"/>
@@ -16107,7 +17915,7 @@
       <w:pPr>
         <w:pStyle w:val="Heading2"/>
       </w:pPr>
-      <w:bookmarkStart w:id="26" w:name="_Toc175164300"/>
+      <w:bookmarkStart w:id="26" w:name="_Toc196425239"/>
       <w:r>
         <w:t>Configure C/C++ Subscriber (</w:t>
       </w:r>
@@ -16397,7 +18205,6 @@
               <w:rPr>
                 <w:rFonts w:ascii="Courier New" w:hAnsi="Courier New" w:cs="Courier New"/>
               </w:rPr>
-              <w:lastRenderedPageBreak/>
               <w:t>public_cert</w:t>
             </w:r>
             <w:proofErr w:type="spellEnd"/>
@@ -16569,11 +18376,463 @@
               <w:t>testdb</w:t>
             </w:r>
             <w:proofErr w:type="spellEnd"/>
+            <w:proofErr w:type="gramStart"/>
             <w:r>
               <w:rPr>
                 <w:rFonts w:ascii="Courier New" w:hAnsi="Courier New" w:cs="Courier New"/>
               </w:rPr>
               <w:t>";</w:t>
+            </w:r>
+            <w:proofErr w:type="gramEnd"/>
+          </w:p>
+          <w:p>
+            <w:pPr>
+              <w:autoSpaceDE w:val="0"/>
+              <w:autoSpaceDN w:val="0"/>
+              <w:adjustRightInd w:val="0"/>
+              <w:rPr>
+                <w:rFonts w:ascii="Courier New" w:hAnsi="Courier New" w:cs="Courier New"/>
+              </w:rPr>
+            </w:pPr>
+          </w:p>
+          <w:p>
+            <w:pPr>
+              <w:rPr>
+                <w:rFonts w:ascii="Courier New" w:hAnsi="Courier New" w:cs="Courier New"/>
+              </w:rPr>
+            </w:pPr>
+            <w:r>
+              <w:rPr>
+                <w:rFonts w:ascii="Courier New" w:hAnsi="Courier New" w:cs="Courier New"/>
+              </w:rPr>
+              <w:t xml:space="preserve">#Valid settings for the </w:t>
+            </w:r>
+            <w:proofErr w:type="spellStart"/>
+            <w:r>
+              <w:rPr>
+                <w:rFonts w:ascii="Courier New" w:hAnsi="Courier New" w:cs="Courier New"/>
+              </w:rPr>
+              <w:t>database_option</w:t>
+            </w:r>
+            <w:proofErr w:type="spellEnd"/>
+            <w:r>
+              <w:rPr>
+                <w:rFonts w:ascii="Courier New" w:hAnsi="Courier New" w:cs="Courier New"/>
+              </w:rPr>
+              <w:t xml:space="preserve"> config setting are the following:</w:t>
+            </w:r>
+          </w:p>
+          <w:p>
+            <w:pPr>
+              <w:rPr>
+                <w:rFonts w:ascii="Courier New" w:hAnsi="Courier New" w:cs="Courier New"/>
+              </w:rPr>
+            </w:pPr>
+            <w:r>
+              <w:rPr>
+                <w:rFonts w:ascii="Courier New" w:hAnsi="Courier New" w:cs="Courier New"/>
+              </w:rPr>
+              <w:t xml:space="preserve">#JDB_NONE – No LMDB </w:t>
+            </w:r>
+            <w:proofErr w:type="spellStart"/>
+            <w:r>
+              <w:rPr>
+                <w:rFonts w:ascii="Courier New" w:hAnsi="Courier New" w:cs="Courier New"/>
+              </w:rPr>
+              <w:t>db</w:t>
+            </w:r>
+            <w:proofErr w:type="spellEnd"/>
+            <w:r>
+              <w:rPr>
+                <w:rFonts w:ascii="Courier New" w:hAnsi="Courier New" w:cs="Courier New"/>
+              </w:rPr>
+              <w:t xml:space="preserve"> flags are set.</w:t>
+            </w:r>
+          </w:p>
+          <w:p>
+            <w:pPr>
+              <w:rPr>
+                <w:rFonts w:ascii="Courier New" w:hAnsi="Courier New" w:cs="Courier New"/>
+              </w:rPr>
+            </w:pPr>
+            <w:r>
+              <w:rPr>
+                <w:rFonts w:ascii="Courier New" w:hAnsi="Courier New" w:cs="Courier New"/>
+              </w:rPr>
+              <w:t xml:space="preserve">#   This is the slowest, but most reliable setting to prevent data loss or </w:t>
+            </w:r>
+            <w:proofErr w:type="spellStart"/>
+            <w:r>
+              <w:rPr>
+                <w:rFonts w:ascii="Courier New" w:hAnsi="Courier New" w:cs="Courier New"/>
+              </w:rPr>
+              <w:t>db</w:t>
+            </w:r>
+            <w:proofErr w:type="spellEnd"/>
+            <w:r>
+              <w:rPr>
+                <w:rFonts w:ascii="Courier New" w:hAnsi="Courier New" w:cs="Courier New"/>
+              </w:rPr>
+              <w:t xml:space="preserve"> corruption</w:t>
+            </w:r>
+          </w:p>
+          <w:p>
+            <w:pPr>
+              <w:rPr>
+                <w:rFonts w:ascii="Courier New" w:hAnsi="Courier New" w:cs="Courier New"/>
+              </w:rPr>
+            </w:pPr>
+            <w:r>
+              <w:rPr>
+                <w:rFonts w:ascii="Courier New" w:hAnsi="Courier New" w:cs="Courier New"/>
+              </w:rPr>
+              <w:t>#JDB_LMDB_PERFORMANCE_LEVEL1 – Sets MDB_NOMETASYNC</w:t>
+            </w:r>
+          </w:p>
+          <w:p>
+            <w:pPr>
+              <w:rPr>
+                <w:rFonts w:ascii="Courier New" w:hAnsi="Courier New" w:cs="Courier New"/>
+              </w:rPr>
+            </w:pPr>
+            <w:r>
+              <w:rPr>
+                <w:rFonts w:ascii="Courier New" w:hAnsi="Courier New" w:cs="Courier New"/>
+              </w:rPr>
+              <w:lastRenderedPageBreak/>
+              <w:t xml:space="preserve">#   Faster than JDB_NONE.  </w:t>
+            </w:r>
+            <w:proofErr w:type="gramStart"/>
+            <w:r>
+              <w:rPr>
+                <w:rFonts w:ascii="Courier New" w:hAnsi="Courier New" w:cs="Courier New"/>
+              </w:rPr>
+              <w:t>No</w:t>
+            </w:r>
+            <w:proofErr w:type="gramEnd"/>
+            <w:r>
+              <w:rPr>
+                <w:rFonts w:ascii="Courier New" w:hAnsi="Courier New" w:cs="Courier New"/>
+              </w:rPr>
+              <w:t xml:space="preserve"> risk of </w:t>
+            </w:r>
+            <w:proofErr w:type="spellStart"/>
+            <w:r>
+              <w:rPr>
+                <w:rFonts w:ascii="Courier New" w:hAnsi="Courier New" w:cs="Courier New"/>
+              </w:rPr>
+              <w:t>db</w:t>
+            </w:r>
+            <w:proofErr w:type="spellEnd"/>
+            <w:r>
+              <w:rPr>
+                <w:rFonts w:ascii="Courier New" w:hAnsi="Courier New" w:cs="Courier New"/>
+              </w:rPr>
+              <w:t xml:space="preserve"> corruption, </w:t>
+            </w:r>
+            <w:proofErr w:type="gramStart"/>
+            <w:r>
+              <w:rPr>
+                <w:rFonts w:ascii="Courier New" w:hAnsi="Courier New" w:cs="Courier New"/>
+              </w:rPr>
+              <w:t>but</w:t>
+            </w:r>
+            <w:proofErr w:type="gramEnd"/>
+            <w:r>
+              <w:rPr>
+                <w:rFonts w:ascii="Courier New" w:hAnsi="Courier New" w:cs="Courier New"/>
+              </w:rPr>
+              <w:t xml:space="preserve"> could lose </w:t>
+            </w:r>
+            <w:proofErr w:type="gramStart"/>
+            <w:r>
+              <w:rPr>
+                <w:rFonts w:ascii="Courier New" w:hAnsi="Courier New" w:cs="Courier New"/>
+              </w:rPr>
+              <w:t>last</w:t>
+            </w:r>
+            <w:proofErr w:type="gramEnd"/>
+            <w:r>
+              <w:rPr>
+                <w:rFonts w:ascii="Courier New" w:hAnsi="Courier New" w:cs="Courier New"/>
+              </w:rPr>
+              <w:t xml:space="preserve"> transaction</w:t>
+            </w:r>
+          </w:p>
+          <w:p>
+            <w:pPr>
+              <w:rPr>
+                <w:rFonts w:ascii="Courier New" w:hAnsi="Courier New" w:cs="Courier New"/>
+              </w:rPr>
+            </w:pPr>
+            <w:r>
+              <w:rPr>
+                <w:rFonts w:ascii="Courier New" w:hAnsi="Courier New" w:cs="Courier New"/>
+              </w:rPr>
+              <w:t>#JDB_LMDB_PERFORMANCE_LEVEL2 – Sets MDB_NOMETASYNC | MDB_NOSYNC</w:t>
+            </w:r>
+          </w:p>
+          <w:p>
+            <w:pPr>
+              <w:rPr>
+                <w:rFonts w:ascii="Courier New" w:hAnsi="Courier New" w:cs="Courier New"/>
+              </w:rPr>
+            </w:pPr>
+            <w:r>
+              <w:rPr>
+                <w:rFonts w:ascii="Courier New" w:hAnsi="Courier New" w:cs="Courier New"/>
+              </w:rPr>
+              <w:t>#   This is the recommended setting and is much faster than JDB_LMDB_PERFORMANCE_LEVEL1.</w:t>
+            </w:r>
+          </w:p>
+          <w:p>
+            <w:pPr>
+              <w:rPr>
+                <w:rFonts w:ascii="Courier New" w:hAnsi="Courier New" w:cs="Courier New"/>
+              </w:rPr>
+            </w:pPr>
+            <w:r>
+              <w:rPr>
+                <w:rFonts w:ascii="Courier New" w:hAnsi="Courier New" w:cs="Courier New"/>
+              </w:rPr>
+              <w:t xml:space="preserve">#No risk of </w:t>
+            </w:r>
+            <w:proofErr w:type="spellStart"/>
+            <w:r>
+              <w:rPr>
+                <w:rFonts w:ascii="Courier New" w:hAnsi="Courier New" w:cs="Courier New"/>
+              </w:rPr>
+              <w:t>db</w:t>
+            </w:r>
+            <w:proofErr w:type="spellEnd"/>
+            <w:r>
+              <w:rPr>
+                <w:rFonts w:ascii="Courier New" w:hAnsi="Courier New" w:cs="Courier New"/>
+              </w:rPr>
+              <w:t xml:space="preserve"> corruption if filesystem preserves write order otherwise </w:t>
+            </w:r>
+            <w:proofErr w:type="spellStart"/>
+            <w:r>
+              <w:rPr>
+                <w:rFonts w:ascii="Courier New" w:hAnsi="Courier New" w:cs="Courier New"/>
+              </w:rPr>
+              <w:t>db</w:t>
+            </w:r>
+            <w:proofErr w:type="spellEnd"/>
+            <w:r>
+              <w:rPr>
+                <w:rFonts w:ascii="Courier New" w:hAnsi="Courier New" w:cs="Courier New"/>
+              </w:rPr>
+              <w:t xml:space="preserve"> corruption is possible.  </w:t>
+            </w:r>
+            <w:proofErr w:type="gramStart"/>
+            <w:r>
+              <w:rPr>
+                <w:rFonts w:ascii="Courier New" w:hAnsi="Courier New" w:cs="Courier New"/>
+              </w:rPr>
+              <w:t>Also</w:t>
+            </w:r>
+            <w:proofErr w:type="gramEnd"/>
+            <w:r>
+              <w:rPr>
+                <w:rFonts w:ascii="Courier New" w:hAnsi="Courier New" w:cs="Courier New"/>
+              </w:rPr>
+              <w:t xml:space="preserve"> could lose </w:t>
+            </w:r>
+            <w:proofErr w:type="gramStart"/>
+            <w:r>
+              <w:rPr>
+                <w:rFonts w:ascii="Courier New" w:hAnsi="Courier New" w:cs="Courier New"/>
+              </w:rPr>
+              <w:t>last</w:t>
+            </w:r>
+            <w:proofErr w:type="gramEnd"/>
+            <w:r>
+              <w:rPr>
+                <w:rFonts w:ascii="Courier New" w:hAnsi="Courier New" w:cs="Courier New"/>
+              </w:rPr>
+              <w:t xml:space="preserve"> transaction.</w:t>
+            </w:r>
+          </w:p>
+          <w:p>
+            <w:pPr>
+              <w:rPr>
+                <w:rFonts w:ascii="Courier New" w:hAnsi="Courier New" w:cs="Courier New"/>
+              </w:rPr>
+            </w:pPr>
+            <w:r>
+              <w:rPr>
+                <w:rFonts w:ascii="Courier New" w:hAnsi="Courier New" w:cs="Courier New"/>
+              </w:rPr>
+              <w:t>#JDB_LMDB_PERFORMANCE_LEVEL3 – Sets MDB_NOMETASYNC | MDB_NOSYNC | MDB_WRITEMAP | MDB_MAPASYNC</w:t>
+            </w:r>
+          </w:p>
+          <w:p>
+            <w:pPr>
+              <w:rPr>
+                <w:rFonts w:ascii="Courier New" w:hAnsi="Courier New" w:cs="Courier New"/>
+              </w:rPr>
+            </w:pPr>
+            <w:r>
+              <w:rPr>
+                <w:rFonts w:ascii="Courier New" w:hAnsi="Courier New" w:cs="Courier New"/>
+              </w:rPr>
+              <w:t>#   WARNING!!! This setting is faster than JDB_LMDB_PERFORMANCE_LEVEL2</w:t>
+            </w:r>
+          </w:p>
+          <w:p>
+            <w:pPr>
+              <w:rPr>
+                <w:rFonts w:ascii="Courier New" w:hAnsi="Courier New" w:cs="Courier New"/>
+              </w:rPr>
+            </w:pPr>
+            <w:r>
+              <w:rPr>
+                <w:rFonts w:ascii="Courier New" w:hAnsi="Courier New" w:cs="Courier New"/>
+              </w:rPr>
+              <w:t xml:space="preserve">#   </w:t>
+            </w:r>
+            <w:proofErr w:type="gramStart"/>
+            <w:r>
+              <w:rPr>
+                <w:rFonts w:ascii="Courier New" w:hAnsi="Courier New" w:cs="Courier New"/>
+              </w:rPr>
+              <w:t>However</w:t>
+            </w:r>
+            <w:proofErr w:type="gramEnd"/>
+            <w:r>
+              <w:rPr>
+                <w:rFonts w:ascii="Courier New" w:hAnsi="Courier New" w:cs="Courier New"/>
+              </w:rPr>
+              <w:t xml:space="preserve"> there is a very high risk of </w:t>
+            </w:r>
+            <w:proofErr w:type="spellStart"/>
+            <w:r>
+              <w:rPr>
+                <w:rFonts w:ascii="Courier New" w:hAnsi="Courier New" w:cs="Courier New"/>
+              </w:rPr>
+              <w:t>db</w:t>
+            </w:r>
+            <w:proofErr w:type="spellEnd"/>
+            <w:r>
+              <w:rPr>
+                <w:rFonts w:ascii="Courier New" w:hAnsi="Courier New" w:cs="Courier New"/>
+              </w:rPr>
+              <w:t xml:space="preserve"> corruption and data loss in case of a crash or power outage.  </w:t>
+            </w:r>
+            <w:proofErr w:type="gramStart"/>
+            <w:r>
+              <w:rPr>
+                <w:rFonts w:ascii="Courier New" w:hAnsi="Courier New" w:cs="Courier New"/>
+              </w:rPr>
+              <w:t>Also</w:t>
+            </w:r>
+            <w:proofErr w:type="gramEnd"/>
+            <w:r>
+              <w:rPr>
+                <w:rFonts w:ascii="Courier New" w:hAnsi="Courier New" w:cs="Courier New"/>
+              </w:rPr>
+              <w:t xml:space="preserve"> if this setting is used, all other JAL processes</w:t>
+            </w:r>
+          </w:p>
+          <w:p>
+            <w:pPr>
+              <w:rPr>
+                <w:rFonts w:ascii="Courier New" w:hAnsi="Courier New" w:cs="Courier New"/>
+              </w:rPr>
+            </w:pPr>
+            <w:r>
+              <w:rPr>
+                <w:rFonts w:ascii="Courier New" w:hAnsi="Courier New" w:cs="Courier New"/>
+              </w:rPr>
+              <w:t xml:space="preserve">#   must use this exact same setting.  </w:t>
+            </w:r>
+            <w:proofErr w:type="gramStart"/>
+            <w:r>
+              <w:rPr>
+                <w:rFonts w:ascii="Courier New" w:hAnsi="Courier New" w:cs="Courier New"/>
+              </w:rPr>
+              <w:t>Overall</w:t>
+            </w:r>
+            <w:proofErr w:type="gramEnd"/>
+            <w:r>
+              <w:rPr>
+                <w:rFonts w:ascii="Courier New" w:hAnsi="Courier New" w:cs="Courier New"/>
+              </w:rPr>
+              <w:t xml:space="preserve"> this setting is not recommended to be used if the risk of </w:t>
+            </w:r>
+            <w:proofErr w:type="spellStart"/>
+            <w:r>
+              <w:rPr>
+                <w:rFonts w:ascii="Courier New" w:hAnsi="Courier New" w:cs="Courier New"/>
+              </w:rPr>
+              <w:t>db</w:t>
+            </w:r>
+            <w:proofErr w:type="spellEnd"/>
+            <w:r>
+              <w:rPr>
+                <w:rFonts w:ascii="Courier New" w:hAnsi="Courier New" w:cs="Courier New"/>
+              </w:rPr>
+              <w:t xml:space="preserve"> corruption is not acceptable.</w:t>
+            </w:r>
+          </w:p>
+          <w:p>
+            <w:pPr>
+              <w:rPr>
+                <w:rFonts w:ascii="Courier New" w:hAnsi="Courier New" w:cs="Courier New"/>
+              </w:rPr>
+            </w:pPr>
+          </w:p>
+          <w:p>
+            <w:pPr>
+              <w:rPr>
+                <w:rFonts w:ascii="Courier New" w:hAnsi="Courier New" w:cs="Courier New"/>
+              </w:rPr>
+            </w:pPr>
+            <w:r>
+              <w:rPr>
+                <w:rFonts w:ascii="Courier New" w:hAnsi="Courier New" w:cs="Courier New"/>
+              </w:rPr>
+              <w:t>#LMDB only, this setting is ignored in BDB builds.  This is optional and will default to JDB_NONE if not present.</w:t>
+            </w:r>
+          </w:p>
+          <w:p>
+            <w:pPr>
+              <w:rPr>
+                <w:rFonts w:ascii="Courier New" w:hAnsi="Courier New" w:cs="Courier New"/>
+              </w:rPr>
+            </w:pPr>
+            <w:proofErr w:type="spellStart"/>
+            <w:r>
+              <w:rPr>
+                <w:rFonts w:ascii="Courier New" w:hAnsi="Courier New" w:cs="Courier New"/>
+              </w:rPr>
+              <w:t>database_option</w:t>
+            </w:r>
+            <w:proofErr w:type="spellEnd"/>
+            <w:r>
+              <w:rPr>
+                <w:rFonts w:ascii="Courier New" w:hAnsi="Courier New" w:cs="Courier New"/>
+              </w:rPr>
+              <w:t xml:space="preserve"> = </w:t>
+            </w:r>
+            <w:r>
+              <w:rPr>
+                <w:rFonts w:ascii="Courier New" w:hAnsi="Courier New" w:cs="Courier New"/>
+              </w:rPr>
+              <w:t>"</w:t>
+            </w:r>
+            <w:r>
+              <w:rPr>
+                <w:rFonts w:ascii="Courier New" w:hAnsi="Courier New" w:cs="Courier New"/>
+              </w:rPr>
+              <w:t>JDB_LMDB_PERFORMANCE_LEVEL2</w:t>
+            </w:r>
+            <w:r>
+              <w:rPr>
+                <w:rFonts w:ascii="Courier New" w:hAnsi="Courier New" w:cs="Courier New"/>
+              </w:rPr>
+              <w:t>"</w:t>
             </w:r>
           </w:p>
           <w:p>
@@ -16723,7 +18982,21 @@
               <w:rPr>
                 <w:rFonts w:ascii="Courier New" w:hAnsi="Courier New" w:cs="Courier New"/>
               </w:rPr>
-              <w:t xml:space="preserve"> = [ "audit", "log", "journal</w:t>
+              <w:t xml:space="preserve"> </w:t>
+            </w:r>
+            <w:proofErr w:type="gramStart"/>
+            <w:r>
+              <w:rPr>
+                <w:rFonts w:ascii="Courier New" w:hAnsi="Courier New" w:cs="Courier New"/>
+              </w:rPr>
+              <w:t>= [ "</w:t>
+            </w:r>
+            <w:proofErr w:type="gramEnd"/>
+            <w:r>
+              <w:rPr>
+                <w:rFonts w:ascii="Courier New" w:hAnsi="Courier New" w:cs="Courier New"/>
+              </w:rPr>
+              <w:t>audit", "log", "journal</w:t>
             </w:r>
             <w:proofErr w:type="gramStart"/>
             <w:r>
@@ -16991,7 +19264,21 @@
               <w:rPr>
                 <w:rFonts w:ascii="Courier New" w:hAnsi="Courier New" w:cs="Courier New"/>
               </w:rPr>
-              <w:t># The maximum size in bytes of the RAM buffer used to process incoming records.</w:t>
+              <w:t xml:space="preserve"># The maximum size in bytes of the RAM buffer </w:t>
+            </w:r>
+            <w:proofErr w:type="gramStart"/>
+            <w:r>
+              <w:rPr>
+                <w:rFonts w:ascii="Courier New" w:hAnsi="Courier New" w:cs="Courier New"/>
+              </w:rPr>
+              <w:t>used</w:t>
+            </w:r>
+            <w:proofErr w:type="gramEnd"/>
+            <w:r>
+              <w:rPr>
+                <w:rFonts w:ascii="Courier New" w:hAnsi="Courier New" w:cs="Courier New"/>
+              </w:rPr>
+              <w:t xml:space="preserve"> to process incoming records.</w:t>
             </w:r>
           </w:p>
           <w:p>
@@ -17007,6 +19294,7 @@
               <w:rPr>
                 <w:rFonts w:ascii="Courier New" w:hAnsi="Courier New" w:cs="Courier New"/>
               </w:rPr>
+              <w:lastRenderedPageBreak/>
               <w:t># If a record payload exceeds this size, it will be dumped to the filesystem during receipt</w:t>
             </w:r>
           </w:p>
@@ -17131,7 +19419,6 @@
               <w:rPr>
                 <w:rFonts w:ascii="Courier New" w:hAnsi="Courier New" w:cs="Courier New"/>
               </w:rPr>
-              <w:lastRenderedPageBreak/>
               <w:t># for processing record data.</w:t>
             </w:r>
           </w:p>
@@ -17405,7 +19692,7 @@
               <w:rPr>
                 <w:rFonts w:ascii="Courier New" w:hAnsi="Courier New" w:cs="Courier New"/>
               </w:rPr>
-              <w:t>bdb</w:t>
+              <w:t>db</w:t>
             </w:r>
             <w:proofErr w:type="spellEnd"/>
             <w:r>
@@ -17443,7 +19730,7 @@
               <w:rPr>
                 <w:rFonts w:ascii="Courier New" w:hAnsi="Courier New" w:cs="Courier New"/>
               </w:rPr>
-              <w:t>bdb</w:t>
+              <w:t>db</w:t>
             </w:r>
             <w:proofErr w:type="spellEnd"/>
             <w:proofErr w:type="gramStart"/>
@@ -17478,21 +19765,25 @@
               <w:rPr>
                 <w:rFonts w:ascii="Courier New" w:hAnsi="Courier New" w:cs="Courier New"/>
               </w:rPr>
-              <w:t xml:space="preserve"># For http server implementations which support thread pools (such as </w:t>
-            </w:r>
-            <w:proofErr w:type="spellStart"/>
-            <w:r>
-              <w:rPr>
-                <w:rFonts w:ascii="Courier New" w:hAnsi="Courier New" w:cs="Courier New"/>
-              </w:rPr>
-              <w:t>libmicrohttpd</w:t>
-            </w:r>
-            <w:proofErr w:type="spellEnd"/>
-            <w:r>
-              <w:rPr>
-                <w:rFonts w:ascii="Courier New" w:hAnsi="Courier New" w:cs="Courier New"/>
-              </w:rPr>
-              <w:t>)</w:t>
+              <w:t xml:space="preserve"># Specify the threshold size at which a journal resume is </w:t>
+            </w:r>
+            <w:r>
+              <w:rPr>
+                <w:rFonts w:ascii="Courier New" w:hAnsi="Courier New" w:cs="Courier New"/>
+              </w:rPr>
+              <w:t>"</w:t>
+            </w:r>
+            <w:r>
+              <w:rPr>
+                <w:rFonts w:ascii="Courier New" w:hAnsi="Courier New" w:cs="Courier New"/>
+              </w:rPr>
+              <w:t>worthwhile</w:t>
+            </w:r>
+            <w:r>
+              <w:rPr>
+                <w:rFonts w:ascii="Courier New" w:hAnsi="Courier New" w:cs="Courier New"/>
+              </w:rPr>
+              <w:t>"</w:t>
             </w:r>
           </w:p>
           <w:p>
@@ -17508,7 +19799,21 @@
               <w:rPr>
                 <w:rFonts w:ascii="Courier New" w:hAnsi="Courier New" w:cs="Courier New"/>
               </w:rPr>
-              <w:t># Set the size of the thread pool</w:t>
+              <w:t xml:space="preserve"># If a partial journal resume record is found during session </w:t>
+            </w:r>
+            <w:proofErr w:type="spellStart"/>
+            <w:r>
+              <w:rPr>
+                <w:rFonts w:ascii="Courier New" w:hAnsi="Courier New" w:cs="Courier New"/>
+              </w:rPr>
+              <w:t>init</w:t>
+            </w:r>
+            <w:proofErr w:type="spellEnd"/>
+            <w:r>
+              <w:rPr>
+                <w:rFonts w:ascii="Courier New" w:hAnsi="Courier New" w:cs="Courier New"/>
+              </w:rPr>
+              <w:t xml:space="preserve"> that exceeds this threshold</w:t>
             </w:r>
           </w:p>
           <w:p>
@@ -17524,8 +19829,469 @@
               <w:rPr>
                 <w:rFonts w:ascii="Courier New" w:hAnsi="Courier New" w:cs="Courier New"/>
               </w:rPr>
+              <w:t xml:space="preserve"># </w:t>
+            </w:r>
+            <w:proofErr w:type="gramStart"/>
+            <w:r>
+              <w:rPr>
+                <w:rFonts w:ascii="Courier New" w:hAnsi="Courier New" w:cs="Courier New"/>
+              </w:rPr>
+              <w:t>then</w:t>
+            </w:r>
+            <w:proofErr w:type="gramEnd"/>
+            <w:r>
+              <w:rPr>
+                <w:rFonts w:ascii="Courier New" w:hAnsi="Courier New" w:cs="Courier New"/>
+              </w:rPr>
+              <w:t xml:space="preserve"> a journal resume will be performed</w:t>
+            </w:r>
+          </w:p>
+          <w:p>
+            <w:pPr>
+              <w:autoSpaceDE w:val="0"/>
+              <w:autoSpaceDN w:val="0"/>
+              <w:adjustRightInd w:val="0"/>
+              <w:rPr>
+                <w:rFonts w:ascii="Courier New" w:hAnsi="Courier New" w:cs="Courier New"/>
+              </w:rPr>
+            </w:pPr>
+            <w:r>
+              <w:rPr>
+                <w:rFonts w:ascii="Courier New" w:hAnsi="Courier New" w:cs="Courier New"/>
+              </w:rPr>
+              <w:t># If</w:t>
+            </w:r>
+            <w:r>
+              <w:rPr>
+                <w:rFonts w:ascii="Courier New" w:hAnsi="Courier New" w:cs="Courier New"/>
+              </w:rPr>
+              <w:t xml:space="preserve"> the partial record is less than this size, the resume will be </w:t>
+            </w:r>
+            <w:proofErr w:type="gramStart"/>
+            <w:r>
+              <w:rPr>
+                <w:rFonts w:ascii="Courier New" w:hAnsi="Courier New" w:cs="Courier New"/>
+              </w:rPr>
+              <w:t>skipped</w:t>
+            </w:r>
+            <w:proofErr w:type="gramEnd"/>
+            <w:r>
+              <w:rPr>
+                <w:rFonts w:ascii="Courier New" w:hAnsi="Courier New" w:cs="Courier New"/>
+              </w:rPr>
+              <w:t xml:space="preserve"> and the record will be transferred from scratch.</w:t>
+            </w:r>
+          </w:p>
+          <w:p>
+            <w:pPr>
+              <w:autoSpaceDE w:val="0"/>
+              <w:autoSpaceDN w:val="0"/>
+              <w:adjustRightInd w:val="0"/>
+              <w:rPr>
+                <w:rFonts w:ascii="Courier New" w:hAnsi="Courier New" w:cs="Courier New"/>
+              </w:rPr>
+            </w:pPr>
+            <w:r>
+              <w:rPr>
+                <w:rFonts w:ascii="Courier New" w:hAnsi="Courier New" w:cs="Courier New"/>
+              </w:rPr>
+              <w:t># The special value 0 means always resume</w:t>
+            </w:r>
+          </w:p>
+          <w:p>
+            <w:pPr>
+              <w:autoSpaceDE w:val="0"/>
+              <w:autoSpaceDN w:val="0"/>
+              <w:adjustRightInd w:val="0"/>
+              <w:rPr>
+                <w:rFonts w:ascii="Courier New" w:hAnsi="Courier New" w:cs="Courier New"/>
+              </w:rPr>
+            </w:pPr>
+            <w:r>
+              <w:rPr>
+                <w:rFonts w:ascii="Courier New" w:hAnsi="Courier New" w:cs="Courier New"/>
+              </w:rPr>
+              <w:t># Any negative number disables resume entirely</w:t>
+            </w:r>
+          </w:p>
+          <w:p>
+            <w:pPr>
+              <w:autoSpaceDE w:val="0"/>
+              <w:autoSpaceDN w:val="0"/>
+              <w:adjustRightInd w:val="0"/>
+              <w:rPr>
+                <w:rFonts w:ascii="Courier New" w:hAnsi="Courier New" w:cs="Courier New"/>
+              </w:rPr>
+            </w:pPr>
+            <w:proofErr w:type="spellStart"/>
+            <w:r>
+              <w:rPr>
+                <w:rFonts w:ascii="Courier New" w:hAnsi="Courier New" w:cs="Courier New"/>
+              </w:rPr>
+              <w:t>j</w:t>
+            </w:r>
+            <w:r>
+              <w:rPr>
+                <w:rFonts w:ascii="Courier New" w:hAnsi="Courier New" w:cs="Courier New"/>
+              </w:rPr>
+              <w:t>ournal_resume_threshold_size</w:t>
+            </w:r>
+            <w:proofErr w:type="spellEnd"/>
+            <w:r>
+              <w:rPr>
+                <w:rFonts w:ascii="Courier New" w:hAnsi="Courier New" w:cs="Courier New"/>
+              </w:rPr>
+              <w:t xml:space="preserve"> = 1048576</w:t>
+            </w:r>
+            <w:proofErr w:type="gramStart"/>
+            <w:r>
+              <w:rPr>
+                <w:rFonts w:ascii="Courier New" w:hAnsi="Courier New" w:cs="Courier New"/>
+              </w:rPr>
+              <w:t>L</w:t>
+            </w:r>
+            <w:r>
+              <w:rPr>
+                <w:rFonts w:ascii="Courier New" w:hAnsi="Courier New" w:cs="Courier New"/>
+              </w:rPr>
+              <w:t>; #</w:t>
+            </w:r>
+            <w:proofErr w:type="gramEnd"/>
+            <w:r>
+              <w:rPr>
+                <w:rFonts w:ascii="Courier New" w:hAnsi="Courier New" w:cs="Courier New"/>
+              </w:rPr>
+              <w:t>1024*1024 = 1MB (1,048,576 bytes)</w:t>
+            </w:r>
+          </w:p>
+          <w:p>
+            <w:pPr>
+              <w:autoSpaceDE w:val="0"/>
+              <w:autoSpaceDN w:val="0"/>
+              <w:adjustRightInd w:val="0"/>
+              <w:rPr>
+                <w:rFonts w:ascii="Courier New" w:hAnsi="Courier New" w:cs="Courier New"/>
+              </w:rPr>
+            </w:pPr>
+          </w:p>
+          <w:p>
+            <w:pPr>
+              <w:autoSpaceDE w:val="0"/>
+              <w:autoSpaceDN w:val="0"/>
+              <w:adjustRightInd w:val="0"/>
+              <w:rPr>
+                <w:rFonts w:ascii="Courier New" w:hAnsi="Courier New" w:cs="Courier New"/>
+              </w:rPr>
+            </w:pPr>
+            <w:r>
+              <w:rPr>
+                <w:rFonts w:ascii="Courier New" w:hAnsi="Courier New" w:cs="Courier New"/>
+              </w:rPr>
+              <w:t xml:space="preserve"># </w:t>
+            </w:r>
+            <w:proofErr w:type="spellStart"/>
+            <w:r>
+              <w:rPr>
+                <w:rFonts w:ascii="Courier New" w:hAnsi="Courier New" w:cs="Courier New"/>
+              </w:rPr>
+              <w:t>libMicroHttpd</w:t>
+            </w:r>
+            <w:proofErr w:type="spellEnd"/>
+            <w:r>
+              <w:rPr>
+                <w:rFonts w:ascii="Courier New" w:hAnsi="Courier New" w:cs="Courier New"/>
+              </w:rPr>
+              <w:t xml:space="preserve"> does not perform client certificate validation as part of TLS negotiation</w:t>
+            </w:r>
+          </w:p>
+          <w:p>
+            <w:pPr>
+              <w:autoSpaceDE w:val="0"/>
+              <w:autoSpaceDN w:val="0"/>
+              <w:adjustRightInd w:val="0"/>
+              <w:rPr>
+                <w:rFonts w:ascii="Courier New" w:hAnsi="Courier New" w:cs="Courier New"/>
+              </w:rPr>
+            </w:pPr>
+            <w:r>
+              <w:rPr>
+                <w:rFonts w:ascii="Courier New" w:hAnsi="Courier New" w:cs="Courier New"/>
+              </w:rPr>
+              <w:t># This setting modifies how often the client certificate is checked using</w:t>
+            </w:r>
+          </w:p>
+          <w:p>
+            <w:pPr>
+              <w:autoSpaceDE w:val="0"/>
+              <w:autoSpaceDN w:val="0"/>
+              <w:adjustRightInd w:val="0"/>
+              <w:rPr>
+                <w:rFonts w:ascii="Courier New" w:hAnsi="Courier New" w:cs="Courier New"/>
+              </w:rPr>
+            </w:pPr>
+            <w:r>
+              <w:rPr>
+                <w:rFonts w:ascii="Courier New" w:hAnsi="Courier New" w:cs="Courier New"/>
+              </w:rPr>
+              <w:t>#</w:t>
+            </w:r>
+            <w:r>
+              <w:rPr>
+                <w:rFonts w:ascii="Courier New" w:hAnsi="Courier New" w:cs="Courier New"/>
+              </w:rPr>
+              <w:t xml:space="preserve"> gnutls_certificate_verify_peers3.  The options are:</w:t>
+            </w:r>
+          </w:p>
+          <w:p>
+            <w:pPr>
+              <w:autoSpaceDE w:val="0"/>
+              <w:autoSpaceDN w:val="0"/>
+              <w:adjustRightInd w:val="0"/>
+              <w:rPr>
+                <w:rFonts w:ascii="Courier New" w:hAnsi="Courier New" w:cs="Courier New"/>
+              </w:rPr>
+            </w:pPr>
+            <w:r>
+              <w:rPr>
+                <w:rFonts w:ascii="Courier New" w:hAnsi="Courier New" w:cs="Courier New"/>
+              </w:rPr>
+              <w:t xml:space="preserve"># </w:t>
+            </w:r>
+            <w:proofErr w:type="gramStart"/>
+            <w:r>
+              <w:rPr>
+                <w:rFonts w:ascii="Courier New" w:hAnsi="Courier New" w:cs="Courier New"/>
+              </w:rPr>
+              <w:t>never</w:t>
+            </w:r>
+            <w:proofErr w:type="gramEnd"/>
+            <w:r>
+              <w:rPr>
+                <w:rFonts w:ascii="Courier New" w:hAnsi="Courier New" w:cs="Courier New"/>
+              </w:rPr>
+              <w:t>: The client certificate is never verified</w:t>
+            </w:r>
+          </w:p>
+          <w:p>
+            <w:pPr>
+              <w:autoSpaceDE w:val="0"/>
+              <w:autoSpaceDN w:val="0"/>
+              <w:adjustRightInd w:val="0"/>
+              <w:rPr>
+                <w:rFonts w:ascii="Courier New" w:hAnsi="Courier New" w:cs="Courier New"/>
+              </w:rPr>
+            </w:pPr>
+            <w:r>
+              <w:rPr>
+                <w:rFonts w:ascii="Courier New" w:hAnsi="Courier New" w:cs="Courier New"/>
+              </w:rPr>
+              <w:t xml:space="preserve"># </w:t>
+            </w:r>
+            <w:proofErr w:type="gramStart"/>
+            <w:r>
+              <w:rPr>
+                <w:rFonts w:ascii="Courier New" w:hAnsi="Courier New" w:cs="Courier New"/>
+              </w:rPr>
+              <w:t>once</w:t>
+            </w:r>
+            <w:proofErr w:type="gramEnd"/>
+            <w:r>
+              <w:rPr>
+                <w:rFonts w:ascii="Courier New" w:hAnsi="Courier New" w:cs="Courier New"/>
+              </w:rPr>
+              <w:t>:  The client certificate is verified during the INIT message</w:t>
+            </w:r>
+            <w:r>
+              <w:rPr>
+                <w:rFonts w:ascii="Courier New" w:hAnsi="Courier New" w:cs="Courier New"/>
+              </w:rPr>
+              <w:t xml:space="preserve"> handshake (recommended)</w:t>
+            </w:r>
+          </w:p>
+          <w:p>
+            <w:pPr>
+              <w:autoSpaceDE w:val="0"/>
+              <w:autoSpaceDN w:val="0"/>
+              <w:adjustRightInd w:val="0"/>
+              <w:rPr>
+                <w:rFonts w:ascii="Courier New" w:hAnsi="Courier New" w:cs="Courier New"/>
+              </w:rPr>
+            </w:pPr>
+            <w:r>
+              <w:rPr>
+                <w:rFonts w:ascii="Courier New" w:hAnsi="Courier New" w:cs="Courier New"/>
+              </w:rPr>
+              <w:lastRenderedPageBreak/>
+              <w:t xml:space="preserve"># </w:t>
+            </w:r>
+            <w:proofErr w:type="gramStart"/>
+            <w:r>
+              <w:rPr>
+                <w:rFonts w:ascii="Courier New" w:hAnsi="Courier New" w:cs="Courier New"/>
+              </w:rPr>
+              <w:t>always</w:t>
+            </w:r>
+            <w:proofErr w:type="gramEnd"/>
+            <w:r>
+              <w:rPr>
+                <w:rFonts w:ascii="Courier New" w:hAnsi="Courier New" w:cs="Courier New"/>
+              </w:rPr>
+              <w:t>: The client certificate is verified every time an http payload is received</w:t>
+            </w:r>
+          </w:p>
+          <w:p>
+            <w:pPr>
+              <w:autoSpaceDE w:val="0"/>
+              <w:autoSpaceDN w:val="0"/>
+              <w:adjustRightInd w:val="0"/>
+              <w:rPr>
+                <w:rFonts w:ascii="Courier New" w:hAnsi="Courier New" w:cs="Courier New"/>
+              </w:rPr>
+            </w:pPr>
+            <w:proofErr w:type="spellStart"/>
+            <w:r>
+              <w:rPr>
+                <w:rFonts w:ascii="Courier New" w:hAnsi="Courier New" w:cs="Courier New"/>
+              </w:rPr>
+              <w:t>client_certificate_validation</w:t>
+            </w:r>
+            <w:proofErr w:type="spellEnd"/>
+            <w:r>
+              <w:rPr>
+                <w:rFonts w:ascii="Courier New" w:hAnsi="Courier New" w:cs="Courier New"/>
+              </w:rPr>
+              <w:t xml:space="preserve"> = </w:t>
+            </w:r>
+            <w:r>
+              <w:rPr>
+                <w:rFonts w:ascii="Courier New" w:hAnsi="Courier New" w:cs="Courier New"/>
+              </w:rPr>
+              <w:t>"</w:t>
+            </w:r>
+            <w:r>
+              <w:rPr>
+                <w:rFonts w:ascii="Courier New" w:hAnsi="Courier New" w:cs="Courier New"/>
+              </w:rPr>
+              <w:t>once</w:t>
+            </w:r>
+            <w:proofErr w:type="gramStart"/>
+            <w:r>
+              <w:rPr>
+                <w:rFonts w:ascii="Courier New" w:hAnsi="Courier New" w:cs="Courier New"/>
+              </w:rPr>
+              <w:t>"</w:t>
+            </w:r>
+            <w:r>
+              <w:rPr>
+                <w:rFonts w:ascii="Courier New" w:hAnsi="Courier New" w:cs="Courier New"/>
+              </w:rPr>
+              <w:t>;</w:t>
+            </w:r>
+            <w:proofErr w:type="gramEnd"/>
+          </w:p>
+          <w:p>
+            <w:pPr>
+              <w:autoSpaceDE w:val="0"/>
+              <w:autoSpaceDN w:val="0"/>
+              <w:adjustRightInd w:val="0"/>
+              <w:rPr>
+                <w:rFonts w:ascii="Courier New" w:hAnsi="Courier New" w:cs="Courier New"/>
+              </w:rPr>
+            </w:pPr>
+          </w:p>
+          <w:p>
+            <w:pPr>
+              <w:autoSpaceDE w:val="0"/>
+              <w:autoSpaceDN w:val="0"/>
+              <w:adjustRightInd w:val="0"/>
+              <w:rPr>
+                <w:rFonts w:ascii="Courier New" w:hAnsi="Courier New" w:cs="Courier New"/>
+              </w:rPr>
+            </w:pPr>
+            <w:r>
+              <w:rPr>
+                <w:rFonts w:ascii="Courier New" w:hAnsi="Courier New" w:cs="Courier New"/>
+              </w:rPr>
+              <w:t xml:space="preserve"># For http server implementations which support thread pools (such as </w:t>
+            </w:r>
+            <w:proofErr w:type="spellStart"/>
+            <w:r>
+              <w:rPr>
+                <w:rFonts w:ascii="Courier New" w:hAnsi="Courier New" w:cs="Courier New"/>
+              </w:rPr>
+              <w:t>libmicrohttpd</w:t>
+            </w:r>
+            <w:proofErr w:type="spellEnd"/>
+            <w:r>
+              <w:rPr>
+                <w:rFonts w:ascii="Courier New" w:hAnsi="Courier New" w:cs="Courier New"/>
+              </w:rPr>
+              <w:t>)</w:t>
+            </w:r>
+          </w:p>
+          <w:p>
+            <w:pPr>
+              <w:autoSpaceDE w:val="0"/>
+              <w:autoSpaceDN w:val="0"/>
+              <w:adjustRightInd w:val="0"/>
+              <w:rPr>
+                <w:rFonts w:ascii="Courier New" w:hAnsi="Courier New" w:cs="Courier New"/>
+              </w:rPr>
+            </w:pPr>
+            <w:r>
+              <w:rPr>
+                <w:rFonts w:ascii="Courier New" w:hAnsi="Courier New" w:cs="Courier New"/>
+              </w:rPr>
+              <w:t># Set the size of the thread pool</w:t>
+            </w:r>
+          </w:p>
+          <w:p>
+            <w:pPr>
+              <w:autoSpaceDE w:val="0"/>
+              <w:autoSpaceDN w:val="0"/>
+              <w:adjustRightInd w:val="0"/>
+              <w:rPr>
+                <w:rFonts w:ascii="Courier New" w:hAnsi="Courier New" w:cs="Courier New"/>
+              </w:rPr>
+            </w:pPr>
+            <w:r>
+              <w:rPr>
+                <w:rFonts w:ascii="Courier New" w:hAnsi="Courier New" w:cs="Courier New"/>
+              </w:rPr>
               <w:t># 9 is sufficient for 3 fully connected publishers to be handled concurrently, and is a safe starting point</w:t>
             </w:r>
+          </w:p>
+          <w:p>
+            <w:pPr>
+              <w:autoSpaceDE w:val="0"/>
+              <w:autoSpaceDN w:val="0"/>
+              <w:adjustRightInd w:val="0"/>
+              <w:rPr>
+                <w:rFonts w:ascii="Courier New" w:hAnsi="Courier New" w:cs="Courier New"/>
+              </w:rPr>
+            </w:pPr>
+            <w:proofErr w:type="spellStart"/>
+            <w:r>
+              <w:rPr>
+                <w:rFonts w:ascii="Courier New" w:hAnsi="Courier New" w:cs="Courier New"/>
+              </w:rPr>
+              <w:t>http_server_thread_pool_size</w:t>
+            </w:r>
+            <w:proofErr w:type="spellEnd"/>
+            <w:r>
+              <w:rPr>
+                <w:rFonts w:ascii="Courier New" w:hAnsi="Courier New" w:cs="Courier New"/>
+              </w:rPr>
+              <w:t xml:space="preserve"> = </w:t>
+            </w:r>
+            <w:proofErr w:type="gramStart"/>
+            <w:r>
+              <w:rPr>
+                <w:rFonts w:ascii="Courier New" w:hAnsi="Courier New" w:cs="Courier New"/>
+              </w:rPr>
+              <w:t>9;</w:t>
+            </w:r>
+            <w:proofErr w:type="gramEnd"/>
           </w:p>
           <w:p>
             <w:pPr>
@@ -17533,20 +20299,6 @@
               <w:autoSpaceDN w:val="0"/>
               <w:adjustRightInd w:val="0"/>
             </w:pPr>
-            <w:proofErr w:type="spellStart"/>
-            <w:r>
-              <w:rPr>
-                <w:rFonts w:ascii="Courier New" w:hAnsi="Courier New" w:cs="Courier New"/>
-              </w:rPr>
-              <w:t>http_server_thread_pool_size</w:t>
-            </w:r>
-            <w:proofErr w:type="spellEnd"/>
-            <w:r>
-              <w:rPr>
-                <w:rFonts w:ascii="Courier New" w:hAnsi="Courier New" w:cs="Courier New"/>
-              </w:rPr>
-              <w:t xml:space="preserve"> = 9;</w:t>
-            </w:r>
           </w:p>
         </w:tc>
       </w:tr>
@@ -17556,7 +20308,7 @@
       <w:pPr>
         <w:pStyle w:val="Heading1"/>
       </w:pPr>
-      <w:bookmarkStart w:id="27" w:name="_Toc175164301"/>
+      <w:bookmarkStart w:id="27" w:name="_Toc196425240"/>
       <w:r>
         <w:t>Build and Install Java Subscriber</w:t>
       </w:r>
@@ -17814,7 +20566,7 @@
       <w:pPr>
         <w:pStyle w:val="Heading2"/>
       </w:pPr>
-      <w:bookmarkStart w:id="28" w:name="_Toc175164302"/>
+      <w:bookmarkStart w:id="28" w:name="_Toc196425241"/>
       <w:r>
         <w:t>System Provisioning</w:t>
       </w:r>
@@ -17875,7 +20627,7 @@
         <w:pStyle w:val="Heading2"/>
       </w:pPr>
       <w:bookmarkStart w:id="29" w:name="_Toc163212265"/>
-      <w:bookmarkStart w:id="30" w:name="_Toc175164303"/>
+      <w:bookmarkStart w:id="30" w:name="_Toc196425242"/>
       <w:bookmarkEnd w:id="29"/>
       <w:r>
         <w:t>Build and Install Java Subscriber</w:t>
@@ -18111,7 +20863,6 @@
           <w:sz w:val="20"/>
           <w:szCs w:val="20"/>
         </w:rPr>
-        <w:lastRenderedPageBreak/>
         <w:t xml:space="preserve">% </w:t>
       </w:r>
       <w:proofErr w:type="spellStart"/>
@@ -18271,6 +21022,7 @@
           <w:szCs w:val="22"/>
         </w:rPr>
       </w:pPr>
+      <w:proofErr w:type="gramStart"/>
       <w:r>
         <w:rPr>
           <w:rFonts w:asciiTheme="minorHAnsi" w:hAnsiTheme="minorHAnsi" w:cstheme="minorHAnsi"/>
@@ -18281,6 +21033,7 @@
         </w:rPr>
         <w:t>Install</w:t>
       </w:r>
+      <w:proofErr w:type="gramEnd"/>
       <w:r>
         <w:rPr>
           <w:rFonts w:asciiTheme="minorHAnsi" w:hAnsiTheme="minorHAnsi" w:cstheme="minorHAnsi"/>
@@ -18461,7 +21214,7 @@
       <w:pPr>
         <w:pStyle w:val="Heading2"/>
       </w:pPr>
-      <w:bookmarkStart w:id="31" w:name="_Toc175164304"/>
+      <w:bookmarkStart w:id="31" w:name="_Toc196425243"/>
       <w:r>
         <w:t>Configure Java Subscriber</w:t>
       </w:r>
@@ -18601,10 +21354,11 @@
           <w:rFonts w:ascii="Courier New" w:hAnsi="Courier New" w:cs="Courier New"/>
           <w:noProof/>
         </w:rPr>
+        <w:lastRenderedPageBreak/>
         <mc:AlternateContent>
           <mc:Choice Requires="wps">
             <w:drawing>
-              <wp:anchor distT="45720" distB="45720" distL="114300" distR="114300" simplePos="0" relativeHeight="251658240" behindDoc="0" locked="0" layoutInCell="1" allowOverlap="1" wp14:anchorId="3C5AE2E7" wp14:editId="7D81BE96">
+              <wp:anchor distT="45720" distB="45720" distL="114300" distR="114300" simplePos="0" relativeHeight="251657728" behindDoc="0" locked="0" layoutInCell="1" allowOverlap="1" wp14:anchorId="3C5AE2E7" wp14:editId="7D81BE96">
                 <wp:simplePos x="0" y="0"/>
                 <wp:positionH relativeFrom="margin">
                   <wp:posOffset>-9525</wp:posOffset>
@@ -18944,24 +21698,7 @@
                               <w:rPr>
                                 <w:rFonts w:ascii="Courier New" w:hAnsi="Courier New" w:cs="Courier New"/>
                               </w:rPr>
-                              <w:t xml:space="preserve">    "createConfirmedFile" : "on",</w:t>
-                            </w:r>
-                          </w:p>
-                          <w:p>
-                            <w:pPr>
-                              <w:autoSpaceDE w:val="0"/>
-                              <w:autoSpaceDN w:val="0"/>
-                              <w:adjustRightInd w:val="0"/>
-                              <w:spacing w:after="0" w:line="240" w:lineRule="auto"/>
-                              <w:rPr>
-                                <w:rFonts w:ascii="Courier New" w:hAnsi="Courier New" w:cs="Courier New"/>
-                              </w:rPr>
-                            </w:pPr>
-                            <w:r>
-                              <w:rPr>
-                                <w:rFonts w:ascii="Courier New" w:hAnsi="Courier New" w:cs="Courier New"/>
-                              </w:rPr>
-                              <w:t xml:space="preserve">  }</w:t>
+                              <w:t xml:space="preserve">    "createConfirmedFile" : "on",  }</w:t>
                             </w:r>
                           </w:p>
                           <w:p>
@@ -19154,7 +21891,7 @@
                 <v:stroke joinstyle="miter"/>
                 <v:path gradientshapeok="t" o:connecttype="rect"/>
               </v:shapetype>
-              <v:shape id="Text Box 1" o:spid="_x0000_s1026" type="#_x0000_t202" style="position:absolute;margin-left:-.75pt;margin-top:0;width:483.75pt;height:267.35pt;z-index:251658240;visibility:visible;mso-wrap-style:square;mso-width-percent:0;mso-height-percent:0;mso-wrap-distance-left:9pt;mso-wrap-distance-top:3.6pt;mso-wrap-distance-right:9pt;mso-wrap-distance-bottom:3.6pt;mso-position-horizontal:absolute;mso-position-horizontal-relative:margin;mso-position-vertical:absolute;mso-position-vertical-relative:text;mso-width-percent:0;mso-height-percent:0;mso-width-relative:margin;mso-height-relative:margin;v-text-anchor:top" o:gfxdata="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">
+              <v:shape id="Text Box 1" o:spid="_x0000_s1026" type="#_x0000_t202" style="position:absolute;margin-left:-.75pt;margin-top:0;width:483.75pt;height:267.35pt;z-index:251657728;visibility:visible;mso-wrap-style:square;mso-width-percent:0;mso-height-percent:0;mso-wrap-distance-left:9pt;mso-wrap-distance-top:3.6pt;mso-wrap-distance-right:9pt;mso-wrap-distance-bottom:3.6pt;mso-position-horizontal:absolute;mso-position-horizontal-relative:margin;mso-position-vertical:absolute;mso-position-vertical-relative:text;mso-width-percent:0;mso-height-percent:0;mso-width-relative:margin;mso-height-relative:margin;v-text-anchor:top" o:gfxdata="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">
                 <v:textbox>
                   <w:txbxContent>
                     <w:p>
@@ -19454,24 +22191,7 @@
                         <w:rPr>
                           <w:rFonts w:ascii="Courier New" w:hAnsi="Courier New" w:cs="Courier New"/>
                         </w:rPr>
-                        <w:t xml:space="preserve">    "createConfirmedFile" : "on",</w:t>
-                      </w:r>
-                    </w:p>
-                    <w:p>
-                      <w:pPr>
-                        <w:autoSpaceDE w:val="0"/>
-                        <w:autoSpaceDN w:val="0"/>
-                        <w:adjustRightInd w:val="0"/>
-                        <w:spacing w:after="0" w:line="240" w:lineRule="auto"/>
-                        <w:rPr>
-                          <w:rFonts w:ascii="Courier New" w:hAnsi="Courier New" w:cs="Courier New"/>
-                        </w:rPr>
-                      </w:pPr>
-                      <w:r>
-                        <w:rPr>
-                          <w:rFonts w:ascii="Courier New" w:hAnsi="Courier New" w:cs="Courier New"/>
-                        </w:rPr>
-                        <w:t xml:space="preserve">  }</w:t>
+                        <w:t xml:space="preserve">    "createConfirmedFile" : "on",  }</w:t>
                       </w:r>
                     </w:p>
                     <w:p>
@@ -19657,7 +22377,7 @@
       <w:pPr>
         <w:pStyle w:val="Heading1"/>
       </w:pPr>
-      <w:bookmarkStart w:id="32" w:name="_Toc175164305"/>
+      <w:bookmarkStart w:id="32" w:name="_Toc196425244"/>
       <w:r>
         <w:t>Run Publisher and Subscriber to Transfer JAL Records</w:t>
       </w:r>
@@ -19672,7 +22392,7 @@
       <w:pPr>
         <w:pStyle w:val="Heading2"/>
       </w:pPr>
-      <w:bookmarkStart w:id="33" w:name="_Toc175164306"/>
+      <w:bookmarkStart w:id="33" w:name="_Toc196425245"/>
       <w:r>
         <w:t xml:space="preserve">Disable </w:t>
       </w:r>
@@ -19846,7 +22566,7 @@
       <w:pPr>
         <w:pStyle w:val="Heading2"/>
       </w:pPr>
-      <w:bookmarkStart w:id="34" w:name="_Toc175164307"/>
+      <w:bookmarkStart w:id="34" w:name="_Toc196425246"/>
       <w:r>
         <w:t>Stop Firewall</w:t>
       </w:r>
@@ -19892,7 +22612,6 @@
         <w:rPr>
           <w:rFonts w:ascii="Courier New" w:hAnsi="Courier New" w:cs="Courier New"/>
         </w:rPr>
-        <w:lastRenderedPageBreak/>
         <w:t xml:space="preserve">RHEL/CentOS 6.x: % </w:t>
       </w:r>
       <w:proofErr w:type="spellStart"/>
@@ -20181,7 +22900,7 @@
       <w:pPr>
         <w:pStyle w:val="Heading2"/>
       </w:pPr>
-      <w:bookmarkStart w:id="35" w:name="_Toc175164308"/>
+      <w:bookmarkStart w:id="35" w:name="_Toc196425247"/>
       <w:r>
         <w:t>Start JAL-LOCAL-STORE:</w:t>
       </w:r>
@@ -20408,6 +23127,7 @@
         <w:rPr>
           <w:rFonts w:ascii="Courier New" w:hAnsi="Courier New" w:cs="Courier New"/>
         </w:rPr>
+        <w:lastRenderedPageBreak/>
         <w:t xml:space="preserve">$ </w:t>
       </w:r>
       <w:proofErr w:type="spellStart"/>
@@ -20760,7 +23480,7 @@
       <w:pPr>
         <w:pStyle w:val="Heading2"/>
       </w:pPr>
-      <w:bookmarkStart w:id="36" w:name="_Toc175164309"/>
+      <w:bookmarkStart w:id="36" w:name="_Toc196425248"/>
       <w:r>
         <w:t>Insert Records into</w:t>
       </w:r>
@@ -20773,7 +23493,7 @@
       <w:pPr>
         <w:pStyle w:val="Heading3"/>
       </w:pPr>
-      <w:bookmarkStart w:id="37" w:name="_Toc175164310"/>
+      <w:bookmarkStart w:id="37" w:name="_Toc196425249"/>
       <w:r>
         <w:t>Log Records</w:t>
       </w:r>
@@ -20972,7 +23692,7 @@
       <w:pPr>
         <w:pStyle w:val="Heading3"/>
       </w:pPr>
-      <w:bookmarkStart w:id="38" w:name="_Toc175164311"/>
+      <w:bookmarkStart w:id="38" w:name="_Toc196425250"/>
       <w:r>
         <w:t>Audit Records</w:t>
       </w:r>
@@ -21159,7 +23879,7 @@
       <w:pPr>
         <w:pStyle w:val="Heading3"/>
       </w:pPr>
-      <w:bookmarkStart w:id="39" w:name="_Toc175164312"/>
+      <w:bookmarkStart w:id="39" w:name="_Toc196425251"/>
       <w:r>
         <w:t>Journal Records</w:t>
       </w:r>
@@ -21334,7 +24054,7 @@
       <w:pPr>
         <w:pStyle w:val="Heading2"/>
       </w:pPr>
-      <w:bookmarkStart w:id="40" w:name="_Toc175164313"/>
+      <w:bookmarkStart w:id="40" w:name="_Toc196425252"/>
       <w:r>
         <w:t>Check f</w:t>
       </w:r>
@@ -21380,7 +24100,6 @@
         <w:rPr>
           <w:rFonts w:ascii="Courier New" w:hAnsi="Courier New" w:cs="Courier New"/>
         </w:rPr>
-        <w:lastRenderedPageBreak/>
         <w:t xml:space="preserve">$ </w:t>
       </w:r>
       <w:proofErr w:type="spellStart"/>
@@ -22015,7 +24734,7 @@
       <w:pPr>
         <w:pStyle w:val="Heading2"/>
       </w:pPr>
-      <w:bookmarkStart w:id="41" w:name="_Toc175164314"/>
+      <w:bookmarkStart w:id="41" w:name="_Toc196425253"/>
       <w:r>
         <w:t>Start Publisher</w:t>
       </w:r>
@@ -22186,7 +24905,14 @@
         <w:rPr>
           <w:rFonts w:ascii="Courier New" w:hAnsi="Courier New" w:cs="Courier New"/>
         </w:rPr>
-        <w:t xml:space="preserve"> -d -c ./</w:t>
+        <w:t xml:space="preserve"> -d -c </w:t>
+      </w:r>
+      <w:proofErr w:type="gramStart"/>
+      <w:r>
+        <w:rPr>
+          <w:rFonts w:ascii="Courier New" w:hAnsi="Courier New" w:cs="Courier New"/>
+        </w:rPr>
+        <w:t>./</w:t>
       </w:r>
       <w:proofErr w:type="spellStart"/>
       <w:r>
@@ -22200,7 +24926,14 @@
         <w:rPr>
           <w:rFonts w:ascii="Courier New" w:hAnsi="Courier New" w:cs="Courier New"/>
         </w:rPr>
-        <w:t xml:space="preserve"> --no-daemon -s 2&gt;&amp;1 | tee publisher.log</w:t>
+        <w:t xml:space="preserve"> --</w:t>
+      </w:r>
+      <w:proofErr w:type="gramEnd"/>
+      <w:r>
+        <w:rPr>
+          <w:rFonts w:ascii="Courier New" w:hAnsi="Courier New" w:cs="Courier New"/>
+        </w:rPr>
+        <w:t>no-daemon -s 2&gt;&amp;1 | tee publisher.log</w:t>
       </w:r>
     </w:p>
     <w:p>
@@ -22221,7 +24954,7 @@
           <w:bottom w:val="double" w:sz="6" w:space="1" w:color="auto"/>
         </w:pBdr>
       </w:pPr>
-      <w:bookmarkStart w:id="42" w:name="_Toc175164315"/>
+      <w:bookmarkStart w:id="42" w:name="_Toc196425254"/>
       <w:r>
         <w:t xml:space="preserve">Start </w:t>
       </w:r>
@@ -22458,7 +25191,7 @@
       <w:pPr>
         <w:pStyle w:val="Heading2"/>
       </w:pPr>
-      <w:bookmarkStart w:id="43" w:name="_Toc175164316"/>
+      <w:bookmarkStart w:id="43" w:name="_Toc196425255"/>
       <w:r>
         <w:t xml:space="preserve">Start </w:t>
       </w:r>
@@ -22639,7 +25372,6 @@
         <w:rPr>
           <w:rFonts w:ascii="Courier New" w:hAnsi="Courier New" w:cs="Courier New"/>
         </w:rPr>
-        <w:lastRenderedPageBreak/>
         <w:t>$ [</w:t>
       </w:r>
       <w:proofErr w:type="spellStart"/>
@@ -22692,11 +25424,33 @@
           <w:rFonts w:ascii="Courier New" w:hAnsi="Courier New" w:cs="Courier New"/>
         </w:rPr>
       </w:pPr>
-      <w:r>
-        <w:rPr>
-          <w:rFonts w:ascii="Courier New" w:hAnsi="Courier New" w:cs="Courier New"/>
-        </w:rPr>
-        <w:t>To instead run a locally built binary against locally built libraries (not suitable for deployment to real hardware):</w:t>
+      <w:proofErr w:type="gramStart"/>
+      <w:r>
+        <w:rPr>
+          <w:rFonts w:ascii="Courier New" w:hAnsi="Courier New" w:cs="Courier New"/>
+        </w:rPr>
+        <w:t>To instead run</w:t>
+      </w:r>
+      <w:proofErr w:type="gramEnd"/>
+      <w:r>
+        <w:rPr>
+          <w:rFonts w:ascii="Courier New" w:hAnsi="Courier New" w:cs="Courier New"/>
+        </w:rPr>
+        <w:t xml:space="preserve"> a locally built binary against locally built libraries (not suitable for deployment </w:t>
+      </w:r>
+      <w:proofErr w:type="gramStart"/>
+      <w:r>
+        <w:rPr>
+          <w:rFonts w:ascii="Courier New" w:hAnsi="Courier New" w:cs="Courier New"/>
+        </w:rPr>
+        <w:t>to</w:t>
+      </w:r>
+      <w:proofErr w:type="gramEnd"/>
+      <w:r>
+        <w:rPr>
+          <w:rFonts w:ascii="Courier New" w:hAnsi="Courier New" w:cs="Courier New"/>
+        </w:rPr>
+        <w:t xml:space="preserve"> real hardware):</w:t>
       </w:r>
     </w:p>
     <w:p>
@@ -22827,7 +25581,7 @@
       <w:pPr>
         <w:pStyle w:val="Heading2"/>
       </w:pPr>
-      <w:bookmarkStart w:id="44" w:name="_Toc175164317"/>
+      <w:bookmarkStart w:id="44" w:name="_Toc196425256"/>
       <w:r>
         <w:t>Purge Records from Local Store</w:t>
       </w:r>
@@ -22900,7 +25654,21 @@
         <w:rPr>
           <w:rFonts w:ascii="Courier New" w:hAnsi="Courier New" w:cs="Courier New"/>
         </w:rPr>
-        <w:t xml:space="preserve"> -h ./</w:t>
+        <w:t xml:space="preserve"> -</w:t>
+      </w:r>
+      <w:proofErr w:type="gramStart"/>
+      <w:r>
+        <w:rPr>
+          <w:rFonts w:ascii="Courier New" w:hAnsi="Courier New" w:cs="Courier New"/>
+        </w:rPr>
+        <w:t>h .</w:t>
+      </w:r>
+      <w:proofErr w:type="gramEnd"/>
+      <w:r>
+        <w:rPr>
+          <w:rFonts w:ascii="Courier New" w:hAnsi="Courier New" w:cs="Courier New"/>
+        </w:rPr>
+        <w:t>/</w:t>
       </w:r>
       <w:proofErr w:type="spellStart"/>
       <w:r>
@@ -22943,6 +25711,7 @@
         <w:rPr>
           <w:rFonts w:ascii="Courier New" w:hAnsi="Courier New" w:cs="Courier New"/>
         </w:rPr>
+        <w:lastRenderedPageBreak/>
         <w:t xml:space="preserve">$ </w:t>
       </w:r>
       <w:proofErr w:type="spellStart"/>
@@ -22979,7 +25748,21 @@
         <w:rPr>
           <w:rFonts w:ascii="Courier New" w:hAnsi="Courier New" w:cs="Courier New"/>
         </w:rPr>
-        <w:t xml:space="preserve"> -h ./</w:t>
+        <w:t xml:space="preserve"> -</w:t>
+      </w:r>
+      <w:proofErr w:type="gramStart"/>
+      <w:r>
+        <w:rPr>
+          <w:rFonts w:ascii="Courier New" w:hAnsi="Courier New" w:cs="Courier New"/>
+        </w:rPr>
+        <w:t>h .</w:t>
+      </w:r>
+      <w:proofErr w:type="gramEnd"/>
+      <w:r>
+        <w:rPr>
+          <w:rFonts w:ascii="Courier New" w:hAnsi="Courier New" w:cs="Courier New"/>
+        </w:rPr>
+        <w:t>/</w:t>
       </w:r>
       <w:proofErr w:type="spellStart"/>
       <w:r>
@@ -22993,7 +25776,21 @@
         <w:rPr>
           <w:rFonts w:ascii="Courier New" w:hAnsi="Courier New" w:cs="Courier New"/>
         </w:rPr>
-        <w:t xml:space="preserve">/ -d -f -c -b </w:t>
+        <w:t>/ -</w:t>
+      </w:r>
+      <w:proofErr w:type="gramStart"/>
+      <w:r>
+        <w:rPr>
+          <w:rFonts w:ascii="Courier New" w:hAnsi="Courier New" w:cs="Courier New"/>
+        </w:rPr>
+        <w:t>d -f -c</w:t>
+      </w:r>
+      <w:proofErr w:type="gramEnd"/>
+      <w:r>
+        <w:rPr>
+          <w:rFonts w:ascii="Courier New" w:hAnsi="Courier New" w:cs="Courier New"/>
+        </w:rPr>
+        <w:t xml:space="preserve"> -b </w:t>
       </w:r>
       <w:r>
         <w:rPr>
@@ -23058,7 +25855,21 @@
         <w:rPr>
           <w:rFonts w:ascii="Courier New" w:hAnsi="Courier New" w:cs="Courier New"/>
         </w:rPr>
-        <w:t xml:space="preserve"> -h ./</w:t>
+        <w:t xml:space="preserve"> -</w:t>
+      </w:r>
+      <w:proofErr w:type="gramStart"/>
+      <w:r>
+        <w:rPr>
+          <w:rFonts w:ascii="Courier New" w:hAnsi="Courier New" w:cs="Courier New"/>
+        </w:rPr>
+        <w:t>h .</w:t>
+      </w:r>
+      <w:proofErr w:type="gramEnd"/>
+      <w:r>
+        <w:rPr>
+          <w:rFonts w:ascii="Courier New" w:hAnsi="Courier New" w:cs="Courier New"/>
+        </w:rPr>
+        <w:t>/</w:t>
       </w:r>
       <w:proofErr w:type="spellStart"/>
       <w:r>
@@ -23161,14 +25972,14 @@
         <w:rPr>
           <w:rFonts w:ascii="Courier New" w:hAnsi="Courier New" w:cs="Courier New"/>
         </w:rPr>
-        <w:t>:%</w:t>
+        <w:t>:%M:%</w:t>
       </w:r>
       <w:proofErr w:type="gramEnd"/>
       <w:r>
         <w:rPr>
           <w:rFonts w:ascii="Courier New" w:hAnsi="Courier New" w:cs="Courier New"/>
         </w:rPr>
-        <w:t>M:%S.%N")</w:t>
+        <w:t>S.%N")</w:t>
       </w:r>
     </w:p>
     <w:p>
@@ -23221,7 +26032,21 @@
         <w:rPr>
           <w:rFonts w:ascii="Courier New" w:hAnsi="Courier New" w:cs="Courier New"/>
         </w:rPr>
-        <w:t xml:space="preserve"> -h ./</w:t>
+        <w:t xml:space="preserve"> -</w:t>
+      </w:r>
+      <w:proofErr w:type="gramStart"/>
+      <w:r>
+        <w:rPr>
+          <w:rFonts w:ascii="Courier New" w:hAnsi="Courier New" w:cs="Courier New"/>
+        </w:rPr>
+        <w:t>h .</w:t>
+      </w:r>
+      <w:proofErr w:type="gramEnd"/>
+      <w:r>
+        <w:rPr>
+          <w:rFonts w:ascii="Courier New" w:hAnsi="Courier New" w:cs="Courier New"/>
+        </w:rPr>
+        <w:t>/</w:t>
       </w:r>
       <w:proofErr w:type="spellStart"/>
       <w:r>
@@ -23288,7 +26113,21 @@
         <w:rPr>
           <w:rFonts w:ascii="Courier New" w:hAnsi="Courier New" w:cs="Courier New"/>
         </w:rPr>
-        <w:t xml:space="preserve"> -h ./</w:t>
+        <w:t xml:space="preserve"> -</w:t>
+      </w:r>
+      <w:proofErr w:type="gramStart"/>
+      <w:r>
+        <w:rPr>
+          <w:rFonts w:ascii="Courier New" w:hAnsi="Courier New" w:cs="Courier New"/>
+        </w:rPr>
+        <w:t>h .</w:t>
+      </w:r>
+      <w:proofErr w:type="gramEnd"/>
+      <w:r>
+        <w:rPr>
+          <w:rFonts w:ascii="Courier New" w:hAnsi="Courier New" w:cs="Courier New"/>
+        </w:rPr>
+        <w:t>/</w:t>
       </w:r>
       <w:proofErr w:type="spellStart"/>
       <w:r>
@@ -23355,7 +26194,21 @@
         <w:rPr>
           <w:rFonts w:ascii="Courier New" w:hAnsi="Courier New" w:cs="Courier New"/>
         </w:rPr>
-        <w:t xml:space="preserve"> -h ./</w:t>
+        <w:t xml:space="preserve"> -</w:t>
+      </w:r>
+      <w:proofErr w:type="gramStart"/>
+      <w:r>
+        <w:rPr>
+          <w:rFonts w:ascii="Courier New" w:hAnsi="Courier New" w:cs="Courier New"/>
+        </w:rPr>
+        <w:t>h .</w:t>
+      </w:r>
+      <w:proofErr w:type="gramEnd"/>
+      <w:r>
+        <w:rPr>
+          <w:rFonts w:ascii="Courier New" w:hAnsi="Courier New" w:cs="Courier New"/>
+        </w:rPr>
+        <w:t>/</w:t>
       </w:r>
       <w:proofErr w:type="spellStart"/>
       <w:r>
@@ -23398,7 +26251,7 @@
       <w:pPr>
         <w:pStyle w:val="Heading2"/>
       </w:pPr>
-      <w:bookmarkStart w:id="45" w:name="_Toc175164318"/>
+      <w:bookmarkStart w:id="45" w:name="_Toc196425257"/>
       <w:r>
         <w:t xml:space="preserve">Run </w:t>
       </w:r>
@@ -23602,7 +26455,7 @@
       <w:pPr>
         <w:pStyle w:val="Heading2"/>
       </w:pPr>
-      <w:bookmarkStart w:id="46" w:name="_Toc175164319"/>
+      <w:bookmarkStart w:id="46" w:name="_Toc196425258"/>
       <w:r>
         <w:t xml:space="preserve">Run </w:t>
       </w:r>
@@ -23764,7 +26617,7 @@
       <w:pPr>
         <w:pStyle w:val="Heading1"/>
       </w:pPr>
-      <w:bookmarkStart w:id="47" w:name="_Toc175164320"/>
+      <w:bookmarkStart w:id="47" w:name="_Toc196425259"/>
       <w:r>
         <w:t>JALoP Data-Taps</w:t>
       </w:r>
@@ -23795,7 +26648,15 @@
       </w:r>
       <w:proofErr w:type="spellEnd"/>
       <w:r>
-        <w:t>-local-store). Each data-tap depends on JALoP libraries, so JALoP v1 or v2 libraries must be build and installed prior to building a data-tap repository.</w:t>
+        <w:t xml:space="preserve">-local-store). Each data-tap depends on JALoP libraries, so JALoP v1 or v2 libraries must be </w:t>
+      </w:r>
+      <w:proofErr w:type="gramStart"/>
+      <w:r>
+        <w:t>build</w:t>
+      </w:r>
+      <w:proofErr w:type="gramEnd"/>
+      <w:r>
+        <w:t xml:space="preserve"> and installed prior to building a data-tap repository.</w:t>
       </w:r>
       <w:r>
         <w:t xml:space="preserve"> G</w:t>
@@ -23880,7 +26741,7 @@
       <w:pPr>
         <w:pStyle w:val="Heading2"/>
       </w:pPr>
-      <w:bookmarkStart w:id="48" w:name="_Toc175164321"/>
+      <w:bookmarkStart w:id="48" w:name="_Toc196425260"/>
       <w:proofErr w:type="spellStart"/>
       <w:r>
         <w:t>jalop-coreutils</w:t>
@@ -23911,7 +26772,6 @@
         </w:tabs>
       </w:pPr>
       <w:r>
-        <w:lastRenderedPageBreak/>
         <w:t xml:space="preserve">This has the JALoP version of GNU </w:t>
       </w:r>
       <w:r>
@@ -23937,7 +26797,7 @@
       <w:pPr>
         <w:pStyle w:val="Heading3"/>
       </w:pPr>
-      <w:bookmarkStart w:id="49" w:name="_Toc175164322"/>
+      <w:bookmarkStart w:id="49" w:name="_Toc196425261"/>
       <w:r>
         <w:t>Build &amp; Install</w:t>
       </w:r>
@@ -24090,8 +26950,16 @@
         <w:rPr>
           <w:rFonts w:ascii="Courier New" w:hAnsi="Courier New" w:cs="Courier New"/>
         </w:rPr>
-        <w:t>skip-po  #</w:t>
-      </w:r>
+        <w:t>skip-</w:t>
+      </w:r>
+      <w:proofErr w:type="gramStart"/>
+      <w:r>
+        <w:rPr>
+          <w:rFonts w:ascii="Courier New" w:hAnsi="Courier New" w:cs="Courier New"/>
+        </w:rPr>
+        <w:t>po  #</w:t>
+      </w:r>
+      <w:proofErr w:type="gramEnd"/>
       <w:r>
         <w:rPr>
           <w:rFonts w:ascii="Courier New" w:hAnsi="Courier New" w:cs="Courier New"/>
@@ -24232,11 +27100,19 @@
           <w:rFonts w:ascii="Courier New" w:hAnsi="Courier New" w:cs="Courier New"/>
         </w:rPr>
       </w:pPr>
-      <w:r>
-        <w:rPr>
-          <w:rFonts w:ascii="Courier New" w:hAnsi="Courier New" w:cs="Courier New"/>
-        </w:rPr>
-        <w:t>% [[ -e /</w:t>
+      <w:proofErr w:type="gramStart"/>
+      <w:r>
+        <w:rPr>
+          <w:rFonts w:ascii="Courier New" w:hAnsi="Courier New" w:cs="Courier New"/>
+        </w:rPr>
+        <w:t>% [[</w:t>
+      </w:r>
+      <w:proofErr w:type="gramEnd"/>
+      <w:r>
+        <w:rPr>
+          <w:rFonts w:ascii="Courier New" w:hAnsi="Courier New" w:cs="Courier New"/>
+        </w:rPr>
+        <w:t xml:space="preserve"> -e /</w:t>
       </w:r>
       <w:proofErr w:type="spellStart"/>
       <w:r>
@@ -24384,10 +27260,16 @@
         <w:rPr>
           <w:rFonts w:ascii="Courier New" w:hAnsi="Courier New" w:cs="Courier New"/>
         </w:rPr>
-        <w:t>/local/bin/{</w:t>
-      </w:r>
-      <w:proofErr w:type="spellStart"/>
+        <w:t>/local/</w:t>
+      </w:r>
       <w:proofErr w:type="gramStart"/>
+      <w:r>
+        <w:rPr>
+          <w:rFonts w:ascii="Courier New" w:hAnsi="Courier New" w:cs="Courier New"/>
+        </w:rPr>
+        <w:t>bin/{</w:t>
+      </w:r>
+      <w:proofErr w:type="spellStart"/>
       <w:r>
         <w:rPr>
           <w:rFonts w:ascii="Courier New" w:hAnsi="Courier New" w:cs="Courier New"/>
@@ -24429,8 +27311,9 @@
       <w:pPr>
         <w:pStyle w:val="Heading3"/>
       </w:pPr>
-      <w:bookmarkStart w:id="50" w:name="_Toc175164323"/>
-      <w:r>
+      <w:bookmarkStart w:id="50" w:name="_Toc196425262"/>
+      <w:r>
+        <w:lastRenderedPageBreak/>
         <w:t>Run tee</w:t>
       </w:r>
       <w:r>
@@ -24489,7 +27372,21 @@
         <w:rPr>
           <w:rFonts w:ascii="Courier New" w:hAnsi="Courier New" w:cs="Courier New"/>
         </w:rPr>
-        <w:t>&gt; location, user may need ‘</w:t>
+        <w:t xml:space="preserve">&gt; location, </w:t>
+      </w:r>
+      <w:proofErr w:type="gramStart"/>
+      <w:r>
+        <w:rPr>
+          <w:rFonts w:ascii="Courier New" w:hAnsi="Courier New" w:cs="Courier New"/>
+        </w:rPr>
+        <w:t>user</w:t>
+      </w:r>
+      <w:proofErr w:type="gramEnd"/>
+      <w:r>
+        <w:rPr>
+          <w:rFonts w:ascii="Courier New" w:hAnsi="Courier New" w:cs="Courier New"/>
+        </w:rPr>
+        <w:t xml:space="preserve"> may need ‘</w:t>
       </w:r>
       <w:proofErr w:type="spellStart"/>
       <w:r>
@@ -24967,7 +27864,7 @@
       <w:pPr>
         <w:pStyle w:val="Heading2"/>
       </w:pPr>
-      <w:bookmarkStart w:id="51" w:name="_Toc175164324"/>
+      <w:bookmarkStart w:id="51" w:name="_Toc196425263"/>
       <w:proofErr w:type="spellStart"/>
       <w:r>
         <w:t>jalop-jalauditd</w:t>
@@ -25012,7 +27909,7 @@
       <w:pPr>
         <w:pStyle w:val="Heading3"/>
       </w:pPr>
-      <w:bookmarkStart w:id="52" w:name="_Toc175164325"/>
+      <w:bookmarkStart w:id="52" w:name="_Toc196425264"/>
       <w:r>
         <w:t>Build &amp; Install</w:t>
       </w:r>
@@ -25274,7 +28171,6 @@
         </w:numPr>
       </w:pPr>
       <w:r>
-        <w:lastRenderedPageBreak/>
         <w:t>The configuration files for RHEL7 and RHEL8</w:t>
       </w:r>
       <w:r>
@@ -25552,8 +28448,9 @@
       <w:pPr>
         <w:pStyle w:val="Heading3"/>
       </w:pPr>
-      <w:bookmarkStart w:id="53" w:name="_Toc175164326"/>
-      <w:r>
+      <w:bookmarkStart w:id="53" w:name="_Toc196425265"/>
+      <w:r>
+        <w:lastRenderedPageBreak/>
         <w:t>Configure</w:t>
       </w:r>
       <w:r>
@@ -25943,7 +28840,7 @@
       <w:pPr>
         <w:pStyle w:val="Heading3"/>
       </w:pPr>
-      <w:bookmarkStart w:id="54" w:name="_Toc175164327"/>
+      <w:bookmarkStart w:id="54" w:name="_Toc196425266"/>
       <w:r>
         <w:t xml:space="preserve">Run </w:t>
       </w:r>
@@ -26422,7 +29319,6 @@
         <w:rPr>
           <w:rFonts w:ascii="Courier New" w:hAnsi="Courier New" w:cs="Courier New"/>
         </w:rPr>
-        <w:lastRenderedPageBreak/>
         <w:t>%</w:t>
       </w:r>
       <w:r>
@@ -26600,7 +29496,7 @@
       <w:pPr>
         <w:pStyle w:val="Heading2"/>
       </w:pPr>
-      <w:bookmarkStart w:id="55" w:name="_Toc175164328"/>
+      <w:bookmarkStart w:id="55" w:name="_Toc196425267"/>
       <w:r>
         <w:t>jalop-log4cxx</w:t>
       </w:r>
@@ -26626,7 +29522,7 @@
       <w:pPr>
         <w:pStyle w:val="Heading3"/>
       </w:pPr>
-      <w:bookmarkStart w:id="56" w:name="_Toc175164329"/>
+      <w:bookmarkStart w:id="56" w:name="_Toc196425268"/>
       <w:r>
         <w:t>Build</w:t>
       </w:r>
@@ -26770,6 +29666,7 @@
         <w:rPr>
           <w:rFonts w:ascii="Courier New" w:hAnsi="Courier New" w:cs="Courier New"/>
         </w:rPr>
+        <w:lastRenderedPageBreak/>
         <w:tab/>
         <w:t xml:space="preserve">$ </w:t>
       </w:r>
@@ -27285,9 +30182,8 @@
       <w:pPr>
         <w:pStyle w:val="Heading3"/>
       </w:pPr>
-      <w:bookmarkStart w:id="57" w:name="_Toc175164330"/>
-      <w:r>
-        <w:lastRenderedPageBreak/>
+      <w:bookmarkStart w:id="57" w:name="_Toc196425269"/>
+      <w:r>
         <w:t>Create, Build &amp; Run a Test Executable</w:t>
       </w:r>
       <w:bookmarkEnd w:id="57"/>
@@ -27350,7 +30246,15 @@
         <w:t>cutable</w:t>
       </w:r>
       <w:r>
-        <w:t>. This can be separate from the jalop-log4cxx folder:</w:t>
+        <w:t xml:space="preserve">. This can be </w:t>
+      </w:r>
+      <w:proofErr w:type="gramStart"/>
+      <w:r>
+        <w:t>separate</w:t>
+      </w:r>
+      <w:proofErr w:type="gramEnd"/>
+      <w:r>
+        <w:t xml:space="preserve"> from the jalop-log4cxx folder:</w:t>
       </w:r>
     </w:p>
     <w:p>
@@ -27575,6 +30479,7 @@
               <w:rPr>
                 <w:rFonts w:ascii="Courier New" w:hAnsi="Courier New" w:cs="Courier New"/>
               </w:rPr>
+              <w:lastRenderedPageBreak/>
               <w:br/>
               <w:t>using namespace log4cxx;</w:t>
             </w:r>
@@ -27609,20 +30514,14 @@
               <w:rPr>
                 <w:rFonts w:ascii="Courier New" w:hAnsi="Courier New" w:cs="Courier New"/>
               </w:rPr>
-              <w:t>logger(</w:t>
-            </w:r>
+              <w:t>logger(Logger::</w:t>
+            </w:r>
+            <w:proofErr w:type="spellStart"/>
             <w:proofErr w:type="gramEnd"/>
             <w:r>
               <w:rPr>
                 <w:rFonts w:ascii="Courier New" w:hAnsi="Courier New" w:cs="Courier New"/>
               </w:rPr>
-              <w:t>Logger::</w:t>
-            </w:r>
-            <w:proofErr w:type="spellStart"/>
-            <w:r>
-              <w:rPr>
-                <w:rFonts w:ascii="Courier New" w:hAnsi="Courier New" w:cs="Courier New"/>
-              </w:rPr>
               <w:t>getLogger</w:t>
             </w:r>
             <w:proofErr w:type="spellEnd"/>
@@ -27643,7 +30542,21 @@
                 <w:rFonts w:ascii="Courier New" w:hAnsi="Courier New" w:cs="Courier New"/>
               </w:rPr>
               <w:br/>
-              <w:t xml:space="preserve">int main(int </w:t>
+              <w:t xml:space="preserve">int </w:t>
+            </w:r>
+            <w:proofErr w:type="gramStart"/>
+            <w:r>
+              <w:rPr>
+                <w:rFonts w:ascii="Courier New" w:hAnsi="Courier New" w:cs="Courier New"/>
+              </w:rPr>
+              <w:t>main(</w:t>
+            </w:r>
+            <w:proofErr w:type="gramEnd"/>
+            <w:r>
+              <w:rPr>
+                <w:rFonts w:ascii="Courier New" w:hAnsi="Courier New" w:cs="Courier New"/>
+              </w:rPr>
+              <w:t xml:space="preserve">int </w:t>
             </w:r>
             <w:proofErr w:type="spellStart"/>
             <w:r>
@@ -27688,6 +30601,7 @@
               <w:t xml:space="preserve">  </w:t>
             </w:r>
             <w:proofErr w:type="spellStart"/>
+            <w:proofErr w:type="gramStart"/>
             <w:r>
               <w:rPr>
                 <w:rFonts w:ascii="Courier New" w:hAnsi="Courier New" w:cs="Courier New"/>
@@ -27699,9 +30613,17 @@
               <w:rPr>
                 <w:rFonts w:ascii="Courier New" w:hAnsi="Courier New" w:cs="Courier New"/>
               </w:rPr>
-              <w:t>::configure(</w:t>
+              <w:t>::</w:t>
+            </w:r>
+            <w:proofErr w:type="gramEnd"/>
+            <w:r>
+              <w:rPr>
+                <w:rFonts w:ascii="Courier New" w:hAnsi="Courier New" w:cs="Courier New"/>
+              </w:rPr>
+              <w:t>configure(</w:t>
             </w:r>
             <w:proofErr w:type="spellStart"/>
+            <w:proofErr w:type="gramStart"/>
             <w:r>
               <w:rPr>
                 <w:rFonts w:ascii="Courier New" w:hAnsi="Courier New" w:cs="Courier New"/>
@@ -27713,14 +30635,35 @@
               <w:rPr>
                 <w:rFonts w:ascii="Courier New" w:hAnsi="Courier New" w:cs="Courier New"/>
               </w:rPr>
-              <w:t>[1]);</w:t>
+              <w:t>[</w:t>
+            </w:r>
+            <w:proofErr w:type="gramEnd"/>
+            <w:r>
+              <w:rPr>
+                <w:rFonts w:ascii="Courier New" w:hAnsi="Courier New" w:cs="Courier New"/>
+              </w:rPr>
+              <w:t>1]);</w:t>
             </w:r>
             <w:r>
               <w:rPr>
                 <w:rFonts w:ascii="Courier New" w:hAnsi="Courier New" w:cs="Courier New"/>
               </w:rPr>
               <w:br/>
-              <w:t xml:space="preserve">  LOG4CXX_INFO(logger, “qwerty”)</w:t>
+              <w:t xml:space="preserve">  LOG4CXX_</w:t>
+            </w:r>
+            <w:proofErr w:type="gramStart"/>
+            <w:r>
+              <w:rPr>
+                <w:rFonts w:ascii="Courier New" w:hAnsi="Courier New" w:cs="Courier New"/>
+              </w:rPr>
+              <w:t>INFO(</w:t>
+            </w:r>
+            <w:proofErr w:type="gramEnd"/>
+            <w:r>
+              <w:rPr>
+                <w:rFonts w:ascii="Courier New" w:hAnsi="Courier New" w:cs="Courier New"/>
+              </w:rPr>
+              <w:t>logger, “qwerty”)</w:t>
             </w:r>
             <w:r>
               <w:rPr>
@@ -27849,14 +30792,56 @@
                 <w:rFonts w:ascii="Courier New" w:hAnsi="Courier New" w:cs="Courier New"/>
               </w:rPr>
               <w:br/>
-              <w:t>log4j.appender.A1.layout=org.apache.log4j.PatternLayout</w:t>
+              <w:t>log4j.appender.A</w:t>
+            </w:r>
+            <w:proofErr w:type="gramStart"/>
+            <w:r>
+              <w:rPr>
+                <w:rFonts w:ascii="Courier New" w:hAnsi="Courier New" w:cs="Courier New"/>
+              </w:rPr>
+              <w:t>1.layout</w:t>
+            </w:r>
+            <w:proofErr w:type="gramEnd"/>
+            <w:r>
+              <w:rPr>
+                <w:rFonts w:ascii="Courier New" w:hAnsi="Courier New" w:cs="Courier New"/>
+              </w:rPr>
+              <w:t>=</w:t>
+            </w:r>
+            <w:proofErr w:type="gramStart"/>
+            <w:r>
+              <w:rPr>
+                <w:rFonts w:ascii="Courier New" w:hAnsi="Courier New" w:cs="Courier New"/>
+              </w:rPr>
+              <w:t>org.apache</w:t>
+            </w:r>
+            <w:proofErr w:type="gramEnd"/>
+            <w:r>
+              <w:rPr>
+                <w:rFonts w:ascii="Courier New" w:hAnsi="Courier New" w:cs="Courier New"/>
+              </w:rPr>
+              <w:t>.log4j.PatternLayout</w:t>
             </w:r>
             <w:r>
               <w:rPr>
                 <w:rFonts w:ascii="Courier New" w:hAnsi="Courier New" w:cs="Courier New"/>
               </w:rPr>
               <w:br/>
-              <w:t>log4j.appender.A1.layout.ConversionPattern=%-4r [%t] %-5p %c %x - %</w:t>
+              <w:t>log4j.appender.A</w:t>
+            </w:r>
+            <w:proofErr w:type="gramStart"/>
+            <w:r>
+              <w:rPr>
+                <w:rFonts w:ascii="Courier New" w:hAnsi="Courier New" w:cs="Courier New"/>
+              </w:rPr>
+              <w:t>1.layout</w:t>
+            </w:r>
+            <w:proofErr w:type="gramEnd"/>
+            <w:r>
+              <w:rPr>
+                <w:rFonts w:ascii="Courier New" w:hAnsi="Courier New" w:cs="Courier New"/>
+              </w:rPr>
+              <w:t>.ConversionPattern=%-4r [%t] %-5p %c %x - %</w:t>
             </w:r>
             <w:proofErr w:type="spellStart"/>
             <w:r>
@@ -27873,12 +30858,19 @@
     <w:p/>
     <w:p>
       <w:r>
-        <w:t>The following are optional parameters than can be added to the log4cxx config file:</w:t>
-      </w:r>
-    </w:p>
-    <w:p>
-      <w:r>
-        <w:lastRenderedPageBreak/>
+        <w:t xml:space="preserve">The following are optional parameters </w:t>
+      </w:r>
+      <w:proofErr w:type="gramStart"/>
+      <w:r>
+        <w:t>than</w:t>
+      </w:r>
+      <w:proofErr w:type="gramEnd"/>
+      <w:r>
+        <w:t xml:space="preserve"> can be added to the log4cxx config file:</w:t>
+      </w:r>
+    </w:p>
+    <w:p>
+      <w:r>
         <w:t xml:space="preserve">After starting the </w:t>
       </w:r>
       <w:proofErr w:type="spellStart"/>
@@ -27973,13 +30965,23 @@
     </w:p>
     <w:p>
       <w:r>
-        <w:t xml:space="preserve">This will send one record to </w:t>
-      </w:r>
-      <w:proofErr w:type="spellStart"/>
+        <w:t xml:space="preserve">This will </w:t>
+      </w:r>
+      <w:proofErr w:type="gramStart"/>
+      <w:r>
+        <w:t>send one record</w:t>
+      </w:r>
+      <w:proofErr w:type="gramEnd"/>
+      <w:r>
+        <w:t xml:space="preserve"> to </w:t>
+      </w:r>
+      <w:proofErr w:type="spellStart"/>
+      <w:proofErr w:type="gramStart"/>
       <w:r>
         <w:t>jal</w:t>
       </w:r>
       <w:proofErr w:type="spellEnd"/>
+      <w:proofErr w:type="gramEnd"/>
       <w:r>
         <w:t>-local-store before closing the connection. Verify the record with the following:</w:t>
       </w:r>
@@ -28111,6 +31113,7 @@
     <w:p/>
     <w:p>
       <w:r>
+        <w:lastRenderedPageBreak/>
         <w:t>This will print the app metadata for the records. The record inserted by the test executable does not create a payload from the string in LOG4CXX_INFO. It ends up in the message tag in the app metadata.</w:t>
       </w:r>
     </w:p>
@@ -28118,11 +31121,14 @@
       <w:pPr>
         <w:pStyle w:val="Heading2"/>
       </w:pPr>
-      <w:bookmarkStart w:id="58" w:name="_Toc175164331"/>
+      <w:bookmarkStart w:id="58" w:name="_Toc196425270"/>
       <w:proofErr w:type="spellStart"/>
       <w:r>
         <w:t>jalop-rsyslog</w:t>
       </w:r>
+      <w:r>
+        <w:t>d</w:t>
+      </w:r>
       <w:bookmarkEnd w:id="58"/>
       <w:proofErr w:type="spellEnd"/>
     </w:p>
@@ -28143,7 +31149,7 @@
       <w:pPr>
         <w:pStyle w:val="Heading3"/>
       </w:pPr>
-      <w:bookmarkStart w:id="59" w:name="_Toc175164332"/>
+      <w:bookmarkStart w:id="59" w:name="_Toc196425271"/>
       <w:r>
         <w:t>Build &amp; Install</w:t>
       </w:r>
@@ -28367,8 +31373,13 @@
       <w:pPr>
         <w:pStyle w:val="Heading4"/>
       </w:pPr>
-      <w:r>
-        <w:t>Libfastjson headers</w:t>
+      <w:proofErr w:type="spellStart"/>
+      <w:r>
+        <w:t>Libfastjson</w:t>
+      </w:r>
+      <w:proofErr w:type="spellEnd"/>
+      <w:r>
+        <w:t xml:space="preserve"> headers</w:t>
       </w:r>
     </w:p>
     <w:p>
@@ -28648,7 +31659,6 @@
         <w:rPr>
           <w:rFonts w:ascii="Courier New" w:hAnsi="Courier New" w:cs="Courier New"/>
         </w:rPr>
-        <w:lastRenderedPageBreak/>
         <w:t>$ export JSON_C_LIBS=”/</w:t>
       </w:r>
       <w:proofErr w:type="spellStart"/>
@@ -28868,7 +31878,7 @@
       <w:pPr>
         <w:pStyle w:val="Heading3"/>
       </w:pPr>
-      <w:bookmarkStart w:id="61" w:name="_Toc175164333"/>
+      <w:bookmarkStart w:id="61" w:name="_Toc196425272"/>
       <w:r>
         <w:t xml:space="preserve">Configure </w:t>
       </w:r>
@@ -29079,6 +32089,12 @@
                 <w:rFonts w:ascii="Courier New" w:hAnsi="Courier New" w:cs="Courier New"/>
               </w:rPr>
               <w:br/>
+            </w:r>
+            <w:r>
+              <w:rPr>
+                <w:rFonts w:ascii="Courier New" w:hAnsi="Courier New" w:cs="Courier New"/>
+              </w:rPr>
+              <w:lastRenderedPageBreak/>
               <w:t>$</w:t>
             </w:r>
             <w:proofErr w:type="spellStart"/>
@@ -29169,23 +32185,17 @@
               <w:rPr>
                 <w:rFonts w:ascii="Courier New" w:hAnsi="Courier New" w:cs="Courier New"/>
               </w:rPr>
-              <w:t>*.*</w:t>
-            </w:r>
+              <w:t>*.* :</w:t>
+            </w:r>
+            <w:proofErr w:type="spellStart"/>
+            <w:r>
+              <w:rPr>
+                <w:rFonts w:ascii="Courier New" w:hAnsi="Courier New" w:cs="Courier New"/>
+              </w:rPr>
+              <w:t>omjal</w:t>
+            </w:r>
+            <w:proofErr w:type="spellEnd"/>
             <w:proofErr w:type="gramEnd"/>
-            <w:r>
-              <w:rPr>
-                <w:rFonts w:ascii="Courier New" w:hAnsi="Courier New" w:cs="Courier New"/>
-              </w:rPr>
-              <w:t xml:space="preserve"> :</w:t>
-            </w:r>
-            <w:proofErr w:type="spellStart"/>
-            <w:r>
-              <w:rPr>
-                <w:rFonts w:ascii="Courier New" w:hAnsi="Courier New" w:cs="Courier New"/>
-              </w:rPr>
-              <w:t>omjal</w:t>
-            </w:r>
-            <w:proofErr w:type="spellEnd"/>
             <w:r>
               <w:rPr>
                 <w:rFonts w:ascii="Courier New" w:hAnsi="Courier New" w:cs="Courier New"/>
@@ -29403,10 +32413,12 @@
         <w:t xml:space="preserve">Specifies the path to </w:t>
       </w:r>
       <w:proofErr w:type="spellStart"/>
+      <w:proofErr w:type="gramStart"/>
       <w:r>
         <w:t>they</w:t>
       </w:r>
       <w:proofErr w:type="spellEnd"/>
+      <w:proofErr w:type="gramEnd"/>
       <w:r>
         <w:t xml:space="preserve"> certificate to be used for signing. If this option is omitted from the file, then no certificate will be used.</w:t>
       </w:r>
@@ -29417,17 +32429,14 @@
       </w:pPr>
       <w:proofErr w:type="gramStart"/>
       <w:r>
-        <w:t>*.*</w:t>
-      </w:r>
+        <w:t>*.* :</w:t>
+      </w:r>
+      <w:proofErr w:type="spellStart"/>
+      <w:r>
+        <w:t>omjal</w:t>
+      </w:r>
+      <w:proofErr w:type="spellEnd"/>
       <w:proofErr w:type="gramEnd"/>
-      <w:r>
-        <w:t xml:space="preserve"> :</w:t>
-      </w:r>
-      <w:proofErr w:type="spellStart"/>
-      <w:r>
-        <w:t>omjal</w:t>
-      </w:r>
-      <w:proofErr w:type="spellEnd"/>
       <w:r>
         <w:t>:</w:t>
       </w:r>
@@ -29463,7 +32472,6 @@
         <w:ind w:left="576"/>
       </w:pPr>
       <w:r>
-        <w:lastRenderedPageBreak/>
         <w:tab/>
       </w:r>
       <w:r>
@@ -29513,7 +32521,7 @@
       <w:pPr>
         <w:pStyle w:val="Heading3"/>
       </w:pPr>
-      <w:bookmarkStart w:id="62" w:name="_Toc175164334"/>
+      <w:bookmarkStart w:id="62" w:name="_Toc196425273"/>
       <w:r>
         <w:t xml:space="preserve">Install </w:t>
       </w:r>
@@ -29773,10 +32781,12 @@
         <w:t xml:space="preserve">When </w:t>
       </w:r>
       <w:proofErr w:type="spellStart"/>
+      <w:proofErr w:type="gramStart"/>
       <w:r>
         <w:t>jal</w:t>
       </w:r>
       <w:proofErr w:type="spellEnd"/>
+      <w:proofErr w:type="gramEnd"/>
       <w:r>
         <w:t xml:space="preserve">-local-store is ready, the message </w:t>
       </w:r>
@@ -29828,6 +32838,7 @@
     </w:p>
     <w:p>
       <w:r>
+        <w:lastRenderedPageBreak/>
         <w:t xml:space="preserve">To create messages in </w:t>
       </w:r>
       <w:proofErr w:type="spellStart"/>
@@ -30183,7 +33194,7 @@
           <w:rFonts w:ascii="Calibri Light" w:eastAsia="Calibri Light" w:hAnsi="Calibri Light" w:cs="Calibri Light"/>
         </w:rPr>
       </w:pPr>
-      <w:bookmarkStart w:id="63" w:name="_Toc175164335"/>
+      <w:bookmarkStart w:id="63" w:name="_Toc196425274"/>
       <w:proofErr w:type="spellStart"/>
       <w:r>
         <w:rPr>
@@ -30249,7 +33260,7 @@
           <w:color w:val="1F4D78"/>
         </w:rPr>
       </w:pPr>
-      <w:bookmarkStart w:id="64" w:name="_Toc175164336"/>
+      <w:bookmarkStart w:id="64" w:name="_Toc196425275"/>
       <w:r>
         <w:rPr>
           <w:rFonts w:ascii="Calibri Light" w:eastAsia="Calibri Light" w:hAnsi="Calibri Light" w:cs="Calibri Light"/>
@@ -30694,7 +33705,7 @@
           <w:color w:val="1F4D78"/>
         </w:rPr>
       </w:pPr>
-      <w:bookmarkStart w:id="65" w:name="_Toc175164337"/>
+      <w:bookmarkStart w:id="65" w:name="_Toc196425276"/>
       <w:r>
         <w:rPr>
           <w:rFonts w:ascii="Calibri Light" w:eastAsia="Calibri Light" w:hAnsi="Calibri Light" w:cs="Calibri Light"/>
@@ -31023,6 +34034,7 @@
           <w:rFonts w:ascii="Courier New" w:eastAsia="Courier New" w:hAnsi="Courier New" w:cs="Courier New"/>
           <w:color w:val="000000" w:themeColor="text1"/>
         </w:rPr>
+        <w:lastRenderedPageBreak/>
         <w:t xml:space="preserve"># </w:t>
       </w:r>
       <w:proofErr w:type="gramStart"/>
@@ -31108,7 +34120,23 @@
           <w:rFonts w:ascii="Courier New" w:eastAsia="Courier New" w:hAnsi="Courier New" w:cs="Courier New"/>
           <w:color w:val="000000" w:themeColor="text1"/>
         </w:rPr>
-        <w:t>-local-store will be listening.</w:t>
+        <w:t xml:space="preserve">-local-store will be </w:t>
+      </w:r>
+      <w:proofErr w:type="gramStart"/>
+      <w:r>
+        <w:rPr>
+          <w:rFonts w:ascii="Courier New" w:eastAsia="Courier New" w:hAnsi="Courier New" w:cs="Courier New"/>
+          <w:color w:val="000000" w:themeColor="text1"/>
+        </w:rPr>
+        <w:t>listening</w:t>
+      </w:r>
+      <w:proofErr w:type="gramEnd"/>
+      <w:r>
+        <w:rPr>
+          <w:rFonts w:ascii="Courier New" w:eastAsia="Courier New" w:hAnsi="Courier New" w:cs="Courier New"/>
+          <w:color w:val="000000" w:themeColor="text1"/>
+        </w:rPr>
+        <w:t>.</w:t>
       </w:r>
     </w:p>
     <w:p>
@@ -31668,13 +34696,12 @@
           <w:color w:val="1F4D78"/>
         </w:rPr>
       </w:pPr>
-      <w:bookmarkStart w:id="66" w:name="_Toc175164338"/>
+      <w:bookmarkStart w:id="66" w:name="_Toc196425277"/>
       <w:r>
         <w:rPr>
           <w:rFonts w:ascii="Calibri Light" w:eastAsia="Calibri Light" w:hAnsi="Calibri Light" w:cs="Calibri Light"/>
           <w:color w:val="1F4D78"/>
         </w:rPr>
-        <w:lastRenderedPageBreak/>
         <w:t xml:space="preserve">Run </w:t>
       </w:r>
       <w:proofErr w:type="spellStart"/>
@@ -32173,7 +35200,7 @@
 </file>
 
 <file path=word/endnotes.xml><?xml version="1.0" encoding="utf-8"?>
-<w:endnotes xmlns:wpc="http://schemas.microsoft.com/office/word/2010/wordprocessingCanvas" xmlns:cx="http://schemas.microsoft.com/office/drawing/2014/chartex" xmlns:cx1="http://schemas.microsoft.com/office/drawing/2015/9/8/chartex" xmlns:cx2="http://schemas.microsoft.com/office/drawing/2015/10/21/chartex" xmlns:cx3="http://schemas.microsoft.com/office/drawing/2016/5/9/chartex" xmlns:cx4="http://schemas.microsoft.com/office/drawing/2016/5/10/chartex" xmlns:cx5="http://schemas.microsoft.com/office/drawing/2016/5/11/chartex" xmlns:cx6="http://schemas.microsoft.com/office/drawing/2016/5/12/chartex" xmlns:cx7="http://schemas.microsoft.com/office/drawing/2016/5/13/chartex" xmlns:cx8="http://schemas.microsoft.com/office/drawing/2016/5/14/chartex" xmlns:mc="http://schemas.openxmlformats.org/markup-compatibility/2006" xmlns:aink="http://schemas.microsoft.com/office/drawing/2016/ink" xmlns:am3d="http://schemas.microsoft.com/office/drawing/2017/model3d" xmlns:o="urn:schemas-microsoft-com:office:office" xmlns:oel="http://schemas.microsoft.com/office/2019/extlst" xmlns:r="http://schemas.openxmlformats.org/officeDocument/2006/relationships" xmlns:m="http://schemas.openxmlformats.org/officeDocument/2006/math" xmlns:v="urn:schemas-microsoft-com:vml" xmlns:wp14="http://schemas.microsoft.com/office/word/2010/wordprocessingDrawing" xmlns:wp="http://schemas.openxmlformats.org/drawingml/2006/wordprocessingDrawing" xmlns:w10="urn:schemas-microsoft-com:office:word" xmlns:w="http://schemas.openxmlformats.org/wordprocessingml/2006/main" xmlns:w14="http://schemas.microsoft.com/office/word/2010/wordml" xmlns:w15="http://schemas.microsoft.com/office/word/2012/wordml" xmlns:w16cex="http://schemas.microsoft.com/office/word/2018/wordml/cex" xmlns:w16cid="http://schemas.microsoft.com/office/word/2016/wordml/cid" xmlns:w16="http://schemas.microsoft.com/office/word/2018/wordml" xmlns:w16sdtdh="http://schemas.microsoft.com/office/word/2020/wordml/sdtdatahash" xmlns:w16se="http://schemas.microsoft.com/office/word/2015/wordml/symex" xmlns:wpg="http://schemas.microsoft.com/office/word/2010/wordprocessingGroup" xmlns:wpi="http://schemas.microsoft.com/office/word/2010/wordprocessingInk" xmlns:wne="http://schemas.microsoft.com/office/word/2006/wordml" xmlns:wps="http://schemas.microsoft.com/office/word/2010/wordprocessingShape" mc:Ignorable="w14 w15 w16se w16cid w16 w16cex w16sdtdh wp14">
+<w:endnotes xmlns:wpc="http://schemas.microsoft.com/office/word/2010/wordprocessingCanvas" xmlns:cx="http://schemas.microsoft.com/office/drawing/2014/chartex" xmlns:cx1="http://schemas.microsoft.com/office/drawing/2015/9/8/chartex" xmlns:cx2="http://schemas.microsoft.com/office/drawing/2015/10/21/chartex" xmlns:cx3="http://schemas.microsoft.com/office/drawing/2016/5/9/chartex" xmlns:cx4="http://schemas.microsoft.com/office/drawing/2016/5/10/chartex" xmlns:cx5="http://schemas.microsoft.com/office/drawing/2016/5/11/chartex" xmlns:cx6="http://schemas.microsoft.com/office/drawing/2016/5/12/chartex" xmlns:cx7="http://schemas.microsoft.com/office/drawing/2016/5/13/chartex" xmlns:cx8="http://schemas.microsoft.com/office/drawing/2016/5/14/chartex" xmlns:mc="http://schemas.openxmlformats.org/markup-compatibility/2006" xmlns:aink="http://schemas.microsoft.com/office/drawing/2016/ink" xmlns:am3d="http://schemas.microsoft.com/office/drawing/2017/model3d" xmlns:o="urn:schemas-microsoft-com:office:office" xmlns:oel="http://schemas.microsoft.com/office/2019/extlst" xmlns:r="http://schemas.openxmlformats.org/officeDocument/2006/relationships" xmlns:m="http://schemas.openxmlformats.org/officeDocument/2006/math" xmlns:v="urn:schemas-microsoft-com:vml" xmlns:wp14="http://schemas.microsoft.com/office/word/2010/wordprocessingDrawing" xmlns:wp="http://schemas.openxmlformats.org/drawingml/2006/wordprocessingDrawing" xmlns:w10="urn:schemas-microsoft-com:office:word" xmlns:w="http://schemas.openxmlformats.org/wordprocessingml/2006/main" xmlns:w14="http://schemas.microsoft.com/office/word/2010/wordml" xmlns:w15="http://schemas.microsoft.com/office/word/2012/wordml" xmlns:w16cex="http://schemas.microsoft.com/office/word/2018/wordml/cex" xmlns:w16cid="http://schemas.microsoft.com/office/word/2016/wordml/cid" xmlns:w16="http://schemas.microsoft.com/office/word/2018/wordml" xmlns:w16du="http://schemas.microsoft.com/office/word/2023/wordml/word16du" xmlns:w16sdtdh="http://schemas.microsoft.com/office/word/2020/wordml/sdtdatahash" xmlns:w16sdtfl="http://schemas.microsoft.com/office/word/2024/wordml/sdtformatlock" xmlns:w16se="http://schemas.microsoft.com/office/word/2015/wordml/symex" xmlns:wpg="http://schemas.microsoft.com/office/word/2010/wordprocessingGroup" xmlns:wpi="http://schemas.microsoft.com/office/word/2010/wordprocessingInk" xmlns:wne="http://schemas.microsoft.com/office/word/2006/wordml" xmlns:wps="http://schemas.microsoft.com/office/word/2010/wordprocessingShape" mc:Ignorable="w14 w15 w16se w16cid w16 w16cex w16sdtdh w16sdtfl w16du wp14">
   <w:endnote w:type="separator" w:id="-1">
     <w:p>
       <w:pPr>
@@ -32205,7 +35232,7 @@
 </file>
 
 <file path=word/footer1.xml><?xml version="1.0" encoding="utf-8"?>
-<w:ftr xmlns:wpc="http://schemas.microsoft.com/office/word/2010/wordprocessingCanvas" xmlns:cx="http://schemas.microsoft.com/office/drawing/2014/chartex" xmlns:cx1="http://schemas.microsoft.com/office/drawing/2015/9/8/chartex" xmlns:cx2="http://schemas.microsoft.com/office/drawing/2015/10/21/chartex" xmlns:cx3="http://schemas.microsoft.com/office/drawing/2016/5/9/chartex" xmlns:cx4="http://schemas.microsoft.com/office/drawing/2016/5/10/chartex" xmlns:cx5="http://schemas.microsoft.com/office/drawing/2016/5/11/chartex" xmlns:cx6="http://schemas.microsoft.com/office/drawing/2016/5/12/chartex" xmlns:cx7="http://schemas.microsoft.com/office/drawing/2016/5/13/chartex" xmlns:cx8="http://schemas.microsoft.com/office/drawing/2016/5/14/chartex" xmlns:mc="http://schemas.openxmlformats.org/markup-compatibility/2006" xmlns:aink="http://schemas.microsoft.com/office/drawing/2016/ink" xmlns:am3d="http://schemas.microsoft.com/office/drawing/2017/model3d" xmlns:o="urn:schemas-microsoft-com:office:office" xmlns:oel="http://schemas.microsoft.com/office/2019/extlst" xmlns:r="http://schemas.openxmlformats.org/officeDocument/2006/relationships" xmlns:m="http://schemas.openxmlformats.org/officeDocument/2006/math" xmlns:v="urn:schemas-microsoft-com:vml" xmlns:wp14="http://schemas.microsoft.com/office/word/2010/wordprocessingDrawing" xmlns:wp="http://schemas.openxmlformats.org/drawingml/2006/wordprocessingDrawing" xmlns:w10="urn:schemas-microsoft-com:office:word" xmlns:w="http://schemas.openxmlformats.org/wordprocessingml/2006/main" xmlns:w14="http://schemas.microsoft.com/office/word/2010/wordml" xmlns:w15="http://schemas.microsoft.com/office/word/2012/wordml" xmlns:w16cex="http://schemas.microsoft.com/office/word/2018/wordml/cex" xmlns:w16cid="http://schemas.microsoft.com/office/word/2016/wordml/cid" xmlns:w16="http://schemas.microsoft.com/office/word/2018/wordml" xmlns:w16sdtdh="http://schemas.microsoft.com/office/word/2020/wordml/sdtdatahash" xmlns:w16se="http://schemas.microsoft.com/office/word/2015/wordml/symex" xmlns:wpg="http://schemas.microsoft.com/office/word/2010/wordprocessingGroup" xmlns:wpi="http://schemas.microsoft.com/office/word/2010/wordprocessingInk" xmlns:wne="http://schemas.microsoft.com/office/word/2006/wordml" xmlns:wps="http://schemas.microsoft.com/office/word/2010/wordprocessingShape" mc:Ignorable="w14 w15 w16se w16cid w16 w16cex w16sdtdh wp14">
+<w:ftr xmlns:wpc="http://schemas.microsoft.com/office/word/2010/wordprocessingCanvas" xmlns:cx="http://schemas.microsoft.com/office/drawing/2014/chartex" xmlns:cx1="http://schemas.microsoft.com/office/drawing/2015/9/8/chartex" xmlns:cx2="http://schemas.microsoft.com/office/drawing/2015/10/21/chartex" xmlns:cx3="http://schemas.microsoft.com/office/drawing/2016/5/9/chartex" xmlns:cx4="http://schemas.microsoft.com/office/drawing/2016/5/10/chartex" xmlns:cx5="http://schemas.microsoft.com/office/drawing/2016/5/11/chartex" xmlns:cx6="http://schemas.microsoft.com/office/drawing/2016/5/12/chartex" xmlns:cx7="http://schemas.microsoft.com/office/drawing/2016/5/13/chartex" xmlns:cx8="http://schemas.microsoft.com/office/drawing/2016/5/14/chartex" xmlns:mc="http://schemas.openxmlformats.org/markup-compatibility/2006" xmlns:aink="http://schemas.microsoft.com/office/drawing/2016/ink" xmlns:am3d="http://schemas.microsoft.com/office/drawing/2017/model3d" xmlns:o="urn:schemas-microsoft-com:office:office" xmlns:oel="http://schemas.microsoft.com/office/2019/extlst" xmlns:r="http://schemas.openxmlformats.org/officeDocument/2006/relationships" xmlns:m="http://schemas.openxmlformats.org/officeDocument/2006/math" xmlns:v="urn:schemas-microsoft-com:vml" xmlns:wp14="http://schemas.microsoft.com/office/word/2010/wordprocessingDrawing" xmlns:wp="http://schemas.openxmlformats.org/drawingml/2006/wordprocessingDrawing" xmlns:w10="urn:schemas-microsoft-com:office:word" xmlns:w="http://schemas.openxmlformats.org/wordprocessingml/2006/main" xmlns:w14="http://schemas.microsoft.com/office/word/2010/wordml" xmlns:w15="http://schemas.microsoft.com/office/word/2012/wordml" xmlns:w16cex="http://schemas.microsoft.com/office/word/2018/wordml/cex" xmlns:w16cid="http://schemas.microsoft.com/office/word/2016/wordml/cid" xmlns:w16="http://schemas.microsoft.com/office/word/2018/wordml" xmlns:w16du="http://schemas.microsoft.com/office/word/2023/wordml/word16du" xmlns:w16sdtdh="http://schemas.microsoft.com/office/word/2020/wordml/sdtdatahash" xmlns:w16sdtfl="http://schemas.microsoft.com/office/word/2024/wordml/sdtformatlock" xmlns:w16se="http://schemas.microsoft.com/office/word/2015/wordml/symex" xmlns:wpg="http://schemas.microsoft.com/office/word/2010/wordprocessingGroup" xmlns:wpi="http://schemas.microsoft.com/office/word/2010/wordprocessingInk" xmlns:wne="http://schemas.microsoft.com/office/word/2006/wordml" xmlns:wps="http://schemas.microsoft.com/office/word/2010/wordprocessingShape" mc:Ignorable="w14 w15 w16se w16cid w16 w16cex w16sdtdh w16sdtfl w16du wp14">
   <w:sdt>
     <w:sdtPr>
       <w:id w:val="-1317562747"/>
@@ -32262,7 +35289,7 @@
 </file>
 
 <file path=word/footnotes.xml><?xml version="1.0" encoding="utf-8"?>
-<w:footnotes xmlns:wpc="http://schemas.microsoft.com/office/word/2010/wordprocessingCanvas" xmlns:cx="http://schemas.microsoft.com/office/drawing/2014/chartex" xmlns:cx1="http://schemas.microsoft.com/office/drawing/2015/9/8/chartex" xmlns:cx2="http://schemas.microsoft.com/office/drawing/2015/10/21/chartex" xmlns:cx3="http://schemas.microsoft.com/office/drawing/2016/5/9/chartex" xmlns:cx4="http://schemas.microsoft.com/office/drawing/2016/5/10/chartex" xmlns:cx5="http://schemas.microsoft.com/office/drawing/2016/5/11/chartex" xmlns:cx6="http://schemas.microsoft.com/office/drawing/2016/5/12/chartex" xmlns:cx7="http://schemas.microsoft.com/office/drawing/2016/5/13/chartex" xmlns:cx8="http://schemas.microsoft.com/office/drawing/2016/5/14/chartex" xmlns:mc="http://schemas.openxmlformats.org/markup-compatibility/2006" xmlns:aink="http://schemas.microsoft.com/office/drawing/2016/ink" xmlns:am3d="http://schemas.microsoft.com/office/drawing/2017/model3d" xmlns:o="urn:schemas-microsoft-com:office:office" xmlns:oel="http://schemas.microsoft.com/office/2019/extlst" xmlns:r="http://schemas.openxmlformats.org/officeDocument/2006/relationships" xmlns:m="http://schemas.openxmlformats.org/officeDocument/2006/math" xmlns:v="urn:schemas-microsoft-com:vml" xmlns:wp14="http://schemas.microsoft.com/office/word/2010/wordprocessingDrawing" xmlns:wp="http://schemas.openxmlformats.org/drawingml/2006/wordprocessingDrawing" xmlns:w10="urn:schemas-microsoft-com:office:word" xmlns:w="http://schemas.openxmlformats.org/wordprocessingml/2006/main" xmlns:w14="http://schemas.microsoft.com/office/word/2010/wordml" xmlns:w15="http://schemas.microsoft.com/office/word/2012/wordml" xmlns:w16cex="http://schemas.microsoft.com/office/word/2018/wordml/cex" xmlns:w16cid="http://schemas.microsoft.com/office/word/2016/wordml/cid" xmlns:w16="http://schemas.microsoft.com/office/word/2018/wordml" xmlns:w16sdtdh="http://schemas.microsoft.com/office/word/2020/wordml/sdtdatahash" xmlns:w16se="http://schemas.microsoft.com/office/word/2015/wordml/symex" xmlns:wpg="http://schemas.microsoft.com/office/word/2010/wordprocessingGroup" xmlns:wpi="http://schemas.microsoft.com/office/word/2010/wordprocessingInk" xmlns:wne="http://schemas.microsoft.com/office/word/2006/wordml" xmlns:wps="http://schemas.microsoft.com/office/word/2010/wordprocessingShape" mc:Ignorable="w14 w15 w16se w16cid w16 w16cex w16sdtdh wp14">
+<w:footnotes xmlns:wpc="http://schemas.microsoft.com/office/word/2010/wordprocessingCanvas" xmlns:cx="http://schemas.microsoft.com/office/drawing/2014/chartex" xmlns:cx1="http://schemas.microsoft.com/office/drawing/2015/9/8/chartex" xmlns:cx2="http://schemas.microsoft.com/office/drawing/2015/10/21/chartex" xmlns:cx3="http://schemas.microsoft.com/office/drawing/2016/5/9/chartex" xmlns:cx4="http://schemas.microsoft.com/office/drawing/2016/5/10/chartex" xmlns:cx5="http://schemas.microsoft.com/office/drawing/2016/5/11/chartex" xmlns:cx6="http://schemas.microsoft.com/office/drawing/2016/5/12/chartex" xmlns:cx7="http://schemas.microsoft.com/office/drawing/2016/5/13/chartex" xmlns:cx8="http://schemas.microsoft.com/office/drawing/2016/5/14/chartex" xmlns:mc="http://schemas.openxmlformats.org/markup-compatibility/2006" xmlns:aink="http://schemas.microsoft.com/office/drawing/2016/ink" xmlns:am3d="http://schemas.microsoft.com/office/drawing/2017/model3d" xmlns:o="urn:schemas-microsoft-com:office:office" xmlns:oel="http://schemas.microsoft.com/office/2019/extlst" xmlns:r="http://schemas.openxmlformats.org/officeDocument/2006/relationships" xmlns:m="http://schemas.openxmlformats.org/officeDocument/2006/math" xmlns:v="urn:schemas-microsoft-com:vml" xmlns:wp14="http://schemas.microsoft.com/office/word/2010/wordprocessingDrawing" xmlns:wp="http://schemas.openxmlformats.org/drawingml/2006/wordprocessingDrawing" xmlns:w10="urn:schemas-microsoft-com:office:word" xmlns:w="http://schemas.openxmlformats.org/wordprocessingml/2006/main" xmlns:w14="http://schemas.microsoft.com/office/word/2010/wordml" xmlns:w15="http://schemas.microsoft.com/office/word/2012/wordml" xmlns:w16cex="http://schemas.microsoft.com/office/word/2018/wordml/cex" xmlns:w16cid="http://schemas.microsoft.com/office/word/2016/wordml/cid" xmlns:w16="http://schemas.microsoft.com/office/word/2018/wordml" xmlns:w16du="http://schemas.microsoft.com/office/word/2023/wordml/word16du" xmlns:w16sdtdh="http://schemas.microsoft.com/office/word/2020/wordml/sdtdatahash" xmlns:w16sdtfl="http://schemas.microsoft.com/office/word/2024/wordml/sdtformatlock" xmlns:w16se="http://schemas.microsoft.com/office/word/2015/wordml/symex" xmlns:wpg="http://schemas.microsoft.com/office/word/2010/wordprocessingGroup" xmlns:wpi="http://schemas.microsoft.com/office/word/2010/wordprocessingInk" xmlns:wne="http://schemas.microsoft.com/office/word/2006/wordml" xmlns:wps="http://schemas.microsoft.com/office/word/2010/wordprocessingShape" mc:Ignorable="w14 w15 w16se w16cid w16 w16cex w16sdtdh w16sdtfl w16du wp14">
   <w:footnote w:type="separator" w:id="-1">
     <w:p>
       <w:pPr>
@@ -32294,7 +35321,7 @@
 </file>
 
 <file path=word/header1.xml><?xml version="1.0" encoding="utf-8"?>
-<w:hdr xmlns:wpc="http://schemas.microsoft.com/office/word/2010/wordprocessingCanvas" xmlns:cx="http://schemas.microsoft.com/office/drawing/2014/chartex" xmlns:cx1="http://schemas.microsoft.com/office/drawing/2015/9/8/chartex" xmlns:cx2="http://schemas.microsoft.com/office/drawing/2015/10/21/chartex" xmlns:cx3="http://schemas.microsoft.com/office/drawing/2016/5/9/chartex" xmlns:cx4="http://schemas.microsoft.com/office/drawing/2016/5/10/chartex" xmlns:cx5="http://schemas.microsoft.com/office/drawing/2016/5/11/chartex" xmlns:cx6="http://schemas.microsoft.com/office/drawing/2016/5/12/chartex" xmlns:cx7="http://schemas.microsoft.com/office/drawing/2016/5/13/chartex" xmlns:cx8="http://schemas.microsoft.com/office/drawing/2016/5/14/chartex" xmlns:mc="http://schemas.openxmlformats.org/markup-compatibility/2006" xmlns:aink="http://schemas.microsoft.com/office/drawing/2016/ink" xmlns:am3d="http://schemas.microsoft.com/office/drawing/2017/model3d" xmlns:o="urn:schemas-microsoft-com:office:office" xmlns:oel="http://schemas.microsoft.com/office/2019/extlst" xmlns:r="http://schemas.openxmlformats.org/officeDocument/2006/relationships" xmlns:m="http://schemas.openxmlformats.org/officeDocument/2006/math" xmlns:v="urn:schemas-microsoft-com:vml" xmlns:wp14="http://schemas.microsoft.com/office/word/2010/wordprocessingDrawing" xmlns:wp="http://schemas.openxmlformats.org/drawingml/2006/wordprocessingDrawing" xmlns:w10="urn:schemas-microsoft-com:office:word" xmlns:w="http://schemas.openxmlformats.org/wordprocessingml/2006/main" xmlns:w14="http://schemas.microsoft.com/office/word/2010/wordml" xmlns:w15="http://schemas.microsoft.com/office/word/2012/wordml" xmlns:w16cex="http://schemas.microsoft.com/office/word/2018/wordml/cex" xmlns:w16cid="http://schemas.microsoft.com/office/word/2016/wordml/cid" xmlns:w16="http://schemas.microsoft.com/office/word/2018/wordml" xmlns:w16sdtdh="http://schemas.microsoft.com/office/word/2020/wordml/sdtdatahash" xmlns:w16se="http://schemas.microsoft.com/office/word/2015/wordml/symex" xmlns:wpg="http://schemas.microsoft.com/office/word/2010/wordprocessingGroup" xmlns:wpi="http://schemas.microsoft.com/office/word/2010/wordprocessingInk" xmlns:wne="http://schemas.microsoft.com/office/word/2006/wordml" xmlns:wps="http://schemas.microsoft.com/office/word/2010/wordprocessingShape" mc:Ignorable="w14 w15 w16se w16cid w16 w16cex w16sdtdh wp14">
+<w:hdr xmlns:wpc="http://schemas.microsoft.com/office/word/2010/wordprocessingCanvas" xmlns:cx="http://schemas.microsoft.com/office/drawing/2014/chartex" xmlns:cx1="http://schemas.microsoft.com/office/drawing/2015/9/8/chartex" xmlns:cx2="http://schemas.microsoft.com/office/drawing/2015/10/21/chartex" xmlns:cx3="http://schemas.microsoft.com/office/drawing/2016/5/9/chartex" xmlns:cx4="http://schemas.microsoft.com/office/drawing/2016/5/10/chartex" xmlns:cx5="http://schemas.microsoft.com/office/drawing/2016/5/11/chartex" xmlns:cx6="http://schemas.microsoft.com/office/drawing/2016/5/12/chartex" xmlns:cx7="http://schemas.microsoft.com/office/drawing/2016/5/13/chartex" xmlns:cx8="http://schemas.microsoft.com/office/drawing/2016/5/14/chartex" xmlns:mc="http://schemas.openxmlformats.org/markup-compatibility/2006" xmlns:aink="http://schemas.microsoft.com/office/drawing/2016/ink" xmlns:am3d="http://schemas.microsoft.com/office/drawing/2017/model3d" xmlns:o="urn:schemas-microsoft-com:office:office" xmlns:oel="http://schemas.microsoft.com/office/2019/extlst" xmlns:r="http://schemas.openxmlformats.org/officeDocument/2006/relationships" xmlns:m="http://schemas.openxmlformats.org/officeDocument/2006/math" xmlns:v="urn:schemas-microsoft-com:vml" xmlns:wp14="http://schemas.microsoft.com/office/word/2010/wordprocessingDrawing" xmlns:wp="http://schemas.openxmlformats.org/drawingml/2006/wordprocessingDrawing" xmlns:w10="urn:schemas-microsoft-com:office:word" xmlns:w="http://schemas.openxmlformats.org/wordprocessingml/2006/main" xmlns:w14="http://schemas.microsoft.com/office/word/2010/wordml" xmlns:w15="http://schemas.microsoft.com/office/word/2012/wordml" xmlns:w16cex="http://schemas.microsoft.com/office/word/2018/wordml/cex" xmlns:w16cid="http://schemas.microsoft.com/office/word/2016/wordml/cid" xmlns:w16="http://schemas.microsoft.com/office/word/2018/wordml" xmlns:w16du="http://schemas.microsoft.com/office/word/2023/wordml/word16du" xmlns:w16sdtdh="http://schemas.microsoft.com/office/word/2020/wordml/sdtdatahash" xmlns:w16sdtfl="http://schemas.microsoft.com/office/word/2024/wordml/sdtformatlock" xmlns:w16se="http://schemas.microsoft.com/office/word/2015/wordml/symex" xmlns:wpg="http://schemas.microsoft.com/office/word/2010/wordprocessingGroup" xmlns:wpi="http://schemas.microsoft.com/office/word/2010/wordprocessingInk" xmlns:wne="http://schemas.microsoft.com/office/word/2006/wordml" xmlns:wps="http://schemas.microsoft.com/office/word/2010/wordprocessingShape" mc:Ignorable="w14 w15 w16se w16cid w16 w16cex w16sdtdh w16sdtfl w16du wp14">
   <w:p>
     <w:pPr>
       <w:pStyle w:val="Header"/>
@@ -32305,7 +35332,7 @@
 </file>
 
 <file path=word/numbering.xml><?xml version="1.0" encoding="utf-8"?>
-<w:numbering xmlns:wpc="http://schemas.microsoft.com/office/word/2010/wordprocessingCanvas" xmlns:cx="http://schemas.microsoft.com/office/drawing/2014/chartex" xmlns:cx1="http://schemas.microsoft.com/office/drawing/2015/9/8/chartex" xmlns:cx2="http://schemas.microsoft.com/office/drawing/2015/10/21/chartex" xmlns:cx3="http://schemas.microsoft.com/office/drawing/2016/5/9/chartex" xmlns:cx4="http://schemas.microsoft.com/office/drawing/2016/5/10/chartex" xmlns:cx5="http://schemas.microsoft.com/office/drawing/2016/5/11/chartex" xmlns:cx6="http://schemas.microsoft.com/office/drawing/2016/5/12/chartex" xmlns:cx7="http://schemas.microsoft.com/office/drawing/2016/5/13/chartex" xmlns:cx8="http://schemas.microsoft.com/office/drawing/2016/5/14/chartex" xmlns:mc="http://schemas.openxmlformats.org/markup-compatibility/2006" xmlns:aink="http://schemas.microsoft.com/office/drawing/2016/ink" xmlns:am3d="http://schemas.microsoft.com/office/drawing/2017/model3d" xmlns:o="urn:schemas-microsoft-com:office:office" xmlns:oel="http://schemas.microsoft.com/office/2019/extlst" xmlns:r="http://schemas.openxmlformats.org/officeDocument/2006/relationships" xmlns:m="http://schemas.openxmlformats.org/officeDocument/2006/math" xmlns:v="urn:schemas-microsoft-com:vml" xmlns:wp14="http://schemas.microsoft.com/office/word/2010/wordprocessingDrawing" xmlns:wp="http://schemas.openxmlformats.org/drawingml/2006/wordprocessingDrawing" xmlns:w10="urn:schemas-microsoft-com:office:word" xmlns:w="http://schemas.openxmlformats.org/wordprocessingml/2006/main" xmlns:w14="http://schemas.microsoft.com/office/word/2010/wordml" xmlns:w15="http://schemas.microsoft.com/office/word/2012/wordml" xmlns:w16cex="http://schemas.microsoft.com/office/word/2018/wordml/cex" xmlns:w16cid="http://schemas.microsoft.com/office/word/2016/wordml/cid" xmlns:w16="http://schemas.microsoft.com/office/word/2018/wordml" xmlns:w16sdtdh="http://schemas.microsoft.com/office/word/2020/wordml/sdtdatahash" xmlns:w16se="http://schemas.microsoft.com/office/word/2015/wordml/symex" xmlns:wpg="http://schemas.microsoft.com/office/word/2010/wordprocessingGroup" xmlns:wpi="http://schemas.microsoft.com/office/word/2010/wordprocessingInk" xmlns:wne="http://schemas.microsoft.com/office/word/2006/wordml" xmlns:wps="http://schemas.microsoft.com/office/word/2010/wordprocessingShape" mc:Ignorable="w14 w15 w16se w16cid w16 w16cex w16sdtdh wp14">
+<w:numbering xmlns:wpc="http://schemas.microsoft.com/office/word/2010/wordprocessingCanvas" xmlns:cx="http://schemas.microsoft.com/office/drawing/2014/chartex" xmlns:cx1="http://schemas.microsoft.com/office/drawing/2015/9/8/chartex" xmlns:cx2="http://schemas.microsoft.com/office/drawing/2015/10/21/chartex" xmlns:cx3="http://schemas.microsoft.com/office/drawing/2016/5/9/chartex" xmlns:cx4="http://schemas.microsoft.com/office/drawing/2016/5/10/chartex" xmlns:cx5="http://schemas.microsoft.com/office/drawing/2016/5/11/chartex" xmlns:cx6="http://schemas.microsoft.com/office/drawing/2016/5/12/chartex" xmlns:cx7="http://schemas.microsoft.com/office/drawing/2016/5/13/chartex" xmlns:cx8="http://schemas.microsoft.com/office/drawing/2016/5/14/chartex" xmlns:mc="http://schemas.openxmlformats.org/markup-compatibility/2006" xmlns:aink="http://schemas.microsoft.com/office/drawing/2016/ink" xmlns:am3d="http://schemas.microsoft.com/office/drawing/2017/model3d" xmlns:o="urn:schemas-microsoft-com:office:office" xmlns:oel="http://schemas.microsoft.com/office/2019/extlst" xmlns:r="http://schemas.openxmlformats.org/officeDocument/2006/relationships" xmlns:m="http://schemas.openxmlformats.org/officeDocument/2006/math" xmlns:v="urn:schemas-microsoft-com:vml" xmlns:wp14="http://schemas.microsoft.com/office/word/2010/wordprocessingDrawing" xmlns:wp="http://schemas.openxmlformats.org/drawingml/2006/wordprocessingDrawing" xmlns:w10="urn:schemas-microsoft-com:office:word" xmlns:w="http://schemas.openxmlformats.org/wordprocessingml/2006/main" xmlns:w14="http://schemas.microsoft.com/office/word/2010/wordml" xmlns:w15="http://schemas.microsoft.com/office/word/2012/wordml" xmlns:w16cex="http://schemas.microsoft.com/office/word/2018/wordml/cex" xmlns:w16cid="http://schemas.microsoft.com/office/word/2016/wordml/cid" xmlns:w16="http://schemas.microsoft.com/office/word/2018/wordml" xmlns:w16du="http://schemas.microsoft.com/office/word/2023/wordml/word16du" xmlns:w16sdtdh="http://schemas.microsoft.com/office/word/2020/wordml/sdtdatahash" xmlns:w16sdtfl="http://schemas.microsoft.com/office/word/2024/wordml/sdtformatlock" xmlns:w16se="http://schemas.microsoft.com/office/word/2015/wordml/symex" xmlns:wpg="http://schemas.microsoft.com/office/word/2010/wordprocessingGroup" xmlns:wpi="http://schemas.microsoft.com/office/word/2010/wordprocessingInk" xmlns:wne="http://schemas.microsoft.com/office/word/2006/wordml" xmlns:wps="http://schemas.microsoft.com/office/word/2010/wordprocessingShape" mc:Ignorable="w14 w15 w16se w16cid w16 w16cex w16sdtdh w16sdtfl w16du wp14">
   <w:abstractNum w:abstractNumId="0" w15:restartNumberingAfterBreak="0">
     <w:nsid w:val="0B531E90"/>
     <w:multiLevelType w:val="hybridMultilevel"/>
@@ -33776,7 +36803,7 @@
 </file>
 
 <file path=word/styles.xml><?xml version="1.0" encoding="utf-8"?>
-<w:styles xmlns:mc="http://schemas.openxmlformats.org/markup-compatibility/2006" xmlns:r="http://schemas.openxmlformats.org/officeDocument/2006/relationships" xmlns:w="http://schemas.openxmlformats.org/wordprocessingml/2006/main" xmlns:w14="http://schemas.microsoft.com/office/word/2010/wordml" xmlns:w15="http://schemas.microsoft.com/office/word/2012/wordml" xmlns:w16cex="http://schemas.microsoft.com/office/word/2018/wordml/cex" xmlns:w16cid="http://schemas.microsoft.com/office/word/2016/wordml/cid" xmlns:w16="http://schemas.microsoft.com/office/word/2018/wordml" xmlns:w16sdtdh="http://schemas.microsoft.com/office/word/2020/wordml/sdtdatahash" xmlns:w16se="http://schemas.microsoft.com/office/word/2015/wordml/symex" mc:Ignorable="w14 w15 w16se w16cid w16 w16cex w16sdtdh">
+<w:styles xmlns:mc="http://schemas.openxmlformats.org/markup-compatibility/2006" xmlns:r="http://schemas.openxmlformats.org/officeDocument/2006/relationships" xmlns:w="http://schemas.openxmlformats.org/wordprocessingml/2006/main" xmlns:w14="http://schemas.microsoft.com/office/word/2010/wordml" xmlns:w15="http://schemas.microsoft.com/office/word/2012/wordml" xmlns:w16cex="http://schemas.microsoft.com/office/word/2018/wordml/cex" xmlns:w16cid="http://schemas.microsoft.com/office/word/2016/wordml/cid" xmlns:w16="http://schemas.microsoft.com/office/word/2018/wordml" xmlns:w16du="http://schemas.microsoft.com/office/word/2023/wordml/word16du" xmlns:w16sdtdh="http://schemas.microsoft.com/office/word/2020/wordml/sdtdatahash" xmlns:w16sdtfl="http://schemas.microsoft.com/office/word/2024/wordml/sdtformatlock" xmlns:w16se="http://schemas.microsoft.com/office/word/2015/wordml/symex" mc:Ignorable="w14 w15 w16se w16cid w16 w16cex w16sdtdh w16sdtfl w16du">
   <w:docDefaults>
     <w:rPrDefault>
       <w:rPr>
@@ -35421,17 +38448,17 @@
 <file path=customXml/itemProps3.xml><?xml version="1.0" encoding="utf-8"?>
 <ds:datastoreItem xmlns:ds="http://schemas.openxmlformats.org/officeDocument/2006/customXml" ds:itemID="{42F357A4-9C1C-440D-9948-697713DCAC73}">
   <ds:schemaRefs>
-    <ds:schemaRef ds:uri="b67d2e57-30e9-4b15-b202-350a3e1eeab4"/>
-    <ds:schemaRef ds:uri="d38a97ae-2f3e-4e4b-a26c-0cf1e76d955b"/>
+    <ds:schemaRef ds:uri="http://purl.org/dc/terms/"/>
     <ds:schemaRef ds:uri="http://purl.org/dc/dcmitype/"/>
-    <ds:schemaRef ds:uri="http://schemas.microsoft.com/office/2006/documentManagement/types"/>
-    <ds:schemaRef ds:uri="http://schemas.microsoft.com/sharepoint/v4"/>
     <ds:schemaRef ds:uri="eb269b35-c1a9-43ee-8e8b-98afd10c193a"/>
-    <ds:schemaRef ds:uri="http://www.w3.org/XML/1998/namespace"/>
-    <ds:schemaRef ds:uri="http://purl.org/dc/terms/"/>
-    <ds:schemaRef ds:uri="http://schemas.microsoft.com/office/infopath/2007/PartnerControls"/>
     <ds:schemaRef ds:uri="http://schemas.openxmlformats.org/package/2006/metadata/core-properties"/>
     <ds:schemaRef ds:uri="http://schemas.microsoft.com/office/2006/metadata/properties"/>
+    <ds:schemaRef ds:uri="http://schemas.microsoft.com/office/2006/documentManagement/types"/>
+    <ds:schemaRef ds:uri="d38a97ae-2f3e-4e4b-a26c-0cf1e76d955b"/>
+    <ds:schemaRef ds:uri="http://schemas.microsoft.com/office/infopath/2007/PartnerControls"/>
+    <ds:schemaRef ds:uri="b67d2e57-30e9-4b15-b202-350a3e1eeab4"/>
+    <ds:schemaRef ds:uri="http://schemas.microsoft.com/sharepoint/v4"/>
+    <ds:schemaRef ds:uri="http://www.w3.org/XML/1998/namespace"/>
     <ds:schemaRef ds:uri="http://purl.org/dc/elements/1.1/"/>
   </ds:schemaRefs>
 </ds:datastoreItem>

--- a/doc/JALoP_v2x_User_Guide.docx
+++ b/doc/JALoP_v2x_User_Guide.docx
@@ -166,7 +166,7 @@
               </mc:Choice>
               <mc:Fallback>
                 <w:pict>
-                  <v:line w14:anchorId="29A252E3" id="Straight Connector 6" o:spid="_x0000_s1026" style="position:absolute;flip:x y;z-index:251658752;visibility:visible;mso-wrap-style:square;mso-width-percent:0;mso-height-percent:0;mso-wrap-distance-left:9pt;mso-wrap-distance-top:0;mso-wrap-distance-right:9pt;mso-wrap-distance-bottom:0;mso-position-horizontal:right;mso-position-horizontal-relative:margin;mso-position-vertical:absolute;mso-position-vertical-relative:text;mso-width-percent:0;mso-height-percent:0;mso-width-relative:margin;mso-height-relative:margin" from="410.8pt,8.6pt" to="872.8pt,8.6pt" o:gfxdata="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" strokecolor="#0d0d0d [3069]" strokeweight="1.5pt">
+                  <v:line w14:anchorId="4548F3BE" id="Straight Connector 6" o:spid="_x0000_s1026" style="position:absolute;flip:x y;z-index:251658752;visibility:visible;mso-wrap-style:square;mso-width-percent:0;mso-height-percent:0;mso-wrap-distance-left:9pt;mso-wrap-distance-top:0;mso-wrap-distance-right:9pt;mso-wrap-distance-bottom:0;mso-position-horizontal:right;mso-position-horizontal-relative:margin;mso-position-vertical:absolute;mso-position-vertical-relative:text;mso-width-percent:0;mso-height-percent:0;mso-width-relative:margin;mso-height-relative:margin" from="410.8pt,8.6pt" to="872.8pt,8.6pt" o:gfxdata="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" strokecolor="#0d0d0d [3069]" strokeweight="1.5pt">
                     <v:stroke joinstyle="miter"/>
                     <w10:wrap anchorx="margin"/>
                   </v:line>
@@ -191,7 +191,7 @@
               <w:sz w:val="24"/>
               <w:szCs w:val="24"/>
             </w:rPr>
-            <w:t>2</w:t>
+            <w:t>1</w:t>
           </w:r>
           <w:r>
             <w:rPr>
@@ -199,7 +199,7 @@
               <w:sz w:val="24"/>
               <w:szCs w:val="24"/>
             </w:rPr>
-            <w:t>4</w:t>
+            <w:t>5</w:t>
           </w:r>
           <w:r>
             <w:rPr>
@@ -215,7 +215,7 @@
               <w:sz w:val="24"/>
               <w:szCs w:val="24"/>
             </w:rPr>
-            <w:t>A</w:t>
+            <w:t>Ju</w:t>
           </w:r>
           <w:r>
             <w:rPr>
@@ -223,7 +223,7 @@
               <w:sz w:val="24"/>
               <w:szCs w:val="24"/>
             </w:rPr>
-            <w:t>pril</w:t>
+            <w:t>ly</w:t>
           </w:r>
           <w:r>
             <w:rPr>
@@ -356,7 +356,7 @@
           <w:r>
             <w:fldChar w:fldCharType="separate"/>
           </w:r>
-          <w:hyperlink w:anchor="_Toc196425227" w:history="1">
+          <w:hyperlink w:anchor="_Toc203475794" w:history="1">
             <w:r>
               <w:rPr>
                 <w:rStyle w:val="Hyperlink"/>
@@ -401,7 +401,7 @@
                 <w:noProof/>
                 <w:webHidden/>
               </w:rPr>
-              <w:instrText xml:space="preserve"> PAGEREF _Toc196425227 \h </w:instrText>
+              <w:instrText xml:space="preserve"> PAGEREF _Toc203475794 \h </w:instrText>
             </w:r>
             <w:r>
               <w:rPr>
@@ -448,7 +448,7 @@
               <w14:ligatures w14:val="standardContextual"/>
             </w:rPr>
           </w:pPr>
-          <w:hyperlink w:anchor="_Toc196425228" w:history="1">
+          <w:hyperlink w:anchor="_Toc203475795" w:history="1">
             <w:r>
               <w:rPr>
                 <w:rStyle w:val="Hyperlink"/>
@@ -493,183 +493,7 @@
                 <w:noProof/>
                 <w:webHidden/>
               </w:rPr>
-              <w:instrText xml:space="preserve"> PAGEREF _Toc196425228 \h </w:instrText>
-            </w:r>
-            <w:r>
-              <w:rPr>
-                <w:noProof/>
-                <w:webHidden/>
-              </w:rPr>
-            </w:r>
-            <w:r>
-              <w:rPr>
-                <w:noProof/>
-                <w:webHidden/>
-              </w:rPr>
-              <w:fldChar w:fldCharType="separate"/>
-            </w:r>
-            <w:r>
-              <w:rPr>
-                <w:noProof/>
-                <w:webHidden/>
-              </w:rPr>
-              <w:t>5</w:t>
-            </w:r>
-            <w:r>
-              <w:rPr>
-                <w:noProof/>
-                <w:webHidden/>
-              </w:rPr>
-              <w:fldChar w:fldCharType="end"/>
-            </w:r>
-          </w:hyperlink>
-        </w:p>
-        <w:p>
-          <w:pPr>
-            <w:pStyle w:val="TOC2"/>
-            <w:rPr>
-              <w:rFonts w:eastAsiaTheme="minorEastAsia"/>
-              <w:noProof/>
-              <w:kern w:val="2"/>
-              <w:sz w:val="24"/>
-              <w:szCs w:val="24"/>
-              <w14:ligatures w14:val="standardContextual"/>
-            </w:rPr>
-          </w:pPr>
-          <w:hyperlink w:anchor="_Toc196425229" w:history="1">
-            <w:r>
-              <w:rPr>
-                <w:rStyle w:val="Hyperlink"/>
-                <w:noProof/>
-              </w:rPr>
-              <w:t>2.1</w:t>
-            </w:r>
-            <w:r>
-              <w:rPr>
-                <w:rFonts w:eastAsiaTheme="minorEastAsia"/>
-                <w:noProof/>
-                <w:kern w:val="2"/>
-                <w:sz w:val="24"/>
-                <w:szCs w:val="24"/>
-                <w14:ligatures w14:val="standardContextual"/>
-              </w:rPr>
-              <w:tab/>
-            </w:r>
-            <w:r>
-              <w:rPr>
-                <w:rStyle w:val="Hyperlink"/>
-                <w:noProof/>
-              </w:rPr>
-              <w:t>GitHub</w:t>
-            </w:r>
-            <w:r>
-              <w:rPr>
-                <w:noProof/>
-                <w:webHidden/>
-              </w:rPr>
-              <w:tab/>
-            </w:r>
-            <w:r>
-              <w:rPr>
-                <w:noProof/>
-                <w:webHidden/>
-              </w:rPr>
-              <w:fldChar w:fldCharType="begin"/>
-            </w:r>
-            <w:r>
-              <w:rPr>
-                <w:noProof/>
-                <w:webHidden/>
-              </w:rPr>
-              <w:instrText xml:space="preserve"> PAGEREF _Toc196425229 \h </w:instrText>
-            </w:r>
-            <w:r>
-              <w:rPr>
-                <w:noProof/>
-                <w:webHidden/>
-              </w:rPr>
-            </w:r>
-            <w:r>
-              <w:rPr>
-                <w:noProof/>
-                <w:webHidden/>
-              </w:rPr>
-              <w:fldChar w:fldCharType="separate"/>
-            </w:r>
-            <w:r>
-              <w:rPr>
-                <w:noProof/>
-                <w:webHidden/>
-              </w:rPr>
-              <w:t>5</w:t>
-            </w:r>
-            <w:r>
-              <w:rPr>
-                <w:noProof/>
-                <w:webHidden/>
-              </w:rPr>
-              <w:fldChar w:fldCharType="end"/>
-            </w:r>
-          </w:hyperlink>
-        </w:p>
-        <w:p>
-          <w:pPr>
-            <w:pStyle w:val="TOC2"/>
-            <w:rPr>
-              <w:rFonts w:eastAsiaTheme="minorEastAsia"/>
-              <w:noProof/>
-              <w:kern w:val="2"/>
-              <w:sz w:val="24"/>
-              <w:szCs w:val="24"/>
-              <w14:ligatures w14:val="standardContextual"/>
-            </w:rPr>
-          </w:pPr>
-          <w:hyperlink w:anchor="_Toc196425230" w:history="1">
-            <w:r>
-              <w:rPr>
-                <w:rStyle w:val="Hyperlink"/>
-                <w:noProof/>
-              </w:rPr>
-              <w:t>2.2</w:t>
-            </w:r>
-            <w:r>
-              <w:rPr>
-                <w:rFonts w:eastAsiaTheme="minorEastAsia"/>
-                <w:noProof/>
-                <w:kern w:val="2"/>
-                <w:sz w:val="24"/>
-                <w:szCs w:val="24"/>
-                <w14:ligatures w14:val="standardContextual"/>
-              </w:rPr>
-              <w:tab/>
-            </w:r>
-            <w:r>
-              <w:rPr>
-                <w:rStyle w:val="Hyperlink"/>
-                <w:noProof/>
-              </w:rPr>
-              <w:t>JALoP CTC-Internal GitLab Repositories</w:t>
-            </w:r>
-            <w:r>
-              <w:rPr>
-                <w:noProof/>
-                <w:webHidden/>
-              </w:rPr>
-              <w:tab/>
-            </w:r>
-            <w:r>
-              <w:rPr>
-                <w:noProof/>
-                <w:webHidden/>
-              </w:rPr>
-              <w:fldChar w:fldCharType="begin"/>
-            </w:r>
-            <w:r>
-              <w:rPr>
-                <w:noProof/>
-                <w:webHidden/>
-              </w:rPr>
-              <w:instrText xml:space="preserve"> PAGEREF _Toc196425230 \h </w:instrText>
+              <w:instrText xml:space="preserve"> PAGEREF _Toc203475795 \h </w:instrText>
             </w:r>
             <w:r>
               <w:rPr>
@@ -716,7 +540,7 @@
               <w14:ligatures w14:val="standardContextual"/>
             </w:rPr>
           </w:pPr>
-          <w:hyperlink w:anchor="_Toc196425231" w:history="1">
+          <w:hyperlink w:anchor="_Toc203475796" w:history="1">
             <w:r>
               <w:rPr>
                 <w:rStyle w:val="Hyperlink"/>
@@ -761,7 +585,7 @@
                 <w:noProof/>
                 <w:webHidden/>
               </w:rPr>
-              <w:instrText xml:space="preserve"> PAGEREF _Toc196425231 \h </w:instrText>
+              <w:instrText xml:space="preserve"> PAGEREF _Toc203475796 \h </w:instrText>
             </w:r>
             <w:r>
               <w:rPr>
@@ -781,7 +605,7 @@
                 <w:noProof/>
                 <w:webHidden/>
               </w:rPr>
-              <w:t>6</w:t>
+              <w:t>5</w:t>
             </w:r>
             <w:r>
               <w:rPr>
@@ -804,7 +628,7 @@
               <w14:ligatures w14:val="standardContextual"/>
             </w:rPr>
           </w:pPr>
-          <w:hyperlink w:anchor="_Toc196425232" w:history="1">
+          <w:hyperlink w:anchor="_Toc203475797" w:history="1">
             <w:r>
               <w:rPr>
                 <w:rStyle w:val="Hyperlink"/>
@@ -849,7 +673,7 @@
                 <w:noProof/>
                 <w:webHidden/>
               </w:rPr>
-              <w:instrText xml:space="preserve"> PAGEREF _Toc196425232 \h </w:instrText>
+              <w:instrText xml:space="preserve"> PAGEREF _Toc203475797 \h </w:instrText>
             </w:r>
             <w:r>
               <w:rPr>
@@ -869,7 +693,7 @@
                 <w:noProof/>
                 <w:webHidden/>
               </w:rPr>
-              <w:t>6</w:t>
+              <w:t>5</w:t>
             </w:r>
             <w:r>
               <w:rPr>
@@ -892,7 +716,7 @@
               <w14:ligatures w14:val="standardContextual"/>
             </w:rPr>
           </w:pPr>
-          <w:hyperlink w:anchor="_Toc196425233" w:history="1">
+          <w:hyperlink w:anchor="_Toc203475798" w:history="1">
             <w:r>
               <w:rPr>
                 <w:rStyle w:val="Hyperlink"/>
@@ -937,7 +761,7 @@
                 <w:noProof/>
                 <w:webHidden/>
               </w:rPr>
-              <w:instrText xml:space="preserve"> PAGEREF _Toc196425233 \h </w:instrText>
+              <w:instrText xml:space="preserve"> PAGEREF _Toc203475798 \h </w:instrText>
             </w:r>
             <w:r>
               <w:rPr>
@@ -957,7 +781,7 @@
                 <w:noProof/>
                 <w:webHidden/>
               </w:rPr>
-              <w:t>6</w:t>
+              <w:t>5</w:t>
             </w:r>
             <w:r>
               <w:rPr>
@@ -980,7 +804,7 @@
               <w14:ligatures w14:val="standardContextual"/>
             </w:rPr>
           </w:pPr>
-          <w:hyperlink w:anchor="_Toc196425234" w:history="1">
+          <w:hyperlink w:anchor="_Toc203475799" w:history="1">
             <w:r>
               <w:rPr>
                 <w:rStyle w:val="Hyperlink"/>
@@ -1025,7 +849,7 @@
                 <w:noProof/>
                 <w:webHidden/>
               </w:rPr>
-              <w:instrText xml:space="preserve"> PAGEREF _Toc196425234 \h </w:instrText>
+              <w:instrText xml:space="preserve"> PAGEREF _Toc203475799 \h </w:instrText>
             </w:r>
             <w:r>
               <w:rPr>
@@ -1045,7 +869,7 @@
                 <w:noProof/>
                 <w:webHidden/>
               </w:rPr>
-              <w:t>7</w:t>
+              <w:t>6</w:t>
             </w:r>
             <w:r>
               <w:rPr>
@@ -1068,7 +892,7 @@
               <w14:ligatures w14:val="standardContextual"/>
             </w:rPr>
           </w:pPr>
-          <w:hyperlink w:anchor="_Toc196425235" w:history="1">
+          <w:hyperlink w:anchor="_Toc203475800" w:history="1">
             <w:r>
               <w:rPr>
                 <w:rStyle w:val="Hyperlink"/>
@@ -1113,7 +937,7 @@
                 <w:noProof/>
                 <w:webHidden/>
               </w:rPr>
-              <w:instrText xml:space="preserve"> PAGEREF _Toc196425235 \h </w:instrText>
+              <w:instrText xml:space="preserve"> PAGEREF _Toc203475800 \h </w:instrText>
             </w:r>
             <w:r>
               <w:rPr>
@@ -1133,7 +957,7 @@
                 <w:noProof/>
                 <w:webHidden/>
               </w:rPr>
-              <w:t>8</w:t>
+              <w:t>7</w:t>
             </w:r>
             <w:r>
               <w:rPr>
@@ -1156,7 +980,7 @@
               <w14:ligatures w14:val="standardContextual"/>
             </w:rPr>
           </w:pPr>
-          <w:hyperlink w:anchor="_Toc196425236" w:history="1">
+          <w:hyperlink w:anchor="_Toc203475801" w:history="1">
             <w:r>
               <w:rPr>
                 <w:rStyle w:val="Hyperlink"/>
@@ -1201,7 +1025,7 @@
                 <w:noProof/>
                 <w:webHidden/>
               </w:rPr>
-              <w:instrText xml:space="preserve"> PAGEREF _Toc196425236 \h </w:instrText>
+              <w:instrText xml:space="preserve"> PAGEREF _Toc203475801 \h </w:instrText>
             </w:r>
             <w:r>
               <w:rPr>
@@ -1244,7 +1068,7 @@
               <w14:ligatures w14:val="standardContextual"/>
             </w:rPr>
           </w:pPr>
-          <w:hyperlink w:anchor="_Toc196425237" w:history="1">
+          <w:hyperlink w:anchor="_Toc203475802" w:history="1">
             <w:r>
               <w:rPr>
                 <w:rStyle w:val="Hyperlink"/>
@@ -1289,7 +1113,7 @@
                 <w:noProof/>
                 <w:webHidden/>
               </w:rPr>
-              <w:instrText xml:space="preserve"> PAGEREF _Toc196425237 \h </w:instrText>
+              <w:instrText xml:space="preserve"> PAGEREF _Toc203475802 \h </w:instrText>
             </w:r>
             <w:r>
               <w:rPr>
@@ -1332,7 +1156,7 @@
               <w14:ligatures w14:val="standardContextual"/>
             </w:rPr>
           </w:pPr>
-          <w:hyperlink w:anchor="_Toc196425238" w:history="1">
+          <w:hyperlink w:anchor="_Toc203475803" w:history="1">
             <w:r>
               <w:rPr>
                 <w:rStyle w:val="Hyperlink"/>
@@ -1377,7 +1201,7 @@
                 <w:noProof/>
                 <w:webHidden/>
               </w:rPr>
-              <w:instrText xml:space="preserve"> PAGEREF _Toc196425238 \h </w:instrText>
+              <w:instrText xml:space="preserve"> PAGEREF _Toc203475803 \h </w:instrText>
             </w:r>
             <w:r>
               <w:rPr>
@@ -1420,7 +1244,7 @@
               <w14:ligatures w14:val="standardContextual"/>
             </w:rPr>
           </w:pPr>
-          <w:hyperlink w:anchor="_Toc196425239" w:history="1">
+          <w:hyperlink w:anchor="_Toc203475804" w:history="1">
             <w:r>
               <w:rPr>
                 <w:rStyle w:val="Hyperlink"/>
@@ -1465,7 +1289,7 @@
                 <w:noProof/>
                 <w:webHidden/>
               </w:rPr>
-              <w:instrText xml:space="preserve"> PAGEREF _Toc196425239 \h </w:instrText>
+              <w:instrText xml:space="preserve"> PAGEREF _Toc203475804 \h </w:instrText>
             </w:r>
             <w:r>
               <w:rPr>
@@ -1485,7 +1309,7 @@
                 <w:noProof/>
                 <w:webHidden/>
               </w:rPr>
-              <w:t>15</w:t>
+              <w:t>14</w:t>
             </w:r>
             <w:r>
               <w:rPr>
@@ -1512,7 +1336,7 @@
               <w14:ligatures w14:val="standardContextual"/>
             </w:rPr>
           </w:pPr>
-          <w:hyperlink w:anchor="_Toc196425240" w:history="1">
+          <w:hyperlink w:anchor="_Toc203475805" w:history="1">
             <w:r>
               <w:rPr>
                 <w:rStyle w:val="Hyperlink"/>
@@ -1557,7 +1381,7 @@
                 <w:noProof/>
                 <w:webHidden/>
               </w:rPr>
-              <w:instrText xml:space="preserve"> PAGEREF _Toc196425240 \h </w:instrText>
+              <w:instrText xml:space="preserve"> PAGEREF _Toc203475805 \h </w:instrText>
             </w:r>
             <w:r>
               <w:rPr>
@@ -1577,7 +1401,7 @@
                 <w:noProof/>
                 <w:webHidden/>
               </w:rPr>
-              <w:t>18</w:t>
+              <w:t>17</w:t>
             </w:r>
             <w:r>
               <w:rPr>
@@ -1600,7 +1424,7 @@
               <w14:ligatures w14:val="standardContextual"/>
             </w:rPr>
           </w:pPr>
-          <w:hyperlink w:anchor="_Toc196425241" w:history="1">
+          <w:hyperlink w:anchor="_Toc203475806" w:history="1">
             <w:r>
               <w:rPr>
                 <w:rStyle w:val="Hyperlink"/>
@@ -1645,7 +1469,7 @@
                 <w:noProof/>
                 <w:webHidden/>
               </w:rPr>
-              <w:instrText xml:space="preserve"> PAGEREF _Toc196425241 \h </w:instrText>
+              <w:instrText xml:space="preserve"> PAGEREF _Toc203475806 \h </w:instrText>
             </w:r>
             <w:r>
               <w:rPr>
@@ -1665,7 +1489,7 @@
                 <w:noProof/>
                 <w:webHidden/>
               </w:rPr>
-              <w:t>18</w:t>
+              <w:t>17</w:t>
             </w:r>
             <w:r>
               <w:rPr>
@@ -1688,7 +1512,7 @@
               <w14:ligatures w14:val="standardContextual"/>
             </w:rPr>
           </w:pPr>
-          <w:hyperlink w:anchor="_Toc196425242" w:history="1">
+          <w:hyperlink w:anchor="_Toc203475807" w:history="1">
             <w:r>
               <w:rPr>
                 <w:rStyle w:val="Hyperlink"/>
@@ -1733,7 +1557,7 @@
                 <w:noProof/>
                 <w:webHidden/>
               </w:rPr>
-              <w:instrText xml:space="preserve"> PAGEREF _Toc196425242 \h </w:instrText>
+              <w:instrText xml:space="preserve"> PAGEREF _Toc203475807 \h </w:instrText>
             </w:r>
             <w:r>
               <w:rPr>
@@ -1753,7 +1577,7 @@
                 <w:noProof/>
                 <w:webHidden/>
               </w:rPr>
-              <w:t>18</w:t>
+              <w:t>17</w:t>
             </w:r>
             <w:r>
               <w:rPr>
@@ -1776,7 +1600,7 @@
               <w14:ligatures w14:val="standardContextual"/>
             </w:rPr>
           </w:pPr>
-          <w:hyperlink w:anchor="_Toc196425243" w:history="1">
+          <w:hyperlink w:anchor="_Toc203475808" w:history="1">
             <w:r>
               <w:rPr>
                 <w:rStyle w:val="Hyperlink"/>
@@ -1821,7 +1645,7 @@
                 <w:noProof/>
                 <w:webHidden/>
               </w:rPr>
-              <w:instrText xml:space="preserve"> PAGEREF _Toc196425243 \h </w:instrText>
+              <w:instrText xml:space="preserve"> PAGEREF _Toc203475808 \h </w:instrText>
             </w:r>
             <w:r>
               <w:rPr>
@@ -1868,7 +1692,7 @@
               <w14:ligatures w14:val="standardContextual"/>
             </w:rPr>
           </w:pPr>
-          <w:hyperlink w:anchor="_Toc196425244" w:history="1">
+          <w:hyperlink w:anchor="_Toc203475809" w:history="1">
             <w:r>
               <w:rPr>
                 <w:rStyle w:val="Hyperlink"/>
@@ -1913,7 +1737,7 @@
                 <w:noProof/>
                 <w:webHidden/>
               </w:rPr>
-              <w:instrText xml:space="preserve"> PAGEREF _Toc196425244 \h </w:instrText>
+              <w:instrText xml:space="preserve"> PAGEREF _Toc203475809 \h </w:instrText>
             </w:r>
             <w:r>
               <w:rPr>
@@ -1933,7 +1757,7 @@
                 <w:noProof/>
                 <w:webHidden/>
               </w:rPr>
-              <w:t>19</w:t>
+              <w:t>18</w:t>
             </w:r>
             <w:r>
               <w:rPr>
@@ -1956,7 +1780,7 @@
               <w14:ligatures w14:val="standardContextual"/>
             </w:rPr>
           </w:pPr>
-          <w:hyperlink w:anchor="_Toc196425245" w:history="1">
+          <w:hyperlink w:anchor="_Toc203475810" w:history="1">
             <w:r>
               <w:rPr>
                 <w:rStyle w:val="Hyperlink"/>
@@ -2001,7 +1825,7 @@
                 <w:noProof/>
                 <w:webHidden/>
               </w:rPr>
-              <w:instrText xml:space="preserve"> PAGEREF _Toc196425245 \h </w:instrText>
+              <w:instrText xml:space="preserve"> PAGEREF _Toc203475810 \h </w:instrText>
             </w:r>
             <w:r>
               <w:rPr>
@@ -2021,7 +1845,7 @@
                 <w:noProof/>
                 <w:webHidden/>
               </w:rPr>
-              <w:t>19</w:t>
+              <w:t>18</w:t>
             </w:r>
             <w:r>
               <w:rPr>
@@ -2044,7 +1868,7 @@
               <w14:ligatures w14:val="standardContextual"/>
             </w:rPr>
           </w:pPr>
-          <w:hyperlink w:anchor="_Toc196425246" w:history="1">
+          <w:hyperlink w:anchor="_Toc203475811" w:history="1">
             <w:r>
               <w:rPr>
                 <w:rStyle w:val="Hyperlink"/>
@@ -2089,7 +1913,7 @@
                 <w:noProof/>
                 <w:webHidden/>
               </w:rPr>
-              <w:instrText xml:space="preserve"> PAGEREF _Toc196425246 \h </w:instrText>
+              <w:instrText xml:space="preserve"> PAGEREF _Toc203475811 \h </w:instrText>
             </w:r>
             <w:r>
               <w:rPr>
@@ -2109,7 +1933,7 @@
                 <w:noProof/>
                 <w:webHidden/>
               </w:rPr>
-              <w:t>19</w:t>
+              <w:t>18</w:t>
             </w:r>
             <w:r>
               <w:rPr>
@@ -2132,7 +1956,7 @@
               <w14:ligatures w14:val="standardContextual"/>
             </w:rPr>
           </w:pPr>
-          <w:hyperlink w:anchor="_Toc196425247" w:history="1">
+          <w:hyperlink w:anchor="_Toc203475812" w:history="1">
             <w:r>
               <w:rPr>
                 <w:rStyle w:val="Hyperlink"/>
@@ -2177,7 +2001,7 @@
                 <w:noProof/>
                 <w:webHidden/>
               </w:rPr>
-              <w:instrText xml:space="preserve"> PAGEREF _Toc196425247 \h </w:instrText>
+              <w:instrText xml:space="preserve"> PAGEREF _Toc203475812 \h </w:instrText>
             </w:r>
             <w:r>
               <w:rPr>
@@ -2220,7 +2044,7 @@
               <w14:ligatures w14:val="standardContextual"/>
             </w:rPr>
           </w:pPr>
-          <w:hyperlink w:anchor="_Toc196425248" w:history="1">
+          <w:hyperlink w:anchor="_Toc203475813" w:history="1">
             <w:r>
               <w:rPr>
                 <w:rStyle w:val="Hyperlink"/>
@@ -2265,7 +2089,7 @@
                 <w:noProof/>
                 <w:webHidden/>
               </w:rPr>
-              <w:instrText xml:space="preserve"> PAGEREF _Toc196425248 \h </w:instrText>
+              <w:instrText xml:space="preserve"> PAGEREF _Toc203475813 \h </w:instrText>
             </w:r>
             <w:r>
               <w:rPr>
@@ -2285,7 +2109,7 @@
                 <w:noProof/>
                 <w:webHidden/>
               </w:rPr>
-              <w:t>20</w:t>
+              <w:t>19</w:t>
             </w:r>
             <w:r>
               <w:rPr>
@@ -2308,7 +2132,7 @@
               <w14:ligatures w14:val="standardContextual"/>
             </w:rPr>
           </w:pPr>
-          <w:hyperlink w:anchor="_Toc196425249" w:history="1">
+          <w:hyperlink w:anchor="_Toc203475814" w:history="1">
             <w:r>
               <w:rPr>
                 <w:rStyle w:val="Hyperlink"/>
@@ -2353,7 +2177,7 @@
                 <w:noProof/>
                 <w:webHidden/>
               </w:rPr>
-              <w:instrText xml:space="preserve"> PAGEREF _Toc196425249 \h </w:instrText>
+              <w:instrText xml:space="preserve"> PAGEREF _Toc203475814 \h </w:instrText>
             </w:r>
             <w:r>
               <w:rPr>
@@ -2373,7 +2197,7 @@
                 <w:noProof/>
                 <w:webHidden/>
               </w:rPr>
-              <w:t>20</w:t>
+              <w:t>19</w:t>
             </w:r>
             <w:r>
               <w:rPr>
@@ -2396,7 +2220,7 @@
               <w14:ligatures w14:val="standardContextual"/>
             </w:rPr>
           </w:pPr>
-          <w:hyperlink w:anchor="_Toc196425250" w:history="1">
+          <w:hyperlink w:anchor="_Toc203475815" w:history="1">
             <w:r>
               <w:rPr>
                 <w:rStyle w:val="Hyperlink"/>
@@ -2441,7 +2265,7 @@
                 <w:noProof/>
                 <w:webHidden/>
               </w:rPr>
-              <w:instrText xml:space="preserve"> PAGEREF _Toc196425250 \h </w:instrText>
+              <w:instrText xml:space="preserve"> PAGEREF _Toc203475815 \h </w:instrText>
             </w:r>
             <w:r>
               <w:rPr>
@@ -2461,7 +2285,7 @@
                 <w:noProof/>
                 <w:webHidden/>
               </w:rPr>
-              <w:t>20</w:t>
+              <w:t>19</w:t>
             </w:r>
             <w:r>
               <w:rPr>
@@ -2484,7 +2308,7 @@
               <w14:ligatures w14:val="standardContextual"/>
             </w:rPr>
           </w:pPr>
-          <w:hyperlink w:anchor="_Toc196425251" w:history="1">
+          <w:hyperlink w:anchor="_Toc203475816" w:history="1">
             <w:r>
               <w:rPr>
                 <w:rStyle w:val="Hyperlink"/>
@@ -2529,7 +2353,7 @@
                 <w:noProof/>
                 <w:webHidden/>
               </w:rPr>
-              <w:instrText xml:space="preserve"> PAGEREF _Toc196425251 \h </w:instrText>
+              <w:instrText xml:space="preserve"> PAGEREF _Toc203475816 \h </w:instrText>
             </w:r>
             <w:r>
               <w:rPr>
@@ -2549,7 +2373,7 @@
                 <w:noProof/>
                 <w:webHidden/>
               </w:rPr>
-              <w:t>20</w:t>
+              <w:t>19</w:t>
             </w:r>
             <w:r>
               <w:rPr>
@@ -2572,7 +2396,7 @@
               <w14:ligatures w14:val="standardContextual"/>
             </w:rPr>
           </w:pPr>
-          <w:hyperlink w:anchor="_Toc196425252" w:history="1">
+          <w:hyperlink w:anchor="_Toc203475817" w:history="1">
             <w:r>
               <w:rPr>
                 <w:rStyle w:val="Hyperlink"/>
@@ -2617,7 +2441,7 @@
                 <w:noProof/>
                 <w:webHidden/>
               </w:rPr>
-              <w:instrText xml:space="preserve"> PAGEREF _Toc196425252 \h </w:instrText>
+              <w:instrText xml:space="preserve"> PAGEREF _Toc203475817 \h </w:instrText>
             </w:r>
             <w:r>
               <w:rPr>
@@ -2660,7 +2484,7 @@
               <w14:ligatures w14:val="standardContextual"/>
             </w:rPr>
           </w:pPr>
-          <w:hyperlink w:anchor="_Toc196425253" w:history="1">
+          <w:hyperlink w:anchor="_Toc203475818" w:history="1">
             <w:r>
               <w:rPr>
                 <w:rStyle w:val="Hyperlink"/>
@@ -2705,7 +2529,7 @@
                 <w:noProof/>
                 <w:webHidden/>
               </w:rPr>
-              <w:instrText xml:space="preserve"> PAGEREF _Toc196425253 \h </w:instrText>
+              <w:instrText xml:space="preserve"> PAGEREF _Toc203475818 \h </w:instrText>
             </w:r>
             <w:r>
               <w:rPr>
@@ -2725,7 +2549,7 @@
                 <w:noProof/>
                 <w:webHidden/>
               </w:rPr>
-              <w:t>21</w:t>
+              <w:t>20</w:t>
             </w:r>
             <w:r>
               <w:rPr>
@@ -2748,7 +2572,7 @@
               <w14:ligatures w14:val="standardContextual"/>
             </w:rPr>
           </w:pPr>
-          <w:hyperlink w:anchor="_Toc196425254" w:history="1">
+          <w:hyperlink w:anchor="_Toc203475819" w:history="1">
             <w:r>
               <w:rPr>
                 <w:rStyle w:val="Hyperlink"/>
@@ -2793,7 +2617,7 @@
                 <w:noProof/>
                 <w:webHidden/>
               </w:rPr>
-              <w:instrText xml:space="preserve"> PAGEREF _Toc196425254 \h </w:instrText>
+              <w:instrText xml:space="preserve"> PAGEREF _Toc203475819 \h </w:instrText>
             </w:r>
             <w:r>
               <w:rPr>
@@ -2813,7 +2637,7 @@
                 <w:noProof/>
                 <w:webHidden/>
               </w:rPr>
-              <w:t>21</w:t>
+              <w:t>20</w:t>
             </w:r>
             <w:r>
               <w:rPr>
@@ -2836,7 +2660,7 @@
               <w14:ligatures w14:val="standardContextual"/>
             </w:rPr>
           </w:pPr>
-          <w:hyperlink w:anchor="_Toc196425255" w:history="1">
+          <w:hyperlink w:anchor="_Toc203475820" w:history="1">
             <w:r>
               <w:rPr>
                 <w:rStyle w:val="Hyperlink"/>
@@ -2881,7 +2705,7 @@
                 <w:noProof/>
                 <w:webHidden/>
               </w:rPr>
-              <w:instrText xml:space="preserve"> PAGEREF _Toc196425255 \h </w:instrText>
+              <w:instrText xml:space="preserve"> PAGEREF _Toc203475820 \h </w:instrText>
             </w:r>
             <w:r>
               <w:rPr>
@@ -2901,7 +2725,7 @@
                 <w:noProof/>
                 <w:webHidden/>
               </w:rPr>
-              <w:t>21</w:t>
+              <w:t>20</w:t>
             </w:r>
             <w:r>
               <w:rPr>
@@ -2924,7 +2748,7 @@
               <w14:ligatures w14:val="standardContextual"/>
             </w:rPr>
           </w:pPr>
-          <w:hyperlink w:anchor="_Toc196425256" w:history="1">
+          <w:hyperlink w:anchor="_Toc203475821" w:history="1">
             <w:r>
               <w:rPr>
                 <w:rStyle w:val="Hyperlink"/>
@@ -2969,7 +2793,7 @@
                 <w:noProof/>
                 <w:webHidden/>
               </w:rPr>
-              <w:instrText xml:space="preserve"> PAGEREF _Toc196425256 \h </w:instrText>
+              <w:instrText xml:space="preserve"> PAGEREF _Toc203475821 \h </w:instrText>
             </w:r>
             <w:r>
               <w:rPr>
@@ -3012,7 +2836,7 @@
               <w14:ligatures w14:val="standardContextual"/>
             </w:rPr>
           </w:pPr>
-          <w:hyperlink w:anchor="_Toc196425257" w:history="1">
+          <w:hyperlink w:anchor="_Toc203475822" w:history="1">
             <w:r>
               <w:rPr>
                 <w:rStyle w:val="Hyperlink"/>
@@ -3057,7 +2881,7 @@
                 <w:noProof/>
                 <w:webHidden/>
               </w:rPr>
-              <w:instrText xml:space="preserve"> PAGEREF _Toc196425257 \h </w:instrText>
+              <w:instrText xml:space="preserve"> PAGEREF _Toc203475822 \h </w:instrText>
             </w:r>
             <w:r>
               <w:rPr>
@@ -3077,7 +2901,7 @@
                 <w:noProof/>
                 <w:webHidden/>
               </w:rPr>
-              <w:t>22</w:t>
+              <w:t>21</w:t>
             </w:r>
             <w:r>
               <w:rPr>
@@ -3100,7 +2924,7 @@
               <w14:ligatures w14:val="standardContextual"/>
             </w:rPr>
           </w:pPr>
-          <w:hyperlink w:anchor="_Toc196425258" w:history="1">
+          <w:hyperlink w:anchor="_Toc203475823" w:history="1">
             <w:r>
               <w:rPr>
                 <w:rStyle w:val="Hyperlink"/>
@@ -3145,7 +2969,7 @@
                 <w:noProof/>
                 <w:webHidden/>
               </w:rPr>
-              <w:instrText xml:space="preserve"> PAGEREF _Toc196425258 \h </w:instrText>
+              <w:instrText xml:space="preserve"> PAGEREF _Toc203475823 \h </w:instrText>
             </w:r>
             <w:r>
               <w:rPr>
@@ -3165,7 +2989,7 @@
                 <w:noProof/>
                 <w:webHidden/>
               </w:rPr>
-              <w:t>22</w:t>
+              <w:t>21</w:t>
             </w:r>
             <w:r>
               <w:rPr>
@@ -3192,7 +3016,7 @@
               <w14:ligatures w14:val="standardContextual"/>
             </w:rPr>
           </w:pPr>
-          <w:hyperlink w:anchor="_Toc196425259" w:history="1">
+          <w:hyperlink w:anchor="_Toc203475824" w:history="1">
             <w:r>
               <w:rPr>
                 <w:rStyle w:val="Hyperlink"/>
@@ -3237,7 +3061,7 @@
                 <w:noProof/>
                 <w:webHidden/>
               </w:rPr>
-              <w:instrText xml:space="preserve"> PAGEREF _Toc196425259 \h </w:instrText>
+              <w:instrText xml:space="preserve"> PAGEREF _Toc203475824 \h </w:instrText>
             </w:r>
             <w:r>
               <w:rPr>
@@ -3257,7 +3081,7 @@
                 <w:noProof/>
                 <w:webHidden/>
               </w:rPr>
-              <w:t>22</w:t>
+              <w:t>21</w:t>
             </w:r>
             <w:r>
               <w:rPr>
@@ -3280,7 +3104,7 @@
               <w14:ligatures w14:val="standardContextual"/>
             </w:rPr>
           </w:pPr>
-          <w:hyperlink w:anchor="_Toc196425260" w:history="1">
+          <w:hyperlink w:anchor="_Toc203475825" w:history="1">
             <w:r>
               <w:rPr>
                 <w:rStyle w:val="Hyperlink"/>
@@ -3325,7 +3149,7 @@
                 <w:noProof/>
                 <w:webHidden/>
               </w:rPr>
-              <w:instrText xml:space="preserve"> PAGEREF _Toc196425260 \h </w:instrText>
+              <w:instrText xml:space="preserve"> PAGEREF _Toc203475825 \h </w:instrText>
             </w:r>
             <w:r>
               <w:rPr>
@@ -3368,7 +3192,7 @@
               <w14:ligatures w14:val="standardContextual"/>
             </w:rPr>
           </w:pPr>
-          <w:hyperlink w:anchor="_Toc196425261" w:history="1">
+          <w:hyperlink w:anchor="_Toc203475826" w:history="1">
             <w:r>
               <w:rPr>
                 <w:rStyle w:val="Hyperlink"/>
@@ -3413,7 +3237,7 @@
                 <w:noProof/>
                 <w:webHidden/>
               </w:rPr>
-              <w:instrText xml:space="preserve"> PAGEREF _Toc196425261 \h </w:instrText>
+              <w:instrText xml:space="preserve"> PAGEREF _Toc203475826 \h </w:instrText>
             </w:r>
             <w:r>
               <w:rPr>
@@ -3456,7 +3280,7 @@
               <w14:ligatures w14:val="standardContextual"/>
             </w:rPr>
           </w:pPr>
-          <w:hyperlink w:anchor="_Toc196425262" w:history="1">
+          <w:hyperlink w:anchor="_Toc203475827" w:history="1">
             <w:r>
               <w:rPr>
                 <w:rStyle w:val="Hyperlink"/>
@@ -3501,7 +3325,7 @@
                 <w:noProof/>
                 <w:webHidden/>
               </w:rPr>
-              <w:instrText xml:space="preserve"> PAGEREF _Toc196425262 \h </w:instrText>
+              <w:instrText xml:space="preserve"> PAGEREF _Toc203475827 \h </w:instrText>
             </w:r>
             <w:r>
               <w:rPr>
@@ -3521,7 +3345,7 @@
                 <w:noProof/>
                 <w:webHidden/>
               </w:rPr>
-              <w:t>23</w:t>
+              <w:t>22</w:t>
             </w:r>
             <w:r>
               <w:rPr>
@@ -3544,7 +3368,7 @@
               <w14:ligatures w14:val="standardContextual"/>
             </w:rPr>
           </w:pPr>
-          <w:hyperlink w:anchor="_Toc196425263" w:history="1">
+          <w:hyperlink w:anchor="_Toc203475828" w:history="1">
             <w:r>
               <w:rPr>
                 <w:rStyle w:val="Hyperlink"/>
@@ -3589,7 +3413,7 @@
                 <w:noProof/>
                 <w:webHidden/>
               </w:rPr>
-              <w:instrText xml:space="preserve"> PAGEREF _Toc196425263 \h </w:instrText>
+              <w:instrText xml:space="preserve"> PAGEREF _Toc203475828 \h </w:instrText>
             </w:r>
             <w:r>
               <w:rPr>
@@ -3609,7 +3433,7 @@
                 <w:noProof/>
                 <w:webHidden/>
               </w:rPr>
-              <w:t>23</w:t>
+              <w:t>22</w:t>
             </w:r>
             <w:r>
               <w:rPr>
@@ -3632,7 +3456,7 @@
               <w14:ligatures w14:val="standardContextual"/>
             </w:rPr>
           </w:pPr>
-          <w:hyperlink w:anchor="_Toc196425264" w:history="1">
+          <w:hyperlink w:anchor="_Toc203475829" w:history="1">
             <w:r>
               <w:rPr>
                 <w:rStyle w:val="Hyperlink"/>
@@ -3677,7 +3501,7 @@
                 <w:noProof/>
                 <w:webHidden/>
               </w:rPr>
-              <w:instrText xml:space="preserve"> PAGEREF _Toc196425264 \h </w:instrText>
+              <w:instrText xml:space="preserve"> PAGEREF _Toc203475829 \h </w:instrText>
             </w:r>
             <w:r>
               <w:rPr>
@@ -3697,7 +3521,7 @@
                 <w:noProof/>
                 <w:webHidden/>
               </w:rPr>
-              <w:t>23</w:t>
+              <w:t>22</w:t>
             </w:r>
             <w:r>
               <w:rPr>
@@ -3720,7 +3544,7 @@
               <w14:ligatures w14:val="standardContextual"/>
             </w:rPr>
           </w:pPr>
-          <w:hyperlink w:anchor="_Toc196425265" w:history="1">
+          <w:hyperlink w:anchor="_Toc203475830" w:history="1">
             <w:r>
               <w:rPr>
                 <w:rStyle w:val="Hyperlink"/>
@@ -3765,7 +3589,7 @@
                 <w:noProof/>
                 <w:webHidden/>
               </w:rPr>
-              <w:instrText xml:space="preserve"> PAGEREF _Toc196425265 \h </w:instrText>
+              <w:instrText xml:space="preserve"> PAGEREF _Toc203475830 \h </w:instrText>
             </w:r>
             <w:r>
               <w:rPr>
@@ -3785,7 +3609,7 @@
                 <w:noProof/>
                 <w:webHidden/>
               </w:rPr>
-              <w:t>24</w:t>
+              <w:t>23</w:t>
             </w:r>
             <w:r>
               <w:rPr>
@@ -3808,7 +3632,7 @@
               <w14:ligatures w14:val="standardContextual"/>
             </w:rPr>
           </w:pPr>
-          <w:hyperlink w:anchor="_Toc196425266" w:history="1">
+          <w:hyperlink w:anchor="_Toc203475831" w:history="1">
             <w:r>
               <w:rPr>
                 <w:rStyle w:val="Hyperlink"/>
@@ -3853,7 +3677,7 @@
                 <w:noProof/>
                 <w:webHidden/>
               </w:rPr>
-              <w:instrText xml:space="preserve"> PAGEREF _Toc196425266 \h </w:instrText>
+              <w:instrText xml:space="preserve"> PAGEREF _Toc203475831 \h </w:instrText>
             </w:r>
             <w:r>
               <w:rPr>
@@ -3873,7 +3697,7 @@
                 <w:noProof/>
                 <w:webHidden/>
               </w:rPr>
-              <w:t>24</w:t>
+              <w:t>23</w:t>
             </w:r>
             <w:r>
               <w:rPr>
@@ -3896,7 +3720,7 @@
               <w14:ligatures w14:val="standardContextual"/>
             </w:rPr>
           </w:pPr>
-          <w:hyperlink w:anchor="_Toc196425267" w:history="1">
+          <w:hyperlink w:anchor="_Toc203475832" w:history="1">
             <w:r>
               <w:rPr>
                 <w:rStyle w:val="Hyperlink"/>
@@ -3941,7 +3765,7 @@
                 <w:noProof/>
                 <w:webHidden/>
               </w:rPr>
-              <w:instrText xml:space="preserve"> PAGEREF _Toc196425267 \h </w:instrText>
+              <w:instrText xml:space="preserve"> PAGEREF _Toc203475832 \h </w:instrText>
             </w:r>
             <w:r>
               <w:rPr>
@@ -3984,7 +3808,7 @@
               <w14:ligatures w14:val="standardContextual"/>
             </w:rPr>
           </w:pPr>
-          <w:hyperlink w:anchor="_Toc196425268" w:history="1">
+          <w:hyperlink w:anchor="_Toc203475833" w:history="1">
             <w:r>
               <w:rPr>
                 <w:rStyle w:val="Hyperlink"/>
@@ -4029,7 +3853,7 @@
                 <w:noProof/>
                 <w:webHidden/>
               </w:rPr>
-              <w:instrText xml:space="preserve"> PAGEREF _Toc196425268 \h </w:instrText>
+              <w:instrText xml:space="preserve"> PAGEREF _Toc203475833 \h </w:instrText>
             </w:r>
             <w:r>
               <w:rPr>
@@ -4072,7 +3896,7 @@
               <w14:ligatures w14:val="standardContextual"/>
             </w:rPr>
           </w:pPr>
-          <w:hyperlink w:anchor="_Toc196425269" w:history="1">
+          <w:hyperlink w:anchor="_Toc203475834" w:history="1">
             <w:r>
               <w:rPr>
                 <w:rStyle w:val="Hyperlink"/>
@@ -4117,7 +3941,7 @@
                 <w:noProof/>
                 <w:webHidden/>
               </w:rPr>
-              <w:instrText xml:space="preserve"> PAGEREF _Toc196425269 \h </w:instrText>
+              <w:instrText xml:space="preserve"> PAGEREF _Toc203475834 \h </w:instrText>
             </w:r>
             <w:r>
               <w:rPr>
@@ -4160,7 +3984,7 @@
               <w14:ligatures w14:val="standardContextual"/>
             </w:rPr>
           </w:pPr>
-          <w:hyperlink w:anchor="_Toc196425270" w:history="1">
+          <w:hyperlink w:anchor="_Toc203475835" w:history="1">
             <w:r>
               <w:rPr>
                 <w:rStyle w:val="Hyperlink"/>
@@ -4205,7 +4029,7 @@
                 <w:noProof/>
                 <w:webHidden/>
               </w:rPr>
-              <w:instrText xml:space="preserve"> PAGEREF _Toc196425270 \h </w:instrText>
+              <w:instrText xml:space="preserve"> PAGEREF _Toc203475835 \h </w:instrText>
             </w:r>
             <w:r>
               <w:rPr>
@@ -4225,7 +4049,7 @@
                 <w:noProof/>
                 <w:webHidden/>
               </w:rPr>
-              <w:t>27</w:t>
+              <w:t>26</w:t>
             </w:r>
             <w:r>
               <w:rPr>
@@ -4248,7 +4072,7 @@
               <w14:ligatures w14:val="standardContextual"/>
             </w:rPr>
           </w:pPr>
-          <w:hyperlink w:anchor="_Toc196425271" w:history="1">
+          <w:hyperlink w:anchor="_Toc203475836" w:history="1">
             <w:r>
               <w:rPr>
                 <w:rStyle w:val="Hyperlink"/>
@@ -4293,7 +4117,7 @@
                 <w:noProof/>
                 <w:webHidden/>
               </w:rPr>
-              <w:instrText xml:space="preserve"> PAGEREF _Toc196425271 \h </w:instrText>
+              <w:instrText xml:space="preserve"> PAGEREF _Toc203475836 \h </w:instrText>
             </w:r>
             <w:r>
               <w:rPr>
@@ -4313,7 +4137,7 @@
                 <w:noProof/>
                 <w:webHidden/>
               </w:rPr>
-              <w:t>27</w:t>
+              <w:t>26</w:t>
             </w:r>
             <w:r>
               <w:rPr>
@@ -4336,7 +4160,7 @@
               <w14:ligatures w14:val="standardContextual"/>
             </w:rPr>
           </w:pPr>
-          <w:hyperlink w:anchor="_Toc196425272" w:history="1">
+          <w:hyperlink w:anchor="_Toc203475837" w:history="1">
             <w:r>
               <w:rPr>
                 <w:rStyle w:val="Hyperlink"/>
@@ -4381,7 +4205,7 @@
                 <w:noProof/>
                 <w:webHidden/>
               </w:rPr>
-              <w:instrText xml:space="preserve"> PAGEREF _Toc196425272 \h </w:instrText>
+              <w:instrText xml:space="preserve"> PAGEREF _Toc203475837 \h </w:instrText>
             </w:r>
             <w:r>
               <w:rPr>
@@ -4424,7 +4248,7 @@
               <w14:ligatures w14:val="standardContextual"/>
             </w:rPr>
           </w:pPr>
-          <w:hyperlink w:anchor="_Toc196425273" w:history="1">
+          <w:hyperlink w:anchor="_Toc203475838" w:history="1">
             <w:r>
               <w:rPr>
                 <w:rStyle w:val="Hyperlink"/>
@@ -4469,7 +4293,7 @@
                 <w:noProof/>
                 <w:webHidden/>
               </w:rPr>
-              <w:instrText xml:space="preserve"> PAGEREF _Toc196425273 \h </w:instrText>
+              <w:instrText xml:space="preserve"> PAGEREF _Toc203475838 \h </w:instrText>
             </w:r>
             <w:r>
               <w:rPr>
@@ -4512,7 +4336,7 @@
               <w14:ligatures w14:val="standardContextual"/>
             </w:rPr>
           </w:pPr>
-          <w:hyperlink w:anchor="_Toc196425274" w:history="1">
+          <w:hyperlink w:anchor="_Toc203475839" w:history="1">
             <w:r>
               <w:rPr>
                 <w:rStyle w:val="Hyperlink"/>
@@ -4559,7 +4383,7 @@
                 <w:noProof/>
                 <w:webHidden/>
               </w:rPr>
-              <w:instrText xml:space="preserve"> PAGEREF _Toc196425274 \h </w:instrText>
+              <w:instrText xml:space="preserve"> PAGEREF _Toc203475839 \h </w:instrText>
             </w:r>
             <w:r>
               <w:rPr>
@@ -4579,7 +4403,7 @@
                 <w:noProof/>
                 <w:webHidden/>
               </w:rPr>
-              <w:t>29</w:t>
+              <w:t>28</w:t>
             </w:r>
             <w:r>
               <w:rPr>
@@ -4602,7 +4426,7 @@
               <w14:ligatures w14:val="standardContextual"/>
             </w:rPr>
           </w:pPr>
-          <w:hyperlink w:anchor="_Toc196425275" w:history="1">
+          <w:hyperlink w:anchor="_Toc203475840" w:history="1">
             <w:r>
               <w:rPr>
                 <w:rStyle w:val="Hyperlink"/>
@@ -4649,7 +4473,7 @@
                 <w:noProof/>
                 <w:webHidden/>
               </w:rPr>
-              <w:instrText xml:space="preserve"> PAGEREF _Toc196425275 \h </w:instrText>
+              <w:instrText xml:space="preserve"> PAGEREF _Toc203475840 \h </w:instrText>
             </w:r>
             <w:r>
               <w:rPr>
@@ -4669,7 +4493,7 @@
                 <w:noProof/>
                 <w:webHidden/>
               </w:rPr>
-              <w:t>29</w:t>
+              <w:t>28</w:t>
             </w:r>
             <w:r>
               <w:rPr>
@@ -4692,7 +4516,7 @@
               <w14:ligatures w14:val="standardContextual"/>
             </w:rPr>
           </w:pPr>
-          <w:hyperlink w:anchor="_Toc196425276" w:history="1">
+          <w:hyperlink w:anchor="_Toc203475841" w:history="1">
             <w:r>
               <w:rPr>
                 <w:rStyle w:val="Hyperlink"/>
@@ -4739,7 +4563,7 @@
                 <w:noProof/>
                 <w:webHidden/>
               </w:rPr>
-              <w:instrText xml:space="preserve"> PAGEREF _Toc196425276 \h </w:instrText>
+              <w:instrText xml:space="preserve"> PAGEREF _Toc203475841 \h </w:instrText>
             </w:r>
             <w:r>
               <w:rPr>
@@ -4782,7 +4606,7 @@
               <w14:ligatures w14:val="standardContextual"/>
             </w:rPr>
           </w:pPr>
-          <w:hyperlink w:anchor="_Toc196425277" w:history="1">
+          <w:hyperlink w:anchor="_Toc203475842" w:history="1">
             <w:r>
               <w:rPr>
                 <w:rStyle w:val="Hyperlink"/>
@@ -4829,7 +4653,7 @@
                 <w:noProof/>
                 <w:webHidden/>
               </w:rPr>
-              <w:instrText xml:space="preserve"> PAGEREF _Toc196425277 \h </w:instrText>
+              <w:instrText xml:space="preserve"> PAGEREF _Toc203475842 \h </w:instrText>
             </w:r>
             <w:r>
               <w:rPr>
@@ -4908,7 +4732,7 @@
       <w:pPr>
         <w:pStyle w:val="Heading1"/>
       </w:pPr>
-      <w:bookmarkStart w:id="0" w:name="_Toc196425227"/>
+      <w:bookmarkStart w:id="0" w:name="_Toc203475794"/>
       <w:r>
         <w:lastRenderedPageBreak/>
         <w:t>JALoPv2.x</w:t>
@@ -4960,7 +4784,7 @@
       <w:pPr>
         <w:pStyle w:val="Heading1"/>
       </w:pPr>
-      <w:bookmarkStart w:id="1" w:name="_Toc196425228"/>
+      <w:bookmarkStart w:id="1" w:name="_Toc203475795"/>
       <w:r>
         <w:t>Download/Clone Source Code</w:t>
       </w:r>
@@ -5076,16 +4900,6 @@
       </w:r>
     </w:p>
     <w:p/>
-    <w:p>
-      <w:pPr>
-        <w:pStyle w:val="Heading2"/>
-      </w:pPr>
-      <w:bookmarkStart w:id="2" w:name="_Toc196425229"/>
-      <w:r>
-        <w:t>GitHub</w:t>
-      </w:r>
-      <w:bookmarkEnd w:id="2"/>
-    </w:p>
     <w:p>
       <w:r>
         <w:t xml:space="preserve">JALoPv2.x Publisher and Subscriber repositories are available on GitHub at this URL – </w:t>
@@ -5273,441 +5087,135 @@
         <w:t xml:space="preserve"> (if not already on 2.x.x.x branch)</w:t>
       </w:r>
     </w:p>
-    <w:p/>
+    <w:p>
+      <w:pPr>
+        <w:pStyle w:val="Heading1"/>
+      </w:pPr>
+      <w:bookmarkStart w:id="2" w:name="_Toc203475796"/>
+      <w:r>
+        <w:t xml:space="preserve">Build and Install </w:t>
+      </w:r>
+      <w:r>
+        <w:t>C Publisher</w:t>
+      </w:r>
+      <w:r>
+        <w:t xml:space="preserve"> (</w:t>
+      </w:r>
+      <w:proofErr w:type="spellStart"/>
+      <w:r>
+        <w:t>jald</w:t>
+      </w:r>
+      <w:proofErr w:type="spellEnd"/>
+      <w:r>
+        <w:t>)</w:t>
+      </w:r>
+      <w:r>
+        <w:t xml:space="preserve"> and C/C++ Subscriber</w:t>
+      </w:r>
+      <w:r>
+        <w:t>s</w:t>
+      </w:r>
+      <w:r>
+        <w:t xml:space="preserve"> (</w:t>
+      </w:r>
+      <w:proofErr w:type="spellStart"/>
+      <w:r>
+        <w:t>jal_subscribe</w:t>
+      </w:r>
+      <w:proofErr w:type="spellEnd"/>
+      <w:r>
+        <w:t xml:space="preserve">, </w:t>
+      </w:r>
+      <w:proofErr w:type="spellStart"/>
+      <w:r>
+        <w:t>jal_sub_cpp</w:t>
+      </w:r>
+      <w:proofErr w:type="spellEnd"/>
+      <w:r>
+        <w:t>)</w:t>
+      </w:r>
+      <w:bookmarkEnd w:id="2"/>
+    </w:p>
+    <w:p>
+      <w:r>
+        <w:t xml:space="preserve">This </w:t>
+      </w:r>
+      <w:r>
+        <w:t xml:space="preserve">is </w:t>
+      </w:r>
+      <w:r>
+        <w:t xml:space="preserve">in </w:t>
+      </w:r>
+      <w:r>
+        <w:t>“</w:t>
+      </w:r>
+      <w:proofErr w:type="spellStart"/>
+      <w:r>
+        <w:t>jalop</w:t>
+      </w:r>
+      <w:proofErr w:type="spellEnd"/>
+      <w:r>
+        <w:t xml:space="preserve">” </w:t>
+      </w:r>
+      <w:r>
+        <w:t>(</w:t>
+      </w:r>
+      <w:r>
+        <w:t xml:space="preserve">or “JALoP” </w:t>
+      </w:r>
+      <w:r>
+        <w:t xml:space="preserve">if cloned from GitHub) </w:t>
+      </w:r>
+      <w:r>
+        <w:t>repository.</w:t>
+      </w:r>
+      <w:r>
+        <w:t xml:space="preserve"> Clone the repository as </w:t>
+      </w:r>
+      <w:r>
+        <w:t xml:space="preserve">mentioned above, </w:t>
+      </w:r>
+      <w:r>
+        <w:t>if not done yet</w:t>
+      </w:r>
+      <w:r>
+        <w:t>.</w:t>
+      </w:r>
+      <w:r>
+        <w:t xml:space="preserve"> The C Publisher (</w:t>
+      </w:r>
+      <w:proofErr w:type="spellStart"/>
+      <w:r>
+        <w:t>jald</w:t>
+      </w:r>
+      <w:proofErr w:type="spellEnd"/>
+      <w:r>
+        <w:t xml:space="preserve">) is the process that negotiates with the Subscriber(s) and sends JAL records to them. The C/C++ Subscriber(s) provide </w:t>
+      </w:r>
+    </w:p>
     <w:p>
       <w:pPr>
         <w:pStyle w:val="Heading2"/>
       </w:pPr>
-      <w:bookmarkStart w:id="3" w:name="_Toc196425230"/>
-      <w:r>
-        <w:t xml:space="preserve">JALoP </w:t>
-      </w:r>
-      <w:r>
-        <w:t>CTC-</w:t>
-      </w:r>
-      <w:r>
-        <w:t>Internal Git</w:t>
-      </w:r>
-      <w:r>
-        <w:t>Lab</w:t>
-      </w:r>
-      <w:r>
-        <w:t xml:space="preserve"> Repositories</w:t>
-      </w:r>
+      <w:r>
+        <w:rPr>
+          <w:rFonts w:ascii="Courier New" w:hAnsi="Courier New" w:cs="Courier New"/>
+        </w:rPr>
+        <w:t xml:space="preserve">  </w:t>
+      </w:r>
+      <w:bookmarkStart w:id="3" w:name="_Toc163212242"/>
+      <w:bookmarkStart w:id="4" w:name="_Toc163212243"/>
+      <w:bookmarkStart w:id="5" w:name="_Toc163212244"/>
+      <w:bookmarkStart w:id="6" w:name="_Toc163212245"/>
+      <w:bookmarkStart w:id="7" w:name="_Toc163212246"/>
+      <w:bookmarkStart w:id="8" w:name="_Toc163212247"/>
+      <w:bookmarkStart w:id="9" w:name="_Toc163212248"/>
+      <w:bookmarkStart w:id="10" w:name="_Toc163212249"/>
+      <w:bookmarkStart w:id="11" w:name="_Toc163212250"/>
+      <w:bookmarkStart w:id="12" w:name="_Toc163212251"/>
+      <w:bookmarkStart w:id="13" w:name="_Toc203475797"/>
       <w:bookmarkEnd w:id="3"/>
-    </w:p>
-    <w:p>
-      <w:pPr>
-        <w:autoSpaceDE w:val="0"/>
-        <w:autoSpaceDN w:val="0"/>
-        <w:adjustRightInd w:val="0"/>
-        <w:spacing w:after="0" w:line="240" w:lineRule="auto"/>
-      </w:pPr>
-      <w:r>
-        <w:t xml:space="preserve">All the JALoP source code repositories are available on the CTC-internal </w:t>
-      </w:r>
-      <w:proofErr w:type="spellStart"/>
-      <w:r>
-        <w:t>gitlab</w:t>
-      </w:r>
-      <w:proofErr w:type="spellEnd"/>
-      <w:r>
-        <w:t xml:space="preserve"> server on the ISIS network. You must VPN into the ISIS network to access those repositories.</w:t>
-      </w:r>
-    </w:p>
-    <w:p>
-      <w:pPr>
-        <w:autoSpaceDE w:val="0"/>
-        <w:autoSpaceDN w:val="0"/>
-        <w:adjustRightInd w:val="0"/>
-        <w:spacing w:after="0" w:line="240" w:lineRule="auto"/>
-      </w:pPr>
-    </w:p>
-    <w:p>
-      <w:pPr>
-        <w:autoSpaceDE w:val="0"/>
-        <w:autoSpaceDN w:val="0"/>
-        <w:adjustRightInd w:val="0"/>
-        <w:spacing w:after="0" w:line="240" w:lineRule="auto"/>
-      </w:pPr>
-      <w:r>
-        <w:t xml:space="preserve">If you have been granted access to the internal </w:t>
-      </w:r>
-      <w:proofErr w:type="spellStart"/>
-      <w:r>
-        <w:t>gitlab</w:t>
-      </w:r>
-      <w:proofErr w:type="spellEnd"/>
-      <w:r>
-        <w:t xml:space="preserve"> repositories as a developer, you can git clone the repositories as below –</w:t>
-      </w:r>
-    </w:p>
-    <w:p>
-      <w:pPr>
-        <w:autoSpaceDE w:val="0"/>
-        <w:autoSpaceDN w:val="0"/>
-        <w:adjustRightInd w:val="0"/>
-        <w:spacing w:after="0" w:line="240" w:lineRule="auto"/>
-      </w:pPr>
-    </w:p>
-    <w:p>
-      <w:pPr>
-        <w:autoSpaceDE w:val="0"/>
-        <w:autoSpaceDN w:val="0"/>
-        <w:adjustRightInd w:val="0"/>
-        <w:spacing w:after="0" w:line="240" w:lineRule="auto"/>
-        <w:rPr>
-          <w:rFonts w:ascii="Courier New" w:hAnsi="Courier New" w:cs="Courier New"/>
-        </w:rPr>
-      </w:pPr>
-      <w:r>
-        <w:rPr>
-          <w:rFonts w:ascii="Courier New" w:hAnsi="Courier New" w:cs="Courier New"/>
-        </w:rPr>
-        <w:t xml:space="preserve">% git clone </w:t>
-      </w:r>
-      <w:proofErr w:type="spellStart"/>
-      <w:proofErr w:type="gramStart"/>
-      <w:r>
-        <w:rPr>
-          <w:rFonts w:ascii="Courier New" w:hAnsi="Courier New" w:cs="Courier New"/>
-        </w:rPr>
-        <w:t>git@gitlab.cdsc.ctc.com:jalop</w:t>
-      </w:r>
-      <w:proofErr w:type="spellEnd"/>
-      <w:r>
-        <w:rPr>
-          <w:rFonts w:ascii="Courier New" w:hAnsi="Courier New" w:cs="Courier New"/>
-        </w:rPr>
-        <w:t>/</w:t>
-      </w:r>
-      <w:proofErr w:type="spellStart"/>
-      <w:r>
-        <w:rPr>
-          <w:rFonts w:ascii="Courier New" w:hAnsi="Courier New" w:cs="Courier New"/>
-        </w:rPr>
-        <w:t>jalop.git</w:t>
-      </w:r>
-      <w:proofErr w:type="spellEnd"/>
-      <w:proofErr w:type="gramEnd"/>
-    </w:p>
-    <w:p>
-      <w:pPr>
-        <w:autoSpaceDE w:val="0"/>
-        <w:autoSpaceDN w:val="0"/>
-        <w:adjustRightInd w:val="0"/>
-        <w:spacing w:after="0" w:line="240" w:lineRule="auto"/>
-        <w:rPr>
-          <w:rFonts w:ascii="Courier New" w:hAnsi="Courier New" w:cs="Courier New"/>
-        </w:rPr>
-      </w:pPr>
-      <w:r>
-        <w:rPr>
-          <w:rFonts w:ascii="Courier New" w:hAnsi="Courier New" w:cs="Courier New"/>
-        </w:rPr>
-        <w:t xml:space="preserve">% cd </w:t>
-      </w:r>
-      <w:proofErr w:type="spellStart"/>
-      <w:r>
-        <w:rPr>
-          <w:rFonts w:ascii="Courier New" w:hAnsi="Courier New" w:cs="Courier New"/>
-        </w:rPr>
-        <w:t>jalop</w:t>
-      </w:r>
-      <w:proofErr w:type="spellEnd"/>
-      <w:r>
-        <w:rPr>
-          <w:rFonts w:ascii="Courier New" w:hAnsi="Courier New" w:cs="Courier New"/>
-        </w:rPr>
-        <w:t>/</w:t>
-      </w:r>
-    </w:p>
-    <w:p>
-      <w:pPr>
-        <w:autoSpaceDE w:val="0"/>
-        <w:autoSpaceDN w:val="0"/>
-        <w:adjustRightInd w:val="0"/>
-        <w:spacing w:after="0" w:line="240" w:lineRule="auto"/>
-        <w:rPr>
-          <w:rFonts w:ascii="Courier New" w:hAnsi="Courier New" w:cs="Courier New"/>
-        </w:rPr>
-      </w:pPr>
-      <w:r>
-        <w:rPr>
-          <w:rFonts w:ascii="Courier New" w:hAnsi="Courier New" w:cs="Courier New"/>
-        </w:rPr>
-        <w:t>% git checkout -t origin/</w:t>
-      </w:r>
-      <w:proofErr w:type="gramStart"/>
-      <w:r>
-        <w:rPr>
-          <w:rFonts w:ascii="Courier New" w:hAnsi="Courier New" w:cs="Courier New"/>
-        </w:rPr>
-        <w:t>2.</w:t>
-      </w:r>
-      <w:proofErr w:type="gramEnd"/>
-      <w:r>
-        <w:rPr>
-          <w:rFonts w:ascii="Courier New" w:hAnsi="Courier New" w:cs="Courier New"/>
-        </w:rPr>
-        <w:t>x.x.x</w:t>
-      </w:r>
-    </w:p>
-    <w:p>
-      <w:pPr>
-        <w:autoSpaceDE w:val="0"/>
-        <w:autoSpaceDN w:val="0"/>
-        <w:adjustRightInd w:val="0"/>
-        <w:spacing w:after="0" w:line="240" w:lineRule="auto"/>
-        <w:rPr>
-          <w:rFonts w:ascii="Courier New" w:hAnsi="Courier New" w:cs="Courier New"/>
-        </w:rPr>
-      </w:pPr>
-    </w:p>
-    <w:p>
-      <w:pPr>
-        <w:autoSpaceDE w:val="0"/>
-        <w:autoSpaceDN w:val="0"/>
-        <w:adjustRightInd w:val="0"/>
-        <w:spacing w:after="0" w:line="240" w:lineRule="auto"/>
-        <w:rPr>
-          <w:rFonts w:ascii="Courier New" w:hAnsi="Courier New" w:cs="Courier New"/>
-        </w:rPr>
-      </w:pPr>
-      <w:r>
-        <w:rPr>
-          <w:rFonts w:ascii="Courier New" w:hAnsi="Courier New" w:cs="Courier New"/>
-        </w:rPr>
-        <w:t xml:space="preserve">% git clone </w:t>
-      </w:r>
-      <w:proofErr w:type="spellStart"/>
-      <w:proofErr w:type="gramStart"/>
-      <w:r>
-        <w:rPr>
-          <w:rFonts w:ascii="Courier New" w:hAnsi="Courier New" w:cs="Courier New"/>
-        </w:rPr>
-        <w:t>git@gitlab.cdsc.ctc.com:jalop</w:t>
-      </w:r>
-      <w:proofErr w:type="spellEnd"/>
-      <w:r>
-        <w:rPr>
-          <w:rFonts w:ascii="Courier New" w:hAnsi="Courier New" w:cs="Courier New"/>
-        </w:rPr>
-        <w:t>/</w:t>
-      </w:r>
-      <w:proofErr w:type="spellStart"/>
-      <w:r>
-        <w:rPr>
-          <w:rFonts w:ascii="Courier New" w:hAnsi="Courier New" w:cs="Courier New"/>
-        </w:rPr>
-        <w:t>jjnl.git</w:t>
-      </w:r>
-      <w:proofErr w:type="spellEnd"/>
-      <w:proofErr w:type="gramEnd"/>
-    </w:p>
-    <w:p>
-      <w:pPr>
-        <w:autoSpaceDE w:val="0"/>
-        <w:autoSpaceDN w:val="0"/>
-        <w:adjustRightInd w:val="0"/>
-        <w:spacing w:after="0" w:line="240" w:lineRule="auto"/>
-        <w:rPr>
-          <w:rFonts w:ascii="Courier New" w:hAnsi="Courier New" w:cs="Courier New"/>
-        </w:rPr>
-      </w:pPr>
-      <w:r>
-        <w:rPr>
-          <w:rFonts w:ascii="Courier New" w:hAnsi="Courier New" w:cs="Courier New"/>
-        </w:rPr>
-        <w:t xml:space="preserve">% cd </w:t>
-      </w:r>
-      <w:proofErr w:type="spellStart"/>
-      <w:r>
-        <w:rPr>
-          <w:rFonts w:ascii="Courier New" w:hAnsi="Courier New" w:cs="Courier New"/>
-        </w:rPr>
-        <w:t>jjnl</w:t>
-      </w:r>
-      <w:proofErr w:type="spellEnd"/>
-      <w:r>
-        <w:rPr>
-          <w:rFonts w:ascii="Courier New" w:hAnsi="Courier New" w:cs="Courier New"/>
-        </w:rPr>
-        <w:t>/</w:t>
-      </w:r>
-    </w:p>
-    <w:p>
-      <w:pPr>
-        <w:autoSpaceDE w:val="0"/>
-        <w:autoSpaceDN w:val="0"/>
-        <w:adjustRightInd w:val="0"/>
-        <w:spacing w:after="0" w:line="240" w:lineRule="auto"/>
-        <w:rPr>
-          <w:rFonts w:ascii="Courier New" w:hAnsi="Courier New" w:cs="Courier New"/>
-        </w:rPr>
-      </w:pPr>
-      <w:r>
-        <w:rPr>
-          <w:rFonts w:ascii="Courier New" w:hAnsi="Courier New" w:cs="Courier New"/>
-        </w:rPr>
-        <w:t>% git checkout -t origin/</w:t>
-      </w:r>
-      <w:proofErr w:type="gramStart"/>
-      <w:r>
-        <w:rPr>
-          <w:rFonts w:ascii="Courier New" w:hAnsi="Courier New" w:cs="Courier New"/>
-        </w:rPr>
-        <w:t>2.</w:t>
-      </w:r>
-      <w:proofErr w:type="gramEnd"/>
-      <w:r>
-        <w:rPr>
-          <w:rFonts w:ascii="Courier New" w:hAnsi="Courier New" w:cs="Courier New"/>
-        </w:rPr>
-        <w:t>x.x.x</w:t>
-      </w:r>
-    </w:p>
-    <w:p>
-      <w:pPr>
-        <w:rPr>
-          <w:b/>
-        </w:rPr>
-      </w:pPr>
-    </w:p>
-    <w:p>
-      <w:pPr>
-        <w:pStyle w:val="Heading1"/>
-      </w:pPr>
-      <w:bookmarkStart w:id="4" w:name="_Toc196425231"/>
-      <w:r>
-        <w:lastRenderedPageBreak/>
-        <w:t xml:space="preserve">Build and Install </w:t>
-      </w:r>
-      <w:r>
-        <w:t>C Publisher</w:t>
-      </w:r>
-      <w:r>
-        <w:t xml:space="preserve"> (</w:t>
-      </w:r>
-      <w:proofErr w:type="spellStart"/>
-      <w:r>
-        <w:t>jald</w:t>
-      </w:r>
-      <w:proofErr w:type="spellEnd"/>
-      <w:r>
-        <w:t>)</w:t>
-      </w:r>
-      <w:r>
-        <w:t xml:space="preserve"> and C/C++ Subscriber</w:t>
-      </w:r>
-      <w:r>
-        <w:t>s</w:t>
-      </w:r>
-      <w:r>
-        <w:t xml:space="preserve"> (</w:t>
-      </w:r>
-      <w:proofErr w:type="spellStart"/>
-      <w:r>
-        <w:t>jal_subscribe</w:t>
-      </w:r>
-      <w:proofErr w:type="spellEnd"/>
-      <w:r>
-        <w:t xml:space="preserve">, </w:t>
-      </w:r>
-      <w:proofErr w:type="spellStart"/>
-      <w:r>
-        <w:t>jal_sub_cpp</w:t>
-      </w:r>
-      <w:proofErr w:type="spellEnd"/>
-      <w:r>
-        <w:t>)</w:t>
-      </w:r>
       <w:bookmarkEnd w:id="4"/>
-    </w:p>
-    <w:p>
-      <w:r>
-        <w:t xml:space="preserve">This </w:t>
-      </w:r>
-      <w:r>
-        <w:t xml:space="preserve">is </w:t>
-      </w:r>
-      <w:r>
-        <w:t xml:space="preserve">in </w:t>
-      </w:r>
-      <w:r>
-        <w:t>“</w:t>
-      </w:r>
-      <w:proofErr w:type="spellStart"/>
-      <w:r>
-        <w:t>jalop</w:t>
-      </w:r>
-      <w:proofErr w:type="spellEnd"/>
-      <w:r>
-        <w:t xml:space="preserve">” </w:t>
-      </w:r>
-      <w:r>
-        <w:t>(</w:t>
-      </w:r>
-      <w:r>
-        <w:t xml:space="preserve">or “JALoP” </w:t>
-      </w:r>
-      <w:r>
-        <w:t xml:space="preserve">if cloned from GitHub) </w:t>
-      </w:r>
-      <w:r>
-        <w:t>repository.</w:t>
-      </w:r>
-      <w:r>
-        <w:t xml:space="preserve"> Clone the repository as </w:t>
-      </w:r>
-      <w:r>
-        <w:t xml:space="preserve">mentioned above, </w:t>
-      </w:r>
-      <w:r>
-        <w:t>if not done yet</w:t>
-      </w:r>
-      <w:r>
-        <w:t>.</w:t>
-      </w:r>
-      <w:r>
-        <w:t xml:space="preserve"> </w:t>
-      </w:r>
-      <w:r>
-        <w:t>The C Publisher (</w:t>
-      </w:r>
-      <w:proofErr w:type="spellStart"/>
-      <w:r>
-        <w:t>jald</w:t>
-      </w:r>
-      <w:proofErr w:type="spellEnd"/>
-      <w:r>
-        <w:t>) is the process that negotiates with the Subscriber(s) and sends JAL records to them.</w:t>
-      </w:r>
-      <w:r>
-        <w:t xml:space="preserve"> The C/C++ Subscriber(s) provide </w:t>
-      </w:r>
-    </w:p>
-    <w:p>
-      <w:pPr>
-        <w:pStyle w:val="Heading2"/>
-      </w:pPr>
-      <w:r>
-        <w:rPr>
-          <w:rFonts w:ascii="Courier New" w:hAnsi="Courier New" w:cs="Courier New"/>
-        </w:rPr>
-        <w:t xml:space="preserve">  </w:t>
-      </w:r>
-      <w:bookmarkStart w:id="5" w:name="_Toc163212242"/>
-      <w:bookmarkStart w:id="6" w:name="_Toc163212243"/>
-      <w:bookmarkStart w:id="7" w:name="_Toc163212244"/>
-      <w:bookmarkStart w:id="8" w:name="_Toc163212245"/>
-      <w:bookmarkStart w:id="9" w:name="_Toc163212246"/>
-      <w:bookmarkStart w:id="10" w:name="_Toc163212247"/>
-      <w:bookmarkStart w:id="11" w:name="_Toc163212248"/>
-      <w:bookmarkStart w:id="12" w:name="_Toc163212249"/>
-      <w:bookmarkStart w:id="13" w:name="_Toc163212250"/>
-      <w:bookmarkStart w:id="14" w:name="_Toc163212251"/>
-      <w:bookmarkStart w:id="15" w:name="_Toc196425232"/>
       <w:bookmarkEnd w:id="5"/>
       <w:bookmarkEnd w:id="6"/>
       <w:bookmarkEnd w:id="7"/>
@@ -5716,33 +5224,31 @@
       <w:bookmarkEnd w:id="10"/>
       <w:bookmarkEnd w:id="11"/>
       <w:bookmarkEnd w:id="12"/>
+      <w:r>
+        <w:t>System Provisioning</w:t>
+      </w:r>
       <w:bookmarkEnd w:id="13"/>
+    </w:p>
+    <w:p>
+      <w:pPr>
+        <w:pStyle w:val="Heading3"/>
+      </w:pPr>
+      <w:bookmarkStart w:id="14" w:name="_Toc163212253"/>
+      <w:bookmarkStart w:id="15" w:name="_Toc203475798"/>
       <w:bookmarkEnd w:id="14"/>
       <w:r>
-        <w:t>System Provisioning</w:t>
+        <w:t>R</w:t>
+      </w:r>
+      <w:r>
+        <w:t>HE</w:t>
+      </w:r>
+      <w:r>
+        <w:t xml:space="preserve">L 7 / </w:t>
+      </w:r>
+      <w:r>
+        <w:t>CentOS 7</w:t>
       </w:r>
       <w:bookmarkEnd w:id="15"/>
-    </w:p>
-    <w:p>
-      <w:pPr>
-        <w:pStyle w:val="Heading3"/>
-      </w:pPr>
-      <w:bookmarkStart w:id="16" w:name="_Toc163212253"/>
-      <w:bookmarkStart w:id="17" w:name="_Toc196425233"/>
-      <w:bookmarkEnd w:id="16"/>
-      <w:r>
-        <w:t>R</w:t>
-      </w:r>
-      <w:r>
-        <w:t>HE</w:t>
-      </w:r>
-      <w:r>
-        <w:t xml:space="preserve">L 7 / </w:t>
-      </w:r>
-      <w:r>
-        <w:t>CentOS 7</w:t>
-      </w:r>
-      <w:bookmarkEnd w:id="17"/>
     </w:p>
     <w:p>
       <w:pPr>
@@ -6031,27 +5537,7 @@
           <w:sz w:val="20"/>
           <w:szCs w:val="20"/>
         </w:rPr>
-        <w:t xml:space="preserve">devel </w:t>
-      </w:r>
-      <w:proofErr w:type="spellStart"/>
-      <w:r>
-        <w:rPr>
-          <w:rFonts w:ascii="Consolas" w:hAnsi="Consolas" w:cs="Consolas"/>
-          <w:color w:val="660000"/>
-          <w:sz w:val="20"/>
-          <w:szCs w:val="20"/>
-        </w:rPr>
-        <w:t>libdb</w:t>
-      </w:r>
-      <w:proofErr w:type="spellEnd"/>
-      <w:r>
-        <w:rPr>
-          <w:rFonts w:ascii="Consolas" w:hAnsi="Consolas" w:cs="Consolas"/>
-          <w:color w:val="660000"/>
-          <w:sz w:val="20"/>
-          <w:szCs w:val="20"/>
-        </w:rPr>
-        <w:t>-devel xmlsec1-openssl-devel</w:t>
+        <w:t>devel xmlsec1-openssl-devel</w:t>
       </w:r>
       <w:r>
         <w:rPr>
@@ -6571,6 +6057,7 @@
           <w:sz w:val="20"/>
           <w:szCs w:val="20"/>
         </w:rPr>
+        <w:lastRenderedPageBreak/>
         <w:t xml:space="preserve">$ </w:t>
       </w:r>
       <w:proofErr w:type="spellStart"/>
@@ -7711,7 +7198,6 @@
           <w:sz w:val="20"/>
           <w:szCs w:val="20"/>
         </w:rPr>
-        <w:lastRenderedPageBreak/>
         <w:t xml:space="preserve">(RHEL Only) </w:t>
       </w:r>
       <w:proofErr w:type="spellStart"/>
@@ -7954,16 +7440,16 @@
       <w:pPr>
         <w:pStyle w:val="Heading3"/>
       </w:pPr>
-      <w:bookmarkStart w:id="18" w:name="_Toc163212255"/>
-      <w:bookmarkStart w:id="19" w:name="_Toc196425234"/>
-      <w:bookmarkEnd w:id="18"/>
+      <w:bookmarkStart w:id="16" w:name="_Toc163212255"/>
+      <w:bookmarkStart w:id="17" w:name="_Toc203475799"/>
+      <w:bookmarkEnd w:id="16"/>
       <w:r>
         <w:t xml:space="preserve">RHEL 8 / </w:t>
       </w:r>
       <w:r>
         <w:t>CentOS 8</w:t>
       </w:r>
-      <w:bookmarkEnd w:id="19"/>
+      <w:bookmarkEnd w:id="17"/>
     </w:p>
     <w:p>
       <w:pPr>
@@ -8422,27 +7908,7 @@
           <w:sz w:val="20"/>
           <w:szCs w:val="20"/>
         </w:rPr>
-        <w:t xml:space="preserve">devel </w:t>
-      </w:r>
-      <w:proofErr w:type="spellStart"/>
-      <w:r>
-        <w:rPr>
-          <w:rFonts w:ascii="Consolas" w:hAnsi="Consolas" w:cs="Consolas"/>
-          <w:color w:val="660000"/>
-          <w:sz w:val="20"/>
-          <w:szCs w:val="20"/>
-        </w:rPr>
-        <w:t>libdb</w:t>
-      </w:r>
-      <w:proofErr w:type="spellEnd"/>
-      <w:r>
-        <w:rPr>
-          <w:rFonts w:ascii="Consolas" w:hAnsi="Consolas" w:cs="Consolas"/>
-          <w:color w:val="660000"/>
-          <w:sz w:val="20"/>
-          <w:szCs w:val="20"/>
-        </w:rPr>
-        <w:t xml:space="preserve">-devel xmlsec1-openssl-devel </w:t>
+        <w:t xml:space="preserve">devel xmlsec1-openssl-devel </w:t>
       </w:r>
       <w:proofErr w:type="spellStart"/>
       <w:r>
@@ -8774,6 +8240,7 @@
           <w:sz w:val="20"/>
           <w:szCs w:val="20"/>
         </w:rPr>
+        <w:lastRenderedPageBreak/>
         <w:t>Navigate into your cloned JALoP repo</w:t>
       </w:r>
     </w:p>
@@ -9907,12 +9374,11 @@
       <w:pPr>
         <w:pStyle w:val="Heading3"/>
       </w:pPr>
-      <w:bookmarkStart w:id="20" w:name="_Toc196425235"/>
-      <w:r>
-        <w:lastRenderedPageBreak/>
+      <w:bookmarkStart w:id="18" w:name="_Toc203475800"/>
+      <w:r>
         <w:t>RHEL 9</w:t>
       </w:r>
-      <w:bookmarkEnd w:id="20"/>
+      <w:bookmarkEnd w:id="18"/>
     </w:p>
     <w:p>
       <w:pPr>
@@ -10242,27 +9708,7 @@
           <w:sz w:val="20"/>
           <w:szCs w:val="20"/>
         </w:rPr>
-        <w:t xml:space="preserve">devel </w:t>
-      </w:r>
-      <w:proofErr w:type="spellStart"/>
-      <w:r>
-        <w:rPr>
-          <w:rFonts w:ascii="Consolas" w:hAnsi="Consolas" w:cs="Consolas"/>
-          <w:color w:val="660000"/>
-          <w:sz w:val="20"/>
-          <w:szCs w:val="20"/>
-        </w:rPr>
-        <w:t>libdb</w:t>
-      </w:r>
-      <w:proofErr w:type="spellEnd"/>
-      <w:r>
-        <w:rPr>
-          <w:rFonts w:ascii="Consolas" w:hAnsi="Consolas" w:cs="Consolas"/>
-          <w:color w:val="660000"/>
-          <w:sz w:val="20"/>
-          <w:szCs w:val="20"/>
-        </w:rPr>
-        <w:t xml:space="preserve">-devel xmlsec1-openssl-devel </w:t>
+        <w:t xml:space="preserve">devel xmlsec1-openssl-devel </w:t>
       </w:r>
       <w:proofErr w:type="spellStart"/>
       <w:r>
@@ -11137,6 +10583,7 @@
           <w:sz w:val="20"/>
           <w:szCs w:val="20"/>
         </w:rPr>
+        <w:lastRenderedPageBreak/>
         <w:t xml:space="preserve">$ cd </w:t>
       </w:r>
       <w:proofErr w:type="spellStart"/>
@@ -11488,7 +10935,7 @@
       <w:pPr>
         <w:pStyle w:val="Heading2"/>
       </w:pPr>
-      <w:bookmarkStart w:id="21" w:name="_Toc196425236"/>
+      <w:bookmarkStart w:id="19" w:name="_Toc203475801"/>
       <w:r>
         <w:t>Build and Install C Publisher</w:t>
       </w:r>
@@ -11522,7 +10969,7 @@
       <w:r>
         <w:t>)</w:t>
       </w:r>
-      <w:bookmarkEnd w:id="21"/>
+      <w:bookmarkEnd w:id="19"/>
     </w:p>
     <w:p>
       <w:r>
@@ -11761,7 +11208,6 @@
         </w:numPr>
       </w:pPr>
       <w:r>
-        <w:lastRenderedPageBreak/>
         <w:t>“libjal-common.so”</w:t>
       </w:r>
     </w:p>
@@ -12558,6 +12004,7 @@
         </w:rPr>
       </w:pPr>
       <w:r>
+        <w:lastRenderedPageBreak/>
         <w:t xml:space="preserve">Build </w:t>
       </w:r>
       <w:proofErr w:type="spellStart"/>
@@ -12566,16 +12013,16 @@
       </w:r>
       <w:proofErr w:type="spellEnd"/>
       <w:r>
-        <w:t xml:space="preserve"> and install publisher and subscribers – </w:t>
-      </w:r>
-      <w:r>
-        <w:t>d</w:t>
-      </w:r>
-      <w:r>
-        <w:t>efault LMDB database</w:t>
-      </w:r>
-      <w:r>
-        <w:t xml:space="preserve"> (recommended)</w:t>
+        <w:t xml:space="preserve"> and install publisher and subscribers </w:t>
+      </w:r>
+      <w:r>
+        <w:t xml:space="preserve">using </w:t>
+      </w:r>
+      <w:r>
+        <w:t xml:space="preserve">the </w:t>
+      </w:r>
+      <w:r>
+        <w:t>LMDB database</w:t>
       </w:r>
     </w:p>
     <w:p>
@@ -12717,270 +12164,28 @@
     </w:p>
     <w:p>
       <w:pPr>
-        <w:pStyle w:val="ListParagraph"/>
-        <w:numPr>
-          <w:ilvl w:val="0"/>
-          <w:numId w:val="5"/>
-        </w:numPr>
-        <w:rPr>
-          <w:rFonts w:ascii="Consolas" w:hAnsi="Consolas" w:cs="Consolas"/>
-          <w:color w:val="660000"/>
-          <w:sz w:val="20"/>
-          <w:szCs w:val="20"/>
-        </w:rPr>
-      </w:pPr>
-      <w:r>
-        <w:t>NOTE: The steps</w:t>
-      </w:r>
-      <w:r>
-        <w:t xml:space="preserve"> below</w:t>
-      </w:r>
-      <w:r>
-        <w:t xml:space="preserve"> do not need to be performed if using the default LMDB </w:t>
-      </w:r>
-      <w:proofErr w:type="gramStart"/>
-      <w:r>
-        <w:t>build</w:t>
-      </w:r>
-      <w:proofErr w:type="gramEnd"/>
-      <w:r>
-        <w:t xml:space="preserve"> above.  This is the legacy JALoP database build.  It is recommended to use LMDB instead.</w:t>
-      </w:r>
-      <w:r>
-        <w:t xml:space="preserve">  </w:t>
-      </w:r>
-    </w:p>
-    <w:p>
-      <w:pPr>
-        <w:pStyle w:val="ListParagraph"/>
-        <w:numPr>
-          <w:ilvl w:val="0"/>
-          <w:numId w:val="5"/>
-        </w:numPr>
-        <w:rPr>
-          <w:rFonts w:ascii="Consolas" w:hAnsi="Consolas" w:cs="Consolas"/>
-          <w:color w:val="660000"/>
-          <w:sz w:val="20"/>
-          <w:szCs w:val="20"/>
-        </w:rPr>
-      </w:pPr>
-      <w:r>
-        <w:t xml:space="preserve">Build </w:t>
-      </w:r>
-      <w:proofErr w:type="spellStart"/>
-      <w:r>
-        <w:t>jalop</w:t>
-      </w:r>
-      <w:proofErr w:type="spellEnd"/>
-      <w:r>
-        <w:t xml:space="preserve"> and install publisher and subscribers – </w:t>
-      </w:r>
-      <w:r>
-        <w:t>Oracle Berkely DB (BDB</w:t>
-      </w:r>
+        <w:pStyle w:val="Heading2"/>
+      </w:pPr>
+      <w:bookmarkStart w:id="20" w:name="_Toc163212259"/>
+      <w:bookmarkStart w:id="21" w:name="_Toc99717457"/>
+      <w:bookmarkStart w:id="22" w:name="_Toc203475802"/>
+      <w:bookmarkEnd w:id="20"/>
+      <w:bookmarkEnd w:id="21"/>
+      <w:r>
+        <w:t>Configure C Publisher</w:t>
+      </w:r>
+      <w:r>
+        <w:t xml:space="preserve"> (</w:t>
+      </w:r>
+      <w:proofErr w:type="spellStart"/>
+      <w:r>
+        <w:t>jald</w:t>
+      </w:r>
+      <w:proofErr w:type="spellEnd"/>
       <w:r>
         <w:t>)</w:t>
       </w:r>
-    </w:p>
-    <w:p>
-      <w:pPr>
-        <w:pStyle w:val="ListParagraph"/>
-        <w:numPr>
-          <w:ilvl w:val="1"/>
-          <w:numId w:val="5"/>
-        </w:numPr>
-        <w:rPr>
-          <w:rFonts w:ascii="Consolas" w:hAnsi="Consolas" w:cs="Consolas"/>
-          <w:color w:val="660000"/>
-          <w:sz w:val="20"/>
-          <w:szCs w:val="20"/>
-        </w:rPr>
-      </w:pPr>
-      <w:r>
-        <w:rPr>
-          <w:rFonts w:ascii="Consolas" w:hAnsi="Consolas" w:cs="Consolas"/>
-          <w:color w:val="660000"/>
-          <w:sz w:val="20"/>
-          <w:szCs w:val="20"/>
-        </w:rPr>
-        <w:t xml:space="preserve">% </w:t>
-      </w:r>
-      <w:proofErr w:type="spellStart"/>
-      <w:r>
-        <w:rPr>
-          <w:rFonts w:ascii="Consolas" w:hAnsi="Consolas" w:cs="Consolas"/>
-          <w:color w:val="660000"/>
-          <w:sz w:val="20"/>
-          <w:szCs w:val="20"/>
-        </w:rPr>
-        <w:t>scons</w:t>
-      </w:r>
-      <w:proofErr w:type="spellEnd"/>
-      <w:r>
-        <w:rPr>
-          <w:rFonts w:ascii="Consolas" w:hAnsi="Consolas" w:cs="Consolas"/>
-          <w:color w:val="660000"/>
-          <w:sz w:val="20"/>
-          <w:szCs w:val="20"/>
-        </w:rPr>
-        <w:t xml:space="preserve"> --</w:t>
-      </w:r>
-      <w:proofErr w:type="spellStart"/>
-      <w:r>
-        <w:rPr>
-          <w:rFonts w:ascii="Consolas" w:hAnsi="Consolas" w:cs="Consolas"/>
-          <w:color w:val="660000"/>
-          <w:sz w:val="20"/>
-          <w:szCs w:val="20"/>
-        </w:rPr>
-        <w:t>bdb</w:t>
-      </w:r>
-      <w:proofErr w:type="spellEnd"/>
-    </w:p>
-    <w:p>
-      <w:pPr>
-        <w:pStyle w:val="ListParagraph"/>
-        <w:numPr>
-          <w:ilvl w:val="1"/>
-          <w:numId w:val="5"/>
-        </w:numPr>
-        <w:rPr>
-          <w:rFonts w:ascii="Consolas" w:hAnsi="Consolas" w:cs="Consolas"/>
-          <w:color w:val="660000"/>
-          <w:sz w:val="20"/>
-          <w:szCs w:val="20"/>
-        </w:rPr>
-      </w:pPr>
-      <w:r>
-        <w:rPr>
-          <w:rFonts w:ascii="Consolas" w:hAnsi="Consolas" w:cs="Consolas"/>
-          <w:color w:val="660000"/>
-          <w:sz w:val="20"/>
-          <w:szCs w:val="20"/>
-        </w:rPr>
-        <w:t xml:space="preserve">% </w:t>
-      </w:r>
-      <w:proofErr w:type="spellStart"/>
-      <w:r>
-        <w:rPr>
-          <w:rFonts w:ascii="Consolas" w:hAnsi="Consolas" w:cs="Consolas"/>
-          <w:color w:val="660000"/>
-          <w:sz w:val="20"/>
-          <w:szCs w:val="20"/>
-        </w:rPr>
-        <w:t>sudo</w:t>
-      </w:r>
-      <w:proofErr w:type="spellEnd"/>
-      <w:r>
-        <w:rPr>
-          <w:rFonts w:ascii="Consolas" w:hAnsi="Consolas" w:cs="Consolas"/>
-          <w:color w:val="660000"/>
-          <w:sz w:val="20"/>
-          <w:szCs w:val="20"/>
-        </w:rPr>
-        <w:t xml:space="preserve"> </w:t>
-      </w:r>
-      <w:r>
-        <w:rPr>
-          <w:rFonts w:ascii="Consolas" w:hAnsi="Consolas" w:cs="Consolas"/>
-          <w:color w:val="660000"/>
-          <w:sz w:val="20"/>
-          <w:szCs w:val="20"/>
-        </w:rPr>
-        <w:t>PKG_CONFIG_PATH=”/</w:t>
-      </w:r>
-      <w:proofErr w:type="spellStart"/>
-      <w:r>
-        <w:rPr>
-          <w:rFonts w:ascii="Consolas" w:hAnsi="Consolas" w:cs="Consolas"/>
-          <w:color w:val="660000"/>
-          <w:sz w:val="20"/>
-          <w:szCs w:val="20"/>
-        </w:rPr>
-        <w:t>usr</w:t>
-      </w:r>
-      <w:proofErr w:type="spellEnd"/>
-      <w:r>
-        <w:rPr>
-          <w:rFonts w:ascii="Consolas" w:hAnsi="Consolas" w:cs="Consolas"/>
-          <w:color w:val="660000"/>
-          <w:sz w:val="20"/>
-          <w:szCs w:val="20"/>
-        </w:rPr>
-        <w:t>/local/lib/</w:t>
-      </w:r>
-      <w:proofErr w:type="spellStart"/>
-      <w:r>
-        <w:rPr>
-          <w:rFonts w:ascii="Consolas" w:hAnsi="Consolas" w:cs="Consolas"/>
-          <w:color w:val="660000"/>
-          <w:sz w:val="20"/>
-          <w:szCs w:val="20"/>
-        </w:rPr>
-        <w:t>pkgconfig</w:t>
-      </w:r>
-      <w:proofErr w:type="spellEnd"/>
-      <w:r>
-        <w:rPr>
-          <w:rFonts w:ascii="Consolas" w:hAnsi="Consolas" w:cs="Consolas"/>
-          <w:color w:val="660000"/>
-          <w:sz w:val="20"/>
-          <w:szCs w:val="20"/>
-        </w:rPr>
-        <w:t xml:space="preserve">” </w:t>
-      </w:r>
-      <w:r>
-        <w:rPr>
-          <w:rFonts w:ascii="Consolas" w:hAnsi="Consolas" w:cs="Consolas"/>
-          <w:color w:val="660000"/>
-          <w:sz w:val="20"/>
-          <w:szCs w:val="20"/>
-        </w:rPr>
-        <w:t>./install_</w:t>
-      </w:r>
-      <w:r>
-        <w:rPr>
-          <w:rFonts w:ascii="Consolas" w:hAnsi="Consolas" w:cs="Consolas"/>
-          <w:color w:val="660000"/>
-          <w:sz w:val="20"/>
-          <w:szCs w:val="20"/>
-        </w:rPr>
-        <w:t>bdb_</w:t>
-      </w:r>
-      <w:r>
-        <w:rPr>
-          <w:rFonts w:ascii="Consolas" w:hAnsi="Consolas" w:cs="Consolas"/>
-          <w:color w:val="660000"/>
-          <w:sz w:val="20"/>
-          <w:szCs w:val="20"/>
-        </w:rPr>
-        <w:t>rhel_x86_64.sh</w:t>
-      </w:r>
-    </w:p>
-    <w:p>
-      <w:pPr>
-        <w:pStyle w:val="Heading2"/>
-      </w:pPr>
-      <w:bookmarkStart w:id="22" w:name="_Toc163212259"/>
-      <w:bookmarkStart w:id="23" w:name="_Toc99717457"/>
-      <w:bookmarkStart w:id="24" w:name="_Toc196425237"/>
       <w:bookmarkEnd w:id="22"/>
-      <w:bookmarkEnd w:id="23"/>
-      <w:r>
-        <w:t>Configure C Publisher</w:t>
-      </w:r>
-      <w:r>
-        <w:t xml:space="preserve"> (</w:t>
-      </w:r>
-      <w:proofErr w:type="spellStart"/>
-      <w:r>
-        <w:t>jald</w:t>
-      </w:r>
-      <w:proofErr w:type="spellEnd"/>
-      <w:r>
-        <w:t>)</w:t>
-      </w:r>
-      <w:bookmarkEnd w:id="24"/>
     </w:p>
     <w:p>
       <w:r>
@@ -13369,7 +12574,6 @@
               <w:t xml:space="preserve">#WARNING!!! This will disable cert validity checks within </w:t>
             </w:r>
             <w:proofErr w:type="spellStart"/>
-            <w:proofErr w:type="gramStart"/>
             <w:r>
               <w:rPr>
                 <w:rFonts w:ascii="Courier New" w:hAnsi="Courier New" w:cs="Courier New"/>
@@ -13377,7 +12581,6 @@
               <w:t>libcurl</w:t>
             </w:r>
             <w:proofErr w:type="spellEnd"/>
-            <w:proofErr w:type="gramEnd"/>
             <w:r>
               <w:rPr>
                 <w:rFonts w:ascii="Courier New" w:hAnsi="Courier New" w:cs="Courier New"/>
@@ -13801,6 +13004,7 @@
               <w:rPr>
                 <w:rFonts w:ascii="Courier New" w:hAnsi="Courier New" w:cs="Courier New"/>
               </w:rPr>
+              <w:lastRenderedPageBreak/>
               <w:t>schemas_root</w:t>
             </w:r>
             <w:proofErr w:type="spellEnd"/>
@@ -14139,7 +13343,6 @@
               <w:rPr>
                 <w:rFonts w:ascii="Courier New" w:hAnsi="Courier New" w:cs="Courier New"/>
               </w:rPr>
-              <w:lastRenderedPageBreak/>
               <w:t xml:space="preserve">#   This is the slowest, but most reliable setting to prevent data loss or </w:t>
             </w:r>
             <w:proofErr w:type="spellStart"/>
@@ -14485,7 +13688,13 @@
               <w:rPr>
                 <w:rFonts w:ascii="Courier New" w:hAnsi="Courier New" w:cs="Courier New"/>
               </w:rPr>
-              <w:t>#LMDB only, this setting is ignored in BDB builds.  This is optional and will default to JDB_NONE if not present.</w:t>
+              <w:t>#</w:t>
+            </w:r>
+            <w:r>
+              <w:rPr>
+                <w:rFonts w:ascii="Courier New" w:hAnsi="Courier New" w:cs="Courier New"/>
+              </w:rPr>
+              <w:t>This is optional and will default to JDB_NONE if not present.</w:t>
             </w:r>
           </w:p>
           <w:p>
@@ -14725,6 +13934,7 @@
               <w:rPr>
                 <w:rFonts w:ascii="Courier New" w:hAnsi="Courier New" w:cs="Courier New"/>
               </w:rPr>
+              <w:lastRenderedPageBreak/>
               <w:tab/>
               <w:t># To run JALoP in Archive mode, use "archive" or "archival"</w:t>
             </w:r>
@@ -15051,7 +14261,6 @@
               <w:rPr>
                 <w:rFonts w:ascii="Courier New" w:hAnsi="Courier New" w:cs="Courier New"/>
               </w:rPr>
-              <w:lastRenderedPageBreak/>
               <w:t># seccomp will restrict the process to the defined system calls.</w:t>
             </w:r>
           </w:p>
@@ -15452,8 +14661,9 @@
       <w:pPr>
         <w:pStyle w:val="Heading2"/>
       </w:pPr>
-      <w:bookmarkStart w:id="25" w:name="_Toc196425238"/>
-      <w:r>
+      <w:bookmarkStart w:id="23" w:name="_Toc203475803"/>
+      <w:r>
+        <w:lastRenderedPageBreak/>
         <w:t>Configure JAL-Local-Store</w:t>
       </w:r>
       <w:r>
@@ -15467,7 +14677,7 @@
       <w:r>
         <w:t>-local-store)</w:t>
       </w:r>
-      <w:bookmarkEnd w:id="25"/>
+      <w:bookmarkEnd w:id="23"/>
     </w:p>
     <w:p>
       <w:r>
@@ -15924,7 +15134,6 @@
               <w:rPr>
                 <w:rFonts w:ascii="Courier New" w:hAnsi="Courier New" w:cs="Courier New"/>
               </w:rPr>
-              <w:lastRenderedPageBreak/>
               <w:t xml:space="preserve"># running under </w:t>
             </w:r>
             <w:proofErr w:type="spellStart"/>
@@ -16655,6 +15864,7 @@
               <w:rPr>
                 <w:rFonts w:ascii="Courier New" w:hAnsi="Courier New" w:cs="Courier New"/>
               </w:rPr>
+              <w:lastRenderedPageBreak/>
               <w:t># Process will cd to / (root directory</w:t>
             </w:r>
             <w:proofErr w:type="gramStart"/>
@@ -16922,7 +16132,6 @@
               <w:rPr>
                 <w:rFonts w:ascii="Courier New" w:hAnsi="Courier New" w:cs="Courier New"/>
               </w:rPr>
-              <w:lastRenderedPageBreak/>
               <w:t xml:space="preserve">#   Faster than JDB_NONE.  </w:t>
             </w:r>
             <w:proofErr w:type="gramStart"/>
@@ -17216,7 +16425,13 @@
               <w:rPr>
                 <w:rFonts w:ascii="Courier New" w:hAnsi="Courier New" w:cs="Courier New"/>
               </w:rPr>
-              <w:t>#LMDB only, this setting is ignored in BDB builds.  This is optional and will default to JDB_NONE if not present.</w:t>
+              <w:t>#</w:t>
+            </w:r>
+            <w:r>
+              <w:rPr>
+                <w:rFonts w:ascii="Courier New" w:hAnsi="Courier New" w:cs="Courier New"/>
+              </w:rPr>
+              <w:t>This is optional and will default to JDB_NONE if not present.</w:t>
             </w:r>
           </w:p>
           <w:p>
@@ -17517,6 +16732,7 @@
               <w:rPr>
                 <w:rFonts w:ascii="Courier New" w:hAnsi="Courier New" w:cs="Courier New"/>
               </w:rPr>
+              <w:lastRenderedPageBreak/>
               <w:t xml:space="preserve"># Log directory of </w:t>
             </w:r>
             <w:proofErr w:type="spellStart"/>
@@ -17827,7 +17043,6 @@
               <w:rPr>
                 <w:rFonts w:ascii="Courier New" w:hAnsi="Courier New" w:cs="Courier New"/>
               </w:rPr>
-              <w:lastRenderedPageBreak/>
               <w:t>restrict_seccomp_F_SETFL</w:t>
             </w:r>
             <w:proofErr w:type="spellEnd"/>
@@ -17915,7 +17130,7 @@
       <w:pPr>
         <w:pStyle w:val="Heading2"/>
       </w:pPr>
-      <w:bookmarkStart w:id="26" w:name="_Toc196425239"/>
+      <w:bookmarkStart w:id="24" w:name="_Toc203475804"/>
       <w:r>
         <w:t>Configure C/C++ Subscriber (</w:t>
       </w:r>
@@ -17935,7 +17150,7 @@
       <w:r>
         <w:t>)</w:t>
       </w:r>
-      <w:bookmarkEnd w:id="26"/>
+      <w:bookmarkEnd w:id="24"/>
     </w:p>
     <w:p>
       <w:r>
@@ -18499,7 +17714,6 @@
               <w:rPr>
                 <w:rFonts w:ascii="Courier New" w:hAnsi="Courier New" w:cs="Courier New"/>
               </w:rPr>
-              <w:lastRenderedPageBreak/>
               <w:t xml:space="preserve">#   Faster than JDB_NONE.  </w:t>
             </w:r>
             <w:proofErr w:type="gramStart"/>
@@ -18793,7 +18007,7 @@
               <w:rPr>
                 <w:rFonts w:ascii="Courier New" w:hAnsi="Courier New" w:cs="Courier New"/>
               </w:rPr>
-              <w:t>#LMDB only, this setting is ignored in BDB builds.  This is optional and will default to JDB_NONE if not present.</w:t>
+              <w:t>#This is optional and will default to JDB_NONE if not present.</w:t>
             </w:r>
           </w:p>
           <w:p>
@@ -19294,7 +18508,6 @@
               <w:rPr>
                 <w:rFonts w:ascii="Courier New" w:hAnsi="Courier New" w:cs="Courier New"/>
               </w:rPr>
-              <w:lastRenderedPageBreak/>
               <w:t># If a record payload exceeds this size, it will be dumped to the filesystem during receipt</w:t>
             </w:r>
           </w:p>
@@ -19467,14 +18680,12 @@
               </w:rPr>
               <w:t># (</w:t>
             </w:r>
-            <w:proofErr w:type="spellStart"/>
-            <w:r>
-              <w:rPr>
-                <w:rFonts w:ascii="Courier New" w:hAnsi="Courier New" w:cs="Courier New"/>
-              </w:rPr>
-              <w:t>BerkeleyDB</w:t>
-            </w:r>
-            <w:proofErr w:type="spellEnd"/>
+            <w:r>
+              <w:rPr>
+                <w:rFonts w:ascii="Courier New" w:hAnsi="Courier New" w:cs="Courier New"/>
+              </w:rPr>
+              <w:t>LMDB</w:t>
+            </w:r>
             <w:r>
               <w:rPr>
                 <w:rFonts w:ascii="Courier New" w:hAnsi="Courier New" w:cs="Courier New"/>
@@ -19859,6 +19070,7 @@
               <w:rPr>
                 <w:rFonts w:ascii="Courier New" w:hAnsi="Courier New" w:cs="Courier New"/>
               </w:rPr>
+              <w:lastRenderedPageBreak/>
               <w:t># If</w:t>
             </w:r>
             <w:r>
@@ -20121,7 +19333,6 @@
               <w:rPr>
                 <w:rFonts w:ascii="Courier New" w:hAnsi="Courier New" w:cs="Courier New"/>
               </w:rPr>
-              <w:lastRenderedPageBreak/>
               <w:t xml:space="preserve"># </w:t>
             </w:r>
             <w:proofErr w:type="gramStart"/>
@@ -20308,7 +19519,7 @@
       <w:pPr>
         <w:pStyle w:val="Heading1"/>
       </w:pPr>
-      <w:bookmarkStart w:id="27" w:name="_Toc196425240"/>
+      <w:bookmarkStart w:id="25" w:name="_Toc203475805"/>
       <w:r>
         <w:t>Build and Install Java Subscriber</w:t>
       </w:r>
@@ -20333,7 +19544,7 @@
       <w:r>
         <w:t>.jar)</w:t>
       </w:r>
-      <w:bookmarkEnd w:id="27"/>
+      <w:bookmarkEnd w:id="25"/>
     </w:p>
     <w:p>
       <w:r>
@@ -20399,17 +19610,6 @@
         </w:rPr>
         <w:t>&gt;/</w:t>
       </w:r>
-    </w:p>
-    <w:p>
-      <w:pPr>
-        <w:autoSpaceDE w:val="0"/>
-        <w:autoSpaceDN w:val="0"/>
-        <w:adjustRightInd w:val="0"/>
-        <w:spacing w:after="0" w:line="240" w:lineRule="auto"/>
-        <w:rPr>
-          <w:rFonts w:ascii="Courier New" w:hAnsi="Courier New" w:cs="Courier New"/>
-        </w:rPr>
-      </w:pPr>
     </w:p>
     <w:p>
       <w:pPr>
@@ -20450,8 +19650,16 @@
         <w:rPr>
           <w:rFonts w:ascii="Courier New" w:hAnsi="Courier New" w:cs="Courier New"/>
         </w:rPr>
-        <w:t xml:space="preserve">Or, </w:t>
-      </w:r>
+        <w:t xml:space="preserve">% cd </w:t>
+      </w:r>
+      <w:proofErr w:type="spellStart"/>
+      <w:r>
+        <w:rPr>
+          <w:rFonts w:ascii="Courier New" w:hAnsi="Courier New" w:cs="Courier New"/>
+        </w:rPr>
+        <w:t>jjnl</w:t>
+      </w:r>
+      <w:proofErr w:type="spellEnd"/>
     </w:p>
     <w:p>
       <w:pPr>
@@ -20467,8 +19675,51 @@
         <w:rPr>
           <w:rFonts w:ascii="Courier New" w:hAnsi="Courier New" w:cs="Courier New"/>
         </w:rPr>
-        <w:t>%</w:t>
-      </w:r>
+        <w:t>% git checkout –t origin/2.x.x.x</w:t>
+      </w:r>
+      <w:r>
+        <w:rPr>
+          <w:rFonts w:ascii="Courier New" w:hAnsi="Courier New" w:cs="Courier New"/>
+        </w:rPr>
+        <w:t xml:space="preserve"> (if not already in that branch)</w:t>
+      </w:r>
+    </w:p>
+    <w:p/>
+    <w:p>
+      <w:pPr>
+        <w:pStyle w:val="Heading2"/>
+      </w:pPr>
+      <w:bookmarkStart w:id="26" w:name="_Toc203475806"/>
+      <w:r>
+        <w:t>System Provisioning</w:t>
+      </w:r>
+      <w:bookmarkEnd w:id="26"/>
+    </w:p>
+    <w:p>
+      <w:r>
+        <w:t>Install the following packages –</w:t>
+      </w:r>
+    </w:p>
+    <w:p>
+      <w:pPr>
+        <w:rPr>
+          <w:rFonts w:ascii="Courier New" w:hAnsi="Courier New" w:cs="Courier New"/>
+        </w:rPr>
+      </w:pPr>
+      <w:r>
+        <w:rPr>
+          <w:rFonts w:ascii="Courier New" w:hAnsi="Courier New" w:cs="Courier New"/>
+        </w:rPr>
+        <w:t xml:space="preserve">% </w:t>
+      </w:r>
+      <w:proofErr w:type="spellStart"/>
+      <w:r>
+        <w:rPr>
+          <w:rFonts w:ascii="Courier New" w:hAnsi="Courier New" w:cs="Courier New"/>
+        </w:rPr>
+        <w:t>sudo</w:t>
+      </w:r>
+      <w:proofErr w:type="spellEnd"/>
       <w:r>
         <w:rPr>
           <w:rFonts w:ascii="Courier New" w:hAnsi="Courier New" w:cs="Courier New"/>
@@ -20479,160 +19730,32 @@
         <w:rPr>
           <w:rFonts w:ascii="Courier New" w:hAnsi="Courier New" w:cs="Courier New"/>
         </w:rPr>
-        <w:t xml:space="preserve">git clone </w:t>
-      </w:r>
-      <w:proofErr w:type="spellStart"/>
-      <w:proofErr w:type="gramStart"/>
-      <w:r>
-        <w:rPr>
-          <w:rFonts w:ascii="Courier New" w:hAnsi="Courier New" w:cs="Courier New"/>
-        </w:rPr>
-        <w:t>git@gitlab.cdsc.ctc.com:jalop</w:t>
-      </w:r>
-      <w:proofErr w:type="spellEnd"/>
-      <w:r>
-        <w:rPr>
-          <w:rFonts w:ascii="Courier New" w:hAnsi="Courier New" w:cs="Courier New"/>
-        </w:rPr>
-        <w:t>/</w:t>
-      </w:r>
-      <w:proofErr w:type="spellStart"/>
-      <w:r>
-        <w:rPr>
-          <w:rFonts w:ascii="Courier New" w:hAnsi="Courier New" w:cs="Courier New"/>
-        </w:rPr>
-        <w:t>jjnl.git</w:t>
-      </w:r>
-      <w:proofErr w:type="spellEnd"/>
-      <w:proofErr w:type="gramEnd"/>
-      <w:r>
-        <w:rPr>
-          <w:rFonts w:ascii="Courier New" w:hAnsi="Courier New" w:cs="Courier New"/>
-        </w:rPr>
-        <w:t xml:space="preserve"> </w:t>
-      </w:r>
-    </w:p>
-    <w:p/>
-    <w:p>
-      <w:pPr>
-        <w:autoSpaceDE w:val="0"/>
-        <w:autoSpaceDN w:val="0"/>
-        <w:adjustRightInd w:val="0"/>
-        <w:spacing w:after="0" w:line="240" w:lineRule="auto"/>
-        <w:rPr>
-          <w:rFonts w:ascii="Courier New" w:hAnsi="Courier New" w:cs="Courier New"/>
-        </w:rPr>
-      </w:pPr>
-      <w:r>
-        <w:rPr>
-          <w:rFonts w:ascii="Courier New" w:hAnsi="Courier New" w:cs="Courier New"/>
-        </w:rPr>
-        <w:t xml:space="preserve">% cd </w:t>
-      </w:r>
-      <w:proofErr w:type="spellStart"/>
-      <w:r>
-        <w:rPr>
-          <w:rFonts w:ascii="Courier New" w:hAnsi="Courier New" w:cs="Courier New"/>
-        </w:rPr>
-        <w:t>jjnl</w:t>
-      </w:r>
-      <w:proofErr w:type="spellEnd"/>
-    </w:p>
-    <w:p>
-      <w:pPr>
-        <w:autoSpaceDE w:val="0"/>
-        <w:autoSpaceDN w:val="0"/>
-        <w:adjustRightInd w:val="0"/>
-        <w:spacing w:after="0" w:line="240" w:lineRule="auto"/>
-        <w:rPr>
-          <w:rFonts w:ascii="Courier New" w:hAnsi="Courier New" w:cs="Courier New"/>
-        </w:rPr>
-      </w:pPr>
-      <w:r>
-        <w:rPr>
-          <w:rFonts w:ascii="Courier New" w:hAnsi="Courier New" w:cs="Courier New"/>
-        </w:rPr>
-        <w:t>% git checkout –t origin/2.x.x.x</w:t>
-      </w:r>
-      <w:r>
-        <w:rPr>
-          <w:rFonts w:ascii="Courier New" w:hAnsi="Courier New" w:cs="Courier New"/>
-        </w:rPr>
-        <w:t xml:space="preserve"> (if not already in that branch)</w:t>
-      </w:r>
-    </w:p>
-    <w:p/>
+        <w:t>yum install java-</w:t>
+      </w:r>
+      <w:r>
+        <w:rPr>
+          <w:rFonts w:ascii="Courier New" w:hAnsi="Courier New" w:cs="Courier New"/>
+        </w:rPr>
+        <w:t>11</w:t>
+      </w:r>
+      <w:r>
+        <w:rPr>
+          <w:rFonts w:ascii="Courier New" w:hAnsi="Courier New" w:cs="Courier New"/>
+        </w:rPr>
+        <w:t>-openjdk-devel ant maven</w:t>
+      </w:r>
+    </w:p>
     <w:p>
       <w:pPr>
         <w:pStyle w:val="Heading2"/>
       </w:pPr>
-      <w:bookmarkStart w:id="28" w:name="_Toc196425241"/>
-      <w:r>
-        <w:t>System Provisioning</w:t>
+      <w:bookmarkStart w:id="27" w:name="_Toc163212265"/>
+      <w:bookmarkStart w:id="28" w:name="_Toc203475807"/>
+      <w:bookmarkEnd w:id="27"/>
+      <w:r>
+        <w:t>Build and Install Java Subscriber</w:t>
       </w:r>
       <w:bookmarkEnd w:id="28"/>
-    </w:p>
-    <w:p>
-      <w:r>
-        <w:t>Install the following packages –</w:t>
-      </w:r>
-    </w:p>
-    <w:p>
-      <w:pPr>
-        <w:rPr>
-          <w:rFonts w:ascii="Courier New" w:hAnsi="Courier New" w:cs="Courier New"/>
-        </w:rPr>
-      </w:pPr>
-      <w:r>
-        <w:rPr>
-          <w:rFonts w:ascii="Courier New" w:hAnsi="Courier New" w:cs="Courier New"/>
-        </w:rPr>
-        <w:t xml:space="preserve">% </w:t>
-      </w:r>
-      <w:proofErr w:type="spellStart"/>
-      <w:r>
-        <w:rPr>
-          <w:rFonts w:ascii="Courier New" w:hAnsi="Courier New" w:cs="Courier New"/>
-        </w:rPr>
-        <w:t>sudo</w:t>
-      </w:r>
-      <w:proofErr w:type="spellEnd"/>
-      <w:r>
-        <w:rPr>
-          <w:rFonts w:ascii="Courier New" w:hAnsi="Courier New" w:cs="Courier New"/>
-        </w:rPr>
-        <w:t xml:space="preserve"> </w:t>
-      </w:r>
-      <w:r>
-        <w:rPr>
-          <w:rFonts w:ascii="Courier New" w:hAnsi="Courier New" w:cs="Courier New"/>
-        </w:rPr>
-        <w:t>yum install java-</w:t>
-      </w:r>
-      <w:r>
-        <w:rPr>
-          <w:rFonts w:ascii="Courier New" w:hAnsi="Courier New" w:cs="Courier New"/>
-        </w:rPr>
-        <w:t>11</w:t>
-      </w:r>
-      <w:r>
-        <w:rPr>
-          <w:rFonts w:ascii="Courier New" w:hAnsi="Courier New" w:cs="Courier New"/>
-        </w:rPr>
-        <w:t>-openjdk-devel ant maven</w:t>
-      </w:r>
-    </w:p>
-    <w:p>
-      <w:pPr>
-        <w:pStyle w:val="Heading2"/>
-      </w:pPr>
-      <w:bookmarkStart w:id="29" w:name="_Toc163212265"/>
-      <w:bookmarkStart w:id="30" w:name="_Toc196425242"/>
-      <w:bookmarkEnd w:id="29"/>
-      <w:r>
-        <w:t>Build and Install Java Subscriber</w:t>
-      </w:r>
-      <w:bookmarkEnd w:id="30"/>
     </w:p>
     <w:p>
       <w:pPr>
@@ -21177,6 +20300,7 @@
           <w:sz w:val="20"/>
           <w:szCs w:val="20"/>
         </w:rPr>
+        <w:lastRenderedPageBreak/>
         <w:t>%</w:t>
       </w:r>
       <w:r>
@@ -21214,7 +20338,7 @@
       <w:pPr>
         <w:pStyle w:val="Heading2"/>
       </w:pPr>
-      <w:bookmarkStart w:id="31" w:name="_Toc196425243"/>
+      <w:bookmarkStart w:id="29" w:name="_Toc203475808"/>
       <w:r>
         <w:t>Configure Java Subscriber</w:t>
       </w:r>
@@ -21229,7 +20353,7 @@
       <w:r>
         <w:t>)</w:t>
       </w:r>
-      <w:bookmarkEnd w:id="31"/>
+      <w:bookmarkEnd w:id="29"/>
     </w:p>
     <w:p>
       <w:r>
@@ -21354,7 +20478,6 @@
           <w:rFonts w:ascii="Courier New" w:hAnsi="Courier New" w:cs="Courier New"/>
           <w:noProof/>
         </w:rPr>
-        <w:lastRenderedPageBreak/>
         <mc:AlternateContent>
           <mc:Choice Requires="wps">
             <w:drawing>
@@ -21891,7 +21014,7 @@
                 <v:stroke joinstyle="miter"/>
                 <v:path gradientshapeok="t" o:connecttype="rect"/>
               </v:shapetype>
-              <v:shape id="Text Box 1" o:spid="_x0000_s1026" type="#_x0000_t202" style="position:absolute;margin-left:-.75pt;margin-top:0;width:483.75pt;height:267.35pt;z-index:251657728;visibility:visible;mso-wrap-style:square;mso-width-percent:0;mso-height-percent:0;mso-wrap-distance-left:9pt;mso-wrap-distance-top:3.6pt;mso-wrap-distance-right:9pt;mso-wrap-distance-bottom:3.6pt;mso-position-horizontal:absolute;mso-position-horizontal-relative:margin;mso-position-vertical:absolute;mso-position-vertical-relative:text;mso-width-percent:0;mso-height-percent:0;mso-width-relative:margin;mso-height-relative:margin;v-text-anchor:top" o:gfxdata="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">
+              <v:shape id="Text Box 1" o:spid="_x0000_s1026" type="#_x0000_t202" style="position:absolute;margin-left:-.75pt;margin-top:0;width:483.75pt;height:267.35pt;z-index:251657728;visibility:visible;mso-wrap-style:square;mso-width-percent:0;mso-height-percent:0;mso-wrap-distance-left:9pt;mso-wrap-distance-top:3.6pt;mso-wrap-distance-right:9pt;mso-wrap-distance-bottom:3.6pt;mso-position-horizontal:absolute;mso-position-horizontal-relative:margin;mso-position-vertical:absolute;mso-position-vertical-relative:text;mso-width-percent:0;mso-height-percent:0;mso-width-relative:margin;mso-height-relative:margin;v-text-anchor:top" o:gfxdata="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">
                 <v:textbox>
                   <w:txbxContent>
                     <w:p>
@@ -22377,11 +21500,11 @@
       <w:pPr>
         <w:pStyle w:val="Heading1"/>
       </w:pPr>
-      <w:bookmarkStart w:id="32" w:name="_Toc196425244"/>
+      <w:bookmarkStart w:id="30" w:name="_Toc203475809"/>
       <w:r>
         <w:t>Run Publisher and Subscriber to Transfer JAL Records</w:t>
       </w:r>
-      <w:bookmarkEnd w:id="32"/>
+      <w:bookmarkEnd w:id="30"/>
     </w:p>
     <w:p>
       <w:r>
@@ -22392,7 +21515,7 @@
       <w:pPr>
         <w:pStyle w:val="Heading2"/>
       </w:pPr>
-      <w:bookmarkStart w:id="33" w:name="_Toc196425245"/>
+      <w:bookmarkStart w:id="31" w:name="_Toc203475810"/>
       <w:r>
         <w:t xml:space="preserve">Disable </w:t>
       </w:r>
@@ -22404,7 +21527,7 @@
       <w:r>
         <w:t xml:space="preserve"> (Test Environment Only)</w:t>
       </w:r>
-      <w:bookmarkEnd w:id="33"/>
+      <w:bookmarkEnd w:id="31"/>
     </w:p>
     <w:p>
       <w:pPr>
@@ -22566,14 +21689,14 @@
       <w:pPr>
         <w:pStyle w:val="Heading2"/>
       </w:pPr>
-      <w:bookmarkStart w:id="34" w:name="_Toc196425246"/>
+      <w:bookmarkStart w:id="32" w:name="_Toc203475811"/>
       <w:r>
         <w:t>Stop Firewall</w:t>
       </w:r>
       <w:r>
         <w:t xml:space="preserve"> (Test Environment Only)</w:t>
       </w:r>
-      <w:bookmarkEnd w:id="34"/>
+      <w:bookmarkEnd w:id="32"/>
     </w:p>
     <w:p>
       <w:pPr>
@@ -22716,6 +21839,7 @@
         <w:rPr>
           <w:rFonts w:ascii="Courier New" w:hAnsi="Courier New" w:cs="Courier New"/>
         </w:rPr>
+        <w:lastRenderedPageBreak/>
         <w:t xml:space="preserve">RHEL/CentOS 7.x: % </w:t>
       </w:r>
       <w:proofErr w:type="spellStart"/>
@@ -22900,11 +22024,11 @@
       <w:pPr>
         <w:pStyle w:val="Heading2"/>
       </w:pPr>
-      <w:bookmarkStart w:id="35" w:name="_Toc196425247"/>
+      <w:bookmarkStart w:id="33" w:name="_Toc203475812"/>
       <w:r>
         <w:t>Start JAL-LOCAL-STORE:</w:t>
       </w:r>
-      <w:bookmarkEnd w:id="35"/>
+      <w:bookmarkEnd w:id="33"/>
     </w:p>
     <w:p>
       <w:pPr>
@@ -23127,7 +22251,6 @@
         <w:rPr>
           <w:rFonts w:ascii="Courier New" w:hAnsi="Courier New" w:cs="Courier New"/>
         </w:rPr>
-        <w:lastRenderedPageBreak/>
         <w:t xml:space="preserve">$ </w:t>
       </w:r>
       <w:proofErr w:type="spellStart"/>
@@ -23480,24 +22603,24 @@
       <w:pPr>
         <w:pStyle w:val="Heading2"/>
       </w:pPr>
-      <w:bookmarkStart w:id="36" w:name="_Toc196425248"/>
+      <w:bookmarkStart w:id="34" w:name="_Toc203475813"/>
       <w:r>
         <w:t>Insert Records into</w:t>
       </w:r>
       <w:r>
         <w:t xml:space="preserve"> JAL-Local-Store</w:t>
       </w:r>
-      <w:bookmarkEnd w:id="36"/>
+      <w:bookmarkEnd w:id="34"/>
     </w:p>
     <w:p>
       <w:pPr>
         <w:pStyle w:val="Heading3"/>
       </w:pPr>
-      <w:bookmarkStart w:id="37" w:name="_Toc196425249"/>
+      <w:bookmarkStart w:id="35" w:name="_Toc203475814"/>
       <w:r>
         <w:t>Log Records</w:t>
       </w:r>
-      <w:bookmarkEnd w:id="37"/>
+      <w:bookmarkEnd w:id="35"/>
     </w:p>
     <w:p>
       <w:pPr>
@@ -23692,11 +22815,11 @@
       <w:pPr>
         <w:pStyle w:val="Heading3"/>
       </w:pPr>
-      <w:bookmarkStart w:id="38" w:name="_Toc196425250"/>
+      <w:bookmarkStart w:id="36" w:name="_Toc203475815"/>
       <w:r>
         <w:t>Audit Records</w:t>
       </w:r>
-      <w:bookmarkEnd w:id="38"/>
+      <w:bookmarkEnd w:id="36"/>
     </w:p>
     <w:p>
       <w:pPr>
@@ -23879,11 +23002,11 @@
       <w:pPr>
         <w:pStyle w:val="Heading3"/>
       </w:pPr>
-      <w:bookmarkStart w:id="39" w:name="_Toc196425251"/>
+      <w:bookmarkStart w:id="37" w:name="_Toc203475816"/>
       <w:r>
         <w:t>Journal Records</w:t>
       </w:r>
-      <w:bookmarkEnd w:id="39"/>
+      <w:bookmarkEnd w:id="37"/>
     </w:p>
     <w:p>
       <w:pPr>
@@ -24052,25 +23175,6 @@
     </w:p>
     <w:p>
       <w:pPr>
-        <w:pStyle w:val="Heading2"/>
-      </w:pPr>
-      <w:bookmarkStart w:id="40" w:name="_Toc196425252"/>
-      <w:r>
-        <w:t>Check f</w:t>
-      </w:r>
-      <w:r>
-        <w:t xml:space="preserve">or Inserted Records in </w:t>
-      </w:r>
-      <w:r>
-        <w:t>JAL-Local-</w:t>
-      </w:r>
-      <w:r>
-        <w:t>Store</w:t>
-      </w:r>
-      <w:bookmarkEnd w:id="40"/>
-    </w:p>
-    <w:p>
-      <w:pPr>
         <w:autoSpaceDE w:val="0"/>
         <w:autoSpaceDN w:val="0"/>
         <w:adjustRightInd w:val="0"/>
@@ -24083,7 +23187,7 @@
         <w:rPr>
           <w:rFonts w:ascii="Courier New" w:hAnsi="Courier New" w:cs="Courier New"/>
         </w:rPr>
-        <w:t>==============================================</w:t>
+        <w:t>Note: Use “-t f” instead of “-t j” if you want JAL Producer to send journal file descriptor through the Unix Domain Socket (instead of the payload bytes) to JAL-Local-Store. Passing file descriptor may perform better for larger journal payloads (e.g., in the order of megabytes).</w:t>
       </w:r>
     </w:p>
     <w:p>
@@ -24096,100 +23200,26 @@
           <w:rFonts w:ascii="Courier New" w:hAnsi="Courier New" w:cs="Courier New"/>
         </w:rPr>
       </w:pPr>
-      <w:r>
-        <w:rPr>
-          <w:rFonts w:ascii="Courier New" w:hAnsi="Courier New" w:cs="Courier New"/>
-        </w:rPr>
-        <w:t xml:space="preserve">$ </w:t>
-      </w:r>
-      <w:proofErr w:type="spellStart"/>
-      <w:proofErr w:type="gramStart"/>
-      <w:r>
-        <w:rPr>
-          <w:rFonts w:ascii="Courier New" w:hAnsi="Courier New" w:cs="Courier New"/>
-        </w:rPr>
-        <w:t>sudo</w:t>
-      </w:r>
-      <w:proofErr w:type="spellEnd"/>
-      <w:r>
-        <w:rPr>
-          <w:rFonts w:ascii="Courier New" w:hAnsi="Courier New" w:cs="Courier New"/>
-        </w:rPr>
-        <w:t xml:space="preserve"> .</w:t>
-      </w:r>
-      <w:proofErr w:type="gramEnd"/>
-      <w:r>
-        <w:rPr>
-          <w:rFonts w:ascii="Courier New" w:hAnsi="Courier New" w:cs="Courier New"/>
-        </w:rPr>
-        <w:t>/release/bin</w:t>
-      </w:r>
-      <w:r>
-        <w:rPr>
-          <w:rFonts w:ascii="Courier New" w:hAnsi="Courier New" w:cs="Courier New"/>
-        </w:rPr>
-        <w:t>/</w:t>
-      </w:r>
-      <w:proofErr w:type="spellStart"/>
-      <w:r>
-        <w:rPr>
-          <w:rFonts w:ascii="Courier New" w:hAnsi="Courier New" w:cs="Courier New"/>
-        </w:rPr>
-        <w:t>jaldb_tail</w:t>
-      </w:r>
-      <w:proofErr w:type="spellEnd"/>
-      <w:r>
-        <w:rPr>
-          <w:rFonts w:ascii="Courier New" w:hAnsi="Courier New" w:cs="Courier New"/>
-        </w:rPr>
-        <w:t xml:space="preserve"> -n 1000000 -h /root</w:t>
-      </w:r>
-      <w:r>
-        <w:rPr>
-          <w:rFonts w:ascii="Courier New" w:hAnsi="Courier New" w:cs="Courier New"/>
-        </w:rPr>
-        <w:t>/</w:t>
-      </w:r>
-      <w:proofErr w:type="spellStart"/>
-      <w:r>
-        <w:rPr>
-          <w:rFonts w:ascii="Courier New" w:hAnsi="Courier New" w:cs="Courier New"/>
-        </w:rPr>
-        <w:t>testdb</w:t>
-      </w:r>
-      <w:proofErr w:type="spellEnd"/>
-      <w:r>
-        <w:rPr>
-          <w:rFonts w:ascii="Courier New" w:hAnsi="Courier New" w:cs="Courier New"/>
-        </w:rPr>
-        <w:t xml:space="preserve">/ </w:t>
-      </w:r>
-      <w:r>
-        <w:rPr>
-          <w:rFonts w:ascii="Courier New" w:hAnsi="Courier New" w:cs="Courier New"/>
-        </w:rPr>
-        <w:t xml:space="preserve">-t l </w:t>
-      </w:r>
-      <w:r>
-        <w:rPr>
-          <w:rFonts w:ascii="Courier New" w:hAnsi="Courier New" w:cs="Courier New"/>
-        </w:rPr>
-        <w:t xml:space="preserve">| </w:t>
-      </w:r>
-      <w:proofErr w:type="spellStart"/>
-      <w:r>
-        <w:rPr>
-          <w:rFonts w:ascii="Courier New" w:hAnsi="Courier New" w:cs="Courier New"/>
-        </w:rPr>
-        <w:t>wc</w:t>
-      </w:r>
-      <w:proofErr w:type="spellEnd"/>
-      <w:r>
-        <w:rPr>
-          <w:rFonts w:ascii="Courier New" w:hAnsi="Courier New" w:cs="Courier New"/>
-        </w:rPr>
-        <w:t xml:space="preserve"> -l</w:t>
-      </w:r>
+    </w:p>
+    <w:p>
+      <w:pPr>
+        <w:pStyle w:val="Heading2"/>
+      </w:pPr>
+      <w:bookmarkStart w:id="38" w:name="_Toc203475817"/>
+      <w:r>
+        <w:lastRenderedPageBreak/>
+        <w:t>Check f</w:t>
+      </w:r>
+      <w:r>
+        <w:t xml:space="preserve">or Inserted Records in </w:t>
+      </w:r>
+      <w:r>
+        <w:t>JAL-Local-</w:t>
+      </w:r>
+      <w:r>
+        <w:t>Store</w:t>
+      </w:r>
+      <w:bookmarkEnd w:id="38"/>
     </w:p>
     <w:p>
       <w:pPr>
@@ -24205,95 +23235,7 @@
         <w:rPr>
           <w:rFonts w:ascii="Courier New" w:hAnsi="Courier New" w:cs="Courier New"/>
         </w:rPr>
-        <w:t xml:space="preserve">$ </w:t>
-      </w:r>
-      <w:proofErr w:type="spellStart"/>
-      <w:proofErr w:type="gramStart"/>
-      <w:r>
-        <w:rPr>
-          <w:rFonts w:ascii="Courier New" w:hAnsi="Courier New" w:cs="Courier New"/>
-        </w:rPr>
-        <w:t>sudo</w:t>
-      </w:r>
-      <w:proofErr w:type="spellEnd"/>
-      <w:r>
-        <w:rPr>
-          <w:rFonts w:ascii="Courier New" w:hAnsi="Courier New" w:cs="Courier New"/>
-        </w:rPr>
-        <w:t xml:space="preserve"> .</w:t>
-      </w:r>
-      <w:proofErr w:type="gramEnd"/>
-      <w:r>
-        <w:rPr>
-          <w:rFonts w:ascii="Courier New" w:hAnsi="Courier New" w:cs="Courier New"/>
-        </w:rPr>
-        <w:t>/release/bin</w:t>
-      </w:r>
-      <w:r>
-        <w:rPr>
-          <w:rFonts w:ascii="Courier New" w:hAnsi="Courier New" w:cs="Courier New"/>
-        </w:rPr>
-        <w:t>/</w:t>
-      </w:r>
-      <w:proofErr w:type="spellStart"/>
-      <w:r>
-        <w:rPr>
-          <w:rFonts w:ascii="Courier New" w:hAnsi="Courier New" w:cs="Courier New"/>
-        </w:rPr>
-        <w:t>jaldb_tail</w:t>
-      </w:r>
-      <w:proofErr w:type="spellEnd"/>
-      <w:r>
-        <w:rPr>
-          <w:rFonts w:ascii="Courier New" w:hAnsi="Courier New" w:cs="Courier New"/>
-        </w:rPr>
-        <w:t xml:space="preserve"> -n 1000000 -h /root</w:t>
-      </w:r>
-      <w:r>
-        <w:rPr>
-          <w:rFonts w:ascii="Courier New" w:hAnsi="Courier New" w:cs="Courier New"/>
-        </w:rPr>
-        <w:t>/</w:t>
-      </w:r>
-      <w:proofErr w:type="spellStart"/>
-      <w:r>
-        <w:rPr>
-          <w:rFonts w:ascii="Courier New" w:hAnsi="Courier New" w:cs="Courier New"/>
-        </w:rPr>
-        <w:t>testdb</w:t>
-      </w:r>
-      <w:proofErr w:type="spellEnd"/>
-      <w:r>
-        <w:rPr>
-          <w:rFonts w:ascii="Courier New" w:hAnsi="Courier New" w:cs="Courier New"/>
-        </w:rPr>
-        <w:t xml:space="preserve">/ </w:t>
-      </w:r>
-      <w:r>
-        <w:rPr>
-          <w:rFonts w:ascii="Courier New" w:hAnsi="Courier New" w:cs="Courier New"/>
-        </w:rPr>
-        <w:t xml:space="preserve">-t a </w:t>
-      </w:r>
-      <w:r>
-        <w:rPr>
-          <w:rFonts w:ascii="Courier New" w:hAnsi="Courier New" w:cs="Courier New"/>
-        </w:rPr>
-        <w:t xml:space="preserve">| </w:t>
-      </w:r>
-      <w:proofErr w:type="spellStart"/>
-      <w:r>
-        <w:rPr>
-          <w:rFonts w:ascii="Courier New" w:hAnsi="Courier New" w:cs="Courier New"/>
-        </w:rPr>
-        <w:t>wc</w:t>
-      </w:r>
-      <w:proofErr w:type="spellEnd"/>
-      <w:r>
-        <w:rPr>
-          <w:rFonts w:ascii="Courier New" w:hAnsi="Courier New" w:cs="Courier New"/>
-        </w:rPr>
-        <w:t xml:space="preserve"> -l</w:t>
+        <w:t>==============================================</w:t>
       </w:r>
     </w:p>
     <w:p>
@@ -24378,7 +23320,7 @@
         <w:rPr>
           <w:rFonts w:ascii="Courier New" w:hAnsi="Courier New" w:cs="Courier New"/>
         </w:rPr>
-        <w:t xml:space="preserve">-t j </w:t>
+        <w:t xml:space="preserve">-t l </w:t>
       </w:r>
       <w:r>
         <w:rPr>
@@ -24411,6 +23353,100 @@
           <w:rFonts w:ascii="Courier New" w:hAnsi="Courier New" w:cs="Courier New"/>
         </w:rPr>
       </w:pPr>
+      <w:r>
+        <w:rPr>
+          <w:rFonts w:ascii="Courier New" w:hAnsi="Courier New" w:cs="Courier New"/>
+        </w:rPr>
+        <w:t xml:space="preserve">$ </w:t>
+      </w:r>
+      <w:proofErr w:type="spellStart"/>
+      <w:proofErr w:type="gramStart"/>
+      <w:r>
+        <w:rPr>
+          <w:rFonts w:ascii="Courier New" w:hAnsi="Courier New" w:cs="Courier New"/>
+        </w:rPr>
+        <w:t>sudo</w:t>
+      </w:r>
+      <w:proofErr w:type="spellEnd"/>
+      <w:r>
+        <w:rPr>
+          <w:rFonts w:ascii="Courier New" w:hAnsi="Courier New" w:cs="Courier New"/>
+        </w:rPr>
+        <w:t xml:space="preserve"> .</w:t>
+      </w:r>
+      <w:proofErr w:type="gramEnd"/>
+      <w:r>
+        <w:rPr>
+          <w:rFonts w:ascii="Courier New" w:hAnsi="Courier New" w:cs="Courier New"/>
+        </w:rPr>
+        <w:t>/release/bin</w:t>
+      </w:r>
+      <w:r>
+        <w:rPr>
+          <w:rFonts w:ascii="Courier New" w:hAnsi="Courier New" w:cs="Courier New"/>
+        </w:rPr>
+        <w:t>/</w:t>
+      </w:r>
+      <w:proofErr w:type="spellStart"/>
+      <w:r>
+        <w:rPr>
+          <w:rFonts w:ascii="Courier New" w:hAnsi="Courier New" w:cs="Courier New"/>
+        </w:rPr>
+        <w:t>jaldb_tail</w:t>
+      </w:r>
+      <w:proofErr w:type="spellEnd"/>
+      <w:r>
+        <w:rPr>
+          <w:rFonts w:ascii="Courier New" w:hAnsi="Courier New" w:cs="Courier New"/>
+        </w:rPr>
+        <w:t xml:space="preserve"> -n 1000000 -h /root</w:t>
+      </w:r>
+      <w:r>
+        <w:rPr>
+          <w:rFonts w:ascii="Courier New" w:hAnsi="Courier New" w:cs="Courier New"/>
+        </w:rPr>
+        <w:t>/</w:t>
+      </w:r>
+      <w:proofErr w:type="spellStart"/>
+      <w:r>
+        <w:rPr>
+          <w:rFonts w:ascii="Courier New" w:hAnsi="Courier New" w:cs="Courier New"/>
+        </w:rPr>
+        <w:t>testdb</w:t>
+      </w:r>
+      <w:proofErr w:type="spellEnd"/>
+      <w:r>
+        <w:rPr>
+          <w:rFonts w:ascii="Courier New" w:hAnsi="Courier New" w:cs="Courier New"/>
+        </w:rPr>
+        <w:t xml:space="preserve">/ </w:t>
+      </w:r>
+      <w:r>
+        <w:rPr>
+          <w:rFonts w:ascii="Courier New" w:hAnsi="Courier New" w:cs="Courier New"/>
+        </w:rPr>
+        <w:t xml:space="preserve">-t a </w:t>
+      </w:r>
+      <w:r>
+        <w:rPr>
+          <w:rFonts w:ascii="Courier New" w:hAnsi="Courier New" w:cs="Courier New"/>
+        </w:rPr>
+        <w:t xml:space="preserve">| </w:t>
+      </w:r>
+      <w:proofErr w:type="spellStart"/>
+      <w:r>
+        <w:rPr>
+          <w:rFonts w:ascii="Courier New" w:hAnsi="Courier New" w:cs="Courier New"/>
+        </w:rPr>
+        <w:t>wc</w:t>
+      </w:r>
+      <w:proofErr w:type="spellEnd"/>
+      <w:r>
+        <w:rPr>
+          <w:rFonts w:ascii="Courier New" w:hAnsi="Courier New" w:cs="Courier New"/>
+        </w:rPr>
+        <w:t xml:space="preserve"> -l</w:t>
+      </w:r>
     </w:p>
     <w:p>
       <w:pPr>
@@ -24426,7 +23462,95 @@
         <w:rPr>
           <w:rFonts w:ascii="Courier New" w:hAnsi="Courier New" w:cs="Courier New"/>
         </w:rPr>
-        <w:t>Or,</w:t>
+        <w:t xml:space="preserve">$ </w:t>
+      </w:r>
+      <w:proofErr w:type="spellStart"/>
+      <w:proofErr w:type="gramStart"/>
+      <w:r>
+        <w:rPr>
+          <w:rFonts w:ascii="Courier New" w:hAnsi="Courier New" w:cs="Courier New"/>
+        </w:rPr>
+        <w:t>sudo</w:t>
+      </w:r>
+      <w:proofErr w:type="spellEnd"/>
+      <w:r>
+        <w:rPr>
+          <w:rFonts w:ascii="Courier New" w:hAnsi="Courier New" w:cs="Courier New"/>
+        </w:rPr>
+        <w:t xml:space="preserve"> .</w:t>
+      </w:r>
+      <w:proofErr w:type="gramEnd"/>
+      <w:r>
+        <w:rPr>
+          <w:rFonts w:ascii="Courier New" w:hAnsi="Courier New" w:cs="Courier New"/>
+        </w:rPr>
+        <w:t>/release/bin</w:t>
+      </w:r>
+      <w:r>
+        <w:rPr>
+          <w:rFonts w:ascii="Courier New" w:hAnsi="Courier New" w:cs="Courier New"/>
+        </w:rPr>
+        <w:t>/</w:t>
+      </w:r>
+      <w:proofErr w:type="spellStart"/>
+      <w:r>
+        <w:rPr>
+          <w:rFonts w:ascii="Courier New" w:hAnsi="Courier New" w:cs="Courier New"/>
+        </w:rPr>
+        <w:t>jaldb_tail</w:t>
+      </w:r>
+      <w:proofErr w:type="spellEnd"/>
+      <w:r>
+        <w:rPr>
+          <w:rFonts w:ascii="Courier New" w:hAnsi="Courier New" w:cs="Courier New"/>
+        </w:rPr>
+        <w:t xml:space="preserve"> -n 1000000 -h /root</w:t>
+      </w:r>
+      <w:r>
+        <w:rPr>
+          <w:rFonts w:ascii="Courier New" w:hAnsi="Courier New" w:cs="Courier New"/>
+        </w:rPr>
+        <w:t>/</w:t>
+      </w:r>
+      <w:proofErr w:type="spellStart"/>
+      <w:r>
+        <w:rPr>
+          <w:rFonts w:ascii="Courier New" w:hAnsi="Courier New" w:cs="Courier New"/>
+        </w:rPr>
+        <w:t>testdb</w:t>
+      </w:r>
+      <w:proofErr w:type="spellEnd"/>
+      <w:r>
+        <w:rPr>
+          <w:rFonts w:ascii="Courier New" w:hAnsi="Courier New" w:cs="Courier New"/>
+        </w:rPr>
+        <w:t xml:space="preserve">/ </w:t>
+      </w:r>
+      <w:r>
+        <w:rPr>
+          <w:rFonts w:ascii="Courier New" w:hAnsi="Courier New" w:cs="Courier New"/>
+        </w:rPr>
+        <w:t xml:space="preserve">-t j </w:t>
+      </w:r>
+      <w:r>
+        <w:rPr>
+          <w:rFonts w:ascii="Courier New" w:hAnsi="Courier New" w:cs="Courier New"/>
+        </w:rPr>
+        <w:t xml:space="preserve">| </w:t>
+      </w:r>
+      <w:proofErr w:type="spellStart"/>
+      <w:r>
+        <w:rPr>
+          <w:rFonts w:ascii="Courier New" w:hAnsi="Courier New" w:cs="Courier New"/>
+        </w:rPr>
+        <w:t>wc</w:t>
+      </w:r>
+      <w:proofErr w:type="spellEnd"/>
+      <w:r>
+        <w:rPr>
+          <w:rFonts w:ascii="Courier New" w:hAnsi="Courier New" w:cs="Courier New"/>
+        </w:rPr>
+        <w:t xml:space="preserve"> -l</w:t>
       </w:r>
     </w:p>
     <w:p>
@@ -24454,83 +23578,7 @@
         <w:rPr>
           <w:rFonts w:ascii="Courier New" w:hAnsi="Courier New" w:cs="Courier New"/>
         </w:rPr>
-        <w:t xml:space="preserve">$ </w:t>
-      </w:r>
-      <w:proofErr w:type="spellStart"/>
-      <w:proofErr w:type="gramStart"/>
-      <w:r>
-        <w:rPr>
-          <w:rFonts w:ascii="Courier New" w:hAnsi="Courier New" w:cs="Courier New"/>
-        </w:rPr>
-        <w:t>sudo</w:t>
-      </w:r>
-      <w:proofErr w:type="spellEnd"/>
-      <w:r>
-        <w:rPr>
-          <w:rFonts w:ascii="Courier New" w:hAnsi="Courier New" w:cs="Courier New"/>
-        </w:rPr>
-        <w:t xml:space="preserve"> .</w:t>
-      </w:r>
-      <w:proofErr w:type="gramEnd"/>
-      <w:r>
-        <w:rPr>
-          <w:rFonts w:ascii="Courier New" w:hAnsi="Courier New" w:cs="Courier New"/>
-        </w:rPr>
-        <w:t>/release/bin/</w:t>
-      </w:r>
-      <w:proofErr w:type="spellStart"/>
-      <w:r>
-        <w:rPr>
-          <w:rFonts w:ascii="Courier New" w:hAnsi="Courier New" w:cs="Courier New"/>
-        </w:rPr>
-        <w:t>jal_purge</w:t>
-      </w:r>
-      <w:proofErr w:type="spellEnd"/>
-      <w:r>
-        <w:rPr>
-          <w:rFonts w:ascii="Courier New" w:hAnsi="Courier New" w:cs="Courier New"/>
-        </w:rPr>
-        <w:t xml:space="preserve"> -h /root/</w:t>
-      </w:r>
-      <w:proofErr w:type="spellStart"/>
-      <w:r>
-        <w:rPr>
-          <w:rFonts w:ascii="Courier New" w:hAnsi="Courier New" w:cs="Courier New"/>
-        </w:rPr>
-        <w:t>testdb</w:t>
-      </w:r>
-      <w:proofErr w:type="spellEnd"/>
-      <w:r>
-        <w:rPr>
-          <w:rFonts w:ascii="Courier New" w:hAnsi="Courier New" w:cs="Courier New"/>
-        </w:rPr>
-        <w:t xml:space="preserve"> -b </w:t>
-      </w:r>
-      <w:r>
-        <w:rPr>
-          <w:rFonts w:ascii="Courier New" w:hAnsi="Courier New" w:cs="Courier New"/>
-        </w:rPr>
-        <w:t>2033</w:t>
-      </w:r>
-      <w:r>
-        <w:rPr>
-          <w:rFonts w:ascii="Courier New" w:hAnsi="Courier New" w:cs="Courier New"/>
-        </w:rPr>
-        <w:t xml:space="preserve">-11-11T11:11:11 -x -t l | </w:t>
-      </w:r>
-      <w:proofErr w:type="spellStart"/>
-      <w:r>
-        <w:rPr>
-          <w:rFonts w:ascii="Courier New" w:hAnsi="Courier New" w:cs="Courier New"/>
-        </w:rPr>
-        <w:t>wc</w:t>
-      </w:r>
-      <w:proofErr w:type="spellEnd"/>
-      <w:r>
-        <w:rPr>
-          <w:rFonts w:ascii="Courier New" w:hAnsi="Courier New" w:cs="Courier New"/>
-        </w:rPr>
-        <w:t xml:space="preserve"> -l</w:t>
+        <w:t>Or,</w:t>
       </w:r>
     </w:p>
     <w:p>
@@ -24543,88 +23591,6 @@
           <w:rFonts w:ascii="Courier New" w:hAnsi="Courier New" w:cs="Courier New"/>
         </w:rPr>
       </w:pPr>
-      <w:r>
-        <w:rPr>
-          <w:rFonts w:ascii="Courier New" w:hAnsi="Courier New" w:cs="Courier New"/>
-        </w:rPr>
-        <w:t xml:space="preserve">$ </w:t>
-      </w:r>
-      <w:proofErr w:type="spellStart"/>
-      <w:proofErr w:type="gramStart"/>
-      <w:r>
-        <w:rPr>
-          <w:rFonts w:ascii="Courier New" w:hAnsi="Courier New" w:cs="Courier New"/>
-        </w:rPr>
-        <w:t>sudo</w:t>
-      </w:r>
-      <w:proofErr w:type="spellEnd"/>
-      <w:r>
-        <w:rPr>
-          <w:rFonts w:ascii="Courier New" w:hAnsi="Courier New" w:cs="Courier New"/>
-        </w:rPr>
-        <w:t xml:space="preserve"> .</w:t>
-      </w:r>
-      <w:proofErr w:type="gramEnd"/>
-      <w:r>
-        <w:rPr>
-          <w:rFonts w:ascii="Courier New" w:hAnsi="Courier New" w:cs="Courier New"/>
-        </w:rPr>
-        <w:t>/release/bin/</w:t>
-      </w:r>
-      <w:proofErr w:type="spellStart"/>
-      <w:r>
-        <w:rPr>
-          <w:rFonts w:ascii="Courier New" w:hAnsi="Courier New" w:cs="Courier New"/>
-        </w:rPr>
-        <w:t>jal_purge</w:t>
-      </w:r>
-      <w:proofErr w:type="spellEnd"/>
-      <w:r>
-        <w:rPr>
-          <w:rFonts w:ascii="Courier New" w:hAnsi="Courier New" w:cs="Courier New"/>
-        </w:rPr>
-        <w:t xml:space="preserve"> -h /root/</w:t>
-      </w:r>
-      <w:proofErr w:type="spellStart"/>
-      <w:r>
-        <w:rPr>
-          <w:rFonts w:ascii="Courier New" w:hAnsi="Courier New" w:cs="Courier New"/>
-        </w:rPr>
-        <w:t>testdb</w:t>
-      </w:r>
-      <w:proofErr w:type="spellEnd"/>
-      <w:r>
-        <w:rPr>
-          <w:rFonts w:ascii="Courier New" w:hAnsi="Courier New" w:cs="Courier New"/>
-        </w:rPr>
-        <w:t xml:space="preserve"> -b </w:t>
-      </w:r>
-      <w:r>
-        <w:rPr>
-          <w:rFonts w:ascii="Courier New" w:hAnsi="Courier New" w:cs="Courier New"/>
-        </w:rPr>
-        <w:t>2033</w:t>
-      </w:r>
-      <w:r>
-        <w:rPr>
-          <w:rFonts w:ascii="Courier New" w:hAnsi="Courier New" w:cs="Courier New"/>
-        </w:rPr>
-        <w:t xml:space="preserve">-11-11T11:11:11 -x -t a | </w:t>
-      </w:r>
-      <w:proofErr w:type="spellStart"/>
-      <w:r>
-        <w:rPr>
-          <w:rFonts w:ascii="Courier New" w:hAnsi="Courier New" w:cs="Courier New"/>
-        </w:rPr>
-        <w:t>wc</w:t>
-      </w:r>
-      <w:proofErr w:type="spellEnd"/>
-      <w:r>
-        <w:rPr>
-          <w:rFonts w:ascii="Courier New" w:hAnsi="Courier New" w:cs="Courier New"/>
-        </w:rPr>
-        <w:t xml:space="preserve"> -l</w:t>
-      </w:r>
     </w:p>
     <w:p>
       <w:pPr>
@@ -24702,7 +23668,7 @@
         <w:rPr>
           <w:rFonts w:ascii="Courier New" w:hAnsi="Courier New" w:cs="Courier New"/>
         </w:rPr>
-        <w:t xml:space="preserve">-11-11T11:11:11 -x -t j | </w:t>
+        <w:t xml:space="preserve">-11-11T11:11:11 -x -t l | </w:t>
       </w:r>
       <w:proofErr w:type="spellStart"/>
       <w:r>
@@ -24716,7 +23682,7 @@
         <w:rPr>
           <w:rFonts w:ascii="Courier New" w:hAnsi="Courier New" w:cs="Courier New"/>
         </w:rPr>
-        <w:t xml:space="preserve"> –l</w:t>
+        <w:t xml:space="preserve"> -l</w:t>
       </w:r>
     </w:p>
     <w:p>
@@ -24729,16 +23695,88 @@
           <w:rFonts w:ascii="Courier New" w:hAnsi="Courier New" w:cs="Courier New"/>
         </w:rPr>
       </w:pPr>
-    </w:p>
-    <w:p>
-      <w:pPr>
-        <w:pStyle w:val="Heading2"/>
-      </w:pPr>
-      <w:bookmarkStart w:id="41" w:name="_Toc196425253"/>
-      <w:r>
-        <w:t>Start Publisher</w:t>
-      </w:r>
-      <w:bookmarkEnd w:id="41"/>
+      <w:r>
+        <w:rPr>
+          <w:rFonts w:ascii="Courier New" w:hAnsi="Courier New" w:cs="Courier New"/>
+        </w:rPr>
+        <w:t xml:space="preserve">$ </w:t>
+      </w:r>
+      <w:proofErr w:type="spellStart"/>
+      <w:proofErr w:type="gramStart"/>
+      <w:r>
+        <w:rPr>
+          <w:rFonts w:ascii="Courier New" w:hAnsi="Courier New" w:cs="Courier New"/>
+        </w:rPr>
+        <w:t>sudo</w:t>
+      </w:r>
+      <w:proofErr w:type="spellEnd"/>
+      <w:r>
+        <w:rPr>
+          <w:rFonts w:ascii="Courier New" w:hAnsi="Courier New" w:cs="Courier New"/>
+        </w:rPr>
+        <w:t xml:space="preserve"> .</w:t>
+      </w:r>
+      <w:proofErr w:type="gramEnd"/>
+      <w:r>
+        <w:rPr>
+          <w:rFonts w:ascii="Courier New" w:hAnsi="Courier New" w:cs="Courier New"/>
+        </w:rPr>
+        <w:t>/release/bin/</w:t>
+      </w:r>
+      <w:proofErr w:type="spellStart"/>
+      <w:r>
+        <w:rPr>
+          <w:rFonts w:ascii="Courier New" w:hAnsi="Courier New" w:cs="Courier New"/>
+        </w:rPr>
+        <w:t>jal_purge</w:t>
+      </w:r>
+      <w:proofErr w:type="spellEnd"/>
+      <w:r>
+        <w:rPr>
+          <w:rFonts w:ascii="Courier New" w:hAnsi="Courier New" w:cs="Courier New"/>
+        </w:rPr>
+        <w:t xml:space="preserve"> -h /root/</w:t>
+      </w:r>
+      <w:proofErr w:type="spellStart"/>
+      <w:r>
+        <w:rPr>
+          <w:rFonts w:ascii="Courier New" w:hAnsi="Courier New" w:cs="Courier New"/>
+        </w:rPr>
+        <w:t>testdb</w:t>
+      </w:r>
+      <w:proofErr w:type="spellEnd"/>
+      <w:r>
+        <w:rPr>
+          <w:rFonts w:ascii="Courier New" w:hAnsi="Courier New" w:cs="Courier New"/>
+        </w:rPr>
+        <w:t xml:space="preserve"> -b </w:t>
+      </w:r>
+      <w:r>
+        <w:rPr>
+          <w:rFonts w:ascii="Courier New" w:hAnsi="Courier New" w:cs="Courier New"/>
+        </w:rPr>
+        <w:t>2033</w:t>
+      </w:r>
+      <w:r>
+        <w:rPr>
+          <w:rFonts w:ascii="Courier New" w:hAnsi="Courier New" w:cs="Courier New"/>
+        </w:rPr>
+        <w:t xml:space="preserve">-11-11T11:11:11 -x -t a | </w:t>
+      </w:r>
+      <w:proofErr w:type="spellStart"/>
+      <w:r>
+        <w:rPr>
+          <w:rFonts w:ascii="Courier New" w:hAnsi="Courier New" w:cs="Courier New"/>
+        </w:rPr>
+        <w:t>wc</w:t>
+      </w:r>
+      <w:proofErr w:type="spellEnd"/>
+      <w:r>
+        <w:rPr>
+          <w:rFonts w:ascii="Courier New" w:hAnsi="Courier New" w:cs="Courier New"/>
+        </w:rPr>
+        <w:t xml:space="preserve"> -l</w:t>
+      </w:r>
     </w:p>
     <w:p>
       <w:pPr>
@@ -24754,7 +23792,83 @@
         <w:rPr>
           <w:rFonts w:ascii="Courier New" w:hAnsi="Courier New" w:cs="Courier New"/>
         </w:rPr>
-        <w:t>========================================</w:t>
+        <w:t xml:space="preserve">$ </w:t>
+      </w:r>
+      <w:proofErr w:type="spellStart"/>
+      <w:proofErr w:type="gramStart"/>
+      <w:r>
+        <w:rPr>
+          <w:rFonts w:ascii="Courier New" w:hAnsi="Courier New" w:cs="Courier New"/>
+        </w:rPr>
+        <w:t>sudo</w:t>
+      </w:r>
+      <w:proofErr w:type="spellEnd"/>
+      <w:r>
+        <w:rPr>
+          <w:rFonts w:ascii="Courier New" w:hAnsi="Courier New" w:cs="Courier New"/>
+        </w:rPr>
+        <w:t xml:space="preserve"> .</w:t>
+      </w:r>
+      <w:proofErr w:type="gramEnd"/>
+      <w:r>
+        <w:rPr>
+          <w:rFonts w:ascii="Courier New" w:hAnsi="Courier New" w:cs="Courier New"/>
+        </w:rPr>
+        <w:t>/release/bin/</w:t>
+      </w:r>
+      <w:proofErr w:type="spellStart"/>
+      <w:r>
+        <w:rPr>
+          <w:rFonts w:ascii="Courier New" w:hAnsi="Courier New" w:cs="Courier New"/>
+        </w:rPr>
+        <w:t>jal_purge</w:t>
+      </w:r>
+      <w:proofErr w:type="spellEnd"/>
+      <w:r>
+        <w:rPr>
+          <w:rFonts w:ascii="Courier New" w:hAnsi="Courier New" w:cs="Courier New"/>
+        </w:rPr>
+        <w:t xml:space="preserve"> -h /root/</w:t>
+      </w:r>
+      <w:proofErr w:type="spellStart"/>
+      <w:r>
+        <w:rPr>
+          <w:rFonts w:ascii="Courier New" w:hAnsi="Courier New" w:cs="Courier New"/>
+        </w:rPr>
+        <w:t>testdb</w:t>
+      </w:r>
+      <w:proofErr w:type="spellEnd"/>
+      <w:r>
+        <w:rPr>
+          <w:rFonts w:ascii="Courier New" w:hAnsi="Courier New" w:cs="Courier New"/>
+        </w:rPr>
+        <w:t xml:space="preserve"> -b </w:t>
+      </w:r>
+      <w:r>
+        <w:rPr>
+          <w:rFonts w:ascii="Courier New" w:hAnsi="Courier New" w:cs="Courier New"/>
+        </w:rPr>
+        <w:t>2033</w:t>
+      </w:r>
+      <w:r>
+        <w:rPr>
+          <w:rFonts w:ascii="Courier New" w:hAnsi="Courier New" w:cs="Courier New"/>
+        </w:rPr>
+        <w:t xml:space="preserve">-11-11T11:11:11 -x -t j | </w:t>
+      </w:r>
+      <w:proofErr w:type="spellStart"/>
+      <w:r>
+        <w:rPr>
+          <w:rFonts w:ascii="Courier New" w:hAnsi="Courier New" w:cs="Courier New"/>
+        </w:rPr>
+        <w:t>wc</w:t>
+      </w:r>
+      <w:proofErr w:type="spellEnd"/>
+      <w:r>
+        <w:rPr>
+          <w:rFonts w:ascii="Courier New" w:hAnsi="Courier New" w:cs="Courier New"/>
+        </w:rPr>
+        <w:t xml:space="preserve"> –l</w:t>
       </w:r>
     </w:p>
     <w:p>
@@ -24767,40 +23881,16 @@
           <w:rFonts w:ascii="Courier New" w:hAnsi="Courier New" w:cs="Courier New"/>
         </w:rPr>
       </w:pPr>
-      <w:r>
-        <w:rPr>
-          <w:rFonts w:ascii="Courier New" w:hAnsi="Courier New" w:cs="Courier New"/>
-        </w:rPr>
-        <w:t>$ cd &lt;</w:t>
-      </w:r>
-      <w:proofErr w:type="spellStart"/>
-      <w:r>
-        <w:rPr>
-          <w:rFonts w:ascii="Courier New" w:hAnsi="Courier New" w:cs="Courier New"/>
-        </w:rPr>
-        <w:t>jalop_root</w:t>
-      </w:r>
-      <w:proofErr w:type="spellEnd"/>
-      <w:r>
-        <w:rPr>
-          <w:rFonts w:ascii="Courier New" w:hAnsi="Courier New" w:cs="Courier New"/>
-        </w:rPr>
-        <w:t>&gt;/</w:t>
-      </w:r>
-      <w:proofErr w:type="spellStart"/>
-      <w:r>
-        <w:rPr>
-          <w:rFonts w:ascii="Courier New" w:hAnsi="Courier New" w:cs="Courier New"/>
-        </w:rPr>
-        <w:t>jalop</w:t>
-      </w:r>
-      <w:proofErr w:type="spellEnd"/>
-      <w:r>
-        <w:rPr>
-          <w:rFonts w:ascii="Courier New" w:hAnsi="Courier New" w:cs="Courier New"/>
-        </w:rPr>
-        <w:t>/</w:t>
-      </w:r>
+    </w:p>
+    <w:p>
+      <w:pPr>
+        <w:pStyle w:val="Heading2"/>
+      </w:pPr>
+      <w:bookmarkStart w:id="39" w:name="_Toc203475818"/>
+      <w:r>
+        <w:t>Start Publisher</w:t>
+      </w:r>
+      <w:bookmarkEnd w:id="39"/>
     </w:p>
     <w:p>
       <w:pPr>
@@ -24812,6 +23902,12 @@
           <w:rFonts w:ascii="Courier New" w:hAnsi="Courier New" w:cs="Courier New"/>
         </w:rPr>
       </w:pPr>
+      <w:r>
+        <w:rPr>
+          <w:rFonts w:ascii="Courier New" w:hAnsi="Courier New" w:cs="Courier New"/>
+        </w:rPr>
+        <w:t>========================================</w:t>
+      </w:r>
     </w:p>
     <w:p>
       <w:pPr>
@@ -24827,21 +23923,35 @@
         <w:rPr>
           <w:rFonts w:ascii="Courier New" w:hAnsi="Courier New" w:cs="Courier New"/>
         </w:rPr>
-        <w:t>Make a copy of ./test-input/</w:t>
-      </w:r>
-      <w:proofErr w:type="spellStart"/>
-      <w:r>
-        <w:rPr>
-          <w:rFonts w:ascii="Courier New" w:hAnsi="Courier New" w:cs="Courier New"/>
-        </w:rPr>
-        <w:t>jald.cfg</w:t>
-      </w:r>
-      <w:proofErr w:type="spellEnd"/>
-      <w:r>
-        <w:rPr>
-          <w:rFonts w:ascii="Courier New" w:hAnsi="Courier New" w:cs="Courier New"/>
-        </w:rPr>
-        <w:t xml:space="preserve"> here and update accordingly. This is to avoid changing the sample configuration file in the git source tree.</w:t>
+        <w:t>$ cd &lt;</w:t>
+      </w:r>
+      <w:proofErr w:type="spellStart"/>
+      <w:r>
+        <w:rPr>
+          <w:rFonts w:ascii="Courier New" w:hAnsi="Courier New" w:cs="Courier New"/>
+        </w:rPr>
+        <w:t>jalop_root</w:t>
+      </w:r>
+      <w:proofErr w:type="spellEnd"/>
+      <w:r>
+        <w:rPr>
+          <w:rFonts w:ascii="Courier New" w:hAnsi="Courier New" w:cs="Courier New"/>
+        </w:rPr>
+        <w:t>&gt;/</w:t>
+      </w:r>
+      <w:proofErr w:type="spellStart"/>
+      <w:r>
+        <w:rPr>
+          <w:rFonts w:ascii="Courier New" w:hAnsi="Courier New" w:cs="Courier New"/>
+        </w:rPr>
+        <w:t>jalop</w:t>
+      </w:r>
+      <w:proofErr w:type="spellEnd"/>
+      <w:r>
+        <w:rPr>
+          <w:rFonts w:ascii="Courier New" w:hAnsi="Courier New" w:cs="Courier New"/>
+        </w:rPr>
+        <w:t>/</w:t>
       </w:r>
     </w:p>
     <w:p>
@@ -24869,50 +23979,7 @@
         <w:rPr>
           <w:rFonts w:ascii="Courier New" w:hAnsi="Courier New" w:cs="Courier New"/>
         </w:rPr>
-        <w:t xml:space="preserve">$ </w:t>
-      </w:r>
-      <w:proofErr w:type="spellStart"/>
-      <w:proofErr w:type="gramStart"/>
-      <w:r>
-        <w:rPr>
-          <w:rFonts w:ascii="Courier New" w:hAnsi="Courier New" w:cs="Courier New"/>
-        </w:rPr>
-        <w:t>sudo</w:t>
-      </w:r>
-      <w:proofErr w:type="spellEnd"/>
-      <w:r>
-        <w:rPr>
-          <w:rFonts w:ascii="Courier New" w:hAnsi="Courier New" w:cs="Courier New"/>
-        </w:rPr>
-        <w:t xml:space="preserve"> .</w:t>
-      </w:r>
-      <w:proofErr w:type="gramEnd"/>
-      <w:r>
-        <w:rPr>
-          <w:rFonts w:ascii="Courier New" w:hAnsi="Courier New" w:cs="Courier New"/>
-        </w:rPr>
-        <w:t>/release/bin/</w:t>
-      </w:r>
-      <w:proofErr w:type="spellStart"/>
-      <w:r>
-        <w:rPr>
-          <w:rFonts w:ascii="Courier New" w:hAnsi="Courier New" w:cs="Courier New"/>
-        </w:rPr>
-        <w:t>jald</w:t>
-      </w:r>
-      <w:proofErr w:type="spellEnd"/>
-      <w:r>
-        <w:rPr>
-          <w:rFonts w:ascii="Courier New" w:hAnsi="Courier New" w:cs="Courier New"/>
-        </w:rPr>
-        <w:t xml:space="preserve"> -d -c </w:t>
-      </w:r>
-      <w:proofErr w:type="gramStart"/>
-      <w:r>
-        <w:rPr>
-          <w:rFonts w:ascii="Courier New" w:hAnsi="Courier New" w:cs="Courier New"/>
-        </w:rPr>
-        <w:t>./</w:t>
+        <w:t>Make a copy of ./test-input/</w:t>
       </w:r>
       <w:proofErr w:type="spellStart"/>
       <w:r>
@@ -24926,14 +23993,7 @@
         <w:rPr>
           <w:rFonts w:ascii="Courier New" w:hAnsi="Courier New" w:cs="Courier New"/>
         </w:rPr>
-        <w:t xml:space="preserve"> --</w:t>
-      </w:r>
-      <w:proofErr w:type="gramEnd"/>
-      <w:r>
-        <w:rPr>
-          <w:rFonts w:ascii="Courier New" w:hAnsi="Courier New" w:cs="Courier New"/>
-        </w:rPr>
-        <w:t>no-daemon -s 2&gt;&amp;1 | tee publisher.log</w:t>
+        <w:t xml:space="preserve"> here and update accordingly. This is to avoid changing the sample configuration file in the git source tree.</w:t>
       </w:r>
     </w:p>
     <w:p>
@@ -24949,12 +24009,104 @@
     </w:p>
     <w:p>
       <w:pPr>
+        <w:autoSpaceDE w:val="0"/>
+        <w:autoSpaceDN w:val="0"/>
+        <w:adjustRightInd w:val="0"/>
+        <w:spacing w:after="0" w:line="240" w:lineRule="auto"/>
+        <w:rPr>
+          <w:rFonts w:ascii="Courier New" w:hAnsi="Courier New" w:cs="Courier New"/>
+        </w:rPr>
+      </w:pPr>
+      <w:r>
+        <w:rPr>
+          <w:rFonts w:ascii="Courier New" w:hAnsi="Courier New" w:cs="Courier New"/>
+        </w:rPr>
+        <w:t xml:space="preserve">$ </w:t>
+      </w:r>
+      <w:proofErr w:type="spellStart"/>
+      <w:proofErr w:type="gramStart"/>
+      <w:r>
+        <w:rPr>
+          <w:rFonts w:ascii="Courier New" w:hAnsi="Courier New" w:cs="Courier New"/>
+        </w:rPr>
+        <w:t>sudo</w:t>
+      </w:r>
+      <w:proofErr w:type="spellEnd"/>
+      <w:r>
+        <w:rPr>
+          <w:rFonts w:ascii="Courier New" w:hAnsi="Courier New" w:cs="Courier New"/>
+        </w:rPr>
+        <w:t xml:space="preserve"> .</w:t>
+      </w:r>
+      <w:proofErr w:type="gramEnd"/>
+      <w:r>
+        <w:rPr>
+          <w:rFonts w:ascii="Courier New" w:hAnsi="Courier New" w:cs="Courier New"/>
+        </w:rPr>
+        <w:t>/release/bin/</w:t>
+      </w:r>
+      <w:proofErr w:type="spellStart"/>
+      <w:r>
+        <w:rPr>
+          <w:rFonts w:ascii="Courier New" w:hAnsi="Courier New" w:cs="Courier New"/>
+        </w:rPr>
+        <w:t>jald</w:t>
+      </w:r>
+      <w:proofErr w:type="spellEnd"/>
+      <w:r>
+        <w:rPr>
+          <w:rFonts w:ascii="Courier New" w:hAnsi="Courier New" w:cs="Courier New"/>
+        </w:rPr>
+        <w:t xml:space="preserve"> -d -c </w:t>
+      </w:r>
+      <w:proofErr w:type="gramStart"/>
+      <w:r>
+        <w:rPr>
+          <w:rFonts w:ascii="Courier New" w:hAnsi="Courier New" w:cs="Courier New"/>
+        </w:rPr>
+        <w:t>./</w:t>
+      </w:r>
+      <w:proofErr w:type="spellStart"/>
+      <w:r>
+        <w:rPr>
+          <w:rFonts w:ascii="Courier New" w:hAnsi="Courier New" w:cs="Courier New"/>
+        </w:rPr>
+        <w:t>jald.cfg</w:t>
+      </w:r>
+      <w:proofErr w:type="spellEnd"/>
+      <w:r>
+        <w:rPr>
+          <w:rFonts w:ascii="Courier New" w:hAnsi="Courier New" w:cs="Courier New"/>
+        </w:rPr>
+        <w:t xml:space="preserve"> --</w:t>
+      </w:r>
+      <w:proofErr w:type="gramEnd"/>
+      <w:r>
+        <w:rPr>
+          <w:rFonts w:ascii="Courier New" w:hAnsi="Courier New" w:cs="Courier New"/>
+        </w:rPr>
+        <w:t>no-daemon -s 2&gt;&amp;1 | tee publisher.log</w:t>
+      </w:r>
+    </w:p>
+    <w:p>
+      <w:pPr>
+        <w:autoSpaceDE w:val="0"/>
+        <w:autoSpaceDN w:val="0"/>
+        <w:adjustRightInd w:val="0"/>
+        <w:spacing w:after="0" w:line="240" w:lineRule="auto"/>
+        <w:rPr>
+          <w:rFonts w:ascii="Courier New" w:hAnsi="Courier New" w:cs="Courier New"/>
+        </w:rPr>
+      </w:pPr>
+    </w:p>
+    <w:p>
+      <w:pPr>
         <w:pStyle w:val="Heading2"/>
         <w:pBdr>
           <w:bottom w:val="double" w:sz="6" w:space="1" w:color="auto"/>
         </w:pBdr>
       </w:pPr>
-      <w:bookmarkStart w:id="42" w:name="_Toc196425254"/>
+      <w:bookmarkStart w:id="40" w:name="_Toc203475819"/>
       <w:r>
         <w:t xml:space="preserve">Start </w:t>
       </w:r>
@@ -24975,7 +24127,7 @@
       <w:r>
         <w:t>)</w:t>
       </w:r>
-      <w:bookmarkEnd w:id="42"/>
+      <w:bookmarkEnd w:id="40"/>
     </w:p>
     <w:p>
       <w:pPr>
@@ -25191,7 +24343,7 @@
       <w:pPr>
         <w:pStyle w:val="Heading2"/>
       </w:pPr>
-      <w:bookmarkStart w:id="43" w:name="_Toc196425255"/>
+      <w:bookmarkStart w:id="41" w:name="_Toc203475820"/>
       <w:r>
         <w:t xml:space="preserve">Start </w:t>
       </w:r>
@@ -25223,7 +24375,7 @@
       <w:r>
         <w:t>)</w:t>
       </w:r>
-      <w:bookmarkEnd w:id="43"/>
+      <w:bookmarkEnd w:id="41"/>
     </w:p>
     <w:p>
       <w:pPr>
@@ -25344,6 +24496,7 @@
         <w:rPr>
           <w:rFonts w:ascii="Courier New" w:hAnsi="Courier New" w:cs="Courier New"/>
         </w:rPr>
+        <w:lastRenderedPageBreak/>
         <w:t>To run the installed binary against installed libraries, use the following:</w:t>
       </w:r>
     </w:p>
@@ -25581,11 +24734,11 @@
       <w:pPr>
         <w:pStyle w:val="Heading2"/>
       </w:pPr>
-      <w:bookmarkStart w:id="44" w:name="_Toc196425256"/>
+      <w:bookmarkStart w:id="42" w:name="_Toc203475821"/>
       <w:r>
         <w:t>Purge Records from Local Store</w:t>
       </w:r>
-      <w:bookmarkEnd w:id="44"/>
+      <w:bookmarkEnd w:id="42"/>
     </w:p>
     <w:p>
       <w:pPr>
@@ -25711,7 +24864,6 @@
         <w:rPr>
           <w:rFonts w:ascii="Courier New" w:hAnsi="Courier New" w:cs="Courier New"/>
         </w:rPr>
-        <w:lastRenderedPageBreak/>
         <w:t xml:space="preserve">$ </w:t>
       </w:r>
       <w:proofErr w:type="spellStart"/>
@@ -26251,7 +25403,7 @@
       <w:pPr>
         <w:pStyle w:val="Heading2"/>
       </w:pPr>
-      <w:bookmarkStart w:id="45" w:name="_Toc196425257"/>
+      <w:bookmarkStart w:id="43" w:name="_Toc203475822"/>
       <w:r>
         <w:t xml:space="preserve">Run </w:t>
       </w:r>
@@ -26269,7 +25421,7 @@
       <w:r>
         <w:t>with GDB</w:t>
       </w:r>
-      <w:bookmarkEnd w:id="45"/>
+      <w:bookmarkEnd w:id="43"/>
     </w:p>
     <w:p>
       <w:pPr>
@@ -26455,7 +25607,7 @@
       <w:pPr>
         <w:pStyle w:val="Heading2"/>
       </w:pPr>
-      <w:bookmarkStart w:id="46" w:name="_Toc196425258"/>
+      <w:bookmarkStart w:id="44" w:name="_Toc203475823"/>
       <w:r>
         <w:t xml:space="preserve">Run </w:t>
       </w:r>
@@ -26477,7 +25629,7 @@
       <w:r>
         <w:t>Valgrind</w:t>
       </w:r>
-      <w:bookmarkEnd w:id="46"/>
+      <w:bookmarkEnd w:id="44"/>
       <w:proofErr w:type="spellEnd"/>
     </w:p>
     <w:p>
@@ -26617,11 +25769,11 @@
       <w:pPr>
         <w:pStyle w:val="Heading1"/>
       </w:pPr>
-      <w:bookmarkStart w:id="47" w:name="_Toc196425259"/>
+      <w:bookmarkStart w:id="45" w:name="_Toc203475824"/>
       <w:r>
         <w:t>JALoP Data-Taps</w:t>
       </w:r>
-      <w:bookmarkEnd w:id="47"/>
+      <w:bookmarkEnd w:id="45"/>
     </w:p>
     <w:p>
       <w:r>
@@ -26741,12 +25893,13 @@
       <w:pPr>
         <w:pStyle w:val="Heading2"/>
       </w:pPr>
-      <w:bookmarkStart w:id="48" w:name="_Toc196425260"/>
-      <w:proofErr w:type="spellStart"/>
-      <w:r>
+      <w:bookmarkStart w:id="46" w:name="_Toc203475825"/>
+      <w:proofErr w:type="spellStart"/>
+      <w:r>
+        <w:lastRenderedPageBreak/>
         <w:t>jalop-coreutils</w:t>
       </w:r>
-      <w:bookmarkEnd w:id="48"/>
+      <w:bookmarkEnd w:id="46"/>
       <w:proofErr w:type="spellEnd"/>
       <w:r>
         <w:t xml:space="preserve"> </w:t>
@@ -26797,11 +25950,11 @@
       <w:pPr>
         <w:pStyle w:val="Heading3"/>
       </w:pPr>
-      <w:bookmarkStart w:id="49" w:name="_Toc196425261"/>
+      <w:bookmarkStart w:id="47" w:name="_Toc203475826"/>
       <w:r>
         <w:t>Build &amp; Install</w:t>
       </w:r>
-      <w:bookmarkEnd w:id="49"/>
+      <w:bookmarkEnd w:id="47"/>
     </w:p>
     <w:p>
       <w:pPr>
@@ -27311,15 +26464,14 @@
       <w:pPr>
         <w:pStyle w:val="Heading3"/>
       </w:pPr>
-      <w:bookmarkStart w:id="50" w:name="_Toc196425262"/>
-      <w:r>
-        <w:lastRenderedPageBreak/>
+      <w:bookmarkStart w:id="48" w:name="_Toc203475827"/>
+      <w:r>
         <w:t>Run tee</w:t>
       </w:r>
       <w:r>
         <w:t xml:space="preserve"> and tail</w:t>
       </w:r>
-      <w:bookmarkEnd w:id="50"/>
+      <w:bookmarkEnd w:id="48"/>
     </w:p>
     <w:p>
       <w:r>
@@ -27864,12 +27016,12 @@
       <w:pPr>
         <w:pStyle w:val="Heading2"/>
       </w:pPr>
-      <w:bookmarkStart w:id="51" w:name="_Toc196425263"/>
+      <w:bookmarkStart w:id="49" w:name="_Toc203475828"/>
       <w:proofErr w:type="spellStart"/>
       <w:r>
         <w:t>jalop-jalauditd</w:t>
       </w:r>
-      <w:bookmarkEnd w:id="51"/>
+      <w:bookmarkEnd w:id="49"/>
       <w:proofErr w:type="spellEnd"/>
     </w:p>
     <w:p>
@@ -27909,11 +27061,11 @@
       <w:pPr>
         <w:pStyle w:val="Heading3"/>
       </w:pPr>
-      <w:bookmarkStart w:id="52" w:name="_Toc196425264"/>
+      <w:bookmarkStart w:id="50" w:name="_Toc203475829"/>
       <w:r>
         <w:t>Build &amp; Install</w:t>
       </w:r>
-      <w:bookmarkEnd w:id="52"/>
+      <w:bookmarkEnd w:id="50"/>
     </w:p>
     <w:p>
       <w:pPr>
@@ -28171,6 +27323,7 @@
         </w:numPr>
       </w:pPr>
       <w:r>
+        <w:lastRenderedPageBreak/>
         <w:t>The configuration files for RHEL7 and RHEL8</w:t>
       </w:r>
       <w:r>
@@ -28448,9 +27601,8 @@
       <w:pPr>
         <w:pStyle w:val="Heading3"/>
       </w:pPr>
-      <w:bookmarkStart w:id="53" w:name="_Toc196425265"/>
-      <w:r>
-        <w:lastRenderedPageBreak/>
+      <w:bookmarkStart w:id="51" w:name="_Toc203475830"/>
+      <w:r>
         <w:t>Configure</w:t>
       </w:r>
       <w:r>
@@ -28460,7 +27612,7 @@
       <w:r>
         <w:t>jalauditd</w:t>
       </w:r>
-      <w:bookmarkEnd w:id="53"/>
+      <w:bookmarkEnd w:id="51"/>
       <w:proofErr w:type="spellEnd"/>
     </w:p>
     <w:p>
@@ -28840,7 +27992,7 @@
       <w:pPr>
         <w:pStyle w:val="Heading3"/>
       </w:pPr>
-      <w:bookmarkStart w:id="54" w:name="_Toc196425266"/>
+      <w:bookmarkStart w:id="52" w:name="_Toc203475831"/>
       <w:r>
         <w:t xml:space="preserve">Run </w:t>
       </w:r>
@@ -28848,7 +28000,7 @@
       <w:r>
         <w:t>jalauditd</w:t>
       </w:r>
-      <w:bookmarkEnd w:id="54"/>
+      <w:bookmarkEnd w:id="52"/>
       <w:proofErr w:type="spellEnd"/>
     </w:p>
     <w:p>
@@ -29319,6 +28471,7 @@
         <w:rPr>
           <w:rFonts w:ascii="Courier New" w:hAnsi="Courier New" w:cs="Courier New"/>
         </w:rPr>
+        <w:lastRenderedPageBreak/>
         <w:t>%</w:t>
       </w:r>
       <w:r>
@@ -29496,11 +28649,11 @@
       <w:pPr>
         <w:pStyle w:val="Heading2"/>
       </w:pPr>
-      <w:bookmarkStart w:id="55" w:name="_Toc196425267"/>
+      <w:bookmarkStart w:id="53" w:name="_Toc203475832"/>
       <w:r>
         <w:t>jalop-log4cxx</w:t>
       </w:r>
-      <w:bookmarkEnd w:id="55"/>
+      <w:bookmarkEnd w:id="53"/>
       <w:r>
         <w:t xml:space="preserve"> </w:t>
       </w:r>
@@ -29522,14 +28675,14 @@
       <w:pPr>
         <w:pStyle w:val="Heading3"/>
       </w:pPr>
-      <w:bookmarkStart w:id="56" w:name="_Toc196425268"/>
+      <w:bookmarkStart w:id="54" w:name="_Toc203475833"/>
       <w:r>
         <w:t>Build</w:t>
       </w:r>
       <w:r>
         <w:t xml:space="preserve"> &amp; Install</w:t>
       </w:r>
-      <w:bookmarkEnd w:id="56"/>
+      <w:bookmarkEnd w:id="54"/>
     </w:p>
     <w:p>
       <w:r>
@@ -29666,7 +28819,6 @@
         <w:rPr>
           <w:rFonts w:ascii="Courier New" w:hAnsi="Courier New" w:cs="Courier New"/>
         </w:rPr>
-        <w:lastRenderedPageBreak/>
         <w:tab/>
         <w:t xml:space="preserve">$ </w:t>
       </w:r>
@@ -30182,11 +29334,12 @@
       <w:pPr>
         <w:pStyle w:val="Heading3"/>
       </w:pPr>
-      <w:bookmarkStart w:id="57" w:name="_Toc196425269"/>
-      <w:r>
+      <w:bookmarkStart w:id="55" w:name="_Toc203475834"/>
+      <w:r>
+        <w:lastRenderedPageBreak/>
         <w:t>Create, Build &amp; Run a Test Executable</w:t>
       </w:r>
-      <w:bookmarkEnd w:id="57"/>
+      <w:bookmarkEnd w:id="55"/>
     </w:p>
     <w:p>
       <w:r>
@@ -30479,7 +29632,6 @@
               <w:rPr>
                 <w:rFonts w:ascii="Courier New" w:hAnsi="Courier New" w:cs="Courier New"/>
               </w:rPr>
-              <w:lastRenderedPageBreak/>
               <w:br/>
               <w:t>using namespace log4cxx;</w:t>
             </w:r>
@@ -30871,6 +30023,7 @@
     </w:p>
     <w:p>
       <w:r>
+        <w:lastRenderedPageBreak/>
         <w:t xml:space="preserve">After starting the </w:t>
       </w:r>
       <w:proofErr w:type="spellStart"/>
@@ -31113,7 +30266,6 @@
     <w:p/>
     <w:p>
       <w:r>
-        <w:lastRenderedPageBreak/>
         <w:t>This will print the app metadata for the records. The record inserted by the test executable does not create a payload from the string in LOG4CXX_INFO. It ends up in the message tag in the app metadata.</w:t>
       </w:r>
     </w:p>
@@ -31121,7 +30273,7 @@
       <w:pPr>
         <w:pStyle w:val="Heading2"/>
       </w:pPr>
-      <w:bookmarkStart w:id="58" w:name="_Toc196425270"/>
+      <w:bookmarkStart w:id="56" w:name="_Toc203475835"/>
       <w:proofErr w:type="spellStart"/>
       <w:r>
         <w:t>jalop-rsyslog</w:t>
@@ -31129,7 +30281,7 @@
       <w:r>
         <w:t>d</w:t>
       </w:r>
-      <w:bookmarkEnd w:id="58"/>
+      <w:bookmarkEnd w:id="56"/>
       <w:proofErr w:type="spellEnd"/>
     </w:p>
     <w:p>
@@ -31149,11 +30301,11 @@
       <w:pPr>
         <w:pStyle w:val="Heading3"/>
       </w:pPr>
-      <w:bookmarkStart w:id="59" w:name="_Toc196425271"/>
+      <w:bookmarkStart w:id="57" w:name="_Toc203475836"/>
       <w:r>
         <w:t>Build &amp; Install</w:t>
       </w:r>
-      <w:bookmarkEnd w:id="59"/>
+      <w:bookmarkEnd w:id="57"/>
     </w:p>
     <w:p>
       <w:r>
@@ -31544,21 +30696,7 @@
         <w:rPr>
           <w:rFonts w:ascii="Courier New" w:hAnsi="Courier New" w:cs="Courier New"/>
         </w:rPr>
-        <w:t xml:space="preserve"> </w:t>
-      </w:r>
-      <w:proofErr w:type="gramStart"/>
-      <w:r>
-        <w:rPr>
-          <w:rFonts w:ascii="Courier New" w:hAnsi="Courier New" w:cs="Courier New"/>
-        </w:rPr>
-        <w:t>cp .</w:t>
-      </w:r>
-      <w:proofErr w:type="gramEnd"/>
-      <w:r>
-        <w:rPr>
-          <w:rFonts w:ascii="Courier New" w:hAnsi="Courier New" w:cs="Courier New"/>
-        </w:rPr>
-        <w:t>/*.h /</w:t>
+        <w:t xml:space="preserve"> cp ./*.h /</w:t>
       </w:r>
       <w:proofErr w:type="spellStart"/>
       <w:r>
@@ -31659,6 +30797,7 @@
         <w:rPr>
           <w:rFonts w:ascii="Courier New" w:hAnsi="Courier New" w:cs="Courier New"/>
         </w:rPr>
+        <w:lastRenderedPageBreak/>
         <w:t>$ export JSON_C_LIBS=”/</w:t>
       </w:r>
       <w:proofErr w:type="spellStart"/>
@@ -31738,7 +30877,7 @@
       <w:pPr>
         <w:pStyle w:val="Heading4"/>
       </w:pPr>
-      <w:bookmarkStart w:id="60" w:name="_Ref126752805"/>
+      <w:bookmarkStart w:id="58" w:name="_Ref126752805"/>
       <w:r>
         <w:t xml:space="preserve">Build </w:t>
       </w:r>
@@ -31750,7 +30889,7 @@
       <w:r>
         <w:t xml:space="preserve"> plugin</w:t>
       </w:r>
-      <w:bookmarkEnd w:id="60"/>
+      <w:bookmarkEnd w:id="58"/>
     </w:p>
     <w:p>
       <w:r>
@@ -31878,7 +31017,7 @@
       <w:pPr>
         <w:pStyle w:val="Heading3"/>
       </w:pPr>
-      <w:bookmarkStart w:id="61" w:name="_Toc196425272"/>
+      <w:bookmarkStart w:id="59" w:name="_Toc203475837"/>
       <w:r>
         <w:t xml:space="preserve">Configure </w:t>
       </w:r>
@@ -31890,7 +31029,7 @@
       <w:r>
         <w:t xml:space="preserve"> plugin</w:t>
       </w:r>
-      <w:bookmarkEnd w:id="61"/>
+      <w:bookmarkEnd w:id="59"/>
     </w:p>
     <w:p>
       <w:pPr>
@@ -32089,12 +31228,6 @@
                 <w:rFonts w:ascii="Courier New" w:hAnsi="Courier New" w:cs="Courier New"/>
               </w:rPr>
               <w:br/>
-            </w:r>
-            <w:r>
-              <w:rPr>
-                <w:rFonts w:ascii="Courier New" w:hAnsi="Courier New" w:cs="Courier New"/>
-              </w:rPr>
-              <w:lastRenderedPageBreak/>
               <w:t>$</w:t>
             </w:r>
             <w:proofErr w:type="spellStart"/>
@@ -32472,6 +31605,7 @@
         <w:ind w:left="576"/>
       </w:pPr>
       <w:r>
+        <w:lastRenderedPageBreak/>
         <w:tab/>
       </w:r>
       <w:r>
@@ -32521,7 +31655,7 @@
       <w:pPr>
         <w:pStyle w:val="Heading3"/>
       </w:pPr>
-      <w:bookmarkStart w:id="62" w:name="_Toc196425273"/>
+      <w:bookmarkStart w:id="60" w:name="_Toc203475838"/>
       <w:r>
         <w:t xml:space="preserve">Install </w:t>
       </w:r>
@@ -32533,7 +31667,7 @@
       <w:r>
         <w:t xml:space="preserve"> plugin</w:t>
       </w:r>
-      <w:bookmarkEnd w:id="62"/>
+      <w:bookmarkEnd w:id="60"/>
     </w:p>
     <w:p>
       <w:pPr>
@@ -32838,7 +31972,6 @@
     </w:p>
     <w:p>
       <w:r>
-        <w:lastRenderedPageBreak/>
         <w:t xml:space="preserve">To create messages in </w:t>
       </w:r>
       <w:proofErr w:type="spellStart"/>
@@ -33194,7 +32327,7 @@
           <w:rFonts w:ascii="Calibri Light" w:eastAsia="Calibri Light" w:hAnsi="Calibri Light" w:cs="Calibri Light"/>
         </w:rPr>
       </w:pPr>
-      <w:bookmarkStart w:id="63" w:name="_Toc196425274"/>
+      <w:bookmarkStart w:id="61" w:name="_Toc203475839"/>
       <w:proofErr w:type="spellStart"/>
       <w:r>
         <w:rPr>
@@ -33202,7 +32335,7 @@
         </w:rPr>
         <w:t>jalop-jaljournald</w:t>
       </w:r>
-      <w:bookmarkEnd w:id="63"/>
+      <w:bookmarkEnd w:id="61"/>
       <w:proofErr w:type="spellEnd"/>
     </w:p>
     <w:p>
@@ -33260,7 +32393,7 @@
           <w:color w:val="1F4D78"/>
         </w:rPr>
       </w:pPr>
-      <w:bookmarkStart w:id="64" w:name="_Toc196425275"/>
+      <w:bookmarkStart w:id="62" w:name="_Toc203475840"/>
       <w:r>
         <w:rPr>
           <w:rFonts w:ascii="Calibri Light" w:eastAsia="Calibri Light" w:hAnsi="Calibri Light" w:cs="Calibri Light"/>
@@ -33268,7 +32401,7 @@
         </w:rPr>
         <w:t>Build &amp; Install</w:t>
       </w:r>
-      <w:bookmarkEnd w:id="64"/>
+      <w:bookmarkEnd w:id="62"/>
     </w:p>
     <w:p>
       <w:pPr>
@@ -33705,7 +32838,7 @@
           <w:color w:val="1F4D78"/>
         </w:rPr>
       </w:pPr>
-      <w:bookmarkStart w:id="65" w:name="_Toc196425276"/>
+      <w:bookmarkStart w:id="63" w:name="_Toc203475841"/>
       <w:r>
         <w:rPr>
           <w:rFonts w:ascii="Calibri Light" w:eastAsia="Calibri Light" w:hAnsi="Calibri Light" w:cs="Calibri Light"/>
@@ -33721,7 +32854,7 @@
         </w:rPr>
         <w:t>jaljournald</w:t>
       </w:r>
-      <w:bookmarkEnd w:id="65"/>
+      <w:bookmarkEnd w:id="63"/>
       <w:proofErr w:type="spellEnd"/>
     </w:p>
     <w:p>
@@ -34034,7 +33167,6 @@
           <w:rFonts w:ascii="Courier New" w:eastAsia="Courier New" w:hAnsi="Courier New" w:cs="Courier New"/>
           <w:color w:val="000000" w:themeColor="text1"/>
         </w:rPr>
-        <w:lastRenderedPageBreak/>
         <w:t xml:space="preserve"># </w:t>
       </w:r>
       <w:proofErr w:type="gramStart"/>
@@ -34120,23 +33252,7 @@
           <w:rFonts w:ascii="Courier New" w:eastAsia="Courier New" w:hAnsi="Courier New" w:cs="Courier New"/>
           <w:color w:val="000000" w:themeColor="text1"/>
         </w:rPr>
-        <w:t xml:space="preserve">-local-store will be </w:t>
-      </w:r>
-      <w:proofErr w:type="gramStart"/>
-      <w:r>
-        <w:rPr>
-          <w:rFonts w:ascii="Courier New" w:eastAsia="Courier New" w:hAnsi="Courier New" w:cs="Courier New"/>
-          <w:color w:val="000000" w:themeColor="text1"/>
-        </w:rPr>
-        <w:t>listening</w:t>
-      </w:r>
-      <w:proofErr w:type="gramEnd"/>
-      <w:r>
-        <w:rPr>
-          <w:rFonts w:ascii="Courier New" w:eastAsia="Courier New" w:hAnsi="Courier New" w:cs="Courier New"/>
-          <w:color w:val="000000" w:themeColor="text1"/>
-        </w:rPr>
-        <w:t>.</w:t>
+        <w:t>-local-store will be listening.</w:t>
       </w:r>
     </w:p>
     <w:p>
@@ -34696,12 +33812,13 @@
           <w:color w:val="1F4D78"/>
         </w:rPr>
       </w:pPr>
-      <w:bookmarkStart w:id="66" w:name="_Toc196425277"/>
+      <w:bookmarkStart w:id="64" w:name="_Toc203475842"/>
       <w:r>
         <w:rPr>
           <w:rFonts w:ascii="Calibri Light" w:eastAsia="Calibri Light" w:hAnsi="Calibri Light" w:cs="Calibri Light"/>
           <w:color w:val="1F4D78"/>
         </w:rPr>
+        <w:lastRenderedPageBreak/>
         <w:t xml:space="preserve">Run </w:t>
       </w:r>
       <w:proofErr w:type="spellStart"/>
@@ -34712,7 +33829,7 @@
         </w:rPr>
         <w:t>jaljournald</w:t>
       </w:r>
-      <w:bookmarkEnd w:id="66"/>
+      <w:bookmarkEnd w:id="64"/>
       <w:proofErr w:type="spellEnd"/>
     </w:p>
     <w:p>
@@ -37439,7 +36556,6 @@
   <w:style w:type="character" w:default="1" w:styleId="DefaultParagraphFont">
     <w:name w:val="Default Paragraph Font"/>
     <w:uiPriority w:val="1"/>
-    <w:semiHidden/>
     <w:unhideWhenUsed/>
   </w:style>
   <w:style w:type="table" w:default="1" w:styleId="TableNormal">
@@ -38389,7 +37505,12 @@
 </file>
 
 <file path=customXml/item2.xml><?xml version="1.0" encoding="utf-8"?>
-<b:Sources xmlns:b="http://schemas.openxmlformats.org/officeDocument/2006/bibliography" xmlns="http://schemas.openxmlformats.org/officeDocument/2006/bibliography" SelectedStyle="\APASixthEditionOfficeOnline.xsl" StyleName="APA" Version="6"/>
+<?mso-contentType ?>
+<FormTemplates xmlns="http://schemas.microsoft.com/sharepoint/v3/contenttype/forms">
+  <Display>DocumentLibraryForm</Display>
+  <Edit>DocumentLibraryForm</Edit>
+  <New>DocumentLibraryForm</New>
+</FormTemplates>
 </file>
 
 <file path=customXml/item3.xml><?xml version="1.0" encoding="utf-8"?>
@@ -38408,12 +37529,7 @@
 </file>
 
 <file path=customXml/item4.xml><?xml version="1.0" encoding="utf-8"?>
-<?mso-contentType ?>
-<FormTemplates xmlns="http://schemas.microsoft.com/sharepoint/v3/contenttype/forms">
-  <Display>DocumentLibraryForm</Display>
-  <Edit>DocumentLibraryForm</Edit>
-  <New>DocumentLibraryForm</New>
-</FormTemplates>
+<b:Sources xmlns:b="http://schemas.openxmlformats.org/officeDocument/2006/bibliography" xmlns="http://schemas.openxmlformats.org/officeDocument/2006/bibliography" SelectedStyle="\APASixthEditionOfficeOnline.xsl" StyleName="APA" Version="6"/>
 </file>
 
 <file path=customXml/itemProps1.xml><?xml version="1.0" encoding="utf-8"?>
@@ -38438,9 +37554,9 @@
 </file>
 
 <file path=customXml/itemProps2.xml><?xml version="1.0" encoding="utf-8"?>
-<ds:datastoreItem xmlns:ds="http://schemas.openxmlformats.org/officeDocument/2006/customXml" ds:itemID="{4AAAF0D8-7496-43D0-B7FF-BF5C950D0762}">
+<ds:datastoreItem xmlns:ds="http://schemas.openxmlformats.org/officeDocument/2006/customXml" ds:itemID="{0B92A495-E9AB-456C-B2DD-6DF28BBDDF00}">
   <ds:schemaRefs>
-    <ds:schemaRef ds:uri="http://schemas.openxmlformats.org/officeDocument/2006/bibliography"/>
+    <ds:schemaRef ds:uri="http://schemas.microsoft.com/sharepoint/v3/contenttype/forms"/>
   </ds:schemaRefs>
 </ds:datastoreItem>
 </file>
@@ -38448,26 +37564,26 @@
 <file path=customXml/itemProps3.xml><?xml version="1.0" encoding="utf-8"?>
 <ds:datastoreItem xmlns:ds="http://schemas.openxmlformats.org/officeDocument/2006/customXml" ds:itemID="{42F357A4-9C1C-440D-9948-697713DCAC73}">
   <ds:schemaRefs>
+    <ds:schemaRef ds:uri="http://schemas.microsoft.com/sharepoint/v4"/>
+    <ds:schemaRef ds:uri="b67d2e57-30e9-4b15-b202-350a3e1eeab4"/>
+    <ds:schemaRef ds:uri="http://purl.org/dc/dcmitype/"/>
+    <ds:schemaRef ds:uri="http://schemas.microsoft.com/office/2006/documentManagement/types"/>
     <ds:schemaRef ds:uri="http://purl.org/dc/terms/"/>
-    <ds:schemaRef ds:uri="http://purl.org/dc/dcmitype/"/>
-    <ds:schemaRef ds:uri="eb269b35-c1a9-43ee-8e8b-98afd10c193a"/>
+    <ds:schemaRef ds:uri="http://purl.org/dc/elements/1.1/"/>
+    <ds:schemaRef ds:uri="http://schemas.microsoft.com/office/2006/metadata/properties"/>
+    <ds:schemaRef ds:uri="http://www.w3.org/XML/1998/namespace"/>
     <ds:schemaRef ds:uri="http://schemas.openxmlformats.org/package/2006/metadata/core-properties"/>
-    <ds:schemaRef ds:uri="http://schemas.microsoft.com/office/2006/metadata/properties"/>
-    <ds:schemaRef ds:uri="http://schemas.microsoft.com/office/2006/documentManagement/types"/>
     <ds:schemaRef ds:uri="d38a97ae-2f3e-4e4b-a26c-0cf1e76d955b"/>
     <ds:schemaRef ds:uri="http://schemas.microsoft.com/office/infopath/2007/PartnerControls"/>
-    <ds:schemaRef ds:uri="b67d2e57-30e9-4b15-b202-350a3e1eeab4"/>
-    <ds:schemaRef ds:uri="http://schemas.microsoft.com/sharepoint/v4"/>
-    <ds:schemaRef ds:uri="http://www.w3.org/XML/1998/namespace"/>
-    <ds:schemaRef ds:uri="http://purl.org/dc/elements/1.1/"/>
+    <ds:schemaRef ds:uri="eb269b35-c1a9-43ee-8e8b-98afd10c193a"/>
   </ds:schemaRefs>
 </ds:datastoreItem>
 </file>
 
 <file path=customXml/itemProps4.xml><?xml version="1.0" encoding="utf-8"?>
-<ds:datastoreItem xmlns:ds="http://schemas.openxmlformats.org/officeDocument/2006/customXml" ds:itemID="{0B92A495-E9AB-456C-B2DD-6DF28BBDDF00}">
+<ds:datastoreItem xmlns:ds="http://schemas.openxmlformats.org/officeDocument/2006/customXml" ds:itemID="{4AAAF0D8-7496-43D0-B7FF-BF5C950D0762}">
   <ds:schemaRefs>
-    <ds:schemaRef ds:uri="http://schemas.microsoft.com/sharepoint/v3/contenttype/forms"/>
+    <ds:schemaRef ds:uri="http://schemas.openxmlformats.org/officeDocument/2006/bibliography"/>
   </ds:schemaRefs>
 </ds:datastoreItem>
 </file>